--- a/matriz-viral/entregables/Matriz-Contenido-Septiembre-2026-DMA.docx
+++ b/matriz-viral/entregables/Matriz-Contenido-Septiembre-2026-DMA.docx
@@ -67,7 +67,7 @@
           <w:sz w:val="21"/>
           <w:szCs w:val="21"/>
         </w:rPr>
-        <w:t xml:space="preserve">Todo está construido sobre datos reales: la matriz viral de la cuenta (151 piezas analizadas, al 2026-08-16) y el rendimiento real de las campañas.</w:t>
+        <w:t xml:space="preserve">Todo está construido sobre datos reales: la matriz viral de la cuenta (152 piezas analizadas, al 2026-08-19) y el rendimiento real de las campañas.</w:t>
       </w:r>
     </w:p>
     <w:p>
@@ -567,7 +567,7 @@
           <w:sz w:val="21"/>
           <w:szCs w:val="21"/>
         </w:rPr>
-        <w:t xml:space="preserve">Cuenta publicitaria, ventana 2026-07-17 → 2026-08-15: $959.34 invertidos · 1231 leads · CPL promedio $0.78.</w:t>
+        <w:t xml:space="preserve">Cuenta publicitaria, ventana 2026-07-20 → 2026-08-18: $1067.56 invertidos · 1361 leads · CPL promedio $0.78.</w:t>
       </w:r>
     </w:p>
     <w:tbl>
@@ -709,7 +709,7 @@
                 <w:sz w:val="18"/>
                 <w:szCs w:val="18"/>
               </w:rPr>
-              <w:t xml:space="preserve">$475.43</w:t>
+              <w:t xml:space="preserve">$507.46</w:t>
             </w:r>
           </w:p>
         </w:tc>
@@ -723,7 +723,7 @@
                 <w:sz w:val="18"/>
                 <w:szCs w:val="18"/>
               </w:rPr>
-              <w:t xml:space="preserve">783</w:t>
+              <w:t xml:space="preserve">785</w:t>
             </w:r>
           </w:p>
         </w:tc>
@@ -751,7 +751,7 @@
                 <w:sz w:val="18"/>
                 <w:szCs w:val="18"/>
               </w:rPr>
-              <w:t xml:space="preserve">$0.61</w:t>
+              <w:t xml:space="preserve">$0.65</w:t>
             </w:r>
           </w:p>
         </w:tc>
@@ -781,7 +781,7 @@
                 <w:sz w:val="18"/>
                 <w:szCs w:val="18"/>
               </w:rPr>
-              <w:t xml:space="preserve">$267.39</w:t>
+              <w:t xml:space="preserve">$272.43</w:t>
             </w:r>
           </w:p>
         </w:tc>
@@ -795,7 +795,7 @@
                 <w:sz w:val="18"/>
                 <w:szCs w:val="18"/>
               </w:rPr>
-              <w:t xml:space="preserve">226</w:t>
+              <w:t xml:space="preserve">209</w:t>
             </w:r>
           </w:p>
         </w:tc>
@@ -823,7 +823,7 @@
                 <w:sz w:val="18"/>
                 <w:szCs w:val="18"/>
               </w:rPr>
-              <w:t xml:space="preserve">$1.18</w:t>
+              <w:t xml:space="preserve">$1.30</w:t>
             </w:r>
           </w:p>
         </w:tc>
@@ -839,6 +839,78 @@
                 <w:sz w:val="18"/>
                 <w:szCs w:val="18"/>
               </w:rPr>
+              <w:t xml:space="preserve">🟡 [AGOSTO] ESPE.1 ACERO - FORM (geo-split)</w:t>
+            </w:r>
+          </w:p>
+        </w:tc>
+        <w:tc>
+          <w:tcPr>
+            <w:tcW w:type="dxa" w:w="1300"/>
+          </w:tcPr>
+          <w:p>
+            <w:r>
+              <w:rPr>
+                <w:sz w:val="18"/>
+                <w:szCs w:val="18"/>
+              </w:rPr>
+              <w:t xml:space="preserve">$128.08</w:t>
+            </w:r>
+          </w:p>
+        </w:tc>
+        <w:tc>
+          <w:tcPr>
+            <w:tcW w:type="dxa" w:w="1100"/>
+          </w:tcPr>
+          <w:p>
+            <w:r>
+              <w:rPr>
+                <w:sz w:val="18"/>
+                <w:szCs w:val="18"/>
+              </w:rPr>
+              <w:t xml:space="preserve">254</w:t>
+            </w:r>
+          </w:p>
+        </w:tc>
+        <w:tc>
+          <w:tcPr>
+            <w:tcW w:type="dxa" w:w="1600"/>
+          </w:tcPr>
+          <w:p>
+            <w:r>
+              <w:rPr>
+                <w:sz w:val="18"/>
+                <w:szCs w:val="18"/>
+              </w:rPr>
+              <w:t xml:space="preserve">Formulario</w:t>
+            </w:r>
+          </w:p>
+        </w:tc>
+        <w:tc>
+          <w:tcPr>
+            <w:tcW w:type="dxa" w:w="1000"/>
+          </w:tcPr>
+          <w:p>
+            <w:r>
+              <w:rPr>
+                <w:sz w:val="18"/>
+                <w:szCs w:val="18"/>
+              </w:rPr>
+              <w:t xml:space="preserve">$0.50</w:t>
+            </w:r>
+          </w:p>
+        </w:tc>
+      </w:tr>
+      <w:tr>
+        <w:tc>
+          <w:tcPr>
+            <w:tcW w:type="dxa" w:w="4200"/>
+          </w:tcPr>
+          <w:p>
+            <w:r>
+              <w:rPr>
+                <w:sz w:val="18"/>
+                <w:szCs w:val="18"/>
+              </w:rPr>
               <w:t xml:space="preserve">🟢[12MAYO] TRÁFICO AL PERFIL - IG</w:t>
             </w:r>
           </w:p>
@@ -853,7 +925,7 @@
                 <w:sz w:val="18"/>
                 <w:szCs w:val="18"/>
               </w:rPr>
-              <w:t xml:space="preserve">$81.52</w:t>
+              <w:t xml:space="preserve">$80.80</w:t>
             </w:r>
           </w:p>
         </w:tc>
@@ -925,7 +997,7 @@
                 <w:sz w:val="18"/>
                 <w:szCs w:val="18"/>
               </w:rPr>
-              <w:t xml:space="preserve">$72.85</w:t>
+              <w:t xml:space="preserve">$78.79</w:t>
             </w:r>
           </w:p>
         </w:tc>
@@ -939,7 +1011,7 @@
                 <w:sz w:val="18"/>
                 <w:szCs w:val="18"/>
               </w:rPr>
-              <w:t xml:space="preserve">128</w:t>
+              <w:t xml:space="preserve">113</w:t>
             </w:r>
           </w:p>
         </w:tc>
@@ -967,79 +1039,7 @@
                 <w:sz w:val="18"/>
                 <w:szCs w:val="18"/>
               </w:rPr>
-              <w:t xml:space="preserve">$0.57</w:t>
-            </w:r>
-          </w:p>
-        </w:tc>
-      </w:tr>
-      <w:tr>
-        <w:tc>
-          <w:tcPr>
-            <w:tcW w:type="dxa" w:w="4200"/>
-          </w:tcPr>
-          <w:p>
-            <w:r>
-              <w:rPr>
-                <w:sz w:val="18"/>
-                <w:szCs w:val="18"/>
-              </w:rPr>
-              <w:t xml:space="preserve">🟡 [AGOSTO] ESPE.1 ACERO - FORM (geo-split)</w:t>
-            </w:r>
-          </w:p>
-        </w:tc>
-        <w:tc>
-          <w:tcPr>
-            <w:tcW w:type="dxa" w:w="1300"/>
-          </w:tcPr>
-          <w:p>
-            <w:r>
-              <w:rPr>
-                <w:sz w:val="18"/>
-                <w:szCs w:val="18"/>
-              </w:rPr>
-              <w:t xml:space="preserve">$62.15</w:t>
-            </w:r>
-          </w:p>
-        </w:tc>
-        <w:tc>
-          <w:tcPr>
-            <w:tcW w:type="dxa" w:w="1100"/>
-          </w:tcPr>
-          <w:p>
-            <w:r>
-              <w:rPr>
-                <w:sz w:val="18"/>
-                <w:szCs w:val="18"/>
-              </w:rPr>
-              <w:t xml:space="preserve">93</w:t>
-            </w:r>
-          </w:p>
-        </w:tc>
-        <w:tc>
-          <w:tcPr>
-            <w:tcW w:type="dxa" w:w="1600"/>
-          </w:tcPr>
-          <w:p>
-            <w:r>
-              <w:rPr>
-                <w:sz w:val="18"/>
-                <w:szCs w:val="18"/>
-              </w:rPr>
-              <w:t xml:space="preserve">Formulario</w:t>
-            </w:r>
-          </w:p>
-        </w:tc>
-        <w:tc>
-          <w:tcPr>
-            <w:tcW w:type="dxa" w:w="1000"/>
-          </w:tcPr>
-          <w:p>
-            <w:r>
-              <w:rPr>
-                <w:sz w:val="18"/>
-                <w:szCs w:val="18"/>
-              </w:rPr>
-              <w:t xml:space="preserve">$0.67</w:t>
+              <w:t xml:space="preserve">$0.70</w:t>
             </w:r>
           </w:p>
         </w:tc>
@@ -1061,7 +1061,7 @@
           <w:sz w:val="20"/>
           <w:szCs w:val="20"/>
         </w:rPr>
-        <w:t xml:space="preserve">⚠️ 1 campaña(s) gastaron $81.52 sin un solo lead: 🟢[12MAYO] TRÁFICO AL PERFIL - IG. Un CTR alto sin conversión no es una buena campaña.</w:t>
+        <w:t xml:space="preserve">⚠️ 1 campaña(s) gastaron $80.80 sin un solo lead: 🟢[12MAYO] TRÁFICO AL PERFIL - IG. Un CTR alto sin conversión no es una buena campaña.</w:t>
       </w:r>
     </w:p>
     <w:p>
@@ -1080,7 +1080,7 @@
           <w:sz w:val="20"/>
           <w:szCs w:val="20"/>
         </w:rPr>
-        <w:t xml:space="preserve">2 campaña(s) sin gasto en la ventana: están pausadas o sin entregar. No se listan.</w:t>
+        <w:t xml:space="preserve">1 campaña(s) sin gasto en la ventana: están pausadas o sin entregar. No se listan.</w:t>
       </w:r>
     </w:p>
     <w:p>
@@ -1107,7 +1107,7 @@
           <w:sz w:val="21"/>
           <w:szCs w:val="21"/>
         </w:rPr>
-        <w:t xml:space="preserve">Cobrado en el periodo: $10.767,91. Por cada dólar de pauta volvieron $11.22.</w:t>
+        <w:t xml:space="preserve">Cobrado en el periodo: $10.987,91. Por cada dólar de pauta volvieron $10.29.</w:t>
       </w:r>
     </w:p>
     <w:p>
@@ -1157,7 +1157,7 @@
           <w:sz w:val="21"/>
           <w:szCs w:val="21"/>
         </w:rPr>
-        <w:t xml:space="preserve">151 piezas analizadas · 13.210.187 vistas · mediana 5246 · refrescado el 2026-08-16.</w:t>
+        <w:t xml:space="preserve">152 piezas analizadas · 13.215.621 vistas · mediana 5246 · refrescado el 2026-08-19.</w:t>
       </w:r>
     </w:p>
     <w:tbl>
@@ -1280,7 +1280,7 @@
                 <w:sz w:val="18"/>
                 <w:szCs w:val="18"/>
               </w:rPr>
-              <w:t xml:space="preserve">78</w:t>
+              <w:t xml:space="preserve">83</w:t>
             </w:r>
           </w:p>
         </w:tc>
@@ -1294,7 +1294,7 @@
                 <w:sz w:val="18"/>
                 <w:szCs w:val="18"/>
               </w:rPr>
-              <w:t xml:space="preserve">52%</w:t>
+              <w:t xml:space="preserve">55%</w:t>
             </w:r>
           </w:p>
         </w:tc>
@@ -1308,7 +1308,7 @@
                 <w:sz w:val="18"/>
                 <w:szCs w:val="18"/>
               </w:rPr>
-              <w:t xml:space="preserve">98.1%</w:t>
+              <w:t xml:space="preserve">98.3%</w:t>
             </w:r>
           </w:p>
         </w:tc>
@@ -1338,7 +1338,7 @@
                 <w:sz w:val="18"/>
                 <w:szCs w:val="18"/>
               </w:rPr>
-              <w:t xml:space="preserve">29</w:t>
+              <w:t xml:space="preserve">34</w:t>
             </w:r>
           </w:p>
         </w:tc>
@@ -1352,7 +1352,7 @@
                 <w:sz w:val="18"/>
                 <w:szCs w:val="18"/>
               </w:rPr>
-              <w:t xml:space="preserve">19%</w:t>
+              <w:t xml:space="preserve">22%</w:t>
             </w:r>
           </w:p>
         </w:tc>
@@ -1366,7 +1366,7 @@
                 <w:sz w:val="18"/>
                 <w:szCs w:val="18"/>
               </w:rPr>
-              <w:t xml:space="preserve">0.7%</w:t>
+              <w:t xml:space="preserve">0.8%</w:t>
             </w:r>
           </w:p>
         </w:tc>
@@ -1396,7 +1396,7 @@
                 <w:sz w:val="18"/>
                 <w:szCs w:val="18"/>
               </w:rPr>
-              <w:t xml:space="preserve">21</w:t>
+              <w:t xml:space="preserve">22</w:t>
             </w:r>
           </w:p>
         </w:tc>
@@ -1440,7 +1440,7 @@
                 <w:sz w:val="18"/>
                 <w:szCs w:val="18"/>
               </w:rPr>
-              <w:t xml:space="preserve">sin clasificar</w:t>
+              <w:t xml:space="preserve">PROMO</w:t>
             </w:r>
           </w:p>
         </w:tc>
@@ -1454,7 +1454,7 @@
                 <w:sz w:val="18"/>
                 <w:szCs w:val="18"/>
               </w:rPr>
-              <w:t xml:space="preserve">14</w:t>
+              <w:t xml:space="preserve">9</w:t>
             </w:r>
           </w:p>
         </w:tc>
@@ -1468,7 +1468,7 @@
                 <w:sz w:val="18"/>
                 <w:szCs w:val="18"/>
               </w:rPr>
-              <w:t xml:space="preserve">9%</w:t>
+              <w:t xml:space="preserve">6%</w:t>
             </w:r>
           </w:p>
         </w:tc>
@@ -1482,7 +1482,7 @@
                 <w:sz w:val="18"/>
                 <w:szCs w:val="18"/>
               </w:rPr>
-              <w:t xml:space="preserve">0.4%</w:t>
+              <w:t xml:space="preserve">0.2%</w:t>
             </w:r>
           </w:p>
         </w:tc>
@@ -1498,7 +1498,7 @@
                 <w:sz w:val="18"/>
                 <w:szCs w:val="18"/>
               </w:rPr>
-              <w:t xml:space="preserve">PROMO</w:t>
+              <w:t xml:space="preserve">COMUNIDAD</w:t>
             </w:r>
           </w:p>
         </w:tc>
@@ -1512,7 +1512,7 @@
                 <w:sz w:val="18"/>
                 <w:szCs w:val="18"/>
               </w:rPr>
-              <w:t xml:space="preserve">7</w:t>
+              <w:t xml:space="preserve">4</w:t>
             </w:r>
           </w:p>
         </w:tc>
@@ -1526,65 +1526,7 @@
                 <w:sz w:val="18"/>
                 <w:szCs w:val="18"/>
               </w:rPr>
-              <w:t xml:space="preserve">5%</w:t>
-            </w:r>
-          </w:p>
-        </w:tc>
-        <w:tc>
-          <w:tcPr>
-            <w:tcW w:type="dxa" w:w="2500"/>
-          </w:tcPr>
-          <w:p>
-            <w:r>
-              <w:rPr>
-                <w:sz w:val="18"/>
-                <w:szCs w:val="18"/>
-              </w:rPr>
-              <w:t xml:space="preserve">0.2%</w:t>
-            </w:r>
-          </w:p>
-        </w:tc>
-      </w:tr>
-      <w:tr>
-        <w:tc>
-          <w:tcPr>
-            <w:tcW w:type="dxa" w:w="3600"/>
-          </w:tcPr>
-          <w:p>
-            <w:r>
-              <w:rPr>
-                <w:sz w:val="18"/>
-                <w:szCs w:val="18"/>
-              </w:rPr>
-              <w:t xml:space="preserve">COMUNIDAD</w:t>
-            </w:r>
-          </w:p>
-        </w:tc>
-        <w:tc>
-          <w:tcPr>
-            <w:tcW w:type="dxa" w:w="1300"/>
-          </w:tcPr>
-          <w:p>
-            <w:r>
-              <w:rPr>
-                <w:sz w:val="18"/>
-                <w:szCs w:val="18"/>
-              </w:rPr>
-              <w:t xml:space="preserve">2</w:t>
-            </w:r>
-          </w:p>
-        </w:tc>
-        <w:tc>
-          <w:tcPr>
-            <w:tcW w:type="dxa" w:w="1800"/>
-          </w:tcPr>
-          <w:p>
-            <w:r>
-              <w:rPr>
-                <w:sz w:val="18"/>
-                <w:szCs w:val="18"/>
-              </w:rPr>
-              <w:t xml:space="preserve">1%</w:t>
+              <w:t xml:space="preserve">3%</w:t>
             </w:r>
           </w:p>
         </w:tc>
@@ -1620,7 +1562,7 @@
           <w:sz w:val="20"/>
           <w:szCs w:val="20"/>
         </w:rPr>
-        <w:t xml:space="preserve">OBRA se lleva el 98.1% del alcance con el 52% de las piezas — y trae publico que mira pero no compra. El formato viral funciona; el tema es el que hay que mover al nucleo BIM+IA.</w:t>
+        <w:t xml:space="preserve">OBRA se lleva el 98.3% del alcance con el 55% de las piezas — y trae publico que mira pero no compra. El formato viral funciona; el tema es el que hay que mover al nucleo BIM+IA.</w:t>
       </w:r>
     </w:p>
     <w:p>
@@ -2102,25 +2044,6 @@
         </w:tc>
       </w:tr>
     </w:tbl>
-    <w:p>
-      <w:pPr>
-        <w:pBdr>
-          <w:left w:val="single" w:color="C96A1C" w:sz="18" w:space="8"/>
-        </w:pBdr>
-        <w:shd w:fill="F4F7FA" w:val="clear"/>
-        <w:spacing w:after="100"/>
-      </w:pPr>
-      <w:r>
-        <w:rPr>
-          <w:i/>
-          <w:iCs/>
-          <w:color w:val="5A6B7B"/>
-          <w:sz w:val="20"/>
-          <w:szCs w:val="20"/>
-        </w:rPr>
-        <w:t xml:space="preserve">14 pieza(s) estan sin clasificar por eje. Hasta que se les ponga, no cuentan en el diagnostico de arriba.</w:t>
-      </w:r>
-    </w:p>
     <w:p>
       <w:r>
         <w:br w:type="page"/>
@@ -5745,7 +5668,7 @@
           <w:sz w:val="20"/>
           <w:szCs w:val="20"/>
         </w:rPr>
-        <w:t xml:space="preserve">La pieza mas comentada de agosto (27 comentarios). Se repite el angulo, no el texto.</w:t>
+        <w:t xml:space="preserve">La pieza mas comentada de agosto (43 comentarios). Se repite el angulo, no el texto.</w:t>
       </w:r>
     </w:p>
     <w:p>

--- a/matriz-viral/entregables/Matriz-Contenido-Septiembre-2026-DMA.docx
+++ b/matriz-viral/entregables/Matriz-Contenido-Septiembre-2026-DMA.docx
@@ -417,7 +417,7 @@
                 <w:sz w:val="18"/>
                 <w:szCs w:val="18"/>
               </w:rPr>
-              <w:t xml:space="preserve">Confirmar si el reel grabado #5 (ChatGPT + Revit) es el mismo «Valor 6» ya editado</w:t>
+              <w:t xml:space="preserve">Confirmar la palabra clave del reel Valor 6 (¿GUIA?) y montar su disparador</w:t>
             </w:r>
           </w:p>
         </w:tc>
@@ -431,7 +431,7 @@
                 <w:sz w:val="18"/>
                 <w:szCs w:val="18"/>
               </w:rPr>
-              <w:t xml:space="preserve">evita publicar el mismo video dos veces (Mi 9 y Mar 15)</w:t>
+              <w:t xml:space="preserve">Reel del Mi 9</w:t>
             </w:r>
           </w:p>
         </w:tc>
@@ -475,7 +475,7 @@
                 <w:sz w:val="18"/>
                 <w:szCs w:val="18"/>
               </w:rPr>
-              <w:t xml:space="preserve">Confirmar la palabra clave del reel Valor 6 (¿GUIA?) y montar su disparador</w:t>
+              <w:t xml:space="preserve">Crear lead magnet: Guia «Revit + ChatGPT: resuelve errores con IA»</w:t>
             </w:r>
           </w:p>
         </w:tc>
@@ -489,65 +489,7 @@
                 <w:sz w:val="18"/>
                 <w:szCs w:val="18"/>
               </w:rPr>
-              <w:t xml:space="preserve">Reel del Mi 9</w:t>
-            </w:r>
-          </w:p>
-        </w:tc>
-        <w:tc>
-          <w:tcPr>
-            <w:tcW w:type="dxa" w:w="2200"/>
-          </w:tcPr>
-          <w:p>
-            <w:r>
-              <w:rPr>
-                <w:sz w:val="18"/>
-                <w:szCs w:val="18"/>
-              </w:rPr>
-              <w:t xml:space="preserve">antes del 9-sep</w:t>
-            </w:r>
-          </w:p>
-        </w:tc>
-      </w:tr>
-      <w:tr>
-        <w:tc>
-          <w:tcPr>
-            <w:tcW w:type="dxa" w:w="500"/>
-          </w:tcPr>
-          <w:p>
-            <w:r>
-              <w:rPr>
-                <w:sz w:val="18"/>
-                <w:szCs w:val="18"/>
-              </w:rPr>
-              <w:t xml:space="preserve">☐</w:t>
-            </w:r>
-          </w:p>
-        </w:tc>
-        <w:tc>
-          <w:tcPr>
-            <w:tcW w:type="dxa" w:w="4600"/>
-          </w:tcPr>
-          <w:p>
-            <w:r>
-              <w:rPr>
-                <w:sz w:val="18"/>
-                <w:szCs w:val="18"/>
-              </w:rPr>
-              <w:t xml:space="preserve">Crear lead magnet: Guia «Revit + ChatGPT: resuelve errores con IA»</w:t>
-            </w:r>
-          </w:p>
-        </w:tc>
-        <w:tc>
-          <w:tcPr>
-            <w:tcW w:type="dxa" w:w="3800"/>
-          </w:tcPr>
-          <w:p>
-            <w:r>
-              <w:rPr>
-                <w:sz w:val="18"/>
-                <w:szCs w:val="18"/>
-              </w:rPr>
-              <w:t xml:space="preserve">CTA GUIA de los reels de IA (Mi 9, Mar 15, Mar 22)</w:t>
+              <w:t xml:space="preserve">CTA GUIA de los reels de IA (Mi 9 y Mar 22)</w:t>
             </w:r>
           </w:p>
         </w:tc>
@@ -844,7 +786,7 @@
           <w:sz w:val="21"/>
           <w:szCs w:val="21"/>
         </w:rPr>
-        <w:t xml:space="preserve">FEED PRINCIPAL: 40% reels · 40% carruseles · 20% post plano. Se publica lunes, miercoles y viernes; los 6 reels ya grabados entran ADICIONALES los martes y sabados intermedios.</w:t>
+        <w:t xml:space="preserve">FEED PRINCIPAL: 40% reels · 40% carruseles · 20% post plano. Se publica lunes, miercoles y viernes; los 5 reels ya grabados entran ADICIONALES los martes y sabados intermedios (el sexto, «Valor 6», ya esta editado y es la pieza base del Mie 9).</w:t>
       </w:r>
     </w:p>
     <w:p>
@@ -6771,7 +6713,7 @@
           <w:sz w:val="21"/>
           <w:szCs w:val="21"/>
         </w:rPr>
-        <w:t xml:space="preserve">El mismo contenido adaptado a cada red del grupo (YouTube Shorts SOLO recibe los reels). Publicacion lunes, miercoles y viernes; los 6 reels ya grabados entran ADICIONALES los martes y sabados. Mezcla del mes: 40% reels · 40% carruseles · 20% post plano (en las 12 piezas base: 5R/5C/2P).</w:t>
+        <w:t xml:space="preserve">El mismo contenido adaptado a cada red del grupo (YouTube Shorts SOLO recibe los reels). Publicacion lunes, miercoles y viernes; los 5 reels ya grabados restantes (el #5 es el «Valor 6» ya editado y sube el Mie 9 como pieza base) entran ADICIONALES los martes y sabados. Mezcla del mes: 40% reels · 40% carruseles · 20% post plano (en las 12 piezas base: 5R/5C/2P).</w:t>
       </w:r>
     </w:p>
     <w:p>
@@ -7311,64 +7253,6 @@
                 <w:sz w:val="18"/>
                 <w:szCs w:val="18"/>
               </w:rPr>
-              <w:t xml:space="preserve">Mar 15 ★</w:t>
-            </w:r>
-          </w:p>
-        </w:tc>
-        <w:tc>
-          <w:tcPr>
-            <w:tcW w:type="dxa" w:w="2300"/>
-          </w:tcPr>
-          <w:p>
-            <w:r>
-              <w:rPr>
-                <w:sz w:val="18"/>
-                <w:szCs w:val="18"/>
-              </w:rPr>
-              <w:t xml:space="preserve">REEL extra ya grabado (#5 ChatGPT+Revit)</w:t>
-            </w:r>
-          </w:p>
-        </w:tc>
-        <w:tc>
-          <w:tcPr>
-            <w:tcW w:type="dxa" w:w="1400"/>
-          </w:tcPr>
-          <w:p>
-            <w:r>
-              <w:rPr>
-                <w:sz w:val="18"/>
-                <w:szCs w:val="18"/>
-              </w:rPr>
-              <w:t xml:space="preserve">🎯 valor</w:t>
-            </w:r>
-          </w:p>
-        </w:tc>
-        <w:tc>
-          <w:tcPr>
-            <w:tcW w:type="dxa" w:w="6100"/>
-          </w:tcPr>
-          <w:p>
-            <w:r>
-              <w:rPr>
-                <w:sz w:val="18"/>
-                <w:szCs w:val="18"/>
-              </w:rPr>
-              <w:t xml:space="preserve">Integración de ChatGPT con Revit para asistencias rápidas</w:t>
-            </w:r>
-          </w:p>
-        </w:tc>
-      </w:tr>
-      <w:tr>
-        <w:tc>
-          <w:tcPr>
-            <w:tcW w:type="dxa" w:w="1600"/>
-          </w:tcPr>
-          <w:p>
-            <w:r>
-              <w:rPr>
-                <w:sz w:val="18"/>
-                <w:szCs w:val="18"/>
-              </w:rPr>
               <w:t xml:space="preserve">Mie 16</w:t>
             </w:r>
           </w:p>
@@ -9274,7 +9158,7 @@
           <w:sz w:val="18"/>
           <w:szCs w:val="18"/>
         </w:rPr>
-        <w:t xml:space="preserve">El video ya esta terminado con el pipeline nuevo. Solo falta confirmar la palabra clave del CTA</w:t>
+        <w:t xml:space="preserve">El video ya esta terminado con el pipeline nuevo (es el grabado #5 del equipo, confirmado por</w:t>
       </w:r>
     </w:p>
     <w:p>
@@ -9291,7 +9175,7 @@
           <w:sz w:val="18"/>
           <w:szCs w:val="18"/>
         </w:rPr>
-        <w:t xml:space="preserve">(¿GUIA?) y montar su disparador. Si el equipo confirma que el grabado #5 es este mismo video,</w:t>
+        <w:t xml:space="preserve">Dayana). Solo falta confirmar la palabra clave del CTA (¿GUIA?) y montar su disparador — y que</w:t>
       </w:r>
     </w:p>
     <w:p>
@@ -9308,7 +9192,7 @@
           <w:sz w:val="18"/>
           <w:szCs w:val="18"/>
         </w:rPr>
-        <w:t xml:space="preserve">el slot del Mar 15 se cubre con uno del banco.</w:t>
+        <w:t xml:space="preserve">la guia exista antes de publicar (ver lead magnets por crear).</w:t>
       </w:r>
     </w:p>
     <w:p>
@@ -11864,7 +11748,7 @@
         <w:pBdr>
           <w:bottom w:val="single" w:color="C96A1C" w:sz="12" w:space="6"/>
         </w:pBdr>
-        <w:spacing w:after="60" w:before="340"/>
+        <w:spacing w:after="60" w:before="300"/>
       </w:pPr>
       <w:r>
         <w:rPr>
@@ -11874,7 +11758,7 @@
           <w:sz w:val="24"/>
           <w:szCs w:val="24"/>
         </w:rPr>
-        <w:t xml:space="preserve">Mar 15 ★  ·  </w:t>
+        <w:t xml:space="preserve">Mie 16  ·  </w:t>
       </w:r>
       <w:r>
         <w:rPr>
@@ -11884,7 +11768,137 @@
           <w:sz w:val="24"/>
           <w:szCs w:val="24"/>
         </w:rPr>
-        <w:t xml:space="preserve">Integración de ChatGPT con Revit para asistencias rápidas</w:t>
+        <w:t xml:space="preserve">REEL · Sobredimensionada — parte 2 (grabar)</w:t>
+      </w:r>
+    </w:p>
+    <w:p>
+      <w:pPr>
+        <w:spacing w:after="80"/>
+        <w:rPr>
+          <w:color w:val="5A6B7B"/>
+          <w:sz w:val="19"/>
+          <w:szCs w:val="19"/>
+        </w:rPr>
+      </w:pPr>
+      <w:r>
+        <w:rPr>
+          <w:color w:val="5A6B7B"/>
+          <w:sz w:val="19"/>
+          <w:szCs w:val="19"/>
+        </w:rPr>
+        <w:t xml:space="preserve">Formato: REEL talking head + b-roll (30-40s)</w:t>
+      </w:r>
+    </w:p>
+    <w:p>
+      <w:pPr>
+        <w:spacing w:after="50" w:before="150"/>
+      </w:pPr>
+      <w:r>
+        <w:rPr>
+          <w:b/>
+          <w:bCs/>
+          <w:caps/>
+          <w:color w:val="5A6B7B"/>
+          <w:sz w:val="18"/>
+          <w:szCs w:val="18"/>
+        </w:rPr>
+        <w:t xml:space="preserve">La idea (desarrollo)</w:t>
+      </w:r>
+    </w:p>
+    <w:p>
+      <w:pPr>
+        <w:pBdr>
+          <w:left w:val="single" w:color="B9C6D3" w:sz="14" w:space="8"/>
+        </w:pBdr>
+        <w:shd w:fill="F7F9FB" w:val="clear"/>
+        <w:spacing w:after="0"/>
+      </w:pPr>
+      <w:r>
+        <w:rPr>
+          <w:rFonts w:ascii="Consolas" w:cs="Consolas" w:eastAsia="Consolas" w:hAnsi="Consolas"/>
+          <w:sz w:val="18"/>
+          <w:szCs w:val="18"/>
+        </w:rPr>
+        <w:t xml:space="preserve">Continuacion del post #1 de la historia de la cuenta (14.334 vistas / 107 comentarios). Hook:</w:t>
+      </w:r>
+    </w:p>
+    <w:p>
+      <w:pPr>
+        <w:pBdr>
+          <w:left w:val="single" w:color="B9C6D3" w:sz="14" w:space="8"/>
+        </w:pBdr>
+        <w:shd w:fill="F7F9FB" w:val="clear"/>
+        <w:spacing w:after="0"/>
+      </w:pPr>
+      <w:r>
+        <w:rPr>
+          <w:rFonts w:ascii="Consolas" w:cs="Consolas" w:eastAsia="Consolas" w:hAnsi="Consolas"/>
+          <w:sz w:val="18"/>
+          <w:szCs w:val="18"/>
+        </w:rPr>
+        <w:t xml:space="preserve">«Sobredimensionar no te hace mas seguro. Te hace mas caro.» Desarrollo: 3 señales de que una</w:t>
+      </w:r>
+    </w:p>
+    <w:p>
+      <w:pPr>
+        <w:pBdr>
+          <w:left w:val="single" w:color="B9C6D3" w:sz="14" w:space="8"/>
+        </w:pBdr>
+        <w:shd w:fill="F7F9FB" w:val="clear"/>
+        <w:spacing w:after="0"/>
+      </w:pPr>
+      <w:r>
+        <w:rPr>
+          <w:rFonts w:ascii="Consolas" w:cs="Consolas" w:eastAsia="Consolas" w:hAnsi="Consolas"/>
+          <w:sz w:val="18"/>
+          <w:szCs w:val="18"/>
+        </w:rPr>
+        <w:t xml:space="preserve">viga esta sobredimensionada (sin resolverlas del todo). Cierre: comenta ACERO y te paso las 5</w:t>
+      </w:r>
+    </w:p>
+    <w:p>
+      <w:pPr>
+        <w:pBdr>
+          <w:left w:val="single" w:color="B9C6D3" w:sz="14" w:space="8"/>
+        </w:pBdr>
+        <w:shd w:fill="F7F9FB" w:val="clear"/>
+        <w:spacing w:after="140"/>
+      </w:pPr>
+      <w:r>
+        <w:rPr>
+          <w:rFonts w:ascii="Consolas" w:cs="Consolas" w:eastAsia="Consolas" w:hAnsi="Consolas"/>
+          <w:sz w:val="18"/>
+          <w:szCs w:val="18"/>
+        </w:rPr>
+        <w:t xml:space="preserve">verificaciones. Grabar en la sesion del Lun 7-Mar 8.</w:t>
+      </w:r>
+    </w:p>
+    <w:p>
+      <w:pPr>
+        <w:pBdr>
+          <w:bottom w:val="single" w:color="C96A1C" w:sz="12" w:space="6"/>
+        </w:pBdr>
+        <w:spacing w:after="60" w:before="340"/>
+      </w:pPr>
+      <w:r>
+        <w:rPr>
+          <w:b/>
+          <w:bCs/>
+          <w:color w:val="C96A1C"/>
+          <w:sz w:val="24"/>
+          <w:szCs w:val="24"/>
+        </w:rPr>
+        <w:t xml:space="preserve">Vie 18  ·  </w:t>
+      </w:r>
+      <w:r>
+        <w:rPr>
+          <w:b/>
+          <w:bCs/>
+          <w:color w:val="0E2438"/>
+          <w:sz w:val="24"/>
+          <w:szCs w:val="24"/>
+        </w:rPr>
+        <w:t xml:space="preserve">Paquete Autodesk para coordinación BIM</w:t>
       </w:r>
     </w:p>
     <w:tbl>
@@ -11993,7 +12007,7 @@
                 <w:sz w:val="18"/>
                 <w:szCs w:val="18"/>
               </w:rPr>
-              <w:t xml:space="preserve">REEL extra ya grabado (#5 ChatGPT+Revit)</w:t>
+              <w:t xml:space="preserve">REEL (grabar o banco)</w:t>
             </w:r>
           </w:p>
         </w:tc>
@@ -12021,7 +12035,7 @@
                 <w:sz w:val="18"/>
                 <w:szCs w:val="18"/>
               </w:rPr>
-              <w:t xml:space="preserve">IA · Educativo</w:t>
+              <w:t xml:space="preserve">BIM · Venta</w:t>
             </w:r>
           </w:p>
         </w:tc>
@@ -12066,919 +12080,7 @@
           <w:sz w:val="20"/>
           <w:szCs w:val="20"/>
         </w:rPr>
-        <w:t xml:space="preserve">⚠ Si este video es el mismo «Valor 6» del Mi 9, aqui sube en su lugar uno del banco (ago-venta-paquete-autodesk).</w:t>
-      </w:r>
-    </w:p>
-    <w:p>
-      <w:pPr>
-        <w:spacing w:after="50" w:before="150"/>
-      </w:pPr>
-      <w:r>
-        <w:rPr>
-          <w:b/>
-          <w:bCs/>
-          <w:caps/>
-          <w:color w:val="5A6B7B"/>
-          <w:sz w:val="18"/>
-          <w:szCs w:val="18"/>
-        </w:rPr>
-        <w:t xml:space="preserve">Hook (los primeros 3 segundos / el primer slide)</w:t>
-      </w:r>
-    </w:p>
-    <w:p>
-      <w:pPr>
-        <w:pBdr>
-          <w:left w:val="single" w:color="C96A1C" w:sz="20" w:space="8"/>
-        </w:pBdr>
-        <w:shd w:fill="FDF1E4" w:val="clear"/>
-        <w:spacing w:after="140"/>
-      </w:pPr>
-      <w:r>
-        <w:rPr>
-          <w:b/>
-          <w:bCs/>
-          <w:color w:val="0E2438"/>
-          <w:sz w:val="21"/>
-          <w:szCs w:val="21"/>
-        </w:rPr>
-        <w:t xml:space="preserve">Le pegué un error de Revit a ChatGPT y me ahorró 2 horas de buscar en foros.</w:t>
-      </w:r>
-    </w:p>
-    <w:p>
-      <w:pPr>
-        <w:spacing w:after="50" w:before="150"/>
-      </w:pPr>
-      <w:r>
-        <w:rPr>
-          <w:b/>
-          <w:bCs/>
-          <w:caps/>
-          <w:color w:val="5A6B7B"/>
-          <w:sz w:val="18"/>
-          <w:szCs w:val="18"/>
-        </w:rPr>
-        <w:t xml:space="preserve">Guion del reel — segundo a segundo</w:t>
-      </w:r>
-    </w:p>
-    <w:tbl>
-      <w:tblPr>
-        <w:tblW w:type="dxa" w:w="10200"/>
-        <w:tblBorders>
-          <w:top w:val="single" w:color="auto" w:sz="4"/>
-          <w:left w:val="single" w:color="auto" w:sz="4"/>
-          <w:bottom w:val="single" w:color="auto" w:sz="4"/>
-          <w:right w:val="single" w:color="auto" w:sz="4"/>
-          <w:insideH w:val="single" w:color="auto" w:sz="4"/>
-          <w:insideV w:val="single" w:color="auto" w:sz="4"/>
-        </w:tblBorders>
-      </w:tblPr>
-      <w:tblGrid>
-        <w:gridCol w:w="1300"/>
-        <w:gridCol w:w="3100"/>
-        <w:gridCol w:w="5800"/>
-      </w:tblGrid>
-      <w:tr>
-        <w:trPr>
-          <w:tblHeader/>
-        </w:trPr>
-        <w:tc>
-          <w:tcPr>
-            <w:tcW w:type="dxa" w:w="1300"/>
-            <w:shd w:fill="0E2438" w:val="clear"/>
-          </w:tcPr>
-          <w:p>
-            <w:r>
-              <w:rPr>
-                <w:b/>
-                <w:bCs/>
-                <w:color w:val="FFFFFF"/>
-                <w:sz w:val="18"/>
-                <w:szCs w:val="18"/>
-              </w:rPr>
-              <w:t xml:space="preserve">Tiempo</w:t>
-            </w:r>
-          </w:p>
-        </w:tc>
-        <w:tc>
-          <w:tcPr>
-            <w:tcW w:type="dxa" w:w="3100"/>
-            <w:shd w:fill="0E2438" w:val="clear"/>
-          </w:tcPr>
-          <w:p>
-            <w:r>
-              <w:rPr>
-                <w:b/>
-                <w:bCs/>
-                <w:color w:val="FFFFFF"/>
-                <w:sz w:val="18"/>
-                <w:szCs w:val="18"/>
-              </w:rPr>
-              <w:t xml:space="preserve">Qué se ve en pantalla</w:t>
-            </w:r>
-          </w:p>
-        </w:tc>
-        <w:tc>
-          <w:tcPr>
-            <w:tcW w:type="dxa" w:w="5800"/>
-            <w:shd w:fill="0E2438" w:val="clear"/>
-          </w:tcPr>
-          <w:p>
-            <w:r>
-              <w:rPr>
-                <w:b/>
-                <w:bCs/>
-                <w:color w:val="FFFFFF"/>
-                <w:sz w:val="18"/>
-                <w:szCs w:val="18"/>
-              </w:rPr>
-              <w:t xml:space="preserve">Qué se dice (voz / texto)</w:t>
-            </w:r>
-          </w:p>
-        </w:tc>
-      </w:tr>
-      <w:tr>
-        <w:tc>
-          <w:tcPr>
-            <w:tcW w:type="dxa" w:w="1300"/>
-          </w:tcPr>
-          <w:p>
-            <w:r>
-              <w:rPr>
-                <w:sz w:val="18"/>
-                <w:szCs w:val="18"/>
-              </w:rPr>
-              <w:t xml:space="preserve">0-3s</w:t>
-            </w:r>
-          </w:p>
-        </w:tc>
-        <w:tc>
-          <w:tcPr>
-            <w:tcW w:type="dxa" w:w="3100"/>
-          </w:tcPr>
-          <w:p>
-            <w:r>
-              <w:rPr>
-                <w:sz w:val="18"/>
-                <w:szCs w:val="18"/>
-              </w:rPr>
-              <w:t xml:space="preserve">Pantalla con un error/warning de Revit</w:t>
-            </w:r>
-          </w:p>
-        </w:tc>
-        <w:tc>
-          <w:tcPr>
-            <w:tcW w:type="dxa" w:w="5800"/>
-          </w:tcPr>
-          <w:p>
-            <w:r>
-              <w:rPr>
-                <w:sz w:val="18"/>
-                <w:szCs w:val="18"/>
-              </w:rPr>
-              <w:t xml:space="preserve">Me salió este error en Revit. En vez de buscar en foros…</w:t>
-            </w:r>
-          </w:p>
-        </w:tc>
-      </w:tr>
-      <w:tr>
-        <w:tc>
-          <w:tcPr>
-            <w:tcW w:type="dxa" w:w="1300"/>
-          </w:tcPr>
-          <w:p>
-            <w:r>
-              <w:rPr>
-                <w:sz w:val="18"/>
-                <w:szCs w:val="18"/>
-              </w:rPr>
-              <w:t xml:space="preserve">3-16s</w:t>
-            </w:r>
-          </w:p>
-        </w:tc>
-        <w:tc>
-          <w:tcPr>
-            <w:tcW w:type="dxa" w:w="3100"/>
-          </w:tcPr>
-          <w:p>
-            <w:r>
-              <w:rPr>
-                <w:sz w:val="18"/>
-                <w:szCs w:val="18"/>
-              </w:rPr>
-              <w:t xml:space="preserve">Copiar el error → ChatGPT → respuesta</w:t>
-            </w:r>
-          </w:p>
-        </w:tc>
-        <w:tc>
-          <w:tcPr>
-            <w:tcW w:type="dxa" w:w="5800"/>
-          </w:tcPr>
-          <w:p>
-            <w:r>
-              <w:rPr>
-                <w:sz w:val="18"/>
-                <w:szCs w:val="18"/>
-              </w:rPr>
-              <w:t xml:space="preserve">Se lo pegué a ChatGPT, le di contexto del proyecto, y me explicó la causa y 2 formas de resolverlo. En segundos.</w:t>
-            </w:r>
-          </w:p>
-        </w:tc>
-      </w:tr>
-      <w:tr>
-        <w:tc>
-          <w:tcPr>
-            <w:tcW w:type="dxa" w:w="1300"/>
-          </w:tcPr>
-          <w:p>
-            <w:r>
-              <w:rPr>
-                <w:sz w:val="18"/>
-                <w:szCs w:val="18"/>
-              </w:rPr>
-              <w:t xml:space="preserve">16-25s</w:t>
-            </w:r>
-          </w:p>
-        </w:tc>
-        <w:tc>
-          <w:tcPr>
-            <w:tcW w:type="dxa" w:w="3100"/>
-          </w:tcPr>
-          <w:p>
-            <w:r>
-              <w:rPr>
-                <w:sz w:val="18"/>
-                <w:szCs w:val="18"/>
-              </w:rPr>
-              <w:t xml:space="preserve">Aplicar la solución + CTA</w:t>
-            </w:r>
-          </w:p>
-        </w:tc>
-        <w:tc>
-          <w:tcPr>
-            <w:tcW w:type="dxa" w:w="5800"/>
-          </w:tcPr>
-          <w:p>
-            <w:r>
-              <w:rPr>
-                <w:sz w:val="18"/>
-                <w:szCs w:val="18"/>
-              </w:rPr>
-              <w:t xml:space="preserve">Ojo: verifiqué antes de aplicar — la IA se equivoca. Pero como punto de partida, vuela. Comenta ‘BIM’ o ‘IA’ y te enseño a usarla bien.</w:t>
-            </w:r>
-          </w:p>
-        </w:tc>
-      </w:tr>
-    </w:tbl>
-    <w:p>
-      <w:pPr>
-        <w:spacing w:after="50" w:before="150"/>
-      </w:pPr>
-      <w:r>
-        <w:rPr>
-          <w:b/>
-          <w:bCs/>
-          <w:caps/>
-          <w:color w:val="5A6B7B"/>
-          <w:sz w:val="18"/>
-          <w:szCs w:val="18"/>
-        </w:rPr>
-        <w:t xml:space="preserve">Descripción / caption completo — listo para copiar</w:t>
-      </w:r>
-    </w:p>
-    <w:p>
-      <w:pPr>
-        <w:pBdr>
-          <w:left w:val="single" w:color="B9C6D3" w:sz="14" w:space="8"/>
-        </w:pBdr>
-        <w:shd w:fill="F7F9FB" w:val="clear"/>
-        <w:spacing w:after="0"/>
-      </w:pPr>
-      <w:r>
-        <w:rPr>
-          <w:rFonts w:ascii="Consolas" w:cs="Consolas" w:eastAsia="Consolas" w:hAnsi="Consolas"/>
-          <w:sz w:val="18"/>
-          <w:szCs w:val="18"/>
-        </w:rPr>
-        <w:t xml:space="preserve">ChatGPT no reemplaza tu criterio, pero como asistente de Revit te ahorra horas: explica</w:t>
-      </w:r>
-    </w:p>
-    <w:p>
-      <w:pPr>
-        <w:pBdr>
-          <w:left w:val="single" w:color="B9C6D3" w:sz="14" w:space="8"/>
-        </w:pBdr>
-        <w:shd w:fill="F7F9FB" w:val="clear"/>
-        <w:spacing w:after="0"/>
-      </w:pPr>
-      <w:r>
-        <w:rPr>
-          <w:rFonts w:ascii="Consolas" w:cs="Consolas" w:eastAsia="Consolas" w:hAnsi="Consolas"/>
-          <w:sz w:val="18"/>
-          <w:szCs w:val="18"/>
-        </w:rPr>
-        <w:t xml:space="preserve">errores, sugiere flujos, redacta especificaciones. Siempre verifica antes de aplicar.</w:t>
-      </w:r>
-    </w:p>
-    <w:p>
-      <w:pPr>
-        <w:pBdr>
-          <w:left w:val="single" w:color="B9C6D3" w:sz="14" w:space="8"/>
-        </w:pBdr>
-        <w:shd w:fill="F7F9FB" w:val="clear"/>
-        <w:spacing w:after="0"/>
-      </w:pPr>
-      <w:r>
-        <w:rPr>
-          <w:rFonts w:ascii="Consolas" w:cs="Consolas" w:eastAsia="Consolas" w:hAnsi="Consolas"/>
-          <w:sz w:val="18"/>
-          <w:szCs w:val="18"/>
-        </w:rPr>
-        <w:t xml:space="preserve"> </w:t>
-      </w:r>
-    </w:p>
-    <w:p>
-      <w:pPr>
-        <w:pBdr>
-          <w:left w:val="single" w:color="B9C6D3" w:sz="14" w:space="8"/>
-        </w:pBdr>
-        <w:shd w:fill="F7F9FB" w:val="clear"/>
-        <w:spacing w:after="0"/>
-      </w:pPr>
-      <w:r>
-        <w:rPr>
-          <w:rFonts w:ascii="Consolas" w:cs="Consolas" w:eastAsia="Consolas" w:hAnsi="Consolas"/>
-          <w:sz w:val="18"/>
-          <w:szCs w:val="18"/>
-        </w:rPr>
-        <w:t xml:space="preserve">💬 Comenta “BIM” o “IA” y te enseño cómo integrarla en tu día a día.</w:t>
-      </w:r>
-    </w:p>
-    <w:p>
-      <w:pPr>
-        <w:pBdr>
-          <w:left w:val="single" w:color="B9C6D3" w:sz="14" w:space="8"/>
-        </w:pBdr>
-        <w:shd w:fill="F7F9FB" w:val="clear"/>
-        <w:spacing w:after="0"/>
-      </w:pPr>
-      <w:r>
-        <w:rPr>
-          <w:rFonts w:ascii="Consolas" w:cs="Consolas" w:eastAsia="Consolas" w:hAnsi="Consolas"/>
-          <w:sz w:val="18"/>
-          <w:szCs w:val="18"/>
-        </w:rPr>
-        <w:t xml:space="preserve"> </w:t>
-      </w:r>
-    </w:p>
-    <w:p>
-      <w:pPr>
-        <w:pBdr>
-          <w:left w:val="single" w:color="B9C6D3" w:sz="14" w:space="8"/>
-        </w:pBdr>
-        <w:shd w:fill="F7F9FB" w:val="clear"/>
-        <w:spacing w:after="140"/>
-      </w:pPr>
-      <w:r>
-        <w:rPr>
-          <w:rFonts w:ascii="Consolas" w:cs="Consolas" w:eastAsia="Consolas" w:hAnsi="Consolas"/>
-          <w:sz w:val="18"/>
-          <w:szCs w:val="18"/>
-        </w:rPr>
-        <w:t xml:space="preserve">#ChatGPT #Revit #BIM #IA #DesignModelingDG</w:t>
-      </w:r>
-    </w:p>
-    <w:p>
-      <w:pPr>
-        <w:spacing w:after="50" w:before="150"/>
-      </w:pPr>
-      <w:r>
-        <w:rPr>
-          <w:b/>
-          <w:bCs/>
-          <w:caps/>
-          <w:color w:val="5A6B7B"/>
-          <w:sz w:val="18"/>
-          <w:szCs w:val="18"/>
-        </w:rPr>
-        <w:t xml:space="preserve">CTA por red</w:t>
-      </w:r>
-    </w:p>
-    <w:tbl>
-      <w:tblPr>
-        <w:tblW w:type="dxa" w:w="10200"/>
-        <w:tblBorders>
-          <w:top w:val="single" w:color="auto" w:sz="4"/>
-          <w:left w:val="single" w:color="auto" w:sz="4"/>
-          <w:bottom w:val="single" w:color="auto" w:sz="4"/>
-          <w:right w:val="single" w:color="auto" w:sz="4"/>
-          <w:insideH w:val="single" w:color="auto" w:sz="4"/>
-          <w:insideV w:val="single" w:color="auto" w:sz="4"/>
-        </w:tblBorders>
-      </w:tblPr>
-      <w:tblGrid>
-        <w:gridCol w:w="1800"/>
-        <w:gridCol w:w="8400"/>
-      </w:tblGrid>
-      <w:tr>
-        <w:trPr>
-          <w:tblHeader/>
-        </w:trPr>
-        <w:tc>
-          <w:tcPr>
-            <w:tcW w:type="dxa" w:w="1800"/>
-            <w:shd w:fill="0E2438" w:val="clear"/>
-          </w:tcPr>
-          <w:p>
-            <w:r>
-              <w:rPr>
-                <w:b/>
-                <w:bCs/>
-                <w:color w:val="FFFFFF"/>
-                <w:sz w:val="18"/>
-                <w:szCs w:val="18"/>
-              </w:rPr>
-              <w:t xml:space="preserve">Red</w:t>
-            </w:r>
-          </w:p>
-        </w:tc>
-        <w:tc>
-          <w:tcPr>
-            <w:tcW w:type="dxa" w:w="8400"/>
-            <w:shd w:fill="0E2438" w:val="clear"/>
-          </w:tcPr>
-          <w:p>
-            <w:r>
-              <w:rPr>
-                <w:b/>
-                <w:bCs/>
-                <w:color w:val="FFFFFF"/>
-                <w:sz w:val="18"/>
-                <w:szCs w:val="18"/>
-              </w:rPr>
-              <w:t xml:space="preserve">Cómo se cierra ahí</w:t>
-            </w:r>
-          </w:p>
-        </w:tc>
-      </w:tr>
-      <w:tr>
-        <w:tc>
-          <w:tcPr>
-            <w:tcW w:type="dxa" w:w="1800"/>
-          </w:tcPr>
-          <w:p>
-            <w:r>
-              <w:rPr>
-                <w:sz w:val="18"/>
-                <w:szCs w:val="18"/>
-              </w:rPr>
-              <w:t xml:space="preserve">Instagram</w:t>
-            </w:r>
-          </w:p>
-        </w:tc>
-        <w:tc>
-          <w:tcPr>
-            <w:tcW w:type="dxa" w:w="8400"/>
-          </w:tcPr>
-          <w:p>
-            <w:r>
-              <w:rPr>
-                <w:sz w:val="18"/>
-                <w:szCs w:val="18"/>
-              </w:rPr>
-              <w:t xml:space="preserve">Comenta “BIM” o “IA” y te mando la info por DM.</w:t>
-            </w:r>
-          </w:p>
-        </w:tc>
-      </w:tr>
-      <w:tr>
-        <w:tc>
-          <w:tcPr>
-            <w:tcW w:type="dxa" w:w="1800"/>
-          </w:tcPr>
-          <w:p>
-            <w:r>
-              <w:rPr>
-                <w:sz w:val="18"/>
-                <w:szCs w:val="18"/>
-              </w:rPr>
-              <w:t xml:space="preserve">LinkedIn</w:t>
-            </w:r>
-          </w:p>
-        </w:tc>
-        <w:tc>
-          <w:tcPr>
-            <w:tcW w:type="dxa" w:w="8400"/>
-          </w:tcPr>
-          <w:p>
-            <w:r>
-              <w:rPr>
-                <w:sz w:val="18"/>
-                <w:szCs w:val="18"/>
-              </w:rPr>
-              <w:t xml:space="preserve">¿Cómo lo ven en sus proyectos? Coméntenme o escríbanme por DM.</w:t>
-            </w:r>
-          </w:p>
-        </w:tc>
-      </w:tr>
-      <w:tr>
-        <w:tc>
-          <w:tcPr>
-            <w:tcW w:type="dxa" w:w="1800"/>
-          </w:tcPr>
-          <w:p>
-            <w:r>
-              <w:rPr>
-                <w:sz w:val="18"/>
-                <w:szCs w:val="18"/>
-              </w:rPr>
-              <w:t xml:space="preserve">TikTok</w:t>
-            </w:r>
-          </w:p>
-        </w:tc>
-        <w:tc>
-          <w:tcPr>
-            <w:tcW w:type="dxa" w:w="8400"/>
-          </w:tcPr>
-          <w:p>
-            <w:r>
-              <w:rPr>
-                <w:sz w:val="18"/>
-                <w:szCs w:val="18"/>
-              </w:rPr>
-              <w:t xml:space="preserve">Comenta “BIM” o “IA” · link en bio.</w:t>
-            </w:r>
-          </w:p>
-        </w:tc>
-      </w:tr>
-      <w:tr>
-        <w:tc>
-          <w:tcPr>
-            <w:tcW w:type="dxa" w:w="1800"/>
-          </w:tcPr>
-          <w:p>
-            <w:r>
-              <w:rPr>
-                <w:sz w:val="18"/>
-                <w:szCs w:val="18"/>
-              </w:rPr>
-              <w:t xml:space="preserve">YouTube</w:t>
-            </w:r>
-          </w:p>
-        </w:tc>
-        <w:tc>
-          <w:tcPr>
-            <w:tcW w:type="dxa" w:w="8400"/>
-          </w:tcPr>
-          <w:p>
-            <w:r>
-              <w:rPr>
-                <w:sz w:val="18"/>
-                <w:szCs w:val="18"/>
-              </w:rPr>
-              <w:t xml:space="preserve">Paso a paso completo en el video · link en la descripción.</w:t>
-            </w:r>
-          </w:p>
-        </w:tc>
-      </w:tr>
-    </w:tbl>
-    <w:p>
-      <w:pPr>
-        <w:pBdr>
-          <w:bottom w:val="single" w:color="C96A1C" w:sz="12" w:space="6"/>
-        </w:pBdr>
-        <w:spacing w:after="60" w:before="300"/>
-      </w:pPr>
-      <w:r>
-        <w:rPr>
-          <w:b/>
-          <w:bCs/>
-          <w:color w:val="C96A1C"/>
-          <w:sz w:val="24"/>
-          <w:szCs w:val="24"/>
-        </w:rPr>
-        <w:t xml:space="preserve">Mie 16  ·  </w:t>
-      </w:r>
-      <w:r>
-        <w:rPr>
-          <w:b/>
-          <w:bCs/>
-          <w:color w:val="0E2438"/>
-          <w:sz w:val="24"/>
-          <w:szCs w:val="24"/>
-        </w:rPr>
-        <w:t xml:space="preserve">REEL · Sobredimensionada — parte 2 (grabar)</w:t>
-      </w:r>
-    </w:p>
-    <w:p>
-      <w:pPr>
-        <w:spacing w:after="80"/>
-        <w:rPr>
-          <w:color w:val="5A6B7B"/>
-          <w:sz w:val="19"/>
-          <w:szCs w:val="19"/>
-        </w:rPr>
-      </w:pPr>
-      <w:r>
-        <w:rPr>
-          <w:color w:val="5A6B7B"/>
-          <w:sz w:val="19"/>
-          <w:szCs w:val="19"/>
-        </w:rPr>
-        <w:t xml:space="preserve">Formato: REEL talking head + b-roll (30-40s)</w:t>
-      </w:r>
-    </w:p>
-    <w:p>
-      <w:pPr>
-        <w:spacing w:after="50" w:before="150"/>
-      </w:pPr>
-      <w:r>
-        <w:rPr>
-          <w:b/>
-          <w:bCs/>
-          <w:caps/>
-          <w:color w:val="5A6B7B"/>
-          <w:sz w:val="18"/>
-          <w:szCs w:val="18"/>
-        </w:rPr>
-        <w:t xml:space="preserve">La idea (desarrollo)</w:t>
-      </w:r>
-    </w:p>
-    <w:p>
-      <w:pPr>
-        <w:pBdr>
-          <w:left w:val="single" w:color="B9C6D3" w:sz="14" w:space="8"/>
-        </w:pBdr>
-        <w:shd w:fill="F7F9FB" w:val="clear"/>
-        <w:spacing w:after="0"/>
-      </w:pPr>
-      <w:r>
-        <w:rPr>
-          <w:rFonts w:ascii="Consolas" w:cs="Consolas" w:eastAsia="Consolas" w:hAnsi="Consolas"/>
-          <w:sz w:val="18"/>
-          <w:szCs w:val="18"/>
-        </w:rPr>
-        <w:t xml:space="preserve">Continuacion del post #1 de la historia de la cuenta (14.334 vistas / 107 comentarios). Hook:</w:t>
-      </w:r>
-    </w:p>
-    <w:p>
-      <w:pPr>
-        <w:pBdr>
-          <w:left w:val="single" w:color="B9C6D3" w:sz="14" w:space="8"/>
-        </w:pBdr>
-        <w:shd w:fill="F7F9FB" w:val="clear"/>
-        <w:spacing w:after="0"/>
-      </w:pPr>
-      <w:r>
-        <w:rPr>
-          <w:rFonts w:ascii="Consolas" w:cs="Consolas" w:eastAsia="Consolas" w:hAnsi="Consolas"/>
-          <w:sz w:val="18"/>
-          <w:szCs w:val="18"/>
-        </w:rPr>
-        <w:t xml:space="preserve">«Sobredimensionar no te hace mas seguro. Te hace mas caro.» Desarrollo: 3 señales de que una</w:t>
-      </w:r>
-    </w:p>
-    <w:p>
-      <w:pPr>
-        <w:pBdr>
-          <w:left w:val="single" w:color="B9C6D3" w:sz="14" w:space="8"/>
-        </w:pBdr>
-        <w:shd w:fill="F7F9FB" w:val="clear"/>
-        <w:spacing w:after="0"/>
-      </w:pPr>
-      <w:r>
-        <w:rPr>
-          <w:rFonts w:ascii="Consolas" w:cs="Consolas" w:eastAsia="Consolas" w:hAnsi="Consolas"/>
-          <w:sz w:val="18"/>
-          <w:szCs w:val="18"/>
-        </w:rPr>
-        <w:t xml:space="preserve">viga esta sobredimensionada (sin resolverlas del todo). Cierre: comenta ACERO y te paso las 5</w:t>
-      </w:r>
-    </w:p>
-    <w:p>
-      <w:pPr>
-        <w:pBdr>
-          <w:left w:val="single" w:color="B9C6D3" w:sz="14" w:space="8"/>
-        </w:pBdr>
-        <w:shd w:fill="F7F9FB" w:val="clear"/>
-        <w:spacing w:after="140"/>
-      </w:pPr>
-      <w:r>
-        <w:rPr>
-          <w:rFonts w:ascii="Consolas" w:cs="Consolas" w:eastAsia="Consolas" w:hAnsi="Consolas"/>
-          <w:sz w:val="18"/>
-          <w:szCs w:val="18"/>
-        </w:rPr>
-        <w:t xml:space="preserve">verificaciones. Grabar en la sesion del Lun 7-Mar 8.</w:t>
-      </w:r>
-    </w:p>
-    <w:p>
-      <w:pPr>
-        <w:pBdr>
-          <w:bottom w:val="single" w:color="C96A1C" w:sz="12" w:space="6"/>
-        </w:pBdr>
-        <w:spacing w:after="60" w:before="340"/>
-      </w:pPr>
-      <w:r>
-        <w:rPr>
-          <w:b/>
-          <w:bCs/>
-          <w:color w:val="C96A1C"/>
-          <w:sz w:val="24"/>
-          <w:szCs w:val="24"/>
-        </w:rPr>
-        <w:t xml:space="preserve">Vie 18  ·  </w:t>
-      </w:r>
-      <w:r>
-        <w:rPr>
-          <w:b/>
-          <w:bCs/>
-          <w:color w:val="0E2438"/>
-          <w:sz w:val="24"/>
-          <w:szCs w:val="24"/>
-        </w:rPr>
-        <w:t xml:space="preserve">Paquete Autodesk para coordinación BIM</w:t>
-      </w:r>
-    </w:p>
-    <w:tbl>
-      <w:tblPr>
-        <w:tblW w:type="dxa" w:w="10200"/>
-        <w:tblBorders>
-          <w:top w:val="single" w:color="auto" w:sz="4"/>
-          <w:left w:val="single" w:color="auto" w:sz="4"/>
-          <w:bottom w:val="single" w:color="auto" w:sz="4"/>
-          <w:right w:val="single" w:color="auto" w:sz="4"/>
-          <w:insideH w:val="single" w:color="auto" w:sz="4"/>
-          <w:insideV w:val="single" w:color="auto" w:sz="4"/>
-        </w:tblBorders>
-      </w:tblPr>
-      <w:tblGrid>
-        <w:gridCol w:w="1900"/>
-        <w:gridCol w:w="3400"/>
-        <w:gridCol w:w="1700"/>
-        <w:gridCol w:w="3200"/>
-      </w:tblGrid>
-      <w:tr>
-        <w:trPr>
-          <w:tblHeader/>
-        </w:trPr>
-        <w:tc>
-          <w:tcPr>
-            <w:tcW w:type="dxa" w:w="1900"/>
-            <w:shd w:fill="0E2438" w:val="clear"/>
-          </w:tcPr>
-          <w:p>
-            <w:r>
-              <w:rPr>
-                <w:b/>
-                <w:bCs/>
-                <w:color w:val="FFFFFF"/>
-                <w:sz w:val="18"/>
-                <w:szCs w:val="18"/>
-              </w:rPr>
-              <w:t xml:space="preserve">Formato</w:t>
-            </w:r>
-          </w:p>
-        </w:tc>
-        <w:tc>
-          <w:tcPr>
-            <w:tcW w:type="dxa" w:w="3400"/>
-            <w:shd w:fill="0E2438" w:val="clear"/>
-          </w:tcPr>
-          <w:p>
-            <w:r>
-              <w:rPr>
-                <w:b/>
-                <w:bCs/>
-                <w:color w:val="FFFFFF"/>
-                <w:sz w:val="18"/>
-                <w:szCs w:val="18"/>
-              </w:rPr>
-              <w:t xml:space="preserve">Redes</w:t>
-            </w:r>
-          </w:p>
-        </w:tc>
-        <w:tc>
-          <w:tcPr>
-            <w:tcW w:type="dxa" w:w="1700"/>
-            <w:shd w:fill="0E2438" w:val="clear"/>
-          </w:tcPr>
-          <w:p>
-            <w:r>
-              <w:rPr>
-                <w:b/>
-                <w:bCs/>
-                <w:color w:val="FFFFFF"/>
-                <w:sz w:val="18"/>
-                <w:szCs w:val="18"/>
-              </w:rPr>
-              <w:t xml:space="preserve">Eje</w:t>
-            </w:r>
-          </w:p>
-        </w:tc>
-        <w:tc>
-          <w:tcPr>
-            <w:tcW w:type="dxa" w:w="3200"/>
-            <w:shd w:fill="0E2438" w:val="clear"/>
-          </w:tcPr>
-          <w:p>
-            <w:r>
-              <w:rPr>
-                <w:b/>
-                <w:bCs/>
-                <w:color w:val="FFFFFF"/>
-                <w:sz w:val="18"/>
-                <w:szCs w:val="18"/>
-              </w:rPr>
-              <w:t xml:space="preserve">Producto / palabra clave</w:t>
-            </w:r>
-          </w:p>
-        </w:tc>
-      </w:tr>
-      <w:tr>
-        <w:tc>
-          <w:tcPr>
-            <w:tcW w:type="dxa" w:w="1900"/>
-          </w:tcPr>
-          <w:p>
-            <w:r>
-              <w:rPr>
-                <w:sz w:val="18"/>
-                <w:szCs w:val="18"/>
-              </w:rPr>
-              <w:t xml:space="preserve">REEL (grabar o banco)</w:t>
-            </w:r>
-          </w:p>
-        </w:tc>
-        <w:tc>
-          <w:tcPr>
-            <w:tcW w:type="dxa" w:w="3400"/>
-          </w:tcPr>
-          <w:p>
-            <w:r>
-              <w:rPr>
-                <w:sz w:val="18"/>
-                <w:szCs w:val="18"/>
-              </w:rPr>
-              <w:t xml:space="preserve">(las del grupo)</w:t>
-            </w:r>
-          </w:p>
-        </w:tc>
-        <w:tc>
-          <w:tcPr>
-            <w:tcW w:type="dxa" w:w="1700"/>
-          </w:tcPr>
-          <w:p>
-            <w:r>
-              <w:rPr>
-                <w:sz w:val="18"/>
-                <w:szCs w:val="18"/>
-              </w:rPr>
-              <w:t xml:space="preserve">BIM · Venta</w:t>
-            </w:r>
-          </w:p>
-        </w:tc>
-        <w:tc>
-          <w:tcPr>
-            <w:tcW w:type="dxa" w:w="3200"/>
-          </w:tcPr>
-          <w:p>
-            <w:r>
-              <w:rPr>
-                <w:sz w:val="18"/>
-                <w:szCs w:val="18"/>
-              </w:rPr>
-              <w:t xml:space="preserve">Máster BIM + IA</w:t>
-            </w:r>
-          </w:p>
-          <w:p>
-            <w:r>
-              <w:rPr>
-                <w:sz w:val="18"/>
-                <w:szCs w:val="18"/>
-              </w:rPr>
-              <w:t xml:space="preserve">→ «BIM / IA»</w:t>
-            </w:r>
-          </w:p>
-        </w:tc>
-      </w:tr>
-    </w:tbl>
-    <w:p>
-      <w:pPr>
-        <w:pBdr>
-          <w:left w:val="single" w:color="C96A1C" w:sz="18" w:space="8"/>
-        </w:pBdr>
-        <w:shd w:fill="F4F7FA" w:val="clear"/>
-        <w:spacing w:after="100"/>
-      </w:pPr>
-      <w:r>
-        <w:rPr>
-          <w:i/>
-          <w:iCs/>
-          <w:color w:val="5A6B7B"/>
-          <w:sz w:val="20"/>
-          <w:szCs w:val="20"/>
-        </w:rPr>
-        <w:t xml:space="preserve">Paquete Autodesk para coordinacion — venta blanda con valor. Si el slot del Mar 15 consumio esta pieza, aqui entra ago-derivas-deformaciones como carrusel.</w:t>
+        <w:t xml:space="preserve">Paquete Autodesk para coordinacion — venta blanda con valor. Grabar en la sesion del 7-8 o tomar del banco.</w:t>
       </w:r>
     </w:p>
     <w:p>
@@ -35692,7 +34794,7 @@
                 <w:sz w:val="18"/>
                 <w:szCs w:val="18"/>
               </w:rPr>
-              <w:t xml:space="preserve">11</w:t>
+              <w:t xml:space="preserve">10</w:t>
             </w:r>
           </w:p>
         </w:tc>
@@ -35737,7 +34839,7 @@
           <w:sz w:val="21"/>
           <w:szCs w:val="21"/>
         </w:rPr>
-        <w:t xml:space="preserve">El mes por grupos: 12 piezas base de feed (5 reels · 5 carruseles · 2 posts planos = 40/40/20) + 6 reels ya grabados como extras de martes y sabado + 12 mensajes de comunidades (Ma-Ju-Vi) + 4 blogs de sabado + 20 publicaciones de LinkedIn (L-V, 3 paginas) + historias diarias L-V con la venta los jueves + 4 correos + el paquete de publicidad de las 2 campañas que se sube completo el 7-sep. Todos los grupos cuentan la misma historia semanal adaptada a su canal.</w:t>
+        <w:t xml:space="preserve">El mes por grupos: 12 piezas base de feed (5 reels · 5 carruseles · 2 posts planos = 40/40/20) + 5 reels ya grabados como extras de martes y sabado (el sexto, «Valor 6», es pieza base del Mie 9) + 12 mensajes de comunidades (Ma-Ju-Vi) + 4 blogs de sabado + 20 publicaciones de LinkedIn (L-V, 3 paginas) + historias diarias L-V con la venta los jueves + 4 correos + el paquete de publicidad de las 2 campañas que se sube completo el 7-sep. Todos los grupos cuentan la misma historia semanal adaptada a su canal.</w:t>
       </w:r>
     </w:p>
     <w:p>

--- a/matriz-viral/entregables/Matriz-Contenido-Septiembre-2026-DMA.docx
+++ b/matriz-viral/entregables/Matriz-Contenido-Septiembre-2026-DMA.docx
@@ -475,7 +475,7 @@
                 <w:sz w:val="18"/>
                 <w:szCs w:val="18"/>
               </w:rPr>
-              <w:t xml:space="preserve">Crear lead magnet: Guia «Revit + ChatGPT: resuelve errores con IA»</w:t>
+              <w:t xml:space="preserve">Crear lead magnet: Guia «Revit + ChatGPT: resuelve errores con IA» + montar disparador GUIA</w:t>
             </w:r>
           </w:p>
         </w:tc>
@@ -503,7 +503,7 @@
                 <w:sz w:val="18"/>
                 <w:szCs w:val="18"/>
               </w:rPr>
-              <w:t xml:space="preserve">semana 1</w:t>
+              <w:t xml:space="preserve">antes del Mie 9 (o el CTA del Valor 6 cambia a GPT y se regenera el subtitulo)</w:t>
             </w:r>
           </w:p>
         </w:tc>
@@ -32096,6 +32096,1207 @@
         <w:t xml:space="preserve">Version corta del test alineada a las 4 puertas para el CTA RUTA. Mientras no exista, RUTA responde con orientacion 1-a-1 del equipo y el Test de Nivelacion cubre el diagnostico.</w:t>
       </w:r>
     </w:p>
+    <w:p>
+      <w:pPr>
+        <w:spacing w:after="100" w:before="280"/>
+      </w:pPr>
+      <w:r>
+        <w:rPr>
+          <w:b/>
+          <w:bCs/>
+          <w:color w:val="C96A1C"/>
+          <w:sz w:val="26"/>
+          <w:szCs w:val="26"/>
+        </w:rPr>
+        <w:t xml:space="preserve">Mapa CTA → recurso: cada promesa del mes, verificada</w:t>
+      </w:r>
+    </w:p>
+    <w:p>
+      <w:pPr>
+        <w:spacing w:after="80"/>
+        <w:rPr>
+          <w:b/>
+          <w:bCs/>
+          <w:color w:val="A33B2A"/>
+        </w:rPr>
+      </w:pPr>
+      <w:r>
+        <w:rPr>
+          <w:b/>
+          <w:bCs/>
+          <w:color w:val="A33B2A"/>
+          <w:sz w:val="21"/>
+          <w:szCs w:val="21"/>
+        </w:rPr>
+        <w:t xml:space="preserve">REGLA DE SEGURIDAD (leccion de julio): ningun CTA sale al aire sin su recurso VIVO y su disparador montado el dia de la publicacion. Si el recurso no llego a tiempo, NO se aplaza la pieza: se publica con el CTA de reemplazo de esta tabla. Prometer y no entregar cuesta mas que cambiar la palabra.</w:t>
+      </w:r>
+    </w:p>
+    <w:tbl>
+      <w:tblPr>
+        <w:tblW w:type="dxa" w:w="12100"/>
+        <w:tblBorders>
+          <w:top w:val="single" w:color="auto" w:sz="4"/>
+          <w:left w:val="single" w:color="auto" w:sz="4"/>
+          <w:bottom w:val="single" w:color="auto" w:sz="4"/>
+          <w:right w:val="single" w:color="auto" w:sz="4"/>
+          <w:insideH w:val="single" w:color="auto" w:sz="4"/>
+          <w:insideV w:val="single" w:color="auto" w:sz="4"/>
+        </w:tblBorders>
+      </w:tblPr>
+      <w:tblGrid>
+        <w:gridCol w:w="1500"/>
+        <w:gridCol w:w="2400"/>
+        <w:gridCol w:w="900"/>
+        <w:gridCol w:w="2400"/>
+        <w:gridCol w:w="2000"/>
+        <w:gridCol w:w="2900"/>
+      </w:tblGrid>
+      <w:tr>
+        <w:trPr>
+          <w:tblHeader/>
+        </w:trPr>
+        <w:tc>
+          <w:tcPr>
+            <w:tcW w:type="dxa" w:w="1500"/>
+            <w:shd w:fill="0E2438" w:val="clear"/>
+          </w:tcPr>
+          <w:p>
+            <w:r>
+              <w:rPr>
+                <w:b/>
+                <w:bCs/>
+                <w:color w:val="FFFFFF"/>
+                <w:sz w:val="18"/>
+                <w:szCs w:val="18"/>
+              </w:rPr>
+              <w:t xml:space="preserve">Cuándo</w:t>
+            </w:r>
+          </w:p>
+        </w:tc>
+        <w:tc>
+          <w:tcPr>
+            <w:tcW w:type="dxa" w:w="2400"/>
+            <w:shd w:fill="0E2438" w:val="clear"/>
+          </w:tcPr>
+          <w:p>
+            <w:r>
+              <w:rPr>
+                <w:b/>
+                <w:bCs/>
+                <w:color w:val="FFFFFF"/>
+                <w:sz w:val="18"/>
+                <w:szCs w:val="18"/>
+              </w:rPr>
+              <w:t xml:space="preserve">Pieza</w:t>
+            </w:r>
+          </w:p>
+        </w:tc>
+        <w:tc>
+          <w:tcPr>
+            <w:tcW w:type="dxa" w:w="900"/>
+            <w:shd w:fill="0E2438" w:val="clear"/>
+          </w:tcPr>
+          <w:p>
+            <w:r>
+              <w:rPr>
+                <w:b/>
+                <w:bCs/>
+                <w:color w:val="FFFFFF"/>
+                <w:sz w:val="18"/>
+                <w:szCs w:val="18"/>
+              </w:rPr>
+              <w:t xml:space="preserve">CTA</w:t>
+            </w:r>
+          </w:p>
+        </w:tc>
+        <w:tc>
+          <w:tcPr>
+            <w:tcW w:type="dxa" w:w="2400"/>
+            <w:shd w:fill="0E2438" w:val="clear"/>
+          </w:tcPr>
+          <w:p>
+            <w:r>
+              <w:rPr>
+                <w:b/>
+                <w:bCs/>
+                <w:color w:val="FFFFFF"/>
+                <w:sz w:val="18"/>
+                <w:szCs w:val="18"/>
+              </w:rPr>
+              <w:t xml:space="preserve">Recurso que entrega</w:t>
+            </w:r>
+          </w:p>
+        </w:tc>
+        <w:tc>
+          <w:tcPr>
+            <w:tcW w:type="dxa" w:w="2000"/>
+            <w:shd w:fill="0E2438" w:val="clear"/>
+          </w:tcPr>
+          <w:p>
+            <w:r>
+              <w:rPr>
+                <w:b/>
+                <w:bCs/>
+                <w:color w:val="FFFFFF"/>
+                <w:sz w:val="18"/>
+                <w:szCs w:val="18"/>
+              </w:rPr>
+              <w:t xml:space="preserve">Estado</w:t>
+            </w:r>
+          </w:p>
+        </w:tc>
+        <w:tc>
+          <w:tcPr>
+            <w:tcW w:type="dxa" w:w="2900"/>
+            <w:shd w:fill="0E2438" w:val="clear"/>
+          </w:tcPr>
+          <w:p>
+            <w:r>
+              <w:rPr>
+                <w:b/>
+                <w:bCs/>
+                <w:color w:val="FFFFFF"/>
+                <w:sz w:val="18"/>
+                <w:szCs w:val="18"/>
+              </w:rPr>
+              <w:t xml:space="preserve">Reemplazo si no llega</w:t>
+            </w:r>
+          </w:p>
+        </w:tc>
+      </w:tr>
+      <w:tr>
+        <w:tc>
+          <w:tcPr>
+            <w:tcW w:type="dxa" w:w="1500"/>
+          </w:tcPr>
+          <w:p>
+            <w:r>
+              <w:rPr>
+                <w:sz w:val="18"/>
+                <w:szCs w:val="18"/>
+              </w:rPr>
+              <w:t xml:space="preserve">L7, Mar 8, L14, V18, L21</w:t>
+            </w:r>
+          </w:p>
+        </w:tc>
+        <w:tc>
+          <w:tcPr>
+            <w:tcW w:type="dxa" w:w="2400"/>
+          </w:tcPr>
+          <w:p>
+            <w:r>
+              <w:rPr>
+                <w:sz w:val="18"/>
+                <w:szCs w:val="18"/>
+              </w:rPr>
+              <w:t xml:space="preserve">Carruseles y reels de BIM (3 señales, Coordinador, Navisworks, Autodesk, errores Revit)</w:t>
+            </w:r>
+          </w:p>
+        </w:tc>
+        <w:tc>
+          <w:tcPr>
+            <w:tcW w:type="dxa" w:w="900"/>
+          </w:tcPr>
+          <w:p>
+            <w:r>
+              <w:rPr>
+                <w:sz w:val="18"/>
+                <w:szCs w:val="18"/>
+              </w:rPr>
+              <w:t xml:space="preserve">BIM / IA</w:t>
+            </w:r>
+          </w:p>
+        </w:tc>
+        <w:tc>
+          <w:tcPr>
+            <w:tcW w:type="dxa" w:w="2400"/>
+          </w:tcPr>
+          <w:p>
+            <w:r>
+              <w:rPr>
+                <w:sz w:val="18"/>
+                <w:szCs w:val="18"/>
+              </w:rPr>
+              <w:t xml:space="preserve">Seguimiento del bot hacia el Master (conversacion, no recurso)</w:t>
+            </w:r>
+          </w:p>
+        </w:tc>
+        <w:tc>
+          <w:tcPr>
+            <w:tcW w:type="dxa" w:w="2000"/>
+          </w:tcPr>
+          <w:p>
+            <w:r>
+              <w:rPr>
+                <w:sz w:val="18"/>
+                <w:szCs w:val="18"/>
+              </w:rPr>
+              <w:t xml:space="preserve">✅ Disparadores BIM e IA montados y probados</w:t>
+            </w:r>
+          </w:p>
+        </w:tc>
+        <w:tc>
+          <w:tcPr>
+            <w:tcW w:type="dxa" w:w="2900"/>
+          </w:tcPr>
+          <w:p>
+            <w:r>
+              <w:rPr>
+                <w:sz w:val="18"/>
+                <w:szCs w:val="18"/>
+              </w:rPr>
+              <w:t xml:space="preserve">—</w:t>
+            </w:r>
+          </w:p>
+        </w:tc>
+      </w:tr>
+      <w:tr>
+        <w:tc>
+          <w:tcPr>
+            <w:tcW w:type="dxa" w:w="1500"/>
+          </w:tcPr>
+          <w:p>
+            <w:r>
+              <w:rPr>
+                <w:sz w:val="18"/>
+                <w:szCs w:val="18"/>
+              </w:rPr>
+              <w:t xml:space="preserve">Mi 9</w:t>
+            </w:r>
+          </w:p>
+        </w:tc>
+        <w:tc>
+          <w:tcPr>
+            <w:tcW w:type="dxa" w:w="2400"/>
+          </w:tcPr>
+          <w:p>
+            <w:r>
+              <w:rPr>
+                <w:sz w:val="18"/>
+                <w:szCs w:val="18"/>
+              </w:rPr>
+              <w:t xml:space="preserve">REEL Valor 6 (error Revit + ChatGPT)</w:t>
+            </w:r>
+          </w:p>
+        </w:tc>
+        <w:tc>
+          <w:tcPr>
+            <w:tcW w:type="dxa" w:w="900"/>
+          </w:tcPr>
+          <w:p>
+            <w:r>
+              <w:rPr>
+                <w:sz w:val="18"/>
+                <w:szCs w:val="18"/>
+              </w:rPr>
+              <w:t xml:space="preserve">GUIA</w:t>
+            </w:r>
+          </w:p>
+        </w:tc>
+        <w:tc>
+          <w:tcPr>
+            <w:tcW w:type="dxa" w:w="2400"/>
+          </w:tcPr>
+          <w:p>
+            <w:r>
+              <w:rPr>
+                <w:sz w:val="18"/>
+                <w:szCs w:val="18"/>
+              </w:rPr>
+              <w:t xml:space="preserve">Guia «Revit + ChatGPT: resuelve errores con IA»</w:t>
+            </w:r>
+          </w:p>
+        </w:tc>
+        <w:tc>
+          <w:tcPr>
+            <w:tcW w:type="dxa" w:w="2000"/>
+          </w:tcPr>
+          <w:p>
+            <w:r>
+              <w:rPr>
+                <w:sz w:val="18"/>
+                <w:szCs w:val="18"/>
+              </w:rPr>
+              <w:t xml:space="preserve">🔴 POR CREAR + disparador por montar</w:t>
+            </w:r>
+          </w:p>
+        </w:tc>
+        <w:tc>
+          <w:tcPr>
+            <w:tcW w:type="dxa" w:w="2900"/>
+          </w:tcPr>
+          <w:p>
+            <w:r>
+              <w:rPr>
+                <w:sz w:val="18"/>
+                <w:szCs w:val="18"/>
+              </w:rPr>
+              <w:t xml:space="preserve">Si no esta el dia 9: CTA cambia a «comenta GPT» → GPT IA Pro (existe). El subtitulo del video dice COMENTA GUIA — si se cambia el CTA hay que regenerar el subtitulo (5 min con el pipeline).</w:t>
+            </w:r>
+          </w:p>
+        </w:tc>
+      </w:tr>
+      <w:tr>
+        <w:tc>
+          <w:tcPr>
+            <w:tcW w:type="dxa" w:w="1500"/>
+          </w:tcPr>
+          <w:p>
+            <w:r>
+              <w:rPr>
+                <w:sz w:val="18"/>
+                <w:szCs w:val="18"/>
+              </w:rPr>
+              <w:t xml:space="preserve">V11, Mi16, V2oct</w:t>
+            </w:r>
+          </w:p>
+        </w:tc>
+        <w:tc>
+          <w:tcPr>
+            <w:tcW w:type="dxa" w:w="2400"/>
+          </w:tcPr>
+          <w:p>
+            <w:r>
+              <w:rPr>
+                <w:sz w:val="18"/>
+                <w:szCs w:val="18"/>
+              </w:rPr>
+              <w:t xml:space="preserve">Posts de dato de calculo + Sobredimensionada 2</w:t>
+            </w:r>
+          </w:p>
+        </w:tc>
+        <w:tc>
+          <w:tcPr>
+            <w:tcW w:type="dxa" w:w="900"/>
+          </w:tcPr>
+          <w:p>
+            <w:r>
+              <w:rPr>
+                <w:sz w:val="18"/>
+                <w:szCs w:val="18"/>
+              </w:rPr>
+              <w:t xml:space="preserve">ACERO</w:t>
+            </w:r>
+          </w:p>
+        </w:tc>
+        <w:tc>
+          <w:tcPr>
+            <w:tcW w:type="dxa" w:w="2400"/>
+          </w:tcPr>
+          <w:p>
+            <w:r>
+              <w:rPr>
+                <w:sz w:val="18"/>
+                <w:szCs w:val="18"/>
+              </w:rPr>
+              <w:t xml:space="preserve">Verificacion de Acero (5 Verificaciones)</w:t>
+            </w:r>
+          </w:p>
+        </w:tc>
+        <w:tc>
+          <w:tcPr>
+            <w:tcW w:type="dxa" w:w="2000"/>
+          </w:tcPr>
+          <w:p>
+            <w:r>
+              <w:rPr>
+                <w:sz w:val="18"/>
+                <w:szCs w:val="18"/>
+              </w:rPr>
+              <w:t xml:space="preserve">✅ Existe, embudo verificado, palabra montada</w:t>
+            </w:r>
+          </w:p>
+        </w:tc>
+        <w:tc>
+          <w:tcPr>
+            <w:tcW w:type="dxa" w:w="2900"/>
+          </w:tcPr>
+          <w:p>
+            <w:r>
+              <w:rPr>
+                <w:sz w:val="18"/>
+                <w:szCs w:val="18"/>
+              </w:rPr>
+              <w:t xml:space="preserve">—</w:t>
+            </w:r>
+          </w:p>
+        </w:tc>
+      </w:tr>
+      <w:tr>
+        <w:tc>
+          <w:tcPr>
+            <w:tcW w:type="dxa" w:w="1500"/>
+          </w:tcPr>
+          <w:p>
+            <w:r>
+              <w:rPr>
+                <w:sz w:val="18"/>
+                <w:szCs w:val="18"/>
+              </w:rPr>
+              <w:t xml:space="preserve">Sab 12, Sab 19</w:t>
+            </w:r>
+          </w:p>
+        </w:tc>
+        <w:tc>
+          <w:tcPr>
+            <w:tcW w:type="dxa" w:w="2400"/>
+          </w:tcPr>
+          <w:p>
+            <w:r>
+              <w:rPr>
+                <w:sz w:val="18"/>
+                <w:szCs w:val="18"/>
+              </w:rPr>
+              <w:t xml:space="preserve">Reels grabados #4 Dynamo y #6 Python</w:t>
+            </w:r>
+          </w:p>
+        </w:tc>
+        <w:tc>
+          <w:tcPr>
+            <w:tcW w:type="dxa" w:w="900"/>
+          </w:tcPr>
+          <w:p>
+            <w:r>
+              <w:rPr>
+                <w:sz w:val="18"/>
+                <w:szCs w:val="18"/>
+              </w:rPr>
+              <w:t xml:space="preserve">DYNAMO</w:t>
+            </w:r>
+          </w:p>
+        </w:tc>
+        <w:tc>
+          <w:tcPr>
+            <w:tcW w:type="dxa" w:w="2400"/>
+          </w:tcPr>
+          <w:p>
+            <w:r>
+              <w:rPr>
+                <w:sz w:val="18"/>
+                <w:szCs w:val="18"/>
+              </w:rPr>
+              <w:t xml:space="preserve">Pack starter de scripts Dynamo / Python</w:t>
+            </w:r>
+          </w:p>
+        </w:tc>
+        <w:tc>
+          <w:tcPr>
+            <w:tcW w:type="dxa" w:w="2000"/>
+          </w:tcPr>
+          <w:p>
+            <w:r>
+              <w:rPr>
+                <w:sz w:val="18"/>
+                <w:szCs w:val="18"/>
+              </w:rPr>
+              <w:t xml:space="preserve">🔴 POR CREAR + disparador por montar</w:t>
+            </w:r>
+          </w:p>
+        </w:tc>
+        <w:tc>
+          <w:tcPr>
+            <w:tcW w:type="dxa" w:w="2900"/>
+          </w:tcPr>
+          <w:p>
+            <w:r>
+              <w:rPr>
+                <w:sz w:val="18"/>
+                <w:szCs w:val="18"/>
+              </w:rPr>
+              <w:t xml:space="preserve">Si no esta: CTA cambia a «comenta BIM» (bot Master) y el pack queda para octubre.</w:t>
+            </w:r>
+          </w:p>
+        </w:tc>
+      </w:tr>
+      <w:tr>
+        <w:tc>
+          <w:tcPr>
+            <w:tcW w:type="dxa" w:w="1500"/>
+          </w:tcPr>
+          <w:p>
+            <w:r>
+              <w:rPr>
+                <w:sz w:val="18"/>
+                <w:szCs w:val="18"/>
+              </w:rPr>
+              <w:t xml:space="preserve">Mar 22</w:t>
+            </w:r>
+          </w:p>
+        </w:tc>
+        <w:tc>
+          <w:tcPr>
+            <w:tcW w:type="dxa" w:w="2400"/>
+          </w:tcPr>
+          <w:p>
+            <w:r>
+              <w:rPr>
+                <w:sz w:val="18"/>
+                <w:szCs w:val="18"/>
+              </w:rPr>
+              <w:t xml:space="preserve">Reel grabado #7 Mitos de la automatizacion</w:t>
+            </w:r>
+          </w:p>
+        </w:tc>
+        <w:tc>
+          <w:tcPr>
+            <w:tcW w:type="dxa" w:w="900"/>
+          </w:tcPr>
+          <w:p>
+            <w:r>
+              <w:rPr>
+                <w:sz w:val="18"/>
+                <w:szCs w:val="18"/>
+              </w:rPr>
+              <w:t xml:space="preserve">IA</w:t>
+            </w:r>
+          </w:p>
+        </w:tc>
+        <w:tc>
+          <w:tcPr>
+            <w:tcW w:type="dxa" w:w="2400"/>
+          </w:tcPr>
+          <w:p>
+            <w:r>
+              <w:rPr>
+                <w:sz w:val="18"/>
+                <w:szCs w:val="18"/>
+              </w:rPr>
+              <w:t xml:space="preserve">Seguimiento del bot (y GPT IA Pro como regalo en el DM)</w:t>
+            </w:r>
+          </w:p>
+        </w:tc>
+        <w:tc>
+          <w:tcPr>
+            <w:tcW w:type="dxa" w:w="2000"/>
+          </w:tcPr>
+          <w:p>
+            <w:r>
+              <w:rPr>
+                <w:sz w:val="18"/>
+                <w:szCs w:val="18"/>
+              </w:rPr>
+              <w:t xml:space="preserve">✅ Disparador IA montado; GPT IA Pro existe</w:t>
+            </w:r>
+          </w:p>
+        </w:tc>
+        <w:tc>
+          <w:tcPr>
+            <w:tcW w:type="dxa" w:w="2900"/>
+          </w:tcPr>
+          <w:p>
+            <w:r>
+              <w:rPr>
+                <w:sz w:val="18"/>
+                <w:szCs w:val="18"/>
+              </w:rPr>
+              <w:t xml:space="preserve">—</w:t>
+            </w:r>
+          </w:p>
+        </w:tc>
+      </w:tr>
+      <w:tr>
+        <w:tc>
+          <w:tcPr>
+            <w:tcW w:type="dxa" w:w="1500"/>
+          </w:tcPr>
+          <w:p>
+            <w:r>
+              <w:rPr>
+                <w:sz w:val="18"/>
+                <w:szCs w:val="18"/>
+              </w:rPr>
+              <w:t xml:space="preserve">Mi 23, V25 + correo Mar 22 + comunidad Jue 24</w:t>
+            </w:r>
+          </w:p>
+        </w:tc>
+        <w:tc>
+          <w:tcPr>
+            <w:tcW w:type="dxa" w:w="2400"/>
+          </w:tcPr>
+          <w:p>
+            <w:r>
+              <w:rPr>
+                <w:sz w:val="18"/>
+                <w:szCs w:val="18"/>
+              </w:rPr>
+              <w:t xml:space="preserve">Carrusel 4 Puertas, reel espejo, correo Master</w:t>
+            </w:r>
+          </w:p>
+        </w:tc>
+        <w:tc>
+          <w:tcPr>
+            <w:tcW w:type="dxa" w:w="900"/>
+          </w:tcPr>
+          <w:p>
+            <w:r>
+              <w:rPr>
+                <w:sz w:val="18"/>
+                <w:szCs w:val="18"/>
+              </w:rPr>
+              <w:t xml:space="preserve">RUTA</w:t>
+            </w:r>
+          </w:p>
+        </w:tc>
+        <w:tc>
+          <w:tcPr>
+            <w:tcW w:type="dxa" w:w="2400"/>
+          </w:tcPr>
+          <w:p>
+            <w:r>
+              <w:rPr>
+                <w:sz w:val="18"/>
+                <w:szCs w:val="18"/>
+              </w:rPr>
+              <w:t xml:space="preserve">Orientacion 1-a-1 del equipo (el Test de Nivelacion cubre el diagnostico)</w:t>
+            </w:r>
+          </w:p>
+        </w:tc>
+        <w:tc>
+          <w:tcPr>
+            <w:tcW w:type="dxa" w:w="2000"/>
+          </w:tcPr>
+          <w:p>
+            <w:r>
+              <w:rPr>
+                <w:sz w:val="18"/>
+                <w:szCs w:val="18"/>
+              </w:rPr>
+              <w:t xml:space="preserve">🟡 Recurso existe (test), DISPARADOR RUTA por montar</w:t>
+            </w:r>
+          </w:p>
+        </w:tc>
+        <w:tc>
+          <w:tcPr>
+            <w:tcW w:type="dxa" w:w="2900"/>
+          </w:tcPr>
+          <w:p>
+            <w:r>
+              <w:rPr>
+                <w:sz w:val="18"/>
+                <w:szCs w:val="18"/>
+              </w:rPr>
+              <w:t xml:space="preserve">Si el disparador no esta el 22: CTA cambia a «comenta NIVEL» → Test de Nivelacion (montado).</w:t>
+            </w:r>
+          </w:p>
+        </w:tc>
+      </w:tr>
+      <w:tr>
+        <w:tc>
+          <w:tcPr>
+            <w:tcW w:type="dxa" w:w="1500"/>
+          </w:tcPr>
+          <w:p>
+            <w:r>
+              <w:rPr>
+                <w:sz w:val="18"/>
+                <w:szCs w:val="18"/>
+              </w:rPr>
+              <w:t xml:space="preserve">Sab 26</w:t>
+            </w:r>
+          </w:p>
+        </w:tc>
+        <w:tc>
+          <w:tcPr>
+            <w:tcW w:type="dxa" w:w="2400"/>
+          </w:tcPr>
+          <w:p>
+            <w:r>
+              <w:rPr>
+                <w:sz w:val="18"/>
+                <w:szCs w:val="18"/>
+              </w:rPr>
+              <w:t xml:space="preserve">Reel grabado #8 IA para arquitectura</w:t>
+            </w:r>
+          </w:p>
+        </w:tc>
+        <w:tc>
+          <w:tcPr>
+            <w:tcW w:type="dxa" w:w="900"/>
+          </w:tcPr>
+          <w:p>
+            <w:r>
+              <w:rPr>
+                <w:sz w:val="18"/>
+                <w:szCs w:val="18"/>
+              </w:rPr>
+              <w:t xml:space="preserve">IA</w:t>
+            </w:r>
+          </w:p>
+        </w:tc>
+        <w:tc>
+          <w:tcPr>
+            <w:tcW w:type="dxa" w:w="2400"/>
+          </w:tcPr>
+          <w:p>
+            <w:r>
+              <w:rPr>
+                <w:sz w:val="18"/>
+                <w:szCs w:val="18"/>
+              </w:rPr>
+              <w:t xml:space="preserve">Bot Master + GPT IA Pro</w:t>
+            </w:r>
+          </w:p>
+        </w:tc>
+        <w:tc>
+          <w:tcPr>
+            <w:tcW w:type="dxa" w:w="2000"/>
+          </w:tcPr>
+          <w:p>
+            <w:r>
+              <w:rPr>
+                <w:sz w:val="18"/>
+                <w:szCs w:val="18"/>
+              </w:rPr>
+              <w:t xml:space="preserve">✅ Montado</w:t>
+            </w:r>
+          </w:p>
+        </w:tc>
+        <w:tc>
+          <w:tcPr>
+            <w:tcW w:type="dxa" w:w="2900"/>
+          </w:tcPr>
+          <w:p>
+            <w:r>
+              <w:rPr>
+                <w:sz w:val="18"/>
+                <w:szCs w:val="18"/>
+              </w:rPr>
+              <w:t xml:space="preserve">—</w:t>
+            </w:r>
+          </w:p>
+        </w:tc>
+      </w:tr>
+      <w:tr>
+        <w:tc>
+          <w:tcPr>
+            <w:tcW w:type="dxa" w:w="1500"/>
+          </w:tcPr>
+          <w:p>
+            <w:r>
+              <w:rPr>
+                <w:sz w:val="18"/>
+                <w:szCs w:val="18"/>
+              </w:rPr>
+              <w:t xml:space="preserve">L28, Mi30 + correo Mar 29</w:t>
+            </w:r>
+          </w:p>
+        </w:tc>
+        <w:tc>
+          <w:tcPr>
+            <w:tcW w:type="dxa" w:w="2400"/>
+          </w:tcPr>
+          <w:p>
+            <w:r>
+              <w:rPr>
+                <w:sz w:val="18"/>
+                <w:szCs w:val="18"/>
+              </w:rPr>
+              <w:t xml:space="preserve">Anuncio y demo del tutor de IA</w:t>
+            </w:r>
+          </w:p>
+        </w:tc>
+        <w:tc>
+          <w:tcPr>
+            <w:tcW w:type="dxa" w:w="900"/>
+          </w:tcPr>
+          <w:p>
+            <w:r>
+              <w:rPr>
+                <w:sz w:val="18"/>
+                <w:szCs w:val="18"/>
+              </w:rPr>
+              <w:t xml:space="preserve">ACERO</w:t>
+            </w:r>
+          </w:p>
+        </w:tc>
+        <w:tc>
+          <w:tcPr>
+            <w:tcW w:type="dxa" w:w="2400"/>
+          </w:tcPr>
+          <w:p>
+            <w:r>
+              <w:rPr>
+                <w:sz w:val="18"/>
+                <w:szCs w:val="18"/>
+              </w:rPr>
+              <w:t xml:space="preserve">5 Verificaciones + temario (el tutor es feature del curso, NO lead magnet)</w:t>
+            </w:r>
+          </w:p>
+        </w:tc>
+        <w:tc>
+          <w:tcPr>
+            <w:tcW w:type="dxa" w:w="2000"/>
+          </w:tcPr>
+          <w:p>
+            <w:r>
+              <w:rPr>
+                <w:sz w:val="18"/>
+                <w:szCs w:val="18"/>
+              </w:rPr>
+              <w:t xml:space="preserve">🟡 Palabra montada; piezas CONDICIONADAS al deploy del tutor</w:t>
+            </w:r>
+          </w:p>
+        </w:tc>
+        <w:tc>
+          <w:tcPr>
+            <w:tcW w:type="dxa" w:w="2900"/>
+          </w:tcPr>
+          <w:p>
+            <w:r>
+              <w:rPr>
+                <w:sz w:val="18"/>
+                <w:szCs w:val="18"/>
+              </w:rPr>
+              <w:t xml:space="preserve">Si el tutor no esta: suben piezas del banco y estas pasan a octubre.</w:t>
+            </w:r>
+          </w:p>
+        </w:tc>
+      </w:tr>
+      <w:tr>
+        <w:tc>
+          <w:tcPr>
+            <w:tcW w:type="dxa" w:w="1500"/>
+          </w:tcPr>
+          <w:p>
+            <w:r>
+              <w:rPr>
+                <w:sz w:val="18"/>
+                <w:szCs w:val="18"/>
+              </w:rPr>
+              <w:t xml:space="preserve">Comunidad Jue 17</w:t>
+            </w:r>
+          </w:p>
+        </w:tc>
+        <w:tc>
+          <w:tcPr>
+            <w:tcW w:type="dxa" w:w="2400"/>
+          </w:tcPr>
+          <w:p>
+            <w:r>
+              <w:rPr>
+                <w:sz w:val="18"/>
+                <w:szCs w:val="18"/>
+              </w:rPr>
+              <w:t xml:space="preserve">Mensaje del recurso gratis</w:t>
+            </w:r>
+          </w:p>
+        </w:tc>
+        <w:tc>
+          <w:tcPr>
+            <w:tcW w:type="dxa" w:w="900"/>
+          </w:tcPr>
+          <w:p>
+            <w:r>
+              <w:rPr>
+                <w:sz w:val="18"/>
+                <w:szCs w:val="18"/>
+              </w:rPr>
+              <w:t xml:space="preserve">ZAPATA</w:t>
+            </w:r>
+          </w:p>
+        </w:tc>
+        <w:tc>
+          <w:tcPr>
+            <w:tcW w:type="dxa" w:w="2400"/>
+          </w:tcPr>
+          <w:p>
+            <w:r>
+              <w:rPr>
+                <w:sz w:val="18"/>
+                <w:szCs w:val="18"/>
+              </w:rPr>
+              <w:t xml:space="preserve">Calculadora de Zapatas</w:t>
+            </w:r>
+          </w:p>
+        </w:tc>
+        <w:tc>
+          <w:tcPr>
+            <w:tcW w:type="dxa" w:w="2000"/>
+          </w:tcPr>
+          <w:p>
+            <w:r>
+              <w:rPr>
+                <w:sz w:val="18"/>
+                <w:szCs w:val="18"/>
+              </w:rPr>
+              <w:t xml:space="preserve">✅ Embudo completo probado</w:t>
+            </w:r>
+          </w:p>
+        </w:tc>
+        <w:tc>
+          <w:tcPr>
+            <w:tcW w:type="dxa" w:w="2900"/>
+          </w:tcPr>
+          <w:p>
+            <w:r>
+              <w:rPr>
+                <w:sz w:val="18"/>
+                <w:szCs w:val="18"/>
+              </w:rPr>
+              <w:t xml:space="preserve">—</w:t>
+            </w:r>
+          </w:p>
+        </w:tc>
+      </w:tr>
+      <w:tr>
+        <w:tc>
+          <w:tcPr>
+            <w:tcW w:type="dxa" w:w="1500"/>
+          </w:tcPr>
+          <w:p>
+            <w:r>
+              <w:rPr>
+                <w:sz w:val="18"/>
+                <w:szCs w:val="18"/>
+              </w:rPr>
+              <w:t xml:space="preserve">Comunidad Vie 25 + blog Sab 26</w:t>
+            </w:r>
+          </w:p>
+        </w:tc>
+        <w:tc>
+          <w:tcPr>
+            <w:tcW w:type="dxa" w:w="2400"/>
+          </w:tcPr>
+          <w:p>
+            <w:r>
+              <w:rPr>
+                <w:sz w:val="18"/>
+                <w:szCs w:val="18"/>
+              </w:rPr>
+              <w:t xml:space="preserve">Test de nivel + blog elegir software</w:t>
+            </w:r>
+          </w:p>
+        </w:tc>
+        <w:tc>
+          <w:tcPr>
+            <w:tcW w:type="dxa" w:w="900"/>
+          </w:tcPr>
+          <w:p>
+            <w:r>
+              <w:rPr>
+                <w:sz w:val="18"/>
+                <w:szCs w:val="18"/>
+              </w:rPr>
+              <w:t xml:space="preserve">NIVEL</w:t>
+            </w:r>
+          </w:p>
+        </w:tc>
+        <w:tc>
+          <w:tcPr>
+            <w:tcW w:type="dxa" w:w="2400"/>
+          </w:tcPr>
+          <w:p>
+            <w:r>
+              <w:rPr>
+                <w:sz w:val="18"/>
+                <w:szCs w:val="18"/>
+              </w:rPr>
+              <w:t xml:space="preserve">Test de Nivelacion BIM (+ Curso Introductorio como segundo regalo)</w:t>
+            </w:r>
+          </w:p>
+        </w:tc>
+        <w:tc>
+          <w:tcPr>
+            <w:tcW w:type="dxa" w:w="2000"/>
+          </w:tcPr>
+          <w:p>
+            <w:r>
+              <w:rPr>
+                <w:sz w:val="18"/>
+                <w:szCs w:val="18"/>
+              </w:rPr>
+              <w:t xml:space="preserve">✅ Montado (redirect corregido en agosto)</w:t>
+            </w:r>
+          </w:p>
+        </w:tc>
+        <w:tc>
+          <w:tcPr>
+            <w:tcW w:type="dxa" w:w="2900"/>
+          </w:tcPr>
+          <w:p>
+            <w:r>
+              <w:rPr>
+                <w:sz w:val="18"/>
+                <w:szCs w:val="18"/>
+              </w:rPr>
+              <w:t xml:space="preserve">—</w:t>
+            </w:r>
+          </w:p>
+        </w:tc>
+      </w:tr>
+      <w:tr>
+        <w:tc>
+          <w:tcPr>
+            <w:tcW w:type="dxa" w:w="1500"/>
+          </w:tcPr>
+          <w:p>
+            <w:r>
+              <w:rPr>
+                <w:sz w:val="18"/>
+                <w:szCs w:val="18"/>
+              </w:rPr>
+              <w:t xml:space="preserve">Blog Sab 12</w:t>
+            </w:r>
+          </w:p>
+        </w:tc>
+        <w:tc>
+          <w:tcPr>
+            <w:tcW w:type="dxa" w:w="2400"/>
+          </w:tcPr>
+          <w:p>
+            <w:r>
+              <w:rPr>
+                <w:sz w:val="18"/>
+                <w:szCs w:val="18"/>
+              </w:rPr>
+              <w:t xml:space="preserve">Articulo IA en arquitectura</w:t>
+            </w:r>
+          </w:p>
+        </w:tc>
+        <w:tc>
+          <w:tcPr>
+            <w:tcW w:type="dxa" w:w="900"/>
+          </w:tcPr>
+          <w:p>
+            <w:r>
+              <w:rPr>
+                <w:sz w:val="18"/>
+                <w:szCs w:val="18"/>
+              </w:rPr>
+              <w:t xml:space="preserve">GPT</w:t>
+            </w:r>
+          </w:p>
+        </w:tc>
+        <w:tc>
+          <w:tcPr>
+            <w:tcW w:type="dxa" w:w="2400"/>
+          </w:tcPr>
+          <w:p>
+            <w:r>
+              <w:rPr>
+                <w:sz w:val="18"/>
+                <w:szCs w:val="18"/>
+              </w:rPr>
+              <w:t xml:space="preserve">GPT IA Pro</w:t>
+            </w:r>
+          </w:p>
+        </w:tc>
+        <w:tc>
+          <w:tcPr>
+            <w:tcW w:type="dxa" w:w="2000"/>
+          </w:tcPr>
+          <w:p>
+            <w:r>
+              <w:rPr>
+                <w:sz w:val="18"/>
+                <w:szCs w:val="18"/>
+              </w:rPr>
+              <w:t xml:space="preserve">🟡 Existe; CONFIRMAR la palabra montada en el bot</w:t>
+            </w:r>
+          </w:p>
+        </w:tc>
+        <w:tc>
+          <w:tcPr>
+            <w:tcW w:type="dxa" w:w="2900"/>
+          </w:tcPr>
+          <w:p>
+            <w:r>
+              <w:rPr>
+                <w:sz w:val="18"/>
+                <w:szCs w:val="18"/>
+              </w:rPr>
+              <w:t xml:space="preserve">Enlace directo en el blog (en blog el enlace si va directo).</w:t>
+            </w:r>
+          </w:p>
+        </w:tc>
+      </w:tr>
+      <w:tr>
+        <w:tc>
+          <w:tcPr>
+            <w:tcW w:type="dxa" w:w="1500"/>
+          </w:tcPr>
+          <w:p>
+            <w:r>
+              <w:rPr>
+                <w:sz w:val="18"/>
+                <w:szCs w:val="18"/>
+              </w:rPr>
+              <w:t xml:space="preserve">Blog Sab 3-oct</w:t>
+            </w:r>
+          </w:p>
+        </w:tc>
+        <w:tc>
+          <w:tcPr>
+            <w:tcW w:type="dxa" w:w="2400"/>
+          </w:tcPr>
+          <w:p>
+            <w:r>
+              <w:rPr>
+                <w:sz w:val="18"/>
+                <w:szCs w:val="18"/>
+              </w:rPr>
+              <w:t xml:space="preserve">Articulo sostenibilidad</w:t>
+            </w:r>
+          </w:p>
+        </w:tc>
+        <w:tc>
+          <w:tcPr>
+            <w:tcW w:type="dxa" w:w="900"/>
+          </w:tcPr>
+          <w:p>
+            <w:r>
+              <w:rPr>
+                <w:sz w:val="18"/>
+                <w:szCs w:val="18"/>
+              </w:rPr>
+              <w:t xml:space="preserve">EBOOK</w:t>
+            </w:r>
+          </w:p>
+        </w:tc>
+        <w:tc>
+          <w:tcPr>
+            <w:tcW w:type="dxa" w:w="2400"/>
+          </w:tcPr>
+          <w:p>
+            <w:r>
+              <w:rPr>
+                <w:sz w:val="18"/>
+                <w:szCs w:val="18"/>
+              </w:rPr>
+              <w:t xml:space="preserve">Ebook BIM</w:t>
+            </w:r>
+          </w:p>
+        </w:tc>
+        <w:tc>
+          <w:tcPr>
+            <w:tcW w:type="dxa" w:w="2000"/>
+          </w:tcPr>
+          <w:p>
+            <w:r>
+              <w:rPr>
+                <w:sz w:val="18"/>
+                <w:szCs w:val="18"/>
+              </w:rPr>
+              <w:t xml:space="preserve">🟡 Existe; CONFIRMAR la palabra montada</w:t>
+            </w:r>
+          </w:p>
+        </w:tc>
+        <w:tc>
+          <w:tcPr>
+            <w:tcW w:type="dxa" w:w="2900"/>
+          </w:tcPr>
+          <w:p>
+            <w:r>
+              <w:rPr>
+                <w:sz w:val="18"/>
+                <w:szCs w:val="18"/>
+              </w:rPr>
+              <w:t xml:space="preserve">Enlace directo en el blog.</w:t>
+            </w:r>
+          </w:p>
+        </w:tc>
+      </w:tr>
+    </w:tbl>
     <w:p>
       <w:r>
         <w:br w:type="page"/>

--- a/matriz-viral/entregables/Matriz-Contenido-Septiembre-2026-DMA.docx
+++ b/matriz-viral/entregables/Matriz-Contenido-Septiembre-2026-DMA.docx
@@ -740,6 +740,644 @@
           </w:p>
         </w:tc>
       </w:tr>
+      <w:tr>
+        <w:tc>
+          <w:tcPr>
+            <w:tcW w:type="dxa" w:w="500"/>
+          </w:tcPr>
+          <w:p>
+            <w:r>
+              <w:rPr>
+                <w:sz w:val="18"/>
+                <w:szCs w:val="18"/>
+              </w:rPr>
+              <w:t xml:space="preserve">☐</w:t>
+            </w:r>
+          </w:p>
+        </w:tc>
+        <w:tc>
+          <w:tcPr>
+            <w:tcW w:type="dxa" w:w="4600"/>
+          </w:tcPr>
+          <w:p>
+            <w:r>
+              <w:rPr>
+                <w:sz w:val="18"/>
+                <w:szCs w:val="18"/>
+              </w:rPr>
+              <w:t xml:space="preserve">ESTER · Crear los 4 productos separados en GHL (uno por modulo del Master) con sus membresias y comunidades</w:t>
+            </w:r>
+          </w:p>
+        </w:tc>
+        <w:tc>
+          <w:tcPr>
+            <w:tcW w:type="dxa" w:w="3800"/>
+          </w:tcPr>
+          <w:p>
+            <w:r>
+              <w:rPr>
+                <w:sz w:val="18"/>
+                <w:szCs w:val="18"/>
+              </w:rPr>
+              <w:t xml:space="preserve">Toda la campaña de modulos: sin producto separado no hay acceso ni pipeline</w:t>
+            </w:r>
+          </w:p>
+        </w:tc>
+        <w:tc>
+          <w:tcPr>
+            <w:tcW w:type="dxa" w:w="2200"/>
+          </w:tcPr>
+          <w:p>
+            <w:r>
+              <w:rPr>
+                <w:sz w:val="18"/>
+                <w:szCs w:val="18"/>
+              </w:rPr>
+              <w:t xml:space="preserve">ALTA PRIORIDAD — antes del 7-sep</w:t>
+            </w:r>
+          </w:p>
+        </w:tc>
+      </w:tr>
+      <w:tr>
+        <w:tc>
+          <w:tcPr>
+            <w:tcW w:type="dxa" w:w="500"/>
+          </w:tcPr>
+          <w:p>
+            <w:r>
+              <w:rPr>
+                <w:sz w:val="18"/>
+                <w:szCs w:val="18"/>
+              </w:rPr>
+              <w:t xml:space="preserve">☐</w:t>
+            </w:r>
+          </w:p>
+        </w:tc>
+        <w:tc>
+          <w:tcPr>
+            <w:tcW w:type="dxa" w:w="4600"/>
+          </w:tcPr>
+          <w:p>
+            <w:r>
+              <w:rPr>
+                <w:sz w:val="18"/>
+                <w:szCs w:val="18"/>
+              </w:rPr>
+              <w:t xml:space="preserve">ESTER · Separar comunidades y accesos por modulo, y resolver el formato de «especializacion» que agrupa cursos y confunde</w:t>
+            </w:r>
+          </w:p>
+        </w:tc>
+        <w:tc>
+          <w:tcPr>
+            <w:tcW w:type="dxa" w:w="3800"/>
+          </w:tcPr>
+          <w:p>
+            <w:r>
+              <w:rPr>
+                <w:sz w:val="18"/>
+                <w:szCs w:val="18"/>
+              </w:rPr>
+              <w:t xml:space="preserve">La experiencia del alumno y el upsell</w:t>
+            </w:r>
+          </w:p>
+        </w:tc>
+        <w:tc>
+          <w:tcPr>
+            <w:tcW w:type="dxa" w:w="2200"/>
+          </w:tcPr>
+          <w:p>
+            <w:r>
+              <w:rPr>
+                <w:sz w:val="18"/>
+                <w:szCs w:val="18"/>
+              </w:rPr>
+              <w:t xml:space="preserve">semana 1-2 (Gabriel pasa la solucion)</w:t>
+            </w:r>
+          </w:p>
+        </w:tc>
+      </w:tr>
+      <w:tr>
+        <w:tc>
+          <w:tcPr>
+            <w:tcW w:type="dxa" w:w="500"/>
+          </w:tcPr>
+          <w:p>
+            <w:r>
+              <w:rPr>
+                <w:sz w:val="18"/>
+                <w:szCs w:val="18"/>
+              </w:rPr>
+              <w:t xml:space="preserve">☐</w:t>
+            </w:r>
+          </w:p>
+        </w:tc>
+        <w:tc>
+          <w:tcPr>
+            <w:tcW w:type="dxa" w:w="4600"/>
+          </w:tcPr>
+          <w:p>
+            <w:r>
+              <w:rPr>
+                <w:sz w:val="18"/>
+                <w:szCs w:val="18"/>
+              </w:rPr>
+              <w:t xml:space="preserve">ESTER · Cerrar los casos de la migracion: alumnos sin acceso o con progreso perdido (se marcan cursos completados a mano)</w:t>
+            </w:r>
+          </w:p>
+        </w:tc>
+        <w:tc>
+          <w:tcPr>
+            <w:tcW w:type="dxa" w:w="3800"/>
+          </w:tcPr>
+          <w:p>
+            <w:r>
+              <w:rPr>
+                <w:sz w:val="18"/>
+                <w:szCs w:val="18"/>
+              </w:rPr>
+              <w:t xml:space="preserve">Soporte y reputacion; bloquea testimonios</w:t>
+            </w:r>
+          </w:p>
+        </w:tc>
+        <w:tc>
+          <w:tcPr>
+            <w:tcW w:type="dxa" w:w="2200"/>
+          </w:tcPr>
+          <w:p>
+            <w:r>
+              <w:rPr>
+                <w:sz w:val="18"/>
+                <w:szCs w:val="18"/>
+              </w:rPr>
+              <w:t xml:space="preserve">continuo, empezar semana 1</w:t>
+            </w:r>
+          </w:p>
+        </w:tc>
+      </w:tr>
+      <w:tr>
+        <w:tc>
+          <w:tcPr>
+            <w:tcW w:type="dxa" w:w="500"/>
+          </w:tcPr>
+          <w:p>
+            <w:r>
+              <w:rPr>
+                <w:sz w:val="18"/>
+                <w:szCs w:val="18"/>
+              </w:rPr>
+              <w:t xml:space="preserve">☐</w:t>
+            </w:r>
+          </w:p>
+        </w:tc>
+        <w:tc>
+          <w:tcPr>
+            <w:tcW w:type="dxa" w:w="4600"/>
+          </w:tcPr>
+          <w:p>
+            <w:r>
+              <w:rPr>
+                <w:sz w:val="18"/>
+                <w:szCs w:val="18"/>
+              </w:rPr>
+              <w:t xml:space="preserve">Brochure nuevo del Master por modulos + imagenes de venta para el closer</w:t>
+            </w:r>
+          </w:p>
+        </w:tc>
+        <w:tc>
+          <w:tcPr>
+            <w:tcW w:type="dxa" w:w="3800"/>
+          </w:tcPr>
+          <w:p>
+            <w:r>
+              <w:rPr>
+                <w:sz w:val="18"/>
+                <w:szCs w:val="18"/>
+              </w:rPr>
+              <w:t xml:space="preserve">El material que usa el equipo comercial en la llamada</w:t>
+            </w:r>
+          </w:p>
+        </w:tc>
+        <w:tc>
+          <w:tcPr>
+            <w:tcW w:type="dxa" w:w="2200"/>
+          </w:tcPr>
+          <w:p>
+            <w:r>
+              <w:rPr>
+                <w:sz w:val="18"/>
+                <w:szCs w:val="18"/>
+              </w:rPr>
+              <w:t xml:space="preserve">antes del 7-sep</w:t>
+            </w:r>
+          </w:p>
+        </w:tc>
+      </w:tr>
+      <w:tr>
+        <w:tc>
+          <w:tcPr>
+            <w:tcW w:type="dxa" w:w="500"/>
+          </w:tcPr>
+          <w:p>
+            <w:r>
+              <w:rPr>
+                <w:sz w:val="18"/>
+                <w:szCs w:val="18"/>
+              </w:rPr>
+              <w:t xml:space="preserve">☐</w:t>
+            </w:r>
+          </w:p>
+        </w:tc>
+        <w:tc>
+          <w:tcPr>
+            <w:tcW w:type="dxa" w:w="4600"/>
+          </w:tcPr>
+          <w:p>
+            <w:r>
+              <w:rPr>
+                <w:sz w:val="18"/>
+                <w:szCs w:val="18"/>
+              </w:rPr>
+              <w:t xml:space="preserve">Montar el BIM Level Test (20 preguntas, 5 min) como calificador del setter, con resultado que diga el modulo</w:t>
+            </w:r>
+          </w:p>
+        </w:tc>
+        <w:tc>
+          <w:tcPr>
+            <w:tcW w:type="dxa" w:w="3800"/>
+          </w:tcPr>
+          <w:p>
+            <w:r>
+              <w:rPr>
+                <w:sz w:val="18"/>
+                <w:szCs w:val="18"/>
+              </w:rPr>
+              <w:t xml:space="preserve">Todo el flujo setter → closer y los CTA del Master</w:t>
+            </w:r>
+          </w:p>
+        </w:tc>
+        <w:tc>
+          <w:tcPr>
+            <w:tcW w:type="dxa" w:w="2200"/>
+          </w:tcPr>
+          <w:p>
+            <w:r>
+              <w:rPr>
+                <w:sz w:val="18"/>
+                <w:szCs w:val="18"/>
+              </w:rPr>
+              <w:t xml:space="preserve">antes del 7-sep</w:t>
+            </w:r>
+          </w:p>
+        </w:tc>
+      </w:tr>
+      <w:tr>
+        <w:tc>
+          <w:tcPr>
+            <w:tcW w:type="dxa" w:w="500"/>
+          </w:tcPr>
+          <w:p>
+            <w:r>
+              <w:rPr>
+                <w:sz w:val="18"/>
+                <w:szCs w:val="18"/>
+              </w:rPr>
+              <w:t xml:space="preserve">☐</w:t>
+            </w:r>
+          </w:p>
+        </w:tc>
+        <w:tc>
+          <w:tcPr>
+            <w:tcW w:type="dxa" w:w="4600"/>
+          </w:tcPr>
+          <w:p>
+            <w:r>
+              <w:rPr>
+                <w:sz w:val="18"/>
+                <w:szCs w:val="18"/>
+              </w:rPr>
+              <w:t xml:space="preserve">Producir los 4 creativos de modulo (post + carrusel) y los 4 reels de 15 s</w:t>
+            </w:r>
+          </w:p>
+        </w:tc>
+        <w:tc>
+          <w:tcPr>
+            <w:tcW w:type="dxa" w:w="3800"/>
+          </w:tcPr>
+          <w:p>
+            <w:r>
+              <w:rPr>
+                <w:sz w:val="18"/>
+                <w:szCs w:val="18"/>
+              </w:rPr>
+              <w:t xml:space="preserve">La campaña de pauta del Master</w:t>
+            </w:r>
+          </w:p>
+        </w:tc>
+        <w:tc>
+          <w:tcPr>
+            <w:tcW w:type="dxa" w:w="2200"/>
+          </w:tcPr>
+          <w:p>
+            <w:r>
+              <w:rPr>
+                <w:sz w:val="18"/>
+                <w:szCs w:val="18"/>
+              </w:rPr>
+              <w:t xml:space="preserve">semana 1</w:t>
+            </w:r>
+          </w:p>
+        </w:tc>
+      </w:tr>
+      <w:tr>
+        <w:tc>
+          <w:tcPr>
+            <w:tcW w:type="dxa" w:w="500"/>
+          </w:tcPr>
+          <w:p>
+            <w:r>
+              <w:rPr>
+                <w:sz w:val="18"/>
+                <w:szCs w:val="18"/>
+              </w:rPr>
+              <w:t xml:space="preserve">☐</w:t>
+            </w:r>
+          </w:p>
+        </w:tc>
+        <w:tc>
+          <w:tcPr>
+            <w:tcW w:type="dxa" w:w="4600"/>
+          </w:tcPr>
+          <w:p>
+            <w:r>
+              <w:rPr>
+                <w:sz w:val="18"/>
+                <w:szCs w:val="18"/>
+              </w:rPr>
+              <w:t xml:space="preserve">PATRICIO/OLYMPUS · Actualizar el bot de ventas con la estructura nueva: modulos, precios, test de nivel y el tutor de ACERO</w:t>
+            </w:r>
+          </w:p>
+        </w:tc>
+        <w:tc>
+          <w:tcPr>
+            <w:tcW w:type="dxa" w:w="3800"/>
+          </w:tcPr>
+          <w:p>
+            <w:r>
+              <w:rPr>
+                <w:sz w:val="18"/>
+                <w:szCs w:val="18"/>
+              </w:rPr>
+              <w:t xml:space="preserve">Que el bot no siga vendiendo la estructura vieja</w:t>
+            </w:r>
+          </w:p>
+        </w:tc>
+        <w:tc>
+          <w:tcPr>
+            <w:tcW w:type="dxa" w:w="2200"/>
+          </w:tcPr>
+          <w:p>
+            <w:r>
+              <w:rPr>
+                <w:sz w:val="18"/>
+                <w:szCs w:val="18"/>
+              </w:rPr>
+              <w:t xml:space="preserve">antes del 7-sep</w:t>
+            </w:r>
+          </w:p>
+        </w:tc>
+      </w:tr>
+      <w:tr>
+        <w:tc>
+          <w:tcPr>
+            <w:tcW w:type="dxa" w:w="500"/>
+          </w:tcPr>
+          <w:p>
+            <w:r>
+              <w:rPr>
+                <w:sz w:val="18"/>
+                <w:szCs w:val="18"/>
+              </w:rPr>
+              <w:t xml:space="preserve">☐</w:t>
+            </w:r>
+          </w:p>
+        </w:tc>
+        <w:tc>
+          <w:tcPr>
+            <w:tcW w:type="dxa" w:w="4600"/>
+          </w:tcPr>
+          <w:p>
+            <w:r>
+              <w:rPr>
+                <w:sz w:val="18"/>
+                <w:szCs w:val="18"/>
+              </w:rPr>
+              <w:t xml:space="preserve">CAMI · Revisar el plan de septiembre (fechas, y que cada CTA prometa un recurso que exista) y pedir las ideas de Instagram Highlights</w:t>
+            </w:r>
+          </w:p>
+        </w:tc>
+        <w:tc>
+          <w:tcPr>
+            <w:tcW w:type="dxa" w:w="3800"/>
+          </w:tcPr>
+          <w:p>
+            <w:r>
+              <w:rPr>
+                <w:sz w:val="18"/>
+                <w:szCs w:val="18"/>
+              </w:rPr>
+              <w:t xml:space="preserve">Publicar sin errores</w:t>
+            </w:r>
+          </w:p>
+        </w:tc>
+        <w:tc>
+          <w:tcPr>
+            <w:tcW w:type="dxa" w:w="2200"/>
+          </w:tcPr>
+          <w:p>
+            <w:r>
+              <w:rPr>
+                <w:sz w:val="18"/>
+                <w:szCs w:val="18"/>
+              </w:rPr>
+              <w:t xml:space="preserve">semana 1</w:t>
+            </w:r>
+          </w:p>
+        </w:tc>
+      </w:tr>
+      <w:tr>
+        <w:tc>
+          <w:tcPr>
+            <w:tcW w:type="dxa" w:w="500"/>
+          </w:tcPr>
+          <w:p>
+            <w:r>
+              <w:rPr>
+                <w:sz w:val="18"/>
+                <w:szCs w:val="18"/>
+              </w:rPr>
+              <w:t xml:space="preserve">☐</w:t>
+            </w:r>
+          </w:p>
+        </w:tc>
+        <w:tc>
+          <w:tcPr>
+            <w:tcW w:type="dxa" w:w="4600"/>
+          </w:tcPr>
+          <w:p>
+            <w:r>
+              <w:rPr>
+                <w:sz w:val="18"/>
+                <w:szCs w:val="18"/>
+              </w:rPr>
+              <w:t xml:space="preserve">CAMI · Conseguir del editor los reels de agosto que quedaron sin entregar</w:t>
+            </w:r>
+          </w:p>
+        </w:tc>
+        <w:tc>
+          <w:tcPr>
+            <w:tcW w:type="dxa" w:w="3800"/>
+          </w:tcPr>
+          <w:p>
+            <w:r>
+              <w:rPr>
+                <w:sz w:val="18"/>
+                <w:szCs w:val="18"/>
+              </w:rPr>
+              <w:t xml:space="preserve">Los slots extra del feed</w:t>
+            </w:r>
+          </w:p>
+        </w:tc>
+        <w:tc>
+          <w:tcPr>
+            <w:tcW w:type="dxa" w:w="2200"/>
+          </w:tcPr>
+          <w:p>
+            <w:r>
+              <w:rPr>
+                <w:sz w:val="18"/>
+                <w:szCs w:val="18"/>
+              </w:rPr>
+              <w:t xml:space="preserve">semana 1</w:t>
+            </w:r>
+          </w:p>
+        </w:tc>
+      </w:tr>
+      <w:tr>
+        <w:tc>
+          <w:tcPr>
+            <w:tcW w:type="dxa" w:w="500"/>
+          </w:tcPr>
+          <w:p>
+            <w:r>
+              <w:rPr>
+                <w:sz w:val="18"/>
+                <w:szCs w:val="18"/>
+              </w:rPr>
+              <w:t xml:space="preserve">☐</w:t>
+            </w:r>
+          </w:p>
+        </w:tc>
+        <w:tc>
+          <w:tcPr>
+            <w:tcW w:type="dxa" w:w="4600"/>
+          </w:tcPr>
+          <w:p>
+            <w:r>
+              <w:rPr>
+                <w:sz w:val="18"/>
+                <w:szCs w:val="18"/>
+              </w:rPr>
+              <w:t xml:space="preserve">DAYA · Fotos del equipo y assets de producto para la web de consultoria (los pasa Ester)</w:t>
+            </w:r>
+          </w:p>
+        </w:tc>
+        <w:tc>
+          <w:tcPr>
+            <w:tcW w:type="dxa" w:w="3800"/>
+          </w:tcPr>
+          <w:p>
+            <w:r>
+              <w:rPr>
+                <w:sz w:val="18"/>
+                <w:szCs w:val="18"/>
+              </w:rPr>
+              <w:t xml:space="preserve">El lanzamiento de la web de consultoria</w:t>
+            </w:r>
+          </w:p>
+        </w:tc>
+        <w:tc>
+          <w:tcPr>
+            <w:tcW w:type="dxa" w:w="2200"/>
+          </w:tcPr>
+          <w:p>
+            <w:r>
+              <w:rPr>
+                <w:sz w:val="18"/>
+                <w:szCs w:val="18"/>
+              </w:rPr>
+              <w:t xml:space="preserve">semana 1</w:t>
+            </w:r>
+          </w:p>
+        </w:tc>
+      </w:tr>
+      <w:tr>
+        <w:tc>
+          <w:tcPr>
+            <w:tcW w:type="dxa" w:w="500"/>
+          </w:tcPr>
+          <w:p>
+            <w:r>
+              <w:rPr>
+                <w:sz w:val="18"/>
+                <w:szCs w:val="18"/>
+              </w:rPr>
+              <w:t xml:space="preserve">☐</w:t>
+            </w:r>
+          </w:p>
+        </w:tc>
+        <w:tc>
+          <w:tcPr>
+            <w:tcW w:type="dxa" w:w="4600"/>
+          </w:tcPr>
+          <w:p>
+            <w:r>
+              <w:rPr>
+                <w:sz w:val="18"/>
+                <w:szCs w:val="18"/>
+              </w:rPr>
+              <w:t xml:space="preserve">DAYA · Reel con el metraje de Gabriel + la voz en off</w:t>
+            </w:r>
+          </w:p>
+        </w:tc>
+        <w:tc>
+          <w:tcPr>
+            <w:tcW w:type="dxa" w:w="3800"/>
+          </w:tcPr>
+          <w:p>
+            <w:r>
+              <w:rPr>
+                <w:sz w:val="18"/>
+                <w:szCs w:val="18"/>
+              </w:rPr>
+              <w:t xml:space="preserve">Contenido del feed</w:t>
+            </w:r>
+          </w:p>
+        </w:tc>
+        <w:tc>
+          <w:tcPr>
+            <w:tcW w:type="dxa" w:w="2200"/>
+          </w:tcPr>
+          <w:p>
+            <w:r>
+              <w:rPr>
+                <w:sz w:val="18"/>
+                <w:szCs w:val="18"/>
+              </w:rPr>
+              <w:t xml:space="preserve">semana 2</w:t>
+            </w:r>
+          </w:p>
+        </w:tc>
+      </w:tr>
     </w:tbl>
     <w:p>
       <w:pPr>
@@ -871,7 +1509,41 @@
           <w:sz w:val="21"/>
           <w:szCs w:val="21"/>
         </w:rPr>
-        <w:t xml:space="preserve">El precio del Master no aparece en NINGUNA pieza, correo ni DM: cierra en llamada. El de ACERO si puede ir en correo a lista propia y en DM del bot.</w:t>
+        <w:t xml:space="preserve">PRECIOS (cambio del 1-sep, reunion con Gabriel): el Master ya NO se vende como programa de 12 meses. Se vende POR MODULOS y el precio del modulo ES el gancho: $750 BIM Professional, $750 BIM Coordination, $600 BIM Management, $900 BIM + IA. El precio del MODULO si va en los anuncios; el de la ruta completa (~$3.000, $2.700 financiado / $2.400 contado) NO va en ninguna pieza: lo maneja el closer en la llamada como upsell.</w:t>
+      </w:r>
+    </w:p>
+    <w:p>
+      <w:pPr>
+        <w:pStyle w:val="ListParagraph"/>
+        <w:numPr>
+          <w:ilvl w:val="0"/>
+          <w:numId w:val="1"/>
+        </w:numPr>
+        <w:spacing w:after="50"/>
+      </w:pPr>
+      <w:r>
+        <w:rPr>
+          <w:sz w:val="21"/>
+          <w:szCs w:val="21"/>
+        </w:rPr>
+        <w:t xml:space="preserve">El BIM LEVEL TEST (20 preguntas, 5 minutos) deja de ser solo lead magnet y pasa a ser la HERRAMIENTA DE CALIFICACION del setter: el lead lo llena, el resultado dice su nivel, y el closer vende el modulo que le toca. Todo CTA de Master apunta ahi.</w:t>
+      </w:r>
+    </w:p>
+    <w:p>
+      <w:pPr>
+        <w:pStyle w:val="ListParagraph"/>
+        <w:numPr>
+          <w:ilvl w:val="0"/>
+          <w:numId w:val="1"/>
+        </w:numPr>
+        <w:spacing w:after="50"/>
+      </w:pPr>
+      <w:r>
+        <w:rPr>
+          <w:sz w:val="21"/>
+          <w:szCs w:val="21"/>
+        </w:rPr>
+        <w:t xml:space="preserve">Los anuncios de modulo van a FORMULARIO NATIVO de Meta (no a landing): el dato manda, formulario $0.48-$1.40 de CPL contra $164 de landing. WhatsApp sigue siendo valido para los anuncios de diagnostico.</w:t>
       </w:r>
     </w:p>
     <w:p>
@@ -3054,7 +3726,7 @@
           <w:sz w:val="20"/>
           <w:szCs w:val="20"/>
         </w:rPr>
-        <w:t xml:space="preserve">NO es calendario: todo el paquete se sube junto el LUNES 7 DE SEPTIEMBRE a las 2 campañas activas. Estrategia nueva del Master: el anuncio no vende el programa, vende el diagnostico («¿en que etapa estas?»); el setter y el closer hacen el resto. Todo a WhatsApp — nunca a landing (landing CPL $164 vs WhatsApp $0.45-0.86). Sin precio del Master en ningun anuncio.</w:t>
+        <w:t xml:space="preserve">NO es calendario: el paquete se sube junto el LUNES 7 DE SEPTIEMBRE. CAMBIO DE COMUNICACION (reunion DM-Marketing SEP del 1-sep): el Master se vende POR MODULOS para bajar la barrera de entrada. Cada modulo tiene su propio anuncio con su precio y su formulario; el anuncio ya no vende «un master de 12 meses». El setter califica con el BIM Level Test y el closer hace el upsell a la ruta completa. Los 4 anuncios de modulo son NUEVOS y requieren creativos nuevos; los de diagnostico y ACERO se mantienen. Todo a formulario o WhatsApp, nunca a landing.</w:t>
       </w:r>
     </w:p>
     <w:p>
@@ -3069,7 +3741,7 @@
           <w:sz w:val="26"/>
           <w:szCs w:val="26"/>
         </w:rPr>
-        <w:t xml:space="preserve">▸ MASTER BIM MANAGEMENT + IA (nueva arquitectura)</w:t>
+        <w:t xml:space="preserve">▸ MASTER BIM MANAGEMENT + IA — VENTA POR MODULOS (nueva arquitectura)</w:t>
       </w:r>
     </w:p>
     <w:p>
@@ -3084,58 +3756,262 @@
           <w:sz w:val="22"/>
           <w:szCs w:val="22"/>
         </w:rPr>
-        <w:t xml:space="preserve">Post plano 1 · ¿En que etapa BIM estas?</w:t>
-      </w:r>
-    </w:p>
-    <w:p>
-      <w:pPr>
-        <w:pBdr>
-          <w:left w:val="single" w:color="B9C6D3" w:sz="14" w:space="8"/>
-        </w:pBdr>
-        <w:shd w:fill="F7F9FB" w:val="clear"/>
-        <w:spacing w:after="0"/>
-      </w:pPr>
-      <w:r>
-        <w:rPr>
-          <w:rFonts w:ascii="Consolas" w:cs="Consolas" w:eastAsia="Consolas" w:hAnsi="Consolas"/>
-          <w:sz w:val="18"/>
-          <w:szCs w:val="18"/>
-        </w:rPr>
-        <w:t xml:space="preserve">Cuatro frases en pantalla: «Necesito implementar BIM» · «Quiero coordinar disciplinas» ·</w:t>
-      </w:r>
-    </w:p>
-    <w:p>
-      <w:pPr>
-        <w:pBdr>
-          <w:left w:val="single" w:color="B9C6D3" w:sz="14" w:space="8"/>
-        </w:pBdr>
-        <w:shd w:fill="F7F9FB" w:val="clear"/>
-        <w:spacing w:after="0"/>
-      </w:pPr>
-      <w:r>
-        <w:rPr>
-          <w:rFonts w:ascii="Consolas" w:cs="Consolas" w:eastAsia="Consolas" w:hAnsi="Consolas"/>
-          <w:sz w:val="18"/>
-          <w:szCs w:val="18"/>
-        </w:rPr>
-        <w:t xml:space="preserve">«Quiero costos y liderazgo» · «Quiero IA y automatizacion». Texto del anuncio: ¿Cual dirias tu?</w:t>
-      </w:r>
-    </w:p>
-    <w:p>
-      <w:pPr>
-        <w:pBdr>
-          <w:left w:val="single" w:color="B9C6D3" w:sz="14" w:space="8"/>
-        </w:pBdr>
-        <w:shd w:fill="F7F9FB" w:val="clear"/>
-        <w:spacing w:after="0"/>
-      </w:pPr>
-      <w:r>
-        <w:rPr>
-          <w:rFonts w:ascii="Consolas" w:cs="Consolas" w:eastAsia="Consolas" w:hAnsi="Consolas"/>
-          <w:sz w:val="18"/>
-          <w:szCs w:val="18"/>
-        </w:rPr>
-        <w:t xml:space="preserve">Tu respuesta dice exactamente que te toca estudiar ahora. Escribenos y te lo decimos sin</w:t>
+        <w:t xml:space="preserve">Post plano + Carrusel (3 tarjetas) — CREATIVO NUEVO · MODULO · BIM PROFESSIONAL — $750 / 3 meses</w:t>
+      </w:r>
+    </w:p>
+    <w:p>
+      <w:pPr>
+        <w:pBdr>
+          <w:left w:val="single" w:color="B9C6D3" w:sz="14" w:space="8"/>
+        </w:pBdr>
+        <w:shd w:fill="F7F9FB" w:val="clear"/>
+        <w:spacing w:after="0"/>
+      </w:pPr>
+      <w:r>
+        <w:rPr>
+          <w:rFonts w:ascii="Consolas" w:cs="Consolas" w:eastAsia="Consolas" w:hAnsi="Consolas"/>
+          <w:sz w:val="18"/>
+          <w:szCs w:val="18"/>
+        </w:rPr>
+        <w:t xml:space="preserve">HOOK: Sabes usar Revit. Pero, ¿sabes implementar BIM en un proyecto de verdad?</w:t>
+      </w:r>
+    </w:p>
+    <w:p>
+      <w:pPr>
+        <w:pBdr>
+          <w:left w:val="single" w:color="B9C6D3" w:sz="14" w:space="8"/>
+        </w:pBdr>
+        <w:shd w:fill="F7F9FB" w:val="clear"/>
+        <w:spacing w:after="0"/>
+      </w:pPr>
+      <w:r>
+        <w:rPr>
+          <w:rFonts w:ascii="Consolas" w:cs="Consolas" w:eastAsia="Consolas" w:hAnsi="Consolas"/>
+          <w:sz w:val="18"/>
+          <w:szCs w:val="18"/>
+        </w:rPr>
+        <w:t xml:space="preserve"> </w:t>
+      </w:r>
+    </w:p>
+    <w:p>
+      <w:pPr>
+        <w:pBdr>
+          <w:left w:val="single" w:color="B9C6D3" w:sz="14" w:space="8"/>
+        </w:pBdr>
+        <w:shd w:fill="F7F9FB" w:val="clear"/>
+        <w:spacing w:after="0"/>
+      </w:pPr>
+      <w:r>
+        <w:rPr>
+          <w:rFonts w:ascii="Consolas" w:cs="Consolas" w:eastAsia="Consolas" w:hAnsi="Consolas"/>
+          <w:sz w:val="18"/>
+          <w:szCs w:val="18"/>
+        </w:rPr>
+        <w:t xml:space="preserve">CUERPO: «Uso Revit, pero cada proyecto lo armo distinto.» Estructura e implementa BIM con</w:t>
+      </w:r>
+    </w:p>
+    <w:p>
+      <w:pPr>
+        <w:pBdr>
+          <w:left w:val="single" w:color="B9C6D3" w:sz="14" w:space="8"/>
+        </w:pBdr>
+        <w:shd w:fill="F7F9FB" w:val="clear"/>
+        <w:spacing w:after="0"/>
+      </w:pPr>
+      <w:r>
+        <w:rPr>
+          <w:rFonts w:ascii="Consolas" w:cs="Consolas" w:eastAsia="Consolas" w:hAnsi="Consolas"/>
+          <w:sz w:val="18"/>
+          <w:szCs w:val="18"/>
+        </w:rPr>
+        <w:t xml:space="preserve">metodologia: estandares, BEP, flujos de trabajo. 3 meses, 100% asincronico, con certificacion</w:t>
+      </w:r>
+    </w:p>
+    <w:p>
+      <w:pPr>
+        <w:pBdr>
+          <w:left w:val="single" w:color="B9C6D3" w:sz="14" w:space="8"/>
+        </w:pBdr>
+        <w:shd w:fill="F7F9FB" w:val="clear"/>
+        <w:spacing w:after="0"/>
+      </w:pPr>
+      <w:r>
+        <w:rPr>
+          <w:rFonts w:ascii="Consolas" w:cs="Consolas" w:eastAsia="Consolas" w:hAnsi="Consolas"/>
+          <w:sz w:val="18"/>
+          <w:szCs w:val="18"/>
+        </w:rPr>
+        <w:t xml:space="preserve">internacional al terminar.</w:t>
+      </w:r>
+    </w:p>
+    <w:p>
+      <w:pPr>
+        <w:pBdr>
+          <w:left w:val="single" w:color="B9C6D3" w:sz="14" w:space="8"/>
+        </w:pBdr>
+        <w:shd w:fill="F7F9FB" w:val="clear"/>
+        <w:spacing w:after="0"/>
+      </w:pPr>
+      <w:r>
+        <w:rPr>
+          <w:rFonts w:ascii="Consolas" w:cs="Consolas" w:eastAsia="Consolas" w:hAnsi="Consolas"/>
+          <w:sz w:val="18"/>
+          <w:szCs w:val="18"/>
+        </w:rPr>
+        <w:t xml:space="preserve"> </w:t>
+      </w:r>
+    </w:p>
+    <w:p>
+      <w:pPr>
+        <w:pBdr>
+          <w:left w:val="single" w:color="B9C6D3" w:sz="14" w:space="8"/>
+        </w:pBdr>
+        <w:shd w:fill="F7F9FB" w:val="clear"/>
+        <w:spacing w:after="0"/>
+      </w:pPr>
+      <w:r>
+        <w:rPr>
+          <w:rFonts w:ascii="Consolas" w:cs="Consolas" w:eastAsia="Consolas" w:hAnsi="Consolas"/>
+          <w:sz w:val="18"/>
+          <w:szCs w:val="18"/>
+        </w:rPr>
+        <w:t xml:space="preserve">PRECIO EN EL ANUNCIO: $750 — es el gancho, se muestra.</w:t>
+      </w:r>
+    </w:p>
+    <w:p>
+      <w:pPr>
+        <w:pBdr>
+          <w:left w:val="single" w:color="B9C6D3" w:sz="14" w:space="8"/>
+        </w:pBdr>
+        <w:shd w:fill="F7F9FB" w:val="clear"/>
+        <w:spacing w:after="0"/>
+      </w:pPr>
+      <w:r>
+        <w:rPr>
+          <w:rFonts w:ascii="Consolas" w:cs="Consolas" w:eastAsia="Consolas" w:hAnsi="Consolas"/>
+          <w:sz w:val="18"/>
+          <w:szCs w:val="18"/>
+        </w:rPr>
+        <w:t xml:space="preserve"> </w:t>
+      </w:r>
+    </w:p>
+    <w:p>
+      <w:pPr>
+        <w:pBdr>
+          <w:left w:val="single" w:color="B9C6D3" w:sz="14" w:space="8"/>
+        </w:pBdr>
+        <w:shd w:fill="F7F9FB" w:val="clear"/>
+        <w:spacing w:after="0"/>
+      </w:pPr>
+      <w:r>
+        <w:rPr>
+          <w:rFonts w:ascii="Consolas" w:cs="Consolas" w:eastAsia="Consolas" w:hAnsi="Consolas"/>
+          <w:sz w:val="18"/>
+          <w:szCs w:val="18"/>
+        </w:rPr>
+        <w:t xml:space="preserve">CTA: «Llena el formulario y te decimos si este es tu modulo» → FORMULARIO NATIVO de Meta.</w:t>
+      </w:r>
+    </w:p>
+    <w:p>
+      <w:pPr>
+        <w:pBdr>
+          <w:left w:val="single" w:color="B9C6D3" w:sz="14" w:space="8"/>
+        </w:pBdr>
+        <w:shd w:fill="F7F9FB" w:val="clear"/>
+        <w:spacing w:after="0"/>
+      </w:pPr>
+      <w:r>
+        <w:rPr>
+          <w:rFonts w:ascii="Consolas" w:cs="Consolas" w:eastAsia="Consolas" w:hAnsi="Consolas"/>
+          <w:sz w:val="18"/>
+          <w:szCs w:val="18"/>
+        </w:rPr>
+        <w:t xml:space="preserve"> </w:t>
+      </w:r>
+    </w:p>
+    <w:p>
+      <w:pPr>
+        <w:pBdr>
+          <w:left w:val="single" w:color="B9C6D3" w:sz="14" w:space="8"/>
+        </w:pBdr>
+        <w:shd w:fill="F7F9FB" w:val="clear"/>
+        <w:spacing w:after="0"/>
+      </w:pPr>
+      <w:r>
+        <w:rPr>
+          <w:rFonts w:ascii="Consolas" w:cs="Consolas" w:eastAsia="Consolas" w:hAnsi="Consolas"/>
+          <w:sz w:val="18"/>
+          <w:szCs w:val="18"/>
+        </w:rPr>
+        <w:t xml:space="preserve">CREATIVO: tarjeta con el nombre del modulo grande, el verbo de la puerta y el precio en ambar</w:t>
+      </w:r>
+    </w:p>
+    <w:p>
+      <w:pPr>
+        <w:pBdr>
+          <w:left w:val="single" w:color="B9C6D3" w:sz="14" w:space="8"/>
+        </w:pBdr>
+        <w:shd w:fill="F7F9FB" w:val="clear"/>
+        <w:spacing w:after="0"/>
+      </w:pPr>
+      <w:r>
+        <w:rPr>
+          <w:rFonts w:ascii="Consolas" w:cs="Consolas" w:eastAsia="Consolas" w:hAnsi="Consolas"/>
+          <w:sz w:val="18"/>
+          <w:szCs w:val="18"/>
+        </w:rPr>
+        <w:t xml:space="preserve">#E8A04A sobre azul #0E2438. Carrusel de 3: T1 el dolor, T2 lo que sales sabiendo, T3 precio +</w:t>
+      </w:r>
+    </w:p>
+    <w:p>
+      <w:pPr>
+        <w:pBdr>
+          <w:left w:val="single" w:color="B9C6D3" w:sz="14" w:space="8"/>
+        </w:pBdr>
+        <w:shd w:fill="F7F9FB" w:val="clear"/>
+        <w:spacing w:after="0"/>
+      </w:pPr>
+      <w:r>
+        <w:rPr>
+          <w:rFonts w:ascii="Consolas" w:cs="Consolas" w:eastAsia="Consolas" w:hAnsi="Consolas"/>
+          <w:sz w:val="18"/>
+          <w:szCs w:val="18"/>
+        </w:rPr>
+        <w:t xml:space="preserve">duracion + CTA.</w:t>
+      </w:r>
+    </w:p>
+    <w:p>
+      <w:pPr>
+        <w:pBdr>
+          <w:left w:val="single" w:color="B9C6D3" w:sz="14" w:space="8"/>
+        </w:pBdr>
+        <w:shd w:fill="F7F9FB" w:val="clear"/>
+        <w:spacing w:after="0"/>
+      </w:pPr>
+      <w:r>
+        <w:rPr>
+          <w:rFonts w:ascii="Consolas" w:cs="Consolas" w:eastAsia="Consolas" w:hAnsi="Consolas"/>
+          <w:sz w:val="18"/>
+          <w:szCs w:val="18"/>
+        </w:rPr>
+        <w:t xml:space="preserve"> </w:t>
+      </w:r>
+    </w:p>
+    <w:p>
+      <w:pPr>
+        <w:pBdr>
+          <w:left w:val="single" w:color="B9C6D3" w:sz="14" w:space="8"/>
+        </w:pBdr>
+        <w:shd w:fill="F7F9FB" w:val="clear"/>
+        <w:spacing w:after="0"/>
+      </w:pPr>
+      <w:r>
+        <w:rPr>
+          <w:rFonts w:ascii="Consolas" w:cs="Consolas" w:eastAsia="Consolas" w:hAnsi="Consolas"/>
+          <w:sz w:val="18"/>
+          <w:szCs w:val="18"/>
+        </w:rPr>
+        <w:t xml:space="preserve">NOTA: quien llena el formulario entra a la secuencia del BIM Level Test. No se le vende el</w:t>
       </w:r>
     </w:p>
     <w:p>
@@ -3152,7 +4028,7 @@
           <w:sz w:val="18"/>
           <w:szCs w:val="18"/>
         </w:rPr>
-        <w:t xml:space="preserve">compromiso. Boton → WhatsApp.</w:t>
+        <w:t xml:space="preserve">modulo de golpe: primero se le confirma su nivel.</w:t>
       </w:r>
     </w:p>
     <w:p>
@@ -3167,58 +4043,262 @@
           <w:sz w:val="22"/>
           <w:szCs w:val="22"/>
         </w:rPr>
-        <w:t xml:space="preserve">Post plano 2 · De «se usar Revit» a BIM Manager + IA</w:t>
-      </w:r>
-    </w:p>
-    <w:p>
-      <w:pPr>
-        <w:pBdr>
-          <w:left w:val="single" w:color="B9C6D3" w:sz="14" w:space="8"/>
-        </w:pBdr>
-        <w:shd w:fill="F7F9FB" w:val="clear"/>
-        <w:spacing w:after="0"/>
-      </w:pPr>
-      <w:r>
-        <w:rPr>
-          <w:rFonts w:ascii="Consolas" w:cs="Consolas" w:eastAsia="Consolas" w:hAnsi="Consolas"/>
-          <w:sz w:val="18"/>
-          <w:szCs w:val="18"/>
-        </w:rPr>
-        <w:t xml:space="preserve">Split HOY/MAÑANA (usar la estetica del infografico de la arquitectura). Hoy: trabaja con BIM</w:t>
-      </w:r>
-    </w:p>
-    <w:p>
-      <w:pPr>
-        <w:pBdr>
-          <w:left w:val="single" w:color="B9C6D3" w:sz="14" w:space="8"/>
-        </w:pBdr>
-        <w:shd w:fill="F7F9FB" w:val="clear"/>
-        <w:spacing w:after="0"/>
-      </w:pPr>
-      <w:r>
-        <w:rPr>
-          <w:rFonts w:ascii="Consolas" w:cs="Consolas" w:eastAsia="Consolas" w:hAnsi="Consolas"/>
-          <w:sz w:val="18"/>
-          <w:szCs w:val="18"/>
-        </w:rPr>
-        <w:t xml:space="preserve">pero sin metodologia, procesos manuales, poca visibilidad. Mañana: lidera equipos, decide con</w:t>
-      </w:r>
-    </w:p>
-    <w:p>
-      <w:pPr>
-        <w:pBdr>
-          <w:left w:val="single" w:color="B9C6D3" w:sz="14" w:space="8"/>
-        </w:pBdr>
-        <w:shd w:fill="F7F9FB" w:val="clear"/>
-        <w:spacing w:after="0"/>
-      </w:pPr>
-      <w:r>
-        <w:rPr>
-          <w:rFonts w:ascii="Consolas" w:cs="Consolas" w:eastAsia="Consolas" w:hAnsi="Consolas"/>
-          <w:sz w:val="18"/>
-          <w:szCs w:val="18"/>
-        </w:rPr>
-        <w:t xml:space="preserve">datos, automatiza con IA. Texto: entre esos dos perfiles hay una ruta de 12 meses. ¿Quieres</w:t>
+        <w:t xml:space="preserve">Post plano + Carrusel (3 tarjetas) — CREATIVO NUEVO · MODULO · BIM COORDINATION — $750 / 3 meses</w:t>
+      </w:r>
+    </w:p>
+    <w:p>
+      <w:pPr>
+        <w:pBdr>
+          <w:left w:val="single" w:color="B9C6D3" w:sz="14" w:space="8"/>
+        </w:pBdr>
+        <w:shd w:fill="F7F9FB" w:val="clear"/>
+        <w:spacing w:after="0"/>
+      </w:pPr>
+      <w:r>
+        <w:rPr>
+          <w:rFonts w:ascii="Consolas" w:cs="Consolas" w:eastAsia="Consolas" w:hAnsi="Consolas"/>
+          <w:sz w:val="18"/>
+          <w:szCs w:val="18"/>
+        </w:rPr>
+        <w:t xml:space="preserve">HOOK: Si descubres los choques en obra, ya pagaste el error dos veces.</w:t>
+      </w:r>
+    </w:p>
+    <w:p>
+      <w:pPr>
+        <w:pBdr>
+          <w:left w:val="single" w:color="B9C6D3" w:sz="14" w:space="8"/>
+        </w:pBdr>
+        <w:shd w:fill="F7F9FB" w:val="clear"/>
+        <w:spacing w:after="0"/>
+      </w:pPr>
+      <w:r>
+        <w:rPr>
+          <w:rFonts w:ascii="Consolas" w:cs="Consolas" w:eastAsia="Consolas" w:hAnsi="Consolas"/>
+          <w:sz w:val="18"/>
+          <w:szCs w:val="18"/>
+        </w:rPr>
+        <w:t xml:space="preserve"> </w:t>
+      </w:r>
+    </w:p>
+    <w:p>
+      <w:pPr>
+        <w:pBdr>
+          <w:left w:val="single" w:color="B9C6D3" w:sz="14" w:space="8"/>
+        </w:pBdr>
+        <w:shd w:fill="F7F9FB" w:val="clear"/>
+        <w:spacing w:after="0"/>
+      </w:pPr>
+      <w:r>
+        <w:rPr>
+          <w:rFonts w:ascii="Consolas" w:cs="Consolas" w:eastAsia="Consolas" w:hAnsi="Consolas"/>
+          <w:sz w:val="18"/>
+          <w:szCs w:val="18"/>
+        </w:rPr>
+        <w:t xml:space="preserve">CUERPO: «Los choques aparecen en obra, no en el modelo.» Coordina disciplinas, detecta</w:t>
+      </w:r>
+    </w:p>
+    <w:p>
+      <w:pPr>
+        <w:pBdr>
+          <w:left w:val="single" w:color="B9C6D3" w:sz="14" w:space="8"/>
+        </w:pBdr>
+        <w:shd w:fill="F7F9FB" w:val="clear"/>
+        <w:spacing w:after="0"/>
+      </w:pPr>
+      <w:r>
+        <w:rPr>
+          <w:rFonts w:ascii="Consolas" w:cs="Consolas" w:eastAsia="Consolas" w:hAnsi="Consolas"/>
+          <w:sz w:val="18"/>
+          <w:szCs w:val="18"/>
+        </w:rPr>
+        <w:t xml:space="preserve">interferencias y controla la calidad de los entregables. 3 meses, 100% asincronico, con</w:t>
+      </w:r>
+    </w:p>
+    <w:p>
+      <w:pPr>
+        <w:pBdr>
+          <w:left w:val="single" w:color="B9C6D3" w:sz="14" w:space="8"/>
+        </w:pBdr>
+        <w:shd w:fill="F7F9FB" w:val="clear"/>
+        <w:spacing w:after="0"/>
+      </w:pPr>
+      <w:r>
+        <w:rPr>
+          <w:rFonts w:ascii="Consolas" w:cs="Consolas" w:eastAsia="Consolas" w:hAnsi="Consolas"/>
+          <w:sz w:val="18"/>
+          <w:szCs w:val="18"/>
+        </w:rPr>
+        <w:t xml:space="preserve">certificacion internacional al terminar.</w:t>
+      </w:r>
+    </w:p>
+    <w:p>
+      <w:pPr>
+        <w:pBdr>
+          <w:left w:val="single" w:color="B9C6D3" w:sz="14" w:space="8"/>
+        </w:pBdr>
+        <w:shd w:fill="F7F9FB" w:val="clear"/>
+        <w:spacing w:after="0"/>
+      </w:pPr>
+      <w:r>
+        <w:rPr>
+          <w:rFonts w:ascii="Consolas" w:cs="Consolas" w:eastAsia="Consolas" w:hAnsi="Consolas"/>
+          <w:sz w:val="18"/>
+          <w:szCs w:val="18"/>
+        </w:rPr>
+        <w:t xml:space="preserve"> </w:t>
+      </w:r>
+    </w:p>
+    <w:p>
+      <w:pPr>
+        <w:pBdr>
+          <w:left w:val="single" w:color="B9C6D3" w:sz="14" w:space="8"/>
+        </w:pBdr>
+        <w:shd w:fill="F7F9FB" w:val="clear"/>
+        <w:spacing w:after="0"/>
+      </w:pPr>
+      <w:r>
+        <w:rPr>
+          <w:rFonts w:ascii="Consolas" w:cs="Consolas" w:eastAsia="Consolas" w:hAnsi="Consolas"/>
+          <w:sz w:val="18"/>
+          <w:szCs w:val="18"/>
+        </w:rPr>
+        <w:t xml:space="preserve">PRECIO EN EL ANUNCIO: $750 — es el gancho, se muestra.</w:t>
+      </w:r>
+    </w:p>
+    <w:p>
+      <w:pPr>
+        <w:pBdr>
+          <w:left w:val="single" w:color="B9C6D3" w:sz="14" w:space="8"/>
+        </w:pBdr>
+        <w:shd w:fill="F7F9FB" w:val="clear"/>
+        <w:spacing w:after="0"/>
+      </w:pPr>
+      <w:r>
+        <w:rPr>
+          <w:rFonts w:ascii="Consolas" w:cs="Consolas" w:eastAsia="Consolas" w:hAnsi="Consolas"/>
+          <w:sz w:val="18"/>
+          <w:szCs w:val="18"/>
+        </w:rPr>
+        <w:t xml:space="preserve"> </w:t>
+      </w:r>
+    </w:p>
+    <w:p>
+      <w:pPr>
+        <w:pBdr>
+          <w:left w:val="single" w:color="B9C6D3" w:sz="14" w:space="8"/>
+        </w:pBdr>
+        <w:shd w:fill="F7F9FB" w:val="clear"/>
+        <w:spacing w:after="0"/>
+      </w:pPr>
+      <w:r>
+        <w:rPr>
+          <w:rFonts w:ascii="Consolas" w:cs="Consolas" w:eastAsia="Consolas" w:hAnsi="Consolas"/>
+          <w:sz w:val="18"/>
+          <w:szCs w:val="18"/>
+        </w:rPr>
+        <w:t xml:space="preserve">CTA: «Llena el formulario y te decimos si este es tu modulo» → FORMULARIO NATIVO de Meta.</w:t>
+      </w:r>
+    </w:p>
+    <w:p>
+      <w:pPr>
+        <w:pBdr>
+          <w:left w:val="single" w:color="B9C6D3" w:sz="14" w:space="8"/>
+        </w:pBdr>
+        <w:shd w:fill="F7F9FB" w:val="clear"/>
+        <w:spacing w:after="0"/>
+      </w:pPr>
+      <w:r>
+        <w:rPr>
+          <w:rFonts w:ascii="Consolas" w:cs="Consolas" w:eastAsia="Consolas" w:hAnsi="Consolas"/>
+          <w:sz w:val="18"/>
+          <w:szCs w:val="18"/>
+        </w:rPr>
+        <w:t xml:space="preserve"> </w:t>
+      </w:r>
+    </w:p>
+    <w:p>
+      <w:pPr>
+        <w:pBdr>
+          <w:left w:val="single" w:color="B9C6D3" w:sz="14" w:space="8"/>
+        </w:pBdr>
+        <w:shd w:fill="F7F9FB" w:val="clear"/>
+        <w:spacing w:after="0"/>
+      </w:pPr>
+      <w:r>
+        <w:rPr>
+          <w:rFonts w:ascii="Consolas" w:cs="Consolas" w:eastAsia="Consolas" w:hAnsi="Consolas"/>
+          <w:sz w:val="18"/>
+          <w:szCs w:val="18"/>
+        </w:rPr>
+        <w:t xml:space="preserve">CREATIVO: tarjeta con el nombre del modulo grande, el verbo de la puerta y el precio en ambar</w:t>
+      </w:r>
+    </w:p>
+    <w:p>
+      <w:pPr>
+        <w:pBdr>
+          <w:left w:val="single" w:color="B9C6D3" w:sz="14" w:space="8"/>
+        </w:pBdr>
+        <w:shd w:fill="F7F9FB" w:val="clear"/>
+        <w:spacing w:after="0"/>
+      </w:pPr>
+      <w:r>
+        <w:rPr>
+          <w:rFonts w:ascii="Consolas" w:cs="Consolas" w:eastAsia="Consolas" w:hAnsi="Consolas"/>
+          <w:sz w:val="18"/>
+          <w:szCs w:val="18"/>
+        </w:rPr>
+        <w:t xml:space="preserve">#E8A04A sobre azul #0E2438. Carrusel de 3: T1 el dolor, T2 lo que sales sabiendo, T3 precio +</w:t>
+      </w:r>
+    </w:p>
+    <w:p>
+      <w:pPr>
+        <w:pBdr>
+          <w:left w:val="single" w:color="B9C6D3" w:sz="14" w:space="8"/>
+        </w:pBdr>
+        <w:shd w:fill="F7F9FB" w:val="clear"/>
+        <w:spacing w:after="0"/>
+      </w:pPr>
+      <w:r>
+        <w:rPr>
+          <w:rFonts w:ascii="Consolas" w:cs="Consolas" w:eastAsia="Consolas" w:hAnsi="Consolas"/>
+          <w:sz w:val="18"/>
+          <w:szCs w:val="18"/>
+        </w:rPr>
+        <w:t xml:space="preserve">duracion + CTA.</w:t>
+      </w:r>
+    </w:p>
+    <w:p>
+      <w:pPr>
+        <w:pBdr>
+          <w:left w:val="single" w:color="B9C6D3" w:sz="14" w:space="8"/>
+        </w:pBdr>
+        <w:shd w:fill="F7F9FB" w:val="clear"/>
+        <w:spacing w:after="0"/>
+      </w:pPr>
+      <w:r>
+        <w:rPr>
+          <w:rFonts w:ascii="Consolas" w:cs="Consolas" w:eastAsia="Consolas" w:hAnsi="Consolas"/>
+          <w:sz w:val="18"/>
+          <w:szCs w:val="18"/>
+        </w:rPr>
+        <w:t xml:space="preserve"> </w:t>
+      </w:r>
+    </w:p>
+    <w:p>
+      <w:pPr>
+        <w:pBdr>
+          <w:left w:val="single" w:color="B9C6D3" w:sz="14" w:space="8"/>
+        </w:pBdr>
+        <w:shd w:fill="F7F9FB" w:val="clear"/>
+        <w:spacing w:after="0"/>
+      </w:pPr>
+      <w:r>
+        <w:rPr>
+          <w:rFonts w:ascii="Consolas" w:cs="Consolas" w:eastAsia="Consolas" w:hAnsi="Consolas"/>
+          <w:sz w:val="18"/>
+          <w:szCs w:val="18"/>
+        </w:rPr>
+        <w:t xml:space="preserve">NOTA: quien llena el formulario entra a la secuencia del BIM Level Test. No se le vende el</w:t>
       </w:r>
     </w:p>
     <w:p>
@@ -3235,7 +4315,7 @@
           <w:sz w:val="18"/>
           <w:szCs w:val="18"/>
         </w:rPr>
-        <w:t xml:space="preserve">saber en que punto de la ruta estas? Boton → WhatsApp.</w:t>
+        <w:t xml:space="preserve">modulo de golpe: primero se le confirma su nivel.</w:t>
       </w:r>
     </w:p>
     <w:p>
@@ -3250,41 +4330,245 @@
           <w:sz w:val="22"/>
           <w:szCs w:val="22"/>
         </w:rPr>
-        <w:t xml:space="preserve">Carrusel ads · Las 4 puertas (version pauta, 5 tarjetas)</w:t>
-      </w:r>
-    </w:p>
-    <w:p>
-      <w:pPr>
-        <w:pBdr>
-          <w:left w:val="single" w:color="B9C6D3" w:sz="14" w:space="8"/>
-        </w:pBdr>
-        <w:shd w:fill="F7F9FB" w:val="clear"/>
-        <w:spacing w:after="0"/>
-      </w:pPr>
-      <w:r>
-        <w:rPr>
-          <w:rFonts w:ascii="Consolas" w:cs="Consolas" w:eastAsia="Consolas" w:hAnsi="Consolas"/>
-          <w:sz w:val="18"/>
-          <w:szCs w:val="18"/>
-        </w:rPr>
-        <w:t xml:space="preserve">T1 hook: ¿En que etapa BIM estas? T2-T5: una puerta por tarjeta (Estructura / Coordina /</w:t>
-      </w:r>
-    </w:p>
-    <w:p>
-      <w:pPr>
-        <w:pBdr>
-          <w:left w:val="single" w:color="B9C6D3" w:sz="14" w:space="8"/>
-        </w:pBdr>
-        <w:shd w:fill="F7F9FB" w:val="clear"/>
-        <w:spacing w:after="0"/>
-      </w:pPr>
-      <w:r>
-        <w:rPr>
-          <w:rFonts w:ascii="Consolas" w:cs="Consolas" w:eastAsia="Consolas" w:hAnsi="Consolas"/>
-          <w:sz w:val="18"/>
-          <w:szCs w:val="18"/>
-        </w:rPr>
-        <w:t xml:space="preserve">Gestiona / Automatiza) con su frase-necesidad. Cierre: Escribenos y te decimos tu puerta. Sin</w:t>
+        <w:t xml:space="preserve">Post plano + Carrusel (3 tarjetas) — CREATIVO NUEVO · MODULO · BIM MANAGEMENT — $600 / 2 meses</w:t>
+      </w:r>
+    </w:p>
+    <w:p>
+      <w:pPr>
+        <w:pBdr>
+          <w:left w:val="single" w:color="B9C6D3" w:sz="14" w:space="8"/>
+        </w:pBdr>
+        <w:shd w:fill="F7F9FB" w:val="clear"/>
+        <w:spacing w:after="0"/>
+      </w:pPr>
+      <w:r>
+        <w:rPr>
+          <w:rFonts w:ascii="Consolas" w:cs="Consolas" w:eastAsia="Consolas" w:hAnsi="Consolas"/>
+          <w:sz w:val="18"/>
+          <w:szCs w:val="18"/>
+        </w:rPr>
+        <w:t xml:space="preserve">HOOK: El salto de modelador a BIM Manager no es de software. Es de criterio.</w:t>
+      </w:r>
+    </w:p>
+    <w:p>
+      <w:pPr>
+        <w:pBdr>
+          <w:left w:val="single" w:color="B9C6D3" w:sz="14" w:space="8"/>
+        </w:pBdr>
+        <w:shd w:fill="F7F9FB" w:val="clear"/>
+        <w:spacing w:after="0"/>
+      </w:pPr>
+      <w:r>
+        <w:rPr>
+          <w:rFonts w:ascii="Consolas" w:cs="Consolas" w:eastAsia="Consolas" w:hAnsi="Consolas"/>
+          <w:sz w:val="18"/>
+          <w:szCs w:val="18"/>
+        </w:rPr>
+        <w:t xml:space="preserve"> </w:t>
+      </w:r>
+    </w:p>
+    <w:p>
+      <w:pPr>
+        <w:pBdr>
+          <w:left w:val="single" w:color="B9C6D3" w:sz="14" w:space="8"/>
+        </w:pBdr>
+        <w:shd w:fill="F7F9FB" w:val="clear"/>
+        <w:spacing w:after="0"/>
+      </w:pPr>
+      <w:r>
+        <w:rPr>
+          <w:rFonts w:ascii="Consolas" w:cs="Consolas" w:eastAsia="Consolas" w:hAnsi="Consolas"/>
+          <w:sz w:val="18"/>
+          <w:szCs w:val="18"/>
+        </w:rPr>
+        <w:t xml:space="preserve">CUERPO: «Modelo bien, pero no decido nada del proyecto.» Planifica en 4D, controla costos en 5D</w:t>
+      </w:r>
+    </w:p>
+    <w:p>
+      <w:pPr>
+        <w:pBdr>
+          <w:left w:val="single" w:color="B9C6D3" w:sz="14" w:space="8"/>
+        </w:pBdr>
+        <w:shd w:fill="F7F9FB" w:val="clear"/>
+        <w:spacing w:after="0"/>
+      </w:pPr>
+      <w:r>
+        <w:rPr>
+          <w:rFonts w:ascii="Consolas" w:cs="Consolas" w:eastAsia="Consolas" w:hAnsi="Consolas"/>
+          <w:sz w:val="18"/>
+          <w:szCs w:val="18"/>
+        </w:rPr>
+        <w:t xml:space="preserve">y lidera equipos BIM. 2 meses, 100% asincronico, con certificacion internacional al terminar.</w:t>
+      </w:r>
+    </w:p>
+    <w:p>
+      <w:pPr>
+        <w:pBdr>
+          <w:left w:val="single" w:color="B9C6D3" w:sz="14" w:space="8"/>
+        </w:pBdr>
+        <w:shd w:fill="F7F9FB" w:val="clear"/>
+        <w:spacing w:after="0"/>
+      </w:pPr>
+      <w:r>
+        <w:rPr>
+          <w:rFonts w:ascii="Consolas" w:cs="Consolas" w:eastAsia="Consolas" w:hAnsi="Consolas"/>
+          <w:sz w:val="18"/>
+          <w:szCs w:val="18"/>
+        </w:rPr>
+        <w:t xml:space="preserve"> </w:t>
+      </w:r>
+    </w:p>
+    <w:p>
+      <w:pPr>
+        <w:pBdr>
+          <w:left w:val="single" w:color="B9C6D3" w:sz="14" w:space="8"/>
+        </w:pBdr>
+        <w:shd w:fill="F7F9FB" w:val="clear"/>
+        <w:spacing w:after="0"/>
+      </w:pPr>
+      <w:r>
+        <w:rPr>
+          <w:rFonts w:ascii="Consolas" w:cs="Consolas" w:eastAsia="Consolas" w:hAnsi="Consolas"/>
+          <w:sz w:val="18"/>
+          <w:szCs w:val="18"/>
+        </w:rPr>
+        <w:t xml:space="preserve">PRECIO EN EL ANUNCIO: $600 — es el gancho, se muestra.</w:t>
+      </w:r>
+    </w:p>
+    <w:p>
+      <w:pPr>
+        <w:pBdr>
+          <w:left w:val="single" w:color="B9C6D3" w:sz="14" w:space="8"/>
+        </w:pBdr>
+        <w:shd w:fill="F7F9FB" w:val="clear"/>
+        <w:spacing w:after="0"/>
+      </w:pPr>
+      <w:r>
+        <w:rPr>
+          <w:rFonts w:ascii="Consolas" w:cs="Consolas" w:eastAsia="Consolas" w:hAnsi="Consolas"/>
+          <w:sz w:val="18"/>
+          <w:szCs w:val="18"/>
+        </w:rPr>
+        <w:t xml:space="preserve"> </w:t>
+      </w:r>
+    </w:p>
+    <w:p>
+      <w:pPr>
+        <w:pBdr>
+          <w:left w:val="single" w:color="B9C6D3" w:sz="14" w:space="8"/>
+        </w:pBdr>
+        <w:shd w:fill="F7F9FB" w:val="clear"/>
+        <w:spacing w:after="0"/>
+      </w:pPr>
+      <w:r>
+        <w:rPr>
+          <w:rFonts w:ascii="Consolas" w:cs="Consolas" w:eastAsia="Consolas" w:hAnsi="Consolas"/>
+          <w:sz w:val="18"/>
+          <w:szCs w:val="18"/>
+        </w:rPr>
+        <w:t xml:space="preserve">CTA: «Llena el formulario y te decimos si este es tu modulo» → FORMULARIO NATIVO de Meta.</w:t>
+      </w:r>
+    </w:p>
+    <w:p>
+      <w:pPr>
+        <w:pBdr>
+          <w:left w:val="single" w:color="B9C6D3" w:sz="14" w:space="8"/>
+        </w:pBdr>
+        <w:shd w:fill="F7F9FB" w:val="clear"/>
+        <w:spacing w:after="0"/>
+      </w:pPr>
+      <w:r>
+        <w:rPr>
+          <w:rFonts w:ascii="Consolas" w:cs="Consolas" w:eastAsia="Consolas" w:hAnsi="Consolas"/>
+          <w:sz w:val="18"/>
+          <w:szCs w:val="18"/>
+        </w:rPr>
+        <w:t xml:space="preserve"> </w:t>
+      </w:r>
+    </w:p>
+    <w:p>
+      <w:pPr>
+        <w:pBdr>
+          <w:left w:val="single" w:color="B9C6D3" w:sz="14" w:space="8"/>
+        </w:pBdr>
+        <w:shd w:fill="F7F9FB" w:val="clear"/>
+        <w:spacing w:after="0"/>
+      </w:pPr>
+      <w:r>
+        <w:rPr>
+          <w:rFonts w:ascii="Consolas" w:cs="Consolas" w:eastAsia="Consolas" w:hAnsi="Consolas"/>
+          <w:sz w:val="18"/>
+          <w:szCs w:val="18"/>
+        </w:rPr>
+        <w:t xml:space="preserve">CREATIVO: tarjeta con el nombre del modulo grande, el verbo de la puerta y el precio en ambar</w:t>
+      </w:r>
+    </w:p>
+    <w:p>
+      <w:pPr>
+        <w:pBdr>
+          <w:left w:val="single" w:color="B9C6D3" w:sz="14" w:space="8"/>
+        </w:pBdr>
+        <w:shd w:fill="F7F9FB" w:val="clear"/>
+        <w:spacing w:after="0"/>
+      </w:pPr>
+      <w:r>
+        <w:rPr>
+          <w:rFonts w:ascii="Consolas" w:cs="Consolas" w:eastAsia="Consolas" w:hAnsi="Consolas"/>
+          <w:sz w:val="18"/>
+          <w:szCs w:val="18"/>
+        </w:rPr>
+        <w:t xml:space="preserve">#E8A04A sobre azul #0E2438. Carrusel de 3: T1 el dolor, T2 lo que sales sabiendo, T3 precio +</w:t>
+      </w:r>
+    </w:p>
+    <w:p>
+      <w:pPr>
+        <w:pBdr>
+          <w:left w:val="single" w:color="B9C6D3" w:sz="14" w:space="8"/>
+        </w:pBdr>
+        <w:shd w:fill="F7F9FB" w:val="clear"/>
+        <w:spacing w:after="0"/>
+      </w:pPr>
+      <w:r>
+        <w:rPr>
+          <w:rFonts w:ascii="Consolas" w:cs="Consolas" w:eastAsia="Consolas" w:hAnsi="Consolas"/>
+          <w:sz w:val="18"/>
+          <w:szCs w:val="18"/>
+        </w:rPr>
+        <w:t xml:space="preserve">duracion + CTA.</w:t>
+      </w:r>
+    </w:p>
+    <w:p>
+      <w:pPr>
+        <w:pBdr>
+          <w:left w:val="single" w:color="B9C6D3" w:sz="14" w:space="8"/>
+        </w:pBdr>
+        <w:shd w:fill="F7F9FB" w:val="clear"/>
+        <w:spacing w:after="0"/>
+      </w:pPr>
+      <w:r>
+        <w:rPr>
+          <w:rFonts w:ascii="Consolas" w:cs="Consolas" w:eastAsia="Consolas" w:hAnsi="Consolas"/>
+          <w:sz w:val="18"/>
+          <w:szCs w:val="18"/>
+        </w:rPr>
+        <w:t xml:space="preserve"> </w:t>
+      </w:r>
+    </w:p>
+    <w:p>
+      <w:pPr>
+        <w:pBdr>
+          <w:left w:val="single" w:color="B9C6D3" w:sz="14" w:space="8"/>
+        </w:pBdr>
+        <w:shd w:fill="F7F9FB" w:val="clear"/>
+        <w:spacing w:after="0"/>
+      </w:pPr>
+      <w:r>
+        <w:rPr>
+          <w:rFonts w:ascii="Consolas" w:cs="Consolas" w:eastAsia="Consolas" w:hAnsi="Consolas"/>
+          <w:sz w:val="18"/>
+          <w:szCs w:val="18"/>
+        </w:rPr>
+        <w:t xml:space="preserve">NOTA: quien llena el formulario entra a la secuencia del BIM Level Test. No se le vende el</w:t>
       </w:r>
     </w:p>
     <w:p>
@@ -3301,7 +4585,7 @@
           <w:sz w:val="18"/>
           <w:szCs w:val="18"/>
         </w:rPr>
-        <w:t xml:space="preserve">precio. Boton → WhatsApp.</w:t>
+        <w:t xml:space="preserve">modulo de golpe: primero se le confirma su nivel.</w:t>
       </w:r>
     </w:p>
     <w:p>
@@ -3316,41 +4600,245 @@
           <w:sz w:val="22"/>
           <w:szCs w:val="22"/>
         </w:rPr>
-        <w:t xml:space="preserve">Reel ads · Comercial Revit + IA (el master 16:9 y vertical ya producidos)</w:t>
-      </w:r>
-    </w:p>
-    <w:p>
-      <w:pPr>
-        <w:pBdr>
-          <w:left w:val="single" w:color="B9C6D3" w:sz="14" w:space="8"/>
-        </w:pBdr>
-        <w:shd w:fill="F7F9FB" w:val="clear"/>
-        <w:spacing w:after="0"/>
-      </w:pPr>
-      <w:r>
-        <w:rPr>
-          <w:rFonts w:ascii="Consolas" w:cs="Consolas" w:eastAsia="Consolas" w:hAnsi="Consolas"/>
-          <w:sz w:val="18"/>
-          <w:szCs w:val="18"/>
-        </w:rPr>
-        <w:t xml:space="preserve">Usar los videos del comercial ya subidos a Vimeo (master 16:9 para placements horizontales,</w:t>
-      </w:r>
-    </w:p>
-    <w:p>
-      <w:pPr>
-        <w:pBdr>
-          <w:left w:val="single" w:color="B9C6D3" w:sz="14" w:space="8"/>
-        </w:pBdr>
-        <w:shd w:fill="F7F9FB" w:val="clear"/>
-        <w:spacing w:after="0"/>
-      </w:pPr>
-      <w:r>
-        <w:rPr>
-          <w:rFonts w:ascii="Consolas" w:cs="Consolas" w:eastAsia="Consolas" w:hAnsi="Consolas"/>
-          <w:sz w:val="18"/>
-          <w:szCs w:val="18"/>
-        </w:rPr>
-        <w:t xml:space="preserve">vertical 9:16 para stories/reels). Copy: La IA ya hace parte de tu trabajo BIM. La ventaja no</w:t>
+        <w:t xml:space="preserve">Post plano + Carrusel (3 tarjetas) — CREATIVO NUEVO · MODULO · BIM + IA — $900 / 3 meses</w:t>
+      </w:r>
+    </w:p>
+    <w:p>
+      <w:pPr>
+        <w:pBdr>
+          <w:left w:val="single" w:color="B9C6D3" w:sz="14" w:space="8"/>
+        </w:pBdr>
+        <w:shd w:fill="F7F9FB" w:val="clear"/>
+        <w:spacing w:after="0"/>
+      </w:pPr>
+      <w:r>
+        <w:rPr>
+          <w:rFonts w:ascii="Consolas" w:cs="Consolas" w:eastAsia="Consolas" w:hAnsi="Consolas"/>
+          <w:sz w:val="18"/>
+          <w:szCs w:val="18"/>
+        </w:rPr>
+        <w:t xml:space="preserve">HOOK: La IA ya hace parte de tu trabajo BIM. La ventaja no es usarla: es usarla con criterio.</w:t>
+      </w:r>
+    </w:p>
+    <w:p>
+      <w:pPr>
+        <w:pBdr>
+          <w:left w:val="single" w:color="B9C6D3" w:sz="14" w:space="8"/>
+        </w:pBdr>
+        <w:shd w:fill="F7F9FB" w:val="clear"/>
+        <w:spacing w:after="0"/>
+      </w:pPr>
+      <w:r>
+        <w:rPr>
+          <w:rFonts w:ascii="Consolas" w:cs="Consolas" w:eastAsia="Consolas" w:hAnsi="Consolas"/>
+          <w:sz w:val="18"/>
+          <w:szCs w:val="18"/>
+        </w:rPr>
+        <w:t xml:space="preserve"> </w:t>
+      </w:r>
+    </w:p>
+    <w:p>
+      <w:pPr>
+        <w:pBdr>
+          <w:left w:val="single" w:color="B9C6D3" w:sz="14" w:space="8"/>
+        </w:pBdr>
+        <w:shd w:fill="F7F9FB" w:val="clear"/>
+        <w:spacing w:after="0"/>
+      </w:pPr>
+      <w:r>
+        <w:rPr>
+          <w:rFonts w:ascii="Consolas" w:cs="Consolas" w:eastAsia="Consolas" w:hAnsi="Consolas"/>
+          <w:sz w:val="18"/>
+          <w:szCs w:val="18"/>
+        </w:rPr>
+        <w:t xml:space="preserve">CUERPO: «Repito tareas que una maquina haria igual.» Automatiza con Dynamo y Python, y aplica</w:t>
+      </w:r>
+    </w:p>
+    <w:p>
+      <w:pPr>
+        <w:pBdr>
+          <w:left w:val="single" w:color="B9C6D3" w:sz="14" w:space="8"/>
+        </w:pBdr>
+        <w:shd w:fill="F7F9FB" w:val="clear"/>
+        <w:spacing w:after="0"/>
+      </w:pPr>
+      <w:r>
+        <w:rPr>
+          <w:rFonts w:ascii="Consolas" w:cs="Consolas" w:eastAsia="Consolas" w:hAnsi="Consolas"/>
+          <w:sz w:val="18"/>
+          <w:szCs w:val="18"/>
+        </w:rPr>
+        <w:t xml:space="preserve">IA en proyectos reales. 3 meses, 100% asincronico, con certificacion internacional al terminar.</w:t>
+      </w:r>
+    </w:p>
+    <w:p>
+      <w:pPr>
+        <w:pBdr>
+          <w:left w:val="single" w:color="B9C6D3" w:sz="14" w:space="8"/>
+        </w:pBdr>
+        <w:shd w:fill="F7F9FB" w:val="clear"/>
+        <w:spacing w:after="0"/>
+      </w:pPr>
+      <w:r>
+        <w:rPr>
+          <w:rFonts w:ascii="Consolas" w:cs="Consolas" w:eastAsia="Consolas" w:hAnsi="Consolas"/>
+          <w:sz w:val="18"/>
+          <w:szCs w:val="18"/>
+        </w:rPr>
+        <w:t xml:space="preserve"> </w:t>
+      </w:r>
+    </w:p>
+    <w:p>
+      <w:pPr>
+        <w:pBdr>
+          <w:left w:val="single" w:color="B9C6D3" w:sz="14" w:space="8"/>
+        </w:pBdr>
+        <w:shd w:fill="F7F9FB" w:val="clear"/>
+        <w:spacing w:after="0"/>
+      </w:pPr>
+      <w:r>
+        <w:rPr>
+          <w:rFonts w:ascii="Consolas" w:cs="Consolas" w:eastAsia="Consolas" w:hAnsi="Consolas"/>
+          <w:sz w:val="18"/>
+          <w:szCs w:val="18"/>
+        </w:rPr>
+        <w:t xml:space="preserve">PRECIO EN EL ANUNCIO: $900 — es el gancho, se muestra.</w:t>
+      </w:r>
+    </w:p>
+    <w:p>
+      <w:pPr>
+        <w:pBdr>
+          <w:left w:val="single" w:color="B9C6D3" w:sz="14" w:space="8"/>
+        </w:pBdr>
+        <w:shd w:fill="F7F9FB" w:val="clear"/>
+        <w:spacing w:after="0"/>
+      </w:pPr>
+      <w:r>
+        <w:rPr>
+          <w:rFonts w:ascii="Consolas" w:cs="Consolas" w:eastAsia="Consolas" w:hAnsi="Consolas"/>
+          <w:sz w:val="18"/>
+          <w:szCs w:val="18"/>
+        </w:rPr>
+        <w:t xml:space="preserve"> </w:t>
+      </w:r>
+    </w:p>
+    <w:p>
+      <w:pPr>
+        <w:pBdr>
+          <w:left w:val="single" w:color="B9C6D3" w:sz="14" w:space="8"/>
+        </w:pBdr>
+        <w:shd w:fill="F7F9FB" w:val="clear"/>
+        <w:spacing w:after="0"/>
+      </w:pPr>
+      <w:r>
+        <w:rPr>
+          <w:rFonts w:ascii="Consolas" w:cs="Consolas" w:eastAsia="Consolas" w:hAnsi="Consolas"/>
+          <w:sz w:val="18"/>
+          <w:szCs w:val="18"/>
+        </w:rPr>
+        <w:t xml:space="preserve">CTA: «Llena el formulario y te decimos si este es tu modulo» → FORMULARIO NATIVO de Meta.</w:t>
+      </w:r>
+    </w:p>
+    <w:p>
+      <w:pPr>
+        <w:pBdr>
+          <w:left w:val="single" w:color="B9C6D3" w:sz="14" w:space="8"/>
+        </w:pBdr>
+        <w:shd w:fill="F7F9FB" w:val="clear"/>
+        <w:spacing w:after="0"/>
+      </w:pPr>
+      <w:r>
+        <w:rPr>
+          <w:rFonts w:ascii="Consolas" w:cs="Consolas" w:eastAsia="Consolas" w:hAnsi="Consolas"/>
+          <w:sz w:val="18"/>
+          <w:szCs w:val="18"/>
+        </w:rPr>
+        <w:t xml:space="preserve"> </w:t>
+      </w:r>
+    </w:p>
+    <w:p>
+      <w:pPr>
+        <w:pBdr>
+          <w:left w:val="single" w:color="B9C6D3" w:sz="14" w:space="8"/>
+        </w:pBdr>
+        <w:shd w:fill="F7F9FB" w:val="clear"/>
+        <w:spacing w:after="0"/>
+      </w:pPr>
+      <w:r>
+        <w:rPr>
+          <w:rFonts w:ascii="Consolas" w:cs="Consolas" w:eastAsia="Consolas" w:hAnsi="Consolas"/>
+          <w:sz w:val="18"/>
+          <w:szCs w:val="18"/>
+        </w:rPr>
+        <w:t xml:space="preserve">CREATIVO: tarjeta con el nombre del modulo grande, el verbo de la puerta y el precio en ambar</w:t>
+      </w:r>
+    </w:p>
+    <w:p>
+      <w:pPr>
+        <w:pBdr>
+          <w:left w:val="single" w:color="B9C6D3" w:sz="14" w:space="8"/>
+        </w:pBdr>
+        <w:shd w:fill="F7F9FB" w:val="clear"/>
+        <w:spacing w:after="0"/>
+      </w:pPr>
+      <w:r>
+        <w:rPr>
+          <w:rFonts w:ascii="Consolas" w:cs="Consolas" w:eastAsia="Consolas" w:hAnsi="Consolas"/>
+          <w:sz w:val="18"/>
+          <w:szCs w:val="18"/>
+        </w:rPr>
+        <w:t xml:space="preserve">#E8A04A sobre azul #0E2438. Carrusel de 3: T1 el dolor, T2 lo que sales sabiendo, T3 precio +</w:t>
+      </w:r>
+    </w:p>
+    <w:p>
+      <w:pPr>
+        <w:pBdr>
+          <w:left w:val="single" w:color="B9C6D3" w:sz="14" w:space="8"/>
+        </w:pBdr>
+        <w:shd w:fill="F7F9FB" w:val="clear"/>
+        <w:spacing w:after="0"/>
+      </w:pPr>
+      <w:r>
+        <w:rPr>
+          <w:rFonts w:ascii="Consolas" w:cs="Consolas" w:eastAsia="Consolas" w:hAnsi="Consolas"/>
+          <w:sz w:val="18"/>
+          <w:szCs w:val="18"/>
+        </w:rPr>
+        <w:t xml:space="preserve">duracion + CTA.</w:t>
+      </w:r>
+    </w:p>
+    <w:p>
+      <w:pPr>
+        <w:pBdr>
+          <w:left w:val="single" w:color="B9C6D3" w:sz="14" w:space="8"/>
+        </w:pBdr>
+        <w:shd w:fill="F7F9FB" w:val="clear"/>
+        <w:spacing w:after="0"/>
+      </w:pPr>
+      <w:r>
+        <w:rPr>
+          <w:rFonts w:ascii="Consolas" w:cs="Consolas" w:eastAsia="Consolas" w:hAnsi="Consolas"/>
+          <w:sz w:val="18"/>
+          <w:szCs w:val="18"/>
+        </w:rPr>
+        <w:t xml:space="preserve"> </w:t>
+      </w:r>
+    </w:p>
+    <w:p>
+      <w:pPr>
+        <w:pBdr>
+          <w:left w:val="single" w:color="B9C6D3" w:sz="14" w:space="8"/>
+        </w:pBdr>
+        <w:shd w:fill="F7F9FB" w:val="clear"/>
+        <w:spacing w:after="0"/>
+      </w:pPr>
+      <w:r>
+        <w:rPr>
+          <w:rFonts w:ascii="Consolas" w:cs="Consolas" w:eastAsia="Consolas" w:hAnsi="Consolas"/>
+          <w:sz w:val="18"/>
+          <w:szCs w:val="18"/>
+        </w:rPr>
+        <w:t xml:space="preserve">NOTA: quien llena el formulario entra a la secuencia del BIM Level Test. No se le vende el</w:t>
       </w:r>
     </w:p>
     <w:p>
@@ -3367,7 +4855,273 @@
           <w:sz w:val="18"/>
           <w:szCs w:val="18"/>
         </w:rPr>
-        <w:t xml:space="preserve">es usarla: es usarla con criterio. ¿En que etapa estas? Boton → WhatsApp.</w:t>
+        <w:t xml:space="preserve">modulo de golpe: primero se le confirma su nivel.</w:t>
+      </w:r>
+    </w:p>
+    <w:p>
+      <w:pPr>
+        <w:spacing w:after="80" w:before="200"/>
+      </w:pPr>
+      <w:r>
+        <w:rPr>
+          <w:b/>
+          <w:bCs/>
+          <w:color w:val="0E2438"/>
+          <w:sz w:val="22"/>
+          <w:szCs w:val="22"/>
+        </w:rPr>
+        <w:t xml:space="preserve">Post plano — diagnostico (se mantiene) · ¿En que etapa BIM estas?</w:t>
+      </w:r>
+    </w:p>
+    <w:p>
+      <w:pPr>
+        <w:pBdr>
+          <w:left w:val="single" w:color="B9C6D3" w:sz="14" w:space="8"/>
+        </w:pBdr>
+        <w:shd w:fill="F7F9FB" w:val="clear"/>
+        <w:spacing w:after="0"/>
+      </w:pPr>
+      <w:r>
+        <w:rPr>
+          <w:rFonts w:ascii="Consolas" w:cs="Consolas" w:eastAsia="Consolas" w:hAnsi="Consolas"/>
+          <w:sz w:val="18"/>
+          <w:szCs w:val="18"/>
+        </w:rPr>
+        <w:t xml:space="preserve">Cuatro frases en pantalla: «Necesito implementar BIM» · «Quiero coordinar disciplinas» ·</w:t>
+      </w:r>
+    </w:p>
+    <w:p>
+      <w:pPr>
+        <w:pBdr>
+          <w:left w:val="single" w:color="B9C6D3" w:sz="14" w:space="8"/>
+        </w:pBdr>
+        <w:shd w:fill="F7F9FB" w:val="clear"/>
+        <w:spacing w:after="0"/>
+      </w:pPr>
+      <w:r>
+        <w:rPr>
+          <w:rFonts w:ascii="Consolas" w:cs="Consolas" w:eastAsia="Consolas" w:hAnsi="Consolas"/>
+          <w:sz w:val="18"/>
+          <w:szCs w:val="18"/>
+        </w:rPr>
+        <w:t xml:space="preserve">«Quiero costos y liderazgo» · «Quiero IA y automatizacion». Texto: ¿Cual dirias tu? Tu</w:t>
+      </w:r>
+    </w:p>
+    <w:p>
+      <w:pPr>
+        <w:pBdr>
+          <w:left w:val="single" w:color="B9C6D3" w:sz="14" w:space="8"/>
+        </w:pBdr>
+        <w:shd w:fill="F7F9FB" w:val="clear"/>
+        <w:spacing w:after="0"/>
+      </w:pPr>
+      <w:r>
+        <w:rPr>
+          <w:rFonts w:ascii="Consolas" w:cs="Consolas" w:eastAsia="Consolas" w:hAnsi="Consolas"/>
+          <w:sz w:val="18"/>
+          <w:szCs w:val="18"/>
+        </w:rPr>
+        <w:t xml:space="preserve">respuesta dice exactamente que modulo te toca. Haz el test de 5 minutos y te lo decimos. Boton</w:t>
+      </w:r>
+    </w:p>
+    <w:p>
+      <w:pPr>
+        <w:pBdr>
+          <w:left w:val="single" w:color="B9C6D3" w:sz="14" w:space="8"/>
+        </w:pBdr>
+        <w:shd w:fill="F7F9FB" w:val="clear"/>
+        <w:spacing w:after="140"/>
+      </w:pPr>
+      <w:r>
+        <w:rPr>
+          <w:rFonts w:ascii="Consolas" w:cs="Consolas" w:eastAsia="Consolas" w:hAnsi="Consolas"/>
+          <w:sz w:val="18"/>
+          <w:szCs w:val="18"/>
+        </w:rPr>
+        <w:t xml:space="preserve">→ WhatsApp o formulario.</w:t>
+      </w:r>
+    </w:p>
+    <w:p>
+      <w:pPr>
+        <w:spacing w:after="80" w:before="200"/>
+      </w:pPr>
+      <w:r>
+        <w:rPr>
+          <w:b/>
+          <w:bCs/>
+          <w:color w:val="0E2438"/>
+          <w:sz w:val="22"/>
+          <w:szCs w:val="22"/>
+        </w:rPr>
+        <w:t xml:space="preserve">Carrusel ads (5 tarjetas) — la ruta completa · Las 4 puertas + el ahorro de la ruta</w:t>
+      </w:r>
+    </w:p>
+    <w:p>
+      <w:pPr>
+        <w:pBdr>
+          <w:left w:val="single" w:color="B9C6D3" w:sz="14" w:space="8"/>
+        </w:pBdr>
+        <w:shd w:fill="F7F9FB" w:val="clear"/>
+        <w:spacing w:after="0"/>
+      </w:pPr>
+      <w:r>
+        <w:rPr>
+          <w:rFonts w:ascii="Consolas" w:cs="Consolas" w:eastAsia="Consolas" w:hAnsi="Consolas"/>
+          <w:sz w:val="18"/>
+          <w:szCs w:val="18"/>
+        </w:rPr>
+        <w:t xml:space="preserve">T1: ¿En que etapa BIM estas? T2-T5: una puerta por tarjeta con su precio ($750/$750/$600/$900).</w:t>
+      </w:r>
+    </w:p>
+    <w:p>
+      <w:pPr>
+        <w:pBdr>
+          <w:left w:val="single" w:color="B9C6D3" w:sz="14" w:space="8"/>
+        </w:pBdr>
+        <w:shd w:fill="F7F9FB" w:val="clear"/>
+        <w:spacing w:after="0"/>
+      </w:pPr>
+      <w:r>
+        <w:rPr>
+          <w:rFonts w:ascii="Consolas" w:cs="Consolas" w:eastAsia="Consolas" w:hAnsi="Consolas"/>
+          <w:sz w:val="18"/>
+          <w:szCs w:val="18"/>
+        </w:rPr>
+        <w:t xml:space="preserve">Cierre: los cuatro por separado suman $3.000; la ruta completa cuesta menos y ademas certifica</w:t>
+      </w:r>
+    </w:p>
+    <w:p>
+      <w:pPr>
+        <w:pBdr>
+          <w:left w:val="single" w:color="B9C6D3" w:sz="14" w:space="8"/>
+        </w:pBdr>
+        <w:shd w:fill="F7F9FB" w:val="clear"/>
+        <w:spacing w:after="0"/>
+      </w:pPr>
+      <w:r>
+        <w:rPr>
+          <w:rFonts w:ascii="Consolas" w:cs="Consolas" w:eastAsia="Consolas" w:hAnsi="Consolas"/>
+          <w:sz w:val="18"/>
+          <w:szCs w:val="18"/>
+        </w:rPr>
+        <w:t xml:space="preserve">como BIM Manager + IA. SIN el precio de la ruta en el creativo: eso lo dice el closer. CTA →</w:t>
+      </w:r>
+    </w:p>
+    <w:p>
+      <w:pPr>
+        <w:pBdr>
+          <w:left w:val="single" w:color="B9C6D3" w:sz="14" w:space="8"/>
+        </w:pBdr>
+        <w:shd w:fill="F7F9FB" w:val="clear"/>
+        <w:spacing w:after="140"/>
+      </w:pPr>
+      <w:r>
+        <w:rPr>
+          <w:rFonts w:ascii="Consolas" w:cs="Consolas" w:eastAsia="Consolas" w:hAnsi="Consolas"/>
+          <w:sz w:val="18"/>
+          <w:szCs w:val="18"/>
+        </w:rPr>
+        <w:t xml:space="preserve">formulario.</w:t>
+      </w:r>
+    </w:p>
+    <w:p>
+      <w:pPr>
+        <w:spacing w:after="80" w:before="200"/>
+      </w:pPr>
+      <w:r>
+        <w:rPr>
+          <w:b/>
+          <w:bCs/>
+          <w:color w:val="0E2438"/>
+          <w:sz w:val="22"/>
+          <w:szCs w:val="22"/>
+        </w:rPr>
+        <w:t xml:space="preserve">Reel ads — ya producidos + 4 por producir · Videos de pauta del Master</w:t>
+      </w:r>
+    </w:p>
+    <w:p>
+      <w:pPr>
+        <w:pBdr>
+          <w:left w:val="single" w:color="B9C6D3" w:sz="14" w:space="8"/>
+        </w:pBdr>
+        <w:shd w:fill="F7F9FB" w:val="clear"/>
+        <w:spacing w:after="0"/>
+      </w:pPr>
+      <w:r>
+        <w:rPr>
+          <w:rFonts w:ascii="Consolas" w:cs="Consolas" w:eastAsia="Consolas" w:hAnsi="Consolas"/>
+          <w:sz w:val="18"/>
+          <w:szCs w:val="18"/>
+        </w:rPr>
+        <w:t xml:space="preserve">YA PRODUCIDOS: el comercial Revit+IA (master 16:9 y vertical 9:16, en Vimeo) y el comercial con</w:t>
+      </w:r>
+    </w:p>
+    <w:p>
+      <w:pPr>
+        <w:pBdr>
+          <w:left w:val="single" w:color="B9C6D3" w:sz="14" w:space="8"/>
+        </w:pBdr>
+        <w:shd w:fill="F7F9FB" w:val="clear"/>
+        <w:spacing w:after="0"/>
+      </w:pPr>
+      <w:r>
+        <w:rPr>
+          <w:rFonts w:ascii="Consolas" w:cs="Consolas" w:eastAsia="Consolas" w:hAnsi="Consolas"/>
+          <w:sz w:val="18"/>
+          <w:szCs w:val="18"/>
+        </w:rPr>
+        <w:t xml:space="preserve">Gabriel de protagonista (29 s, 2-sep). AJUSTE DE COMUNICACION: el copy que los acompaña cambia;</w:t>
+      </w:r>
+    </w:p>
+    <w:p>
+      <w:pPr>
+        <w:pBdr>
+          <w:left w:val="single" w:color="B9C6D3" w:sz="14" w:space="8"/>
+        </w:pBdr>
+        <w:shd w:fill="F7F9FB" w:val="clear"/>
+        <w:spacing w:after="0"/>
+      </w:pPr>
+      <w:r>
+        <w:rPr>
+          <w:rFonts w:ascii="Consolas" w:cs="Consolas" w:eastAsia="Consolas" w:hAnsi="Consolas"/>
+          <w:sz w:val="18"/>
+          <w:szCs w:val="18"/>
+        </w:rPr>
+        <w:t xml:space="preserve">ya no dice «master de 12 meses» sino «empieza por el modulo que te toca, desde $600». POR</w:t>
+      </w:r>
+    </w:p>
+    <w:p>
+      <w:pPr>
+        <w:pBdr>
+          <w:left w:val="single" w:color="B9C6D3" w:sz="14" w:space="8"/>
+        </w:pBdr>
+        <w:shd w:fill="F7F9FB" w:val="clear"/>
+        <w:spacing w:after="0"/>
+      </w:pPr>
+      <w:r>
+        <w:rPr>
+          <w:rFonts w:ascii="Consolas" w:cs="Consolas" w:eastAsia="Consolas" w:hAnsi="Consolas"/>
+          <w:sz w:val="18"/>
+          <w:szCs w:val="18"/>
+        </w:rPr>
+        <w:t xml:space="preserve">PRODUCIR: 4 reels de 15 s, uno por modulo, con Gabriel explicando en una frase que resuelve ese</w:t>
+      </w:r>
+    </w:p>
+    <w:p>
+      <w:pPr>
+        <w:pBdr>
+          <w:left w:val="single" w:color="B9C6D3" w:sz="14" w:space="8"/>
+        </w:pBdr>
+        <w:shd w:fill="F7F9FB" w:val="clear"/>
+        <w:spacing w:after="140"/>
+      </w:pPr>
+      <w:r>
+        <w:rPr>
+          <w:rFonts w:ascii="Consolas" w:cs="Consolas" w:eastAsia="Consolas" w:hAnsi="Consolas"/>
+          <w:sz w:val="18"/>
+          <w:szCs w:val="18"/>
+        </w:rPr>
+        <w:t xml:space="preserve">modulo y cerrando en el formulario.</w:t>
       </w:r>
     </w:p>
     <w:p>
@@ -3630,6 +5384,126 @@
           <w:szCs w:val="18"/>
         </w:rPr>
         <w:t xml:space="preserve">contesta». A/B contra la variante A.</w:t>
+      </w:r>
+    </w:p>
+    <w:p>
+      <w:pPr>
+        <w:spacing w:after="80" w:before="200"/>
+      </w:pPr>
+      <w:r>
+        <w:rPr>
+          <w:b/>
+          <w:bCs/>
+          <w:color w:val="0E2438"/>
+          <w:sz w:val="22"/>
+          <w:szCs w:val="22"/>
+        </w:rPr>
+        <w:t xml:space="preserve">Post plano + reel — CREATIVO NUEVO (condicionado) · ACERO ahora responde: el tutor de IA</w:t>
+      </w:r>
+    </w:p>
+    <w:p>
+      <w:pPr>
+        <w:pBdr>
+          <w:left w:val="single" w:color="B9C6D3" w:sz="14" w:space="8"/>
+        </w:pBdr>
+        <w:shd w:fill="F7F9FB" w:val="clear"/>
+        <w:spacing w:after="0"/>
+      </w:pPr>
+      <w:r>
+        <w:rPr>
+          <w:rFonts w:ascii="Consolas" w:cs="Consolas" w:eastAsia="Consolas" w:hAnsi="Consolas"/>
+          <w:sz w:val="18"/>
+          <w:szCs w:val="18"/>
+        </w:rPr>
+        <w:t xml:space="preserve">El diferenciador nuevo de la especializacion. Creativo: burbuja de chat con una pregunta</w:t>
+      </w:r>
+    </w:p>
+    <w:p>
+      <w:pPr>
+        <w:pBdr>
+          <w:left w:val="single" w:color="B9C6D3" w:sz="14" w:space="8"/>
+        </w:pBdr>
+        <w:shd w:fill="F7F9FB" w:val="clear"/>
+        <w:spacing w:after="0"/>
+      </w:pPr>
+      <w:r>
+        <w:rPr>
+          <w:rFonts w:ascii="Consolas" w:cs="Consolas" w:eastAsia="Consolas" w:hAnsi="Consolas"/>
+          <w:sz w:val="18"/>
+          <w:szCs w:val="18"/>
+        </w:rPr>
+        <w:t xml:space="preserve">tecnica real y la respuesta citando la sesion del curso. Copy: «Tu especializacion ahora te</w:t>
+      </w:r>
+    </w:p>
+    <w:p>
+      <w:pPr>
+        <w:pBdr>
+          <w:left w:val="single" w:color="B9C6D3" w:sz="14" w:space="8"/>
+        </w:pBdr>
+        <w:shd w:fill="F7F9FB" w:val="clear"/>
+        <w:spacing w:after="0"/>
+      </w:pPr>
+      <w:r>
+        <w:rPr>
+          <w:rFonts w:ascii="Consolas" w:cs="Consolas" w:eastAsia="Consolas" w:hAnsi="Consolas"/>
+          <w:sz w:val="18"/>
+          <w:szCs w:val="18"/>
+        </w:rPr>
+        <w:t xml:space="preserve">contesta. Tutor de IA entrenado con las clases del programa: si algo no esta en el curso, te lo</w:t>
+      </w:r>
+    </w:p>
+    <w:p>
+      <w:pPr>
+        <w:pBdr>
+          <w:left w:val="single" w:color="B9C6D3" w:sz="14" w:space="8"/>
+        </w:pBdr>
+        <w:shd w:fill="F7F9FB" w:val="clear"/>
+        <w:spacing w:after="0"/>
+      </w:pPr>
+      <w:r>
+        <w:rPr>
+          <w:rFonts w:ascii="Consolas" w:cs="Consolas" w:eastAsia="Consolas" w:hAnsi="Consolas"/>
+          <w:sz w:val="18"/>
+          <w:szCs w:val="18"/>
+        </w:rPr>
+        <w:t xml:space="preserve">dice.» CTA → WhatsApp. Ademas, el BOT DE OLYMPUS (Patricio) tiene que saber responder sobre el</w:t>
+      </w:r>
+    </w:p>
+    <w:p>
+      <w:pPr>
+        <w:pBdr>
+          <w:left w:val="single" w:color="B9C6D3" w:sz="14" w:space="8"/>
+        </w:pBdr>
+        <w:shd w:fill="F7F9FB" w:val="clear"/>
+        <w:spacing w:after="140"/>
+      </w:pPr>
+      <w:r>
+        <w:rPr>
+          <w:rFonts w:ascii="Consolas" w:cs="Consolas" w:eastAsia="Consolas" w:hAnsi="Consolas"/>
+          <w:sz w:val="18"/>
+          <w:szCs w:val="18"/>
+        </w:rPr>
+        <w:t xml:space="preserve">tutor y sobre la estructura nueva antes de que este anuncio salga.</w:t>
+      </w:r>
+    </w:p>
+    <w:p>
+      <w:pPr>
+        <w:spacing w:after="80"/>
+        <w:rPr>
+          <w:b/>
+          <w:bCs/>
+          <w:color w:val="A33B2A"/>
+        </w:rPr>
+      </w:pPr>
+      <w:r>
+        <w:rPr>
+          <w:b/>
+          <w:bCs/>
+          <w:color w:val="A33B2A"/>
+          <w:sz w:val="21"/>
+          <w:szCs w:val="21"/>
+        </w:rPr>
+        <w:t xml:space="preserve">⚠ No se activa hasta que el tutor este desplegado Y el bot actualizado.</w:t>
       </w:r>
     </w:p>
     <w:p>
@@ -36040,7 +37914,7 @@
           <w:sz w:val="21"/>
           <w:szCs w:val="21"/>
         </w:rPr>
-        <w:t xml:space="preserve">El mes por grupos: 12 piezas base de feed (5 reels · 5 carruseles · 2 posts planos = 40/40/20) + 5 reels ya grabados como extras de martes y sabado (el sexto, «Valor 6», es pieza base del Mie 9) + 12 mensajes de comunidades (Ma-Ju-Vi) + 4 blogs de sabado + 20 publicaciones de LinkedIn (L-V, 3 paginas) + historias diarias L-V con la venta los jueves + 4 correos + el paquete de publicidad de las 2 campañas que se sube completo el 7-sep. Todos los grupos cuentan la misma historia semanal adaptada a su canal.</w:t>
+        <w:t xml:space="preserve">El mes por grupos: 12 piezas base de feed (5 reels · 5 carruseles · 2 posts planos = 40/40/20) + 5 reels ya grabados como extras de martes y sabado (el sexto, «Valor 6», es pieza base del Mie 9) + 12 mensajes de comunidades (Ma-Ju-Vi) + 4 blogs de sabado + 20 publicaciones de LinkedIn (L-V, 3 paginas) + historias diarias L-V con la venta los jueves + 4 correos + el paquete de publicidad de las 2 campañas que se sube completo el 7-sep. Todos los grupos cuentan la misma historia semanal adaptada a su canal. CAMBIO DEL 1-SEP: la campaña del Master pasa a venta POR MODULOS (4 anuncios nuevos con precio y formulario, mas el de diagnostico y el de la ruta). El BIM Level Test es ahora el calificador del setter. ACERO suma el tutor de IA en pauta y en el bot de Olympus.</w:t>
       </w:r>
     </w:p>
     <w:p>

--- a/matriz-viral/entregables/Matriz-Contenido-Septiembre-2026-DMA.docx
+++ b/matriz-viral/entregables/Matriz-Contenido-Septiembre-2026-DMA.docx
@@ -997,7 +997,7 @@
                 <w:sz w:val="18"/>
                 <w:szCs w:val="18"/>
               </w:rPr>
-              <w:t xml:space="preserve">Montar el BIM Level Test (20 preguntas, 5 min) como calificador del setter, con resultado que diga el modulo</w:t>
+              <w:t xml:space="preserve">EN ESPERA · Test de nivel NUEVO, hecho solo para la estructura por modulos (Dayana pasa como debe quedar). El actual no sirve para esto</w:t>
             </w:r>
           </w:p>
         </w:tc>
@@ -1011,7 +1011,7 @@
                 <w:sz w:val="18"/>
                 <w:szCs w:val="18"/>
               </w:rPr>
-              <w:t xml:space="preserve">Todo el flujo setter → closer y los CTA del Master</w:t>
+              <w:t xml:space="preserve">La calificacion automatica. Mientras no exista, el setter califica a mano y los anuncios salen con CTA al formulario</w:t>
             </w:r>
           </w:p>
         </w:tc>
@@ -1025,7 +1025,7 @@
                 <w:sz w:val="18"/>
                 <w:szCs w:val="18"/>
               </w:rPr>
-              <w:t xml:space="preserve">antes del 7-sep</w:t>
+              <w:t xml:space="preserve">cuando Dayana lo defina</w:t>
             </w:r>
           </w:p>
         </w:tc>
@@ -1374,6 +1374,122 @@
                 <w:szCs w:val="18"/>
               </w:rPr>
               <w:t xml:space="preserve">semana 2</w:t>
+            </w:r>
+          </w:p>
+        </w:tc>
+      </w:tr>
+      <w:tr>
+        <w:tc>
+          <w:tcPr>
+            <w:tcW w:type="dxa" w:w="500"/>
+          </w:tcPr>
+          <w:p>
+            <w:r>
+              <w:rPr>
+                <w:sz w:val="18"/>
+                <w:szCs w:val="18"/>
+              </w:rPr>
+              <w:t xml:space="preserve">☐</w:t>
+            </w:r>
+          </w:p>
+        </w:tc>
+        <w:tc>
+          <w:tcPr>
+            <w:tcW w:type="dxa" w:w="4600"/>
+          </w:tcPr>
+          <w:p>
+            <w:r>
+              <w:rPr>
+                <w:sz w:val="18"/>
+                <w:szCs w:val="18"/>
+              </w:rPr>
+              <w:t xml:space="preserve">Las 4 imagenes de anuncio (una por modulo) con precio y sello de microcredencial — FECHA DURA</w:t>
+            </w:r>
+          </w:p>
+        </w:tc>
+        <w:tc>
+          <w:tcPr>
+            <w:tcW w:type="dxa" w:w="3800"/>
+          </w:tcPr>
+          <w:p>
+            <w:r>
+              <w:rPr>
+                <w:sz w:val="18"/>
+                <w:szCs w:val="18"/>
+              </w:rPr>
+              <w:t xml:space="preserve">Toda la campaña de septiembre del Master: sin creativos no arranca</w:t>
+            </w:r>
+          </w:p>
+        </w:tc>
+        <w:tc>
+          <w:tcPr>
+            <w:tcW w:type="dxa" w:w="2200"/>
+          </w:tcPr>
+          <w:p>
+            <w:r>
+              <w:rPr>
+                <w:sz w:val="18"/>
+                <w:szCs w:val="18"/>
+              </w:rPr>
+              <w:t xml:space="preserve">LUNES 7 DE SEPTIEMBRE</w:t>
+            </w:r>
+          </w:p>
+        </w:tc>
+      </w:tr>
+      <w:tr>
+        <w:tc>
+          <w:tcPr>
+            <w:tcW w:type="dxa" w:w="500"/>
+          </w:tcPr>
+          <w:p>
+            <w:r>
+              <w:rPr>
+                <w:sz w:val="18"/>
+                <w:szCs w:val="18"/>
+              </w:rPr>
+              <w:t xml:space="preserve">☐</w:t>
+            </w:r>
+          </w:p>
+        </w:tc>
+        <w:tc>
+          <w:tcPr>
+            <w:tcW w:type="dxa" w:w="4600"/>
+          </w:tcPr>
+          <w:p>
+            <w:r>
+              <w:rPr>
+                <w:sz w:val="18"/>
+                <w:szCs w:val="18"/>
+              </w:rPr>
+              <w:t xml:space="preserve">EN ESPERA · Lead magnet «Plantilla de memoria de calculo» (propuesta de Dayana)</w:t>
+            </w:r>
+          </w:p>
+        </w:tc>
+        <w:tc>
+          <w:tcPr>
+            <w:tcW w:type="dxa" w:w="3800"/>
+          </w:tcPr>
+          <w:p>
+            <w:r>
+              <w:rPr>
+                <w:sz w:val="18"/>
+                <w:szCs w:val="18"/>
+              </w:rPr>
+              <w:t xml:space="preserve">Un segundo recurso alineado con lo que mas funciona: los posts de dato de calculo</w:t>
+            </w:r>
+          </w:p>
+        </w:tc>
+        <w:tc>
+          <w:tcPr>
+            <w:tcW w:type="dxa" w:w="2200"/>
+          </w:tcPr>
+          <w:p>
+            <w:r>
+              <w:rPr>
+                <w:sz w:val="18"/>
+                <w:szCs w:val="18"/>
+              </w:rPr>
+              <w:t xml:space="preserve">despues de la reunion del viernes de cierre y apertura</w:t>
             </w:r>
           </w:p>
         </w:tc>
@@ -1544,6 +1660,23 @@
           <w:szCs w:val="21"/>
         </w:rPr>
         <w:t xml:space="preserve">Los anuncios de modulo van a FORMULARIO NATIVO de Meta (no a landing): el dato manda, formulario $0.48-$1.40 de CPL contra $164 de landing. WhatsApp sigue siendo valido para los anuncios de diagnostico.</w:t>
+      </w:r>
+    </w:p>
+    <w:p>
+      <w:pPr>
+        <w:pStyle w:val="ListParagraph"/>
+        <w:numPr>
+          <w:ilvl w:val="0"/>
+          <w:numId w:val="1"/>
+        </w:numPr>
+        <w:spacing w:after="50"/>
+      </w:pPr>
+      <w:r>
+        <w:rPr>
+          <w:sz w:val="21"/>
+          <w:szCs w:val="21"/>
+        </w:rPr>
+        <w:t xml:space="preserve">MICROCREDENCIALES: cada modulo entrega la suya, avalada por Silicon Valley Futures Institute y progresivas (Modelador BIM → Coordinador BIM → BIM Manager 4D-5D → Especialista BIM + IA). Es el argumento que convierte un modulo suelto en un titulo y no en un curso a medias. Va EN LAS IMAGENES de los anuncios y se menciona en la llamada de ventas, sin excepcion.</w:t>
       </w:r>
     </w:p>
     <w:p>
@@ -3824,24 +3957,24 @@
           <w:sz w:val="18"/>
           <w:szCs w:val="18"/>
         </w:rPr>
-        <w:t xml:space="preserve">metodologia: estandares, BEP, flujos de trabajo. 3 meses, 100% asincronico, con certificacion</w:t>
-      </w:r>
-    </w:p>
-    <w:p>
-      <w:pPr>
-        <w:pBdr>
-          <w:left w:val="single" w:color="B9C6D3" w:sz="14" w:space="8"/>
-        </w:pBdr>
-        <w:shd w:fill="F7F9FB" w:val="clear"/>
-        <w:spacing w:after="0"/>
-      </w:pPr>
-      <w:r>
-        <w:rPr>
-          <w:rFonts w:ascii="Consolas" w:cs="Consolas" w:eastAsia="Consolas" w:hAnsi="Consolas"/>
-          <w:sz w:val="18"/>
-          <w:szCs w:val="18"/>
-        </w:rPr>
-        <w:t xml:space="preserve">internacional al terminar.</w:t>
+        <w:t xml:space="preserve">metodologia: estandares, BEP, flujos de trabajo. 3 meses, 100% asincronico, y al terminar sales</w:t>
+      </w:r>
+    </w:p>
+    <w:p>
+      <w:pPr>
+        <w:pBdr>
+          <w:left w:val="single" w:color="B9C6D3" w:sz="14" w:space="8"/>
+        </w:pBdr>
+        <w:shd w:fill="F7F9FB" w:val="clear"/>
+        <w:spacing w:after="0"/>
+      </w:pPr>
+      <w:r>
+        <w:rPr>
+          <w:rFonts w:ascii="Consolas" w:cs="Consolas" w:eastAsia="Consolas" w:hAnsi="Consolas"/>
+          <w:sz w:val="18"/>
+          <w:szCs w:val="18"/>
+        </w:rPr>
+        <w:t xml:space="preserve">con la microcredencial de MODELADOR BIM, avalada por Silicon Valley Futures Institute.</w:t>
       </w:r>
     </w:p>
     <w:p>
@@ -4020,6 +4153,40 @@
           <w:left w:val="single" w:color="B9C6D3" w:sz="14" w:space="8"/>
         </w:pBdr>
         <w:shd w:fill="F7F9FB" w:val="clear"/>
+        <w:spacing w:after="0"/>
+      </w:pPr>
+      <w:r>
+        <w:rPr>
+          <w:rFonts w:ascii="Consolas" w:cs="Consolas" w:eastAsia="Consolas" w:hAnsi="Consolas"/>
+          <w:sz w:val="18"/>
+          <w:szCs w:val="18"/>
+        </w:rPr>
+        <w:t xml:space="preserve">modulo de golpe: primero se le confirma su nivel.</w:t>
+      </w:r>
+    </w:p>
+    <w:p>
+      <w:pPr>
+        <w:pBdr>
+          <w:left w:val="single" w:color="B9C6D3" w:sz="14" w:space="8"/>
+        </w:pBdr>
+        <w:shd w:fill="F7F9FB" w:val="clear"/>
+        <w:spacing w:after="0"/>
+      </w:pPr>
+      <w:r>
+        <w:rPr>
+          <w:rFonts w:ascii="Consolas" w:cs="Consolas" w:eastAsia="Consolas" w:hAnsi="Consolas"/>
+          <w:sz w:val="18"/>
+          <w:szCs w:val="18"/>
+        </w:rPr>
+        <w:t xml:space="preserve"> </w:t>
+      </w:r>
+    </w:p>
+    <w:p>
+      <w:pPr>
+        <w:pBdr>
+          <w:left w:val="single" w:color="B9C6D3" w:sz="14" w:space="8"/>
+        </w:pBdr>
+        <w:shd w:fill="F7F9FB" w:val="clear"/>
         <w:spacing w:after="140"/>
       </w:pPr>
       <w:r>
@@ -4028,7 +4195,7 @@
           <w:sz w:val="18"/>
           <w:szCs w:val="18"/>
         </w:rPr>
-        <w:t xml:space="preserve">modulo de golpe: primero se le confirma su nivel.</w:t>
+        <w:t xml:space="preserve">EL SELLO DE LA MICROCREDENCIAL «MODELADOR BIM» VA EN LA IMAGEN. Fecha dura: lunes 7-sep.</w:t>
       </w:r>
     </w:p>
     <w:p>
@@ -4111,24 +4278,41 @@
           <w:sz w:val="18"/>
           <w:szCs w:val="18"/>
         </w:rPr>
-        <w:t xml:space="preserve">interferencias y controla la calidad de los entregables. 3 meses, 100% asincronico, con</w:t>
-      </w:r>
-    </w:p>
-    <w:p>
-      <w:pPr>
-        <w:pBdr>
-          <w:left w:val="single" w:color="B9C6D3" w:sz="14" w:space="8"/>
-        </w:pBdr>
-        <w:shd w:fill="F7F9FB" w:val="clear"/>
-        <w:spacing w:after="0"/>
-      </w:pPr>
-      <w:r>
-        <w:rPr>
-          <w:rFonts w:ascii="Consolas" w:cs="Consolas" w:eastAsia="Consolas" w:hAnsi="Consolas"/>
-          <w:sz w:val="18"/>
-          <w:szCs w:val="18"/>
-        </w:rPr>
-        <w:t xml:space="preserve">certificacion internacional al terminar.</w:t>
+        <w:t xml:space="preserve">interferencias y controla la calidad de los entregables. 3 meses, 100% asincronico, y al</w:t>
+      </w:r>
+    </w:p>
+    <w:p>
+      <w:pPr>
+        <w:pBdr>
+          <w:left w:val="single" w:color="B9C6D3" w:sz="14" w:space="8"/>
+        </w:pBdr>
+        <w:shd w:fill="F7F9FB" w:val="clear"/>
+        <w:spacing w:after="0"/>
+      </w:pPr>
+      <w:r>
+        <w:rPr>
+          <w:rFonts w:ascii="Consolas" w:cs="Consolas" w:eastAsia="Consolas" w:hAnsi="Consolas"/>
+          <w:sz w:val="18"/>
+          <w:szCs w:val="18"/>
+        </w:rPr>
+        <w:t xml:space="preserve">terminar sales con la microcredencial de COORDINADOR BIM, avalada por Silicon Valley Futures</w:t>
+      </w:r>
+    </w:p>
+    <w:p>
+      <w:pPr>
+        <w:pBdr>
+          <w:left w:val="single" w:color="B9C6D3" w:sz="14" w:space="8"/>
+        </w:pBdr>
+        <w:shd w:fill="F7F9FB" w:val="clear"/>
+        <w:spacing w:after="0"/>
+      </w:pPr>
+      <w:r>
+        <w:rPr>
+          <w:rFonts w:ascii="Consolas" w:cs="Consolas" w:eastAsia="Consolas" w:hAnsi="Consolas"/>
+          <w:sz w:val="18"/>
+          <w:szCs w:val="18"/>
+        </w:rPr>
+        <w:t xml:space="preserve">Institute.</w:t>
       </w:r>
     </w:p>
     <w:p>
@@ -4307,6 +4491,40 @@
           <w:left w:val="single" w:color="B9C6D3" w:sz="14" w:space="8"/>
         </w:pBdr>
         <w:shd w:fill="F7F9FB" w:val="clear"/>
+        <w:spacing w:after="0"/>
+      </w:pPr>
+      <w:r>
+        <w:rPr>
+          <w:rFonts w:ascii="Consolas" w:cs="Consolas" w:eastAsia="Consolas" w:hAnsi="Consolas"/>
+          <w:sz w:val="18"/>
+          <w:szCs w:val="18"/>
+        </w:rPr>
+        <w:t xml:space="preserve">modulo de golpe: primero se le confirma su nivel.</w:t>
+      </w:r>
+    </w:p>
+    <w:p>
+      <w:pPr>
+        <w:pBdr>
+          <w:left w:val="single" w:color="B9C6D3" w:sz="14" w:space="8"/>
+        </w:pBdr>
+        <w:shd w:fill="F7F9FB" w:val="clear"/>
+        <w:spacing w:after="0"/>
+      </w:pPr>
+      <w:r>
+        <w:rPr>
+          <w:rFonts w:ascii="Consolas" w:cs="Consolas" w:eastAsia="Consolas" w:hAnsi="Consolas"/>
+          <w:sz w:val="18"/>
+          <w:szCs w:val="18"/>
+        </w:rPr>
+        <w:t xml:space="preserve"> </w:t>
+      </w:r>
+    </w:p>
+    <w:p>
+      <w:pPr>
+        <w:pBdr>
+          <w:left w:val="single" w:color="B9C6D3" w:sz="14" w:space="8"/>
+        </w:pBdr>
+        <w:shd w:fill="F7F9FB" w:val="clear"/>
         <w:spacing w:after="140"/>
       </w:pPr>
       <w:r>
@@ -4315,7 +4533,7 @@
           <w:sz w:val="18"/>
           <w:szCs w:val="18"/>
         </w:rPr>
-        <w:t xml:space="preserve">modulo de golpe: primero se le confirma su nivel.</w:t>
+        <w:t xml:space="preserve">EL SELLO DE LA MICROCREDENCIAL «COORDINADOR BIM» VA EN LA IMAGEN. Fecha dura: lunes 7-sep.</w:t>
       </w:r>
     </w:p>
     <w:p>
@@ -4398,7 +4616,24 @@
           <w:sz w:val="18"/>
           <w:szCs w:val="18"/>
         </w:rPr>
-        <w:t xml:space="preserve">y lidera equipos BIM. 2 meses, 100% asincronico, con certificacion internacional al terminar.</w:t>
+        <w:t xml:space="preserve">y lidera equipos BIM. 2 meses, 100% asincronico, y al terminar sales con la microcredencial de</w:t>
+      </w:r>
+    </w:p>
+    <w:p>
+      <w:pPr>
+        <w:pBdr>
+          <w:left w:val="single" w:color="B9C6D3" w:sz="14" w:space="8"/>
+        </w:pBdr>
+        <w:shd w:fill="F7F9FB" w:val="clear"/>
+        <w:spacing w:after="0"/>
+      </w:pPr>
+      <w:r>
+        <w:rPr>
+          <w:rFonts w:ascii="Consolas" w:cs="Consolas" w:eastAsia="Consolas" w:hAnsi="Consolas"/>
+          <w:sz w:val="18"/>
+          <w:szCs w:val="18"/>
+        </w:rPr>
+        <w:t xml:space="preserve">BIM MANAGER 4D-5D, avalada por Silicon Valley Futures Institute.</w:t>
       </w:r>
     </w:p>
     <w:p>
@@ -4577,6 +4812,40 @@
           <w:left w:val="single" w:color="B9C6D3" w:sz="14" w:space="8"/>
         </w:pBdr>
         <w:shd w:fill="F7F9FB" w:val="clear"/>
+        <w:spacing w:after="0"/>
+      </w:pPr>
+      <w:r>
+        <w:rPr>
+          <w:rFonts w:ascii="Consolas" w:cs="Consolas" w:eastAsia="Consolas" w:hAnsi="Consolas"/>
+          <w:sz w:val="18"/>
+          <w:szCs w:val="18"/>
+        </w:rPr>
+        <w:t xml:space="preserve">modulo de golpe: primero se le confirma su nivel.</w:t>
+      </w:r>
+    </w:p>
+    <w:p>
+      <w:pPr>
+        <w:pBdr>
+          <w:left w:val="single" w:color="B9C6D3" w:sz="14" w:space="8"/>
+        </w:pBdr>
+        <w:shd w:fill="F7F9FB" w:val="clear"/>
+        <w:spacing w:after="0"/>
+      </w:pPr>
+      <w:r>
+        <w:rPr>
+          <w:rFonts w:ascii="Consolas" w:cs="Consolas" w:eastAsia="Consolas" w:hAnsi="Consolas"/>
+          <w:sz w:val="18"/>
+          <w:szCs w:val="18"/>
+        </w:rPr>
+        <w:t xml:space="preserve"> </w:t>
+      </w:r>
+    </w:p>
+    <w:p>
+      <w:pPr>
+        <w:pBdr>
+          <w:left w:val="single" w:color="B9C6D3" w:sz="14" w:space="8"/>
+        </w:pBdr>
+        <w:shd w:fill="F7F9FB" w:val="clear"/>
         <w:spacing w:after="140"/>
       </w:pPr>
       <w:r>
@@ -4585,7 +4854,7 @@
           <w:sz w:val="18"/>
           <w:szCs w:val="18"/>
         </w:rPr>
-        <w:t xml:space="preserve">modulo de golpe: primero se le confirma su nivel.</w:t>
+        <w:t xml:space="preserve">EL SELLO DE LA MICROCREDENCIAL «BIM MANAGER 4D-5D» VA EN LA IMAGEN. Fecha dura: lunes 7-sep.</w:t>
       </w:r>
     </w:p>
     <w:p>
@@ -4668,7 +4937,24 @@
           <w:sz w:val="18"/>
           <w:szCs w:val="18"/>
         </w:rPr>
-        <w:t xml:space="preserve">IA en proyectos reales. 3 meses, 100% asincronico, con certificacion internacional al terminar.</w:t>
+        <w:t xml:space="preserve">IA en proyectos reales. 3 meses, 100% asincronico, y al terminar sales con la microcredencial</w:t>
+      </w:r>
+    </w:p>
+    <w:p>
+      <w:pPr>
+        <w:pBdr>
+          <w:left w:val="single" w:color="B9C6D3" w:sz="14" w:space="8"/>
+        </w:pBdr>
+        <w:shd w:fill="F7F9FB" w:val="clear"/>
+        <w:spacing w:after="0"/>
+      </w:pPr>
+      <w:r>
+        <w:rPr>
+          <w:rFonts w:ascii="Consolas" w:cs="Consolas" w:eastAsia="Consolas" w:hAnsi="Consolas"/>
+          <w:sz w:val="18"/>
+          <w:szCs w:val="18"/>
+        </w:rPr>
+        <w:t xml:space="preserve">de ESPECIALISTA BIM + IA, avalada por Silicon Valley Futures Institute.</w:t>
       </w:r>
     </w:p>
     <w:p>
@@ -4847,6 +5133,57 @@
           <w:left w:val="single" w:color="B9C6D3" w:sz="14" w:space="8"/>
         </w:pBdr>
         <w:shd w:fill="F7F9FB" w:val="clear"/>
+        <w:spacing w:after="0"/>
+      </w:pPr>
+      <w:r>
+        <w:rPr>
+          <w:rFonts w:ascii="Consolas" w:cs="Consolas" w:eastAsia="Consolas" w:hAnsi="Consolas"/>
+          <w:sz w:val="18"/>
+          <w:szCs w:val="18"/>
+        </w:rPr>
+        <w:t xml:space="preserve">modulo de golpe: primero se le confirma su nivel.</w:t>
+      </w:r>
+    </w:p>
+    <w:p>
+      <w:pPr>
+        <w:pBdr>
+          <w:left w:val="single" w:color="B9C6D3" w:sz="14" w:space="8"/>
+        </w:pBdr>
+        <w:shd w:fill="F7F9FB" w:val="clear"/>
+        <w:spacing w:after="0"/>
+      </w:pPr>
+      <w:r>
+        <w:rPr>
+          <w:rFonts w:ascii="Consolas" w:cs="Consolas" w:eastAsia="Consolas" w:hAnsi="Consolas"/>
+          <w:sz w:val="18"/>
+          <w:szCs w:val="18"/>
+        </w:rPr>
+        <w:t xml:space="preserve"> </w:t>
+      </w:r>
+    </w:p>
+    <w:p>
+      <w:pPr>
+        <w:pBdr>
+          <w:left w:val="single" w:color="B9C6D3" w:sz="14" w:space="8"/>
+        </w:pBdr>
+        <w:shd w:fill="F7F9FB" w:val="clear"/>
+        <w:spacing w:after="0"/>
+      </w:pPr>
+      <w:r>
+        <w:rPr>
+          <w:rFonts w:ascii="Consolas" w:cs="Consolas" w:eastAsia="Consolas" w:hAnsi="Consolas"/>
+          <w:sz w:val="18"/>
+          <w:szCs w:val="18"/>
+        </w:rPr>
+        <w:t xml:space="preserve">EL SELLO DE LA MICROCREDENCIAL «ESPECIALISTA BIM + IA» VA EN LA IMAGEN. Fecha dura: lunes</w:t>
+      </w:r>
+    </w:p>
+    <w:p>
+      <w:pPr>
+        <w:pBdr>
+          <w:left w:val="single" w:color="B9C6D3" w:sz="14" w:space="8"/>
+        </w:pBdr>
+        <w:shd w:fill="F7F9FB" w:val="clear"/>
         <w:spacing w:after="140"/>
       </w:pPr>
       <w:r>
@@ -4855,7 +5192,7 @@
           <w:sz w:val="18"/>
           <w:szCs w:val="18"/>
         </w:rPr>
-        <w:t xml:space="preserve">modulo de golpe: primero se le confirma su nivel.</w:t>
+        <w:t xml:space="preserve">7-sep.</w:t>
       </w:r>
     </w:p>
     <w:p>

--- a/matriz-viral/entregables/Matriz-Contenido-Septiembre-2026-DMA.docx
+++ b/matriz-viral/entregables/Matriz-Contenido-Septiembre-2026-DMA.docx
@@ -8978,6 +8978,21 @@
     </w:tbl>
     <w:p>
       <w:pPr>
+        <w:spacing w:after="100" w:before="280"/>
+      </w:pPr>
+      <w:r>
+        <w:rPr>
+          <w:b/>
+          <w:bCs/>
+          <w:color w:val="C96A1C"/>
+          <w:sz w:val="26"/>
+          <w:szCs w:val="26"/>
+        </w:rPr>
+        <w:t xml:space="preserve">▸ VIDEOS DE PAUTA — 4 reels de 15 s, uno por módulo · POR GRABAR</w:t>
+      </w:r>
+    </w:p>
+    <w:p>
+      <w:pPr>
         <w:spacing w:after="80" w:before="200"/>
       </w:pPr>
       <w:r>
@@ -8988,75 +9003,205 @@
           <w:sz w:val="22"/>
           <w:szCs w:val="22"/>
         </w:rPr>
-        <w:t xml:space="preserve">Reel ads — ya producidos + 4 por producir · Videos de pauta del Master</w:t>
-      </w:r>
-    </w:p>
-    <w:p>
-      <w:pPr>
-        <w:pBdr>
-          <w:left w:val="single" w:color="B9C6D3" w:sz="14" w:space="8"/>
-        </w:pBdr>
-        <w:shd w:fill="F7F9FB" w:val="clear"/>
-        <w:spacing w:after="0"/>
-      </w:pPr>
-      <w:r>
-        <w:rPr>
-          <w:rFonts w:ascii="Consolas" w:cs="Consolas" w:eastAsia="Consolas" w:hAnsi="Consolas"/>
-          <w:sz w:val="18"/>
-          <w:szCs w:val="18"/>
-        </w:rPr>
-        <w:t xml:space="preserve">YA PRODUCIDOS: el comercial Revit+IA (master 16:9 y vertical 9:16, en Vimeo) y el comercial con</w:t>
-      </w:r>
-    </w:p>
-    <w:p>
-      <w:pPr>
-        <w:pBdr>
-          <w:left w:val="single" w:color="B9C6D3" w:sz="14" w:space="8"/>
-        </w:pBdr>
-        <w:shd w:fill="F7F9FB" w:val="clear"/>
-        <w:spacing w:after="0"/>
-      </w:pPr>
-      <w:r>
-        <w:rPr>
-          <w:rFonts w:ascii="Consolas" w:cs="Consolas" w:eastAsia="Consolas" w:hAnsi="Consolas"/>
-          <w:sz w:val="18"/>
-          <w:szCs w:val="18"/>
-        </w:rPr>
-        <w:t xml:space="preserve">Gabriel de protagonista (29 s, 2-sep). AJUSTE DE COMUNICACION: el copy que los acompaña cambia;</w:t>
-      </w:r>
-    </w:p>
-    <w:p>
-      <w:pPr>
-        <w:pBdr>
-          <w:left w:val="single" w:color="B9C6D3" w:sz="14" w:space="8"/>
-        </w:pBdr>
-        <w:shd w:fill="F7F9FB" w:val="clear"/>
-        <w:spacing w:after="0"/>
-      </w:pPr>
-      <w:r>
-        <w:rPr>
-          <w:rFonts w:ascii="Consolas" w:cs="Consolas" w:eastAsia="Consolas" w:hAnsi="Consolas"/>
-          <w:sz w:val="18"/>
-          <w:szCs w:val="18"/>
-        </w:rPr>
-        <w:t xml:space="preserve">ya no dice «master de 12 meses» sino «empieza por el modulo que te toca, desde $600». POR</w:t>
-      </w:r>
-    </w:p>
-    <w:p>
-      <w:pPr>
-        <w:pBdr>
-          <w:left w:val="single" w:color="B9C6D3" w:sz="14" w:space="8"/>
-        </w:pBdr>
-        <w:shd w:fill="F7F9FB" w:val="clear"/>
-        <w:spacing w:after="0"/>
-      </w:pPr>
-      <w:r>
-        <w:rPr>
-          <w:rFonts w:ascii="Consolas" w:cs="Consolas" w:eastAsia="Consolas" w:hAnsi="Consolas"/>
-          <w:sz w:val="18"/>
-          <w:szCs w:val="18"/>
-        </w:rPr>
-        <w:t xml:space="preserve">PRODUCIR: 4 reels de 15 s, uno por modulo, con Gabriel explicando en una frase que resuelve ese</w:t>
+        <w:t xml:space="preserve">Reel ads 9:16 — POR GRABAR · Reel de pauta · Módulo 1 · BIM Professional</w:t>
+      </w:r>
+    </w:p>
+    <w:p>
+      <w:pPr>
+        <w:spacing w:after="80"/>
+        <w:rPr>
+          <w:b/>
+          <w:bCs/>
+          <w:color w:val="C96A1C"/>
+        </w:rPr>
+      </w:pPr>
+      <w:r>
+        <w:rPr>
+          <w:b/>
+          <w:bCs/>
+          <w:color w:val="C96A1C"/>
+          <w:sz w:val="21"/>
+          <w:szCs w:val="21"/>
+        </w:rPr>
+        <w:t xml:space="preserve">$750 · 3 meses · 15 s</w:t>
+      </w:r>
+    </w:p>
+    <w:p>
+      <w:pPr>
+        <w:spacing w:after="80"/>
+        <w:rPr>
+          <w:b/>
+          <w:bCs/>
+          <w:sz w:val="24"/>
+          <w:szCs w:val="24"/>
+        </w:rPr>
+      </w:pPr>
+      <w:r>
+        <w:rPr>
+          <w:b/>
+          <w:bCs/>
+          <w:sz w:val="24"/>
+          <w:szCs w:val="24"/>
+        </w:rPr>
+        <w:t xml:space="preserve">Sabes usar Revit. Otra cosa es implementar BIM en un proyecto de verdad.</w:t>
+      </w:r>
+    </w:p>
+    <w:p>
+      <w:pPr>
+        <w:spacing w:after="80"/>
+        <w:rPr>
+          <w:b/>
+          <w:bCs/>
+          <w:color w:val="5A6B7B"/>
+          <w:sz w:val="16"/>
+          <w:szCs w:val="16"/>
+        </w:rPr>
+      </w:pPr>
+      <w:r>
+        <w:rPr>
+          <w:b/>
+          <w:bCs/>
+          <w:color w:val="5A6B7B"/>
+          <w:sz w:val="16"/>
+          <w:szCs w:val="16"/>
+        </w:rPr>
+        <w:t xml:space="preserve">TEXTO PRINCIPAL — se pega tal cual</w:t>
+      </w:r>
+    </w:p>
+    <w:p>
+      <w:pPr>
+        <w:pBdr>
+          <w:left w:val="single" w:color="B9C6D3" w:sz="14" w:space="8"/>
+        </w:pBdr>
+        <w:shd w:fill="F7F9FB" w:val="clear"/>
+        <w:spacing w:after="0"/>
+      </w:pPr>
+      <w:r>
+        <w:rPr>
+          <w:rFonts w:ascii="Consolas" w:cs="Consolas" w:eastAsia="Consolas" w:hAnsi="Consolas"/>
+          <w:sz w:val="18"/>
+          <w:szCs w:val="18"/>
+        </w:rPr>
+        <w:t xml:space="preserve">Modelar y ordenar un proyecto no son lo mismo.</w:t>
+      </w:r>
+    </w:p>
+    <w:p>
+      <w:pPr>
+        <w:pBdr>
+          <w:left w:val="single" w:color="B9C6D3" w:sz="14" w:space="8"/>
+        </w:pBdr>
+        <w:shd w:fill="F7F9FB" w:val="clear"/>
+        <w:spacing w:after="0"/>
+      </w:pPr>
+      <w:r>
+        <w:rPr>
+          <w:rFonts w:ascii="Consolas" w:cs="Consolas" w:eastAsia="Consolas" w:hAnsi="Consolas"/>
+          <w:sz w:val="18"/>
+          <w:szCs w:val="18"/>
+        </w:rPr>
+        <w:t xml:space="preserve"> </w:t>
+      </w:r>
+    </w:p>
+    <w:p>
+      <w:pPr>
+        <w:pBdr>
+          <w:left w:val="single" w:color="B9C6D3" w:sz="14" w:space="8"/>
+        </w:pBdr>
+        <w:shd w:fill="F7F9FB" w:val="clear"/>
+        <w:spacing w:after="0"/>
+      </w:pPr>
+      <w:r>
+        <w:rPr>
+          <w:rFonts w:ascii="Consolas" w:cs="Consolas" w:eastAsia="Consolas" w:hAnsi="Consolas"/>
+          <w:sz w:val="18"/>
+          <w:szCs w:val="18"/>
+        </w:rPr>
+        <w:t xml:space="preserve">En 3 meses estructuras e implementas BIM con metodología: estándares, BEP y flujos de trabajo</w:t>
+      </w:r>
+    </w:p>
+    <w:p>
+      <w:pPr>
+        <w:pBdr>
+          <w:left w:val="single" w:color="B9C6D3" w:sz="14" w:space="8"/>
+        </w:pBdr>
+        <w:shd w:fill="F7F9FB" w:val="clear"/>
+        <w:spacing w:after="0"/>
+      </w:pPr>
+      <w:r>
+        <w:rPr>
+          <w:rFonts w:ascii="Consolas" w:cs="Consolas" w:eastAsia="Consolas" w:hAnsi="Consolas"/>
+          <w:sz w:val="18"/>
+          <w:szCs w:val="18"/>
+        </w:rPr>
+        <w:t xml:space="preserve">que no se te caen a mitad del proyecto.</w:t>
+      </w:r>
+    </w:p>
+    <w:p>
+      <w:pPr>
+        <w:pBdr>
+          <w:left w:val="single" w:color="B9C6D3" w:sz="14" w:space="8"/>
+        </w:pBdr>
+        <w:shd w:fill="F7F9FB" w:val="clear"/>
+        <w:spacing w:after="0"/>
+      </w:pPr>
+      <w:r>
+        <w:rPr>
+          <w:rFonts w:ascii="Consolas" w:cs="Consolas" w:eastAsia="Consolas" w:hAnsi="Consolas"/>
+          <w:sz w:val="18"/>
+          <w:szCs w:val="18"/>
+        </w:rPr>
+        <w:t xml:space="preserve"> </w:t>
+      </w:r>
+    </w:p>
+    <w:p>
+      <w:pPr>
+        <w:pBdr>
+          <w:left w:val="single" w:color="B9C6D3" w:sz="14" w:space="8"/>
+        </w:pBdr>
+        <w:shd w:fill="F7F9FB" w:val="clear"/>
+        <w:spacing w:after="0"/>
+      </w:pPr>
+      <w:r>
+        <w:rPr>
+          <w:rFonts w:ascii="Consolas" w:cs="Consolas" w:eastAsia="Consolas" w:hAnsi="Consolas"/>
+          <w:sz w:val="18"/>
+          <w:szCs w:val="18"/>
+        </w:rPr>
+        <w:t xml:space="preserve">100% asincrónico. Microcredencial de MODELADOR BIM avalada por Silicon Valley Futures</w:t>
+      </w:r>
+    </w:p>
+    <w:p>
+      <w:pPr>
+        <w:pBdr>
+          <w:left w:val="single" w:color="B9C6D3" w:sz="14" w:space="8"/>
+        </w:pBdr>
+        <w:shd w:fill="F7F9FB" w:val="clear"/>
+        <w:spacing w:after="0"/>
+      </w:pPr>
+      <w:r>
+        <w:rPr>
+          <w:rFonts w:ascii="Consolas" w:cs="Consolas" w:eastAsia="Consolas" w:hAnsi="Consolas"/>
+          <w:sz w:val="18"/>
+          <w:szCs w:val="18"/>
+        </w:rPr>
+        <w:t xml:space="preserve">Institute. $750.</w:t>
+      </w:r>
+    </w:p>
+    <w:p>
+      <w:pPr>
+        <w:pBdr>
+          <w:left w:val="single" w:color="B9C6D3" w:sz="14" w:space="8"/>
+        </w:pBdr>
+        <w:shd w:fill="F7F9FB" w:val="clear"/>
+        <w:spacing w:after="0"/>
+      </w:pPr>
+      <w:r>
+        <w:rPr>
+          <w:rFonts w:ascii="Consolas" w:cs="Consolas" w:eastAsia="Consolas" w:hAnsi="Consolas"/>
+          <w:sz w:val="18"/>
+          <w:szCs w:val="18"/>
+        </w:rPr>
+        <w:t xml:space="preserve"> </w:t>
       </w:r>
     </w:p>
     <w:p>
@@ -9073,9 +9218,3916 @@
           <w:sz w:val="18"/>
           <w:szCs w:val="18"/>
         </w:rPr>
-        <w:t xml:space="preserve">modulo y cerrando en el formulario.</w:t>
-      </w:r>
-    </w:p>
+        <w:t xml:space="preserve">Llena el formulario y te decimos si este es tu módulo.</w:t>
+      </w:r>
+    </w:p>
+    <w:p>
+      <w:pPr>
+        <w:spacing w:after="80"/>
+        <w:rPr>
+          <w:color w:val="5A6B7B"/>
+          <w:sz w:val="18"/>
+          <w:szCs w:val="18"/>
+        </w:rPr>
+      </w:pPr>
+      <w:r>
+        <w:rPr>
+          <w:color w:val="5A6B7B"/>
+          <w:sz w:val="18"/>
+          <w:szCs w:val="18"/>
+        </w:rPr>
+        <w:t xml:space="preserve">Titular: BIM Professional · $750 · 3 meses   ·   Descripción: Microcredencial incluida</w:t>
+      </w:r>
+    </w:p>
+    <w:p>
+      <w:pPr>
+        <w:spacing w:after="80"/>
+        <w:rPr>
+          <w:b/>
+          <w:bCs/>
+          <w:color w:val="5A6B7B"/>
+          <w:sz w:val="16"/>
+          <w:szCs w:val="16"/>
+        </w:rPr>
+      </w:pPr>
+      <w:r>
+        <w:rPr>
+          <w:b/>
+          <w:bCs/>
+          <w:color w:val="5A6B7B"/>
+          <w:sz w:val="16"/>
+          <w:szCs w:val="16"/>
+        </w:rPr>
+        <w:t xml:space="preserve">CREATIVO</w:t>
+      </w:r>
+    </w:p>
+    <w:p>
+      <w:pPr>
+        <w:spacing w:after="80"/>
+      </w:pPr>
+      <w:r>
+        <w:rPr>
+          <w:sz w:val="21"/>
+          <w:szCs w:val="21"/>
+        </w:rPr>
+        <w:t xml:space="preserve">Gabriel a cámara en una frase, corte a pantalla con un BEP real, y cierre con el sello MODELADOR BIM sobre la placa azul.</w:t>
+      </w:r>
+    </w:p>
+    <w:p>
+      <w:pPr>
+        <w:spacing w:after="80"/>
+        <w:rPr>
+          <w:b/>
+          <w:bCs/>
+          <w:color w:val="5A6B7B"/>
+          <w:sz w:val="16"/>
+          <w:szCs w:val="16"/>
+        </w:rPr>
+      </w:pPr>
+      <w:r>
+        <w:rPr>
+          <w:b/>
+          <w:bCs/>
+          <w:color w:val="5A6B7B"/>
+          <w:sz w:val="16"/>
+          <w:szCs w:val="16"/>
+        </w:rPr>
+        <w:t xml:space="preserve">GUION — 15 SEGUNDOS, PARA GRABAR</w:t>
+      </w:r>
+    </w:p>
+    <w:tbl>
+      <w:tblPr>
+        <w:tblW w:type="dxa" w:w="9000"/>
+        <w:tblBorders>
+          <w:top w:val="single" w:color="auto" w:sz="4"/>
+          <w:left w:val="single" w:color="auto" w:sz="4"/>
+          <w:bottom w:val="single" w:color="auto" w:sz="4"/>
+          <w:right w:val="single" w:color="auto" w:sz="4"/>
+          <w:insideH w:val="single" w:color="auto" w:sz="4"/>
+          <w:insideV w:val="single" w:color="auto" w:sz="4"/>
+        </w:tblBorders>
+      </w:tblPr>
+      <w:tblGrid>
+        <w:gridCol w:w="1100"/>
+        <w:gridCol w:w="2600"/>
+        <w:gridCol w:w="3000"/>
+        <w:gridCol w:w="2300"/>
+      </w:tblGrid>
+      <w:tr>
+        <w:trPr>
+          <w:tblHeader/>
+        </w:trPr>
+        <w:tc>
+          <w:tcPr>
+            <w:tcW w:type="dxa" w:w="1100"/>
+            <w:shd w:fill="0E2438" w:val="clear"/>
+          </w:tcPr>
+          <w:p>
+            <w:r>
+              <w:rPr>
+                <w:b/>
+                <w:bCs/>
+                <w:color w:val="FFFFFF"/>
+                <w:sz w:val="18"/>
+                <w:szCs w:val="18"/>
+              </w:rPr>
+              <w:t xml:space="preserve">Tiempo</w:t>
+            </w:r>
+          </w:p>
+        </w:tc>
+        <w:tc>
+          <w:tcPr>
+            <w:tcW w:type="dxa" w:w="2600"/>
+            <w:shd w:fill="0E2438" w:val="clear"/>
+          </w:tcPr>
+          <w:p>
+            <w:r>
+              <w:rPr>
+                <w:b/>
+                <w:bCs/>
+                <w:color w:val="FFFFFF"/>
+                <w:sz w:val="18"/>
+                <w:szCs w:val="18"/>
+              </w:rPr>
+              <w:t xml:space="preserve">Qué se ve</w:t>
+            </w:r>
+          </w:p>
+        </w:tc>
+        <w:tc>
+          <w:tcPr>
+            <w:tcW w:type="dxa" w:w="3000"/>
+            <w:shd w:fill="0E2438" w:val="clear"/>
+          </w:tcPr>
+          <w:p>
+            <w:r>
+              <w:rPr>
+                <w:b/>
+                <w:bCs/>
+                <w:color w:val="FFFFFF"/>
+                <w:sz w:val="18"/>
+                <w:szCs w:val="18"/>
+              </w:rPr>
+              <w:t xml:space="preserve">Qué dice Gabriel</w:t>
+            </w:r>
+          </w:p>
+        </w:tc>
+        <w:tc>
+          <w:tcPr>
+            <w:tcW w:type="dxa" w:w="2300"/>
+            <w:shd w:fill="0E2438" w:val="clear"/>
+          </w:tcPr>
+          <w:p>
+            <w:r>
+              <w:rPr>
+                <w:b/>
+                <w:bCs/>
+                <w:color w:val="FFFFFF"/>
+                <w:sz w:val="18"/>
+                <w:szCs w:val="18"/>
+              </w:rPr>
+              <w:t xml:space="preserve">Texto en pantalla</w:t>
+            </w:r>
+          </w:p>
+        </w:tc>
+      </w:tr>
+      <w:tr>
+        <w:tc>
+          <w:tcPr>
+            <w:tcW w:type="dxa" w:w="1100"/>
+          </w:tcPr>
+          <w:p>
+            <w:r>
+              <w:rPr>
+                <w:sz w:val="18"/>
+                <w:szCs w:val="18"/>
+              </w:rPr>
+              <w:t xml:space="preserve">0:00-0:04</w:t>
+            </w:r>
+          </w:p>
+        </w:tc>
+        <w:tc>
+          <w:tcPr>
+            <w:tcW w:type="dxa" w:w="2600"/>
+          </w:tcPr>
+          <w:p>
+            <w:r>
+              <w:rPr>
+                <w:sz w:val="18"/>
+                <w:szCs w:val="18"/>
+              </w:rPr>
+              <w:t xml:space="preserve">Primer plano de Gabriel, mirada directa. Corte seco desde negro, sin intro.</w:t>
+            </w:r>
+          </w:p>
+        </w:tc>
+        <w:tc>
+          <w:tcPr>
+            <w:tcW w:type="dxa" w:w="3000"/>
+          </w:tcPr>
+          <w:p>
+            <w:r>
+              <w:rPr>
+                <w:sz w:val="18"/>
+                <w:szCs w:val="18"/>
+              </w:rPr>
+              <w:t xml:space="preserve">Sabes usar Revit. Otra cosa es implementar BIM en un proyecto de verdad.</w:t>
+            </w:r>
+          </w:p>
+        </w:tc>
+        <w:tc>
+          <w:tcPr>
+            <w:tcW w:type="dxa" w:w="2300"/>
+          </w:tcPr>
+          <w:p>
+            <w:r>
+              <w:rPr>
+                <w:sz w:val="18"/>
+                <w:szCs w:val="18"/>
+              </w:rPr>
+              <w:t xml:space="preserve">SABER REVIT NO ES IMPLEMENTAR BIM</w:t>
+            </w:r>
+          </w:p>
+        </w:tc>
+      </w:tr>
+      <w:tr>
+        <w:tc>
+          <w:tcPr>
+            <w:tcW w:type="dxa" w:w="1100"/>
+          </w:tcPr>
+          <w:p>
+            <w:r>
+              <w:rPr>
+                <w:sz w:val="18"/>
+                <w:szCs w:val="18"/>
+              </w:rPr>
+              <w:t xml:space="preserve">0:04-0:11</w:t>
+            </w:r>
+          </w:p>
+        </w:tc>
+        <w:tc>
+          <w:tcPr>
+            <w:tcW w:type="dxa" w:w="2600"/>
+          </w:tcPr>
+          <w:p>
+            <w:r>
+              <w:rPr>
+                <w:sz w:val="18"/>
+                <w:szCs w:val="18"/>
+              </w:rPr>
+              <w:t xml:space="preserve">Corte a pantalla: un BEP abierto, scroll rápido. Vuelve a Gabriel a mitad de frase.</w:t>
+            </w:r>
+          </w:p>
+        </w:tc>
+        <w:tc>
+          <w:tcPr>
+            <w:tcW w:type="dxa" w:w="3000"/>
+          </w:tcPr>
+          <w:p>
+            <w:r>
+              <w:rPr>
+                <w:sz w:val="18"/>
+                <w:szCs w:val="18"/>
+              </w:rPr>
+              <w:t xml:space="preserve">Este módulo te da lo que sostiene el proyecto: estándares, BEP y flujos que no se caen a mitad de obra.</w:t>
+            </w:r>
+          </w:p>
+        </w:tc>
+        <w:tc>
+          <w:tcPr>
+            <w:tcW w:type="dxa" w:w="2300"/>
+          </w:tcPr>
+          <w:p>
+            <w:r>
+              <w:rPr>
+                <w:sz w:val="18"/>
+                <w:szCs w:val="18"/>
+              </w:rPr>
+              <w:t xml:space="preserve">ESTÁNDARES · BEP · FLUJOS</w:t>
+            </w:r>
+          </w:p>
+        </w:tc>
+      </w:tr>
+      <w:tr>
+        <w:tc>
+          <w:tcPr>
+            <w:tcW w:type="dxa" w:w="1100"/>
+          </w:tcPr>
+          <w:p>
+            <w:r>
+              <w:rPr>
+                <w:sz w:val="18"/>
+                <w:szCs w:val="18"/>
+              </w:rPr>
+              <w:t xml:space="preserve">0:11-0:15</w:t>
+            </w:r>
+          </w:p>
+        </w:tc>
+        <w:tc>
+          <w:tcPr>
+            <w:tcW w:type="dxa" w:w="2600"/>
+          </w:tcPr>
+          <w:p>
+            <w:r>
+              <w:rPr>
+                <w:sz w:val="18"/>
+                <w:szCs w:val="18"/>
+              </w:rPr>
+              <w:t xml:space="preserve">Plano medio de Gabriel. Placa final azul con el sello MODELADOR BIM.</w:t>
+            </w:r>
+          </w:p>
+        </w:tc>
+        <w:tc>
+          <w:tcPr>
+            <w:tcW w:type="dxa" w:w="3000"/>
+          </w:tcPr>
+          <w:p>
+            <w:r>
+              <w:rPr>
+                <w:sz w:val="18"/>
+                <w:szCs w:val="18"/>
+              </w:rPr>
+              <w:t xml:space="preserve">Tres meses, y sales con la microcredencial de Modelador BIM. Llena el formulario y te decimos si es tu módulo.</w:t>
+            </w:r>
+          </w:p>
+        </w:tc>
+        <w:tc>
+          <w:tcPr>
+            <w:tcW w:type="dxa" w:w="2300"/>
+          </w:tcPr>
+          <w:p>
+            <w:r>
+              <w:rPr>
+                <w:sz w:val="18"/>
+                <w:szCs w:val="18"/>
+              </w:rPr>
+              <w:t xml:space="preserve">MODELADOR BIM · $750 · 3 MESES</w:t>
+            </w:r>
+          </w:p>
+        </w:tc>
+      </w:tr>
+    </w:tbl>
+    <w:p>
+      <w:pPr>
+        <w:spacing w:after="80"/>
+        <w:rPr>
+          <w:i/>
+          <w:iCs/>
+          <w:color w:val="5A6B7B"/>
+        </w:rPr>
+      </w:pPr>
+      <w:r>
+        <w:rPr>
+          <w:i/>
+          <w:iCs/>
+          <w:color w:val="5A6B7B"/>
+          <w:sz w:val="21"/>
+          <w:szCs w:val="21"/>
+        </w:rPr>
+        <w:t xml:space="preserve">Se graban los cuatro seguidos, en la misma sesion y con la misma camisa: es un set, y si se graban en dias distintos se nota en el color y deja de leerse como una familia. Gabriel a camara, sin teleprompter — la frase es corta a proposito para que salga dicha, no leida.</w:t>
+      </w:r>
+    </w:p>
+    <w:p>
+      <w:pPr>
+        <w:spacing w:after="80"/>
+        <w:rPr>
+          <w:b/>
+          <w:bCs/>
+          <w:color w:val="5A6B7B"/>
+          <w:sz w:val="16"/>
+          <w:szCs w:val="16"/>
+        </w:rPr>
+      </w:pPr>
+      <w:r>
+        <w:rPr>
+          <w:b/>
+          <w:bCs/>
+          <w:color w:val="5A6B7B"/>
+          <w:sz w:val="16"/>
+          <w:szCs w:val="16"/>
+        </w:rPr>
+        <w:t xml:space="preserve">PROMPT DE IMAGEN</w:t>
+      </w:r>
+    </w:p>
+    <w:p>
+      <w:pPr>
+        <w:pBdr>
+          <w:left w:val="single" w:color="B9C6D3" w:sz="14" w:space="8"/>
+        </w:pBdr>
+        <w:shd w:fill="F4F7FA" w:val="clear"/>
+        <w:spacing w:after="0"/>
+      </w:pPr>
+      <w:r>
+        <w:rPr>
+          <w:rFonts w:ascii="Consolas" w:cs="Consolas" w:eastAsia="Consolas" w:hAnsi="Consolas"/>
+          <w:sz w:val="18"/>
+          <w:szCs w:val="18"/>
+        </w:rPr>
+        <w:t xml:space="preserve">No lleva prompt de imagen: es video grabado. La placa final se monta en edición sobre fondo</w:t>
+      </w:r>
+    </w:p>
+    <w:p>
+      <w:pPr>
+        <w:pBdr>
+          <w:left w:val="single" w:color="B9C6D3" w:sz="14" w:space="8"/>
+        </w:pBdr>
+        <w:shd w:fill="F4F7FA" w:val="clear"/>
+        <w:spacing w:after="140"/>
+      </w:pPr>
+      <w:r>
+        <w:rPr>
+          <w:rFonts w:ascii="Consolas" w:cs="Consolas" w:eastAsia="Consolas" w:hAnsi="Consolas"/>
+          <w:sz w:val="18"/>
+          <w:szCs w:val="18"/>
+        </w:rPr>
+        <w:t xml:space="preserve">#0E2438 con el logo y el sello de la microcredencial.</w:t>
+      </w:r>
+    </w:p>
+    <w:p>
+      <w:pPr>
+        <w:spacing w:after="80"/>
+        <w:rPr>
+          <w:b/>
+          <w:bCs/>
+          <w:color w:val="5A6B7B"/>
+          <w:sz w:val="16"/>
+          <w:szCs w:val="16"/>
+        </w:rPr>
+      </w:pPr>
+      <w:r>
+        <w:rPr>
+          <w:b/>
+          <w:bCs/>
+          <w:color w:val="5A6B7B"/>
+          <w:sz w:val="16"/>
+          <w:szCs w:val="16"/>
+        </w:rPr>
+        <w:t xml:space="preserve">FICHA DE MONTAJE</w:t>
+      </w:r>
+    </w:p>
+    <w:tbl>
+      <w:tblPr>
+        <w:tblW w:type="dxa" w:w="9000"/>
+        <w:tblBorders>
+          <w:top w:val="single" w:color="auto" w:sz="4"/>
+          <w:left w:val="single" w:color="auto" w:sz="4"/>
+          <w:bottom w:val="single" w:color="auto" w:sz="4"/>
+          <w:right w:val="single" w:color="auto" w:sz="4"/>
+          <w:insideH w:val="single" w:color="auto" w:sz="4"/>
+          <w:insideV w:val="single" w:color="auto" w:sz="4"/>
+        </w:tblBorders>
+      </w:tblPr>
+      <w:tblGrid>
+        <w:gridCol w:w="2400"/>
+        <w:gridCol w:w="6600"/>
+      </w:tblGrid>
+      <w:tr>
+        <w:trPr>
+          <w:tblHeader/>
+        </w:trPr>
+        <w:tc>
+          <w:tcPr>
+            <w:tcW w:type="dxa" w:w="2400"/>
+            <w:shd w:fill="0E2438" w:val="clear"/>
+          </w:tcPr>
+          <w:p>
+            <w:r>
+              <w:rPr>
+                <w:b/>
+                <w:bCs/>
+                <w:color w:val="FFFFFF"/>
+                <w:sz w:val="18"/>
+                <w:szCs w:val="18"/>
+              </w:rPr>
+              <w:t xml:space="preserve">Campo</w:t>
+            </w:r>
+          </w:p>
+        </w:tc>
+        <w:tc>
+          <w:tcPr>
+            <w:tcW w:type="dxa" w:w="6600"/>
+            <w:shd w:fill="0E2438" w:val="clear"/>
+          </w:tcPr>
+          <w:p>
+            <w:r>
+              <w:rPr>
+                <w:b/>
+                <w:bCs/>
+                <w:color w:val="FFFFFF"/>
+                <w:sz w:val="18"/>
+                <w:szCs w:val="18"/>
+              </w:rPr>
+              <w:t xml:space="preserve">Cómo va</w:t>
+            </w:r>
+          </w:p>
+        </w:tc>
+      </w:tr>
+      <w:tr>
+        <w:tc>
+          <w:tcPr>
+            <w:tcW w:type="dxa" w:w="2400"/>
+          </w:tcPr>
+          <w:p>
+            <w:r>
+              <w:rPr>
+                <w:sz w:val="18"/>
+                <w:szCs w:val="18"/>
+              </w:rPr>
+              <w:t xml:space="preserve">Objetivo</w:t>
+            </w:r>
+          </w:p>
+        </w:tc>
+        <w:tc>
+          <w:tcPr>
+            <w:tcW w:type="dxa" w:w="6600"/>
+          </w:tcPr>
+          <w:p>
+            <w:r>
+              <w:rPr>
+                <w:sz w:val="18"/>
+                <w:szCs w:val="18"/>
+              </w:rPr>
+              <w:t xml:space="preserve">Clientes potenciales (leads). Van al MISMO conjunto de anuncios que la imagen de su modulo, no a una campana aparte: compiten contra la imagen y el dato dice cual gana.</w:t>
+            </w:r>
+          </w:p>
+        </w:tc>
+      </w:tr>
+      <w:tr>
+        <w:tc>
+          <w:tcPr>
+            <w:tcW w:type="dxa" w:w="2400"/>
+          </w:tcPr>
+          <w:p>
+            <w:r>
+              <w:rPr>
+                <w:sz w:val="18"/>
+                <w:szCs w:val="18"/>
+              </w:rPr>
+              <w:t xml:space="preserve">Conversion</w:t>
+            </w:r>
+          </w:p>
+        </w:tc>
+        <w:tc>
+          <w:tcPr>
+            <w:tcW w:type="dxa" w:w="6600"/>
+          </w:tcPr>
+          <w:p>
+            <w:r>
+              <w:rPr>
+                <w:sz w:val="18"/>
+                <w:szCs w:val="18"/>
+              </w:rPr>
+              <w:t xml:space="preserve">Formulario instantaneo de Meta, el mismo del modulo.</w:t>
+            </w:r>
+          </w:p>
+        </w:tc>
+      </w:tr>
+      <w:tr>
+        <w:tc>
+          <w:tcPr>
+            <w:tcW w:type="dxa" w:w="2400"/>
+          </w:tcPr>
+          <w:p>
+            <w:r>
+              <w:rPr>
+                <w:sz w:val="18"/>
+                <w:szCs w:val="18"/>
+              </w:rPr>
+              <w:t xml:space="preserve">Boton</w:t>
+            </w:r>
+          </w:p>
+        </w:tc>
+        <w:tc>
+          <w:tcPr>
+            <w:tcW w:type="dxa" w:w="6600"/>
+          </w:tcPr>
+          <w:p>
+            <w:r>
+              <w:rPr>
+                <w:sz w:val="18"/>
+                <w:szCs w:val="18"/>
+              </w:rPr>
+              <w:t xml:space="preserve">Mas informacion.</w:t>
+            </w:r>
+          </w:p>
+        </w:tc>
+      </w:tr>
+      <w:tr>
+        <w:tc>
+          <w:tcPr>
+            <w:tcW w:type="dxa" w:w="2400"/>
+          </w:tcPr>
+          <w:p>
+            <w:r>
+              <w:rPr>
+                <w:sz w:val="18"/>
+                <w:szCs w:val="18"/>
+              </w:rPr>
+              <w:t xml:space="preserve">Ubicaciones</w:t>
+            </w:r>
+          </w:p>
+        </w:tc>
+        <w:tc>
+          <w:tcPr>
+            <w:tcW w:type="dxa" w:w="6600"/>
+          </w:tcPr>
+          <w:p>
+            <w:r>
+              <w:rPr>
+                <w:sz w:val="18"/>
+                <w:szCs w:val="18"/>
+              </w:rPr>
+              <w:t xml:space="preserve">Reels e Historias de Instagram y Facebook, y feed. Es vertical: en feed se recorta solo, por eso los margenes de seguridad no se negocian.</w:t>
+            </w:r>
+          </w:p>
+        </w:tc>
+      </w:tr>
+      <w:tr>
+        <w:tc>
+          <w:tcPr>
+            <w:tcW w:type="dxa" w:w="2400"/>
+          </w:tcPr>
+          <w:p>
+            <w:r>
+              <w:rPr>
+                <w:sz w:val="18"/>
+                <w:szCs w:val="18"/>
+              </w:rPr>
+              <w:t xml:space="preserve">Medidas</w:t>
+            </w:r>
+          </w:p>
+        </w:tc>
+        <w:tc>
+          <w:tcPr>
+            <w:tcW w:type="dxa" w:w="6600"/>
+          </w:tcPr>
+          <w:p>
+            <w:r>
+              <w:rPr>
+                <w:sz w:val="18"/>
+                <w:szCs w:val="18"/>
+              </w:rPr>
+              <w:t xml:space="preserve">1080x1920 px (9:16). Nada importante en los 250 px de arriba ni en los 320 de abajo: ahi van el nombre de la cuenta y el boton del anuncio.</w:t>
+            </w:r>
+          </w:p>
+        </w:tc>
+      </w:tr>
+      <w:tr>
+        <w:tc>
+          <w:tcPr>
+            <w:tcW w:type="dxa" w:w="2400"/>
+          </w:tcPr>
+          <w:p>
+            <w:r>
+              <w:rPr>
+                <w:sz w:val="18"/>
+                <w:szCs w:val="18"/>
+              </w:rPr>
+              <w:t xml:space="preserve">Duracion</w:t>
+            </w:r>
+          </w:p>
+        </w:tc>
+        <w:tc>
+          <w:tcPr>
+            <w:tcW w:type="dxa" w:w="6600"/>
+          </w:tcPr>
+          <w:p>
+            <w:r>
+              <w:rPr>
+                <w:sz w:val="18"/>
+                <w:szCs w:val="18"/>
+              </w:rPr>
+              <w:t xml:space="preserve">15 segundos exactos. Ni 14 ni 18. Es el unico largo que aguanta un anuncio de video sin perder la mitad de la audiencia antes del CTA.</w:t>
+            </w:r>
+          </w:p>
+        </w:tc>
+      </w:tr>
+      <w:tr>
+        <w:tc>
+          <w:tcPr>
+            <w:tcW w:type="dxa" w:w="2400"/>
+          </w:tcPr>
+          <w:p>
+            <w:r>
+              <w:rPr>
+                <w:sz w:val="18"/>
+                <w:szCs w:val="18"/>
+              </w:rPr>
+              <w:t xml:space="preserve">Tratamiento</w:t>
+            </w:r>
+          </w:p>
+        </w:tc>
+        <w:tc>
+          <w:tcPr>
+            <w:tcW w:type="dxa" w:w="6600"/>
+          </w:tcPr>
+          <w:p>
+            <w:r>
+              <w:rPr>
+                <w:sz w:val="18"/>
+                <w:szCs w:val="18"/>
+              </w:rPr>
+              <w:t xml:space="preserve">El mismo de los reels de la casa: subtitulos quemados en Montserrat ExtraBold, la palabra clave en ambar #E8A04A, corte cada 3-4 segundos, sin intro ni presentacion. Audio normalizado a -14 LUFS.</w:t>
+            </w:r>
+          </w:p>
+        </w:tc>
+      </w:tr>
+      <w:tr>
+        <w:tc>
+          <w:tcPr>
+            <w:tcW w:type="dxa" w:w="2400"/>
+          </w:tcPr>
+          <w:p>
+            <w:r>
+              <w:rPr>
+                <w:sz w:val="18"/>
+                <w:szCs w:val="18"/>
+              </w:rPr>
+              <w:t xml:space="preserve">Sonido</w:t>
+            </w:r>
+          </w:p>
+        </w:tc>
+        <w:tc>
+          <w:tcPr>
+            <w:tcW w:type="dxa" w:w="6600"/>
+          </w:tcPr>
+          <w:p>
+            <w:r>
+              <w:rPr>
+                <w:sz w:val="18"/>
+                <w:szCs w:val="18"/>
+              </w:rPr>
+              <w:t xml:space="preserve">Se graba con el microfono de solapa, no con el del telefono. Un anuncio con audio de sala no lo salva ningun subtitulo: se ve barato y eso contagia al programa.</w:t>
+            </w:r>
+          </w:p>
+        </w:tc>
+      </w:tr>
+      <w:tr>
+        <w:tc>
+          <w:tcPr>
+            <w:tcW w:type="dxa" w:w="2400"/>
+          </w:tcPr>
+          <w:p>
+            <w:r>
+              <w:rPr>
+                <w:sz w:val="18"/>
+                <w:szCs w:val="18"/>
+              </w:rPr>
+              <w:t xml:space="preserve">Lo que NO va</w:t>
+            </w:r>
+          </w:p>
+        </w:tc>
+        <w:tc>
+          <w:tcPr>
+            <w:tcW w:type="dxa" w:w="6600"/>
+          </w:tcPr>
+          <w:p>
+            <w:r>
+              <w:rPr>
+                <w:sz w:val="18"/>
+                <w:szCs w:val="18"/>
+              </w:rPr>
+              <w:t xml:space="preserve">«Link en la bio» — el CTA es el boton del formulario, decir otra cosa manda a la gente fuera del anuncio. Tampoco el precio de la ruta completa.</w:t>
+            </w:r>
+          </w:p>
+        </w:tc>
+      </w:tr>
+      <w:tr>
+        <w:tc>
+          <w:tcPr>
+            <w:tcW w:type="dxa" w:w="2400"/>
+          </w:tcPr>
+          <w:p>
+            <w:r>
+              <w:rPr>
+                <w:sz w:val="18"/>
+                <w:szCs w:val="18"/>
+              </w:rPr>
+              <w:t xml:space="preserve">Nombre de campana</w:t>
+            </w:r>
+          </w:p>
+        </w:tc>
+        <w:tc>
+          <w:tcPr>
+            <w:tcW w:type="dxa" w:w="6600"/>
+          </w:tcPr>
+          <w:p>
+            <w:r>
+              <w:rPr>
+                <w:sz w:val="18"/>
+                <w:szCs w:val="18"/>
+              </w:rPr>
+              <w:t xml:space="preserve">SEP26 | MASTER-MODULOS | &lt;modulo&gt; | VIDEO</w:t>
+            </w:r>
+          </w:p>
+        </w:tc>
+      </w:tr>
+    </w:tbl>
+    <w:p>
+      <w:pPr>
+        <w:spacing w:after="80" w:before="200"/>
+      </w:pPr>
+      <w:r>
+        <w:rPr>
+          <w:b/>
+          <w:bCs/>
+          <w:color w:val="0E2438"/>
+          <w:sz w:val="22"/>
+          <w:szCs w:val="22"/>
+        </w:rPr>
+        <w:t xml:space="preserve">Reel ads 9:16 — POR GRABAR · Reel de pauta · Módulo 2 · BIM Coordination</w:t>
+      </w:r>
+    </w:p>
+    <w:p>
+      <w:pPr>
+        <w:spacing w:after="80"/>
+        <w:rPr>
+          <w:b/>
+          <w:bCs/>
+          <w:color w:val="C96A1C"/>
+        </w:rPr>
+      </w:pPr>
+      <w:r>
+        <w:rPr>
+          <w:b/>
+          <w:bCs/>
+          <w:color w:val="C96A1C"/>
+          <w:sz w:val="21"/>
+          <w:szCs w:val="21"/>
+        </w:rPr>
+        <w:t xml:space="preserve">$750 · 3 meses · 15 s</w:t>
+      </w:r>
+    </w:p>
+    <w:p>
+      <w:pPr>
+        <w:spacing w:after="80"/>
+        <w:rPr>
+          <w:b/>
+          <w:bCs/>
+          <w:sz w:val="24"/>
+          <w:szCs w:val="24"/>
+        </w:rPr>
+      </w:pPr>
+      <w:r>
+        <w:rPr>
+          <w:b/>
+          <w:bCs/>
+          <w:sz w:val="24"/>
+          <w:szCs w:val="24"/>
+        </w:rPr>
+        <w:t xml:space="preserve">Si el choque lo descubres en obra, ya lo pagaste dos veces.</w:t>
+      </w:r>
+    </w:p>
+    <w:p>
+      <w:pPr>
+        <w:spacing w:after="80"/>
+        <w:rPr>
+          <w:b/>
+          <w:bCs/>
+          <w:color w:val="5A6B7B"/>
+          <w:sz w:val="16"/>
+          <w:szCs w:val="16"/>
+        </w:rPr>
+      </w:pPr>
+      <w:r>
+        <w:rPr>
+          <w:b/>
+          <w:bCs/>
+          <w:color w:val="5A6B7B"/>
+          <w:sz w:val="16"/>
+          <w:szCs w:val="16"/>
+        </w:rPr>
+        <w:t xml:space="preserve">TEXTO PRINCIPAL — se pega tal cual</w:t>
+      </w:r>
+    </w:p>
+    <w:p>
+      <w:pPr>
+        <w:pBdr>
+          <w:left w:val="single" w:color="B9C6D3" w:sz="14" w:space="8"/>
+        </w:pBdr>
+        <w:shd w:fill="F7F9FB" w:val="clear"/>
+        <w:spacing w:after="0"/>
+      </w:pPr>
+      <w:r>
+        <w:rPr>
+          <w:rFonts w:ascii="Consolas" w:cs="Consolas" w:eastAsia="Consolas" w:hAnsi="Consolas"/>
+          <w:sz w:val="18"/>
+          <w:szCs w:val="18"/>
+        </w:rPr>
+        <w:t xml:space="preserve">Una interferencia detectada en el modelo cuesta una tarde. La misma detectada en obra cuesta</w:t>
+      </w:r>
+    </w:p>
+    <w:p>
+      <w:pPr>
+        <w:pBdr>
+          <w:left w:val="single" w:color="B9C6D3" w:sz="14" w:space="8"/>
+        </w:pBdr>
+        <w:shd w:fill="F7F9FB" w:val="clear"/>
+        <w:spacing w:after="0"/>
+      </w:pPr>
+      <w:r>
+        <w:rPr>
+          <w:rFonts w:ascii="Consolas" w:cs="Consolas" w:eastAsia="Consolas" w:hAnsi="Consolas"/>
+          <w:sz w:val="18"/>
+          <w:szCs w:val="18"/>
+        </w:rPr>
+        <w:t xml:space="preserve">miles.</w:t>
+      </w:r>
+    </w:p>
+    <w:p>
+      <w:pPr>
+        <w:pBdr>
+          <w:left w:val="single" w:color="B9C6D3" w:sz="14" w:space="8"/>
+        </w:pBdr>
+        <w:shd w:fill="F7F9FB" w:val="clear"/>
+        <w:spacing w:after="0"/>
+      </w:pPr>
+      <w:r>
+        <w:rPr>
+          <w:rFonts w:ascii="Consolas" w:cs="Consolas" w:eastAsia="Consolas" w:hAnsi="Consolas"/>
+          <w:sz w:val="18"/>
+          <w:szCs w:val="18"/>
+        </w:rPr>
+        <w:t xml:space="preserve"> </w:t>
+      </w:r>
+    </w:p>
+    <w:p>
+      <w:pPr>
+        <w:pBdr>
+          <w:left w:val="single" w:color="B9C6D3" w:sz="14" w:space="8"/>
+        </w:pBdr>
+        <w:shd w:fill="F7F9FB" w:val="clear"/>
+        <w:spacing w:after="0"/>
+      </w:pPr>
+      <w:r>
+        <w:rPr>
+          <w:rFonts w:ascii="Consolas" w:cs="Consolas" w:eastAsia="Consolas" w:hAnsi="Consolas"/>
+          <w:sz w:val="18"/>
+          <w:szCs w:val="18"/>
+        </w:rPr>
+        <w:t xml:space="preserve">En 3 meses coordinas disciplinas, detectas interferencias antes de que existan y controlas la</w:t>
+      </w:r>
+    </w:p>
+    <w:p>
+      <w:pPr>
+        <w:pBdr>
+          <w:left w:val="single" w:color="B9C6D3" w:sz="14" w:space="8"/>
+        </w:pBdr>
+        <w:shd w:fill="F7F9FB" w:val="clear"/>
+        <w:spacing w:after="0"/>
+      </w:pPr>
+      <w:r>
+        <w:rPr>
+          <w:rFonts w:ascii="Consolas" w:cs="Consolas" w:eastAsia="Consolas" w:hAnsi="Consolas"/>
+          <w:sz w:val="18"/>
+          <w:szCs w:val="18"/>
+        </w:rPr>
+        <w:t xml:space="preserve">calidad de los entregables.</w:t>
+      </w:r>
+    </w:p>
+    <w:p>
+      <w:pPr>
+        <w:pBdr>
+          <w:left w:val="single" w:color="B9C6D3" w:sz="14" w:space="8"/>
+        </w:pBdr>
+        <w:shd w:fill="F7F9FB" w:val="clear"/>
+        <w:spacing w:after="0"/>
+      </w:pPr>
+      <w:r>
+        <w:rPr>
+          <w:rFonts w:ascii="Consolas" w:cs="Consolas" w:eastAsia="Consolas" w:hAnsi="Consolas"/>
+          <w:sz w:val="18"/>
+          <w:szCs w:val="18"/>
+        </w:rPr>
+        <w:t xml:space="preserve"> </w:t>
+      </w:r>
+    </w:p>
+    <w:p>
+      <w:pPr>
+        <w:pBdr>
+          <w:left w:val="single" w:color="B9C6D3" w:sz="14" w:space="8"/>
+        </w:pBdr>
+        <w:shd w:fill="F7F9FB" w:val="clear"/>
+        <w:spacing w:after="0"/>
+      </w:pPr>
+      <w:r>
+        <w:rPr>
+          <w:rFonts w:ascii="Consolas" w:cs="Consolas" w:eastAsia="Consolas" w:hAnsi="Consolas"/>
+          <w:sz w:val="18"/>
+          <w:szCs w:val="18"/>
+        </w:rPr>
+        <w:t xml:space="preserve">100% asincrónico. Microcredencial de COORDINADOR BIM avalada por Silicon Valley Futures</w:t>
+      </w:r>
+    </w:p>
+    <w:p>
+      <w:pPr>
+        <w:pBdr>
+          <w:left w:val="single" w:color="B9C6D3" w:sz="14" w:space="8"/>
+        </w:pBdr>
+        <w:shd w:fill="F7F9FB" w:val="clear"/>
+        <w:spacing w:after="0"/>
+      </w:pPr>
+      <w:r>
+        <w:rPr>
+          <w:rFonts w:ascii="Consolas" w:cs="Consolas" w:eastAsia="Consolas" w:hAnsi="Consolas"/>
+          <w:sz w:val="18"/>
+          <w:szCs w:val="18"/>
+        </w:rPr>
+        <w:t xml:space="preserve">Institute. $750.</w:t>
+      </w:r>
+    </w:p>
+    <w:p>
+      <w:pPr>
+        <w:pBdr>
+          <w:left w:val="single" w:color="B9C6D3" w:sz="14" w:space="8"/>
+        </w:pBdr>
+        <w:shd w:fill="F7F9FB" w:val="clear"/>
+        <w:spacing w:after="0"/>
+      </w:pPr>
+      <w:r>
+        <w:rPr>
+          <w:rFonts w:ascii="Consolas" w:cs="Consolas" w:eastAsia="Consolas" w:hAnsi="Consolas"/>
+          <w:sz w:val="18"/>
+          <w:szCs w:val="18"/>
+        </w:rPr>
+        <w:t xml:space="preserve"> </w:t>
+      </w:r>
+    </w:p>
+    <w:p>
+      <w:pPr>
+        <w:pBdr>
+          <w:left w:val="single" w:color="B9C6D3" w:sz="14" w:space="8"/>
+        </w:pBdr>
+        <w:shd w:fill="F7F9FB" w:val="clear"/>
+        <w:spacing w:after="140"/>
+      </w:pPr>
+      <w:r>
+        <w:rPr>
+          <w:rFonts w:ascii="Consolas" w:cs="Consolas" w:eastAsia="Consolas" w:hAnsi="Consolas"/>
+          <w:sz w:val="18"/>
+          <w:szCs w:val="18"/>
+        </w:rPr>
+        <w:t xml:space="preserve">Llena el formulario y te decimos si este es tu módulo.</w:t>
+      </w:r>
+    </w:p>
+    <w:p>
+      <w:pPr>
+        <w:spacing w:after="80"/>
+        <w:rPr>
+          <w:color w:val="5A6B7B"/>
+          <w:sz w:val="18"/>
+          <w:szCs w:val="18"/>
+        </w:rPr>
+      </w:pPr>
+      <w:r>
+        <w:rPr>
+          <w:color w:val="5A6B7B"/>
+          <w:sz w:val="18"/>
+          <w:szCs w:val="18"/>
+        </w:rPr>
+        <w:t xml:space="preserve">Titular: BIM Coordination · $750 · 3 meses   ·   Descripción: Microcredencial incluida</w:t>
+      </w:r>
+    </w:p>
+    <w:p>
+      <w:pPr>
+        <w:spacing w:after="80"/>
+        <w:rPr>
+          <w:b/>
+          <w:bCs/>
+          <w:color w:val="5A6B7B"/>
+          <w:sz w:val="16"/>
+          <w:szCs w:val="16"/>
+        </w:rPr>
+      </w:pPr>
+      <w:r>
+        <w:rPr>
+          <w:b/>
+          <w:bCs/>
+          <w:color w:val="5A6B7B"/>
+          <w:sz w:val="16"/>
+          <w:szCs w:val="16"/>
+        </w:rPr>
+        <w:t xml:space="preserve">CREATIVO</w:t>
+      </w:r>
+    </w:p>
+    <w:p>
+      <w:pPr>
+        <w:spacing w:after="80"/>
+      </w:pPr>
+      <w:r>
+        <w:rPr>
+          <w:sz w:val="21"/>
+          <w:szCs w:val="21"/>
+        </w:rPr>
+        <w:t xml:space="preserve">Gabriel a cámara, corte a la interferencia marcada en Navisworks y a la foto de obra con el mismo choque, cierre con el sello COORDINADOR BIM.</w:t>
+      </w:r>
+    </w:p>
+    <w:p>
+      <w:pPr>
+        <w:spacing w:after="80"/>
+        <w:rPr>
+          <w:b/>
+          <w:bCs/>
+          <w:color w:val="5A6B7B"/>
+          <w:sz w:val="16"/>
+          <w:szCs w:val="16"/>
+        </w:rPr>
+      </w:pPr>
+      <w:r>
+        <w:rPr>
+          <w:b/>
+          <w:bCs/>
+          <w:color w:val="5A6B7B"/>
+          <w:sz w:val="16"/>
+          <w:szCs w:val="16"/>
+        </w:rPr>
+        <w:t xml:space="preserve">GUION — 15 SEGUNDOS, PARA GRABAR</w:t>
+      </w:r>
+    </w:p>
+    <w:tbl>
+      <w:tblPr>
+        <w:tblW w:type="dxa" w:w="9000"/>
+        <w:tblBorders>
+          <w:top w:val="single" w:color="auto" w:sz="4"/>
+          <w:left w:val="single" w:color="auto" w:sz="4"/>
+          <w:bottom w:val="single" w:color="auto" w:sz="4"/>
+          <w:right w:val="single" w:color="auto" w:sz="4"/>
+          <w:insideH w:val="single" w:color="auto" w:sz="4"/>
+          <w:insideV w:val="single" w:color="auto" w:sz="4"/>
+        </w:tblBorders>
+      </w:tblPr>
+      <w:tblGrid>
+        <w:gridCol w:w="1100"/>
+        <w:gridCol w:w="2600"/>
+        <w:gridCol w:w="3000"/>
+        <w:gridCol w:w="2300"/>
+      </w:tblGrid>
+      <w:tr>
+        <w:trPr>
+          <w:tblHeader/>
+        </w:trPr>
+        <w:tc>
+          <w:tcPr>
+            <w:tcW w:type="dxa" w:w="1100"/>
+            <w:shd w:fill="0E2438" w:val="clear"/>
+          </w:tcPr>
+          <w:p>
+            <w:r>
+              <w:rPr>
+                <w:b/>
+                <w:bCs/>
+                <w:color w:val="FFFFFF"/>
+                <w:sz w:val="18"/>
+                <w:szCs w:val="18"/>
+              </w:rPr>
+              <w:t xml:space="preserve">Tiempo</w:t>
+            </w:r>
+          </w:p>
+        </w:tc>
+        <w:tc>
+          <w:tcPr>
+            <w:tcW w:type="dxa" w:w="2600"/>
+            <w:shd w:fill="0E2438" w:val="clear"/>
+          </w:tcPr>
+          <w:p>
+            <w:r>
+              <w:rPr>
+                <w:b/>
+                <w:bCs/>
+                <w:color w:val="FFFFFF"/>
+                <w:sz w:val="18"/>
+                <w:szCs w:val="18"/>
+              </w:rPr>
+              <w:t xml:space="preserve">Qué se ve</w:t>
+            </w:r>
+          </w:p>
+        </w:tc>
+        <w:tc>
+          <w:tcPr>
+            <w:tcW w:type="dxa" w:w="3000"/>
+            <w:shd w:fill="0E2438" w:val="clear"/>
+          </w:tcPr>
+          <w:p>
+            <w:r>
+              <w:rPr>
+                <w:b/>
+                <w:bCs/>
+                <w:color w:val="FFFFFF"/>
+                <w:sz w:val="18"/>
+                <w:szCs w:val="18"/>
+              </w:rPr>
+              <w:t xml:space="preserve">Qué dice Gabriel</w:t>
+            </w:r>
+          </w:p>
+        </w:tc>
+        <w:tc>
+          <w:tcPr>
+            <w:tcW w:type="dxa" w:w="2300"/>
+            <w:shd w:fill="0E2438" w:val="clear"/>
+          </w:tcPr>
+          <w:p>
+            <w:r>
+              <w:rPr>
+                <w:b/>
+                <w:bCs/>
+                <w:color w:val="FFFFFF"/>
+                <w:sz w:val="18"/>
+                <w:szCs w:val="18"/>
+              </w:rPr>
+              <w:t xml:space="preserve">Texto en pantalla</w:t>
+            </w:r>
+          </w:p>
+        </w:tc>
+      </w:tr>
+      <w:tr>
+        <w:tc>
+          <w:tcPr>
+            <w:tcW w:type="dxa" w:w="1100"/>
+          </w:tcPr>
+          <w:p>
+            <w:r>
+              <w:rPr>
+                <w:sz w:val="18"/>
+                <w:szCs w:val="18"/>
+              </w:rPr>
+              <w:t xml:space="preserve">0:00-0:04</w:t>
+            </w:r>
+          </w:p>
+        </w:tc>
+        <w:tc>
+          <w:tcPr>
+            <w:tcW w:type="dxa" w:w="2600"/>
+          </w:tcPr>
+          <w:p>
+            <w:r>
+              <w:rPr>
+                <w:sz w:val="18"/>
+                <w:szCs w:val="18"/>
+              </w:rPr>
+              <w:t xml:space="preserve">Primer plano de Gabriel. Corte seco desde negro.</w:t>
+            </w:r>
+          </w:p>
+        </w:tc>
+        <w:tc>
+          <w:tcPr>
+            <w:tcW w:type="dxa" w:w="3000"/>
+          </w:tcPr>
+          <w:p>
+            <w:r>
+              <w:rPr>
+                <w:sz w:val="18"/>
+                <w:szCs w:val="18"/>
+              </w:rPr>
+              <w:t xml:space="preserve">Si el choque lo descubres en obra, ya lo pagaste dos veces.</w:t>
+            </w:r>
+          </w:p>
+        </w:tc>
+        <w:tc>
+          <w:tcPr>
+            <w:tcW w:type="dxa" w:w="2300"/>
+          </w:tcPr>
+          <w:p>
+            <w:r>
+              <w:rPr>
+                <w:sz w:val="18"/>
+                <w:szCs w:val="18"/>
+              </w:rPr>
+              <w:t xml:space="preserve">EN OBRA EL ERROR CUESTA EL DOBLE</w:t>
+            </w:r>
+          </w:p>
+        </w:tc>
+      </w:tr>
+      <w:tr>
+        <w:tc>
+          <w:tcPr>
+            <w:tcW w:type="dxa" w:w="1100"/>
+          </w:tcPr>
+          <w:p>
+            <w:r>
+              <w:rPr>
+                <w:sz w:val="18"/>
+                <w:szCs w:val="18"/>
+              </w:rPr>
+              <w:t xml:space="preserve">0:04-0:11</w:t>
+            </w:r>
+          </w:p>
+        </w:tc>
+        <w:tc>
+          <w:tcPr>
+            <w:tcW w:type="dxa" w:w="2600"/>
+          </w:tcPr>
+          <w:p>
+            <w:r>
+              <w:rPr>
+                <w:sz w:val="18"/>
+                <w:szCs w:val="18"/>
+              </w:rPr>
+              <w:t xml:space="preserve">Corte a Navisworks con la interferencia marcada en rojo; corte duro a la foto de obra con el mismo choque.</w:t>
+            </w:r>
+          </w:p>
+        </w:tc>
+        <w:tc>
+          <w:tcPr>
+            <w:tcW w:type="dxa" w:w="3000"/>
+          </w:tcPr>
+          <w:p>
+            <w:r>
+              <w:rPr>
+                <w:sz w:val="18"/>
+                <w:szCs w:val="18"/>
+              </w:rPr>
+              <w:t xml:space="preserve">Aquí aprendes a verlo antes: coordinas disciplinas, detectas interferencias y controlas la calidad del entregable.</w:t>
+            </w:r>
+          </w:p>
+        </w:tc>
+        <w:tc>
+          <w:tcPr>
+            <w:tcW w:type="dxa" w:w="2300"/>
+          </w:tcPr>
+          <w:p>
+            <w:r>
+              <w:rPr>
+                <w:sz w:val="18"/>
+                <w:szCs w:val="18"/>
+              </w:rPr>
+              <w:t xml:space="preserve">DETECTAR ANTES, NO DESPUÉS</w:t>
+            </w:r>
+          </w:p>
+        </w:tc>
+      </w:tr>
+      <w:tr>
+        <w:tc>
+          <w:tcPr>
+            <w:tcW w:type="dxa" w:w="1100"/>
+          </w:tcPr>
+          <w:p>
+            <w:r>
+              <w:rPr>
+                <w:sz w:val="18"/>
+                <w:szCs w:val="18"/>
+              </w:rPr>
+              <w:t xml:space="preserve">0:11-0:15</w:t>
+            </w:r>
+          </w:p>
+        </w:tc>
+        <w:tc>
+          <w:tcPr>
+            <w:tcW w:type="dxa" w:w="2600"/>
+          </w:tcPr>
+          <w:p>
+            <w:r>
+              <w:rPr>
+                <w:sz w:val="18"/>
+                <w:szCs w:val="18"/>
+              </w:rPr>
+              <w:t xml:space="preserve">Gabriel de vuelta. Placa final con el sello COORDINADOR BIM.</w:t>
+            </w:r>
+          </w:p>
+        </w:tc>
+        <w:tc>
+          <w:tcPr>
+            <w:tcW w:type="dxa" w:w="3000"/>
+          </w:tcPr>
+          <w:p>
+            <w:r>
+              <w:rPr>
+                <w:sz w:val="18"/>
+                <w:szCs w:val="18"/>
+              </w:rPr>
+              <w:t xml:space="preserve">Tres meses, microcredencial de Coordinador BIM. Llena el formulario y te decimos si es tu módulo.</w:t>
+            </w:r>
+          </w:p>
+        </w:tc>
+        <w:tc>
+          <w:tcPr>
+            <w:tcW w:type="dxa" w:w="2300"/>
+          </w:tcPr>
+          <w:p>
+            <w:r>
+              <w:rPr>
+                <w:sz w:val="18"/>
+                <w:szCs w:val="18"/>
+              </w:rPr>
+              <w:t xml:space="preserve">COORDINADOR BIM · $750 · 3 MESES</w:t>
+            </w:r>
+          </w:p>
+        </w:tc>
+      </w:tr>
+    </w:tbl>
+    <w:p>
+      <w:pPr>
+        <w:spacing w:after="80"/>
+        <w:rPr>
+          <w:i/>
+          <w:iCs/>
+          <w:color w:val="5A6B7B"/>
+        </w:rPr>
+      </w:pPr>
+      <w:r>
+        <w:rPr>
+          <w:i/>
+          <w:iCs/>
+          <w:color w:val="5A6B7B"/>
+          <w:sz w:val="21"/>
+          <w:szCs w:val="21"/>
+        </w:rPr>
+        <w:t xml:space="preserve">Se graban los cuatro seguidos, en la misma sesion y con la misma camisa: es un set, y si se graban en dias distintos se nota en el color y deja de leerse como una familia. Gabriel a camara, sin teleprompter — la frase es corta a proposito para que salga dicha, no leida.</w:t>
+      </w:r>
+    </w:p>
+    <w:p>
+      <w:pPr>
+        <w:spacing w:after="80"/>
+        <w:rPr>
+          <w:b/>
+          <w:bCs/>
+          <w:color w:val="5A6B7B"/>
+          <w:sz w:val="16"/>
+          <w:szCs w:val="16"/>
+        </w:rPr>
+      </w:pPr>
+      <w:r>
+        <w:rPr>
+          <w:b/>
+          <w:bCs/>
+          <w:color w:val="5A6B7B"/>
+          <w:sz w:val="16"/>
+          <w:szCs w:val="16"/>
+        </w:rPr>
+        <w:t xml:space="preserve">PROMPT DE IMAGEN</w:t>
+      </w:r>
+    </w:p>
+    <w:p>
+      <w:pPr>
+        <w:pBdr>
+          <w:left w:val="single" w:color="B9C6D3" w:sz="14" w:space="8"/>
+        </w:pBdr>
+        <w:shd w:fill="F4F7FA" w:val="clear"/>
+        <w:spacing w:after="0"/>
+      </w:pPr>
+      <w:r>
+        <w:rPr>
+          <w:rFonts w:ascii="Consolas" w:cs="Consolas" w:eastAsia="Consolas" w:hAnsi="Consolas"/>
+          <w:sz w:val="18"/>
+          <w:szCs w:val="18"/>
+        </w:rPr>
+        <w:t xml:space="preserve">No lleva prompt de imagen: es video grabado. La foto de obra tiene que ser real, de un proyecto</w:t>
+      </w:r>
+    </w:p>
+    <w:p>
+      <w:pPr>
+        <w:pBdr>
+          <w:left w:val="single" w:color="B9C6D3" w:sz="14" w:space="8"/>
+        </w:pBdr>
+        <w:shd w:fill="F4F7FA" w:val="clear"/>
+        <w:spacing w:after="140"/>
+      </w:pPr>
+      <w:r>
+        <w:rPr>
+          <w:rFonts w:ascii="Consolas" w:cs="Consolas" w:eastAsia="Consolas" w:hAnsi="Consolas"/>
+          <w:sz w:val="18"/>
+          <w:szCs w:val="18"/>
+        </w:rPr>
+        <w:t xml:space="preserve">propio — una imagen de banco se reconoce y rompe la credibilidad.</w:t>
+      </w:r>
+    </w:p>
+    <w:p>
+      <w:pPr>
+        <w:spacing w:after="80"/>
+        <w:rPr>
+          <w:b/>
+          <w:bCs/>
+          <w:color w:val="5A6B7B"/>
+          <w:sz w:val="16"/>
+          <w:szCs w:val="16"/>
+        </w:rPr>
+      </w:pPr>
+      <w:r>
+        <w:rPr>
+          <w:b/>
+          <w:bCs/>
+          <w:color w:val="5A6B7B"/>
+          <w:sz w:val="16"/>
+          <w:szCs w:val="16"/>
+        </w:rPr>
+        <w:t xml:space="preserve">FICHA DE MONTAJE</w:t>
+      </w:r>
+    </w:p>
+    <w:tbl>
+      <w:tblPr>
+        <w:tblW w:type="dxa" w:w="9000"/>
+        <w:tblBorders>
+          <w:top w:val="single" w:color="auto" w:sz="4"/>
+          <w:left w:val="single" w:color="auto" w:sz="4"/>
+          <w:bottom w:val="single" w:color="auto" w:sz="4"/>
+          <w:right w:val="single" w:color="auto" w:sz="4"/>
+          <w:insideH w:val="single" w:color="auto" w:sz="4"/>
+          <w:insideV w:val="single" w:color="auto" w:sz="4"/>
+        </w:tblBorders>
+      </w:tblPr>
+      <w:tblGrid>
+        <w:gridCol w:w="2400"/>
+        <w:gridCol w:w="6600"/>
+      </w:tblGrid>
+      <w:tr>
+        <w:trPr>
+          <w:tblHeader/>
+        </w:trPr>
+        <w:tc>
+          <w:tcPr>
+            <w:tcW w:type="dxa" w:w="2400"/>
+            <w:shd w:fill="0E2438" w:val="clear"/>
+          </w:tcPr>
+          <w:p>
+            <w:r>
+              <w:rPr>
+                <w:b/>
+                <w:bCs/>
+                <w:color w:val="FFFFFF"/>
+                <w:sz w:val="18"/>
+                <w:szCs w:val="18"/>
+              </w:rPr>
+              <w:t xml:space="preserve">Campo</w:t>
+            </w:r>
+          </w:p>
+        </w:tc>
+        <w:tc>
+          <w:tcPr>
+            <w:tcW w:type="dxa" w:w="6600"/>
+            <w:shd w:fill="0E2438" w:val="clear"/>
+          </w:tcPr>
+          <w:p>
+            <w:r>
+              <w:rPr>
+                <w:b/>
+                <w:bCs/>
+                <w:color w:val="FFFFFF"/>
+                <w:sz w:val="18"/>
+                <w:szCs w:val="18"/>
+              </w:rPr>
+              <w:t xml:space="preserve">Cómo va</w:t>
+            </w:r>
+          </w:p>
+        </w:tc>
+      </w:tr>
+      <w:tr>
+        <w:tc>
+          <w:tcPr>
+            <w:tcW w:type="dxa" w:w="2400"/>
+          </w:tcPr>
+          <w:p>
+            <w:r>
+              <w:rPr>
+                <w:sz w:val="18"/>
+                <w:szCs w:val="18"/>
+              </w:rPr>
+              <w:t xml:space="preserve">Objetivo</w:t>
+            </w:r>
+          </w:p>
+        </w:tc>
+        <w:tc>
+          <w:tcPr>
+            <w:tcW w:type="dxa" w:w="6600"/>
+          </w:tcPr>
+          <w:p>
+            <w:r>
+              <w:rPr>
+                <w:sz w:val="18"/>
+                <w:szCs w:val="18"/>
+              </w:rPr>
+              <w:t xml:space="preserve">Clientes potenciales (leads). Van al MISMO conjunto de anuncios que la imagen de su modulo, no a una campana aparte: compiten contra la imagen y el dato dice cual gana.</w:t>
+            </w:r>
+          </w:p>
+        </w:tc>
+      </w:tr>
+      <w:tr>
+        <w:tc>
+          <w:tcPr>
+            <w:tcW w:type="dxa" w:w="2400"/>
+          </w:tcPr>
+          <w:p>
+            <w:r>
+              <w:rPr>
+                <w:sz w:val="18"/>
+                <w:szCs w:val="18"/>
+              </w:rPr>
+              <w:t xml:space="preserve">Conversion</w:t>
+            </w:r>
+          </w:p>
+        </w:tc>
+        <w:tc>
+          <w:tcPr>
+            <w:tcW w:type="dxa" w:w="6600"/>
+          </w:tcPr>
+          <w:p>
+            <w:r>
+              <w:rPr>
+                <w:sz w:val="18"/>
+                <w:szCs w:val="18"/>
+              </w:rPr>
+              <w:t xml:space="preserve">Formulario instantaneo de Meta, el mismo del modulo.</w:t>
+            </w:r>
+          </w:p>
+        </w:tc>
+      </w:tr>
+      <w:tr>
+        <w:tc>
+          <w:tcPr>
+            <w:tcW w:type="dxa" w:w="2400"/>
+          </w:tcPr>
+          <w:p>
+            <w:r>
+              <w:rPr>
+                <w:sz w:val="18"/>
+                <w:szCs w:val="18"/>
+              </w:rPr>
+              <w:t xml:space="preserve">Boton</w:t>
+            </w:r>
+          </w:p>
+        </w:tc>
+        <w:tc>
+          <w:tcPr>
+            <w:tcW w:type="dxa" w:w="6600"/>
+          </w:tcPr>
+          <w:p>
+            <w:r>
+              <w:rPr>
+                <w:sz w:val="18"/>
+                <w:szCs w:val="18"/>
+              </w:rPr>
+              <w:t xml:space="preserve">Mas informacion.</w:t>
+            </w:r>
+          </w:p>
+        </w:tc>
+      </w:tr>
+      <w:tr>
+        <w:tc>
+          <w:tcPr>
+            <w:tcW w:type="dxa" w:w="2400"/>
+          </w:tcPr>
+          <w:p>
+            <w:r>
+              <w:rPr>
+                <w:sz w:val="18"/>
+                <w:szCs w:val="18"/>
+              </w:rPr>
+              <w:t xml:space="preserve">Ubicaciones</w:t>
+            </w:r>
+          </w:p>
+        </w:tc>
+        <w:tc>
+          <w:tcPr>
+            <w:tcW w:type="dxa" w:w="6600"/>
+          </w:tcPr>
+          <w:p>
+            <w:r>
+              <w:rPr>
+                <w:sz w:val="18"/>
+                <w:szCs w:val="18"/>
+              </w:rPr>
+              <w:t xml:space="preserve">Reels e Historias de Instagram y Facebook, y feed. Es vertical: en feed se recorta solo, por eso los margenes de seguridad no se negocian.</w:t>
+            </w:r>
+          </w:p>
+        </w:tc>
+      </w:tr>
+      <w:tr>
+        <w:tc>
+          <w:tcPr>
+            <w:tcW w:type="dxa" w:w="2400"/>
+          </w:tcPr>
+          <w:p>
+            <w:r>
+              <w:rPr>
+                <w:sz w:val="18"/>
+                <w:szCs w:val="18"/>
+              </w:rPr>
+              <w:t xml:space="preserve">Medidas</w:t>
+            </w:r>
+          </w:p>
+        </w:tc>
+        <w:tc>
+          <w:tcPr>
+            <w:tcW w:type="dxa" w:w="6600"/>
+          </w:tcPr>
+          <w:p>
+            <w:r>
+              <w:rPr>
+                <w:sz w:val="18"/>
+                <w:szCs w:val="18"/>
+              </w:rPr>
+              <w:t xml:space="preserve">1080x1920 px (9:16). Nada importante en los 250 px de arriba ni en los 320 de abajo: ahi van el nombre de la cuenta y el boton del anuncio.</w:t>
+            </w:r>
+          </w:p>
+        </w:tc>
+      </w:tr>
+      <w:tr>
+        <w:tc>
+          <w:tcPr>
+            <w:tcW w:type="dxa" w:w="2400"/>
+          </w:tcPr>
+          <w:p>
+            <w:r>
+              <w:rPr>
+                <w:sz w:val="18"/>
+                <w:szCs w:val="18"/>
+              </w:rPr>
+              <w:t xml:space="preserve">Duracion</w:t>
+            </w:r>
+          </w:p>
+        </w:tc>
+        <w:tc>
+          <w:tcPr>
+            <w:tcW w:type="dxa" w:w="6600"/>
+          </w:tcPr>
+          <w:p>
+            <w:r>
+              <w:rPr>
+                <w:sz w:val="18"/>
+                <w:szCs w:val="18"/>
+              </w:rPr>
+              <w:t xml:space="preserve">15 segundos exactos. Ni 14 ni 18. Es el unico largo que aguanta un anuncio de video sin perder la mitad de la audiencia antes del CTA.</w:t>
+            </w:r>
+          </w:p>
+        </w:tc>
+      </w:tr>
+      <w:tr>
+        <w:tc>
+          <w:tcPr>
+            <w:tcW w:type="dxa" w:w="2400"/>
+          </w:tcPr>
+          <w:p>
+            <w:r>
+              <w:rPr>
+                <w:sz w:val="18"/>
+                <w:szCs w:val="18"/>
+              </w:rPr>
+              <w:t xml:space="preserve">Tratamiento</w:t>
+            </w:r>
+          </w:p>
+        </w:tc>
+        <w:tc>
+          <w:tcPr>
+            <w:tcW w:type="dxa" w:w="6600"/>
+          </w:tcPr>
+          <w:p>
+            <w:r>
+              <w:rPr>
+                <w:sz w:val="18"/>
+                <w:szCs w:val="18"/>
+              </w:rPr>
+              <w:t xml:space="preserve">El mismo de los reels de la casa: subtitulos quemados en Montserrat ExtraBold, la palabra clave en ambar #E8A04A, corte cada 3-4 segundos, sin intro ni presentacion. Audio normalizado a -14 LUFS.</w:t>
+            </w:r>
+          </w:p>
+        </w:tc>
+      </w:tr>
+      <w:tr>
+        <w:tc>
+          <w:tcPr>
+            <w:tcW w:type="dxa" w:w="2400"/>
+          </w:tcPr>
+          <w:p>
+            <w:r>
+              <w:rPr>
+                <w:sz w:val="18"/>
+                <w:szCs w:val="18"/>
+              </w:rPr>
+              <w:t xml:space="preserve">Sonido</w:t>
+            </w:r>
+          </w:p>
+        </w:tc>
+        <w:tc>
+          <w:tcPr>
+            <w:tcW w:type="dxa" w:w="6600"/>
+          </w:tcPr>
+          <w:p>
+            <w:r>
+              <w:rPr>
+                <w:sz w:val="18"/>
+                <w:szCs w:val="18"/>
+              </w:rPr>
+              <w:t xml:space="preserve">Se graba con el microfono de solapa, no con el del telefono. Un anuncio con audio de sala no lo salva ningun subtitulo: se ve barato y eso contagia al programa.</w:t>
+            </w:r>
+          </w:p>
+        </w:tc>
+      </w:tr>
+      <w:tr>
+        <w:tc>
+          <w:tcPr>
+            <w:tcW w:type="dxa" w:w="2400"/>
+          </w:tcPr>
+          <w:p>
+            <w:r>
+              <w:rPr>
+                <w:sz w:val="18"/>
+                <w:szCs w:val="18"/>
+              </w:rPr>
+              <w:t xml:space="preserve">Lo que NO va</w:t>
+            </w:r>
+          </w:p>
+        </w:tc>
+        <w:tc>
+          <w:tcPr>
+            <w:tcW w:type="dxa" w:w="6600"/>
+          </w:tcPr>
+          <w:p>
+            <w:r>
+              <w:rPr>
+                <w:sz w:val="18"/>
+                <w:szCs w:val="18"/>
+              </w:rPr>
+              <w:t xml:space="preserve">«Link en la bio» — el CTA es el boton del formulario, decir otra cosa manda a la gente fuera del anuncio. Tampoco el precio de la ruta completa.</w:t>
+            </w:r>
+          </w:p>
+        </w:tc>
+      </w:tr>
+      <w:tr>
+        <w:tc>
+          <w:tcPr>
+            <w:tcW w:type="dxa" w:w="2400"/>
+          </w:tcPr>
+          <w:p>
+            <w:r>
+              <w:rPr>
+                <w:sz w:val="18"/>
+                <w:szCs w:val="18"/>
+              </w:rPr>
+              <w:t xml:space="preserve">Nombre de campana</w:t>
+            </w:r>
+          </w:p>
+        </w:tc>
+        <w:tc>
+          <w:tcPr>
+            <w:tcW w:type="dxa" w:w="6600"/>
+          </w:tcPr>
+          <w:p>
+            <w:r>
+              <w:rPr>
+                <w:sz w:val="18"/>
+                <w:szCs w:val="18"/>
+              </w:rPr>
+              <w:t xml:space="preserve">SEP26 | MASTER-MODULOS | &lt;modulo&gt; | VIDEO</w:t>
+            </w:r>
+          </w:p>
+        </w:tc>
+      </w:tr>
+    </w:tbl>
+    <w:p>
+      <w:pPr>
+        <w:spacing w:after="80" w:before="200"/>
+      </w:pPr>
+      <w:r>
+        <w:rPr>
+          <w:b/>
+          <w:bCs/>
+          <w:color w:val="0E2438"/>
+          <w:sz w:val="22"/>
+          <w:szCs w:val="22"/>
+        </w:rPr>
+        <w:t xml:space="preserve">Reel ads 9:16 — POR GRABAR · Reel de pauta · Módulo 3 · BIM Management</w:t>
+      </w:r>
+    </w:p>
+    <w:p>
+      <w:pPr>
+        <w:spacing w:after="80"/>
+        <w:rPr>
+          <w:b/>
+          <w:bCs/>
+          <w:color w:val="C96A1C"/>
+        </w:rPr>
+      </w:pPr>
+      <w:r>
+        <w:rPr>
+          <w:b/>
+          <w:bCs/>
+          <w:color w:val="C96A1C"/>
+          <w:sz w:val="21"/>
+          <w:szCs w:val="21"/>
+        </w:rPr>
+        <w:t xml:space="preserve">$600 · 2 meses · 15 s</w:t>
+      </w:r>
+    </w:p>
+    <w:p>
+      <w:pPr>
+        <w:spacing w:after="80"/>
+        <w:rPr>
+          <w:b/>
+          <w:bCs/>
+          <w:sz w:val="24"/>
+          <w:szCs w:val="24"/>
+        </w:rPr>
+      </w:pPr>
+      <w:r>
+        <w:rPr>
+          <w:b/>
+          <w:bCs/>
+          <w:sz w:val="24"/>
+          <w:szCs w:val="24"/>
+        </w:rPr>
+        <w:t xml:space="preserve">Puedes modelar impecable y seguir esperando a que alguien te diga qué modelar.</w:t>
+      </w:r>
+    </w:p>
+    <w:p>
+      <w:pPr>
+        <w:spacing w:after="80"/>
+        <w:rPr>
+          <w:b/>
+          <w:bCs/>
+          <w:color w:val="5A6B7B"/>
+          <w:sz w:val="16"/>
+          <w:szCs w:val="16"/>
+        </w:rPr>
+      </w:pPr>
+      <w:r>
+        <w:rPr>
+          <w:b/>
+          <w:bCs/>
+          <w:color w:val="5A6B7B"/>
+          <w:sz w:val="16"/>
+          <w:szCs w:val="16"/>
+        </w:rPr>
+        <w:t xml:space="preserve">TEXTO PRINCIPAL — se pega tal cual</w:t>
+      </w:r>
+    </w:p>
+    <w:p>
+      <w:pPr>
+        <w:pBdr>
+          <w:left w:val="single" w:color="B9C6D3" w:sz="14" w:space="8"/>
+        </w:pBdr>
+        <w:shd w:fill="F7F9FB" w:val="clear"/>
+        <w:spacing w:after="0"/>
+      </w:pPr>
+      <w:r>
+        <w:rPr>
+          <w:rFonts w:ascii="Consolas" w:cs="Consolas" w:eastAsia="Consolas" w:hAnsi="Consolas"/>
+          <w:sz w:val="18"/>
+          <w:szCs w:val="18"/>
+        </w:rPr>
+        <w:t xml:space="preserve">El salto de modelador a BIM Manager no es de software. Es de criterio.</w:t>
+      </w:r>
+    </w:p>
+    <w:p>
+      <w:pPr>
+        <w:pBdr>
+          <w:left w:val="single" w:color="B9C6D3" w:sz="14" w:space="8"/>
+        </w:pBdr>
+        <w:shd w:fill="F7F9FB" w:val="clear"/>
+        <w:spacing w:after="0"/>
+      </w:pPr>
+      <w:r>
+        <w:rPr>
+          <w:rFonts w:ascii="Consolas" w:cs="Consolas" w:eastAsia="Consolas" w:hAnsi="Consolas"/>
+          <w:sz w:val="18"/>
+          <w:szCs w:val="18"/>
+        </w:rPr>
+        <w:t xml:space="preserve"> </w:t>
+      </w:r>
+    </w:p>
+    <w:p>
+      <w:pPr>
+        <w:pBdr>
+          <w:left w:val="single" w:color="B9C6D3" w:sz="14" w:space="8"/>
+        </w:pBdr>
+        <w:shd w:fill="F7F9FB" w:val="clear"/>
+        <w:spacing w:after="0"/>
+      </w:pPr>
+      <w:r>
+        <w:rPr>
+          <w:rFonts w:ascii="Consolas" w:cs="Consolas" w:eastAsia="Consolas" w:hAnsi="Consolas"/>
+          <w:sz w:val="18"/>
+          <w:szCs w:val="18"/>
+        </w:rPr>
+        <w:t xml:space="preserve">En 2 meses planificas en 4D, controlas costos en 5D y lideras equipos BIM: dejas de ejecutar y</w:t>
+      </w:r>
+    </w:p>
+    <w:p>
+      <w:pPr>
+        <w:pBdr>
+          <w:left w:val="single" w:color="B9C6D3" w:sz="14" w:space="8"/>
+        </w:pBdr>
+        <w:shd w:fill="F7F9FB" w:val="clear"/>
+        <w:spacing w:after="0"/>
+      </w:pPr>
+      <w:r>
+        <w:rPr>
+          <w:rFonts w:ascii="Consolas" w:cs="Consolas" w:eastAsia="Consolas" w:hAnsi="Consolas"/>
+          <w:sz w:val="18"/>
+          <w:szCs w:val="18"/>
+        </w:rPr>
+        <w:t xml:space="preserve">empiezas a decidir.</w:t>
+      </w:r>
+    </w:p>
+    <w:p>
+      <w:pPr>
+        <w:pBdr>
+          <w:left w:val="single" w:color="B9C6D3" w:sz="14" w:space="8"/>
+        </w:pBdr>
+        <w:shd w:fill="F7F9FB" w:val="clear"/>
+        <w:spacing w:after="0"/>
+      </w:pPr>
+      <w:r>
+        <w:rPr>
+          <w:rFonts w:ascii="Consolas" w:cs="Consolas" w:eastAsia="Consolas" w:hAnsi="Consolas"/>
+          <w:sz w:val="18"/>
+          <w:szCs w:val="18"/>
+        </w:rPr>
+        <w:t xml:space="preserve"> </w:t>
+      </w:r>
+    </w:p>
+    <w:p>
+      <w:pPr>
+        <w:pBdr>
+          <w:left w:val="single" w:color="B9C6D3" w:sz="14" w:space="8"/>
+        </w:pBdr>
+        <w:shd w:fill="F7F9FB" w:val="clear"/>
+        <w:spacing w:after="0"/>
+      </w:pPr>
+      <w:r>
+        <w:rPr>
+          <w:rFonts w:ascii="Consolas" w:cs="Consolas" w:eastAsia="Consolas" w:hAnsi="Consolas"/>
+          <w:sz w:val="18"/>
+          <w:szCs w:val="18"/>
+        </w:rPr>
+        <w:t xml:space="preserve">100% asincrónico. Microcredencial de BIM MANAGER 4D-5D avalada por Silicon Valley Futures</w:t>
+      </w:r>
+    </w:p>
+    <w:p>
+      <w:pPr>
+        <w:pBdr>
+          <w:left w:val="single" w:color="B9C6D3" w:sz="14" w:space="8"/>
+        </w:pBdr>
+        <w:shd w:fill="F7F9FB" w:val="clear"/>
+        <w:spacing w:after="0"/>
+      </w:pPr>
+      <w:r>
+        <w:rPr>
+          <w:rFonts w:ascii="Consolas" w:cs="Consolas" w:eastAsia="Consolas" w:hAnsi="Consolas"/>
+          <w:sz w:val="18"/>
+          <w:szCs w:val="18"/>
+        </w:rPr>
+        <w:t xml:space="preserve">Institute. $600 — es el módulo de entrada más corto.</w:t>
+      </w:r>
+    </w:p>
+    <w:p>
+      <w:pPr>
+        <w:pBdr>
+          <w:left w:val="single" w:color="B9C6D3" w:sz="14" w:space="8"/>
+        </w:pBdr>
+        <w:shd w:fill="F7F9FB" w:val="clear"/>
+        <w:spacing w:after="0"/>
+      </w:pPr>
+      <w:r>
+        <w:rPr>
+          <w:rFonts w:ascii="Consolas" w:cs="Consolas" w:eastAsia="Consolas" w:hAnsi="Consolas"/>
+          <w:sz w:val="18"/>
+          <w:szCs w:val="18"/>
+        </w:rPr>
+        <w:t xml:space="preserve"> </w:t>
+      </w:r>
+    </w:p>
+    <w:p>
+      <w:pPr>
+        <w:pBdr>
+          <w:left w:val="single" w:color="B9C6D3" w:sz="14" w:space="8"/>
+        </w:pBdr>
+        <w:shd w:fill="F7F9FB" w:val="clear"/>
+        <w:spacing w:after="140"/>
+      </w:pPr>
+      <w:r>
+        <w:rPr>
+          <w:rFonts w:ascii="Consolas" w:cs="Consolas" w:eastAsia="Consolas" w:hAnsi="Consolas"/>
+          <w:sz w:val="18"/>
+          <w:szCs w:val="18"/>
+        </w:rPr>
+        <w:t xml:space="preserve">Llena el formulario y te decimos si este es tu módulo.</w:t>
+      </w:r>
+    </w:p>
+    <w:p>
+      <w:pPr>
+        <w:spacing w:after="80"/>
+        <w:rPr>
+          <w:color w:val="5A6B7B"/>
+          <w:sz w:val="18"/>
+          <w:szCs w:val="18"/>
+        </w:rPr>
+      </w:pPr>
+      <w:r>
+        <w:rPr>
+          <w:color w:val="5A6B7B"/>
+          <w:sz w:val="18"/>
+          <w:szCs w:val="18"/>
+        </w:rPr>
+        <w:t xml:space="preserve">Titular: BIM Management · $600 · 2 meses   ·   Descripción: El módulo más corto</w:t>
+      </w:r>
+    </w:p>
+    <w:p>
+      <w:pPr>
+        <w:spacing w:after="80"/>
+        <w:rPr>
+          <w:b/>
+          <w:bCs/>
+          <w:color w:val="5A6B7B"/>
+          <w:sz w:val="16"/>
+          <w:szCs w:val="16"/>
+        </w:rPr>
+      </w:pPr>
+      <w:r>
+        <w:rPr>
+          <w:b/>
+          <w:bCs/>
+          <w:color w:val="5A6B7B"/>
+          <w:sz w:val="16"/>
+          <w:szCs w:val="16"/>
+        </w:rPr>
+        <w:t xml:space="preserve">CREATIVO</w:t>
+      </w:r>
+    </w:p>
+    <w:p>
+      <w:pPr>
+        <w:spacing w:after="80"/>
+      </w:pPr>
+      <w:r>
+        <w:rPr>
+          <w:sz w:val="21"/>
+          <w:szCs w:val="21"/>
+        </w:rPr>
+        <w:t xml:space="preserve">Gabriel a cámara, corte a un Gantt 4D corriendo y a la tabla de costos 5D, cierre con el sello BIM MANAGER 4D-5D.</w:t>
+      </w:r>
+    </w:p>
+    <w:p>
+      <w:pPr>
+        <w:spacing w:after="80"/>
+        <w:rPr>
+          <w:b/>
+          <w:bCs/>
+          <w:color w:val="5A6B7B"/>
+          <w:sz w:val="16"/>
+          <w:szCs w:val="16"/>
+        </w:rPr>
+      </w:pPr>
+      <w:r>
+        <w:rPr>
+          <w:b/>
+          <w:bCs/>
+          <w:color w:val="5A6B7B"/>
+          <w:sz w:val="16"/>
+          <w:szCs w:val="16"/>
+        </w:rPr>
+        <w:t xml:space="preserve">GUION — 15 SEGUNDOS, PARA GRABAR</w:t>
+      </w:r>
+    </w:p>
+    <w:tbl>
+      <w:tblPr>
+        <w:tblW w:type="dxa" w:w="9000"/>
+        <w:tblBorders>
+          <w:top w:val="single" w:color="auto" w:sz="4"/>
+          <w:left w:val="single" w:color="auto" w:sz="4"/>
+          <w:bottom w:val="single" w:color="auto" w:sz="4"/>
+          <w:right w:val="single" w:color="auto" w:sz="4"/>
+          <w:insideH w:val="single" w:color="auto" w:sz="4"/>
+          <w:insideV w:val="single" w:color="auto" w:sz="4"/>
+        </w:tblBorders>
+      </w:tblPr>
+      <w:tblGrid>
+        <w:gridCol w:w="1100"/>
+        <w:gridCol w:w="2600"/>
+        <w:gridCol w:w="3000"/>
+        <w:gridCol w:w="2300"/>
+      </w:tblGrid>
+      <w:tr>
+        <w:trPr>
+          <w:tblHeader/>
+        </w:trPr>
+        <w:tc>
+          <w:tcPr>
+            <w:tcW w:type="dxa" w:w="1100"/>
+            <w:shd w:fill="0E2438" w:val="clear"/>
+          </w:tcPr>
+          <w:p>
+            <w:r>
+              <w:rPr>
+                <w:b/>
+                <w:bCs/>
+                <w:color w:val="FFFFFF"/>
+                <w:sz w:val="18"/>
+                <w:szCs w:val="18"/>
+              </w:rPr>
+              <w:t xml:space="preserve">Tiempo</w:t>
+            </w:r>
+          </w:p>
+        </w:tc>
+        <w:tc>
+          <w:tcPr>
+            <w:tcW w:type="dxa" w:w="2600"/>
+            <w:shd w:fill="0E2438" w:val="clear"/>
+          </w:tcPr>
+          <w:p>
+            <w:r>
+              <w:rPr>
+                <w:b/>
+                <w:bCs/>
+                <w:color w:val="FFFFFF"/>
+                <w:sz w:val="18"/>
+                <w:szCs w:val="18"/>
+              </w:rPr>
+              <w:t xml:space="preserve">Qué se ve</w:t>
+            </w:r>
+          </w:p>
+        </w:tc>
+        <w:tc>
+          <w:tcPr>
+            <w:tcW w:type="dxa" w:w="3000"/>
+            <w:shd w:fill="0E2438" w:val="clear"/>
+          </w:tcPr>
+          <w:p>
+            <w:r>
+              <w:rPr>
+                <w:b/>
+                <w:bCs/>
+                <w:color w:val="FFFFFF"/>
+                <w:sz w:val="18"/>
+                <w:szCs w:val="18"/>
+              </w:rPr>
+              <w:t xml:space="preserve">Qué dice Gabriel</w:t>
+            </w:r>
+          </w:p>
+        </w:tc>
+        <w:tc>
+          <w:tcPr>
+            <w:tcW w:type="dxa" w:w="2300"/>
+            <w:shd w:fill="0E2438" w:val="clear"/>
+          </w:tcPr>
+          <w:p>
+            <w:r>
+              <w:rPr>
+                <w:b/>
+                <w:bCs/>
+                <w:color w:val="FFFFFF"/>
+                <w:sz w:val="18"/>
+                <w:szCs w:val="18"/>
+              </w:rPr>
+              <w:t xml:space="preserve">Texto en pantalla</w:t>
+            </w:r>
+          </w:p>
+        </w:tc>
+      </w:tr>
+      <w:tr>
+        <w:tc>
+          <w:tcPr>
+            <w:tcW w:type="dxa" w:w="1100"/>
+          </w:tcPr>
+          <w:p>
+            <w:r>
+              <w:rPr>
+                <w:sz w:val="18"/>
+                <w:szCs w:val="18"/>
+              </w:rPr>
+              <w:t xml:space="preserve">0:00-0:04</w:t>
+            </w:r>
+          </w:p>
+        </w:tc>
+        <w:tc>
+          <w:tcPr>
+            <w:tcW w:type="dxa" w:w="2600"/>
+          </w:tcPr>
+          <w:p>
+            <w:r>
+              <w:rPr>
+                <w:sz w:val="18"/>
+                <w:szCs w:val="18"/>
+              </w:rPr>
+              <w:t xml:space="preserve">Primer plano de Gabriel. Corte seco desde negro.</w:t>
+            </w:r>
+          </w:p>
+        </w:tc>
+        <w:tc>
+          <w:tcPr>
+            <w:tcW w:type="dxa" w:w="3000"/>
+          </w:tcPr>
+          <w:p>
+            <w:r>
+              <w:rPr>
+                <w:sz w:val="18"/>
+                <w:szCs w:val="18"/>
+              </w:rPr>
+              <w:t xml:space="preserve">Puedes modelar impecable y seguir esperando a que alguien te diga qué modelar.</w:t>
+            </w:r>
+          </w:p>
+        </w:tc>
+        <w:tc>
+          <w:tcPr>
+            <w:tcW w:type="dxa" w:w="2300"/>
+          </w:tcPr>
+          <w:p>
+            <w:r>
+              <w:rPr>
+                <w:sz w:val="18"/>
+                <w:szCs w:val="18"/>
+              </w:rPr>
+              <w:t xml:space="preserve">MODELAR BIEN NO ES DECIDIR</w:t>
+            </w:r>
+          </w:p>
+        </w:tc>
+      </w:tr>
+      <w:tr>
+        <w:tc>
+          <w:tcPr>
+            <w:tcW w:type="dxa" w:w="1100"/>
+          </w:tcPr>
+          <w:p>
+            <w:r>
+              <w:rPr>
+                <w:sz w:val="18"/>
+                <w:szCs w:val="18"/>
+              </w:rPr>
+              <w:t xml:space="preserve">0:04-0:11</w:t>
+            </w:r>
+          </w:p>
+        </w:tc>
+        <w:tc>
+          <w:tcPr>
+            <w:tcW w:type="dxa" w:w="2600"/>
+          </w:tcPr>
+          <w:p>
+            <w:r>
+              <w:rPr>
+                <w:sz w:val="18"/>
+                <w:szCs w:val="18"/>
+              </w:rPr>
+              <w:t xml:space="preserve">Corte a la simulación 4D avanzando y a la tabla de costos 5D. Vuelve a Gabriel.</w:t>
+            </w:r>
+          </w:p>
+        </w:tc>
+        <w:tc>
+          <w:tcPr>
+            <w:tcW w:type="dxa" w:w="3000"/>
+          </w:tcPr>
+          <w:p>
+            <w:r>
+              <w:rPr>
+                <w:sz w:val="18"/>
+                <w:szCs w:val="18"/>
+              </w:rPr>
+              <w:t xml:space="preserve">El salto a BIM Manager no es de software, es de criterio: planificas en 4D, controlas costos en 5D y lideras el equipo.</w:t>
+            </w:r>
+          </w:p>
+        </w:tc>
+        <w:tc>
+          <w:tcPr>
+            <w:tcW w:type="dxa" w:w="2300"/>
+          </w:tcPr>
+          <w:p>
+            <w:r>
+              <w:rPr>
+                <w:sz w:val="18"/>
+                <w:szCs w:val="18"/>
+              </w:rPr>
+              <w:t xml:space="preserve">4D · 5D · LIDERAZGO</w:t>
+            </w:r>
+          </w:p>
+        </w:tc>
+      </w:tr>
+      <w:tr>
+        <w:tc>
+          <w:tcPr>
+            <w:tcW w:type="dxa" w:w="1100"/>
+          </w:tcPr>
+          <w:p>
+            <w:r>
+              <w:rPr>
+                <w:sz w:val="18"/>
+                <w:szCs w:val="18"/>
+              </w:rPr>
+              <w:t xml:space="preserve">0:11-0:15</w:t>
+            </w:r>
+          </w:p>
+        </w:tc>
+        <w:tc>
+          <w:tcPr>
+            <w:tcW w:type="dxa" w:w="2600"/>
+          </w:tcPr>
+          <w:p>
+            <w:r>
+              <w:rPr>
+                <w:sz w:val="18"/>
+                <w:szCs w:val="18"/>
+              </w:rPr>
+              <w:t xml:space="preserve">Gabriel, plano medio. Placa final con el sello BIM MANAGER 4D-5D.</w:t>
+            </w:r>
+          </w:p>
+        </w:tc>
+        <w:tc>
+          <w:tcPr>
+            <w:tcW w:type="dxa" w:w="3000"/>
+          </w:tcPr>
+          <w:p>
+            <w:r>
+              <w:rPr>
+                <w:sz w:val="18"/>
+                <w:szCs w:val="18"/>
+              </w:rPr>
+              <w:t xml:space="preserve">Dos meses, es el módulo más corto. Llena el formulario y te decimos si es tu módulo.</w:t>
+            </w:r>
+          </w:p>
+        </w:tc>
+        <w:tc>
+          <w:tcPr>
+            <w:tcW w:type="dxa" w:w="2300"/>
+          </w:tcPr>
+          <w:p>
+            <w:r>
+              <w:rPr>
+                <w:sz w:val="18"/>
+                <w:szCs w:val="18"/>
+              </w:rPr>
+              <w:t xml:space="preserve">BIM MANAGER 4D-5D · $600 · 2 MESES</w:t>
+            </w:r>
+          </w:p>
+        </w:tc>
+      </w:tr>
+    </w:tbl>
+    <w:p>
+      <w:pPr>
+        <w:spacing w:after="80"/>
+        <w:rPr>
+          <w:i/>
+          <w:iCs/>
+          <w:color w:val="5A6B7B"/>
+        </w:rPr>
+      </w:pPr>
+      <w:r>
+        <w:rPr>
+          <w:i/>
+          <w:iCs/>
+          <w:color w:val="5A6B7B"/>
+          <w:sz w:val="21"/>
+          <w:szCs w:val="21"/>
+        </w:rPr>
+        <w:t xml:space="preserve">Se graban los cuatro seguidos, en la misma sesion y con la misma camisa: es un set, y si se graban en dias distintos se nota en el color y deja de leerse como una familia. Gabriel a camara, sin teleprompter — la frase es corta a proposito para que salga dicha, no leida.</w:t>
+      </w:r>
+    </w:p>
+    <w:p>
+      <w:pPr>
+        <w:spacing w:after="80"/>
+        <w:rPr>
+          <w:b/>
+          <w:bCs/>
+          <w:color w:val="5A6B7B"/>
+          <w:sz w:val="16"/>
+          <w:szCs w:val="16"/>
+        </w:rPr>
+      </w:pPr>
+      <w:r>
+        <w:rPr>
+          <w:b/>
+          <w:bCs/>
+          <w:color w:val="5A6B7B"/>
+          <w:sz w:val="16"/>
+          <w:szCs w:val="16"/>
+        </w:rPr>
+        <w:t xml:space="preserve">PROMPT DE IMAGEN</w:t>
+      </w:r>
+    </w:p>
+    <w:p>
+      <w:pPr>
+        <w:pBdr>
+          <w:left w:val="single" w:color="B9C6D3" w:sz="14" w:space="8"/>
+        </w:pBdr>
+        <w:shd w:fill="F4F7FA" w:val="clear"/>
+        <w:spacing w:after="0"/>
+      </w:pPr>
+      <w:r>
+        <w:rPr>
+          <w:rFonts w:ascii="Consolas" w:cs="Consolas" w:eastAsia="Consolas" w:hAnsi="Consolas"/>
+          <w:sz w:val="18"/>
+          <w:szCs w:val="18"/>
+        </w:rPr>
+        <w:t xml:space="preserve">No lleva prompt de imagen: es video grabado. El Gantt y la tabla se graban en pantalla, de un</w:t>
+      </w:r>
+    </w:p>
+    <w:p>
+      <w:pPr>
+        <w:pBdr>
+          <w:left w:val="single" w:color="B9C6D3" w:sz="14" w:space="8"/>
+        </w:pBdr>
+        <w:shd w:fill="F4F7FA" w:val="clear"/>
+        <w:spacing w:after="140"/>
+      </w:pPr>
+      <w:r>
+        <w:rPr>
+          <w:rFonts w:ascii="Consolas" w:cs="Consolas" w:eastAsia="Consolas" w:hAnsi="Consolas"/>
+          <w:sz w:val="18"/>
+          <w:szCs w:val="18"/>
+        </w:rPr>
+        <w:t xml:space="preserve">proyecto real, con los nombres del cliente tapados.</w:t>
+      </w:r>
+    </w:p>
+    <w:p>
+      <w:pPr>
+        <w:spacing w:after="80"/>
+        <w:rPr>
+          <w:b/>
+          <w:bCs/>
+          <w:color w:val="5A6B7B"/>
+          <w:sz w:val="16"/>
+          <w:szCs w:val="16"/>
+        </w:rPr>
+      </w:pPr>
+      <w:r>
+        <w:rPr>
+          <w:b/>
+          <w:bCs/>
+          <w:color w:val="5A6B7B"/>
+          <w:sz w:val="16"/>
+          <w:szCs w:val="16"/>
+        </w:rPr>
+        <w:t xml:space="preserve">FICHA DE MONTAJE</w:t>
+      </w:r>
+    </w:p>
+    <w:tbl>
+      <w:tblPr>
+        <w:tblW w:type="dxa" w:w="9000"/>
+        <w:tblBorders>
+          <w:top w:val="single" w:color="auto" w:sz="4"/>
+          <w:left w:val="single" w:color="auto" w:sz="4"/>
+          <w:bottom w:val="single" w:color="auto" w:sz="4"/>
+          <w:right w:val="single" w:color="auto" w:sz="4"/>
+          <w:insideH w:val="single" w:color="auto" w:sz="4"/>
+          <w:insideV w:val="single" w:color="auto" w:sz="4"/>
+        </w:tblBorders>
+      </w:tblPr>
+      <w:tblGrid>
+        <w:gridCol w:w="2400"/>
+        <w:gridCol w:w="6600"/>
+      </w:tblGrid>
+      <w:tr>
+        <w:trPr>
+          <w:tblHeader/>
+        </w:trPr>
+        <w:tc>
+          <w:tcPr>
+            <w:tcW w:type="dxa" w:w="2400"/>
+            <w:shd w:fill="0E2438" w:val="clear"/>
+          </w:tcPr>
+          <w:p>
+            <w:r>
+              <w:rPr>
+                <w:b/>
+                <w:bCs/>
+                <w:color w:val="FFFFFF"/>
+                <w:sz w:val="18"/>
+                <w:szCs w:val="18"/>
+              </w:rPr>
+              <w:t xml:space="preserve">Campo</w:t>
+            </w:r>
+          </w:p>
+        </w:tc>
+        <w:tc>
+          <w:tcPr>
+            <w:tcW w:type="dxa" w:w="6600"/>
+            <w:shd w:fill="0E2438" w:val="clear"/>
+          </w:tcPr>
+          <w:p>
+            <w:r>
+              <w:rPr>
+                <w:b/>
+                <w:bCs/>
+                <w:color w:val="FFFFFF"/>
+                <w:sz w:val="18"/>
+                <w:szCs w:val="18"/>
+              </w:rPr>
+              <w:t xml:space="preserve">Cómo va</w:t>
+            </w:r>
+          </w:p>
+        </w:tc>
+      </w:tr>
+      <w:tr>
+        <w:tc>
+          <w:tcPr>
+            <w:tcW w:type="dxa" w:w="2400"/>
+          </w:tcPr>
+          <w:p>
+            <w:r>
+              <w:rPr>
+                <w:sz w:val="18"/>
+                <w:szCs w:val="18"/>
+              </w:rPr>
+              <w:t xml:space="preserve">Objetivo</w:t>
+            </w:r>
+          </w:p>
+        </w:tc>
+        <w:tc>
+          <w:tcPr>
+            <w:tcW w:type="dxa" w:w="6600"/>
+          </w:tcPr>
+          <w:p>
+            <w:r>
+              <w:rPr>
+                <w:sz w:val="18"/>
+                <w:szCs w:val="18"/>
+              </w:rPr>
+              <w:t xml:space="preserve">Clientes potenciales (leads). Van al MISMO conjunto de anuncios que la imagen de su modulo, no a una campana aparte: compiten contra la imagen y el dato dice cual gana.</w:t>
+            </w:r>
+          </w:p>
+        </w:tc>
+      </w:tr>
+      <w:tr>
+        <w:tc>
+          <w:tcPr>
+            <w:tcW w:type="dxa" w:w="2400"/>
+          </w:tcPr>
+          <w:p>
+            <w:r>
+              <w:rPr>
+                <w:sz w:val="18"/>
+                <w:szCs w:val="18"/>
+              </w:rPr>
+              <w:t xml:space="preserve">Conversion</w:t>
+            </w:r>
+          </w:p>
+        </w:tc>
+        <w:tc>
+          <w:tcPr>
+            <w:tcW w:type="dxa" w:w="6600"/>
+          </w:tcPr>
+          <w:p>
+            <w:r>
+              <w:rPr>
+                <w:sz w:val="18"/>
+                <w:szCs w:val="18"/>
+              </w:rPr>
+              <w:t xml:space="preserve">Formulario instantaneo de Meta, el mismo del modulo.</w:t>
+            </w:r>
+          </w:p>
+        </w:tc>
+      </w:tr>
+      <w:tr>
+        <w:tc>
+          <w:tcPr>
+            <w:tcW w:type="dxa" w:w="2400"/>
+          </w:tcPr>
+          <w:p>
+            <w:r>
+              <w:rPr>
+                <w:sz w:val="18"/>
+                <w:szCs w:val="18"/>
+              </w:rPr>
+              <w:t xml:space="preserve">Boton</w:t>
+            </w:r>
+          </w:p>
+        </w:tc>
+        <w:tc>
+          <w:tcPr>
+            <w:tcW w:type="dxa" w:w="6600"/>
+          </w:tcPr>
+          <w:p>
+            <w:r>
+              <w:rPr>
+                <w:sz w:val="18"/>
+                <w:szCs w:val="18"/>
+              </w:rPr>
+              <w:t xml:space="preserve">Mas informacion.</w:t>
+            </w:r>
+          </w:p>
+        </w:tc>
+      </w:tr>
+      <w:tr>
+        <w:tc>
+          <w:tcPr>
+            <w:tcW w:type="dxa" w:w="2400"/>
+          </w:tcPr>
+          <w:p>
+            <w:r>
+              <w:rPr>
+                <w:sz w:val="18"/>
+                <w:szCs w:val="18"/>
+              </w:rPr>
+              <w:t xml:space="preserve">Ubicaciones</w:t>
+            </w:r>
+          </w:p>
+        </w:tc>
+        <w:tc>
+          <w:tcPr>
+            <w:tcW w:type="dxa" w:w="6600"/>
+          </w:tcPr>
+          <w:p>
+            <w:r>
+              <w:rPr>
+                <w:sz w:val="18"/>
+                <w:szCs w:val="18"/>
+              </w:rPr>
+              <w:t xml:space="preserve">Reels e Historias de Instagram y Facebook, y feed. Es vertical: en feed se recorta solo, por eso los margenes de seguridad no se negocian.</w:t>
+            </w:r>
+          </w:p>
+        </w:tc>
+      </w:tr>
+      <w:tr>
+        <w:tc>
+          <w:tcPr>
+            <w:tcW w:type="dxa" w:w="2400"/>
+          </w:tcPr>
+          <w:p>
+            <w:r>
+              <w:rPr>
+                <w:sz w:val="18"/>
+                <w:szCs w:val="18"/>
+              </w:rPr>
+              <w:t xml:space="preserve">Medidas</w:t>
+            </w:r>
+          </w:p>
+        </w:tc>
+        <w:tc>
+          <w:tcPr>
+            <w:tcW w:type="dxa" w:w="6600"/>
+          </w:tcPr>
+          <w:p>
+            <w:r>
+              <w:rPr>
+                <w:sz w:val="18"/>
+                <w:szCs w:val="18"/>
+              </w:rPr>
+              <w:t xml:space="preserve">1080x1920 px (9:16). Nada importante en los 250 px de arriba ni en los 320 de abajo: ahi van el nombre de la cuenta y el boton del anuncio.</w:t>
+            </w:r>
+          </w:p>
+        </w:tc>
+      </w:tr>
+      <w:tr>
+        <w:tc>
+          <w:tcPr>
+            <w:tcW w:type="dxa" w:w="2400"/>
+          </w:tcPr>
+          <w:p>
+            <w:r>
+              <w:rPr>
+                <w:sz w:val="18"/>
+                <w:szCs w:val="18"/>
+              </w:rPr>
+              <w:t xml:space="preserve">Duracion</w:t>
+            </w:r>
+          </w:p>
+        </w:tc>
+        <w:tc>
+          <w:tcPr>
+            <w:tcW w:type="dxa" w:w="6600"/>
+          </w:tcPr>
+          <w:p>
+            <w:r>
+              <w:rPr>
+                <w:sz w:val="18"/>
+                <w:szCs w:val="18"/>
+              </w:rPr>
+              <w:t xml:space="preserve">15 segundos exactos. Ni 14 ni 18. Es el unico largo que aguanta un anuncio de video sin perder la mitad de la audiencia antes del CTA.</w:t>
+            </w:r>
+          </w:p>
+        </w:tc>
+      </w:tr>
+      <w:tr>
+        <w:tc>
+          <w:tcPr>
+            <w:tcW w:type="dxa" w:w="2400"/>
+          </w:tcPr>
+          <w:p>
+            <w:r>
+              <w:rPr>
+                <w:sz w:val="18"/>
+                <w:szCs w:val="18"/>
+              </w:rPr>
+              <w:t xml:space="preserve">Tratamiento</w:t>
+            </w:r>
+          </w:p>
+        </w:tc>
+        <w:tc>
+          <w:tcPr>
+            <w:tcW w:type="dxa" w:w="6600"/>
+          </w:tcPr>
+          <w:p>
+            <w:r>
+              <w:rPr>
+                <w:sz w:val="18"/>
+                <w:szCs w:val="18"/>
+              </w:rPr>
+              <w:t xml:space="preserve">El mismo de los reels de la casa: subtitulos quemados en Montserrat ExtraBold, la palabra clave en ambar #E8A04A, corte cada 3-4 segundos, sin intro ni presentacion. Audio normalizado a -14 LUFS.</w:t>
+            </w:r>
+          </w:p>
+        </w:tc>
+      </w:tr>
+      <w:tr>
+        <w:tc>
+          <w:tcPr>
+            <w:tcW w:type="dxa" w:w="2400"/>
+          </w:tcPr>
+          <w:p>
+            <w:r>
+              <w:rPr>
+                <w:sz w:val="18"/>
+                <w:szCs w:val="18"/>
+              </w:rPr>
+              <w:t xml:space="preserve">Sonido</w:t>
+            </w:r>
+          </w:p>
+        </w:tc>
+        <w:tc>
+          <w:tcPr>
+            <w:tcW w:type="dxa" w:w="6600"/>
+          </w:tcPr>
+          <w:p>
+            <w:r>
+              <w:rPr>
+                <w:sz w:val="18"/>
+                <w:szCs w:val="18"/>
+              </w:rPr>
+              <w:t xml:space="preserve">Se graba con el microfono de solapa, no con el del telefono. Un anuncio con audio de sala no lo salva ningun subtitulo: se ve barato y eso contagia al programa.</w:t>
+            </w:r>
+          </w:p>
+        </w:tc>
+      </w:tr>
+      <w:tr>
+        <w:tc>
+          <w:tcPr>
+            <w:tcW w:type="dxa" w:w="2400"/>
+          </w:tcPr>
+          <w:p>
+            <w:r>
+              <w:rPr>
+                <w:sz w:val="18"/>
+                <w:szCs w:val="18"/>
+              </w:rPr>
+              <w:t xml:space="preserve">Lo que NO va</w:t>
+            </w:r>
+          </w:p>
+        </w:tc>
+        <w:tc>
+          <w:tcPr>
+            <w:tcW w:type="dxa" w:w="6600"/>
+          </w:tcPr>
+          <w:p>
+            <w:r>
+              <w:rPr>
+                <w:sz w:val="18"/>
+                <w:szCs w:val="18"/>
+              </w:rPr>
+              <w:t xml:space="preserve">«Link en la bio» — el CTA es el boton del formulario, decir otra cosa manda a la gente fuera del anuncio. Tampoco el precio de la ruta completa.</w:t>
+            </w:r>
+          </w:p>
+        </w:tc>
+      </w:tr>
+      <w:tr>
+        <w:tc>
+          <w:tcPr>
+            <w:tcW w:type="dxa" w:w="2400"/>
+          </w:tcPr>
+          <w:p>
+            <w:r>
+              <w:rPr>
+                <w:sz w:val="18"/>
+                <w:szCs w:val="18"/>
+              </w:rPr>
+              <w:t xml:space="preserve">Nombre de campana</w:t>
+            </w:r>
+          </w:p>
+        </w:tc>
+        <w:tc>
+          <w:tcPr>
+            <w:tcW w:type="dxa" w:w="6600"/>
+          </w:tcPr>
+          <w:p>
+            <w:r>
+              <w:rPr>
+                <w:sz w:val="18"/>
+                <w:szCs w:val="18"/>
+              </w:rPr>
+              <w:t xml:space="preserve">SEP26 | MASTER-MODULOS | &lt;modulo&gt; | VIDEO</w:t>
+            </w:r>
+          </w:p>
+        </w:tc>
+      </w:tr>
+    </w:tbl>
+    <w:p>
+      <w:pPr>
+        <w:spacing w:after="80" w:before="200"/>
+      </w:pPr>
+      <w:r>
+        <w:rPr>
+          <w:b/>
+          <w:bCs/>
+          <w:color w:val="0E2438"/>
+          <w:sz w:val="22"/>
+          <w:szCs w:val="22"/>
+        </w:rPr>
+        <w:t xml:space="preserve">Reel ads 9:16 — POR GRABAR · Reel de pauta · Módulo 4 · BIM + IA</w:t>
+      </w:r>
+    </w:p>
+    <w:p>
+      <w:pPr>
+        <w:spacing w:after="80"/>
+        <w:rPr>
+          <w:b/>
+          <w:bCs/>
+          <w:color w:val="C96A1C"/>
+        </w:rPr>
+      </w:pPr>
+      <w:r>
+        <w:rPr>
+          <w:b/>
+          <w:bCs/>
+          <w:color w:val="C96A1C"/>
+          <w:sz w:val="21"/>
+          <w:szCs w:val="21"/>
+        </w:rPr>
+        <w:t xml:space="preserve">$900 · 3 meses · 15 s</w:t>
+      </w:r>
+    </w:p>
+    <w:p>
+      <w:pPr>
+        <w:spacing w:after="80"/>
+        <w:rPr>
+          <w:b/>
+          <w:bCs/>
+          <w:sz w:val="24"/>
+          <w:szCs w:val="24"/>
+        </w:rPr>
+      </w:pPr>
+      <w:r>
+        <w:rPr>
+          <w:b/>
+          <w:bCs/>
+          <w:sz w:val="24"/>
+          <w:szCs w:val="24"/>
+        </w:rPr>
+        <w:t xml:space="preserve">Si repites tareas que una máquina haría igual, no te falta tiempo.</w:t>
+      </w:r>
+    </w:p>
+    <w:p>
+      <w:pPr>
+        <w:spacing w:after="80"/>
+        <w:rPr>
+          <w:b/>
+          <w:bCs/>
+          <w:color w:val="5A6B7B"/>
+          <w:sz w:val="16"/>
+          <w:szCs w:val="16"/>
+        </w:rPr>
+      </w:pPr>
+      <w:r>
+        <w:rPr>
+          <w:b/>
+          <w:bCs/>
+          <w:color w:val="5A6B7B"/>
+          <w:sz w:val="16"/>
+          <w:szCs w:val="16"/>
+        </w:rPr>
+        <w:t xml:space="preserve">TEXTO PRINCIPAL — se pega tal cual</w:t>
+      </w:r>
+    </w:p>
+    <w:p>
+      <w:pPr>
+        <w:pBdr>
+          <w:left w:val="single" w:color="B9C6D3" w:sz="14" w:space="8"/>
+        </w:pBdr>
+        <w:shd w:fill="F7F9FB" w:val="clear"/>
+        <w:spacing w:after="0"/>
+      </w:pPr>
+      <w:r>
+        <w:rPr>
+          <w:rFonts w:ascii="Consolas" w:cs="Consolas" w:eastAsia="Consolas" w:hAnsi="Consolas"/>
+          <w:sz w:val="18"/>
+          <w:szCs w:val="18"/>
+        </w:rPr>
+        <w:t xml:space="preserve">Te falta automatización.</w:t>
+      </w:r>
+    </w:p>
+    <w:p>
+      <w:pPr>
+        <w:pBdr>
+          <w:left w:val="single" w:color="B9C6D3" w:sz="14" w:space="8"/>
+        </w:pBdr>
+        <w:shd w:fill="F7F9FB" w:val="clear"/>
+        <w:spacing w:after="0"/>
+      </w:pPr>
+      <w:r>
+        <w:rPr>
+          <w:rFonts w:ascii="Consolas" w:cs="Consolas" w:eastAsia="Consolas" w:hAnsi="Consolas"/>
+          <w:sz w:val="18"/>
+          <w:szCs w:val="18"/>
+        </w:rPr>
+        <w:t xml:space="preserve"> </w:t>
+      </w:r>
+    </w:p>
+    <w:p>
+      <w:pPr>
+        <w:pBdr>
+          <w:left w:val="single" w:color="B9C6D3" w:sz="14" w:space="8"/>
+        </w:pBdr>
+        <w:shd w:fill="F7F9FB" w:val="clear"/>
+        <w:spacing w:after="0"/>
+      </w:pPr>
+      <w:r>
+        <w:rPr>
+          <w:rFonts w:ascii="Consolas" w:cs="Consolas" w:eastAsia="Consolas" w:hAnsi="Consolas"/>
+          <w:sz w:val="18"/>
+          <w:szCs w:val="18"/>
+        </w:rPr>
+        <w:t xml:space="preserve">En 3 meses automatizas con Dynamo y Python, y aplicas IA en proyectos reales — con el criterio</w:t>
+      </w:r>
+    </w:p>
+    <w:p>
+      <w:pPr>
+        <w:pBdr>
+          <w:left w:val="single" w:color="B9C6D3" w:sz="14" w:space="8"/>
+        </w:pBdr>
+        <w:shd w:fill="F7F9FB" w:val="clear"/>
+        <w:spacing w:after="0"/>
+      </w:pPr>
+      <w:r>
+        <w:rPr>
+          <w:rFonts w:ascii="Consolas" w:cs="Consolas" w:eastAsia="Consolas" w:hAnsi="Consolas"/>
+          <w:sz w:val="18"/>
+          <w:szCs w:val="18"/>
+        </w:rPr>
+        <w:t xml:space="preserve">para saber cuándo la respuesta de la máquina sirve y cuándo no.</w:t>
+      </w:r>
+    </w:p>
+    <w:p>
+      <w:pPr>
+        <w:pBdr>
+          <w:left w:val="single" w:color="B9C6D3" w:sz="14" w:space="8"/>
+        </w:pBdr>
+        <w:shd w:fill="F7F9FB" w:val="clear"/>
+        <w:spacing w:after="0"/>
+      </w:pPr>
+      <w:r>
+        <w:rPr>
+          <w:rFonts w:ascii="Consolas" w:cs="Consolas" w:eastAsia="Consolas" w:hAnsi="Consolas"/>
+          <w:sz w:val="18"/>
+          <w:szCs w:val="18"/>
+        </w:rPr>
+        <w:t xml:space="preserve"> </w:t>
+      </w:r>
+    </w:p>
+    <w:p>
+      <w:pPr>
+        <w:pBdr>
+          <w:left w:val="single" w:color="B9C6D3" w:sz="14" w:space="8"/>
+        </w:pBdr>
+        <w:shd w:fill="F7F9FB" w:val="clear"/>
+        <w:spacing w:after="0"/>
+      </w:pPr>
+      <w:r>
+        <w:rPr>
+          <w:rFonts w:ascii="Consolas" w:cs="Consolas" w:eastAsia="Consolas" w:hAnsi="Consolas"/>
+          <w:sz w:val="18"/>
+          <w:szCs w:val="18"/>
+        </w:rPr>
+        <w:t xml:space="preserve">100% asincrónico. Microcredencial de ESPECIALISTA BIM + IA avalada por Silicon Valley Futures</w:t>
+      </w:r>
+    </w:p>
+    <w:p>
+      <w:pPr>
+        <w:pBdr>
+          <w:left w:val="single" w:color="B9C6D3" w:sz="14" w:space="8"/>
+        </w:pBdr>
+        <w:shd w:fill="F7F9FB" w:val="clear"/>
+        <w:spacing w:after="0"/>
+      </w:pPr>
+      <w:r>
+        <w:rPr>
+          <w:rFonts w:ascii="Consolas" w:cs="Consolas" w:eastAsia="Consolas" w:hAnsi="Consolas"/>
+          <w:sz w:val="18"/>
+          <w:szCs w:val="18"/>
+        </w:rPr>
+        <w:t xml:space="preserve">Institute. $900.</w:t>
+      </w:r>
+    </w:p>
+    <w:p>
+      <w:pPr>
+        <w:pBdr>
+          <w:left w:val="single" w:color="B9C6D3" w:sz="14" w:space="8"/>
+        </w:pBdr>
+        <w:shd w:fill="F7F9FB" w:val="clear"/>
+        <w:spacing w:after="0"/>
+      </w:pPr>
+      <w:r>
+        <w:rPr>
+          <w:rFonts w:ascii="Consolas" w:cs="Consolas" w:eastAsia="Consolas" w:hAnsi="Consolas"/>
+          <w:sz w:val="18"/>
+          <w:szCs w:val="18"/>
+        </w:rPr>
+        <w:t xml:space="preserve"> </w:t>
+      </w:r>
+    </w:p>
+    <w:p>
+      <w:pPr>
+        <w:pBdr>
+          <w:left w:val="single" w:color="B9C6D3" w:sz="14" w:space="8"/>
+        </w:pBdr>
+        <w:shd w:fill="F7F9FB" w:val="clear"/>
+        <w:spacing w:after="140"/>
+      </w:pPr>
+      <w:r>
+        <w:rPr>
+          <w:rFonts w:ascii="Consolas" w:cs="Consolas" w:eastAsia="Consolas" w:hAnsi="Consolas"/>
+          <w:sz w:val="18"/>
+          <w:szCs w:val="18"/>
+        </w:rPr>
+        <w:t xml:space="preserve">Llena el formulario y te decimos si este es tu módulo.</w:t>
+      </w:r>
+    </w:p>
+    <w:p>
+      <w:pPr>
+        <w:spacing w:after="80"/>
+        <w:rPr>
+          <w:color w:val="5A6B7B"/>
+          <w:sz w:val="18"/>
+          <w:szCs w:val="18"/>
+        </w:rPr>
+      </w:pPr>
+      <w:r>
+        <w:rPr>
+          <w:color w:val="5A6B7B"/>
+          <w:sz w:val="18"/>
+          <w:szCs w:val="18"/>
+        </w:rPr>
+        <w:t xml:space="preserve">Titular: BIM + IA · $900 · 3 meses   ·   Descripción: Dynamo, Python e IA</w:t>
+      </w:r>
+    </w:p>
+    <w:p>
+      <w:pPr>
+        <w:spacing w:after="80"/>
+        <w:rPr>
+          <w:b/>
+          <w:bCs/>
+          <w:color w:val="5A6B7B"/>
+          <w:sz w:val="16"/>
+          <w:szCs w:val="16"/>
+        </w:rPr>
+      </w:pPr>
+      <w:r>
+        <w:rPr>
+          <w:b/>
+          <w:bCs/>
+          <w:color w:val="5A6B7B"/>
+          <w:sz w:val="16"/>
+          <w:szCs w:val="16"/>
+        </w:rPr>
+        <w:t xml:space="preserve">CREATIVO</w:t>
+      </w:r>
+    </w:p>
+    <w:p>
+      <w:pPr>
+        <w:spacing w:after="80"/>
+      </w:pPr>
+      <w:r>
+        <w:rPr>
+          <w:sz w:val="21"/>
+          <w:szCs w:val="21"/>
+        </w:rPr>
+        <w:t xml:space="preserve">Gabriel a cámara, corte a un grafo de Dynamo ejecutándose y a ChatGPT resolviendo un error real de Revit, cierre con el sello ESPECIALISTA BIM + IA.</w:t>
+      </w:r>
+    </w:p>
+    <w:p>
+      <w:pPr>
+        <w:spacing w:after="80"/>
+        <w:rPr>
+          <w:b/>
+          <w:bCs/>
+          <w:color w:val="5A6B7B"/>
+          <w:sz w:val="16"/>
+          <w:szCs w:val="16"/>
+        </w:rPr>
+      </w:pPr>
+      <w:r>
+        <w:rPr>
+          <w:b/>
+          <w:bCs/>
+          <w:color w:val="5A6B7B"/>
+          <w:sz w:val="16"/>
+          <w:szCs w:val="16"/>
+        </w:rPr>
+        <w:t xml:space="preserve">GUION — 15 SEGUNDOS, PARA GRABAR</w:t>
+      </w:r>
+    </w:p>
+    <w:tbl>
+      <w:tblPr>
+        <w:tblW w:type="dxa" w:w="9000"/>
+        <w:tblBorders>
+          <w:top w:val="single" w:color="auto" w:sz="4"/>
+          <w:left w:val="single" w:color="auto" w:sz="4"/>
+          <w:bottom w:val="single" w:color="auto" w:sz="4"/>
+          <w:right w:val="single" w:color="auto" w:sz="4"/>
+          <w:insideH w:val="single" w:color="auto" w:sz="4"/>
+          <w:insideV w:val="single" w:color="auto" w:sz="4"/>
+        </w:tblBorders>
+      </w:tblPr>
+      <w:tblGrid>
+        <w:gridCol w:w="1100"/>
+        <w:gridCol w:w="2600"/>
+        <w:gridCol w:w="3000"/>
+        <w:gridCol w:w="2300"/>
+      </w:tblGrid>
+      <w:tr>
+        <w:trPr>
+          <w:tblHeader/>
+        </w:trPr>
+        <w:tc>
+          <w:tcPr>
+            <w:tcW w:type="dxa" w:w="1100"/>
+            <w:shd w:fill="0E2438" w:val="clear"/>
+          </w:tcPr>
+          <w:p>
+            <w:r>
+              <w:rPr>
+                <w:b/>
+                <w:bCs/>
+                <w:color w:val="FFFFFF"/>
+                <w:sz w:val="18"/>
+                <w:szCs w:val="18"/>
+              </w:rPr>
+              <w:t xml:space="preserve">Tiempo</w:t>
+            </w:r>
+          </w:p>
+        </w:tc>
+        <w:tc>
+          <w:tcPr>
+            <w:tcW w:type="dxa" w:w="2600"/>
+            <w:shd w:fill="0E2438" w:val="clear"/>
+          </w:tcPr>
+          <w:p>
+            <w:r>
+              <w:rPr>
+                <w:b/>
+                <w:bCs/>
+                <w:color w:val="FFFFFF"/>
+                <w:sz w:val="18"/>
+                <w:szCs w:val="18"/>
+              </w:rPr>
+              <w:t xml:space="preserve">Qué se ve</w:t>
+            </w:r>
+          </w:p>
+        </w:tc>
+        <w:tc>
+          <w:tcPr>
+            <w:tcW w:type="dxa" w:w="3000"/>
+            <w:shd w:fill="0E2438" w:val="clear"/>
+          </w:tcPr>
+          <w:p>
+            <w:r>
+              <w:rPr>
+                <w:b/>
+                <w:bCs/>
+                <w:color w:val="FFFFFF"/>
+                <w:sz w:val="18"/>
+                <w:szCs w:val="18"/>
+              </w:rPr>
+              <w:t xml:space="preserve">Qué dice Gabriel</w:t>
+            </w:r>
+          </w:p>
+        </w:tc>
+        <w:tc>
+          <w:tcPr>
+            <w:tcW w:type="dxa" w:w="2300"/>
+            <w:shd w:fill="0E2438" w:val="clear"/>
+          </w:tcPr>
+          <w:p>
+            <w:r>
+              <w:rPr>
+                <w:b/>
+                <w:bCs/>
+                <w:color w:val="FFFFFF"/>
+                <w:sz w:val="18"/>
+                <w:szCs w:val="18"/>
+              </w:rPr>
+              <w:t xml:space="preserve">Texto en pantalla</w:t>
+            </w:r>
+          </w:p>
+        </w:tc>
+      </w:tr>
+      <w:tr>
+        <w:tc>
+          <w:tcPr>
+            <w:tcW w:type="dxa" w:w="1100"/>
+          </w:tcPr>
+          <w:p>
+            <w:r>
+              <w:rPr>
+                <w:sz w:val="18"/>
+                <w:szCs w:val="18"/>
+              </w:rPr>
+              <w:t xml:space="preserve">0:00-0:04</w:t>
+            </w:r>
+          </w:p>
+        </w:tc>
+        <w:tc>
+          <w:tcPr>
+            <w:tcW w:type="dxa" w:w="2600"/>
+          </w:tcPr>
+          <w:p>
+            <w:r>
+              <w:rPr>
+                <w:sz w:val="18"/>
+                <w:szCs w:val="18"/>
+              </w:rPr>
+              <w:t xml:space="preserve">Primer plano de Gabriel. Corte seco desde negro.</w:t>
+            </w:r>
+          </w:p>
+        </w:tc>
+        <w:tc>
+          <w:tcPr>
+            <w:tcW w:type="dxa" w:w="3000"/>
+          </w:tcPr>
+          <w:p>
+            <w:r>
+              <w:rPr>
+                <w:sz w:val="18"/>
+                <w:szCs w:val="18"/>
+              </w:rPr>
+              <w:t xml:space="preserve">Si repites tareas que una máquina haría igual, no te falta tiempo.</w:t>
+            </w:r>
+          </w:p>
+        </w:tc>
+        <w:tc>
+          <w:tcPr>
+            <w:tcW w:type="dxa" w:w="2300"/>
+          </w:tcPr>
+          <w:p>
+            <w:r>
+              <w:rPr>
+                <w:sz w:val="18"/>
+                <w:szCs w:val="18"/>
+              </w:rPr>
+              <w:t xml:space="preserve">NO TE FALTA TIEMPO: TE FALTA AUTOMATIZAR</w:t>
+            </w:r>
+          </w:p>
+        </w:tc>
+      </w:tr>
+      <w:tr>
+        <w:tc>
+          <w:tcPr>
+            <w:tcW w:type="dxa" w:w="1100"/>
+          </w:tcPr>
+          <w:p>
+            <w:r>
+              <w:rPr>
+                <w:sz w:val="18"/>
+                <w:szCs w:val="18"/>
+              </w:rPr>
+              <w:t xml:space="preserve">0:04-0:11</w:t>
+            </w:r>
+          </w:p>
+        </w:tc>
+        <w:tc>
+          <w:tcPr>
+            <w:tcW w:type="dxa" w:w="2600"/>
+          </w:tcPr>
+          <w:p>
+            <w:r>
+              <w:rPr>
+                <w:sz w:val="18"/>
+                <w:szCs w:val="18"/>
+              </w:rPr>
+              <w:t xml:space="preserve">Corte al grafo de Dynamo ejecutándose; corte a ChatGPT resolviendo un error de Revit.</w:t>
+            </w:r>
+          </w:p>
+        </w:tc>
+        <w:tc>
+          <w:tcPr>
+            <w:tcW w:type="dxa" w:w="3000"/>
+          </w:tcPr>
+          <w:p>
+            <w:r>
+              <w:rPr>
+                <w:sz w:val="18"/>
+                <w:szCs w:val="18"/>
+              </w:rPr>
+              <w:t xml:space="preserve">Automatizas con Dynamo y Python, y usas IA con el criterio para saber cuándo la respuesta sirve y cuándo no.</w:t>
+            </w:r>
+          </w:p>
+        </w:tc>
+        <w:tc>
+          <w:tcPr>
+            <w:tcW w:type="dxa" w:w="2300"/>
+          </w:tcPr>
+          <w:p>
+            <w:r>
+              <w:rPr>
+                <w:sz w:val="18"/>
+                <w:szCs w:val="18"/>
+              </w:rPr>
+              <w:t xml:space="preserve">DYNAMO · PYTHON · CRITERIO</w:t>
+            </w:r>
+          </w:p>
+        </w:tc>
+      </w:tr>
+      <w:tr>
+        <w:tc>
+          <w:tcPr>
+            <w:tcW w:type="dxa" w:w="1100"/>
+          </w:tcPr>
+          <w:p>
+            <w:r>
+              <w:rPr>
+                <w:sz w:val="18"/>
+                <w:szCs w:val="18"/>
+              </w:rPr>
+              <w:t xml:space="preserve">0:11-0:15</w:t>
+            </w:r>
+          </w:p>
+        </w:tc>
+        <w:tc>
+          <w:tcPr>
+            <w:tcW w:type="dxa" w:w="2600"/>
+          </w:tcPr>
+          <w:p>
+            <w:r>
+              <w:rPr>
+                <w:sz w:val="18"/>
+                <w:szCs w:val="18"/>
+              </w:rPr>
+              <w:t xml:space="preserve">Gabriel, plano medio. Placa final con el sello ESPECIALISTA BIM + IA.</w:t>
+            </w:r>
+          </w:p>
+        </w:tc>
+        <w:tc>
+          <w:tcPr>
+            <w:tcW w:type="dxa" w:w="3000"/>
+          </w:tcPr>
+          <w:p>
+            <w:r>
+              <w:rPr>
+                <w:sz w:val="18"/>
+                <w:szCs w:val="18"/>
+              </w:rPr>
+              <w:t xml:space="preserve">Tres meses, microcredencial de Especialista BIM más IA. Llena el formulario y te decimos si es tu módulo.</w:t>
+            </w:r>
+          </w:p>
+        </w:tc>
+        <w:tc>
+          <w:tcPr>
+            <w:tcW w:type="dxa" w:w="2300"/>
+          </w:tcPr>
+          <w:p>
+            <w:r>
+              <w:rPr>
+                <w:sz w:val="18"/>
+                <w:szCs w:val="18"/>
+              </w:rPr>
+              <w:t xml:space="preserve">ESPECIALISTA BIM + IA · $900 · 3 MESES</w:t>
+            </w:r>
+          </w:p>
+        </w:tc>
+      </w:tr>
+    </w:tbl>
+    <w:p>
+      <w:pPr>
+        <w:spacing w:after="80"/>
+        <w:rPr>
+          <w:i/>
+          <w:iCs/>
+          <w:color w:val="5A6B7B"/>
+        </w:rPr>
+      </w:pPr>
+      <w:r>
+        <w:rPr>
+          <w:i/>
+          <w:iCs/>
+          <w:color w:val="5A6B7B"/>
+          <w:sz w:val="21"/>
+          <w:szCs w:val="21"/>
+        </w:rPr>
+        <w:t xml:space="preserve">Se graban los cuatro seguidos, en la misma sesion y con la misma camisa: es un set, y si se graban en dias distintos se nota en el color y deja de leerse como una familia. Gabriel a camara, sin teleprompter — la frase es corta a proposito para que salga dicha, no leida.</w:t>
+      </w:r>
+    </w:p>
+    <w:p>
+      <w:pPr>
+        <w:spacing w:after="80"/>
+        <w:rPr>
+          <w:b/>
+          <w:bCs/>
+          <w:color w:val="5A6B7B"/>
+          <w:sz w:val="16"/>
+          <w:szCs w:val="16"/>
+        </w:rPr>
+      </w:pPr>
+      <w:r>
+        <w:rPr>
+          <w:b/>
+          <w:bCs/>
+          <w:color w:val="5A6B7B"/>
+          <w:sz w:val="16"/>
+          <w:szCs w:val="16"/>
+        </w:rPr>
+        <w:t xml:space="preserve">PROMPT DE IMAGEN</w:t>
+      </w:r>
+    </w:p>
+    <w:p>
+      <w:pPr>
+        <w:pBdr>
+          <w:left w:val="single" w:color="B9C6D3" w:sz="14" w:space="8"/>
+        </w:pBdr>
+        <w:shd w:fill="F4F7FA" w:val="clear"/>
+        <w:spacing w:after="0"/>
+      </w:pPr>
+      <w:r>
+        <w:rPr>
+          <w:rFonts w:ascii="Consolas" w:cs="Consolas" w:eastAsia="Consolas" w:hAnsi="Consolas"/>
+          <w:sz w:val="18"/>
+          <w:szCs w:val="18"/>
+        </w:rPr>
+        <w:t xml:space="preserve">No lleva prompt de imagen: es video grabado. La captura de ChatGPT tiene que ser una consulta</w:t>
+      </w:r>
+    </w:p>
+    <w:p>
+      <w:pPr>
+        <w:pBdr>
+          <w:left w:val="single" w:color="B9C6D3" w:sz="14" w:space="8"/>
+        </w:pBdr>
+        <w:shd w:fill="F4F7FA" w:val="clear"/>
+        <w:spacing w:after="140"/>
+      </w:pPr>
+      <w:r>
+        <w:rPr>
+          <w:rFonts w:ascii="Consolas" w:cs="Consolas" w:eastAsia="Consolas" w:hAnsi="Consolas"/>
+          <w:sz w:val="18"/>
+          <w:szCs w:val="18"/>
+        </w:rPr>
+        <w:t xml:space="preserve">real que funcione — si alguien la repite y no da eso, se cae la promesa.</w:t>
+      </w:r>
+    </w:p>
+    <w:p>
+      <w:pPr>
+        <w:spacing w:after="80"/>
+        <w:rPr>
+          <w:b/>
+          <w:bCs/>
+          <w:color w:val="5A6B7B"/>
+          <w:sz w:val="16"/>
+          <w:szCs w:val="16"/>
+        </w:rPr>
+      </w:pPr>
+      <w:r>
+        <w:rPr>
+          <w:b/>
+          <w:bCs/>
+          <w:color w:val="5A6B7B"/>
+          <w:sz w:val="16"/>
+          <w:szCs w:val="16"/>
+        </w:rPr>
+        <w:t xml:space="preserve">FICHA DE MONTAJE</w:t>
+      </w:r>
+    </w:p>
+    <w:tbl>
+      <w:tblPr>
+        <w:tblW w:type="dxa" w:w="9000"/>
+        <w:tblBorders>
+          <w:top w:val="single" w:color="auto" w:sz="4"/>
+          <w:left w:val="single" w:color="auto" w:sz="4"/>
+          <w:bottom w:val="single" w:color="auto" w:sz="4"/>
+          <w:right w:val="single" w:color="auto" w:sz="4"/>
+          <w:insideH w:val="single" w:color="auto" w:sz="4"/>
+          <w:insideV w:val="single" w:color="auto" w:sz="4"/>
+        </w:tblBorders>
+      </w:tblPr>
+      <w:tblGrid>
+        <w:gridCol w:w="2400"/>
+        <w:gridCol w:w="6600"/>
+      </w:tblGrid>
+      <w:tr>
+        <w:trPr>
+          <w:tblHeader/>
+        </w:trPr>
+        <w:tc>
+          <w:tcPr>
+            <w:tcW w:type="dxa" w:w="2400"/>
+            <w:shd w:fill="0E2438" w:val="clear"/>
+          </w:tcPr>
+          <w:p>
+            <w:r>
+              <w:rPr>
+                <w:b/>
+                <w:bCs/>
+                <w:color w:val="FFFFFF"/>
+                <w:sz w:val="18"/>
+                <w:szCs w:val="18"/>
+              </w:rPr>
+              <w:t xml:space="preserve">Campo</w:t>
+            </w:r>
+          </w:p>
+        </w:tc>
+        <w:tc>
+          <w:tcPr>
+            <w:tcW w:type="dxa" w:w="6600"/>
+            <w:shd w:fill="0E2438" w:val="clear"/>
+          </w:tcPr>
+          <w:p>
+            <w:r>
+              <w:rPr>
+                <w:b/>
+                <w:bCs/>
+                <w:color w:val="FFFFFF"/>
+                <w:sz w:val="18"/>
+                <w:szCs w:val="18"/>
+              </w:rPr>
+              <w:t xml:space="preserve">Cómo va</w:t>
+            </w:r>
+          </w:p>
+        </w:tc>
+      </w:tr>
+      <w:tr>
+        <w:tc>
+          <w:tcPr>
+            <w:tcW w:type="dxa" w:w="2400"/>
+          </w:tcPr>
+          <w:p>
+            <w:r>
+              <w:rPr>
+                <w:sz w:val="18"/>
+                <w:szCs w:val="18"/>
+              </w:rPr>
+              <w:t xml:space="preserve">Objetivo</w:t>
+            </w:r>
+          </w:p>
+        </w:tc>
+        <w:tc>
+          <w:tcPr>
+            <w:tcW w:type="dxa" w:w="6600"/>
+          </w:tcPr>
+          <w:p>
+            <w:r>
+              <w:rPr>
+                <w:sz w:val="18"/>
+                <w:szCs w:val="18"/>
+              </w:rPr>
+              <w:t xml:space="preserve">Clientes potenciales (leads). Van al MISMO conjunto de anuncios que la imagen de su modulo, no a una campana aparte: compiten contra la imagen y el dato dice cual gana.</w:t>
+            </w:r>
+          </w:p>
+        </w:tc>
+      </w:tr>
+      <w:tr>
+        <w:tc>
+          <w:tcPr>
+            <w:tcW w:type="dxa" w:w="2400"/>
+          </w:tcPr>
+          <w:p>
+            <w:r>
+              <w:rPr>
+                <w:sz w:val="18"/>
+                <w:szCs w:val="18"/>
+              </w:rPr>
+              <w:t xml:space="preserve">Conversion</w:t>
+            </w:r>
+          </w:p>
+        </w:tc>
+        <w:tc>
+          <w:tcPr>
+            <w:tcW w:type="dxa" w:w="6600"/>
+          </w:tcPr>
+          <w:p>
+            <w:r>
+              <w:rPr>
+                <w:sz w:val="18"/>
+                <w:szCs w:val="18"/>
+              </w:rPr>
+              <w:t xml:space="preserve">Formulario instantaneo de Meta, el mismo del modulo.</w:t>
+            </w:r>
+          </w:p>
+        </w:tc>
+      </w:tr>
+      <w:tr>
+        <w:tc>
+          <w:tcPr>
+            <w:tcW w:type="dxa" w:w="2400"/>
+          </w:tcPr>
+          <w:p>
+            <w:r>
+              <w:rPr>
+                <w:sz w:val="18"/>
+                <w:szCs w:val="18"/>
+              </w:rPr>
+              <w:t xml:space="preserve">Boton</w:t>
+            </w:r>
+          </w:p>
+        </w:tc>
+        <w:tc>
+          <w:tcPr>
+            <w:tcW w:type="dxa" w:w="6600"/>
+          </w:tcPr>
+          <w:p>
+            <w:r>
+              <w:rPr>
+                <w:sz w:val="18"/>
+                <w:szCs w:val="18"/>
+              </w:rPr>
+              <w:t xml:space="preserve">Mas informacion.</w:t>
+            </w:r>
+          </w:p>
+        </w:tc>
+      </w:tr>
+      <w:tr>
+        <w:tc>
+          <w:tcPr>
+            <w:tcW w:type="dxa" w:w="2400"/>
+          </w:tcPr>
+          <w:p>
+            <w:r>
+              <w:rPr>
+                <w:sz w:val="18"/>
+                <w:szCs w:val="18"/>
+              </w:rPr>
+              <w:t xml:space="preserve">Ubicaciones</w:t>
+            </w:r>
+          </w:p>
+        </w:tc>
+        <w:tc>
+          <w:tcPr>
+            <w:tcW w:type="dxa" w:w="6600"/>
+          </w:tcPr>
+          <w:p>
+            <w:r>
+              <w:rPr>
+                <w:sz w:val="18"/>
+                <w:szCs w:val="18"/>
+              </w:rPr>
+              <w:t xml:space="preserve">Reels e Historias de Instagram y Facebook, y feed. Es vertical: en feed se recorta solo, por eso los margenes de seguridad no se negocian.</w:t>
+            </w:r>
+          </w:p>
+        </w:tc>
+      </w:tr>
+      <w:tr>
+        <w:tc>
+          <w:tcPr>
+            <w:tcW w:type="dxa" w:w="2400"/>
+          </w:tcPr>
+          <w:p>
+            <w:r>
+              <w:rPr>
+                <w:sz w:val="18"/>
+                <w:szCs w:val="18"/>
+              </w:rPr>
+              <w:t xml:space="preserve">Medidas</w:t>
+            </w:r>
+          </w:p>
+        </w:tc>
+        <w:tc>
+          <w:tcPr>
+            <w:tcW w:type="dxa" w:w="6600"/>
+          </w:tcPr>
+          <w:p>
+            <w:r>
+              <w:rPr>
+                <w:sz w:val="18"/>
+                <w:szCs w:val="18"/>
+              </w:rPr>
+              <w:t xml:space="preserve">1080x1920 px (9:16). Nada importante en los 250 px de arriba ni en los 320 de abajo: ahi van el nombre de la cuenta y el boton del anuncio.</w:t>
+            </w:r>
+          </w:p>
+        </w:tc>
+      </w:tr>
+      <w:tr>
+        <w:tc>
+          <w:tcPr>
+            <w:tcW w:type="dxa" w:w="2400"/>
+          </w:tcPr>
+          <w:p>
+            <w:r>
+              <w:rPr>
+                <w:sz w:val="18"/>
+                <w:szCs w:val="18"/>
+              </w:rPr>
+              <w:t xml:space="preserve">Duracion</w:t>
+            </w:r>
+          </w:p>
+        </w:tc>
+        <w:tc>
+          <w:tcPr>
+            <w:tcW w:type="dxa" w:w="6600"/>
+          </w:tcPr>
+          <w:p>
+            <w:r>
+              <w:rPr>
+                <w:sz w:val="18"/>
+                <w:szCs w:val="18"/>
+              </w:rPr>
+              <w:t xml:space="preserve">15 segundos exactos. Ni 14 ni 18. Es el unico largo que aguanta un anuncio de video sin perder la mitad de la audiencia antes del CTA.</w:t>
+            </w:r>
+          </w:p>
+        </w:tc>
+      </w:tr>
+      <w:tr>
+        <w:tc>
+          <w:tcPr>
+            <w:tcW w:type="dxa" w:w="2400"/>
+          </w:tcPr>
+          <w:p>
+            <w:r>
+              <w:rPr>
+                <w:sz w:val="18"/>
+                <w:szCs w:val="18"/>
+              </w:rPr>
+              <w:t xml:space="preserve">Tratamiento</w:t>
+            </w:r>
+          </w:p>
+        </w:tc>
+        <w:tc>
+          <w:tcPr>
+            <w:tcW w:type="dxa" w:w="6600"/>
+          </w:tcPr>
+          <w:p>
+            <w:r>
+              <w:rPr>
+                <w:sz w:val="18"/>
+                <w:szCs w:val="18"/>
+              </w:rPr>
+              <w:t xml:space="preserve">El mismo de los reels de la casa: subtitulos quemados en Montserrat ExtraBold, la palabra clave en ambar #E8A04A, corte cada 3-4 segundos, sin intro ni presentacion. Audio normalizado a -14 LUFS.</w:t>
+            </w:r>
+          </w:p>
+        </w:tc>
+      </w:tr>
+      <w:tr>
+        <w:tc>
+          <w:tcPr>
+            <w:tcW w:type="dxa" w:w="2400"/>
+          </w:tcPr>
+          <w:p>
+            <w:r>
+              <w:rPr>
+                <w:sz w:val="18"/>
+                <w:szCs w:val="18"/>
+              </w:rPr>
+              <w:t xml:space="preserve">Sonido</w:t>
+            </w:r>
+          </w:p>
+        </w:tc>
+        <w:tc>
+          <w:tcPr>
+            <w:tcW w:type="dxa" w:w="6600"/>
+          </w:tcPr>
+          <w:p>
+            <w:r>
+              <w:rPr>
+                <w:sz w:val="18"/>
+                <w:szCs w:val="18"/>
+              </w:rPr>
+              <w:t xml:space="preserve">Se graba con el microfono de solapa, no con el del telefono. Un anuncio con audio de sala no lo salva ningun subtitulo: se ve barato y eso contagia al programa.</w:t>
+            </w:r>
+          </w:p>
+        </w:tc>
+      </w:tr>
+      <w:tr>
+        <w:tc>
+          <w:tcPr>
+            <w:tcW w:type="dxa" w:w="2400"/>
+          </w:tcPr>
+          <w:p>
+            <w:r>
+              <w:rPr>
+                <w:sz w:val="18"/>
+                <w:szCs w:val="18"/>
+              </w:rPr>
+              <w:t xml:space="preserve">Lo que NO va</w:t>
+            </w:r>
+          </w:p>
+        </w:tc>
+        <w:tc>
+          <w:tcPr>
+            <w:tcW w:type="dxa" w:w="6600"/>
+          </w:tcPr>
+          <w:p>
+            <w:r>
+              <w:rPr>
+                <w:sz w:val="18"/>
+                <w:szCs w:val="18"/>
+              </w:rPr>
+              <w:t xml:space="preserve">«Link en la bio» — el CTA es el boton del formulario, decir otra cosa manda a la gente fuera del anuncio. Tampoco el precio de la ruta completa.</w:t>
+            </w:r>
+          </w:p>
+        </w:tc>
+      </w:tr>
+      <w:tr>
+        <w:tc>
+          <w:tcPr>
+            <w:tcW w:type="dxa" w:w="2400"/>
+          </w:tcPr>
+          <w:p>
+            <w:r>
+              <w:rPr>
+                <w:sz w:val="18"/>
+                <w:szCs w:val="18"/>
+              </w:rPr>
+              <w:t xml:space="preserve">Nombre de campana</w:t>
+            </w:r>
+          </w:p>
+        </w:tc>
+        <w:tc>
+          <w:tcPr>
+            <w:tcW w:type="dxa" w:w="6600"/>
+          </w:tcPr>
+          <w:p>
+            <w:r>
+              <w:rPr>
+                <w:sz w:val="18"/>
+                <w:szCs w:val="18"/>
+              </w:rPr>
+              <w:t xml:space="preserve">SEP26 | MASTER-MODULOS | &lt;modulo&gt; | VIDEO</w:t>
+            </w:r>
+          </w:p>
+        </w:tc>
+      </w:tr>
+    </w:tbl>
     <w:p>
       <w:pPr>
         <w:spacing w:after="100" w:before="280"/>

--- a/matriz-viral/entregables/Matriz-Contenido-Septiembre-2026-DMA.docx
+++ b/matriz-viral/entregables/Matriz-Contenido-Septiembre-2026-DMA.docx
@@ -1625,7 +1625,7 @@
           <w:sz w:val="21"/>
           <w:szCs w:val="21"/>
         </w:rPr>
-        <w:t xml:space="preserve">PRECIOS (cambio del 1-sep, reunion con Gabriel): el Master ya NO se vende como programa de 12 meses. Se vende POR MODULOS y el precio del modulo ES el gancho: $750 BIM Professional, $750 BIM Coordination, $600 BIM Management, $900 BIM + IA. El precio del MODULO si va en los anuncios; el de la ruta completa (~$3.000, $2.700 financiado / $2.400 contado) NO va en ninguna pieza: lo maneja el closer en la llamada como upsell.</w:t>
+        <w:t xml:space="preserve">PRECIOS (regla de oro, 2-sep): la publicidad anclada al MÁSTER no lleva ninguna cifra — ni el precio del módulo, ni el de la ruta, ni la suma. El CTA es siempre «llena el formulario», «agenda una cita» o «habla con un asesor», y el precio lo da el asesor en la conversación. Se vende POR MÓDULOS para bajar la barrera de entrada, pero la barrera se baja explicando la puerta, no publicando el número. ÚNICA EXCEPCIÓN: la Especialización en ACERO sí lleva su precio en el anuncio, $200 USD.</w:t>
       </w:r>
     </w:p>
     <w:p>
@@ -3840,7 +3840,7 @@
           <w:bCs/>
           <w:color w:val="0E2438"/>
         </w:rPr>
-        <w:t xml:space="preserve">5 · PUBLICIDAD — el paquete completo de las 2 campañas (sale junto el 7-sep)</w:t>
+        <w:t xml:space="preserve">5 · PUBLICIDAD — el paquete completo (sale junto el 7-sep)</w:t>
       </w:r>
     </w:p>
     <w:p>
@@ -3864,6 +3864,134 @@
     </w:p>
     <w:p>
       <w:pPr>
+        <w:spacing w:after="80"/>
+        <w:rPr>
+          <w:sz w:val="19"/>
+          <w:szCs w:val="19"/>
+        </w:rPr>
+      </w:pPr>
+      <w:r>
+        <w:rPr>
+          <w:sz w:val="19"/>
+          <w:szCs w:val="19"/>
+        </w:rPr>
+        <w:t xml:space="preserve">REGLA DE ORO — el Máster no lleva precio. En NINGUNA pieza de publicidad anclada al Máster aparece una cifra: ni el precio del módulo, ni el de la ruta, ni la suma de los cuatro. Ni en el copy, ni en el titular, ni dentro de la imagen. El CTA siempre es uno de estos tres: «llena el formulario», «agenda una cita» o «habla con un asesor». El precio lo da el asesor en la conversación, cuando ya sabe qué módulo le toca a esa persona — un anuncio con cifra filtra por bolsillo antes de que la persona entienda qué está comprando.</w:t>
+      </w:r>
+    </w:p>
+    <w:p>
+      <w:pPr>
+        <w:spacing w:after="80"/>
+        <w:rPr>
+          <w:sz w:val="19"/>
+          <w:szCs w:val="19"/>
+        </w:rPr>
+      </w:pPr>
+      <w:r>
+        <w:rPr>
+          <w:sz w:val="19"/>
+          <w:szCs w:val="19"/>
+        </w:rPr>
+        <w:t xml:space="preserve">La excepción es ACERO. La Especialización en Acero SÍ lleva precio en el anuncio: $200 USD. Es una cifra que se decide sola y ponerla ahorra la mitad de las conversaciones. La regla de arriba aplica al Máster y a sus módulos, no a ACERO.</w:t>
+      </w:r>
+    </w:p>
+    <w:p>
+      <w:pPr>
+        <w:spacing w:after="80"/>
+        <w:rPr>
+          <w:sz w:val="19"/>
+          <w:szCs w:val="19"/>
+        </w:rPr>
+      </w:pPr>
+      <w:r>
+        <w:rPr>
+          <w:sz w:val="19"/>
+          <w:szCs w:val="19"/>
+        </w:rPr>
+        <w:t xml:space="preserve">Fecha. Los seis suben JUNTOS el lunes 7 de septiembre. No es un calendario: es un paquete. Si un creativo no está listo, sube el resto — no se retrasa el paquete entero.</w:t>
+      </w:r>
+    </w:p>
+    <w:p>
+      <w:pPr>
+        <w:spacing w:after="80"/>
+        <w:rPr>
+          <w:sz w:val="19"/>
+          <w:szCs w:val="19"/>
+        </w:rPr>
+      </w:pPr>
+      <w:r>
+        <w:rPr>
+          <w:sz w:val="19"/>
+          <w:szCs w:val="19"/>
+        </w:rPr>
+        <w:t xml:space="preserve">El sello es bloqueante. Los cuatro anuncios de módulo llevan el sello de su microcredencial EN LA IMAGEN. El sello tiene que existir como PNG con fondo transparente antes del lunes 7 — está en la lista de Ester. Un anuncio de módulo sin sello vende un curso; con sello vende un título, y esa es toda la diferencia de esta campaña.</w:t>
+      </w:r>
+    </w:p>
+    <w:p>
+      <w:pPr>
+        <w:spacing w:after="80"/>
+        <w:rPr>
+          <w:sz w:val="19"/>
+          <w:szCs w:val="19"/>
+        </w:rPr>
+      </w:pPr>
+      <w:r>
+        <w:rPr>
+          <w:sz w:val="19"/>
+          <w:szCs w:val="19"/>
+        </w:rPr>
+        <w:t xml:space="preserve">Todo lead cae en el test. Quien llena el formulario entra a la secuencia del BIM Level Test. No se le vende el módulo de golpe: primero se le confirma el nivel, y ese resultado es lo que usa el closer para vender el módulo que le toca — y para el upsell a la ruta.</w:t>
+      </w:r>
+    </w:p>
+    <w:p>
+      <w:pPr>
+        <w:spacing w:after="80"/>
+        <w:rPr>
+          <w:sz w:val="19"/>
+          <w:szCs w:val="19"/>
+        </w:rPr>
+      </w:pPr>
+      <w:r>
+        <w:rPr>
+          <w:sz w:val="19"/>
+          <w:szCs w:val="19"/>
+        </w:rPr>
+        <w:t xml:space="preserve">Facebook no se apaga. Más de la mitad del alcance real de la cuenta viene de Facebook. Ir solo a Instagram es tirar la mitad del presupuesto.</w:t>
+      </w:r>
+    </w:p>
+    <w:p>
+      <w:pPr>
+        <w:spacing w:after="80"/>
+        <w:rPr>
+          <w:sz w:val="19"/>
+          <w:szCs w:val="19"/>
+        </w:rPr>
+      </w:pPr>
+      <w:r>
+        <w:rPr>
+          <w:sz w:val="19"/>
+          <w:szCs w:val="19"/>
+        </w:rPr>
+        <w:t xml:space="preserve">Qué se mira el lunes 14. CPL por módulo y, sobre todo, cuántos de esos leads llenaron el test. Un módulo con CPL bajo y test sin llenar no está funcionando: está juntando correos.</w:t>
+      </w:r>
+    </w:p>
+    <w:p>
+      <w:pPr>
+        <w:spacing w:after="80"/>
+        <w:rPr>
+          <w:sz w:val="19"/>
+          <w:szCs w:val="19"/>
+        </w:rPr>
+      </w:pPr>
+      <w:r>
+        <w:rPr>
+          <w:sz w:val="19"/>
+          <w:szCs w:val="19"/>
+        </w:rPr>
+        <w:t xml:space="preserve">Los videos son un set. Los 4 reels de 15 s se graban la misma tarde y con la misma camisa. Cada uno entra en el conjunto de anuncios de SU módulo, junto a la imagen, no en una campaña aparte: así el módulo compite consigo mismo y en una semana se sabe si convierte mejor la cara de Gabriel o la tarjeta.</w:t>
+      </w:r>
+    </w:p>
+    <w:p>
+      <w:pPr>
         <w:spacing w:after="100" w:before="280"/>
       </w:pPr>
       <w:r>
@@ -3909,7 +4037,7 @@
           <w:sz w:val="21"/>
           <w:szCs w:val="21"/>
         </w:rPr>
-        <w:t xml:space="preserve">$750 · 3 meses</w:t>
+        <w:t xml:space="preserve">3 meses</w:t>
       </w:r>
     </w:p>
     <w:p>
@@ -4036,7 +4164,7 @@
           <w:sz w:val="18"/>
           <w:szCs w:val="18"/>
         </w:rPr>
-        <w:t xml:space="preserve">Silicon Valley Futures Institute. $750.</w:t>
+        <w:t xml:space="preserve">Silicon Valley Futures Institute.</w:t>
       </w:r>
     </w:p>
     <w:p>
@@ -4070,7 +4198,7 @@
           <w:sz w:val="18"/>
           <w:szCs w:val="18"/>
         </w:rPr>
-        <w:t xml:space="preserve">Llena el formulario y te decimos si este es tu módulo.</w:t>
+        <w:t xml:space="preserve">Llena el formulario y un asesor te dice si este es tu módulo.</w:t>
       </w:r>
     </w:p>
     <w:p>
@@ -4088,7 +4216,7 @@
           <w:sz w:val="18"/>
           <w:szCs w:val="18"/>
         </w:rPr>
-        <w:t xml:space="preserve">Titular: BIM Professional · $750 · 3 meses   ·   Descripción: Microcredencial incluida</w:t>
+        <w:t xml:space="preserve">Titular: BIM Professional · 3 meses   ·   Descripción: Microcredencial incluida</w:t>
       </w:r>
     </w:p>
     <w:p>
@@ -4122,7 +4250,7 @@
           <w:sz w:val="21"/>
           <w:szCs w:val="21"/>
         </w:rPr>
-        <w:t xml:space="preserve">Tarjeta azul #0E2438 con «BIM PROFESSIONAL» grande, el verbo ESTRUCTURA debajo y el precio en ámbar #E8A04A. El sello de la microcredencial «MODELADOR BIM» va en la imagen, abajo a la derecha. Carrusel de 3: el dolor, lo que sale sabiendo, precio + microcredencial + CTA.</w:t>
+        <w:t xml:space="preserve">Tarjeta azul #0E2438 con «BIM PROFESSIONAL» grande y el verbo ESTRUCTURA debajo en ámbar #E8A04A. El sello de la microcredencial «MODELADOR BIM» va en la imagen, abajo a la derecha. Sin cifras. Carrusel de 3: el dolor, lo que sale sabiendo, microcredencial + CTA.</w:t>
       </w:r>
     </w:p>
     <w:p>
@@ -4704,7 +4832,7 @@
                 <w:sz w:val="18"/>
                 <w:szCs w:val="18"/>
               </w:rPr>
-              <w:t xml:space="preserve">El precio de la ruta completa. La palabra «master de 12 meses». Cualquier cifra de cupos que no se haya confirmado ese dia.</w:t>
+              <w:t xml:space="preserve">NINGÚN precio, ni del módulo ni de la ruta. Ni en el copy, ni en el titular, ni en la imagen. El Máster se decide en conversación: el precio lo da el asesor en la llamada, cuando ya sabe qué módulo le toca a esa persona.</w:t>
             </w:r>
           </w:p>
         </w:tc>
@@ -4742,7 +4870,7 @@
           <w:sz w:val="21"/>
           <w:szCs w:val="21"/>
         </w:rPr>
-        <w:t xml:space="preserve">$750 · 3 meses</w:t>
+        <w:t xml:space="preserve">3 meses</w:t>
       </w:r>
     </w:p>
     <w:p>
@@ -4920,7 +5048,7 @@
           <w:sz w:val="18"/>
           <w:szCs w:val="18"/>
         </w:rPr>
-        <w:t xml:space="preserve">Silicon Valley Futures Institute. $750.</w:t>
+        <w:t xml:space="preserve">Silicon Valley Futures Institute.</w:t>
       </w:r>
     </w:p>
     <w:p>
@@ -4954,7 +5082,7 @@
           <w:sz w:val="18"/>
           <w:szCs w:val="18"/>
         </w:rPr>
-        <w:t xml:space="preserve">Llena el formulario y te decimos si este es tu módulo.</w:t>
+        <w:t xml:space="preserve">Llena el formulario y un asesor te dice si este es tu módulo.</w:t>
       </w:r>
     </w:p>
     <w:p>
@@ -4972,7 +5100,7 @@
           <w:sz w:val="18"/>
           <w:szCs w:val="18"/>
         </w:rPr>
-        <w:t xml:space="preserve">Titular: BIM Coordination · $750 · 3 meses   ·   Descripción: Microcredencial incluida</w:t>
+        <w:t xml:space="preserve">Titular: BIM Coordination · 3 meses   ·   Descripción: Microcredencial incluida</w:t>
       </w:r>
     </w:p>
     <w:p>
@@ -5006,7 +5134,7 @@
           <w:sz w:val="21"/>
           <w:szCs w:val="21"/>
         </w:rPr>
-        <w:t xml:space="preserve">Split: modelo con el choque marcado / foto de obra con el mismo choque. Verbo COORDINA y el sello «COORDINADOR BIM» en la imagen.</w:t>
+        <w:t xml:space="preserve">Split: modelo con el choque marcado / foto de obra con el mismo choque. Verbo COORDINA y el sello «COORDINADOR BIM» en la imagen. Sin cifras.</w:t>
       </w:r>
     </w:p>
     <w:p>
@@ -5605,7 +5733,7 @@
                 <w:sz w:val="18"/>
                 <w:szCs w:val="18"/>
               </w:rPr>
-              <w:t xml:space="preserve">El precio de la ruta completa. La palabra «master de 12 meses». Cualquier cifra de cupos que no se haya confirmado ese dia.</w:t>
+              <w:t xml:space="preserve">NINGÚN precio, ni del módulo ni de la ruta. Ni en el copy, ni en el titular, ni en la imagen. El Máster se decide en conversación: el precio lo da el asesor en la llamada, cuando ya sabe qué módulo le toca a esa persona.</w:t>
             </w:r>
           </w:p>
         </w:tc>
@@ -5643,7 +5771,7 @@
           <w:sz w:val="21"/>
           <w:szCs w:val="21"/>
         </w:rPr>
-        <w:t xml:space="preserve">$600 · 2 meses</w:t>
+        <w:t xml:space="preserve">2 meses</w:t>
       </w:r>
     </w:p>
     <w:p>
@@ -5787,24 +5915,24 @@
           <w:sz w:val="18"/>
           <w:szCs w:val="18"/>
         </w:rPr>
-        <w:t xml:space="preserve">100% asincrónico. Al terminar sales con la microcredencial de BIM MANAGER 4D-5D, avalada por</w:t>
-      </w:r>
-    </w:p>
-    <w:p>
-      <w:pPr>
-        <w:pBdr>
-          <w:left w:val="single" w:color="B9C6D3" w:sz="14" w:space="8"/>
-        </w:pBdr>
-        <w:shd w:fill="F7F9FB" w:val="clear"/>
-        <w:spacing w:after="0"/>
-      </w:pPr>
-      <w:r>
-        <w:rPr>
-          <w:rFonts w:ascii="Consolas" w:cs="Consolas" w:eastAsia="Consolas" w:hAnsi="Consolas"/>
-          <w:sz w:val="18"/>
-          <w:szCs w:val="18"/>
-        </w:rPr>
-        <w:t xml:space="preserve">Silicon Valley Futures Institute. $600 — es el módulo de entrada más corto.</w:t>
+        <w:t xml:space="preserve">100% asincrónico y es la puerta más corta de las cuatro. Al terminar sales con la</w:t>
+      </w:r>
+    </w:p>
+    <w:p>
+      <w:pPr>
+        <w:pBdr>
+          <w:left w:val="single" w:color="B9C6D3" w:sz="14" w:space="8"/>
+        </w:pBdr>
+        <w:shd w:fill="F7F9FB" w:val="clear"/>
+        <w:spacing w:after="0"/>
+      </w:pPr>
+      <w:r>
+        <w:rPr>
+          <w:rFonts w:ascii="Consolas" w:cs="Consolas" w:eastAsia="Consolas" w:hAnsi="Consolas"/>
+          <w:sz w:val="18"/>
+          <w:szCs w:val="18"/>
+        </w:rPr>
+        <w:t xml:space="preserve">microcredencial de BIM MANAGER 4D-5D, avalada por Silicon Valley Futures Institute.</w:t>
       </w:r>
     </w:p>
     <w:p>
@@ -5838,7 +5966,7 @@
           <w:sz w:val="18"/>
           <w:szCs w:val="18"/>
         </w:rPr>
-        <w:t xml:space="preserve">Llena el formulario y te decimos si este es tu módulo.</w:t>
+        <w:t xml:space="preserve">Llena el formulario y un asesor te dice si este es tu módulo.</w:t>
       </w:r>
     </w:p>
     <w:p>
@@ -5856,7 +5984,7 @@
           <w:sz w:val="18"/>
           <w:szCs w:val="18"/>
         </w:rPr>
-        <w:t xml:space="preserve">Titular: BIM Management · $600 · 2 meses   ·   Descripción: El módulo más corto</w:t>
+        <w:t xml:space="preserve">Titular: BIM Management · 2 meses   ·   Descripción: El módulo más corto</w:t>
       </w:r>
     </w:p>
     <w:p>
@@ -5890,7 +6018,7 @@
           <w:sz w:val="21"/>
           <w:szCs w:val="21"/>
         </w:rPr>
-        <w:t xml:space="preserve">Escalera de 4 peldaños con el salto 1→2 resaltado en ámbar. Verbo GESTIONA y el sello «BIM MANAGER 4D-5D» en la imagen.</w:t>
+        <w:t xml:space="preserve">Escalera de 4 peldaños con el salto 1→2 resaltado en ámbar. Verbo GESTIONA y el sello «BIM MANAGER 4D-5D» en la imagen. Sin cifras.</w:t>
       </w:r>
     </w:p>
     <w:p>
@@ -6472,7 +6600,7 @@
                 <w:sz w:val="18"/>
                 <w:szCs w:val="18"/>
               </w:rPr>
-              <w:t xml:space="preserve">El precio de la ruta completa. La palabra «master de 12 meses». Cualquier cifra de cupos que no se haya confirmado ese dia.</w:t>
+              <w:t xml:space="preserve">NINGÚN precio, ni del módulo ni de la ruta. Ni en el copy, ni en el titular, ni en la imagen. El Máster se decide en conversación: el precio lo da el asesor en la llamada, cuando ya sabe qué módulo le toca a esa persona.</w:t>
             </w:r>
           </w:p>
         </w:tc>
@@ -6510,7 +6638,7 @@
           <w:sz w:val="21"/>
           <w:szCs w:val="21"/>
         </w:rPr>
-        <w:t xml:space="preserve">$900 · 3 meses</w:t>
+        <w:t xml:space="preserve">3 meses</w:t>
       </w:r>
     </w:p>
     <w:p>
@@ -6671,7 +6799,7 @@
           <w:sz w:val="18"/>
           <w:szCs w:val="18"/>
         </w:rPr>
-        <w:t xml:space="preserve">por Silicon Valley Futures Institute. $900.</w:t>
+        <w:t xml:space="preserve">por Silicon Valley Futures Institute.</w:t>
       </w:r>
     </w:p>
     <w:p>
@@ -6705,7 +6833,7 @@
           <w:sz w:val="18"/>
           <w:szCs w:val="18"/>
         </w:rPr>
-        <w:t xml:space="preserve">Llena el formulario y te decimos si este es tu módulo.</w:t>
+        <w:t xml:space="preserve">Llena el formulario y un asesor te dice si este es tu módulo.</w:t>
       </w:r>
     </w:p>
     <w:p>
@@ -6723,7 +6851,7 @@
           <w:sz w:val="18"/>
           <w:szCs w:val="18"/>
         </w:rPr>
-        <w:t xml:space="preserve">Titular: BIM + IA · $900 · 3 meses   ·   Descripción: Dynamo, Python e IA</w:t>
+        <w:t xml:space="preserve">Titular: BIM + IA · 3 meses   ·   Descripción: Dynamo, Python e IA</w:t>
       </w:r>
     </w:p>
     <w:p>
@@ -6757,7 +6885,7 @@
           <w:sz w:val="21"/>
           <w:szCs w:val="21"/>
         </w:rPr>
-        <w:t xml:space="preserve">El comercial Revit + IA ya producido, o tarjeta con el verbo AUTOMATIZA y el sello «ESPECIALISTA BIM + IA».</w:t>
+        <w:t xml:space="preserve">El comercial Revit + IA ya producido, o tarjeta con el verbo AUTOMATIZA y el sello «ESPECIALISTA BIM + IA». Sin cifras.</w:t>
       </w:r>
     </w:p>
     <w:p>
@@ -7339,7 +7467,7 @@
                 <w:sz w:val="18"/>
                 <w:szCs w:val="18"/>
               </w:rPr>
-              <w:t xml:space="preserve">El precio de la ruta completa. La palabra «master de 12 meses». Cualquier cifra de cupos que no se haya confirmado ese dia.</w:t>
+              <w:t xml:space="preserve">NINGÚN precio, ni del módulo ni de la ruta. Ni en el copy, ni en el titular, ni en la imagen. El Máster se decide en conversación: el precio lo da el asesor en la llamada, cuando ya sabe qué módulo le toca a esa persona.</w:t>
             </w:r>
           </w:p>
         </w:tc>
@@ -7551,7 +7679,7 @@
           <w:sz w:val="18"/>
           <w:szCs w:val="18"/>
         </w:rPr>
-        <w:t xml:space="preserve">Escríbenos y te decimos en qué etapa estás — sin compromiso.</w:t>
+        <w:t xml:space="preserve">Habla con un asesor y te decimos en qué etapa estás — sin compromiso.</w:t>
       </w:r>
     </w:p>
     <w:p>
@@ -8108,7 +8236,7 @@
                 <w:sz w:val="18"/>
                 <w:szCs w:val="18"/>
               </w:rPr>
-              <w:t xml:space="preserve">Ningún precio. Este anuncio no vende, clasifica.</w:t>
+              <w:t xml:space="preserve">NINGÚN precio, ni del módulo ni de la ruta. Ni en el copy, ni en el titular, ni en la imagen. El Máster se decide en conversación: el precio lo da el asesor en la llamada, cuando ya sabe qué módulo le toca a esa persona.</w:t>
             </w:r>
           </w:p>
         </w:tc>
@@ -8205,24 +8333,24 @@
           <w:sz w:val="18"/>
           <w:szCs w:val="18"/>
         </w:rPr>
-        <w:t xml:space="preserve">Cuatro puertas de entrada, cada una con su microcredencial avalada por Silicon Valley Futures</w:t>
-      </w:r>
-    </w:p>
-    <w:p>
-      <w:pPr>
-        <w:pBdr>
-          <w:left w:val="single" w:color="B9C6D3" w:sz="14" w:space="8"/>
-        </w:pBdr>
-        <w:shd w:fill="F7F9FB" w:val="clear"/>
-        <w:spacing w:after="0"/>
-      </w:pPr>
-      <w:r>
-        <w:rPr>
-          <w:rFonts w:ascii="Consolas" w:cs="Consolas" w:eastAsia="Consolas" w:hAnsi="Consolas"/>
-          <w:sz w:val="18"/>
-          <w:szCs w:val="18"/>
-        </w:rPr>
-        <w:t xml:space="preserve">Institute.</w:t>
+        <w:t xml:space="preserve">Cuatro puertas de entrada, y cada una te deja una microcredencial avalada por Silicon Valley</w:t>
+      </w:r>
+    </w:p>
+    <w:p>
+      <w:pPr>
+        <w:pBdr>
+          <w:left w:val="single" w:color="B9C6D3" w:sz="14" w:space="8"/>
+        </w:pBdr>
+        <w:shd w:fill="F7F9FB" w:val="clear"/>
+        <w:spacing w:after="0"/>
+      </w:pPr>
+      <w:r>
+        <w:rPr>
+          <w:rFonts w:ascii="Consolas" w:cs="Consolas" w:eastAsia="Consolas" w:hAnsi="Consolas"/>
+          <w:sz w:val="18"/>
+          <w:szCs w:val="18"/>
+        </w:rPr>
+        <w:t xml:space="preserve">Futures Institute:</w:t>
       </w:r>
     </w:p>
     <w:p>
@@ -8256,58 +8384,58 @@
           <w:sz w:val="18"/>
           <w:szCs w:val="18"/>
         </w:rPr>
-        <w:t xml:space="preserve">BIM Professional · $750 · 3 meses</w:t>
-      </w:r>
-    </w:p>
-    <w:p>
-      <w:pPr>
-        <w:pBdr>
-          <w:left w:val="single" w:color="B9C6D3" w:sz="14" w:space="8"/>
-        </w:pBdr>
-        <w:shd w:fill="F7F9FB" w:val="clear"/>
-        <w:spacing w:after="0"/>
-      </w:pPr>
-      <w:r>
-        <w:rPr>
-          <w:rFonts w:ascii="Consolas" w:cs="Consolas" w:eastAsia="Consolas" w:hAnsi="Consolas"/>
-          <w:sz w:val="18"/>
-          <w:szCs w:val="18"/>
-        </w:rPr>
-        <w:t xml:space="preserve">BIM Coordination · $750 · 3 meses</w:t>
-      </w:r>
-    </w:p>
-    <w:p>
-      <w:pPr>
-        <w:pBdr>
-          <w:left w:val="single" w:color="B9C6D3" w:sz="14" w:space="8"/>
-        </w:pBdr>
-        <w:shd w:fill="F7F9FB" w:val="clear"/>
-        <w:spacing w:after="0"/>
-      </w:pPr>
-      <w:r>
-        <w:rPr>
-          <w:rFonts w:ascii="Consolas" w:cs="Consolas" w:eastAsia="Consolas" w:hAnsi="Consolas"/>
-          <w:sz w:val="18"/>
-          <w:szCs w:val="18"/>
-        </w:rPr>
-        <w:t xml:space="preserve">BIM Management · $600 · 2 meses</w:t>
-      </w:r>
-    </w:p>
-    <w:p>
-      <w:pPr>
-        <w:pBdr>
-          <w:left w:val="single" w:color="B9C6D3" w:sz="14" w:space="8"/>
-        </w:pBdr>
-        <w:shd w:fill="F7F9FB" w:val="clear"/>
-        <w:spacing w:after="0"/>
-      </w:pPr>
-      <w:r>
-        <w:rPr>
-          <w:rFonts w:ascii="Consolas" w:cs="Consolas" w:eastAsia="Consolas" w:hAnsi="Consolas"/>
-          <w:sz w:val="18"/>
-          <w:szCs w:val="18"/>
-        </w:rPr>
-        <w:t xml:space="preserve">BIM + IA · $900 · 3 meses</w:t>
+        <w:t xml:space="preserve">BIM Professional — estructuras e implementas · 3 meses</w:t>
+      </w:r>
+    </w:p>
+    <w:p>
+      <w:pPr>
+        <w:pBdr>
+          <w:left w:val="single" w:color="B9C6D3" w:sz="14" w:space="8"/>
+        </w:pBdr>
+        <w:shd w:fill="F7F9FB" w:val="clear"/>
+        <w:spacing w:after="0"/>
+      </w:pPr>
+      <w:r>
+        <w:rPr>
+          <w:rFonts w:ascii="Consolas" w:cs="Consolas" w:eastAsia="Consolas" w:hAnsi="Consolas"/>
+          <w:sz w:val="18"/>
+          <w:szCs w:val="18"/>
+        </w:rPr>
+        <w:t xml:space="preserve">BIM Coordination — coordinas y detectas antes · 3 meses</w:t>
+      </w:r>
+    </w:p>
+    <w:p>
+      <w:pPr>
+        <w:pBdr>
+          <w:left w:val="single" w:color="B9C6D3" w:sz="14" w:space="8"/>
+        </w:pBdr>
+        <w:shd w:fill="F7F9FB" w:val="clear"/>
+        <w:spacing w:after="0"/>
+      </w:pPr>
+      <w:r>
+        <w:rPr>
+          <w:rFonts w:ascii="Consolas" w:cs="Consolas" w:eastAsia="Consolas" w:hAnsi="Consolas"/>
+          <w:sz w:val="18"/>
+          <w:szCs w:val="18"/>
+        </w:rPr>
+        <w:t xml:space="preserve">BIM Management — planificas, controlas y decides · 2 meses</w:t>
+      </w:r>
+    </w:p>
+    <w:p>
+      <w:pPr>
+        <w:pBdr>
+          <w:left w:val="single" w:color="B9C6D3" w:sz="14" w:space="8"/>
+        </w:pBdr>
+        <w:shd w:fill="F7F9FB" w:val="clear"/>
+        <w:spacing w:after="0"/>
+      </w:pPr>
+      <w:r>
+        <w:rPr>
+          <w:rFonts w:ascii="Consolas" w:cs="Consolas" w:eastAsia="Consolas" w:hAnsi="Consolas"/>
+          <w:sz w:val="18"/>
+          <w:szCs w:val="18"/>
+        </w:rPr>
+        <w:t xml:space="preserve">BIM + IA — automatizas con criterio · 3 meses</w:t>
       </w:r>
     </w:p>
     <w:p>
@@ -8341,24 +8469,24 @@
           <w:sz w:val="18"/>
           <w:szCs w:val="18"/>
         </w:rPr>
-        <w:t xml:space="preserve">Los cuatro por separado suman $3.000. La ruta completa cuesta menos y además te certifica como</w:t>
-      </w:r>
-    </w:p>
-    <w:p>
-      <w:pPr>
-        <w:pBdr>
-          <w:left w:val="single" w:color="B9C6D3" w:sz="14" w:space="8"/>
-        </w:pBdr>
-        <w:shd w:fill="F7F9FB" w:val="clear"/>
-        <w:spacing w:after="0"/>
-      </w:pPr>
-      <w:r>
-        <w:rPr>
-          <w:rFonts w:ascii="Consolas" w:cs="Consolas" w:eastAsia="Consolas" w:hAnsi="Consolas"/>
-          <w:sz w:val="18"/>
-          <w:szCs w:val="18"/>
-        </w:rPr>
-        <w:t xml:space="preserve">BIM Manager + IA.</w:t>
+        <w:t xml:space="preserve">Puedes entrar por una sola o hacer la ruta completa, que además te certifica como BIM Manager +</w:t>
+      </w:r>
+    </w:p>
+    <w:p>
+      <w:pPr>
+        <w:pBdr>
+          <w:left w:val="single" w:color="B9C6D3" w:sz="14" w:space="8"/>
+        </w:pBdr>
+        <w:shd w:fill="F7F9FB" w:val="clear"/>
+        <w:spacing w:after="0"/>
+      </w:pPr>
+      <w:r>
+        <w:rPr>
+          <w:rFonts w:ascii="Consolas" w:cs="Consolas" w:eastAsia="Consolas" w:hAnsi="Consolas"/>
+          <w:sz w:val="18"/>
+          <w:szCs w:val="18"/>
+        </w:rPr>
+        <w:t xml:space="preserve">IA y sale bastante mejor que tomarlas sueltas.</w:t>
       </w:r>
     </w:p>
     <w:p>
@@ -8392,7 +8520,7 @@
           <w:sz w:val="18"/>
           <w:szCs w:val="18"/>
         </w:rPr>
-        <w:t xml:space="preserve">Llena el formulario y te decimos por cuál puerta entrar.</w:t>
+        <w:t xml:space="preserve">Agenda una cita con un asesor y te decimos por cuál puerta entrar.</w:t>
       </w:r>
     </w:p>
     <w:p>
@@ -8444,7 +8572,7 @@
           <w:sz w:val="21"/>
           <w:szCs w:val="21"/>
         </w:rPr>
-        <w:t xml:space="preserve">T1: ¿En qué etapa BIM estás? · T2-T5: una puerta por tarjeta con su precio ($750 / $750 / $600 / $900) · Cierre: los cuatro por separado suman $3.000. La ruta completa cuesta menos y además te certifica como BIM Manager + IA.</w:t>
+        <w:t xml:space="preserve">T1: ¿En qué etapa BIM estás? · T2-T5: una puerta por tarjeta con su verbo, su duración y su microcredencial · Cierre: la ruta completa te certifica como BIM Manager + IA y sale mejor que tomarlas sueltas. NINGUNA cifra en ninguna tarjeta.</w:t>
       </w:r>
     </w:p>
     <w:p>
@@ -8970,7 +9098,7 @@
                 <w:sz w:val="18"/>
                 <w:szCs w:val="18"/>
               </w:rPr>
-              <w:t xml:space="preserve">El precio de la ruta NO va en el creativo ni en el copy. Se enuncia el ahorro, la cifra la dice el closer en la llamada. Si un creativo llega con el precio de la ruta puesto, no se sube.</w:t>
+              <w:t xml:space="preserve">Ni el precio de la ruta ni el de los módulos aparecen. El ahorro se enuncia sin cifra («sale mejor que tomarlas sueltas») y el número lo dice el asesor. Un creativo que llegue con cifras no se sube.</w:t>
             </w:r>
           </w:p>
         </w:tc>
@@ -9023,7 +9151,7 @@
           <w:sz w:val="21"/>
           <w:szCs w:val="21"/>
         </w:rPr>
-        <w:t xml:space="preserve">$750 · 3 meses · 15 s</w:t>
+        <w:t xml:space="preserve">3 meses · 15 s</w:t>
       </w:r>
     </w:p>
     <w:p>
@@ -9184,7 +9312,7 @@
           <w:sz w:val="18"/>
           <w:szCs w:val="18"/>
         </w:rPr>
-        <w:t xml:space="preserve">Institute. $750.</w:t>
+        <w:t xml:space="preserve">Institute.</w:t>
       </w:r>
     </w:p>
     <w:p>
@@ -9218,7 +9346,7 @@
           <w:sz w:val="18"/>
           <w:szCs w:val="18"/>
         </w:rPr>
-        <w:t xml:space="preserve">Llena el formulario y te decimos si este es tu módulo.</w:t>
+        <w:t xml:space="preserve">Llena el formulario y un asesor te dice si este es tu módulo.</w:t>
       </w:r>
     </w:p>
     <w:p>
@@ -9236,7 +9364,7 @@
           <w:sz w:val="18"/>
           <w:szCs w:val="18"/>
         </w:rPr>
-        <w:t xml:space="preserve">Titular: BIM Professional · $750 · 3 meses   ·   Descripción: Microcredencial incluida</w:t>
+        <w:t xml:space="preserve">Titular: BIM Professional · 3 meses   ·   Descripción: Microcredencial incluida</w:t>
       </w:r>
     </w:p>
     <w:p>
@@ -9559,7 +9687,7 @@
                 <w:sz w:val="18"/>
                 <w:szCs w:val="18"/>
               </w:rPr>
-              <w:t xml:space="preserve">MODELADOR BIM · $750 · 3 MESES</w:t>
+              <w:t xml:space="preserve">MODELADOR BIM · 3 MESES</w:t>
             </w:r>
           </w:p>
         </w:tc>
@@ -9985,7 +10113,7 @@
                 <w:sz w:val="18"/>
                 <w:szCs w:val="18"/>
               </w:rPr>
-              <w:t xml:space="preserve">«Link en la bio» — el CTA es el boton del formulario, decir otra cosa manda a la gente fuera del anuncio. Tampoco el precio de la ruta completa.</w:t>
+              <w:t xml:space="preserve">NINGÚN precio, ni del módulo ni de la ruta. Ni en el copy, ni en el titular, ni en la imagen. El Máster se decide en conversación: el precio lo da el asesor en la llamada, cuando ya sabe qué módulo le toca a esa persona.</w:t>
             </w:r>
           </w:p>
         </w:tc>
@@ -10053,7 +10181,7 @@
           <w:sz w:val="21"/>
           <w:szCs w:val="21"/>
         </w:rPr>
-        <w:t xml:space="preserve">$750 · 3 meses · 15 s</w:t>
+        <w:t xml:space="preserve">3 meses · 15 s</w:t>
       </w:r>
     </w:p>
     <w:p>
@@ -10231,7 +10359,7 @@
           <w:sz w:val="18"/>
           <w:szCs w:val="18"/>
         </w:rPr>
-        <w:t xml:space="preserve">Institute. $750.</w:t>
+        <w:t xml:space="preserve">Institute.</w:t>
       </w:r>
     </w:p>
     <w:p>
@@ -10265,7 +10393,7 @@
           <w:sz w:val="18"/>
           <w:szCs w:val="18"/>
         </w:rPr>
-        <w:t xml:space="preserve">Llena el formulario y te decimos si este es tu módulo.</w:t>
+        <w:t xml:space="preserve">Llena el formulario y un asesor te dice si este es tu módulo.</w:t>
       </w:r>
     </w:p>
     <w:p>
@@ -10283,7 +10411,7 @@
           <w:sz w:val="18"/>
           <w:szCs w:val="18"/>
         </w:rPr>
-        <w:t xml:space="preserve">Titular: BIM Coordination · $750 · 3 meses   ·   Descripción: Microcredencial incluida</w:t>
+        <w:t xml:space="preserve">Titular: BIM Coordination · 3 meses   ·   Descripción: Microcredencial incluida</w:t>
       </w:r>
     </w:p>
     <w:p>
@@ -10606,7 +10734,7 @@
                 <w:sz w:val="18"/>
                 <w:szCs w:val="18"/>
               </w:rPr>
-              <w:t xml:space="preserve">COORDINADOR BIM · $750 · 3 MESES</w:t>
+              <w:t xml:space="preserve">COORDINADOR BIM · 3 MESES</w:t>
             </w:r>
           </w:p>
         </w:tc>
@@ -11032,7 +11160,7 @@
                 <w:sz w:val="18"/>
                 <w:szCs w:val="18"/>
               </w:rPr>
-              <w:t xml:space="preserve">«Link en la bio» — el CTA es el boton del formulario, decir otra cosa manda a la gente fuera del anuncio. Tampoco el precio de la ruta completa.</w:t>
+              <w:t xml:space="preserve">NINGÚN precio, ni del módulo ni de la ruta. Ni en el copy, ni en el titular, ni en la imagen. El Máster se decide en conversación: el precio lo da el asesor en la llamada, cuando ya sabe qué módulo le toca a esa persona.</w:t>
             </w:r>
           </w:p>
         </w:tc>
@@ -11100,7 +11228,7 @@
           <w:sz w:val="21"/>
           <w:szCs w:val="21"/>
         </w:rPr>
-        <w:t xml:space="preserve">$600 · 2 meses · 15 s</w:t>
+        <w:t xml:space="preserve">2 meses · 15 s</w:t>
       </w:r>
     </w:p>
     <w:p>
@@ -11244,24 +11372,24 @@
           <w:sz w:val="18"/>
           <w:szCs w:val="18"/>
         </w:rPr>
-        <w:t xml:space="preserve">100% asincrónico. Microcredencial de BIM MANAGER 4D-5D avalada por Silicon Valley Futures</w:t>
-      </w:r>
-    </w:p>
-    <w:p>
-      <w:pPr>
-        <w:pBdr>
-          <w:left w:val="single" w:color="B9C6D3" w:sz="14" w:space="8"/>
-        </w:pBdr>
-        <w:shd w:fill="F7F9FB" w:val="clear"/>
-        <w:spacing w:after="0"/>
-      </w:pPr>
-      <w:r>
-        <w:rPr>
-          <w:rFonts w:ascii="Consolas" w:cs="Consolas" w:eastAsia="Consolas" w:hAnsi="Consolas"/>
-          <w:sz w:val="18"/>
-          <w:szCs w:val="18"/>
-        </w:rPr>
-        <w:t xml:space="preserve">Institute. $600 — es el módulo de entrada más corto.</w:t>
+        <w:t xml:space="preserve">100% asincrónico y es la puerta más corta de las cuatro. Microcredencial de BIM MANAGER 4D-5D</w:t>
+      </w:r>
+    </w:p>
+    <w:p>
+      <w:pPr>
+        <w:pBdr>
+          <w:left w:val="single" w:color="B9C6D3" w:sz="14" w:space="8"/>
+        </w:pBdr>
+        <w:shd w:fill="F7F9FB" w:val="clear"/>
+        <w:spacing w:after="0"/>
+      </w:pPr>
+      <w:r>
+        <w:rPr>
+          <w:rFonts w:ascii="Consolas" w:cs="Consolas" w:eastAsia="Consolas" w:hAnsi="Consolas"/>
+          <w:sz w:val="18"/>
+          <w:szCs w:val="18"/>
+        </w:rPr>
+        <w:t xml:space="preserve">avalada por Silicon Valley Futures Institute.</w:t>
       </w:r>
     </w:p>
     <w:p>
@@ -11295,7 +11423,7 @@
           <w:sz w:val="18"/>
           <w:szCs w:val="18"/>
         </w:rPr>
-        <w:t xml:space="preserve">Llena el formulario y te decimos si este es tu módulo.</w:t>
+        <w:t xml:space="preserve">Llena el formulario y un asesor te dice si este es tu módulo.</w:t>
       </w:r>
     </w:p>
     <w:p>
@@ -11313,7 +11441,7 @@
           <w:sz w:val="18"/>
           <w:szCs w:val="18"/>
         </w:rPr>
-        <w:t xml:space="preserve">Titular: BIM Management · $600 · 2 meses   ·   Descripción: El módulo más corto</w:t>
+        <w:t xml:space="preserve">Titular: BIM Management · 2 meses   ·   Descripción: El módulo más corto</w:t>
       </w:r>
     </w:p>
     <w:p>
@@ -11636,7 +11764,7 @@
                 <w:sz w:val="18"/>
                 <w:szCs w:val="18"/>
               </w:rPr>
-              <w:t xml:space="preserve">BIM MANAGER 4D-5D · $600 · 2 MESES</w:t>
+              <w:t xml:space="preserve">BIM MANAGER 4D-5D · 2 MESES</w:t>
             </w:r>
           </w:p>
         </w:tc>
@@ -12062,7 +12190,7 @@
                 <w:sz w:val="18"/>
                 <w:szCs w:val="18"/>
               </w:rPr>
-              <w:t xml:space="preserve">«Link en la bio» — el CTA es el boton del formulario, decir otra cosa manda a la gente fuera del anuncio. Tampoco el precio de la ruta completa.</w:t>
+              <w:t xml:space="preserve">NINGÚN precio, ni del módulo ni de la ruta. Ni en el copy, ni en el titular, ni en la imagen. El Máster se decide en conversación: el precio lo da el asesor en la llamada, cuando ya sabe qué módulo le toca a esa persona.</w:t>
             </w:r>
           </w:p>
         </w:tc>
@@ -12130,7 +12258,7 @@
           <w:sz w:val="21"/>
           <w:szCs w:val="21"/>
         </w:rPr>
-        <w:t xml:space="preserve">$900 · 3 meses · 15 s</w:t>
+        <w:t xml:space="preserve">3 meses · 15 s</w:t>
       </w:r>
     </w:p>
     <w:p>
@@ -12291,7 +12419,7 @@
           <w:sz w:val="18"/>
           <w:szCs w:val="18"/>
         </w:rPr>
-        <w:t xml:space="preserve">Institute. $900.</w:t>
+        <w:t xml:space="preserve">Institute.</w:t>
       </w:r>
     </w:p>
     <w:p>
@@ -12325,7 +12453,7 @@
           <w:sz w:val="18"/>
           <w:szCs w:val="18"/>
         </w:rPr>
-        <w:t xml:space="preserve">Llena el formulario y te decimos si este es tu módulo.</w:t>
+        <w:t xml:space="preserve">Llena el formulario y un asesor te dice si este es tu módulo.</w:t>
       </w:r>
     </w:p>
     <w:p>
@@ -12343,7 +12471,7 @@
           <w:sz w:val="18"/>
           <w:szCs w:val="18"/>
         </w:rPr>
-        <w:t xml:space="preserve">Titular: BIM + IA · $900 · 3 meses   ·   Descripción: Dynamo, Python e IA</w:t>
+        <w:t xml:space="preserve">Titular: BIM + IA · 3 meses   ·   Descripción: Dynamo, Python e IA</w:t>
       </w:r>
     </w:p>
     <w:p>
@@ -12666,7 +12794,7 @@
                 <w:sz w:val="18"/>
                 <w:szCs w:val="18"/>
               </w:rPr>
-              <w:t xml:space="preserve">ESPECIALISTA BIM + IA · $900 · 3 MESES</w:t>
+              <w:t xml:space="preserve">ESPECIALISTA BIM + IA · 3 MESES</w:t>
             </w:r>
           </w:p>
         </w:tc>
@@ -13092,7 +13220,7 @@
                 <w:sz w:val="18"/>
                 <w:szCs w:val="18"/>
               </w:rPr>
-              <w:t xml:space="preserve">«Link en la bio» — el CTA es el boton del formulario, decir otra cosa manda a la gente fuera del anuncio. Tampoco el precio de la ruta completa.</w:t>
+              <w:t xml:space="preserve">NINGÚN precio, ni del módulo ni de la ruta. Ni en el copy, ni en el titular, ni en la imagen. El Máster se decide en conversación: el precio lo da el asesor en la llamada, cuando ya sabe qué módulo le toca a esa persona.</w:t>
             </w:r>
           </w:p>
         </w:tc>
@@ -13140,7 +13268,7 @@
           <w:sz w:val="26"/>
           <w:szCs w:val="26"/>
         </w:rPr>
-        <w:t xml:space="preserve">▸ ESPECIALIZACION EN ACERO (relanzamiento)</w:t>
+        <w:t xml:space="preserve">▸ ESPECIALIZACIÓN EN ACERO (relanzamiento) — $200 USD, el precio SÍ va en el anuncio</w:t>
       </w:r>
     </w:p>
     <w:p>
@@ -13181,6 +13309,40 @@
           <w:left w:val="single" w:color="B9C6D3" w:sz="14" w:space="8"/>
         </w:pBdr>
         <w:shd w:fill="F7F9FB" w:val="clear"/>
+        <w:spacing w:after="0"/>
+      </w:pPr>
+      <w:r>
+        <w:rPr>
+          <w:rFonts w:ascii="Consolas" w:cs="Consolas" w:eastAsia="Consolas" w:hAnsi="Consolas"/>
+          <w:sz w:val="18"/>
+          <w:szCs w:val="18"/>
+        </w:rPr>
+        <w:t xml:space="preserve">de la cuenta ($0.48-0.67): se replica igual, solo refrescando la imagen. Boton → WhatsApp.</w:t>
+      </w:r>
+    </w:p>
+    <w:p>
+      <w:pPr>
+        <w:pBdr>
+          <w:left w:val="single" w:color="B9C6D3" w:sz="14" w:space="8"/>
+        </w:pBdr>
+        <w:shd w:fill="F7F9FB" w:val="clear"/>
+        <w:spacing w:after="0"/>
+      </w:pPr>
+      <w:r>
+        <w:rPr>
+          <w:rFonts w:ascii="Consolas" w:cs="Consolas" w:eastAsia="Consolas" w:hAnsi="Consolas"/>
+          <w:sz w:val="18"/>
+          <w:szCs w:val="18"/>
+        </w:rPr>
+        <w:t xml:space="preserve">PRECIO: $200 USD va en el copy y en la imagen. Es lo contrario del Máster — aquí la cifra</w:t>
+      </w:r>
+    </w:p>
+    <w:p>
+      <w:pPr>
+        <w:pBdr>
+          <w:left w:val="single" w:color="B9C6D3" w:sz="14" w:space="8"/>
+        </w:pBdr>
+        <w:shd w:fill="F7F9FB" w:val="clear"/>
         <w:spacing w:after="140"/>
       </w:pPr>
       <w:r>
@@ -13189,7 +13351,7 @@
           <w:sz w:val="18"/>
           <w:szCs w:val="18"/>
         </w:rPr>
-        <w:t xml:space="preserve">de la cuenta ($0.48-0.67): se replica igual, solo refrescando la imagen. Boton → WhatsApp.</w:t>
+        <w:t xml:space="preserve">ayuda: $200 se decide sin llamada y ponerla ahorra la mitad de las conversaciones del setter.</w:t>
       </w:r>
     </w:p>
     <w:p>
@@ -13247,6 +13409,23 @@
           <w:left w:val="single" w:color="B9C6D3" w:sz="14" w:space="8"/>
         </w:pBdr>
         <w:shd w:fill="F7F9FB" w:val="clear"/>
+        <w:spacing w:after="0"/>
+      </w:pPr>
+      <w:r>
+        <w:rPr>
+          <w:rFonts w:ascii="Consolas" w:cs="Consolas" w:eastAsia="Consolas" w:hAnsi="Consolas"/>
+          <w:sz w:val="18"/>
+          <w:szCs w:val="18"/>
+        </w:rPr>
+        <w:t xml:space="preserve">prueba como anuncio con la misma imagen. Boton → WhatsApp. Cierra con «Especialización en Acero</w:t>
+      </w:r>
+    </w:p>
+    <w:p>
+      <w:pPr>
+        <w:pBdr>
+          <w:left w:val="single" w:color="B9C6D3" w:sz="14" w:space="8"/>
+        </w:pBdr>
+        <w:shd w:fill="F7F9FB" w:val="clear"/>
         <w:spacing w:after="140"/>
       </w:pPr>
       <w:r>
@@ -13255,7 +13434,7 @@
           <w:sz w:val="18"/>
           <w:szCs w:val="18"/>
         </w:rPr>
-        <w:t xml:space="preserve">prueba como anuncio con la misma imagen. Boton → WhatsApp.</w:t>
+        <w:t xml:space="preserve">· $200 USD» y botón a WhatsApp.</w:t>
       </w:r>
     </w:p>
     <w:p>
@@ -13313,6 +13492,23 @@
           <w:left w:val="single" w:color="B9C6D3" w:sz="14" w:space="8"/>
         </w:pBdr>
         <w:shd w:fill="F7F9FB" w:val="clear"/>
+        <w:spacing w:after="0"/>
+      </w:pPr>
+      <w:r>
+        <w:rPr>
+          <w:rFonts w:ascii="Consolas" w:cs="Consolas" w:eastAsia="Consolas" w:hAnsi="Consolas"/>
+          <w:sz w:val="18"/>
+          <w:szCs w:val="18"/>
+        </w:rPr>
+        <w:t xml:space="preserve">organico de la guia hizo 49 comentarios: el gancho esta validado. En la tarjeta de cierre va el</w:t>
+      </w:r>
+    </w:p>
+    <w:p>
+      <w:pPr>
+        <w:pBdr>
+          <w:left w:val="single" w:color="B9C6D3" w:sz="14" w:space="8"/>
+        </w:pBdr>
+        <w:shd w:fill="F7F9FB" w:val="clear"/>
         <w:spacing w:after="140"/>
       </w:pPr>
       <w:r>
@@ -13321,7 +13517,7 @@
           <w:sz w:val="18"/>
           <w:szCs w:val="18"/>
         </w:rPr>
-        <w:t xml:space="preserve">organico de la guia hizo 49 comentarios: el gancho esta validado.</w:t>
+        <w:t xml:space="preserve">precio: $200 USD. El lead magnet abre y el precio cierra, en la misma pieza.</w:t>
       </w:r>
     </w:p>
     <w:p>
@@ -16571,6 +16767,3639 @@
           <w:bCs/>
           <w:color w:val="0E2438"/>
         </w:rPr>
+        <w:t xml:space="preserve">5b · LEAD MAGNETS — los 3 recursos nuevos</w:t>
+      </w:r>
+    </w:p>
+    <w:p>
+      <w:pPr>
+        <w:pBdr>
+          <w:left w:val="single" w:color="C96A1C" w:sz="18" w:space="8"/>
+        </w:pBdr>
+        <w:shd w:fill="F4F7FA" w:val="clear"/>
+        <w:spacing w:after="100"/>
+      </w:pPr>
+      <w:r>
+        <w:rPr>
+          <w:i/>
+          <w:iCs/>
+          <w:color w:val="5A6B7B"/>
+          <w:sz w:val="20"/>
+          <w:szCs w:val="20"/>
+        </w:rPr>
+        <w:t xml:space="preserve">Ningún CTA sale al aire sin su recurso VIVO y su disparador montado el día de la publicación. Si el recurso no llegó a tiempo NO se aplaza la pieza: se publica con el CTA de reemplazo. Prometer y no entregar cuesta más que cambiar la palabra.</w:t>
+      </w:r>
+    </w:p>
+    <w:p>
+      <w:pPr>
+        <w:spacing w:after="100" w:before="280"/>
+      </w:pPr>
+      <w:r>
+        <w:rPr>
+          <w:b/>
+          <w:bCs/>
+          <w:color w:val="C96A1C"/>
+          <w:sz w:val="26"/>
+          <w:szCs w:val="26"/>
+        </w:rPr>
+        <w:t xml:space="preserve">▸ Guía «Revit + ChatGPT: resuelve errores con IA»  ·  palabra: GUIA</w:t>
+      </w:r>
+    </w:p>
+    <w:p>
+      <w:pPr>
+        <w:spacing w:after="80"/>
+        <w:rPr>
+          <w:b/>
+          <w:bCs/>
+          <w:color w:val="A33B2A"/>
+        </w:rPr>
+      </w:pPr>
+      <w:r>
+        <w:rPr>
+          <w:b/>
+          <w:bCs/>
+          <w:color w:val="A33B2A"/>
+          <w:sz w:val="21"/>
+          <w:szCs w:val="21"/>
+        </w:rPr>
+        <w:t xml:space="preserve">POR CREAR — se necesita VIVO el lunes 8</w:t>
+      </w:r>
+    </w:p>
+    <w:p>
+      <w:pPr>
+        <w:spacing w:after="80"/>
+        <w:rPr>
+          <w:b/>
+          <w:bCs/>
+          <w:sz w:val="24"/>
+          <w:szCs w:val="24"/>
+        </w:rPr>
+      </w:pPr>
+      <w:r>
+        <w:rPr>
+          <w:b/>
+          <w:bCs/>
+          <w:sz w:val="24"/>
+          <w:szCs w:val="24"/>
+        </w:rPr>
+        <w:t xml:space="preserve">Los 10 errores de Revit que más tiempo hacen perder, y el prompt exacto que los resuelve — con la advertencia de cuándo NO hacerle caso a la respuesta.</w:t>
+      </w:r>
+    </w:p>
+    <w:tbl>
+      <w:tblPr>
+        <w:tblW w:type="dxa" w:w="9000"/>
+        <w:tblBorders>
+          <w:top w:val="single" w:color="auto" w:sz="4"/>
+          <w:left w:val="single" w:color="auto" w:sz="4"/>
+          <w:bottom w:val="single" w:color="auto" w:sz="4"/>
+          <w:right w:val="single" w:color="auto" w:sz="4"/>
+          <w:insideH w:val="single" w:color="auto" w:sz="4"/>
+          <w:insideV w:val="single" w:color="auto" w:sz="4"/>
+        </w:tblBorders>
+      </w:tblPr>
+      <w:tblGrid>
+        <w:gridCol w:w="2000"/>
+        <w:gridCol w:w="7000"/>
+      </w:tblGrid>
+      <w:tr>
+        <w:trPr>
+          <w:tblHeader/>
+        </w:trPr>
+        <w:tc>
+          <w:tcPr>
+            <w:tcW w:type="dxa" w:w="2000"/>
+            <w:shd w:fill="0E2438" w:val="clear"/>
+          </w:tcPr>
+          <w:p>
+            <w:r>
+              <w:rPr>
+                <w:b/>
+                <w:bCs/>
+                <w:color w:val="FFFFFF"/>
+                <w:sz w:val="18"/>
+                <w:szCs w:val="18"/>
+              </w:rPr>
+              <w:t xml:space="preserve">Campo</w:t>
+            </w:r>
+          </w:p>
+        </w:tc>
+        <w:tc>
+          <w:tcPr>
+            <w:tcW w:type="dxa" w:w="7000"/>
+            <w:shd w:fill="0E2438" w:val="clear"/>
+          </w:tcPr>
+          <w:p>
+            <w:r>
+              <w:rPr>
+                <w:b/>
+                <w:bCs/>
+                <w:color w:val="FFFFFF"/>
+                <w:sz w:val="18"/>
+                <w:szCs w:val="18"/>
+              </w:rPr>
+              <w:t xml:space="preserve">Detalle</w:t>
+            </w:r>
+          </w:p>
+        </w:tc>
+      </w:tr>
+      <w:tr>
+        <w:tc>
+          <w:tcPr>
+            <w:tcW w:type="dxa" w:w="2000"/>
+          </w:tcPr>
+          <w:p>
+            <w:r>
+              <w:rPr>
+                <w:sz w:val="18"/>
+                <w:szCs w:val="18"/>
+              </w:rPr>
+              <w:t xml:space="preserve">Formato</w:t>
+            </w:r>
+          </w:p>
+        </w:tc>
+        <w:tc>
+          <w:tcPr>
+            <w:tcW w:type="dxa" w:w="7000"/>
+          </w:tcPr>
+          <w:p>
+            <w:r>
+              <w:rPr>
+                <w:sz w:val="18"/>
+                <w:szCs w:val="18"/>
+              </w:rPr>
+              <w:t xml:space="preserve">PDF de 10-12 páginas</w:t>
+            </w:r>
+          </w:p>
+        </w:tc>
+      </w:tr>
+      <w:tr>
+        <w:tc>
+          <w:tcPr>
+            <w:tcW w:type="dxa" w:w="2000"/>
+          </w:tcPr>
+          <w:p>
+            <w:r>
+              <w:rPr>
+                <w:sz w:val="18"/>
+                <w:szCs w:val="18"/>
+              </w:rPr>
+              <w:t xml:space="preserve">Cuándo</w:t>
+            </w:r>
+          </w:p>
+        </w:tc>
+        <w:tc>
+          <w:tcPr>
+            <w:tcW w:type="dxa" w:w="7000"/>
+          </w:tcPr>
+          <w:p>
+            <w:r>
+              <w:rPr>
+                <w:sz w:val="18"/>
+                <w:szCs w:val="18"/>
+              </w:rPr>
+              <w:t xml:space="preserve">Semana 1. Es el más urgente de los tres: hay un reel el miércoles 9 cuyo CTA ya lo promete.</w:t>
+            </w:r>
+          </w:p>
+        </w:tc>
+      </w:tr>
+      <w:tr>
+        <w:tc>
+          <w:tcPr>
+            <w:tcW w:type="dxa" w:w="2000"/>
+          </w:tcPr>
+          <w:p>
+            <w:r>
+              <w:rPr>
+                <w:sz w:val="18"/>
+                <w:szCs w:val="18"/>
+              </w:rPr>
+              <w:t xml:space="preserve">Para quién</w:t>
+            </w:r>
+          </w:p>
+        </w:tc>
+        <w:tc>
+          <w:tcPr>
+            <w:tcW w:type="dxa" w:w="7000"/>
+          </w:tcPr>
+          <w:p>
+            <w:r>
+              <w:rPr>
+                <w:sz w:val="18"/>
+                <w:szCs w:val="18"/>
+              </w:rPr>
+              <w:t xml:space="preserve">Quien ya usa Revit todos los días y pierde tardes enteras buscando en foros.</w:t>
+            </w:r>
+          </w:p>
+        </w:tc>
+      </w:tr>
+      <w:tr>
+        <w:tc>
+          <w:tcPr>
+            <w:tcW w:type="dxa" w:w="2000"/>
+          </w:tcPr>
+          <w:p>
+            <w:r>
+              <w:rPr>
+                <w:sz w:val="18"/>
+                <w:szCs w:val="18"/>
+              </w:rPr>
+              <w:t xml:space="preserve">Por qué este</w:t>
+            </w:r>
+          </w:p>
+        </w:tc>
+        <w:tc>
+          <w:tcPr>
+            <w:tcW w:type="dxa" w:w="7000"/>
+          </w:tcPr>
+          <w:p>
+            <w:r>
+              <w:rPr>
+                <w:sz w:val="18"/>
+                <w:szCs w:val="18"/>
+              </w:rPr>
+              <w:t xml:space="preserve">El reel «Valor 6» cuenta exactamente esto — un error de Revit resuelto con ChatGPT en vez de dos horas de foro — y es la pieza base del miércoles 9. El recurso no se inventa para llenar un hueco: se crea porque ya hay una pieza que lo pide.</w:t>
+            </w:r>
+          </w:p>
+        </w:tc>
+      </w:tr>
+    </w:tbl>
+    <w:p>
+      <w:pPr>
+        <w:spacing w:after="80"/>
+        <w:rPr>
+          <w:b/>
+          <w:bCs/>
+          <w:color w:val="5A6B7B"/>
+          <w:sz w:val="16"/>
+          <w:szCs w:val="16"/>
+        </w:rPr>
+      </w:pPr>
+      <w:r>
+        <w:rPr>
+          <w:b/>
+          <w:bCs/>
+          <w:color w:val="5A6B7B"/>
+          <w:sz w:val="16"/>
+          <w:szCs w:val="16"/>
+        </w:rPr>
+        <w:t xml:space="preserve">QUÉ LLEVA DENTRO</w:t>
+      </w:r>
+    </w:p>
+    <w:p>
+      <w:pPr>
+        <w:spacing w:after="80"/>
+      </w:pPr>
+      <w:r>
+        <w:rPr>
+          <w:sz w:val="21"/>
+          <w:szCs w:val="21"/>
+        </w:rPr>
+        <w:t xml:space="preserve">· Los 10 errores: qué dice Revit, qué significa de verdad y qué lo causa.</w:t>
+      </w:r>
+    </w:p>
+    <w:p>
+      <w:pPr>
+        <w:spacing w:after="80"/>
+      </w:pPr>
+      <w:r>
+        <w:rPr>
+          <w:sz w:val="21"/>
+          <w:szCs w:val="21"/>
+        </w:rPr>
+        <w:t xml:space="preserve">· El prompt exacto para cada uno, escrito para copiar y pegar, con el contexto que hay que darle a ChatGPT para que la respuesta sirva (versión, disciplina, qué se intentó ya).</w:t>
+      </w:r>
+    </w:p>
+    <w:p>
+      <w:pPr>
+        <w:spacing w:after="80"/>
+      </w:pPr>
+      <w:r>
+        <w:rPr>
+          <w:sz w:val="21"/>
+          <w:szCs w:val="21"/>
+        </w:rPr>
+        <w:t xml:space="preserve">· Cómo pegar el mensaje de error completo sin filtrar datos del cliente — se tapan nombres de proyecto y rutas antes de pegar nada.</w:t>
+      </w:r>
+    </w:p>
+    <w:p>
+      <w:pPr>
+        <w:spacing w:after="80"/>
+      </w:pPr>
+      <w:r>
+        <w:rPr>
+          <w:sz w:val="21"/>
+          <w:szCs w:val="21"/>
+        </w:rPr>
+        <w:t xml:space="preserve">· La página que más importa: CÓMO VERIFICAR LA RESPUESTA. Tres comprobaciones antes de aplicar lo que dijo la máquina en un modelo que alguien va a firmar.</w:t>
+      </w:r>
+    </w:p>
+    <w:p>
+      <w:pPr>
+        <w:spacing w:after="80"/>
+      </w:pPr>
+      <w:r>
+        <w:rPr>
+          <w:sz w:val="21"/>
+          <w:szCs w:val="21"/>
+        </w:rPr>
+        <w:t xml:space="preserve">· Qué NO preguntarle: dimensionamiento, cumplimiento de norma y cualquier decisión que termine en una firma.</w:t>
+      </w:r>
+    </w:p>
+    <w:p>
+      <w:pPr>
+        <w:spacing w:after="80"/>
+        <w:rPr>
+          <w:b/>
+          <w:bCs/>
+          <w:color w:val="5A6B7B"/>
+          <w:sz w:val="16"/>
+          <w:szCs w:val="16"/>
+        </w:rPr>
+      </w:pPr>
+      <w:r>
+        <w:rPr>
+          <w:b/>
+          <w:bCs/>
+          <w:color w:val="5A6B7B"/>
+          <w:sz w:val="16"/>
+          <w:szCs w:val="16"/>
+        </w:rPr>
+        <w:t xml:space="preserve">NOTAS DE PRODUCCIÓN</w:t>
+      </w:r>
+    </w:p>
+    <w:p>
+      <w:pPr>
+        <w:spacing w:after="80"/>
+        <w:rPr>
+          <w:i/>
+          <w:iCs/>
+        </w:rPr>
+      </w:pPr>
+      <w:r>
+        <w:rPr>
+          <w:i/>
+          <w:iCs/>
+          <w:sz w:val="21"/>
+          <w:szCs w:val="21"/>
+        </w:rPr>
+        <w:t xml:space="preserve">· Los 10 errores salen de casos reales, no de una lista de internet: se sacan del soporte de los cursos y de lo que pregunta la gente en la comunidad.</w:t>
+      </w:r>
+    </w:p>
+    <w:p>
+      <w:pPr>
+        <w:spacing w:after="80"/>
+        <w:rPr>
+          <w:i/>
+          <w:iCs/>
+        </w:rPr>
+      </w:pPr>
+      <w:r>
+        <w:rPr>
+          <w:i/>
+          <w:iCs/>
+          <w:sz w:val="21"/>
+          <w:szCs w:val="21"/>
+        </w:rPr>
+        <w:t xml:space="preserve">· Cada prompt se prueba antes de entrar a la guía. Si alguien lo copia y no da lo que promete, la guía deja de valer y de paso nos deja mal.</w:t>
+      </w:r>
+    </w:p>
+    <w:p>
+      <w:pPr>
+        <w:spacing w:after="80"/>
+        <w:rPr>
+          <w:i/>
+          <w:iCs/>
+        </w:rPr>
+      </w:pPr>
+      <w:r>
+        <w:rPr>
+          <w:i/>
+          <w:iCs/>
+          <w:sz w:val="21"/>
+          <w:szCs w:val="21"/>
+        </w:rPr>
+        <w:t xml:space="preserve">· Disclaimer educativo en la última página, igual que en la Calculadora de Zapatas.</w:t>
+      </w:r>
+    </w:p>
+    <w:p>
+      <w:pPr>
+        <w:spacing w:after="80"/>
+        <w:rPr>
+          <w:b/>
+          <w:bCs/>
+          <w:color w:val="5A6B7B"/>
+          <w:sz w:val="16"/>
+          <w:szCs w:val="16"/>
+        </w:rPr>
+      </w:pPr>
+      <w:r>
+        <w:rPr>
+          <w:b/>
+          <w:bCs/>
+          <w:color w:val="5A6B7B"/>
+          <w:sz w:val="16"/>
+          <w:szCs w:val="16"/>
+        </w:rPr>
+        <w:t xml:space="preserve">CONFIGURACIÓN EN GOHIGHLEVEL</w:t>
+      </w:r>
+    </w:p>
+    <w:tbl>
+      <w:tblPr>
+        <w:tblW w:type="dxa" w:w="9000"/>
+        <w:tblBorders>
+          <w:top w:val="single" w:color="auto" w:sz="4"/>
+          <w:left w:val="single" w:color="auto" w:sz="4"/>
+          <w:bottom w:val="single" w:color="auto" w:sz="4"/>
+          <w:right w:val="single" w:color="auto" w:sz="4"/>
+          <w:insideH w:val="single" w:color="auto" w:sz="4"/>
+          <w:insideV w:val="single" w:color="auto" w:sz="4"/>
+        </w:tblBorders>
+      </w:tblPr>
+      <w:tblGrid>
+        <w:gridCol w:w="2400"/>
+        <w:gridCol w:w="6600"/>
+      </w:tblGrid>
+      <w:tr>
+        <w:trPr>
+          <w:tblHeader/>
+        </w:trPr>
+        <w:tc>
+          <w:tcPr>
+            <w:tcW w:type="dxa" w:w="2400"/>
+            <w:shd w:fill="0E2438" w:val="clear"/>
+          </w:tcPr>
+          <w:p>
+            <w:r>
+              <w:rPr>
+                <w:b/>
+                <w:bCs/>
+                <w:color w:val="FFFFFF"/>
+                <w:sz w:val="18"/>
+                <w:szCs w:val="18"/>
+              </w:rPr>
+              <w:t xml:space="preserve">Campo</w:t>
+            </w:r>
+          </w:p>
+        </w:tc>
+        <w:tc>
+          <w:tcPr>
+            <w:tcW w:type="dxa" w:w="6600"/>
+            <w:shd w:fill="0E2438" w:val="clear"/>
+          </w:tcPr>
+          <w:p>
+            <w:r>
+              <w:rPr>
+                <w:b/>
+                <w:bCs/>
+                <w:color w:val="FFFFFF"/>
+                <w:sz w:val="18"/>
+                <w:szCs w:val="18"/>
+              </w:rPr>
+              <w:t xml:space="preserve">Valor</w:t>
+            </w:r>
+          </w:p>
+        </w:tc>
+      </w:tr>
+      <w:tr>
+        <w:tc>
+          <w:tcPr>
+            <w:tcW w:type="dxa" w:w="2400"/>
+          </w:tcPr>
+          <w:p>
+            <w:r>
+              <w:rPr>
+                <w:sz w:val="18"/>
+                <w:szCs w:val="18"/>
+              </w:rPr>
+              <w:t xml:space="preserve">Palabra clave</w:t>
+            </w:r>
+          </w:p>
+        </w:tc>
+        <w:tc>
+          <w:tcPr>
+            <w:tcW w:type="dxa" w:w="6600"/>
+          </w:tcPr>
+          <w:p>
+            <w:r>
+              <w:rPr>
+                <w:sz w:val="18"/>
+                <w:szCs w:val="18"/>
+              </w:rPr>
+              <w:t xml:space="preserve">GUIA</w:t>
+            </w:r>
+          </w:p>
+        </w:tc>
+      </w:tr>
+      <w:tr>
+        <w:tc>
+          <w:tcPr>
+            <w:tcW w:type="dxa" w:w="2400"/>
+          </w:tcPr>
+          <w:p>
+            <w:r>
+              <w:rPr>
+                <w:sz w:val="18"/>
+                <w:szCs w:val="18"/>
+              </w:rPr>
+              <w:t xml:space="preserve">Etiquetas</w:t>
+            </w:r>
+          </w:p>
+        </w:tc>
+        <w:tc>
+          <w:tcPr>
+            <w:tcW w:type="dxa" w:w="6600"/>
+          </w:tcPr>
+          <w:p>
+            <w:r>
+              <w:rPr>
+                <w:sz w:val="18"/>
+                <w:szCs w:val="18"/>
+              </w:rPr>
+              <w:t xml:space="preserve">lead-revit-ia · origen-bot-GUIA</w:t>
+            </w:r>
+          </w:p>
+        </w:tc>
+      </w:tr>
+      <w:tr>
+        <w:tc>
+          <w:tcPr>
+            <w:tcW w:type="dxa" w:w="2400"/>
+          </w:tcPr>
+          <w:p>
+            <w:r>
+              <w:rPr>
+                <w:sz w:val="18"/>
+                <w:szCs w:val="18"/>
+              </w:rPr>
+              <w:t xml:space="preserve">Pregunta de perfil</w:t>
+            </w:r>
+          </w:p>
+        </w:tc>
+        <w:tc>
+          <w:tcPr>
+            <w:tcW w:type="dxa" w:w="6600"/>
+          </w:tcPr>
+          <w:p>
+            <w:r>
+              <w:rPr>
+                <w:sz w:val="18"/>
+                <w:szCs w:val="18"/>
+              </w:rPr>
+              <w:t xml:space="preserve">¿Qué usas hoy para resolver un error de Revit?</w:t>
+            </w:r>
+          </w:p>
+        </w:tc>
+      </w:tr>
+      <w:tr>
+        <w:tc>
+          <w:tcPr>
+            <w:tcW w:type="dxa" w:w="2400"/>
+          </w:tcPr>
+          <w:p>
+            <w:r>
+              <w:rPr>
+                <w:sz w:val="18"/>
+                <w:szCs w:val="18"/>
+              </w:rPr>
+              <w:t xml:space="preserve">Entrega</w:t>
+            </w:r>
+          </w:p>
+        </w:tc>
+        <w:tc>
+          <w:tcPr>
+            <w:tcW w:type="dxa" w:w="6600"/>
+          </w:tcPr>
+          <w:p>
+            <w:r>
+              <w:rPr>
+                <w:sz w:val="18"/>
+                <w:szCs w:val="18"/>
+              </w:rPr>
+              <w:t xml:space="preserve">Botón de descarga en la página de gracias.</w:t>
+            </w:r>
+          </w:p>
+        </w:tc>
+      </w:tr>
+      <w:tr>
+        <w:tc>
+          <w:tcPr>
+            <w:tcW w:type="dxa" w:w="2400"/>
+          </w:tcPr>
+          <w:p>
+            <w:r>
+              <w:rPr>
+                <w:sz w:val="18"/>
+                <w:szCs w:val="18"/>
+              </w:rPr>
+              <w:t xml:space="preserve">Puente</w:t>
+            </w:r>
+          </w:p>
+        </w:tc>
+        <w:tc>
+          <w:tcPr>
+            <w:tcW w:type="dxa" w:w="6600"/>
+          </w:tcPr>
+          <w:p>
+            <w:r>
+              <w:rPr>
+                <w:sz w:val="18"/>
+                <w:szCs w:val="18"/>
+              </w:rPr>
+              <w:t xml:space="preserve">Correo 3 lleva al módulo BIM + IA — sin precio, con «agenda una cita».</w:t>
+            </w:r>
+          </w:p>
+        </w:tc>
+      </w:tr>
+      <w:tr>
+        <w:tc>
+          <w:tcPr>
+            <w:tcW w:type="dxa" w:w="2400"/>
+          </w:tcPr>
+          <w:p>
+            <w:r>
+              <w:rPr>
+                <w:sz w:val="18"/>
+                <w:szCs w:val="18"/>
+              </w:rPr>
+              <w:t xml:space="preserve">Reemplazo si no llega</w:t>
+            </w:r>
+          </w:p>
+        </w:tc>
+        <w:tc>
+          <w:tcPr>
+            <w:tcW w:type="dxa" w:w="6600"/>
+          </w:tcPr>
+          <w:p>
+            <w:r>
+              <w:rPr>
+                <w:sz w:val="18"/>
+                <w:szCs w:val="18"/>
+              </w:rPr>
+              <w:t xml:space="preserve">El CTA cambia a GPT IA Pro, que ya existe y está montado.</w:t>
+            </w:r>
+          </w:p>
+        </w:tc>
+      </w:tr>
+    </w:tbl>
+    <w:p>
+      <w:pPr>
+        <w:spacing w:after="80" w:before="200"/>
+      </w:pPr>
+      <w:r>
+        <w:rPr>
+          <w:b/>
+          <w:bCs/>
+          <w:color w:val="0E2438"/>
+          <w:sz w:val="22"/>
+          <w:szCs w:val="22"/>
+        </w:rPr>
+        <w:t xml:space="preserve">Post de lanzamiento · Mar 8 · REEL (grabar) — EXTRA de lanzamiento</w:t>
+      </w:r>
+    </w:p>
+    <w:p>
+      <w:pPr>
+        <w:spacing w:after="80"/>
+        <w:rPr>
+          <w:i/>
+          <w:iCs/>
+          <w:color w:val="5A6B7B"/>
+        </w:rPr>
+      </w:pPr>
+      <w:r>
+        <w:rPr>
+          <w:i/>
+          <w:iCs/>
+          <w:color w:val="5A6B7B"/>
+          <w:sz w:val="21"/>
+          <w:szCs w:val="21"/>
+        </w:rPr>
+        <w:t xml:space="preserve">Redes: Instagram + Facebook + TikTok</w:t>
+      </w:r>
+    </w:p>
+    <w:p>
+      <w:pPr>
+        <w:pBdr>
+          <w:left w:val="single" w:color="B9C6D3" w:sz="14" w:space="8"/>
+        </w:pBdr>
+        <w:shd w:fill="F7F9FB" w:val="clear"/>
+        <w:spacing w:after="140"/>
+      </w:pPr>
+      <w:r>
+        <w:rPr>
+          <w:rFonts w:ascii="Consolas" w:cs="Consolas" w:eastAsia="Consolas" w:hAnsi="Consolas"/>
+          <w:sz w:val="18"/>
+          <w:szCs w:val="18"/>
+        </w:rPr>
+        <w:t xml:space="preserve">Llevo dos horas en un foro por un error que ChatGPT me resolvió en cuarenta segundos.</w:t>
+      </w:r>
+    </w:p>
+    <w:p>
+      <w:pPr>
+        <w:pBdr>
+          <w:left w:val="single" w:color="B9C6D3" w:sz="14" w:space="8"/>
+        </w:pBdr>
+        <w:shd w:fill="F7F9FB" w:val="clear"/>
+        <w:spacing w:after="0"/>
+      </w:pPr>
+      <w:r>
+        <w:rPr>
+          <w:rFonts w:ascii="Consolas" w:cs="Consolas" w:eastAsia="Consolas" w:hAnsi="Consolas"/>
+          <w:sz w:val="18"/>
+          <w:szCs w:val="18"/>
+        </w:rPr>
+        <w:t xml:space="preserve">Ese error de Revit que te frena la tarde casi siempre está mal explicado por el propio mensaje:</w:t>
+      </w:r>
+    </w:p>
+    <w:p>
+      <w:pPr>
+        <w:pBdr>
+          <w:left w:val="single" w:color="B9C6D3" w:sz="14" w:space="8"/>
+        </w:pBdr>
+        <w:shd w:fill="F7F9FB" w:val="clear"/>
+        <w:spacing w:after="0"/>
+      </w:pPr>
+      <w:r>
+        <w:rPr>
+          <w:rFonts w:ascii="Consolas" w:cs="Consolas" w:eastAsia="Consolas" w:hAnsi="Consolas"/>
+          <w:sz w:val="18"/>
+          <w:szCs w:val="18"/>
+        </w:rPr>
+        <w:t xml:space="preserve">dice una cosa y el problema es otra.</w:t>
+      </w:r>
+    </w:p>
+    <w:p>
+      <w:pPr>
+        <w:pBdr>
+          <w:left w:val="single" w:color="B9C6D3" w:sz="14" w:space="8"/>
+        </w:pBdr>
+        <w:shd w:fill="F7F9FB" w:val="clear"/>
+        <w:spacing w:after="0"/>
+      </w:pPr>
+      <w:r>
+        <w:rPr>
+          <w:rFonts w:ascii="Consolas" w:cs="Consolas" w:eastAsia="Consolas" w:hAnsi="Consolas"/>
+          <w:sz w:val="18"/>
+          <w:szCs w:val="18"/>
+        </w:rPr>
+        <w:t xml:space="preserve"> </w:t>
+      </w:r>
+    </w:p>
+    <w:p>
+      <w:pPr>
+        <w:pBdr>
+          <w:left w:val="single" w:color="B9C6D3" w:sz="14" w:space="8"/>
+        </w:pBdr>
+        <w:shd w:fill="F7F9FB" w:val="clear"/>
+        <w:spacing w:after="0"/>
+      </w:pPr>
+      <w:r>
+        <w:rPr>
+          <w:rFonts w:ascii="Consolas" w:cs="Consolas" w:eastAsia="Consolas" w:hAnsi="Consolas"/>
+          <w:sz w:val="18"/>
+          <w:szCs w:val="18"/>
+        </w:rPr>
+        <w:t xml:space="preserve">Junté los 10 que más tiempo hacen perder, con el prompt exacto para cada uno. Y una página que</w:t>
+      </w:r>
+    </w:p>
+    <w:p>
+      <w:pPr>
+        <w:pBdr>
+          <w:left w:val="single" w:color="B9C6D3" w:sz="14" w:space="8"/>
+        </w:pBdr>
+        <w:shd w:fill="F7F9FB" w:val="clear"/>
+        <w:spacing w:after="0"/>
+      </w:pPr>
+      <w:r>
+        <w:rPr>
+          <w:rFonts w:ascii="Consolas" w:cs="Consolas" w:eastAsia="Consolas" w:hAnsi="Consolas"/>
+          <w:sz w:val="18"/>
+          <w:szCs w:val="18"/>
+        </w:rPr>
+        <w:t xml:space="preserve">importa más que las otras diez: cómo verificar la respuesta antes de meterla en un modelo que</w:t>
+      </w:r>
+    </w:p>
+    <w:p>
+      <w:pPr>
+        <w:pBdr>
+          <w:left w:val="single" w:color="B9C6D3" w:sz="14" w:space="8"/>
+        </w:pBdr>
+        <w:shd w:fill="F7F9FB" w:val="clear"/>
+        <w:spacing w:after="0"/>
+      </w:pPr>
+      <w:r>
+        <w:rPr>
+          <w:rFonts w:ascii="Consolas" w:cs="Consolas" w:eastAsia="Consolas" w:hAnsi="Consolas"/>
+          <w:sz w:val="18"/>
+          <w:szCs w:val="18"/>
+        </w:rPr>
+        <w:t xml:space="preserve">vas a firmar.</w:t>
+      </w:r>
+    </w:p>
+    <w:p>
+      <w:pPr>
+        <w:pBdr>
+          <w:left w:val="single" w:color="B9C6D3" w:sz="14" w:space="8"/>
+        </w:pBdr>
+        <w:shd w:fill="F7F9FB" w:val="clear"/>
+        <w:spacing w:after="0"/>
+      </w:pPr>
+      <w:r>
+        <w:rPr>
+          <w:rFonts w:ascii="Consolas" w:cs="Consolas" w:eastAsia="Consolas" w:hAnsi="Consolas"/>
+          <w:sz w:val="18"/>
+          <w:szCs w:val="18"/>
+        </w:rPr>
+        <w:t xml:space="preserve"> </w:t>
+      </w:r>
+    </w:p>
+    <w:p>
+      <w:pPr>
+        <w:pBdr>
+          <w:left w:val="single" w:color="B9C6D3" w:sz="14" w:space="8"/>
+        </w:pBdr>
+        <w:shd w:fill="F7F9FB" w:val="clear"/>
+        <w:spacing w:after="0"/>
+      </w:pPr>
+      <w:r>
+        <w:rPr>
+          <w:rFonts w:ascii="Consolas" w:cs="Consolas" w:eastAsia="Consolas" w:hAnsi="Consolas"/>
+          <w:sz w:val="18"/>
+          <w:szCs w:val="18"/>
+        </w:rPr>
+        <w:t xml:space="preserve">Es gratis. Comenta GUIA y te llega.</w:t>
+      </w:r>
+    </w:p>
+    <w:p>
+      <w:pPr>
+        <w:pBdr>
+          <w:left w:val="single" w:color="B9C6D3" w:sz="14" w:space="8"/>
+        </w:pBdr>
+        <w:shd w:fill="F7F9FB" w:val="clear"/>
+        <w:spacing w:after="0"/>
+      </w:pPr>
+      <w:r>
+        <w:rPr>
+          <w:rFonts w:ascii="Consolas" w:cs="Consolas" w:eastAsia="Consolas" w:hAnsi="Consolas"/>
+          <w:sz w:val="18"/>
+          <w:szCs w:val="18"/>
+        </w:rPr>
+        <w:t xml:space="preserve"> </w:t>
+      </w:r>
+    </w:p>
+    <w:p>
+      <w:pPr>
+        <w:pBdr>
+          <w:left w:val="single" w:color="B9C6D3" w:sz="14" w:space="8"/>
+        </w:pBdr>
+        <w:shd w:fill="F7F9FB" w:val="clear"/>
+        <w:spacing w:after="140"/>
+      </w:pPr>
+      <w:r>
+        <w:rPr>
+          <w:rFonts w:ascii="Consolas" w:cs="Consolas" w:eastAsia="Consolas" w:hAnsi="Consolas"/>
+          <w:sz w:val="18"/>
+          <w:szCs w:val="18"/>
+        </w:rPr>
+        <w:t xml:space="preserve">¿Cuál es el error de Revit que más veces te ha tocado buscar?</w:t>
+      </w:r>
+    </w:p>
+    <w:p>
+      <w:pPr>
+        <w:spacing w:after="80"/>
+        <w:rPr>
+          <w:b/>
+          <w:bCs/>
+        </w:rPr>
+      </w:pPr>
+      <w:r>
+        <w:rPr>
+          <w:b/>
+          <w:bCs/>
+          <w:sz w:val="21"/>
+          <w:szCs w:val="21"/>
+        </w:rPr>
+        <w:t xml:space="preserve">CTA: Comenta GUIA</w:t>
+      </w:r>
+    </w:p>
+    <w:p>
+      <w:pPr>
+        <w:spacing w:after="80"/>
+        <w:rPr>
+          <w:b/>
+          <w:bCs/>
+          <w:color w:val="5A6B7B"/>
+          <w:sz w:val="16"/>
+          <w:szCs w:val="16"/>
+        </w:rPr>
+      </w:pPr>
+      <w:r>
+        <w:rPr>
+          <w:b/>
+          <w:bCs/>
+          <w:color w:val="5A6B7B"/>
+          <w:sz w:val="16"/>
+          <w:szCs w:val="16"/>
+        </w:rPr>
+        <w:t xml:space="preserve">PROMPT DE IMAGEN</w:t>
+      </w:r>
+    </w:p>
+    <w:p>
+      <w:pPr>
+        <w:pBdr>
+          <w:left w:val="single" w:color="B9C6D3" w:sz="14" w:space="8"/>
+        </w:pBdr>
+        <w:shd w:fill="F4F7FA" w:val="clear"/>
+        <w:spacing w:after="0"/>
+      </w:pPr>
+      <w:r>
+        <w:rPr>
+          <w:rFonts w:ascii="Consolas" w:cs="Consolas" w:eastAsia="Consolas" w:hAnsi="Consolas"/>
+          <w:sz w:val="18"/>
+          <w:szCs w:val="18"/>
+        </w:rPr>
+        <w:t xml:space="preserve">Imagen 1080x1350 px (4:5) para la portada del reel. Fondo azul marino #0E2438. Un cuadro de</w:t>
+      </w:r>
+    </w:p>
+    <w:p>
+      <w:pPr>
+        <w:pBdr>
+          <w:left w:val="single" w:color="B9C6D3" w:sz="14" w:space="8"/>
+        </w:pBdr>
+        <w:shd w:fill="F4F7FA" w:val="clear"/>
+        <w:spacing w:after="0"/>
+      </w:pPr>
+      <w:r>
+        <w:rPr>
+          <w:rFonts w:ascii="Consolas" w:cs="Consolas" w:eastAsia="Consolas" w:hAnsi="Consolas"/>
+          <w:sz w:val="18"/>
+          <w:szCs w:val="18"/>
+        </w:rPr>
+        <w:t xml:space="preserve">diálogo de error de software, dibujado en línea fina ámbar #E8A04A, flotando en el centro, con</w:t>
+      </w:r>
+    </w:p>
+    <w:p>
+      <w:pPr>
+        <w:pBdr>
+          <w:left w:val="single" w:color="B9C6D3" w:sz="14" w:space="8"/>
+        </w:pBdr>
+        <w:shd w:fill="F4F7FA" w:val="clear"/>
+        <w:spacing w:after="0"/>
+      </w:pPr>
+      <w:r>
+        <w:rPr>
+          <w:rFonts w:ascii="Consolas" w:cs="Consolas" w:eastAsia="Consolas" w:hAnsi="Consolas"/>
+          <w:sz w:val="18"/>
+          <w:szCs w:val="18"/>
+        </w:rPr>
+        <w:t xml:space="preserve">el texto ilegible a propósito — solo se lee la forma de la ventana y su icono de advertencia.</w:t>
+      </w:r>
+    </w:p>
+    <w:p>
+      <w:pPr>
+        <w:pBdr>
+          <w:left w:val="single" w:color="B9C6D3" w:sz="14" w:space="8"/>
+        </w:pBdr>
+        <w:shd w:fill="F4F7FA" w:val="clear"/>
+        <w:spacing w:after="0"/>
+      </w:pPr>
+      <w:r>
+        <w:rPr>
+          <w:rFonts w:ascii="Consolas" w:cs="Consolas" w:eastAsia="Consolas" w:hAnsi="Consolas"/>
+          <w:sz w:val="18"/>
+          <w:szCs w:val="18"/>
+        </w:rPr>
+        <w:t xml:space="preserve">Detrás, muy tenue, una retícula de planta de Revit. Sensación de estar trabado, no de</w:t>
+      </w:r>
+    </w:p>
+    <w:p>
+      <w:pPr>
+        <w:pBdr>
+          <w:left w:val="single" w:color="B9C6D3" w:sz="14" w:space="8"/>
+        </w:pBdr>
+        <w:shd w:fill="F4F7FA" w:val="clear"/>
+        <w:spacing w:after="0"/>
+      </w:pPr>
+      <w:r>
+        <w:rPr>
+          <w:rFonts w:ascii="Consolas" w:cs="Consolas" w:eastAsia="Consolas" w:hAnsi="Consolas"/>
+          <w:sz w:val="18"/>
+          <w:szCs w:val="18"/>
+        </w:rPr>
+        <w:t xml:space="preserve">catástrofe. Estilo Design Modeling Academy: fondo azul marino #0E2438, acentos en ámbar</w:t>
+      </w:r>
+    </w:p>
+    <w:p>
+      <w:pPr>
+        <w:pBdr>
+          <w:left w:val="single" w:color="B9C6D3" w:sz="14" w:space="8"/>
+        </w:pBdr>
+        <w:shd w:fill="F4F7FA" w:val="clear"/>
+        <w:spacing w:after="0"/>
+      </w:pPr>
+      <w:r>
+        <w:rPr>
+          <w:rFonts w:ascii="Consolas" w:cs="Consolas" w:eastAsia="Consolas" w:hAnsi="Consolas"/>
+          <w:sz w:val="18"/>
+          <w:szCs w:val="18"/>
+        </w:rPr>
+        <w:t xml:space="preserve">#E8A04A, tipografía sans-serif de palo seco muy gruesa, composición limpia y con aire, sin</w:t>
+      </w:r>
+    </w:p>
+    <w:p>
+      <w:pPr>
+        <w:pBdr>
+          <w:left w:val="single" w:color="B9C6D3" w:sz="14" w:space="8"/>
+        </w:pBdr>
+        <w:shd w:fill="F4F7FA" w:val="clear"/>
+        <w:spacing w:after="0"/>
+      </w:pPr>
+      <w:r>
+        <w:rPr>
+          <w:rFonts w:ascii="Consolas" w:cs="Consolas" w:eastAsia="Consolas" w:hAnsi="Consolas"/>
+          <w:sz w:val="18"/>
+          <w:szCs w:val="18"/>
+        </w:rPr>
+        <w:t xml:space="preserve">stock corporativo ni gente sonriendo a cámara. El texto final se monta en Canva: la IA entrega</w:t>
+      </w:r>
+    </w:p>
+    <w:p>
+      <w:pPr>
+        <w:pBdr>
+          <w:left w:val="single" w:color="B9C6D3" w:sz="14" w:space="8"/>
+        </w:pBdr>
+        <w:shd w:fill="F4F7FA" w:val="clear"/>
+        <w:spacing w:after="140"/>
+      </w:pPr>
+      <w:r>
+        <w:rPr>
+          <w:rFonts w:ascii="Consolas" w:cs="Consolas" w:eastAsia="Consolas" w:hAnsi="Consolas"/>
+          <w:sz w:val="18"/>
+          <w:szCs w:val="18"/>
+        </w:rPr>
+        <w:t xml:space="preserve">el fondo y los elementos, no las letras.</w:t>
+      </w:r>
+    </w:p>
+    <w:p>
+      <w:pPr>
+        <w:spacing w:after="100" w:before="280"/>
+      </w:pPr>
+      <w:r>
+        <w:rPr>
+          <w:b/>
+          <w:bCs/>
+          <w:color w:val="C96A1C"/>
+          <w:sz w:val="26"/>
+          <w:szCs w:val="26"/>
+        </w:rPr>
+        <w:t xml:space="preserve">▸ Pack starter de scripts Dynamo / Python para Revit  ·  palabra: DYNAMO</w:t>
+      </w:r>
+    </w:p>
+    <w:p>
+      <w:pPr>
+        <w:spacing w:after="80"/>
+        <w:rPr>
+          <w:b/>
+          <w:bCs/>
+          <w:color w:val="A33B2A"/>
+        </w:rPr>
+      </w:pPr>
+      <w:r>
+        <w:rPr>
+          <w:b/>
+          <w:bCs/>
+          <w:color w:val="A33B2A"/>
+          <w:sz w:val="21"/>
+          <w:szCs w:val="21"/>
+        </w:rPr>
+        <w:t xml:space="preserve">POR CREAR</w:t>
+      </w:r>
+    </w:p>
+    <w:p>
+      <w:pPr>
+        <w:spacing w:after="80"/>
+        <w:rPr>
+          <w:b/>
+          <w:bCs/>
+          <w:sz w:val="24"/>
+          <w:szCs w:val="24"/>
+        </w:rPr>
+      </w:pPr>
+      <w:r>
+        <w:rPr>
+          <w:b/>
+          <w:bCs/>
+          <w:sz w:val="24"/>
+          <w:szCs w:val="24"/>
+        </w:rPr>
+        <w:t xml:space="preserve">Cinco scripts que hacen en un clic lo que hoy haces a mano, con el código comentado línea por línea para que puedas cambiarlos.</w:t>
+      </w:r>
+    </w:p>
+    <w:tbl>
+      <w:tblPr>
+        <w:tblW w:type="dxa" w:w="9000"/>
+        <w:tblBorders>
+          <w:top w:val="single" w:color="auto" w:sz="4"/>
+          <w:left w:val="single" w:color="auto" w:sz="4"/>
+          <w:bottom w:val="single" w:color="auto" w:sz="4"/>
+          <w:right w:val="single" w:color="auto" w:sz="4"/>
+          <w:insideH w:val="single" w:color="auto" w:sz="4"/>
+          <w:insideV w:val="single" w:color="auto" w:sz="4"/>
+        </w:tblBorders>
+      </w:tblPr>
+      <w:tblGrid>
+        <w:gridCol w:w="2000"/>
+        <w:gridCol w:w="7000"/>
+      </w:tblGrid>
+      <w:tr>
+        <w:trPr>
+          <w:tblHeader/>
+        </w:trPr>
+        <w:tc>
+          <w:tcPr>
+            <w:tcW w:type="dxa" w:w="2000"/>
+            <w:shd w:fill="0E2438" w:val="clear"/>
+          </w:tcPr>
+          <w:p>
+            <w:r>
+              <w:rPr>
+                <w:b/>
+                <w:bCs/>
+                <w:color w:val="FFFFFF"/>
+                <w:sz w:val="18"/>
+                <w:szCs w:val="18"/>
+              </w:rPr>
+              <w:t xml:space="preserve">Campo</w:t>
+            </w:r>
+          </w:p>
+        </w:tc>
+        <w:tc>
+          <w:tcPr>
+            <w:tcW w:type="dxa" w:w="7000"/>
+            <w:shd w:fill="0E2438" w:val="clear"/>
+          </w:tcPr>
+          <w:p>
+            <w:r>
+              <w:rPr>
+                <w:b/>
+                <w:bCs/>
+                <w:color w:val="FFFFFF"/>
+                <w:sz w:val="18"/>
+                <w:szCs w:val="18"/>
+              </w:rPr>
+              <w:t xml:space="preserve">Detalle</w:t>
+            </w:r>
+          </w:p>
+        </w:tc>
+      </w:tr>
+      <w:tr>
+        <w:tc>
+          <w:tcPr>
+            <w:tcW w:type="dxa" w:w="2000"/>
+          </w:tcPr>
+          <w:p>
+            <w:r>
+              <w:rPr>
+                <w:sz w:val="18"/>
+                <w:szCs w:val="18"/>
+              </w:rPr>
+              <w:t xml:space="preserve">Formato</w:t>
+            </w:r>
+          </w:p>
+        </w:tc>
+        <w:tc>
+          <w:tcPr>
+            <w:tcW w:type="dxa" w:w="7000"/>
+          </w:tcPr>
+          <w:p>
+            <w:r>
+              <w:rPr>
+                <w:sz w:val="18"/>
+                <w:szCs w:val="18"/>
+              </w:rPr>
+              <w:t xml:space="preserve">ZIP con 5 scripts comentados + PDF de instalación</w:t>
+            </w:r>
+          </w:p>
+        </w:tc>
+      </w:tr>
+      <w:tr>
+        <w:tc>
+          <w:tcPr>
+            <w:tcW w:type="dxa" w:w="2000"/>
+          </w:tcPr>
+          <w:p>
+            <w:r>
+              <w:rPr>
+                <w:sz w:val="18"/>
+                <w:szCs w:val="18"/>
+              </w:rPr>
+              <w:t xml:space="preserve">Cuándo</w:t>
+            </w:r>
+          </w:p>
+        </w:tc>
+        <w:tc>
+          <w:tcPr>
+            <w:tcW w:type="dxa" w:w="7000"/>
+          </w:tcPr>
+          <w:p>
+            <w:r>
+              <w:rPr>
+                <w:sz w:val="18"/>
+                <w:szCs w:val="18"/>
+              </w:rPr>
+              <w:t xml:space="preserve">Semana 3. Necesita más producción que los otros dos porque hay que probar cada script.</w:t>
+            </w:r>
+          </w:p>
+        </w:tc>
+      </w:tr>
+      <w:tr>
+        <w:tc>
+          <w:tcPr>
+            <w:tcW w:type="dxa" w:w="2000"/>
+          </w:tcPr>
+          <w:p>
+            <w:r>
+              <w:rPr>
+                <w:sz w:val="18"/>
+                <w:szCs w:val="18"/>
+              </w:rPr>
+              <w:t xml:space="preserve">Para quién</w:t>
+            </w:r>
+          </w:p>
+        </w:tc>
+        <w:tc>
+          <w:tcPr>
+            <w:tcW w:type="dxa" w:w="7000"/>
+          </w:tcPr>
+          <w:p>
+            <w:r>
+              <w:rPr>
+                <w:sz w:val="18"/>
+                <w:szCs w:val="18"/>
+              </w:rPr>
+              <w:t xml:space="preserve">Quien ya modela bien y empieza a repetir tareas: renombrar, exportar, numerar, revisar parámetros.</w:t>
+            </w:r>
+          </w:p>
+        </w:tc>
+      </w:tr>
+      <w:tr>
+        <w:tc>
+          <w:tcPr>
+            <w:tcW w:type="dxa" w:w="2000"/>
+          </w:tcPr>
+          <w:p>
+            <w:r>
+              <w:rPr>
+                <w:sz w:val="18"/>
+                <w:szCs w:val="18"/>
+              </w:rPr>
+              <w:t xml:space="preserve">Por qué este</w:t>
+            </w:r>
+          </w:p>
+        </w:tc>
+        <w:tc>
+          <w:tcPr>
+            <w:tcW w:type="dxa" w:w="7000"/>
+          </w:tcPr>
+          <w:p>
+            <w:r>
+              <w:rPr>
+                <w:sz w:val="18"/>
+                <w:szCs w:val="18"/>
+              </w:rPr>
+              <w:t xml:space="preserve">Dynamo es el tema con mejor tasa de guardado de la cuenta y no tenemos ni un recurso propio sobre él. Guardar un post es la señal de «esto me sirve pero ahora no puedo»: es exactamente la gente que descarga un pack de scripts.</w:t>
+            </w:r>
+          </w:p>
+        </w:tc>
+      </w:tr>
+    </w:tbl>
+    <w:p>
+      <w:pPr>
+        <w:spacing w:after="80"/>
+        <w:rPr>
+          <w:b/>
+          <w:bCs/>
+          <w:color w:val="5A6B7B"/>
+          <w:sz w:val="16"/>
+          <w:szCs w:val="16"/>
+        </w:rPr>
+      </w:pPr>
+      <w:r>
+        <w:rPr>
+          <w:b/>
+          <w:bCs/>
+          <w:color w:val="5A6B7B"/>
+          <w:sz w:val="16"/>
+          <w:szCs w:val="16"/>
+        </w:rPr>
+        <w:t xml:space="preserve">QUÉ LLEVA DENTRO</w:t>
+      </w:r>
+    </w:p>
+    <w:p>
+      <w:pPr>
+        <w:spacing w:after="80"/>
+      </w:pPr>
+      <w:r>
+        <w:rPr>
+          <w:sz w:val="21"/>
+          <w:szCs w:val="21"/>
+        </w:rPr>
+        <w:t xml:space="preserve">· Script 1 — renombrar vistas por norma en lote.</w:t>
+      </w:r>
+    </w:p>
+    <w:p>
+      <w:pPr>
+        <w:spacing w:after="80"/>
+      </w:pPr>
+      <w:r>
+        <w:rPr>
+          <w:sz w:val="21"/>
+          <w:szCs w:val="21"/>
+        </w:rPr>
+        <w:t xml:space="preserve">· Script 2 — exportar planos a PDF con el nombre correcto, sin tocar el cuadro de diálogo.</w:t>
+      </w:r>
+    </w:p>
+    <w:p>
+      <w:pPr>
+        <w:spacing w:after="80"/>
+      </w:pPr>
+      <w:r>
+        <w:rPr>
+          <w:sz w:val="21"/>
+          <w:szCs w:val="21"/>
+        </w:rPr>
+        <w:t xml:space="preserve">· Script 3 — numerar elementos por posición y no por orden de creación.</w:t>
+      </w:r>
+    </w:p>
+    <w:p>
+      <w:pPr>
+        <w:spacing w:after="80"/>
+      </w:pPr>
+      <w:r>
+        <w:rPr>
+          <w:sz w:val="21"/>
+          <w:szCs w:val="21"/>
+        </w:rPr>
+        <w:t xml:space="preserve">· Script 4 — encontrar parámetros vacíos antes de entregar el modelo.</w:t>
+      </w:r>
+    </w:p>
+    <w:p>
+      <w:pPr>
+        <w:spacing w:after="80"/>
+      </w:pPr>
+      <w:r>
+        <w:rPr>
+          <w:sz w:val="21"/>
+          <w:szCs w:val="21"/>
+        </w:rPr>
+        <w:t xml:space="preserve">· Script 5 — comparar dos modelos y listar qué cambió.</w:t>
+      </w:r>
+    </w:p>
+    <w:p>
+      <w:pPr>
+        <w:spacing w:after="80"/>
+      </w:pPr>
+      <w:r>
+        <w:rPr>
+          <w:sz w:val="21"/>
+          <w:szCs w:val="21"/>
+        </w:rPr>
+        <w:t xml:space="preserve">· PDF corto: cómo instalarlos, qué versión de Revit y de Dynamo se necesita, y qué hacer cuando el script no corre.</w:t>
+      </w:r>
+    </w:p>
+    <w:p>
+      <w:pPr>
+        <w:spacing w:after="80"/>
+        <w:rPr>
+          <w:b/>
+          <w:bCs/>
+          <w:color w:val="5A6B7B"/>
+          <w:sz w:val="16"/>
+          <w:szCs w:val="16"/>
+        </w:rPr>
+      </w:pPr>
+      <w:r>
+        <w:rPr>
+          <w:b/>
+          <w:bCs/>
+          <w:color w:val="5A6B7B"/>
+          <w:sz w:val="16"/>
+          <w:szCs w:val="16"/>
+        </w:rPr>
+        <w:t xml:space="preserve">NOTAS DE PRODUCCIÓN</w:t>
+      </w:r>
+    </w:p>
+    <w:p>
+      <w:pPr>
+        <w:spacing w:after="80"/>
+        <w:rPr>
+          <w:i/>
+          <w:iCs/>
+        </w:rPr>
+      </w:pPr>
+      <w:r>
+        <w:rPr>
+          <w:i/>
+          <w:iCs/>
+          <w:sz w:val="21"/>
+          <w:szCs w:val="21"/>
+        </w:rPr>
+        <w:t xml:space="preserve">· Cada script se corre en un modelo de prueba antes de entrar al pack. Un script que falla en la máquina de otra persona hace más daño que no haber publicado nada.</w:t>
+      </w:r>
+    </w:p>
+    <w:p>
+      <w:pPr>
+        <w:spacing w:after="80"/>
+        <w:rPr>
+          <w:i/>
+          <w:iCs/>
+        </w:rPr>
+      </w:pPr>
+      <w:r>
+        <w:rPr>
+          <w:i/>
+          <w:iCs/>
+          <w:sz w:val="21"/>
+          <w:szCs w:val="21"/>
+        </w:rPr>
+        <w:t xml:space="preserve">· El comentario de cada línea es la mitad del valor: el pack enseña, no solo automatiza.</w:t>
+      </w:r>
+    </w:p>
+    <w:p>
+      <w:pPr>
+        <w:spacing w:after="80"/>
+        <w:rPr>
+          <w:i/>
+          <w:iCs/>
+        </w:rPr>
+      </w:pPr>
+      <w:r>
+        <w:rPr>
+          <w:i/>
+          <w:iCs/>
+          <w:sz w:val="21"/>
+          <w:szCs w:val="21"/>
+        </w:rPr>
+        <w:t xml:space="preserve">· Se dice la versión exacta de Revit y Dynamo con la que se probó. Sin eso, la mitad de los mensajes van a ser «a mí no me funciona».</w:t>
+      </w:r>
+    </w:p>
+    <w:p>
+      <w:pPr>
+        <w:spacing w:after="80"/>
+        <w:rPr>
+          <w:b/>
+          <w:bCs/>
+          <w:color w:val="5A6B7B"/>
+          <w:sz w:val="16"/>
+          <w:szCs w:val="16"/>
+        </w:rPr>
+      </w:pPr>
+      <w:r>
+        <w:rPr>
+          <w:b/>
+          <w:bCs/>
+          <w:color w:val="5A6B7B"/>
+          <w:sz w:val="16"/>
+          <w:szCs w:val="16"/>
+        </w:rPr>
+        <w:t xml:space="preserve">CONFIGURACIÓN EN GOHIGHLEVEL</w:t>
+      </w:r>
+    </w:p>
+    <w:tbl>
+      <w:tblPr>
+        <w:tblW w:type="dxa" w:w="9000"/>
+        <w:tblBorders>
+          <w:top w:val="single" w:color="auto" w:sz="4"/>
+          <w:left w:val="single" w:color="auto" w:sz="4"/>
+          <w:bottom w:val="single" w:color="auto" w:sz="4"/>
+          <w:right w:val="single" w:color="auto" w:sz="4"/>
+          <w:insideH w:val="single" w:color="auto" w:sz="4"/>
+          <w:insideV w:val="single" w:color="auto" w:sz="4"/>
+        </w:tblBorders>
+      </w:tblPr>
+      <w:tblGrid>
+        <w:gridCol w:w="2400"/>
+        <w:gridCol w:w="6600"/>
+      </w:tblGrid>
+      <w:tr>
+        <w:trPr>
+          <w:tblHeader/>
+        </w:trPr>
+        <w:tc>
+          <w:tcPr>
+            <w:tcW w:type="dxa" w:w="2400"/>
+            <w:shd w:fill="0E2438" w:val="clear"/>
+          </w:tcPr>
+          <w:p>
+            <w:r>
+              <w:rPr>
+                <w:b/>
+                <w:bCs/>
+                <w:color w:val="FFFFFF"/>
+                <w:sz w:val="18"/>
+                <w:szCs w:val="18"/>
+              </w:rPr>
+              <w:t xml:space="preserve">Campo</w:t>
+            </w:r>
+          </w:p>
+        </w:tc>
+        <w:tc>
+          <w:tcPr>
+            <w:tcW w:type="dxa" w:w="6600"/>
+            <w:shd w:fill="0E2438" w:val="clear"/>
+          </w:tcPr>
+          <w:p>
+            <w:r>
+              <w:rPr>
+                <w:b/>
+                <w:bCs/>
+                <w:color w:val="FFFFFF"/>
+                <w:sz w:val="18"/>
+                <w:szCs w:val="18"/>
+              </w:rPr>
+              <w:t xml:space="preserve">Valor</w:t>
+            </w:r>
+          </w:p>
+        </w:tc>
+      </w:tr>
+      <w:tr>
+        <w:tc>
+          <w:tcPr>
+            <w:tcW w:type="dxa" w:w="2400"/>
+          </w:tcPr>
+          <w:p>
+            <w:r>
+              <w:rPr>
+                <w:sz w:val="18"/>
+                <w:szCs w:val="18"/>
+              </w:rPr>
+              <w:t xml:space="preserve">Palabra clave</w:t>
+            </w:r>
+          </w:p>
+        </w:tc>
+        <w:tc>
+          <w:tcPr>
+            <w:tcW w:type="dxa" w:w="6600"/>
+          </w:tcPr>
+          <w:p>
+            <w:r>
+              <w:rPr>
+                <w:sz w:val="18"/>
+                <w:szCs w:val="18"/>
+              </w:rPr>
+              <w:t xml:space="preserve">DYNAMO</w:t>
+            </w:r>
+          </w:p>
+        </w:tc>
+      </w:tr>
+      <w:tr>
+        <w:tc>
+          <w:tcPr>
+            <w:tcW w:type="dxa" w:w="2400"/>
+          </w:tcPr>
+          <w:p>
+            <w:r>
+              <w:rPr>
+                <w:sz w:val="18"/>
+                <w:szCs w:val="18"/>
+              </w:rPr>
+              <w:t xml:space="preserve">Etiquetas</w:t>
+            </w:r>
+          </w:p>
+        </w:tc>
+        <w:tc>
+          <w:tcPr>
+            <w:tcW w:type="dxa" w:w="6600"/>
+          </w:tcPr>
+          <w:p>
+            <w:r>
+              <w:rPr>
+                <w:sz w:val="18"/>
+                <w:szCs w:val="18"/>
+              </w:rPr>
+              <w:t xml:space="preserve">lead-dynamo · origen-bot-DYNAMO</w:t>
+            </w:r>
+          </w:p>
+        </w:tc>
+      </w:tr>
+      <w:tr>
+        <w:tc>
+          <w:tcPr>
+            <w:tcW w:type="dxa" w:w="2400"/>
+          </w:tcPr>
+          <w:p>
+            <w:r>
+              <w:rPr>
+                <w:sz w:val="18"/>
+                <w:szCs w:val="18"/>
+              </w:rPr>
+              <w:t xml:space="preserve">Pregunta de perfil</w:t>
+            </w:r>
+          </w:p>
+        </w:tc>
+        <w:tc>
+          <w:tcPr>
+            <w:tcW w:type="dxa" w:w="6600"/>
+          </w:tcPr>
+          <w:p>
+            <w:r>
+              <w:rPr>
+                <w:sz w:val="18"/>
+                <w:szCs w:val="18"/>
+              </w:rPr>
+              <w:t xml:space="preserve">¿Qué tarea repites más veces al día en Revit?</w:t>
+            </w:r>
+          </w:p>
+        </w:tc>
+      </w:tr>
+      <w:tr>
+        <w:tc>
+          <w:tcPr>
+            <w:tcW w:type="dxa" w:w="2400"/>
+          </w:tcPr>
+          <w:p>
+            <w:r>
+              <w:rPr>
+                <w:sz w:val="18"/>
+                <w:szCs w:val="18"/>
+              </w:rPr>
+              <w:t xml:space="preserve">Entrega</w:t>
+            </w:r>
+          </w:p>
+        </w:tc>
+        <w:tc>
+          <w:tcPr>
+            <w:tcW w:type="dxa" w:w="6600"/>
+          </w:tcPr>
+          <w:p>
+            <w:r>
+              <w:rPr>
+                <w:sz w:val="18"/>
+                <w:szCs w:val="18"/>
+              </w:rPr>
+              <w:t xml:space="preserve">Botón de descarga del ZIP en la página de gracias.</w:t>
+            </w:r>
+          </w:p>
+        </w:tc>
+      </w:tr>
+      <w:tr>
+        <w:tc>
+          <w:tcPr>
+            <w:tcW w:type="dxa" w:w="2400"/>
+          </w:tcPr>
+          <w:p>
+            <w:r>
+              <w:rPr>
+                <w:sz w:val="18"/>
+                <w:szCs w:val="18"/>
+              </w:rPr>
+              <w:t xml:space="preserve">Puente</w:t>
+            </w:r>
+          </w:p>
+        </w:tc>
+        <w:tc>
+          <w:tcPr>
+            <w:tcW w:type="dxa" w:w="6600"/>
+          </w:tcPr>
+          <w:p>
+            <w:r>
+              <w:rPr>
+                <w:sz w:val="18"/>
+                <w:szCs w:val="18"/>
+              </w:rPr>
+              <w:t xml:space="preserve">Correo 3 lleva al módulo BIM + IA — sin precio, con «agenda una cita».</w:t>
+            </w:r>
+          </w:p>
+        </w:tc>
+      </w:tr>
+      <w:tr>
+        <w:tc>
+          <w:tcPr>
+            <w:tcW w:type="dxa" w:w="2400"/>
+          </w:tcPr>
+          <w:p>
+            <w:r>
+              <w:rPr>
+                <w:sz w:val="18"/>
+                <w:szCs w:val="18"/>
+              </w:rPr>
+              <w:t xml:space="preserve">Reemplazo si no llega</w:t>
+            </w:r>
+          </w:p>
+        </w:tc>
+        <w:tc>
+          <w:tcPr>
+            <w:tcW w:type="dxa" w:w="6600"/>
+          </w:tcPr>
+          <w:p>
+            <w:r>
+              <w:rPr>
+                <w:sz w:val="18"/>
+                <w:szCs w:val="18"/>
+              </w:rPr>
+              <w:t xml:space="preserve">El CTA cambia a GPT IA Pro y el pack se corre a octubre.</w:t>
+            </w:r>
+          </w:p>
+        </w:tc>
+      </w:tr>
+    </w:tbl>
+    <w:p>
+      <w:pPr>
+        <w:spacing w:after="80" w:before="200"/>
+      </w:pPr>
+      <w:r>
+        <w:rPr>
+          <w:b/>
+          <w:bCs/>
+          <w:color w:val="0E2438"/>
+          <w:sz w:val="22"/>
+          <w:szCs w:val="22"/>
+        </w:rPr>
+        <w:t xml:space="preserve">Post de lanzamiento · Mar 22 · CARRUSEL (6 slides) — EXTRA de lanzamiento</w:t>
+      </w:r>
+    </w:p>
+    <w:p>
+      <w:pPr>
+        <w:spacing w:after="80"/>
+        <w:rPr>
+          <w:i/>
+          <w:iCs/>
+          <w:color w:val="5A6B7B"/>
+        </w:rPr>
+      </w:pPr>
+      <w:r>
+        <w:rPr>
+          <w:i/>
+          <w:iCs/>
+          <w:color w:val="5A6B7B"/>
+          <w:sz w:val="21"/>
+          <w:szCs w:val="21"/>
+        </w:rPr>
+        <w:t xml:space="preserve">Redes: Instagram + Facebook + LinkedIn (PDF)</w:t>
+      </w:r>
+    </w:p>
+    <w:p>
+      <w:pPr>
+        <w:pBdr>
+          <w:left w:val="single" w:color="B9C6D3" w:sz="14" w:space="8"/>
+        </w:pBdr>
+        <w:shd w:fill="F7F9FB" w:val="clear"/>
+        <w:spacing w:after="140"/>
+      </w:pPr>
+      <w:r>
+        <w:rPr>
+          <w:rFonts w:ascii="Consolas" w:cs="Consolas" w:eastAsia="Consolas" w:hAnsi="Consolas"/>
+          <w:sz w:val="18"/>
+          <w:szCs w:val="18"/>
+        </w:rPr>
+        <w:t xml:space="preserve">Cinco tareas de Revit que no deberías seguir haciendo a mano.</w:t>
+      </w:r>
+    </w:p>
+    <w:p>
+      <w:pPr>
+        <w:pBdr>
+          <w:left w:val="single" w:color="B9C6D3" w:sz="14" w:space="8"/>
+        </w:pBdr>
+        <w:shd w:fill="F7F9FB" w:val="clear"/>
+        <w:spacing w:after="0"/>
+      </w:pPr>
+      <w:r>
+        <w:rPr>
+          <w:rFonts w:ascii="Consolas" w:cs="Consolas" w:eastAsia="Consolas" w:hAnsi="Consolas"/>
+          <w:sz w:val="18"/>
+          <w:szCs w:val="18"/>
+        </w:rPr>
+        <w:t xml:space="preserve">Si renombras vistas una por una, si exportas planos abriendo el cuadro de diálogo cada vez, o</w:t>
+      </w:r>
+    </w:p>
+    <w:p>
+      <w:pPr>
+        <w:pBdr>
+          <w:left w:val="single" w:color="B9C6D3" w:sz="14" w:space="8"/>
+        </w:pBdr>
+        <w:shd w:fill="F7F9FB" w:val="clear"/>
+        <w:spacing w:after="0"/>
+      </w:pPr>
+      <w:r>
+        <w:rPr>
+          <w:rFonts w:ascii="Consolas" w:cs="Consolas" w:eastAsia="Consolas" w:hAnsi="Consolas"/>
+          <w:sz w:val="18"/>
+          <w:szCs w:val="18"/>
+        </w:rPr>
+        <w:t xml:space="preserve">si revisas parámetros vacíos a ojo: eso ya lo hace un script.</w:t>
+      </w:r>
+    </w:p>
+    <w:p>
+      <w:pPr>
+        <w:pBdr>
+          <w:left w:val="single" w:color="B9C6D3" w:sz="14" w:space="8"/>
+        </w:pBdr>
+        <w:shd w:fill="F7F9FB" w:val="clear"/>
+        <w:spacing w:after="0"/>
+      </w:pPr>
+      <w:r>
+        <w:rPr>
+          <w:rFonts w:ascii="Consolas" w:cs="Consolas" w:eastAsia="Consolas" w:hAnsi="Consolas"/>
+          <w:sz w:val="18"/>
+          <w:szCs w:val="18"/>
+        </w:rPr>
+        <w:t xml:space="preserve"> </w:t>
+      </w:r>
+    </w:p>
+    <w:p>
+      <w:pPr>
+        <w:pBdr>
+          <w:left w:val="single" w:color="B9C6D3" w:sz="14" w:space="8"/>
+        </w:pBdr>
+        <w:shd w:fill="F7F9FB" w:val="clear"/>
+        <w:spacing w:after="0"/>
+      </w:pPr>
+      <w:r>
+        <w:rPr>
+          <w:rFonts w:ascii="Consolas" w:cs="Consolas" w:eastAsia="Consolas" w:hAnsi="Consolas"/>
+          <w:sz w:val="18"/>
+          <w:szCs w:val="18"/>
+        </w:rPr>
+        <w:t xml:space="preserve">Armamos un pack con cinco, comentados línea por línea para que los puedas cambiar y no solo</w:t>
+      </w:r>
+    </w:p>
+    <w:p>
+      <w:pPr>
+        <w:pBdr>
+          <w:left w:val="single" w:color="B9C6D3" w:sz="14" w:space="8"/>
+        </w:pBdr>
+        <w:shd w:fill="F7F9FB" w:val="clear"/>
+        <w:spacing w:after="0"/>
+      </w:pPr>
+      <w:r>
+        <w:rPr>
+          <w:rFonts w:ascii="Consolas" w:cs="Consolas" w:eastAsia="Consolas" w:hAnsi="Consolas"/>
+          <w:sz w:val="18"/>
+          <w:szCs w:val="18"/>
+        </w:rPr>
+        <w:t xml:space="preserve">ejecutar. Con el PDF de instalación y la versión exacta con la que los probamos.</w:t>
+      </w:r>
+    </w:p>
+    <w:p>
+      <w:pPr>
+        <w:pBdr>
+          <w:left w:val="single" w:color="B9C6D3" w:sz="14" w:space="8"/>
+        </w:pBdr>
+        <w:shd w:fill="F7F9FB" w:val="clear"/>
+        <w:spacing w:after="0"/>
+      </w:pPr>
+      <w:r>
+        <w:rPr>
+          <w:rFonts w:ascii="Consolas" w:cs="Consolas" w:eastAsia="Consolas" w:hAnsi="Consolas"/>
+          <w:sz w:val="18"/>
+          <w:szCs w:val="18"/>
+        </w:rPr>
+        <w:t xml:space="preserve"> </w:t>
+      </w:r>
+    </w:p>
+    <w:p>
+      <w:pPr>
+        <w:pBdr>
+          <w:left w:val="single" w:color="B9C6D3" w:sz="14" w:space="8"/>
+        </w:pBdr>
+        <w:shd w:fill="F7F9FB" w:val="clear"/>
+        <w:spacing w:after="0"/>
+      </w:pPr>
+      <w:r>
+        <w:rPr>
+          <w:rFonts w:ascii="Consolas" w:cs="Consolas" w:eastAsia="Consolas" w:hAnsi="Consolas"/>
+          <w:sz w:val="18"/>
+          <w:szCs w:val="18"/>
+        </w:rPr>
+        <w:t xml:space="preserve">Es gratis. Comenta DYNAMO y te llega.</w:t>
+      </w:r>
+    </w:p>
+    <w:p>
+      <w:pPr>
+        <w:pBdr>
+          <w:left w:val="single" w:color="B9C6D3" w:sz="14" w:space="8"/>
+        </w:pBdr>
+        <w:shd w:fill="F7F9FB" w:val="clear"/>
+        <w:spacing w:after="0"/>
+      </w:pPr>
+      <w:r>
+        <w:rPr>
+          <w:rFonts w:ascii="Consolas" w:cs="Consolas" w:eastAsia="Consolas" w:hAnsi="Consolas"/>
+          <w:sz w:val="18"/>
+          <w:szCs w:val="18"/>
+        </w:rPr>
+        <w:t xml:space="preserve"> </w:t>
+      </w:r>
+    </w:p>
+    <w:p>
+      <w:pPr>
+        <w:pBdr>
+          <w:left w:val="single" w:color="B9C6D3" w:sz="14" w:space="8"/>
+        </w:pBdr>
+        <w:shd w:fill="F7F9FB" w:val="clear"/>
+        <w:spacing w:after="140"/>
+      </w:pPr>
+      <w:r>
+        <w:rPr>
+          <w:rFonts w:ascii="Consolas" w:cs="Consolas" w:eastAsia="Consolas" w:hAnsi="Consolas"/>
+          <w:sz w:val="18"/>
+          <w:szCs w:val="18"/>
+        </w:rPr>
+        <w:t xml:space="preserve">¿Cuál de las cinco te quitaría más tiempo de encima?</w:t>
+      </w:r>
+    </w:p>
+    <w:p>
+      <w:pPr>
+        <w:spacing w:after="80"/>
+        <w:rPr>
+          <w:b/>
+          <w:bCs/>
+        </w:rPr>
+      </w:pPr>
+      <w:r>
+        <w:rPr>
+          <w:b/>
+          <w:bCs/>
+          <w:sz w:val="21"/>
+          <w:szCs w:val="21"/>
+        </w:rPr>
+        <w:t xml:space="preserve">CTA: Comenta DYNAMO</w:t>
+      </w:r>
+    </w:p>
+    <w:p>
+      <w:pPr>
+        <w:spacing w:after="80"/>
+        <w:rPr>
+          <w:b/>
+          <w:bCs/>
+          <w:color w:val="5A6B7B"/>
+          <w:sz w:val="16"/>
+          <w:szCs w:val="16"/>
+        </w:rPr>
+      </w:pPr>
+      <w:r>
+        <w:rPr>
+          <w:b/>
+          <w:bCs/>
+          <w:color w:val="5A6B7B"/>
+          <w:sz w:val="16"/>
+          <w:szCs w:val="16"/>
+        </w:rPr>
+        <w:t xml:space="preserve">PROMPT DE IMAGEN</w:t>
+      </w:r>
+    </w:p>
+    <w:p>
+      <w:pPr>
+        <w:pBdr>
+          <w:left w:val="single" w:color="B9C6D3" w:sz="14" w:space="8"/>
+        </w:pBdr>
+        <w:shd w:fill="F4F7FA" w:val="clear"/>
+        <w:spacing w:after="0"/>
+      </w:pPr>
+      <w:r>
+        <w:rPr>
+          <w:rFonts w:ascii="Consolas" w:cs="Consolas" w:eastAsia="Consolas" w:hAnsi="Consolas"/>
+          <w:sz w:val="18"/>
+          <w:szCs w:val="18"/>
+        </w:rPr>
+        <w:t xml:space="preserve">Cinco imágenes de 1080x1080 px (1:1) de la misma familia, para carrusel. Fondo azul marino</w:t>
+      </w:r>
+    </w:p>
+    <w:p>
+      <w:pPr>
+        <w:pBdr>
+          <w:left w:val="single" w:color="B9C6D3" w:sz="14" w:space="8"/>
+        </w:pBdr>
+        <w:shd w:fill="F4F7FA" w:val="clear"/>
+        <w:spacing w:after="0"/>
+      </w:pPr>
+      <w:r>
+        <w:rPr>
+          <w:rFonts w:ascii="Consolas" w:cs="Consolas" w:eastAsia="Consolas" w:hAnsi="Consolas"/>
+          <w:sz w:val="18"/>
+          <w:szCs w:val="18"/>
+        </w:rPr>
+        <w:t xml:space="preserve">#0E2438. Un grafo de nodos tipo Dynamo dibujado en línea fina ámbar #E8A04A — cajas conectadas</w:t>
+      </w:r>
+    </w:p>
+    <w:p>
+      <w:pPr>
+        <w:pBdr>
+          <w:left w:val="single" w:color="B9C6D3" w:sz="14" w:space="8"/>
+        </w:pBdr>
+        <w:shd w:fill="F4F7FA" w:val="clear"/>
+        <w:spacing w:after="0"/>
+      </w:pPr>
+      <w:r>
+        <w:rPr>
+          <w:rFonts w:ascii="Consolas" w:cs="Consolas" w:eastAsia="Consolas" w:hAnsi="Consolas"/>
+          <w:sz w:val="18"/>
+          <w:szCs w:val="18"/>
+        </w:rPr>
+        <w:t xml:space="preserve">por cables curvos — que en la primera tarjeta aparece enredado y en las siguientes se va</w:t>
+      </w:r>
+    </w:p>
+    <w:p>
+      <w:pPr>
+        <w:pBdr>
+          <w:left w:val="single" w:color="B9C6D3" w:sz="14" w:space="8"/>
+        </w:pBdr>
+        <w:shd w:fill="F4F7FA" w:val="clear"/>
+        <w:spacing w:after="0"/>
+      </w:pPr>
+      <w:r>
+        <w:rPr>
+          <w:rFonts w:ascii="Consolas" w:cs="Consolas" w:eastAsia="Consolas" w:hAnsi="Consolas"/>
+          <w:sz w:val="18"/>
+          <w:szCs w:val="18"/>
+        </w:rPr>
+        <w:t xml:space="preserve">ordenando hasta quedar en una sola línea limpia. Misma escala y mismo encuadre en las cinco.</w:t>
+      </w:r>
+    </w:p>
+    <w:p>
+      <w:pPr>
+        <w:pBdr>
+          <w:left w:val="single" w:color="B9C6D3" w:sz="14" w:space="8"/>
+        </w:pBdr>
+        <w:shd w:fill="F4F7FA" w:val="clear"/>
+        <w:spacing w:after="0"/>
+      </w:pPr>
+      <w:r>
+        <w:rPr>
+          <w:rFonts w:ascii="Consolas" w:cs="Consolas" w:eastAsia="Consolas" w:hAnsi="Consolas"/>
+          <w:sz w:val="18"/>
+          <w:szCs w:val="18"/>
+        </w:rPr>
+        <w:t xml:space="preserve">Sin texto legible dentro de los nodos. Estilo Design Modeling Academy: fondo azul marino</w:t>
+      </w:r>
+    </w:p>
+    <w:p>
+      <w:pPr>
+        <w:pBdr>
+          <w:left w:val="single" w:color="B9C6D3" w:sz="14" w:space="8"/>
+        </w:pBdr>
+        <w:shd w:fill="F4F7FA" w:val="clear"/>
+        <w:spacing w:after="0"/>
+      </w:pPr>
+      <w:r>
+        <w:rPr>
+          <w:rFonts w:ascii="Consolas" w:cs="Consolas" w:eastAsia="Consolas" w:hAnsi="Consolas"/>
+          <w:sz w:val="18"/>
+          <w:szCs w:val="18"/>
+        </w:rPr>
+        <w:t xml:space="preserve">#0E2438, acentos en ámbar #E8A04A, tipografía sans-serif de palo seco muy gruesa, composición</w:t>
+      </w:r>
+    </w:p>
+    <w:p>
+      <w:pPr>
+        <w:pBdr>
+          <w:left w:val="single" w:color="B9C6D3" w:sz="14" w:space="8"/>
+        </w:pBdr>
+        <w:shd w:fill="F4F7FA" w:val="clear"/>
+        <w:spacing w:after="0"/>
+      </w:pPr>
+      <w:r>
+        <w:rPr>
+          <w:rFonts w:ascii="Consolas" w:cs="Consolas" w:eastAsia="Consolas" w:hAnsi="Consolas"/>
+          <w:sz w:val="18"/>
+          <w:szCs w:val="18"/>
+        </w:rPr>
+        <w:t xml:space="preserve">limpia y con aire, sin stock corporativo ni gente sonriendo a cámara. El texto final se monta</w:t>
+      </w:r>
+    </w:p>
+    <w:p>
+      <w:pPr>
+        <w:pBdr>
+          <w:left w:val="single" w:color="B9C6D3" w:sz="14" w:space="8"/>
+        </w:pBdr>
+        <w:shd w:fill="F4F7FA" w:val="clear"/>
+        <w:spacing w:after="140"/>
+      </w:pPr>
+      <w:r>
+        <w:rPr>
+          <w:rFonts w:ascii="Consolas" w:cs="Consolas" w:eastAsia="Consolas" w:hAnsi="Consolas"/>
+          <w:sz w:val="18"/>
+          <w:szCs w:val="18"/>
+        </w:rPr>
+        <w:t xml:space="preserve">en Canva: la IA entrega el fondo y los elementos, no las letras.</w:t>
+      </w:r>
+    </w:p>
+    <w:p>
+      <w:pPr>
+        <w:spacing w:after="100" w:before="280"/>
+      </w:pPr>
+      <w:r>
+        <w:rPr>
+          <w:b/>
+          <w:bCs/>
+          <w:color w:val="C96A1C"/>
+          <w:sz w:val="26"/>
+          <w:szCs w:val="26"/>
+        </w:rPr>
+        <w:t xml:space="preserve">▸ Guía de memoria de cálculo + plantilla  ·  palabra: MEMORIA</w:t>
+      </w:r>
+    </w:p>
+    <w:p>
+      <w:pPr>
+        <w:spacing w:after="80"/>
+        <w:rPr>
+          <w:b/>
+          <w:bCs/>
+          <w:color w:val="A33B2A"/>
+        </w:rPr>
+      </w:pPr>
+      <w:r>
+        <w:rPr>
+          <w:b/>
+          <w:bCs/>
+          <w:color w:val="A33B2A"/>
+          <w:sz w:val="21"/>
+          <w:szCs w:val="21"/>
+        </w:rPr>
+        <w:t xml:space="preserve">POR CREAR — se define en la reunión de cierre del viernes 5</w:t>
+      </w:r>
+    </w:p>
+    <w:p>
+      <w:pPr>
+        <w:spacing w:after="80"/>
+        <w:rPr>
+          <w:b/>
+          <w:bCs/>
+          <w:sz w:val="24"/>
+          <w:szCs w:val="24"/>
+        </w:rPr>
+      </w:pPr>
+      <w:r>
+        <w:rPr>
+          <w:b/>
+          <w:bCs/>
+          <w:sz w:val="24"/>
+          <w:szCs w:val="24"/>
+        </w:rPr>
+        <w:t xml:space="preserve">La estructura completa de una memoria de cálculo que se sostiene ante revisión, con la plantilla para llenarla.</w:t>
+      </w:r>
+    </w:p>
+    <w:tbl>
+      <w:tblPr>
+        <w:tblW w:type="dxa" w:w="9000"/>
+        <w:tblBorders>
+          <w:top w:val="single" w:color="auto" w:sz="4"/>
+          <w:left w:val="single" w:color="auto" w:sz="4"/>
+          <w:bottom w:val="single" w:color="auto" w:sz="4"/>
+          <w:right w:val="single" w:color="auto" w:sz="4"/>
+          <w:insideH w:val="single" w:color="auto" w:sz="4"/>
+          <w:insideV w:val="single" w:color="auto" w:sz="4"/>
+        </w:tblBorders>
+      </w:tblPr>
+      <w:tblGrid>
+        <w:gridCol w:w="2000"/>
+        <w:gridCol w:w="7000"/>
+      </w:tblGrid>
+      <w:tr>
+        <w:trPr>
+          <w:tblHeader/>
+        </w:trPr>
+        <w:tc>
+          <w:tcPr>
+            <w:tcW w:type="dxa" w:w="2000"/>
+            <w:shd w:fill="0E2438" w:val="clear"/>
+          </w:tcPr>
+          <w:p>
+            <w:r>
+              <w:rPr>
+                <w:b/>
+                <w:bCs/>
+                <w:color w:val="FFFFFF"/>
+                <w:sz w:val="18"/>
+                <w:szCs w:val="18"/>
+              </w:rPr>
+              <w:t xml:space="preserve">Campo</w:t>
+            </w:r>
+          </w:p>
+        </w:tc>
+        <w:tc>
+          <w:tcPr>
+            <w:tcW w:type="dxa" w:w="7000"/>
+            <w:shd w:fill="0E2438" w:val="clear"/>
+          </w:tcPr>
+          <w:p>
+            <w:r>
+              <w:rPr>
+                <w:b/>
+                <w:bCs/>
+                <w:color w:val="FFFFFF"/>
+                <w:sz w:val="18"/>
+                <w:szCs w:val="18"/>
+              </w:rPr>
+              <w:t xml:space="preserve">Detalle</w:t>
+            </w:r>
+          </w:p>
+        </w:tc>
+      </w:tr>
+      <w:tr>
+        <w:tc>
+          <w:tcPr>
+            <w:tcW w:type="dxa" w:w="2000"/>
+          </w:tcPr>
+          <w:p>
+            <w:r>
+              <w:rPr>
+                <w:sz w:val="18"/>
+                <w:szCs w:val="18"/>
+              </w:rPr>
+              <w:t xml:space="preserve">Formato</w:t>
+            </w:r>
+          </w:p>
+        </w:tc>
+        <w:tc>
+          <w:tcPr>
+            <w:tcW w:type="dxa" w:w="7000"/>
+          </w:tcPr>
+          <w:p>
+            <w:r>
+              <w:rPr>
+                <w:sz w:val="18"/>
+                <w:szCs w:val="18"/>
+              </w:rPr>
+              <w:t xml:space="preserve">PDF de la guía + plantilla editable (Word y Excel)</w:t>
+            </w:r>
+          </w:p>
+        </w:tc>
+      </w:tr>
+      <w:tr>
+        <w:tc>
+          <w:tcPr>
+            <w:tcW w:type="dxa" w:w="2000"/>
+          </w:tcPr>
+          <w:p>
+            <w:r>
+              <w:rPr>
+                <w:sz w:val="18"/>
+                <w:szCs w:val="18"/>
+              </w:rPr>
+              <w:t xml:space="preserve">Cuándo</w:t>
+            </w:r>
+          </w:p>
+        </w:tc>
+        <w:tc>
+          <w:tcPr>
+            <w:tcW w:type="dxa" w:w="7000"/>
+          </w:tcPr>
+          <w:p>
+            <w:r>
+              <w:rPr>
+                <w:sz w:val="18"/>
+                <w:szCs w:val="18"/>
+              </w:rPr>
+              <w:t xml:space="preserve">Semana 4. Es el que más valor tiene de los tres y el que más cuidado necesita.</w:t>
+            </w:r>
+          </w:p>
+        </w:tc>
+      </w:tr>
+      <w:tr>
+        <w:tc>
+          <w:tcPr>
+            <w:tcW w:type="dxa" w:w="2000"/>
+          </w:tcPr>
+          <w:p>
+            <w:r>
+              <w:rPr>
+                <w:sz w:val="18"/>
+                <w:szCs w:val="18"/>
+              </w:rPr>
+              <w:t xml:space="preserve">Para quién</w:t>
+            </w:r>
+          </w:p>
+        </w:tc>
+        <w:tc>
+          <w:tcPr>
+            <w:tcW w:type="dxa" w:w="7000"/>
+          </w:tcPr>
+          <w:p>
+            <w:r>
+              <w:rPr>
+                <w:sz w:val="18"/>
+                <w:szCs w:val="18"/>
+              </w:rPr>
+              <w:t xml:space="preserve">El ingeniero que ya calcula bien pero improvisa el documento cada vez, y el que va a entregar a una entidad por primera vez.</w:t>
+            </w:r>
+          </w:p>
+        </w:tc>
+      </w:tr>
+      <w:tr>
+        <w:tc>
+          <w:tcPr>
+            <w:tcW w:type="dxa" w:w="2000"/>
+          </w:tcPr>
+          <w:p>
+            <w:r>
+              <w:rPr>
+                <w:sz w:val="18"/>
+                <w:szCs w:val="18"/>
+              </w:rPr>
+              <w:t xml:space="preserve">Por qué este</w:t>
+            </w:r>
+          </w:p>
+        </w:tc>
+        <w:tc>
+          <w:tcPr>
+            <w:tcW w:type="dxa" w:w="7000"/>
+          </w:tcPr>
+          <w:p>
+            <w:r>
+              <w:rPr>
+                <w:sz w:val="18"/>
+                <w:szCs w:val="18"/>
+              </w:rPr>
+              <w:t xml:space="preserve">Es el que pidió Dayana el 2-sep. Y encaja con lo que ya sabemos de la cuenta: los posts que revientan son los de dato de cálculo. Una memoria de cálculo es dato de cálculo convertido en documento — el mismo público, un paso más adelante.</w:t>
+            </w:r>
+          </w:p>
+        </w:tc>
+      </w:tr>
+    </w:tbl>
+    <w:p>
+      <w:pPr>
+        <w:spacing w:after="80"/>
+        <w:rPr>
+          <w:b/>
+          <w:bCs/>
+          <w:color w:val="5A6B7B"/>
+          <w:sz w:val="16"/>
+          <w:szCs w:val="16"/>
+        </w:rPr>
+      </w:pPr>
+      <w:r>
+        <w:rPr>
+          <w:b/>
+          <w:bCs/>
+          <w:color w:val="5A6B7B"/>
+          <w:sz w:val="16"/>
+          <w:szCs w:val="16"/>
+        </w:rPr>
+        <w:t xml:space="preserve">QUÉ LLEVA DENTRO</w:t>
+      </w:r>
+    </w:p>
+    <w:p>
+      <w:pPr>
+        <w:spacing w:after="80"/>
+      </w:pPr>
+      <w:r>
+        <w:rPr>
+          <w:sz w:val="21"/>
+          <w:szCs w:val="21"/>
+        </w:rPr>
+        <w:t xml:space="preserve">· Las secciones que toda memoria debe tener, en orden, y qué va en cada una.</w:t>
+      </w:r>
+    </w:p>
+    <w:p>
+      <w:pPr>
+        <w:spacing w:after="80"/>
+      </w:pPr>
+      <w:r>
+        <w:rPr>
+          <w:sz w:val="21"/>
+          <w:szCs w:val="21"/>
+        </w:rPr>
+        <w:t xml:space="preserve">· Qué se cita y cómo: normativa, hipótesis de carga, criterios adoptados y de dónde salen.</w:t>
+      </w:r>
+    </w:p>
+    <w:p>
+      <w:pPr>
+        <w:spacing w:after="80"/>
+      </w:pPr>
+      <w:r>
+        <w:rPr>
+          <w:sz w:val="21"/>
+          <w:szCs w:val="21"/>
+        </w:rPr>
+        <w:t xml:space="preserve">· Los cinco errores por los que devuelven una memoria — y cómo se ve cada uno corregido.</w:t>
+      </w:r>
+    </w:p>
+    <w:p>
+      <w:pPr>
+        <w:spacing w:after="80"/>
+      </w:pPr>
+      <w:r>
+        <w:rPr>
+          <w:sz w:val="21"/>
+          <w:szCs w:val="21"/>
+        </w:rPr>
+        <w:t xml:space="preserve">· Plantilla editable en Word con la estructura montada, y hoja de Excel para el resumen de verificaciones.</w:t>
+      </w:r>
+    </w:p>
+    <w:p>
+      <w:pPr>
+        <w:spacing w:after="80"/>
+      </w:pPr>
+      <w:r>
+        <w:rPr>
+          <w:sz w:val="21"/>
+          <w:szCs w:val="21"/>
+        </w:rPr>
+        <w:t xml:space="preserve">· Ejemplo corto completo, de principio a fin, con números reales.</w:t>
+      </w:r>
+    </w:p>
+    <w:p>
+      <w:pPr>
+        <w:spacing w:after="80"/>
+        <w:rPr>
+          <w:b/>
+          <w:bCs/>
+          <w:color w:val="5A6B7B"/>
+          <w:sz w:val="16"/>
+          <w:szCs w:val="16"/>
+        </w:rPr>
+      </w:pPr>
+      <w:r>
+        <w:rPr>
+          <w:b/>
+          <w:bCs/>
+          <w:color w:val="5A6B7B"/>
+          <w:sz w:val="16"/>
+          <w:szCs w:val="16"/>
+        </w:rPr>
+        <w:t xml:space="preserve">NOTAS DE PRODUCCIÓN</w:t>
+      </w:r>
+    </w:p>
+    <w:p>
+      <w:pPr>
+        <w:spacing w:after="80"/>
+        <w:rPr>
+          <w:i/>
+          <w:iCs/>
+        </w:rPr>
+      </w:pPr>
+      <w:r>
+        <w:rPr>
+          <w:i/>
+          <w:iCs/>
+          <w:sz w:val="21"/>
+          <w:szCs w:val="21"/>
+        </w:rPr>
+        <w:t xml:space="preserve">· Este recurso lo revisa Gabriel antes de salir. Es el único de los tres que puede terminar dentro de un documento que alguien firma: si la estructura que proponemos está incompleta, el problema deja de ser de marketing.</w:t>
+      </w:r>
+    </w:p>
+    <w:p>
+      <w:pPr>
+        <w:spacing w:after="80"/>
+        <w:rPr>
+          <w:i/>
+          <w:iCs/>
+        </w:rPr>
+      </w:pPr>
+      <w:r>
+        <w:rPr>
+          <w:i/>
+          <w:iCs/>
+          <w:sz w:val="21"/>
+          <w:szCs w:val="21"/>
+        </w:rPr>
+        <w:t xml:space="preserve">· Disclaimer explícito: la plantilla es una guía de estructura, no reemplaza el criterio ni la responsabilidad del ingeniero que firma.</w:t>
+      </w:r>
+    </w:p>
+    <w:p>
+      <w:pPr>
+        <w:spacing w:after="80"/>
+        <w:rPr>
+          <w:i/>
+          <w:iCs/>
+        </w:rPr>
+      </w:pPr>
+      <w:r>
+        <w:rPr>
+          <w:i/>
+          <w:iCs/>
+          <w:sz w:val="21"/>
+          <w:szCs w:val="21"/>
+        </w:rPr>
+        <w:t xml:space="preserve">· La normativa se cita por nombre y versión, nunca se transcriben cifras: se remite a la norma vigente. Es la misma regla del tutor de IA.</w:t>
+      </w:r>
+    </w:p>
+    <w:p>
+      <w:pPr>
+        <w:spacing w:after="80"/>
+        <w:rPr>
+          <w:b/>
+          <w:bCs/>
+          <w:color w:val="5A6B7B"/>
+          <w:sz w:val="16"/>
+          <w:szCs w:val="16"/>
+        </w:rPr>
+      </w:pPr>
+      <w:r>
+        <w:rPr>
+          <w:b/>
+          <w:bCs/>
+          <w:color w:val="5A6B7B"/>
+          <w:sz w:val="16"/>
+          <w:szCs w:val="16"/>
+        </w:rPr>
+        <w:t xml:space="preserve">CONFIGURACIÓN EN GOHIGHLEVEL</w:t>
+      </w:r>
+    </w:p>
+    <w:tbl>
+      <w:tblPr>
+        <w:tblW w:type="dxa" w:w="9000"/>
+        <w:tblBorders>
+          <w:top w:val="single" w:color="auto" w:sz="4"/>
+          <w:left w:val="single" w:color="auto" w:sz="4"/>
+          <w:bottom w:val="single" w:color="auto" w:sz="4"/>
+          <w:right w:val="single" w:color="auto" w:sz="4"/>
+          <w:insideH w:val="single" w:color="auto" w:sz="4"/>
+          <w:insideV w:val="single" w:color="auto" w:sz="4"/>
+        </w:tblBorders>
+      </w:tblPr>
+      <w:tblGrid>
+        <w:gridCol w:w="2400"/>
+        <w:gridCol w:w="6600"/>
+      </w:tblGrid>
+      <w:tr>
+        <w:trPr>
+          <w:tblHeader/>
+        </w:trPr>
+        <w:tc>
+          <w:tcPr>
+            <w:tcW w:type="dxa" w:w="2400"/>
+            <w:shd w:fill="0E2438" w:val="clear"/>
+          </w:tcPr>
+          <w:p>
+            <w:r>
+              <w:rPr>
+                <w:b/>
+                <w:bCs/>
+                <w:color w:val="FFFFFF"/>
+                <w:sz w:val="18"/>
+                <w:szCs w:val="18"/>
+              </w:rPr>
+              <w:t xml:space="preserve">Campo</w:t>
+            </w:r>
+          </w:p>
+        </w:tc>
+        <w:tc>
+          <w:tcPr>
+            <w:tcW w:type="dxa" w:w="6600"/>
+            <w:shd w:fill="0E2438" w:val="clear"/>
+          </w:tcPr>
+          <w:p>
+            <w:r>
+              <w:rPr>
+                <w:b/>
+                <w:bCs/>
+                <w:color w:val="FFFFFF"/>
+                <w:sz w:val="18"/>
+                <w:szCs w:val="18"/>
+              </w:rPr>
+              <w:t xml:space="preserve">Valor</w:t>
+            </w:r>
+          </w:p>
+        </w:tc>
+      </w:tr>
+      <w:tr>
+        <w:tc>
+          <w:tcPr>
+            <w:tcW w:type="dxa" w:w="2400"/>
+          </w:tcPr>
+          <w:p>
+            <w:r>
+              <w:rPr>
+                <w:sz w:val="18"/>
+                <w:szCs w:val="18"/>
+              </w:rPr>
+              <w:t xml:space="preserve">Palabra clave</w:t>
+            </w:r>
+          </w:p>
+        </w:tc>
+        <w:tc>
+          <w:tcPr>
+            <w:tcW w:type="dxa" w:w="6600"/>
+          </w:tcPr>
+          <w:p>
+            <w:r>
+              <w:rPr>
+                <w:sz w:val="18"/>
+                <w:szCs w:val="18"/>
+              </w:rPr>
+              <w:t xml:space="preserve">MEMORIA</w:t>
+            </w:r>
+          </w:p>
+        </w:tc>
+      </w:tr>
+      <w:tr>
+        <w:tc>
+          <w:tcPr>
+            <w:tcW w:type="dxa" w:w="2400"/>
+          </w:tcPr>
+          <w:p>
+            <w:r>
+              <w:rPr>
+                <w:sz w:val="18"/>
+                <w:szCs w:val="18"/>
+              </w:rPr>
+              <w:t xml:space="preserve">Etiquetas</w:t>
+            </w:r>
+          </w:p>
+        </w:tc>
+        <w:tc>
+          <w:tcPr>
+            <w:tcW w:type="dxa" w:w="6600"/>
+          </w:tcPr>
+          <w:p>
+            <w:r>
+              <w:rPr>
+                <w:sz w:val="18"/>
+                <w:szCs w:val="18"/>
+              </w:rPr>
+              <w:t xml:space="preserve">lead-memoria-calculo · origen-bot-MEMORIA</w:t>
+            </w:r>
+          </w:p>
+        </w:tc>
+      </w:tr>
+      <w:tr>
+        <w:tc>
+          <w:tcPr>
+            <w:tcW w:type="dxa" w:w="2400"/>
+          </w:tcPr>
+          <w:p>
+            <w:r>
+              <w:rPr>
+                <w:sz w:val="18"/>
+                <w:szCs w:val="18"/>
+              </w:rPr>
+              <w:t xml:space="preserve">Pregunta de perfil</w:t>
+            </w:r>
+          </w:p>
+        </w:tc>
+        <w:tc>
+          <w:tcPr>
+            <w:tcW w:type="dxa" w:w="6600"/>
+          </w:tcPr>
+          <w:p>
+            <w:r>
+              <w:rPr>
+                <w:sz w:val="18"/>
+                <w:szCs w:val="18"/>
+              </w:rPr>
+              <w:t xml:space="preserve">¿Cada cuánto entregas memorias de cálculo?</w:t>
+            </w:r>
+          </w:p>
+        </w:tc>
+      </w:tr>
+      <w:tr>
+        <w:tc>
+          <w:tcPr>
+            <w:tcW w:type="dxa" w:w="2400"/>
+          </w:tcPr>
+          <w:p>
+            <w:r>
+              <w:rPr>
+                <w:sz w:val="18"/>
+                <w:szCs w:val="18"/>
+              </w:rPr>
+              <w:t xml:space="preserve">Entrega</w:t>
+            </w:r>
+          </w:p>
+        </w:tc>
+        <w:tc>
+          <w:tcPr>
+            <w:tcW w:type="dxa" w:w="6600"/>
+          </w:tcPr>
+          <w:p>
+            <w:r>
+              <w:rPr>
+                <w:sz w:val="18"/>
+                <w:szCs w:val="18"/>
+              </w:rPr>
+              <w:t xml:space="preserve">Página de gracias con dos botones: guía en PDF y plantilla editable.</w:t>
+            </w:r>
+          </w:p>
+        </w:tc>
+      </w:tr>
+      <w:tr>
+        <w:tc>
+          <w:tcPr>
+            <w:tcW w:type="dxa" w:w="2400"/>
+          </w:tcPr>
+          <w:p>
+            <w:r>
+              <w:rPr>
+                <w:sz w:val="18"/>
+                <w:szCs w:val="18"/>
+              </w:rPr>
+              <w:t xml:space="preserve">Puente</w:t>
+            </w:r>
+          </w:p>
+        </w:tc>
+        <w:tc>
+          <w:tcPr>
+            <w:tcW w:type="dxa" w:w="6600"/>
+          </w:tcPr>
+          <w:p>
+            <w:r>
+              <w:rPr>
+                <w:sz w:val="18"/>
+                <w:szCs w:val="18"/>
+              </w:rPr>
+              <w:t xml:space="preserve">Correo 3 lleva a ACERO ($200, aquí el precio SÍ va) o al módulo BIM Professional según la respuesta de perfil.</w:t>
+            </w:r>
+          </w:p>
+        </w:tc>
+      </w:tr>
+      <w:tr>
+        <w:tc>
+          <w:tcPr>
+            <w:tcW w:type="dxa" w:w="2400"/>
+          </w:tcPr>
+          <w:p>
+            <w:r>
+              <w:rPr>
+                <w:sz w:val="18"/>
+                <w:szCs w:val="18"/>
+              </w:rPr>
+              <w:t xml:space="preserve">Reemplazo si no llega</w:t>
+            </w:r>
+          </w:p>
+        </w:tc>
+        <w:tc>
+          <w:tcPr>
+            <w:tcW w:type="dxa" w:w="6600"/>
+          </w:tcPr>
+          <w:p>
+            <w:r>
+              <w:rPr>
+                <w:sz w:val="18"/>
+                <w:szCs w:val="18"/>
+              </w:rPr>
+              <w:t xml:space="preserve">El CTA cambia a las 5 Verificaciones de Acero, que ya existe.</w:t>
+            </w:r>
+          </w:p>
+        </w:tc>
+      </w:tr>
+    </w:tbl>
+    <w:p>
+      <w:pPr>
+        <w:spacing w:after="80" w:before="200"/>
+      </w:pPr>
+      <w:r>
+        <w:rPr>
+          <w:b/>
+          <w:bCs/>
+          <w:color w:val="0E2438"/>
+          <w:sz w:val="22"/>
+          <w:szCs w:val="22"/>
+        </w:rPr>
+        <w:t xml:space="preserve">Post de lanzamiento · Mar 29 · POST PLANO (1 imagen) — EXTRA de lanzamiento</w:t>
+      </w:r>
+    </w:p>
+    <w:p>
+      <w:pPr>
+        <w:spacing w:after="80"/>
+        <w:rPr>
+          <w:i/>
+          <w:iCs/>
+          <w:color w:val="5A6B7B"/>
+        </w:rPr>
+      </w:pPr>
+      <w:r>
+        <w:rPr>
+          <w:i/>
+          <w:iCs/>
+          <w:color w:val="5A6B7B"/>
+          <w:sz w:val="21"/>
+          <w:szCs w:val="21"/>
+        </w:rPr>
+        <w:t xml:space="preserve">Redes: Instagram + Facebook</w:t>
+      </w:r>
+    </w:p>
+    <w:p>
+      <w:pPr>
+        <w:pBdr>
+          <w:left w:val="single" w:color="B9C6D3" w:sz="14" w:space="8"/>
+        </w:pBdr>
+        <w:shd w:fill="F7F9FB" w:val="clear"/>
+        <w:spacing w:after="140"/>
+      </w:pPr>
+      <w:r>
+        <w:rPr>
+          <w:rFonts w:ascii="Consolas" w:cs="Consolas" w:eastAsia="Consolas" w:hAnsi="Consolas"/>
+          <w:sz w:val="18"/>
+          <w:szCs w:val="18"/>
+        </w:rPr>
+        <w:t xml:space="preserve">Una memoria de cálculo no se devuelve por los números. Se devuelve por lo que no está escrito.</w:t>
+      </w:r>
+    </w:p>
+    <w:p>
+      <w:pPr>
+        <w:pBdr>
+          <w:left w:val="single" w:color="B9C6D3" w:sz="14" w:space="8"/>
+        </w:pBdr>
+        <w:shd w:fill="F7F9FB" w:val="clear"/>
+        <w:spacing w:after="0"/>
+      </w:pPr>
+      <w:r>
+        <w:rPr>
+          <w:rFonts w:ascii="Consolas" w:cs="Consolas" w:eastAsia="Consolas" w:hAnsi="Consolas"/>
+          <w:sz w:val="18"/>
+          <w:szCs w:val="18"/>
+        </w:rPr>
+        <w:t xml:space="preserve">Hipótesis que no se declararon. Criterios que se adoptaron y no se justificaron. Normativa</w:t>
+      </w:r>
+    </w:p>
+    <w:p>
+      <w:pPr>
+        <w:pBdr>
+          <w:left w:val="single" w:color="B9C6D3" w:sz="14" w:space="8"/>
+        </w:pBdr>
+        <w:shd w:fill="F7F9FB" w:val="clear"/>
+        <w:spacing w:after="0"/>
+      </w:pPr>
+      <w:r>
+        <w:rPr>
+          <w:rFonts w:ascii="Consolas" w:cs="Consolas" w:eastAsia="Consolas" w:hAnsi="Consolas"/>
+          <w:sz w:val="18"/>
+          <w:szCs w:val="18"/>
+        </w:rPr>
+        <w:t xml:space="preserve">citada sin versión.</w:t>
+      </w:r>
+    </w:p>
+    <w:p>
+      <w:pPr>
+        <w:pBdr>
+          <w:left w:val="single" w:color="B9C6D3" w:sz="14" w:space="8"/>
+        </w:pBdr>
+        <w:shd w:fill="F7F9FB" w:val="clear"/>
+        <w:spacing w:after="0"/>
+      </w:pPr>
+      <w:r>
+        <w:rPr>
+          <w:rFonts w:ascii="Consolas" w:cs="Consolas" w:eastAsia="Consolas" w:hAnsi="Consolas"/>
+          <w:sz w:val="18"/>
+          <w:szCs w:val="18"/>
+        </w:rPr>
+        <w:t xml:space="preserve"> </w:t>
+      </w:r>
+    </w:p>
+    <w:p>
+      <w:pPr>
+        <w:pBdr>
+          <w:left w:val="single" w:color="B9C6D3" w:sz="14" w:space="8"/>
+        </w:pBdr>
+        <w:shd w:fill="F7F9FB" w:val="clear"/>
+        <w:spacing w:after="0"/>
+      </w:pPr>
+      <w:r>
+        <w:rPr>
+          <w:rFonts w:ascii="Consolas" w:cs="Consolas" w:eastAsia="Consolas" w:hAnsi="Consolas"/>
+          <w:sz w:val="18"/>
+          <w:szCs w:val="18"/>
+        </w:rPr>
+        <w:t xml:space="preserve">El cálculo estaba bien. El documento no lo demostraba.</w:t>
+      </w:r>
+    </w:p>
+    <w:p>
+      <w:pPr>
+        <w:pBdr>
+          <w:left w:val="single" w:color="B9C6D3" w:sz="14" w:space="8"/>
+        </w:pBdr>
+        <w:shd w:fill="F7F9FB" w:val="clear"/>
+        <w:spacing w:after="0"/>
+      </w:pPr>
+      <w:r>
+        <w:rPr>
+          <w:rFonts w:ascii="Consolas" w:cs="Consolas" w:eastAsia="Consolas" w:hAnsi="Consolas"/>
+          <w:sz w:val="18"/>
+          <w:szCs w:val="18"/>
+        </w:rPr>
+        <w:t xml:space="preserve"> </w:t>
+      </w:r>
+    </w:p>
+    <w:p>
+      <w:pPr>
+        <w:pBdr>
+          <w:left w:val="single" w:color="B9C6D3" w:sz="14" w:space="8"/>
+        </w:pBdr>
+        <w:shd w:fill="F7F9FB" w:val="clear"/>
+        <w:spacing w:after="0"/>
+      </w:pPr>
+      <w:r>
+        <w:rPr>
+          <w:rFonts w:ascii="Consolas" w:cs="Consolas" w:eastAsia="Consolas" w:hAnsi="Consolas"/>
+          <w:sz w:val="18"/>
+          <w:szCs w:val="18"/>
+        </w:rPr>
+        <w:t xml:space="preserve">Armamos la guía con la estructura completa de una memoria que se sostiene ante revisión, y la</w:t>
+      </w:r>
+    </w:p>
+    <w:p>
+      <w:pPr>
+        <w:pBdr>
+          <w:left w:val="single" w:color="B9C6D3" w:sz="14" w:space="8"/>
+        </w:pBdr>
+        <w:shd w:fill="F7F9FB" w:val="clear"/>
+        <w:spacing w:after="0"/>
+      </w:pPr>
+      <w:r>
+        <w:rPr>
+          <w:rFonts w:ascii="Consolas" w:cs="Consolas" w:eastAsia="Consolas" w:hAnsi="Consolas"/>
+          <w:sz w:val="18"/>
+          <w:szCs w:val="18"/>
+        </w:rPr>
+        <w:t xml:space="preserve">plantilla editable para llenarla.</w:t>
+      </w:r>
+    </w:p>
+    <w:p>
+      <w:pPr>
+        <w:pBdr>
+          <w:left w:val="single" w:color="B9C6D3" w:sz="14" w:space="8"/>
+        </w:pBdr>
+        <w:shd w:fill="F7F9FB" w:val="clear"/>
+        <w:spacing w:after="0"/>
+      </w:pPr>
+      <w:r>
+        <w:rPr>
+          <w:rFonts w:ascii="Consolas" w:cs="Consolas" w:eastAsia="Consolas" w:hAnsi="Consolas"/>
+          <w:sz w:val="18"/>
+          <w:szCs w:val="18"/>
+        </w:rPr>
+        <w:t xml:space="preserve"> </w:t>
+      </w:r>
+    </w:p>
+    <w:p>
+      <w:pPr>
+        <w:pBdr>
+          <w:left w:val="single" w:color="B9C6D3" w:sz="14" w:space="8"/>
+        </w:pBdr>
+        <w:shd w:fill="F7F9FB" w:val="clear"/>
+        <w:spacing w:after="0"/>
+      </w:pPr>
+      <w:r>
+        <w:rPr>
+          <w:rFonts w:ascii="Consolas" w:cs="Consolas" w:eastAsia="Consolas" w:hAnsi="Consolas"/>
+          <w:sz w:val="18"/>
+          <w:szCs w:val="18"/>
+        </w:rPr>
+        <w:t xml:space="preserve">Es gratis. Comenta MEMORIA y te llega.</w:t>
+      </w:r>
+    </w:p>
+    <w:p>
+      <w:pPr>
+        <w:pBdr>
+          <w:left w:val="single" w:color="B9C6D3" w:sz="14" w:space="8"/>
+        </w:pBdr>
+        <w:shd w:fill="F7F9FB" w:val="clear"/>
+        <w:spacing w:after="0"/>
+      </w:pPr>
+      <w:r>
+        <w:rPr>
+          <w:rFonts w:ascii="Consolas" w:cs="Consolas" w:eastAsia="Consolas" w:hAnsi="Consolas"/>
+          <w:sz w:val="18"/>
+          <w:szCs w:val="18"/>
+        </w:rPr>
+        <w:t xml:space="preserve"> </w:t>
+      </w:r>
+    </w:p>
+    <w:p>
+      <w:pPr>
+        <w:pBdr>
+          <w:left w:val="single" w:color="B9C6D3" w:sz="14" w:space="8"/>
+        </w:pBdr>
+        <w:shd w:fill="F7F9FB" w:val="clear"/>
+        <w:spacing w:after="140"/>
+      </w:pPr>
+      <w:r>
+        <w:rPr>
+          <w:rFonts w:ascii="Consolas" w:cs="Consolas" w:eastAsia="Consolas" w:hAnsi="Consolas"/>
+          <w:sz w:val="18"/>
+          <w:szCs w:val="18"/>
+        </w:rPr>
+        <w:t xml:space="preserve">¿Por qué te devolvieron la última que entregaste?</w:t>
+      </w:r>
+    </w:p>
+    <w:p>
+      <w:pPr>
+        <w:spacing w:after="80"/>
+        <w:rPr>
+          <w:b/>
+          <w:bCs/>
+        </w:rPr>
+      </w:pPr>
+      <w:r>
+        <w:rPr>
+          <w:b/>
+          <w:bCs/>
+          <w:sz w:val="21"/>
+          <w:szCs w:val="21"/>
+        </w:rPr>
+        <w:t xml:space="preserve">CTA: Comenta MEMORIA</w:t>
+      </w:r>
+    </w:p>
+    <w:p>
+      <w:pPr>
+        <w:spacing w:after="80"/>
+        <w:rPr>
+          <w:b/>
+          <w:bCs/>
+          <w:color w:val="5A6B7B"/>
+          <w:sz w:val="16"/>
+          <w:szCs w:val="16"/>
+        </w:rPr>
+      </w:pPr>
+      <w:r>
+        <w:rPr>
+          <w:b/>
+          <w:bCs/>
+          <w:color w:val="5A6B7B"/>
+          <w:sz w:val="16"/>
+          <w:szCs w:val="16"/>
+        </w:rPr>
+        <w:t xml:space="preserve">PROMPT DE IMAGEN</w:t>
+      </w:r>
+    </w:p>
+    <w:p>
+      <w:pPr>
+        <w:pBdr>
+          <w:left w:val="single" w:color="B9C6D3" w:sz="14" w:space="8"/>
+        </w:pBdr>
+        <w:shd w:fill="F4F7FA" w:val="clear"/>
+        <w:spacing w:after="0"/>
+      </w:pPr>
+      <w:r>
+        <w:rPr>
+          <w:rFonts w:ascii="Consolas" w:cs="Consolas" w:eastAsia="Consolas" w:hAnsi="Consolas"/>
+          <w:sz w:val="18"/>
+          <w:szCs w:val="18"/>
+        </w:rPr>
+        <w:t xml:space="preserve">Imagen 1080x1350 px (4:5). Fondo azul marino #0E2438. Un documento técnico visto de frente y en</w:t>
+      </w:r>
+    </w:p>
+    <w:p>
+      <w:pPr>
+        <w:pBdr>
+          <w:left w:val="single" w:color="B9C6D3" w:sz="14" w:space="8"/>
+        </w:pBdr>
+        <w:shd w:fill="F4F7FA" w:val="clear"/>
+        <w:spacing w:after="0"/>
+      </w:pPr>
+      <w:r>
+        <w:rPr>
+          <w:rFonts w:ascii="Consolas" w:cs="Consolas" w:eastAsia="Consolas" w:hAnsi="Consolas"/>
+          <w:sz w:val="18"/>
+          <w:szCs w:val="18"/>
+        </w:rPr>
+        <w:t xml:space="preserve">perspectiva muy leve, dibujado en línea fina ámbar #E8A04A, con la silueta de párrafos y una</w:t>
+      </w:r>
+    </w:p>
+    <w:p>
+      <w:pPr>
+        <w:pBdr>
+          <w:left w:val="single" w:color="B9C6D3" w:sz="14" w:space="8"/>
+        </w:pBdr>
+        <w:shd w:fill="F4F7FA" w:val="clear"/>
+        <w:spacing w:after="0"/>
+      </w:pPr>
+      <w:r>
+        <w:rPr>
+          <w:rFonts w:ascii="Consolas" w:cs="Consolas" w:eastAsia="Consolas" w:hAnsi="Consolas"/>
+          <w:sz w:val="18"/>
+          <w:szCs w:val="18"/>
+        </w:rPr>
+        <w:t xml:space="preserve">tabla — el texto ilegible a propósito. Dos de sus secciones aparecen vacías, marcadas con un</w:t>
+      </w:r>
+    </w:p>
+    <w:p>
+      <w:pPr>
+        <w:pBdr>
+          <w:left w:val="single" w:color="B9C6D3" w:sz="14" w:space="8"/>
+        </w:pBdr>
+        <w:shd w:fill="F4F7FA" w:val="clear"/>
+        <w:spacing w:after="0"/>
+      </w:pPr>
+      <w:r>
+        <w:rPr>
+          <w:rFonts w:ascii="Consolas" w:cs="Consolas" w:eastAsia="Consolas" w:hAnsi="Consolas"/>
+          <w:sz w:val="18"/>
+          <w:szCs w:val="18"/>
+        </w:rPr>
+        <w:t xml:space="preserve">recuadro ámbar más grueso, como huecos. Sobrio, nada de sellos rojos ni de gestos de rechazo.</w:t>
+      </w:r>
+    </w:p>
+    <w:p>
+      <w:pPr>
+        <w:pBdr>
+          <w:left w:val="single" w:color="B9C6D3" w:sz="14" w:space="8"/>
+        </w:pBdr>
+        <w:shd w:fill="F4F7FA" w:val="clear"/>
+        <w:spacing w:after="0"/>
+      </w:pPr>
+      <w:r>
+        <w:rPr>
+          <w:rFonts w:ascii="Consolas" w:cs="Consolas" w:eastAsia="Consolas" w:hAnsi="Consolas"/>
+          <w:sz w:val="18"/>
+          <w:szCs w:val="18"/>
+        </w:rPr>
+        <w:t xml:space="preserve">Estilo Design Modeling Academy: fondo azul marino #0E2438, acentos en ámbar #E8A04A, tipografía</w:t>
+      </w:r>
+    </w:p>
+    <w:p>
+      <w:pPr>
+        <w:pBdr>
+          <w:left w:val="single" w:color="B9C6D3" w:sz="14" w:space="8"/>
+        </w:pBdr>
+        <w:shd w:fill="F4F7FA" w:val="clear"/>
+        <w:spacing w:after="0"/>
+      </w:pPr>
+      <w:r>
+        <w:rPr>
+          <w:rFonts w:ascii="Consolas" w:cs="Consolas" w:eastAsia="Consolas" w:hAnsi="Consolas"/>
+          <w:sz w:val="18"/>
+          <w:szCs w:val="18"/>
+        </w:rPr>
+        <w:t xml:space="preserve">sans-serif de palo seco muy gruesa, composición limpia y con aire, sin stock corporativo ni</w:t>
+      </w:r>
+    </w:p>
+    <w:p>
+      <w:pPr>
+        <w:pBdr>
+          <w:left w:val="single" w:color="B9C6D3" w:sz="14" w:space="8"/>
+        </w:pBdr>
+        <w:shd w:fill="F4F7FA" w:val="clear"/>
+        <w:spacing w:after="0"/>
+      </w:pPr>
+      <w:r>
+        <w:rPr>
+          <w:rFonts w:ascii="Consolas" w:cs="Consolas" w:eastAsia="Consolas" w:hAnsi="Consolas"/>
+          <w:sz w:val="18"/>
+          <w:szCs w:val="18"/>
+        </w:rPr>
+        <w:t xml:space="preserve">gente sonriendo a cámara. El texto final se monta en Canva: la IA entrega el fondo y los</w:t>
+      </w:r>
+    </w:p>
+    <w:p>
+      <w:pPr>
+        <w:pBdr>
+          <w:left w:val="single" w:color="B9C6D3" w:sz="14" w:space="8"/>
+        </w:pBdr>
+        <w:shd w:fill="F4F7FA" w:val="clear"/>
+        <w:spacing w:after="140"/>
+      </w:pPr>
+      <w:r>
+        <w:rPr>
+          <w:rFonts w:ascii="Consolas" w:cs="Consolas" w:eastAsia="Consolas" w:hAnsi="Consolas"/>
+          <w:sz w:val="18"/>
+          <w:szCs w:val="18"/>
+        </w:rPr>
+        <w:t xml:space="preserve">elementos, no las letras.</w:t>
+      </w:r>
+    </w:p>
+    <w:p>
+      <w:pPr>
+        <w:spacing w:after="100" w:before="280"/>
+      </w:pPr>
+      <w:r>
+        <w:rPr>
+          <w:b/>
+          <w:bCs/>
+          <w:color w:val="C96A1C"/>
+          <w:sz w:val="26"/>
+          <w:szCs w:val="26"/>
+        </w:rPr>
+        <w:t xml:space="preserve">El montaje en GoHighLevel — el mismo para los tres</w:t>
+      </w:r>
+    </w:p>
+    <w:p>
+      <w:pPr>
+        <w:spacing w:after="80"/>
+        <w:rPr>
+          <w:b/>
+          <w:bCs/>
+        </w:rPr>
+      </w:pPr>
+      <w:r>
+        <w:rPr>
+          <w:b/>
+          <w:bCs/>
+          <w:sz w:val="21"/>
+          <w:szCs w:val="21"/>
+        </w:rPr>
+        <w:t xml:space="preserve">1. El archivo, con URL propia y estable</w:t>
+      </w:r>
+    </w:p>
+    <w:p>
+      <w:pPr>
+        <w:spacing w:after="80"/>
+      </w:pPr>
+      <w:r>
+        <w:rPr>
+          <w:sz w:val="21"/>
+          <w:szCs w:val="21"/>
+        </w:rPr>
+        <w:t xml:space="preserve">El PDF o el ZIP se sube y queda con una URL fija que no cambie nunca. Si mañana se reemplaza el archivo, se reemplaza en esa misma URL — porque esa dirección va a quedar escrita en correos, en DMs y en comentarios que siguen vivos meses después.</w:t>
+      </w:r>
+    </w:p>
+    <w:p>
+      <w:pPr>
+        <w:spacing w:after="80"/>
+        <w:rPr>
+          <w:b/>
+          <w:bCs/>
+        </w:rPr>
+      </w:pPr>
+      <w:r>
+        <w:rPr>
+          <w:b/>
+          <w:bCs/>
+          <w:sz w:val="21"/>
+          <w:szCs w:val="21"/>
+        </w:rPr>
+        <w:t xml:space="preserve">2. Embudo de dos páginas</w:t>
+      </w:r>
+    </w:p>
+    <w:p>
+      <w:pPr>
+        <w:spacing w:after="80"/>
+      </w:pPr>
+      <w:r>
+        <w:rPr>
+          <w:sz w:val="21"/>
+          <w:szCs w:val="21"/>
+        </w:rPr>
+        <w:t xml:space="preserve">Página 1: la captura, con el formulario a la vista sin tener que bajar. Página 2: gracias, y ahí mismo el BOTÓN DE DESCARGA. El acceso es inmediato en pantalla. Nunca poner «te lo enviamos por correo» si no existe un workflow que lo envíe: es la promesa que más rápido se rompe.</w:t>
+      </w:r>
+    </w:p>
+    <w:p>
+      <w:pPr>
+        <w:spacing w:after="80"/>
+        <w:rPr>
+          <w:b/>
+          <w:bCs/>
+        </w:rPr>
+      </w:pPr>
+      <w:r>
+        <w:rPr>
+          <w:b/>
+          <w:bCs/>
+          <w:sz w:val="21"/>
+          <w:szCs w:val="21"/>
+        </w:rPr>
+        <w:t xml:space="preserve">3. Formulario nativo de GHL, no de terceros</w:t>
+      </w:r>
+    </w:p>
+    <w:p>
+      <w:pPr>
+        <w:spacing w:after="80"/>
+      </w:pPr>
+      <w:r>
+        <w:rPr>
+          <w:sz w:val="21"/>
+          <w:szCs w:val="21"/>
+        </w:rPr>
+        <w:t xml:space="preserve">Nombre, correo, WhatsApp y una pregunta de perfil («¿en qué trabajas hoy?»). El formulario nativo mete el contacto directo al CRM sin costo por ejecución; el Inbound Webhook es prémium y cobra por cada envío. Al terminar, redirección automática a la página 2.</w:t>
+      </w:r>
+    </w:p>
+    <w:p>
+      <w:pPr>
+        <w:spacing w:after="80"/>
+        <w:rPr>
+          <w:b/>
+          <w:bCs/>
+        </w:rPr>
+      </w:pPr>
+      <w:r>
+        <w:rPr>
+          <w:b/>
+          <w:bCs/>
+          <w:sz w:val="21"/>
+          <w:szCs w:val="21"/>
+        </w:rPr>
+        <w:t xml:space="preserve">4. Etiquetas desde el primer segundo</w:t>
+      </w:r>
+    </w:p>
+    <w:p>
+      <w:pPr>
+        <w:spacing w:after="80"/>
+      </w:pPr>
+      <w:r>
+        <w:rPr>
+          <w:sz w:val="21"/>
+          <w:szCs w:val="21"/>
+        </w:rPr>
+        <w:t xml:space="preserve">Cada contacto entra con dos etiquetas: una de tema (lead-revit-ia, lead-dynamo, lead-memoria-calculo) y una de origen (origen-bot-GUIA, origen-form, origen-comunidad). Sin la etiqueta de origen, a fin de mes no se puede decir qué recurso trajo a quién, y la pregunta de si el lead magnet sirvió se queda sin respuesta.</w:t>
+      </w:r>
+    </w:p>
+    <w:p>
+      <w:pPr>
+        <w:spacing w:after="80"/>
+        <w:rPr>
+          <w:b/>
+          <w:bCs/>
+        </w:rPr>
+      </w:pPr>
+      <w:r>
+        <w:rPr>
+          <w:b/>
+          <w:bCs/>
+          <w:sz w:val="21"/>
+          <w:szCs w:val="21"/>
+        </w:rPr>
+        <w:t xml:space="preserve">5. Bot de palabra clave en Instagram y Facebook — DOS ramas separadas</w:t>
+      </w:r>
+    </w:p>
+    <w:p>
+      <w:pPr>
+        <w:spacing w:after="80"/>
+      </w:pPr>
+      <w:r>
+        <w:rPr>
+          <w:sz w:val="21"/>
+          <w:szCs w:val="21"/>
+        </w:rPr>
+        <w:t xml:space="preserve">Disparador de comentario filtrado por la palabra clave → respuesta pública → DM con el enlace. La acción de envío se configura POR SEPARADO para cada red: rama Instagram con DM de Instagram, rama Facebook con DM de Messenger. Nunca una sola acción compartida.</w:t>
+      </w:r>
+    </w:p>
+    <w:p>
+      <w:pPr>
+        <w:spacing w:after="80"/>
+        <w:rPr>
+          <w:b/>
+          <w:bCs/>
+        </w:rPr>
+      </w:pPr>
+      <w:r>
+        <w:rPr>
+          <w:b/>
+          <w:bCs/>
+          <w:sz w:val="21"/>
+          <w:szCs w:val="21"/>
+        </w:rPr>
+        <w:t xml:space="preserve">6. La respuesta pública lleva SIEMPRE el enlace</w:t>
+      </w:r>
+    </w:p>
+    <w:p>
+      <w:pPr>
+        <w:spacing w:after="80"/>
+      </w:pPr>
+      <w:r>
+        <w:rPr>
+          <w:sz w:val="21"/>
+          <w:szCs w:val="21"/>
+        </w:rPr>
+        <w:t xml:space="preserve">No «te escribí al DM». El enlace visible en el comentario es la red de seguridad real: si el DM falla, la persona igual llega. Es gratis ponerlo y es lo único que salva la pieza cuando el canal falla en silencio.</w:t>
+      </w:r>
+    </w:p>
+    <w:p>
+      <w:pPr>
+        <w:spacing w:after="80"/>
+        <w:rPr>
+          <w:b/>
+          <w:bCs/>
+        </w:rPr>
+      </w:pPr>
+      <w:r>
+        <w:rPr>
+          <w:b/>
+          <w:bCs/>
+          <w:sz w:val="21"/>
+          <w:szCs w:val="21"/>
+        </w:rPr>
+        <w:t xml:space="preserve">7. Secuencia de correos, tres toques</w:t>
+      </w:r>
+    </w:p>
+    <w:p>
+      <w:pPr>
+        <w:spacing w:after="80"/>
+      </w:pPr>
+      <w:r>
+        <w:rPr>
+          <w:sz w:val="21"/>
+          <w:szCs w:val="21"/>
+        </w:rPr>
+        <w:t xml:space="preserve">Correo 1 inmediato con el enlace otra vez (la gente cierra la página de gracias sin descargar). Correo 2 a las 48 h con un uso concreto del recurso. Correo 3 al día 5 con el puente al programa que le corresponde. La secuencia se enciende con la etiqueta de tema, no a mano.</w:t>
+      </w:r>
+    </w:p>
+    <w:p>
+      <w:pPr>
+        <w:spacing w:after="80"/>
+        <w:rPr>
+          <w:b/>
+          <w:bCs/>
+        </w:rPr>
+      </w:pPr>
+      <w:r>
+        <w:rPr>
+          <w:b/>
+          <w:bCs/>
+          <w:sz w:val="21"/>
+          <w:szCs w:val="21"/>
+        </w:rPr>
+        <w:t xml:space="preserve">8. Notificación interna al equipo</w:t>
+      </w:r>
+    </w:p>
+    <w:p>
+      <w:pPr>
+        <w:spacing w:after="80"/>
+      </w:pPr>
+      <w:r>
+        <w:rPr>
+          <w:sz w:val="21"/>
+          <w:szCs w:val="21"/>
+        </w:rPr>
+        <w:t xml:space="preserve">Cada lead nuevo avisa al setter con el nombre del recurso y la respuesta de perfil. Un lead de memoria de cálculo no se trabaja igual que uno de Dynamo, y esa diferencia se pierde si todos caen en la misma bandeja sin etiqueta.</w:t>
+      </w:r>
+    </w:p>
+    <w:p>
+      <w:pPr>
+        <w:spacing w:after="80"/>
+        <w:rPr>
+          <w:b/>
+          <w:bCs/>
+        </w:rPr>
+      </w:pPr>
+      <w:r>
+        <w:rPr>
+          <w:b/>
+          <w:bCs/>
+          <w:sz w:val="21"/>
+          <w:szCs w:val="21"/>
+        </w:rPr>
+        <w:t xml:space="preserve">9. Prueba de punta a punta ANTES de publicar el post</w:t>
+      </w:r>
+    </w:p>
+    <w:p>
+      <w:pPr>
+        <w:spacing w:after="80"/>
+      </w:pPr>
+      <w:r>
+        <w:rPr>
+          <w:sz w:val="21"/>
+          <w:szCs w:val="21"/>
+        </w:rPr>
+        <w:t xml:space="preserve">La prueba se hace comentando la palabra en Instagram Y en la copia de Facebook del mismo post. Es la única forma de detectar la falla de abajo antes de que la vean 3.000 personas.</w:t>
+      </w:r>
+    </w:p>
+    <w:p>
+      <w:pPr>
+        <w:spacing w:after="80"/>
+        <w:rPr>
+          <w:color w:val="A33B2A"/>
+        </w:rPr>
+      </w:pPr>
+      <w:r>
+        <w:rPr>
+          <w:color w:val="A33B2A"/>
+          <w:sz w:val="21"/>
+          <w:szCs w:val="21"/>
+        </w:rPr>
+        <w:t xml:space="preserve">El DM que falla en silencio — julio de 2026, unos 35 leads perdidos. Cuando el post nace en Instagram y aparece también en Facebook, mucha gente comenta en la copia de Facebook. Si la acción «enviar DM» está atada solo al canal de Instagram, el envío falla y el workflow igual marca el paso como ejecutado: el ID de quien comentó es de Facebook, no de Instagram. La respuesta pública sí sale siempre, y por eso nadie se da cuenta. Se arregla con los pasos 5, 6 y 9 — los tres, no uno.</w:t>
+      </w:r>
+    </w:p>
+    <w:p>
+      <w:pPr>
+        <w:spacing w:after="100" w:before="280"/>
+      </w:pPr>
+      <w:r>
+        <w:rPr>
+          <w:b/>
+          <w:bCs/>
+          <w:color w:val="C96A1C"/>
+          <w:sz w:val="26"/>
+          <w:szCs w:val="26"/>
+        </w:rPr>
+        <w:t xml:space="preserve">Prueba de punta a punta antes de publicar</w:t>
+      </w:r>
+    </w:p>
+    <w:p>
+      <w:pPr>
+        <w:spacing w:after="80"/>
+      </w:pPr>
+      <w:r>
+        <w:rPr>
+          <w:sz w:val="21"/>
+          <w:szCs w:val="21"/>
+        </w:rPr>
+        <w:t xml:space="preserve">☐  Comentar la palabra clave en Instagram → llega el DM con el enlace.</w:t>
+      </w:r>
+    </w:p>
+    <w:p>
+      <w:pPr>
+        <w:spacing w:after="80"/>
+      </w:pPr>
+      <w:r>
+        <w:rPr>
+          <w:sz w:val="21"/>
+          <w:szCs w:val="21"/>
+        </w:rPr>
+        <w:t xml:space="preserve">☐  Comentar la palabra clave en la copia de Facebook → llega el DM por Messenger.</w:t>
+      </w:r>
+    </w:p>
+    <w:p>
+      <w:pPr>
+        <w:spacing w:after="80"/>
+      </w:pPr>
+      <w:r>
+        <w:rPr>
+          <w:sz w:val="21"/>
+          <w:szCs w:val="21"/>
+        </w:rPr>
+        <w:t xml:space="preserve">☐  La respuesta pública automática incluye el enlace visible.</w:t>
+      </w:r>
+    </w:p>
+    <w:p>
+      <w:pPr>
+        <w:spacing w:after="80"/>
+      </w:pPr>
+      <w:r>
+        <w:rPr>
+          <w:sz w:val="21"/>
+          <w:szCs w:val="21"/>
+        </w:rPr>
+        <w:t xml:space="preserve">☐  El enlace abre la página de captura en teléfono, no solo en computador.</w:t>
+      </w:r>
+    </w:p>
+    <w:p>
+      <w:pPr>
+        <w:spacing w:after="80"/>
+      </w:pPr>
+      <w:r>
+        <w:rPr>
+          <w:sz w:val="21"/>
+          <w:szCs w:val="21"/>
+        </w:rPr>
+        <w:t xml:space="preserve">☐  Enviar el formulario → redirige solo a la página de gracias.</w:t>
+      </w:r>
+    </w:p>
+    <w:p>
+      <w:pPr>
+        <w:spacing w:after="80"/>
+      </w:pPr>
+      <w:r>
+        <w:rPr>
+          <w:sz w:val="21"/>
+          <w:szCs w:val="21"/>
+        </w:rPr>
+        <w:t xml:space="preserve">☐  El botón de descarga de la página de gracias entrega el archivo correcto.</w:t>
+      </w:r>
+    </w:p>
+    <w:p>
+      <w:pPr>
+        <w:spacing w:after="80"/>
+      </w:pPr>
+      <w:r>
+        <w:rPr>
+          <w:sz w:val="21"/>
+          <w:szCs w:val="21"/>
+        </w:rPr>
+        <w:t xml:space="preserve">☐  El contacto aparece en el CRM con sus dos etiquetas.</w:t>
+      </w:r>
+    </w:p>
+    <w:p>
+      <w:pPr>
+        <w:spacing w:after="80"/>
+      </w:pPr>
+      <w:r>
+        <w:rPr>
+          <w:sz w:val="21"/>
+          <w:szCs w:val="21"/>
+        </w:rPr>
+        <w:t xml:space="preserve">☐  Llega el correo 1 con el enlace.</w:t>
+      </w:r>
+    </w:p>
+    <w:p>
+      <w:pPr>
+        <w:spacing w:after="80"/>
+      </w:pPr>
+      <w:r>
+        <w:rPr>
+          <w:sz w:val="21"/>
+          <w:szCs w:val="21"/>
+        </w:rPr>
+        <w:t xml:space="preserve">☐  El setter recibe la notificación con el nombre del recurso.</w:t>
+      </w:r>
+    </w:p>
+    <w:p>
+      <w:pPr>
+        <w:spacing w:after="80"/>
+      </w:pPr>
+      <w:r>
+        <w:rPr>
+          <w:sz w:val="21"/>
+          <w:szCs w:val="21"/>
+        </w:rPr>
+        <w:t xml:space="preserve">☐  Borrar los contactos de prueba antes de publicar.</w:t>
+      </w:r>
+    </w:p>
+    <w:p>
+      <w:r>
+        <w:br w:type="page"/>
+      </w:r>
+    </w:p>
+    <w:p>
+      <w:pPr>
+        <w:pStyle w:val="Heading1"/>
+        <w:spacing w:after="140" w:before="360"/>
+      </w:pPr>
+      <w:r>
+        <w:rPr>
+          <w:b/>
+          <w:bCs/>
+          <w:color w:val="0E2438"/>
+        </w:rPr>
         <w:t xml:space="preserve">6 · GRUPO 1 · Feed principal — Instagram + Facebook + TikTok + YouTube Shorts</w:t>
       </w:r>
     </w:p>
@@ -16841,7 +20670,7 @@
                 <w:sz w:val="18"/>
                 <w:szCs w:val="18"/>
               </w:rPr>
-              <w:t xml:space="preserve">Mie 9</w:t>
+              <w:t xml:space="preserve">Mar 8</w:t>
             </w:r>
           </w:p>
         </w:tc>
@@ -16855,7 +20684,7 @@
                 <w:sz w:val="18"/>
                 <w:szCs w:val="18"/>
               </w:rPr>
-              <w:t xml:space="preserve">REEL (listo)</w:t>
+              <w:t xml:space="preserve">REEL (grabar) — EXTRA lanzamiento de recurso</w:t>
             </w:r>
           </w:p>
         </w:tc>
@@ -16869,7 +20698,7 @@
                 <w:sz w:val="18"/>
                 <w:szCs w:val="18"/>
               </w:rPr>
-              <w:t xml:space="preserve">🎯 valor</w:t>
+              <w:t xml:space="preserve">undefined</w:t>
             </w:r>
           </w:p>
         </w:tc>
@@ -16883,7 +20712,7 @@
                 <w:sz w:val="18"/>
                 <w:szCs w:val="18"/>
               </w:rPr>
-              <w:t xml:space="preserve">REEL «Valor 6» — Revit me arrojo un error y ChatGPT me ahorro 2 horas</w:t>
+              <w:t xml:space="preserve">Guia «Revit + ChatGPT»: los 10 errores y su prompt</w:t>
             </w:r>
           </w:p>
         </w:tc>
@@ -16899,7 +20728,7 @@
                 <w:sz w:val="18"/>
                 <w:szCs w:val="18"/>
               </w:rPr>
-              <w:t xml:space="preserve">Vie 11</w:t>
+              <w:t xml:space="preserve">Mie 9</w:t>
             </w:r>
           </w:p>
         </w:tc>
@@ -16913,7 +20742,7 @@
                 <w:sz w:val="18"/>
                 <w:szCs w:val="18"/>
               </w:rPr>
-              <w:t xml:space="preserve">POST PLANO (1 imagen)</w:t>
+              <w:t xml:space="preserve">REEL (listo)</w:t>
             </w:r>
           </w:p>
         </w:tc>
@@ -16941,7 +20770,7 @@
                 <w:sz w:val="18"/>
                 <w:szCs w:val="18"/>
               </w:rPr>
-              <w:t xml:space="preserve">Dato de cálculo: la cuantía mínima de una columna</w:t>
+              <w:t xml:space="preserve">REEL «Valor 6» — Revit me arrojo un error y ChatGPT me ahorro 2 horas</w:t>
             </w:r>
           </w:p>
         </w:tc>
@@ -16957,7 +20786,7 @@
                 <w:sz w:val="18"/>
                 <w:szCs w:val="18"/>
               </w:rPr>
-              <w:t xml:space="preserve">Lun 14</w:t>
+              <w:t xml:space="preserve">Vie 11</w:t>
             </w:r>
           </w:p>
         </w:tc>
@@ -16971,7 +20800,7 @@
                 <w:sz w:val="18"/>
                 <w:szCs w:val="18"/>
               </w:rPr>
-              <w:t xml:space="preserve">CARRUSEL (7 slides)</w:t>
+              <w:t xml:space="preserve">POST PLANO (1 imagen)</w:t>
             </w:r>
           </w:p>
         </w:tc>
@@ -16999,7 +20828,7 @@
                 <w:sz w:val="18"/>
                 <w:szCs w:val="18"/>
               </w:rPr>
-              <w:t xml:space="preserve">Mejores prácticas para la coordinación en Navisworks</w:t>
+              <w:t xml:space="preserve">Dato de cálculo: la cuantía mínima de una columna</w:t>
             </w:r>
           </w:p>
         </w:tc>
@@ -17015,7 +20844,7 @@
                 <w:sz w:val="18"/>
                 <w:szCs w:val="18"/>
               </w:rPr>
-              <w:t xml:space="preserve">Mie 16</w:t>
+              <w:t xml:space="preserve">Lun 14</w:t>
             </w:r>
           </w:p>
         </w:tc>
@@ -17029,7 +20858,7 @@
                 <w:sz w:val="18"/>
                 <w:szCs w:val="18"/>
               </w:rPr>
-              <w:t xml:space="preserve">REEL (grabar)</w:t>
+              <w:t xml:space="preserve">CARRUSEL (7 slides)</w:t>
             </w:r>
           </w:p>
         </w:tc>
@@ -17057,7 +20886,7 @@
                 <w:sz w:val="18"/>
                 <w:szCs w:val="18"/>
               </w:rPr>
-              <w:t xml:space="preserve">REEL · Sobredimensionada — parte 2 (grabar)</w:t>
+              <w:t xml:space="preserve">Mejores prácticas para la coordinación en Navisworks</w:t>
             </w:r>
           </w:p>
         </w:tc>
@@ -17073,7 +20902,7 @@
                 <w:sz w:val="18"/>
                 <w:szCs w:val="18"/>
               </w:rPr>
-              <w:t xml:space="preserve">Vie 18</w:t>
+              <w:t xml:space="preserve">Mie 16</w:t>
             </w:r>
           </w:p>
         </w:tc>
@@ -17087,7 +20916,7 @@
                 <w:sz w:val="18"/>
                 <w:szCs w:val="18"/>
               </w:rPr>
-              <w:t xml:space="preserve">REEL (grabar o banco)</w:t>
+              <w:t xml:space="preserve">REEL (grabar)</w:t>
             </w:r>
           </w:p>
         </w:tc>
@@ -17115,7 +20944,7 @@
                 <w:sz w:val="18"/>
                 <w:szCs w:val="18"/>
               </w:rPr>
-              <w:t xml:space="preserve">Paquete Autodesk para coordinación BIM</w:t>
+              <w:t xml:space="preserve">REEL · Sobredimensionada — parte 2 (grabar)</w:t>
             </w:r>
           </w:p>
         </w:tc>
@@ -17131,7 +20960,7 @@
                 <w:sz w:val="18"/>
                 <w:szCs w:val="18"/>
               </w:rPr>
-              <w:t xml:space="preserve">Lun 21</w:t>
+              <w:t xml:space="preserve">Vie 18</w:t>
             </w:r>
           </w:p>
         </w:tc>
@@ -17145,7 +20974,7 @@
                 <w:sz w:val="18"/>
                 <w:szCs w:val="18"/>
               </w:rPr>
-              <w:t xml:space="preserve">CARRUSEL (8 slides)</w:t>
+              <w:t xml:space="preserve">REEL (grabar o banco)</w:t>
             </w:r>
           </w:p>
         </w:tc>
@@ -17173,7 +21002,7 @@
                 <w:sz w:val="18"/>
                 <w:szCs w:val="18"/>
               </w:rPr>
-              <w:t xml:space="preserve">Errores comunes al modelar en Revit y cómo evitarlos</w:t>
+              <w:t xml:space="preserve">Paquete Autodesk para coordinación BIM</w:t>
             </w:r>
           </w:p>
         </w:tc>
@@ -17189,7 +21018,7 @@
                 <w:sz w:val="18"/>
                 <w:szCs w:val="18"/>
               </w:rPr>
-              <w:t xml:space="preserve">Mie 23</w:t>
+              <w:t xml:space="preserve">Lun 21</w:t>
             </w:r>
           </w:p>
         </w:tc>
@@ -17217,7 +21046,7 @@
                 <w:sz w:val="18"/>
                 <w:szCs w:val="18"/>
               </w:rPr>
-              <w:t xml:space="preserve">💰 venta</w:t>
+              <w:t xml:space="preserve">🎯 valor</w:t>
             </w:r>
           </w:p>
         </w:tc>
@@ -17231,7 +21060,7 @@
                 <w:sz w:val="18"/>
                 <w:szCs w:val="18"/>
               </w:rPr>
-              <w:t xml:space="preserve">Las 4 puertas: ¿en qué etapa BIM estás?</w:t>
+              <w:t xml:space="preserve">Errores comunes al modelar en Revit y cómo evitarlos</w:t>
             </w:r>
           </w:p>
         </w:tc>
@@ -17247,7 +21076,7 @@
                 <w:sz w:val="18"/>
                 <w:szCs w:val="18"/>
               </w:rPr>
-              <w:t xml:space="preserve">Vie 25</w:t>
+              <w:t xml:space="preserve">Mar 22</w:t>
             </w:r>
           </w:p>
         </w:tc>
@@ -17261,7 +21090,7 @@
                 <w:sz w:val="18"/>
                 <w:szCs w:val="18"/>
               </w:rPr>
-              <w:t xml:space="preserve">REEL (grabar)</w:t>
+              <w:t xml:space="preserve">CARRUSEL (6 slides) — EXTRA lanzamiento de recurso</w:t>
             </w:r>
           </w:p>
         </w:tc>
@@ -17275,7 +21104,7 @@
                 <w:sz w:val="18"/>
                 <w:szCs w:val="18"/>
               </w:rPr>
-              <w:t xml:space="preserve">💰 venta</w:t>
+              <w:t xml:space="preserve">undefined</w:t>
             </w:r>
           </w:p>
         </w:tc>
@@ -17289,7 +21118,7 @@
                 <w:sz w:val="18"/>
                 <w:szCs w:val="18"/>
               </w:rPr>
-              <w:t xml:space="preserve">REEL · El espejo de la ruta (grabar)</w:t>
+              <w:t xml:space="preserve">Pack de 5 scripts de Dynamo / Python para Revit</w:t>
             </w:r>
           </w:p>
         </w:tc>
@@ -17305,6 +21134,122 @@
                 <w:sz w:val="18"/>
                 <w:szCs w:val="18"/>
               </w:rPr>
+              <w:t xml:space="preserve">Mie 23</w:t>
+            </w:r>
+          </w:p>
+        </w:tc>
+        <w:tc>
+          <w:tcPr>
+            <w:tcW w:type="dxa" w:w="2300"/>
+          </w:tcPr>
+          <w:p>
+            <w:r>
+              <w:rPr>
+                <w:sz w:val="18"/>
+                <w:szCs w:val="18"/>
+              </w:rPr>
+              <w:t xml:space="preserve">CARRUSEL (8 slides)</w:t>
+            </w:r>
+          </w:p>
+        </w:tc>
+        <w:tc>
+          <w:tcPr>
+            <w:tcW w:type="dxa" w:w="1400"/>
+          </w:tcPr>
+          <w:p>
+            <w:r>
+              <w:rPr>
+                <w:sz w:val="18"/>
+                <w:szCs w:val="18"/>
+              </w:rPr>
+              <w:t xml:space="preserve">💰 venta</w:t>
+            </w:r>
+          </w:p>
+        </w:tc>
+        <w:tc>
+          <w:tcPr>
+            <w:tcW w:type="dxa" w:w="6100"/>
+          </w:tcPr>
+          <w:p>
+            <w:r>
+              <w:rPr>
+                <w:sz w:val="18"/>
+                <w:szCs w:val="18"/>
+              </w:rPr>
+              <w:t xml:space="preserve">Las 4 puertas: ¿en qué etapa BIM estás?</w:t>
+            </w:r>
+          </w:p>
+        </w:tc>
+      </w:tr>
+      <w:tr>
+        <w:tc>
+          <w:tcPr>
+            <w:tcW w:type="dxa" w:w="1600"/>
+          </w:tcPr>
+          <w:p>
+            <w:r>
+              <w:rPr>
+                <w:sz w:val="18"/>
+                <w:szCs w:val="18"/>
+              </w:rPr>
+              <w:t xml:space="preserve">Vie 25</w:t>
+            </w:r>
+          </w:p>
+        </w:tc>
+        <w:tc>
+          <w:tcPr>
+            <w:tcW w:type="dxa" w:w="2300"/>
+          </w:tcPr>
+          <w:p>
+            <w:r>
+              <w:rPr>
+                <w:sz w:val="18"/>
+                <w:szCs w:val="18"/>
+              </w:rPr>
+              <w:t xml:space="preserve">REEL (grabar)</w:t>
+            </w:r>
+          </w:p>
+        </w:tc>
+        <w:tc>
+          <w:tcPr>
+            <w:tcW w:type="dxa" w:w="1400"/>
+          </w:tcPr>
+          <w:p>
+            <w:r>
+              <w:rPr>
+                <w:sz w:val="18"/>
+                <w:szCs w:val="18"/>
+              </w:rPr>
+              <w:t xml:space="preserve">💰 venta</w:t>
+            </w:r>
+          </w:p>
+        </w:tc>
+        <w:tc>
+          <w:tcPr>
+            <w:tcW w:type="dxa" w:w="6100"/>
+          </w:tcPr>
+          <w:p>
+            <w:r>
+              <w:rPr>
+                <w:sz w:val="18"/>
+                <w:szCs w:val="18"/>
+              </w:rPr>
+              <w:t xml:space="preserve">REEL · El espejo de la ruta (grabar)</w:t>
+            </w:r>
+          </w:p>
+        </w:tc>
+      </w:tr>
+      <w:tr>
+        <w:tc>
+          <w:tcPr>
+            <w:tcW w:type="dxa" w:w="1600"/>
+          </w:tcPr>
+          <w:p>
+            <w:r>
+              <w:rPr>
+                <w:sz w:val="18"/>
+                <w:szCs w:val="18"/>
+              </w:rPr>
               <w:t xml:space="preserve">Lun 28</w:t>
             </w:r>
           </w:p>
@@ -17348,6 +21293,64 @@
                 <w:szCs w:val="18"/>
               </w:rPr>
               <w:t xml:space="preserve">ACERO ahora responde: el tutor de IA de la Especialización</w:t>
+            </w:r>
+          </w:p>
+        </w:tc>
+      </w:tr>
+      <w:tr>
+        <w:tc>
+          <w:tcPr>
+            <w:tcW w:type="dxa" w:w="1600"/>
+          </w:tcPr>
+          <w:p>
+            <w:r>
+              <w:rPr>
+                <w:sz w:val="18"/>
+                <w:szCs w:val="18"/>
+              </w:rPr>
+              <w:t xml:space="preserve">Mar 29</w:t>
+            </w:r>
+          </w:p>
+        </w:tc>
+        <w:tc>
+          <w:tcPr>
+            <w:tcW w:type="dxa" w:w="2300"/>
+          </w:tcPr>
+          <w:p>
+            <w:r>
+              <w:rPr>
+                <w:sz w:val="18"/>
+                <w:szCs w:val="18"/>
+              </w:rPr>
+              <w:t xml:space="preserve">POST PLANO (1 imagen) — EXTRA lanzamiento de recurso</w:t>
+            </w:r>
+          </w:p>
+        </w:tc>
+        <w:tc>
+          <w:tcPr>
+            <w:tcW w:type="dxa" w:w="1400"/>
+          </w:tcPr>
+          <w:p>
+            <w:r>
+              <w:rPr>
+                <w:sz w:val="18"/>
+                <w:szCs w:val="18"/>
+              </w:rPr>
+              <w:t xml:space="preserve">undefined</w:t>
+            </w:r>
+          </w:p>
+        </w:tc>
+        <w:tc>
+          <w:tcPr>
+            <w:tcW w:type="dxa" w:w="6100"/>
+          </w:tcPr>
+          <w:p>
+            <w:r>
+              <w:rPr>
+                <w:sz w:val="18"/>
+                <w:szCs w:val="18"/>
+              </w:rPr>
+              <w:t xml:space="preserve">Guia de memoria de calculo + plantilla</w:t>
             </w:r>
           </w:p>
         </w:tc>
@@ -18555,6 +22558,138 @@
           <w:sz w:val="24"/>
           <w:szCs w:val="24"/>
         </w:rPr>
+        <w:t xml:space="preserve">Mar 8  ·  </w:t>
+      </w:r>
+      <w:r>
+        <w:rPr>
+          <w:b/>
+          <w:bCs/>
+          <w:color w:val="0E2438"/>
+          <w:sz w:val="24"/>
+          <w:szCs w:val="24"/>
+        </w:rPr>
+        <w:t xml:space="preserve">Guia «Revit + ChatGPT»: los 10 errores y su prompt</w:t>
+      </w:r>
+    </w:p>
+    <w:p>
+      <w:pPr>
+        <w:spacing w:after="80"/>
+        <w:rPr>
+          <w:color w:val="5A6B7B"/>
+          <w:sz w:val="19"/>
+          <w:szCs w:val="19"/>
+        </w:rPr>
+      </w:pPr>
+      <w:r>
+        <w:rPr>
+          <w:color w:val="5A6B7B"/>
+          <w:sz w:val="19"/>
+          <w:szCs w:val="19"/>
+        </w:rPr>
+        <w:t xml:space="preserve">Formato: REEL (grabar) — EXTRA lanzamiento de recurso</w:t>
+      </w:r>
+    </w:p>
+    <w:p>
+      <w:pPr>
+        <w:spacing w:after="50" w:before="150"/>
+      </w:pPr>
+      <w:r>
+        <w:rPr>
+          <w:b/>
+          <w:bCs/>
+          <w:caps/>
+          <w:color w:val="5A6B7B"/>
+          <w:sz w:val="18"/>
+          <w:szCs w:val="18"/>
+        </w:rPr>
+        <w:t xml:space="preserve">La idea (desarrollo)</w:t>
+      </w:r>
+    </w:p>
+    <w:p>
+      <w:pPr>
+        <w:pBdr>
+          <w:left w:val="single" w:color="B9C6D3" w:sz="14" w:space="8"/>
+        </w:pBdr>
+        <w:shd w:fill="F7F9FB" w:val="clear"/>
+        <w:spacing w:after="0"/>
+      </w:pPr>
+      <w:r>
+        <w:rPr>
+          <w:rFonts w:ascii="Consolas" w:cs="Consolas" w:eastAsia="Consolas" w:hAnsi="Consolas"/>
+          <w:sz w:val="18"/>
+          <w:szCs w:val="18"/>
+        </w:rPr>
+        <w:t xml:space="preserve">Lanzamiento del recurso. Va el martes a proposito: el miercoles 9 sale el reel «Valor 6» y su</w:t>
+      </w:r>
+    </w:p>
+    <w:p>
+      <w:pPr>
+        <w:pBdr>
+          <w:left w:val="single" w:color="B9C6D3" w:sz="14" w:space="8"/>
+        </w:pBdr>
+        <w:shd w:fill="F7F9FB" w:val="clear"/>
+        <w:spacing w:after="0"/>
+      </w:pPr>
+      <w:r>
+        <w:rPr>
+          <w:rFonts w:ascii="Consolas" w:cs="Consolas" w:eastAsia="Consolas" w:hAnsi="Consolas"/>
+          <w:sz w:val="18"/>
+          <w:szCs w:val="18"/>
+        </w:rPr>
+        <w:t xml:space="preserve">CTA apunta a esta guia, asi que tiene que estar viva un dia antes. Desarrollo completo, guion y</w:t>
+      </w:r>
+    </w:p>
+    <w:p>
+      <w:pPr>
+        <w:pBdr>
+          <w:left w:val="single" w:color="B9C6D3" w:sz="14" w:space="8"/>
+        </w:pBdr>
+        <w:shd w:fill="F7F9FB" w:val="clear"/>
+        <w:spacing w:after="140"/>
+      </w:pPr>
+      <w:r>
+        <w:rPr>
+          <w:rFonts w:ascii="Consolas" w:cs="Consolas" w:eastAsia="Consolas" w:hAnsi="Consolas"/>
+          <w:sz w:val="18"/>
+          <w:szCs w:val="18"/>
+        </w:rPr>
+        <w:t xml:space="preserve">prompt en la pestaña Lead magnets.</w:t>
+      </w:r>
+    </w:p>
+    <w:p>
+      <w:pPr>
+        <w:pBdr>
+          <w:left w:val="single" w:color="C96A1C" w:sz="18" w:space="8"/>
+        </w:pBdr>
+        <w:shd w:fill="F4F7FA" w:val="clear"/>
+        <w:spacing w:after="100"/>
+      </w:pPr>
+      <w:r>
+        <w:rPr>
+          <w:i/>
+          <w:iCs/>
+          <w:color w:val="5A6B7B"/>
+          <w:sz w:val="20"/>
+          <w:szCs w:val="20"/>
+        </w:rPr>
+        <w:t xml:space="preserve">Lanzamiento del recurso. Va el martes a proposito: el miercoles 9 sale el reel «Valor 6» y su CTA apunta a esta guia, asi que tiene que estar viva un dia antes. Desarrollo completo, guion y prompt en la pestaña Lead magnets.</w:t>
+      </w:r>
+    </w:p>
+    <w:p>
+      <w:pPr>
+        <w:pBdr>
+          <w:bottom w:val="single" w:color="C96A1C" w:sz="12" w:space="6"/>
+        </w:pBdr>
+        <w:spacing w:after="60" w:before="300"/>
+      </w:pPr>
+      <w:r>
+        <w:rPr>
+          <w:b/>
+          <w:bCs/>
+          <w:color w:val="C96A1C"/>
+          <w:sz w:val="24"/>
+          <w:szCs w:val="24"/>
+        </w:rPr>
         <w:t xml:space="preserve">Mie 9  ·  </w:t>
       </w:r>
       <w:r>
@@ -22341,6 +26476,121 @@
           <w:szCs w:val="18"/>
         </w:rPr>
         <w:t xml:space="preserve">Carrusel de marca (azul #0E2438 + naranja). Números 01-05. Un slide por mensaje.</w:t>
+      </w:r>
+    </w:p>
+    <w:p>
+      <w:pPr>
+        <w:pBdr>
+          <w:bottom w:val="single" w:color="C96A1C" w:sz="12" w:space="6"/>
+        </w:pBdr>
+        <w:spacing w:after="60" w:before="300"/>
+      </w:pPr>
+      <w:r>
+        <w:rPr>
+          <w:b/>
+          <w:bCs/>
+          <w:color w:val="C96A1C"/>
+          <w:sz w:val="24"/>
+          <w:szCs w:val="24"/>
+        </w:rPr>
+        <w:t xml:space="preserve">Mar 22  ·  </w:t>
+      </w:r>
+      <w:r>
+        <w:rPr>
+          <w:b/>
+          <w:bCs/>
+          <w:color w:val="0E2438"/>
+          <w:sz w:val="24"/>
+          <w:szCs w:val="24"/>
+        </w:rPr>
+        <w:t xml:space="preserve">Pack de 5 scripts de Dynamo / Python para Revit</w:t>
+      </w:r>
+    </w:p>
+    <w:p>
+      <w:pPr>
+        <w:spacing w:after="80"/>
+        <w:rPr>
+          <w:color w:val="5A6B7B"/>
+          <w:sz w:val="19"/>
+          <w:szCs w:val="19"/>
+        </w:rPr>
+      </w:pPr>
+      <w:r>
+        <w:rPr>
+          <w:color w:val="5A6B7B"/>
+          <w:sz w:val="19"/>
+          <w:szCs w:val="19"/>
+        </w:rPr>
+        <w:t xml:space="preserve">Formato: CARRUSEL (6 slides) — EXTRA lanzamiento de recurso</w:t>
+      </w:r>
+    </w:p>
+    <w:p>
+      <w:pPr>
+        <w:spacing w:after="50" w:before="150"/>
+      </w:pPr>
+      <w:r>
+        <w:rPr>
+          <w:b/>
+          <w:bCs/>
+          <w:caps/>
+          <w:color w:val="5A6B7B"/>
+          <w:sz w:val="18"/>
+          <w:szCs w:val="18"/>
+        </w:rPr>
+        <w:t xml:space="preserve">La idea (desarrollo)</w:t>
+      </w:r>
+    </w:p>
+    <w:p>
+      <w:pPr>
+        <w:pBdr>
+          <w:left w:val="single" w:color="B9C6D3" w:sz="14" w:space="8"/>
+        </w:pBdr>
+        <w:shd w:fill="F7F9FB" w:val="clear"/>
+        <w:spacing w:after="0"/>
+      </w:pPr>
+      <w:r>
+        <w:rPr>
+          <w:rFonts w:ascii="Consolas" w:cs="Consolas" w:eastAsia="Consolas" w:hAnsi="Consolas"/>
+          <w:sz w:val="18"/>
+          <w:szCs w:val="18"/>
+        </w:rPr>
+        <w:t xml:space="preserve">Lanzamiento del recurso. Dynamo es el tema de mejor guardado de la cuenta y no teniamos recurso</w:t>
+      </w:r>
+    </w:p>
+    <w:p>
+      <w:pPr>
+        <w:pBdr>
+          <w:left w:val="single" w:color="B9C6D3" w:sz="14" w:space="8"/>
+        </w:pBdr>
+        <w:shd w:fill="F7F9FB" w:val="clear"/>
+        <w:spacing w:after="140"/>
+      </w:pPr>
+      <w:r>
+        <w:rPr>
+          <w:rFonts w:ascii="Consolas" w:cs="Consolas" w:eastAsia="Consolas" w:hAnsi="Consolas"/>
+          <w:sz w:val="18"/>
+          <w:szCs w:val="18"/>
+        </w:rPr>
+        <w:t xml:space="preserve">propio. Desarrollo completo y prompt en la pestaña Lead magnets.</w:t>
+      </w:r>
+    </w:p>
+    <w:p>
+      <w:pPr>
+        <w:pBdr>
+          <w:left w:val="single" w:color="C96A1C" w:sz="18" w:space="8"/>
+        </w:pBdr>
+        <w:shd w:fill="F4F7FA" w:val="clear"/>
+        <w:spacing w:after="100"/>
+      </w:pPr>
+      <w:r>
+        <w:rPr>
+          <w:i/>
+          <w:iCs/>
+          <w:color w:val="5A6B7B"/>
+          <w:sz w:val="20"/>
+          <w:szCs w:val="20"/>
+        </w:rPr>
+        <w:t xml:space="preserve">Lanzamiento del recurso. Dynamo es el tema de mejor guardado de la cuenta y no teniamos recurso propio. Desarrollo completo y prompt en la pestaña Lead magnets.</w:t>
       </w:r>
     </w:p>
     <w:p>
@@ -26765,6 +31015,121 @@
           <w:sz w:val="24"/>
           <w:szCs w:val="24"/>
         </w:rPr>
+        <w:t xml:space="preserve">Mar 29  ·  </w:t>
+      </w:r>
+      <w:r>
+        <w:rPr>
+          <w:b/>
+          <w:bCs/>
+          <w:color w:val="0E2438"/>
+          <w:sz w:val="24"/>
+          <w:szCs w:val="24"/>
+        </w:rPr>
+        <w:t xml:space="preserve">Guia de memoria de calculo + plantilla</w:t>
+      </w:r>
+    </w:p>
+    <w:p>
+      <w:pPr>
+        <w:spacing w:after="80"/>
+        <w:rPr>
+          <w:color w:val="5A6B7B"/>
+          <w:sz w:val="19"/>
+          <w:szCs w:val="19"/>
+        </w:rPr>
+      </w:pPr>
+      <w:r>
+        <w:rPr>
+          <w:color w:val="5A6B7B"/>
+          <w:sz w:val="19"/>
+          <w:szCs w:val="19"/>
+        </w:rPr>
+        <w:t xml:space="preserve">Formato: POST PLANO (1 imagen) — EXTRA lanzamiento de recurso</w:t>
+      </w:r>
+    </w:p>
+    <w:p>
+      <w:pPr>
+        <w:spacing w:after="50" w:before="150"/>
+      </w:pPr>
+      <w:r>
+        <w:rPr>
+          <w:b/>
+          <w:bCs/>
+          <w:caps/>
+          <w:color w:val="5A6B7B"/>
+          <w:sz w:val="18"/>
+          <w:szCs w:val="18"/>
+        </w:rPr>
+        <w:t xml:space="preserve">La idea (desarrollo)</w:t>
+      </w:r>
+    </w:p>
+    <w:p>
+      <w:pPr>
+        <w:pBdr>
+          <w:left w:val="single" w:color="B9C6D3" w:sz="14" w:space="8"/>
+        </w:pBdr>
+        <w:shd w:fill="F7F9FB" w:val="clear"/>
+        <w:spacing w:after="0"/>
+      </w:pPr>
+      <w:r>
+        <w:rPr>
+          <w:rFonts w:ascii="Consolas" w:cs="Consolas" w:eastAsia="Consolas" w:hAnsi="Consolas"/>
+          <w:sz w:val="18"/>
+          <w:szCs w:val="18"/>
+        </w:rPr>
+        <w:t xml:space="preserve">Lanzamiento del recurso. Post plano porque cumple la regla: lleva dato de calculo. Desarrollo</w:t>
+      </w:r>
+    </w:p>
+    <w:p>
+      <w:pPr>
+        <w:pBdr>
+          <w:left w:val="single" w:color="B9C6D3" w:sz="14" w:space="8"/>
+        </w:pBdr>
+        <w:shd w:fill="F7F9FB" w:val="clear"/>
+        <w:spacing w:after="140"/>
+      </w:pPr>
+      <w:r>
+        <w:rPr>
+          <w:rFonts w:ascii="Consolas" w:cs="Consolas" w:eastAsia="Consolas" w:hAnsi="Consolas"/>
+          <w:sz w:val="18"/>
+          <w:szCs w:val="18"/>
+        </w:rPr>
+        <w:t xml:space="preserve">completo y prompt en la pestaña Lead magnets.</w:t>
+      </w:r>
+    </w:p>
+    <w:p>
+      <w:pPr>
+        <w:pBdr>
+          <w:left w:val="single" w:color="C96A1C" w:sz="18" w:space="8"/>
+        </w:pBdr>
+        <w:shd w:fill="F4F7FA" w:val="clear"/>
+        <w:spacing w:after="100"/>
+      </w:pPr>
+      <w:r>
+        <w:rPr>
+          <w:i/>
+          <w:iCs/>
+          <w:color w:val="5A6B7B"/>
+          <w:sz w:val="20"/>
+          <w:szCs w:val="20"/>
+        </w:rPr>
+        <w:t xml:space="preserve">Lanzamiento del recurso. Post plano porque cumple la regla: lleva dato de calculo. Desarrollo completo y prompt en la pestaña Lead magnets.</w:t>
+      </w:r>
+    </w:p>
+    <w:p>
+      <w:pPr>
+        <w:pBdr>
+          <w:bottom w:val="single" w:color="C96A1C" w:sz="12" w:space="6"/>
+        </w:pBdr>
+        <w:spacing w:after="60" w:before="300"/>
+      </w:pPr>
+      <w:r>
+        <w:rPr>
+          <w:b/>
+          <w:bCs/>
+          <w:color w:val="C96A1C"/>
+          <w:sz w:val="24"/>
+          <w:szCs w:val="24"/>
+        </w:rPr>
         <w:t xml:space="preserve">Mie 30  ·  </w:t>
       </w:r>
       <w:r>
@@ -37864,7 +42229,7 @@
           <w:sz w:val="20"/>
           <w:szCs w:val="20"/>
         </w:rPr>
-        <w:t xml:space="preserve">Los 8 existentes quedaron VERIFICADOS entregando tras el incidente de formularios de agosto (los 8 redirigen a su propia pagina de gracias). Cada CTA de valor del mes apunta a uno de ellos o a uno de los 2 por crear.</w:t>
+        <w:t xml:space="preserve">Los tres se desarrollan enteros en la pestaña LEAD MAGNETS, con su contenido, sus notas de producción, el paso a paso de GoHighLevel y el post de lanzamiento con su prompt de imagen. Los tres posts de lanzamiento ya están en el calendario del G1, los martes 8, 22 y 29.</w:t>
       </w:r>
     </w:p>
     <w:p>
@@ -38338,7 +42703,7 @@
           <w:sz w:val="22"/>
           <w:szCs w:val="22"/>
         </w:rPr>
-        <w:t xml:space="preserve">Guia «Revit + ChatGPT: resuelve errores con IA»  →  palabra sugerida: «GUIA»</w:t>
+        <w:t xml:space="preserve">Guía «Revit + ChatGPT: resuelve errores con IA»  →  palabra sugerida: «GUIA»</w:t>
       </w:r>
     </w:p>
     <w:p>
@@ -38350,7 +42715,7 @@
           <w:sz w:val="21"/>
           <w:szCs w:val="21"/>
         </w:rPr>
-        <w:t xml:space="preserve">Es el CTA del reel Valor 6 (Mi 9) y de los reels extra de IA (Mar 15, Mar 22). Hoy ese CTA promete una guia que NO existe — exactamente el error que ya cometimos en julio. O se crea en la semana 1, o el CTA de esos reels cambia a un recurso existente (GPT IA Pro).</w:t>
+        <w:t xml:space="preserve">Lo pide el CTA del reel «Valor 6» (Mié 9), que sale un día después de su lanzamiento (Mar 8). Es el más urgente de los tres.</w:t>
       </w:r>
     </w:p>
     <w:p>
@@ -38377,7 +42742,7 @@
           <w:sz w:val="21"/>
           <w:szCs w:val="21"/>
         </w:rPr>
-        <w:t xml:space="preserve">CTA natural de los reels #4 Dynamo (Sab 12) y #6 Python (Sab 19) — el tema de mejor guardado de la cuenta y sin recurso propio. 3-5 scripts comentados con instrucciones.</w:t>
+        <w:t xml:space="preserve">Dynamo es el tema de mejor guardado de la cuenta y no hay recurso propio. Se lanza el Mar 22; necesita más producción porque hay que probar cada script.</w:t>
       </w:r>
     </w:p>
     <w:p>
@@ -38392,7 +42757,7 @@
           <w:sz w:val="22"/>
           <w:szCs w:val="22"/>
         </w:rPr>
-        <w:t xml:space="preserve">(Opcional) Diagnostico «¿Cual es tu puerta?»  →  palabra sugerida: «RUTA»</w:t>
+        <w:t xml:space="preserve">Guía de memoria de cálculo + plantilla  →  palabra sugerida: «MEMORIA»</w:t>
       </w:r>
     </w:p>
     <w:p>
@@ -38404,7 +42769,7 @@
           <w:sz w:val="21"/>
           <w:szCs w:val="21"/>
         </w:rPr>
-        <w:t xml:space="preserve">Version corta del test alineada a las 4 puertas para el CTA RUTA. Mientras no exista, RUTA responde con orientacion 1-a-1 del equipo y el Test de Nivelacion cubre el diagnostico.</w:t>
+        <w:t xml:space="preserve">Pedido por Dayana el 2-sep. Se define en la reunión de cierre del viernes 5 y se lanza el Mar 29. Lo revisa Gabriel antes de salir: puede terminar dentro de un documento que alguien firma.</w:t>
       </w:r>
     </w:p>
     <w:p>
@@ -42276,7 +46641,7 @@
                 <w:sz w:val="18"/>
                 <w:szCs w:val="18"/>
               </w:rPr>
-              <w:t xml:space="preserve">5</w:t>
+              <w:t xml:space="preserve">6</w:t>
             </w:r>
           </w:p>
         </w:tc>
@@ -42306,7 +46671,7 @@
                 <w:sz w:val="18"/>
                 <w:szCs w:val="18"/>
               </w:rPr>
-              <w:t xml:space="preserve">5</w:t>
+              <w:t xml:space="preserve">6</w:t>
             </w:r>
           </w:p>
         </w:tc>
@@ -42336,7 +46701,7 @@
                 <w:sz w:val="18"/>
                 <w:szCs w:val="18"/>
               </w:rPr>
-              <w:t xml:space="preserve">2</w:t>
+              <w:t xml:space="preserve">3</w:t>
             </w:r>
           </w:p>
         </w:tc>

--- a/matriz-viral/entregables/Matriz-Contenido-Septiembre-2026-DMA.docx
+++ b/matriz-viral/entregables/Matriz-Contenido-Septiembre-2026-DMA.docx
@@ -1625,7 +1625,7 @@
           <w:sz w:val="21"/>
           <w:szCs w:val="21"/>
         </w:rPr>
-        <w:t xml:space="preserve">PRECIOS (regla de oro, 2-sep): la publicidad anclada al MÁSTER no lleva ninguna cifra — ni el precio del módulo, ni el de la ruta, ni la suma. El CTA es siempre «llena el formulario», «agenda una cita» o «habla con un asesor», y el precio lo da el asesor en la conversación. Se vende POR MÓDULOS para bajar la barrera de entrada, pero la barrera se baja explicando la puerta, no publicando el número. ÚNICA EXCEPCIÓN: la Especialización en ACERO sí lleva su precio en el anuncio, $200 USD.</w:t>
+        <w:t xml:space="preserve">PRECIOS (regla de oro, 2-sep): la publicidad anclada al MÁSTER no lleva ninguna cifra — ni el precio del módulo, ni el de la ruta, ni la suma. El CTA es siempre «llena el formulario», «agenda una cita» o «habla con un asesor», y el precio lo da el asesor en la conversación. Se vende POR MÓDULOS para bajar la barrera de entrada, pero la barrera se baja explicando la puerta, no publicando el número. ÚNICA EXCEPCIÓN: la Especialización en ACERO sí lleva su precio en el anuncio. Desde el 3-sep son $225 USD, y la subida tiene una razón que se dice en el propio anuncio: el programa ahora incluye el tutor de IA entrenado con sus clases. Un precio que sube sin explicar por qué se lee como encarecimiento; explicado, se lee como que el producto creció.</w:t>
       </w:r>
     </w:p>
     <w:p>
@@ -1693,7 +1693,7 @@
           <w:sz w:val="21"/>
           <w:szCs w:val="21"/>
         </w:rPr>
-        <w:t xml:space="preserve">El tutor de IA de ACERO no se anuncia hasta estar desplegado y probado. Prometer un recurso que no existe ya costo un incidente en julio.</w:t>
+        <w:t xml:space="preserve">El tutor de IA de ACERO ya está desplegado y probado (3-sep: 17 de 17 casos, con las trampas repetidas 3 veces cada una). Pero NO se anuncia hasta que esté MONTADO EN LOS 4 CURSOS y un alumno pueda abrirlo — que es lo que falta. La distinción no es un tecnicismo: el precio sube a $225 justamente porque el tutor va incluido, así que un alumno que pague y no lo encuentre es el incidente de julio otra vez, pero cobrado.</w:t>
       </w:r>
     </w:p>
     <w:p>
@@ -3891,7 +3891,7 @@
           <w:sz w:val="19"/>
           <w:szCs w:val="19"/>
         </w:rPr>
-        <w:t xml:space="preserve">La excepción es ACERO. La Especialización en Acero SÍ lleva precio en el anuncio: $200 USD. Es una cifra que se decide sola y ponerla ahorra la mitad de las conversaciones. La regla de arriba aplica al Máster y a sus módulos, no a ACERO.</w:t>
+        <w:t xml:space="preserve">La excepción es ACERO. La Especialización en Acero SÍ lleva precio en el anuncio: $225 USD desde el 3-sep. Y la cifra nunca va sola: va con su razón — ahora incluye el tutor de IA entrenado con las clases. Es una cifra que se decide sin llamada, y ponerla ahorra la mitad de las conversaciones. La regla del Máster no aplica aquí.</w:t>
       </w:r>
     </w:p>
     <w:p>
@@ -13268,7 +13268,7 @@
           <w:sz w:val="26"/>
           <w:szCs w:val="26"/>
         </w:rPr>
-        <w:t xml:space="preserve">▸ ESPECIALIZACIÓN EN ACERO (relanzamiento) — $200 USD, el precio SÍ va en el anuncio</w:t>
+        <w:t xml:space="preserve">▸ ESPECIALIZACIÓN EN ACERO (relanzamiento) — $225 USD con tutor de IA incluido, el precio SÍ va en el anuncio</w:t>
       </w:r>
     </w:p>
     <w:p>
@@ -13300,41 +13300,126 @@
           <w:sz w:val="18"/>
           <w:szCs w:val="18"/>
         </w:rPr>
-        <w:t xml:space="preserve">¿Diseñas en acero y todavia revisas las conexiones al final? El formato IMG2 fue el mejor CPL</w:t>
-      </w:r>
-    </w:p>
-    <w:p>
-      <w:pPr>
-        <w:pBdr>
-          <w:left w:val="single" w:color="B9C6D3" w:sz="14" w:space="8"/>
-        </w:pBdr>
-        <w:shd w:fill="F7F9FB" w:val="clear"/>
-        <w:spacing w:after="0"/>
-      </w:pPr>
-      <w:r>
-        <w:rPr>
-          <w:rFonts w:ascii="Consolas" w:cs="Consolas" w:eastAsia="Consolas" w:hAnsi="Consolas"/>
-          <w:sz w:val="18"/>
-          <w:szCs w:val="18"/>
-        </w:rPr>
-        <w:t xml:space="preserve">de la cuenta ($0.48-0.67): se replica igual, solo refrescando la imagen. Boton → WhatsApp.</w:t>
-      </w:r>
-    </w:p>
-    <w:p>
-      <w:pPr>
-        <w:pBdr>
-          <w:left w:val="single" w:color="B9C6D3" w:sz="14" w:space="8"/>
-        </w:pBdr>
-        <w:shd w:fill="F7F9FB" w:val="clear"/>
-        <w:spacing w:after="0"/>
-      </w:pPr>
-      <w:r>
-        <w:rPr>
-          <w:rFonts w:ascii="Consolas" w:cs="Consolas" w:eastAsia="Consolas" w:hAnsi="Consolas"/>
-          <w:sz w:val="18"/>
-          <w:szCs w:val="18"/>
-        </w:rPr>
-        <w:t xml:space="preserve">PRECIO: $200 USD va en el copy y en la imagen. Es lo contrario del Máster — aquí la cifra</w:t>
+        <w:t xml:space="preserve">¿Diseñas en acero y todavía revisas las conexiones al final? El formato IMG2 fue el mejor CPL</w:t>
+      </w:r>
+    </w:p>
+    <w:p>
+      <w:pPr>
+        <w:pBdr>
+          <w:left w:val="single" w:color="B9C6D3" w:sz="14" w:space="8"/>
+        </w:pBdr>
+        <w:shd w:fill="F7F9FB" w:val="clear"/>
+        <w:spacing w:after="0"/>
+      </w:pPr>
+      <w:r>
+        <w:rPr>
+          <w:rFonts w:ascii="Consolas" w:cs="Consolas" w:eastAsia="Consolas" w:hAnsi="Consolas"/>
+          <w:sz w:val="18"/>
+          <w:szCs w:val="18"/>
+        </w:rPr>
+        <w:t xml:space="preserve">de la cuenta ($0.48-0.67): se replica igual, refrescando la imagen y añadiendo el sello del</w:t>
+      </w:r>
+    </w:p>
+    <w:p>
+      <w:pPr>
+        <w:pBdr>
+          <w:left w:val="single" w:color="B9C6D3" w:sz="14" w:space="8"/>
+        </w:pBdr>
+        <w:shd w:fill="F7F9FB" w:val="clear"/>
+        <w:spacing w:after="0"/>
+      </w:pPr>
+      <w:r>
+        <w:rPr>
+          <w:rFonts w:ascii="Consolas" w:cs="Consolas" w:eastAsia="Consolas" w:hAnsi="Consolas"/>
+          <w:sz w:val="18"/>
+          <w:szCs w:val="18"/>
+        </w:rPr>
+        <w:t xml:space="preserve">tutor de IA.</w:t>
+      </w:r>
+    </w:p>
+    <w:p>
+      <w:pPr>
+        <w:pBdr>
+          <w:left w:val="single" w:color="B9C6D3" w:sz="14" w:space="8"/>
+        </w:pBdr>
+        <w:shd w:fill="F7F9FB" w:val="clear"/>
+        <w:spacing w:after="0"/>
+      </w:pPr>
+      <w:r>
+        <w:rPr>
+          <w:rFonts w:ascii="Consolas" w:cs="Consolas" w:eastAsia="Consolas" w:hAnsi="Consolas"/>
+          <w:sz w:val="18"/>
+          <w:szCs w:val="18"/>
+        </w:rPr>
+        <w:t xml:space="preserve"> </w:t>
+      </w:r>
+    </w:p>
+    <w:p>
+      <w:pPr>
+        <w:pBdr>
+          <w:left w:val="single" w:color="B9C6D3" w:sz="14" w:space="8"/>
+        </w:pBdr>
+        <w:shd w:fill="F7F9FB" w:val="clear"/>
+        <w:spacing w:after="0"/>
+      </w:pPr>
+      <w:r>
+        <w:rPr>
+          <w:rFonts w:ascii="Consolas" w:cs="Consolas" w:eastAsia="Consolas" w:hAnsi="Consolas"/>
+          <w:sz w:val="18"/>
+          <w:szCs w:val="18"/>
+        </w:rPr>
+        <w:t xml:space="preserve">PRECIO: $225 USD va en el copy y en la imagen, y JUNTO a la razón — «ahora con tutor de IA</w:t>
+      </w:r>
+    </w:p>
+    <w:p>
+      <w:pPr>
+        <w:pBdr>
+          <w:left w:val="single" w:color="B9C6D3" w:sz="14" w:space="8"/>
+        </w:pBdr>
+        <w:shd w:fill="F7F9FB" w:val="clear"/>
+        <w:spacing w:after="0"/>
+      </w:pPr>
+      <w:r>
+        <w:rPr>
+          <w:rFonts w:ascii="Consolas" w:cs="Consolas" w:eastAsia="Consolas" w:hAnsi="Consolas"/>
+          <w:sz w:val="18"/>
+          <w:szCs w:val="18"/>
+        </w:rPr>
+        <w:t xml:space="preserve">entrenado con las clases del programa». Es lo contrario del Máster: aquí la cifra ayuda, porque</w:t>
+      </w:r>
+    </w:p>
+    <w:p>
+      <w:pPr>
+        <w:pBdr>
+          <w:left w:val="single" w:color="B9C6D3" w:sz="14" w:space="8"/>
+        </w:pBdr>
+        <w:shd w:fill="F7F9FB" w:val="clear"/>
+        <w:spacing w:after="0"/>
+      </w:pPr>
+      <w:r>
+        <w:rPr>
+          <w:rFonts w:ascii="Consolas" w:cs="Consolas" w:eastAsia="Consolas" w:hAnsi="Consolas"/>
+          <w:sz w:val="18"/>
+          <w:szCs w:val="18"/>
+        </w:rPr>
+        <w:t xml:space="preserve">$225 se decide sin llamada y ponerla ahorra la mitad de las conversaciones del setter.</w:t>
+      </w:r>
+    </w:p>
+    <w:p>
+      <w:pPr>
+        <w:pBdr>
+          <w:left w:val="single" w:color="B9C6D3" w:sz="14" w:space="8"/>
+        </w:pBdr>
+        <w:shd w:fill="F7F9FB" w:val="clear"/>
+        <w:spacing w:after="0"/>
+      </w:pPr>
+      <w:r>
+        <w:rPr>
+          <w:rFonts w:ascii="Consolas" w:cs="Consolas" w:eastAsia="Consolas" w:hAnsi="Consolas"/>
+          <w:sz w:val="18"/>
+          <w:szCs w:val="18"/>
+        </w:rPr>
+        <w:t xml:space="preserve"> </w:t>
       </w:r>
     </w:p>
     <w:p>
@@ -13351,7 +13436,7 @@
           <w:sz w:val="18"/>
           <w:szCs w:val="18"/>
         </w:rPr>
-        <w:t xml:space="preserve">ayuda: $200 se decide sin llamada y ponerla ahorra la mitad de las conversaciones del setter.</w:t>
+        <w:t xml:space="preserve">Botón → WhatsApp.</w:t>
       </w:r>
     </w:p>
     <w:p>
@@ -13417,7 +13502,41 @@
           <w:sz w:val="18"/>
           <w:szCs w:val="18"/>
         </w:rPr>
-        <w:t xml:space="preserve">prueba como anuncio con la misma imagen. Boton → WhatsApp. Cierra con «Especialización en Acero</w:t>
+        <w:t xml:space="preserve">prueba como anuncio con la misma imagen.</w:t>
+      </w:r>
+    </w:p>
+    <w:p>
+      <w:pPr>
+        <w:pBdr>
+          <w:left w:val="single" w:color="B9C6D3" w:sz="14" w:space="8"/>
+        </w:pBdr>
+        <w:shd w:fill="F7F9FB" w:val="clear"/>
+        <w:spacing w:after="0"/>
+      </w:pPr>
+      <w:r>
+        <w:rPr>
+          <w:rFonts w:ascii="Consolas" w:cs="Consolas" w:eastAsia="Consolas" w:hAnsi="Consolas"/>
+          <w:sz w:val="18"/>
+          <w:szCs w:val="18"/>
+        </w:rPr>
+        <w:t xml:space="preserve"> </w:t>
+      </w:r>
+    </w:p>
+    <w:p>
+      <w:pPr>
+        <w:pBdr>
+          <w:left w:val="single" w:color="B9C6D3" w:sz="14" w:space="8"/>
+        </w:pBdr>
+        <w:shd w:fill="F7F9FB" w:val="clear"/>
+        <w:spacing w:after="0"/>
+      </w:pPr>
+      <w:r>
+        <w:rPr>
+          <w:rFonts w:ascii="Consolas" w:cs="Consolas" w:eastAsia="Consolas" w:hAnsi="Consolas"/>
+          <w:sz w:val="18"/>
+          <w:szCs w:val="18"/>
+        </w:rPr>
+        <w:t xml:space="preserve">Cierra con «Especialización en Acero · $225 USD · ahora con tutor de IA» y botón → WhatsApp. La</w:t>
       </w:r>
     </w:p>
     <w:p>
@@ -13434,7 +13553,7 @@
           <w:sz w:val="18"/>
           <w:szCs w:val="18"/>
         </w:rPr>
-        <w:t xml:space="preserve">· $200 USD» y botón a WhatsApp.</w:t>
+        <w:t xml:space="preserve">frase del hook no se toca: es lo que hizo funcionar la pieza.</w:t>
       </w:r>
     </w:p>
     <w:p>
@@ -13466,41 +13585,92 @@
           <w:sz w:val="18"/>
           <w:szCs w:val="18"/>
         </w:rPr>
-        <w:t xml:space="preserve">T1: ¿Firmarias este diseño sin estas 5 verificaciones? T2-T4: tres de las cinco (sin</w:t>
-      </w:r>
-    </w:p>
-    <w:p>
-      <w:pPr>
-        <w:pBdr>
-          <w:left w:val="single" w:color="B9C6D3" w:sz="14" w:space="8"/>
-        </w:pBdr>
-        <w:shd w:fill="F7F9FB" w:val="clear"/>
-        <w:spacing w:after="0"/>
-      </w:pPr>
-      <w:r>
-        <w:rPr>
-          <w:rFonts w:ascii="Consolas" w:cs="Consolas" w:eastAsia="Consolas" w:hAnsi="Consolas"/>
-          <w:sz w:val="18"/>
-          <w:szCs w:val="18"/>
-        </w:rPr>
-        <w:t xml:space="preserve">resolverlas). Cierre: la herramienta completa es gratis — escribenos. Boton → WhatsApp. El post</w:t>
-      </w:r>
-    </w:p>
-    <w:p>
-      <w:pPr>
-        <w:pBdr>
-          <w:left w:val="single" w:color="B9C6D3" w:sz="14" w:space="8"/>
-        </w:pBdr>
-        <w:shd w:fill="F7F9FB" w:val="clear"/>
-        <w:spacing w:after="0"/>
-      </w:pPr>
-      <w:r>
-        <w:rPr>
-          <w:rFonts w:ascii="Consolas" w:cs="Consolas" w:eastAsia="Consolas" w:hAnsi="Consolas"/>
-          <w:sz w:val="18"/>
-          <w:szCs w:val="18"/>
-        </w:rPr>
-        <w:t xml:space="preserve">organico de la guia hizo 49 comentarios: el gancho esta validado. En la tarjeta de cierre va el</w:t>
+        <w:t xml:space="preserve">T1: ¿Firmarías este diseño sin estas 5 verificaciones? T2-T4: tres de las cinco (sin</w:t>
+      </w:r>
+    </w:p>
+    <w:p>
+      <w:pPr>
+        <w:pBdr>
+          <w:left w:val="single" w:color="B9C6D3" w:sz="14" w:space="8"/>
+        </w:pBdr>
+        <w:shd w:fill="F7F9FB" w:val="clear"/>
+        <w:spacing w:after="0"/>
+      </w:pPr>
+      <w:r>
+        <w:rPr>
+          <w:rFonts w:ascii="Consolas" w:cs="Consolas" w:eastAsia="Consolas" w:hAnsi="Consolas"/>
+          <w:sz w:val="18"/>
+          <w:szCs w:val="18"/>
+        </w:rPr>
+        <w:t xml:space="preserve">resolverlas). Cierre: la herramienta completa es gratis — escríbenos.</w:t>
+      </w:r>
+    </w:p>
+    <w:p>
+      <w:pPr>
+        <w:pBdr>
+          <w:left w:val="single" w:color="B9C6D3" w:sz="14" w:space="8"/>
+        </w:pBdr>
+        <w:shd w:fill="F7F9FB" w:val="clear"/>
+        <w:spacing w:after="0"/>
+      </w:pPr>
+      <w:r>
+        <w:rPr>
+          <w:rFonts w:ascii="Consolas" w:cs="Consolas" w:eastAsia="Consolas" w:hAnsi="Consolas"/>
+          <w:sz w:val="18"/>
+          <w:szCs w:val="18"/>
+        </w:rPr>
+        <w:t xml:space="preserve"> </w:t>
+      </w:r>
+    </w:p>
+    <w:p>
+      <w:pPr>
+        <w:pBdr>
+          <w:left w:val="single" w:color="B9C6D3" w:sz="14" w:space="8"/>
+        </w:pBdr>
+        <w:shd w:fill="F7F9FB" w:val="clear"/>
+        <w:spacing w:after="0"/>
+      </w:pPr>
+      <w:r>
+        <w:rPr>
+          <w:rFonts w:ascii="Consolas" w:cs="Consolas" w:eastAsia="Consolas" w:hAnsi="Consolas"/>
+          <w:sz w:val="18"/>
+          <w:szCs w:val="18"/>
+        </w:rPr>
+        <w:t xml:space="preserve">En la tarjeta de cierre va el precio con su razón: «$225 USD · incluye el tutor de IA que te</w:t>
+      </w:r>
+    </w:p>
+    <w:p>
+      <w:pPr>
+        <w:pBdr>
+          <w:left w:val="single" w:color="B9C6D3" w:sz="14" w:space="8"/>
+        </w:pBdr>
+        <w:shd w:fill="F7F9FB" w:val="clear"/>
+        <w:spacing w:after="0"/>
+      </w:pPr>
+      <w:r>
+        <w:rPr>
+          <w:rFonts w:ascii="Consolas" w:cs="Consolas" w:eastAsia="Consolas" w:hAnsi="Consolas"/>
+          <w:sz w:val="18"/>
+          <w:szCs w:val="18"/>
+        </w:rPr>
+        <w:t xml:space="preserve">responde con la clase exacta». El lead magnet abre y el precio cierra, en la misma pieza.</w:t>
+      </w:r>
+    </w:p>
+    <w:p>
+      <w:pPr>
+        <w:pBdr>
+          <w:left w:val="single" w:color="B9C6D3" w:sz="14" w:space="8"/>
+        </w:pBdr>
+        <w:shd w:fill="F7F9FB" w:val="clear"/>
+        <w:spacing w:after="0"/>
+      </w:pPr>
+      <w:r>
+        <w:rPr>
+          <w:rFonts w:ascii="Consolas" w:cs="Consolas" w:eastAsia="Consolas" w:hAnsi="Consolas"/>
+          <w:sz w:val="18"/>
+          <w:szCs w:val="18"/>
+        </w:rPr>
+        <w:t xml:space="preserve"> </w:t>
       </w:r>
     </w:p>
     <w:p>
@@ -13517,7 +13687,7 @@
           <w:sz w:val="18"/>
           <w:szCs w:val="18"/>
         </w:rPr>
-        <w:t xml:space="preserve">precio: $200 USD. El lead magnet abre y el precio cierra, en la misma pieza.</w:t>
+        <w:t xml:space="preserve">Botón → WhatsApp. El post orgánico de la guía hizo 49 comentarios: el gancho está validado.</w:t>
       </w:r>
     </w:p>
     <w:p>
@@ -13598,75 +13768,160 @@
           <w:sz w:val="22"/>
           <w:szCs w:val="22"/>
         </w:rPr>
-        <w:t xml:space="preserve">Post plano + reel — CREATIVO NUEVO (condicionado) · ACERO ahora responde: el tutor de IA</w:t>
-      </w:r>
-    </w:p>
-    <w:p>
-      <w:pPr>
-        <w:pBdr>
-          <w:left w:val="single" w:color="B9C6D3" w:sz="14" w:space="8"/>
-        </w:pBdr>
-        <w:shd w:fill="F7F9FB" w:val="clear"/>
-        <w:spacing w:after="0"/>
-      </w:pPr>
-      <w:r>
-        <w:rPr>
-          <w:rFonts w:ascii="Consolas" w:cs="Consolas" w:eastAsia="Consolas" w:hAnsi="Consolas"/>
-          <w:sz w:val="18"/>
-          <w:szCs w:val="18"/>
-        </w:rPr>
-        <w:t xml:space="preserve">El diferenciador nuevo de la especializacion. Creativo: burbuja de chat con una pregunta</w:t>
-      </w:r>
-    </w:p>
-    <w:p>
-      <w:pPr>
-        <w:pBdr>
-          <w:left w:val="single" w:color="B9C6D3" w:sz="14" w:space="8"/>
-        </w:pBdr>
-        <w:shd w:fill="F7F9FB" w:val="clear"/>
-        <w:spacing w:after="0"/>
-      </w:pPr>
-      <w:r>
-        <w:rPr>
-          <w:rFonts w:ascii="Consolas" w:cs="Consolas" w:eastAsia="Consolas" w:hAnsi="Consolas"/>
-          <w:sz w:val="18"/>
-          <w:szCs w:val="18"/>
-        </w:rPr>
-        <w:t xml:space="preserve">tecnica real y la respuesta citando la sesion del curso. Copy: «Tu especializacion ahora te</w:t>
-      </w:r>
-    </w:p>
-    <w:p>
-      <w:pPr>
-        <w:pBdr>
-          <w:left w:val="single" w:color="B9C6D3" w:sz="14" w:space="8"/>
-        </w:pBdr>
-        <w:shd w:fill="F7F9FB" w:val="clear"/>
-        <w:spacing w:after="0"/>
-      </w:pPr>
-      <w:r>
-        <w:rPr>
-          <w:rFonts w:ascii="Consolas" w:cs="Consolas" w:eastAsia="Consolas" w:hAnsi="Consolas"/>
-          <w:sz w:val="18"/>
-          <w:szCs w:val="18"/>
-        </w:rPr>
-        <w:t xml:space="preserve">contesta. Tutor de IA entrenado con las clases del programa: si algo no esta en el curso, te lo</w:t>
-      </w:r>
-    </w:p>
-    <w:p>
-      <w:pPr>
-        <w:pBdr>
-          <w:left w:val="single" w:color="B9C6D3" w:sz="14" w:space="8"/>
-        </w:pBdr>
-        <w:shd w:fill="F7F9FB" w:val="clear"/>
-        <w:spacing w:after="0"/>
-      </w:pPr>
-      <w:r>
-        <w:rPr>
-          <w:rFonts w:ascii="Consolas" w:cs="Consolas" w:eastAsia="Consolas" w:hAnsi="Consolas"/>
-          <w:sz w:val="18"/>
-          <w:szCs w:val="18"/>
-        </w:rPr>
-        <w:t xml:space="preserve">dice.» CTA → WhatsApp. Ademas, el BOT DE OLYMPUS (Patricio) tiene que saber responder sobre el</w:t>
+        <w:t xml:space="preserve">Post plano + reel — CREATIVO NUEVO (es el que justifica los $225) · ACERO ahora responde: el tutor de IA</w:t>
+      </w:r>
+    </w:p>
+    <w:p>
+      <w:pPr>
+        <w:pBdr>
+          <w:left w:val="single" w:color="B9C6D3" w:sz="14" w:space="8"/>
+        </w:pBdr>
+        <w:shd w:fill="F7F9FB" w:val="clear"/>
+        <w:spacing w:after="0"/>
+      </w:pPr>
+      <w:r>
+        <w:rPr>
+          <w:rFonts w:ascii="Consolas" w:cs="Consolas" w:eastAsia="Consolas" w:hAnsi="Consolas"/>
+          <w:sz w:val="18"/>
+          <w:szCs w:val="18"/>
+        </w:rPr>
+        <w:t xml:space="preserve">El diferenciador nuevo, y la razón de que el precio suba a $225. Creativo: burbuja de chat con</w:t>
+      </w:r>
+    </w:p>
+    <w:p>
+      <w:pPr>
+        <w:pBdr>
+          <w:left w:val="single" w:color="B9C6D3" w:sz="14" w:space="8"/>
+        </w:pBdr>
+        <w:shd w:fill="F7F9FB" w:val="clear"/>
+        <w:spacing w:after="0"/>
+      </w:pPr>
+      <w:r>
+        <w:rPr>
+          <w:rFonts w:ascii="Consolas" w:cs="Consolas" w:eastAsia="Consolas" w:hAnsi="Consolas"/>
+          <w:sz w:val="18"/>
+          <w:szCs w:val="18"/>
+        </w:rPr>
+        <w:t xml:space="preserve">una pregunta técnica real y la respuesta citando la sesión y el minuto del curso.</w:t>
+      </w:r>
+    </w:p>
+    <w:p>
+      <w:pPr>
+        <w:pBdr>
+          <w:left w:val="single" w:color="B9C6D3" w:sz="14" w:space="8"/>
+        </w:pBdr>
+        <w:shd w:fill="F7F9FB" w:val="clear"/>
+        <w:spacing w:after="0"/>
+      </w:pPr>
+      <w:r>
+        <w:rPr>
+          <w:rFonts w:ascii="Consolas" w:cs="Consolas" w:eastAsia="Consolas" w:hAnsi="Consolas"/>
+          <w:sz w:val="18"/>
+          <w:szCs w:val="18"/>
+        </w:rPr>
+        <w:t xml:space="preserve"> </w:t>
+      </w:r>
+    </w:p>
+    <w:p>
+      <w:pPr>
+        <w:pBdr>
+          <w:left w:val="single" w:color="B9C6D3" w:sz="14" w:space="8"/>
+        </w:pBdr>
+        <w:shd w:fill="F7F9FB" w:val="clear"/>
+        <w:spacing w:after="0"/>
+      </w:pPr>
+      <w:r>
+        <w:rPr>
+          <w:rFonts w:ascii="Consolas" w:cs="Consolas" w:eastAsia="Consolas" w:hAnsi="Consolas"/>
+          <w:sz w:val="18"/>
+          <w:szCs w:val="18"/>
+        </w:rPr>
+        <w:t xml:space="preserve">Copy: «Tu especialización ahora te contesta. Tutor de IA entrenado con las clases del programa:</w:t>
+      </w:r>
+    </w:p>
+    <w:p>
+      <w:pPr>
+        <w:pBdr>
+          <w:left w:val="single" w:color="B9C6D3" w:sz="14" w:space="8"/>
+        </w:pBdr>
+        <w:shd w:fill="F7F9FB" w:val="clear"/>
+        <w:spacing w:after="0"/>
+      </w:pPr>
+      <w:r>
+        <w:rPr>
+          <w:rFonts w:ascii="Consolas" w:cs="Consolas" w:eastAsia="Consolas" w:hAnsi="Consolas"/>
+          <w:sz w:val="18"/>
+          <w:szCs w:val="18"/>
+        </w:rPr>
+        <w:t xml:space="preserve">te dice en qué sesión y en qué minuto está lo que preguntas. Y si algo no está en el curso, te</w:t>
+      </w:r>
+    </w:p>
+    <w:p>
+      <w:pPr>
+        <w:pBdr>
+          <w:left w:val="single" w:color="B9C6D3" w:sz="14" w:space="8"/>
+        </w:pBdr>
+        <w:shd w:fill="F7F9FB" w:val="clear"/>
+        <w:spacing w:after="0"/>
+      </w:pPr>
+      <w:r>
+        <w:rPr>
+          <w:rFonts w:ascii="Consolas" w:cs="Consolas" w:eastAsia="Consolas" w:hAnsi="Consolas"/>
+          <w:sz w:val="18"/>
+          <w:szCs w:val="18"/>
+        </w:rPr>
+        <w:t xml:space="preserve">lo dice en vez de inventarlo.»</w:t>
+      </w:r>
+    </w:p>
+    <w:p>
+      <w:pPr>
+        <w:pBdr>
+          <w:left w:val="single" w:color="B9C6D3" w:sz="14" w:space="8"/>
+        </w:pBdr>
+        <w:shd w:fill="F7F9FB" w:val="clear"/>
+        <w:spacing w:after="0"/>
+      </w:pPr>
+      <w:r>
+        <w:rPr>
+          <w:rFonts w:ascii="Consolas" w:cs="Consolas" w:eastAsia="Consolas" w:hAnsi="Consolas"/>
+          <w:sz w:val="18"/>
+          <w:szCs w:val="18"/>
+        </w:rPr>
+        <w:t xml:space="preserve"> </w:t>
+      </w:r>
+    </w:p>
+    <w:p>
+      <w:pPr>
+        <w:pBdr>
+          <w:left w:val="single" w:color="B9C6D3" w:sz="14" w:space="8"/>
+        </w:pBdr>
+        <w:shd w:fill="F7F9FB" w:val="clear"/>
+        <w:spacing w:after="0"/>
+      </w:pPr>
+      <w:r>
+        <w:rPr>
+          <w:rFonts w:ascii="Consolas" w:cs="Consolas" w:eastAsia="Consolas" w:hAnsi="Consolas"/>
+          <w:sz w:val="18"/>
+          <w:szCs w:val="18"/>
+        </w:rPr>
+        <w:t xml:space="preserve">$225 USD, tutor incluido. CTA → WhatsApp.</w:t>
+      </w:r>
+    </w:p>
+    <w:p>
+      <w:pPr>
+        <w:pBdr>
+          <w:left w:val="single" w:color="B9C6D3" w:sz="14" w:space="8"/>
+        </w:pBdr>
+        <w:shd w:fill="F7F9FB" w:val="clear"/>
+        <w:spacing w:after="0"/>
+      </w:pPr>
+      <w:r>
+        <w:rPr>
+          <w:rFonts w:ascii="Consolas" w:cs="Consolas" w:eastAsia="Consolas" w:hAnsi="Consolas"/>
+          <w:sz w:val="18"/>
+          <w:szCs w:val="18"/>
+        </w:rPr>
+        <w:t xml:space="preserve"> </w:t>
       </w:r>
     </w:p>
     <w:p>
@@ -13683,7 +13938,7 @@
           <w:sz w:val="18"/>
           <w:szCs w:val="18"/>
         </w:rPr>
-        <w:t xml:space="preserve">tutor y sobre la estructura nueva antes de que este anuncio salga.</w:t>
+        <w:t xml:space="preserve">Esta es la pieza ancla del relanzamiento: las otras tres mencionan el tutor, esta lo enseña.</w:t>
       </w:r>
     </w:p>
     <w:p>
@@ -13703,7 +13958,7 @@
           <w:sz w:val="21"/>
           <w:szCs w:val="21"/>
         </w:rPr>
-        <w:t xml:space="preserve">⚠ No se activa hasta que el tutor este desplegado Y el bot actualizado.</w:t>
+        <w:t xml:space="preserve">⚠ El servicio ya está desplegado y probado (17/17 el 3-sep). Lo que falta es que esté MONTADO en los 4 cursos y que un alumno pueda abrirlo. Hasta entonces no sale — y con ella no sale la subida a $225, porque es lo que la justifica. También el bot de Olympus tiene que saber responder sobre el tutor antes de que esto se anuncie.</w:t>
       </w:r>
     </w:p>
     <w:p>
@@ -19497,7 +19752,7 @@
                 <w:sz w:val="18"/>
                 <w:szCs w:val="18"/>
               </w:rPr>
-              <w:t xml:space="preserve">Correo 3 lleva a ACERO ($200, aquí el precio SÍ va) o al módulo BIM Professional según la respuesta de perfil.</w:t>
+              <w:t xml:space="preserve">Correo 3 lleva a ACERO ($225 con el tutor de IA incluido, aquí el precio SÍ va) o al módulo BIM Professional según la respuesta de perfil.</w:t>
             </w:r>
           </w:p>
         </w:tc>

--- a/matriz-viral/entregables/Matriz-Contenido-Septiembre-2026-DMA.docx
+++ b/matriz-viral/entregables/Matriz-Contenido-Septiembre-2026-DMA.docx
@@ -243,7 +243,7 @@
                 <w:sz w:val="18"/>
                 <w:szCs w:val="18"/>
               </w:rPr>
-              <w:t xml:space="preserve">Desplegar el tutor de IA en Render y pasar la prueba con las preguntas de Gabriel</w:t>
+              <w:t xml:space="preserve">HECHO (3-sep): tutor desplegado y probado — 17 de 17 con las trampas repetidas 3 veces. Falta montarlo en los 4 cursos de ACERO.</w:t>
             </w:r>
           </w:p>
         </w:tc>
@@ -1490,6 +1490,296 @@
                 <w:szCs w:val="18"/>
               </w:rPr>
               <w:t xml:space="preserve">despues de la reunion del viernes de cierre y apertura</w:t>
+            </w:r>
+          </w:p>
+        </w:tc>
+      </w:tr>
+      <w:tr>
+        <w:tc>
+          <w:tcPr>
+            <w:tcW w:type="dxa" w:w="500"/>
+          </w:tcPr>
+          <w:p>
+            <w:r>
+              <w:rPr>
+                <w:sz w:val="18"/>
+                <w:szCs w:val="18"/>
+              </w:rPr>
+              <w:t xml:space="preserve">☐</w:t>
+            </w:r>
+          </w:p>
+        </w:tc>
+        <w:tc>
+          <w:tcPr>
+            <w:tcW w:type="dxa" w:w="4600"/>
+          </w:tcPr>
+          <w:p>
+            <w:r>
+              <w:rPr>
+                <w:sz w:val="18"/>
+                <w:szCs w:val="18"/>
+              </w:rPr>
+              <w:t xml:space="preserve">Montar el bloque del Tutor IA en la portada de los 4 cursos de ACERO (Ester y Aylin)</w:t>
+            </w:r>
+          </w:p>
+        </w:tc>
+        <w:tc>
+          <w:tcPr>
+            <w:tcW w:type="dxa" w:w="3800"/>
+          </w:tcPr>
+          <w:p>
+            <w:r>
+              <w:rPr>
+                <w:sz w:val="18"/>
+                <w:szCs w:val="18"/>
+              </w:rPr>
+              <w:t xml:space="preserve">TODO lo demas del tutor: la subida a $225, la campaña y el mensaje de Pilar</w:t>
+            </w:r>
+          </w:p>
+        </w:tc>
+        <w:tc>
+          <w:tcPr>
+            <w:tcW w:type="dxa" w:w="2200"/>
+          </w:tcPr>
+          <w:p>
+            <w:r>
+              <w:rPr>
+                <w:sz w:val="18"/>
+                <w:szCs w:val="18"/>
+              </w:rPr>
+              <w:t xml:space="preserve">Antes del lunes 7</w:t>
+            </w:r>
+          </w:p>
+        </w:tc>
+      </w:tr>
+      <w:tr>
+        <w:tc>
+          <w:tcPr>
+            <w:tcW w:type="dxa" w:w="500"/>
+          </w:tcPr>
+          <w:p>
+            <w:r>
+              <w:rPr>
+                <w:sz w:val="18"/>
+                <w:szCs w:val="18"/>
+              </w:rPr>
+              <w:t xml:space="preserve">☐</w:t>
+            </w:r>
+          </w:p>
+        </w:tc>
+        <w:tc>
+          <w:tcPr>
+            <w:tcW w:type="dxa" w:w="4600"/>
+          </w:tcPr>
+          <w:p>
+            <w:r>
+              <w:rPr>
+                <w:sz w:val="18"/>
+                <w:szCs w:val="18"/>
+              </w:rPr>
+              <w:t xml:space="preserve">Actualizar el enlace de pago de ACERO a $225</w:t>
+            </w:r>
+          </w:p>
+        </w:tc>
+        <w:tc>
+          <w:tcPr>
+            <w:tcW w:type="dxa" w:w="3800"/>
+          </w:tcPr>
+          <w:p>
+            <w:r>
+              <w:rPr>
+                <w:sz w:val="18"/>
+                <w:szCs w:val="18"/>
+              </w:rPr>
+              <w:t xml:space="preserve">Que el anuncio y el checkout digan lo mismo</w:t>
+            </w:r>
+          </w:p>
+        </w:tc>
+        <w:tc>
+          <w:tcPr>
+            <w:tcW w:type="dxa" w:w="2200"/>
+          </w:tcPr>
+          <w:p>
+            <w:r>
+              <w:rPr>
+                <w:sz w:val="18"/>
+                <w:szCs w:val="18"/>
+              </w:rPr>
+              <w:t xml:space="preserve">Lunes 7, el mismo dia que sale la campaña</w:t>
+            </w:r>
+          </w:p>
+        </w:tc>
+      </w:tr>
+      <w:tr>
+        <w:tc>
+          <w:tcPr>
+            <w:tcW w:type="dxa" w:w="500"/>
+          </w:tcPr>
+          <w:p>
+            <w:r>
+              <w:rPr>
+                <w:sz w:val="18"/>
+                <w:szCs w:val="18"/>
+              </w:rPr>
+              <w:t xml:space="preserve">☐</w:t>
+            </w:r>
+          </w:p>
+        </w:tc>
+        <w:tc>
+          <w:tcPr>
+            <w:tcW w:type="dxa" w:w="4600"/>
+          </w:tcPr>
+          <w:p>
+            <w:r>
+              <w:rPr>
+                <w:sz w:val="18"/>
+                <w:szCs w:val="18"/>
+              </w:rPr>
+              <w:t xml:space="preserve">Mensaje de Pilar a los inscritos de ACERO de los ultimos 3 meses anunciando el tutor</w:t>
+            </w:r>
+          </w:p>
+        </w:tc>
+        <w:tc>
+          <w:tcPr>
+            <w:tcW w:type="dxa" w:w="3800"/>
+          </w:tcPr>
+          <w:p>
+            <w:r>
+              <w:rPr>
+                <w:sz w:val="18"/>
+                <w:szCs w:val="18"/>
+              </w:rPr>
+              <w:t xml:space="preserve">Reactivacion de quien se quedo a medias — y prueba en caliente del tutor con alumnos reales antes de que lo vea el trafico frio</w:t>
+            </w:r>
+          </w:p>
+        </w:tc>
+        <w:tc>
+          <w:tcPr>
+            <w:tcW w:type="dxa" w:w="2200"/>
+          </w:tcPr>
+          <w:p>
+            <w:r>
+              <w:rPr>
+                <w:sz w:val="18"/>
+                <w:szCs w:val="18"/>
+              </w:rPr>
+              <w:t xml:space="preserve">DESPUES de comprobar que el bloque esta en los 4 cursos. Nunca antes.</w:t>
+            </w:r>
+          </w:p>
+        </w:tc>
+      </w:tr>
+      <w:tr>
+        <w:tc>
+          <w:tcPr>
+            <w:tcW w:type="dxa" w:w="500"/>
+          </w:tcPr>
+          <w:p>
+            <w:r>
+              <w:rPr>
+                <w:sz w:val="18"/>
+                <w:szCs w:val="18"/>
+              </w:rPr>
+              <w:t xml:space="preserve">☐</w:t>
+            </w:r>
+          </w:p>
+        </w:tc>
+        <w:tc>
+          <w:tcPr>
+            <w:tcW w:type="dxa" w:w="4600"/>
+          </w:tcPr>
+          <w:p>
+            <w:r>
+              <w:rPr>
+                <w:sz w:val="18"/>
+                <w:szCs w:val="18"/>
+              </w:rPr>
+              <w:t xml:space="preserve">Decidir si los alumnos antiguos (desde 2022) entran al tutor o solo los de la especializacion nueva</w:t>
+            </w:r>
+          </w:p>
+        </w:tc>
+        <w:tc>
+          <w:tcPr>
+            <w:tcW w:type="dxa" w:w="3800"/>
+          </w:tcPr>
+          <w:p>
+            <w:r>
+              <w:rPr>
+                <w:sz w:val="18"/>
+                <w:szCs w:val="18"/>
+              </w:rPr>
+              <w:t xml:space="preserve">El alcance del mensaje de Pilar</w:t>
+            </w:r>
+          </w:p>
+        </w:tc>
+        <w:tc>
+          <w:tcPr>
+            <w:tcW w:type="dxa" w:w="2200"/>
+          </w:tcPr>
+          <w:p>
+            <w:r>
+              <w:rPr>
+                <w:sz w:val="18"/>
+                <w:szCs w:val="18"/>
+              </w:rPr>
+              <w:t xml:space="preserve">Antes de que Pilar escriba</w:t>
+            </w:r>
+          </w:p>
+        </w:tc>
+      </w:tr>
+      <w:tr>
+        <w:tc>
+          <w:tcPr>
+            <w:tcW w:type="dxa" w:w="500"/>
+          </w:tcPr>
+          <w:p>
+            <w:r>
+              <w:rPr>
+                <w:sz w:val="18"/>
+                <w:szCs w:val="18"/>
+              </w:rPr>
+              <w:t xml:space="preserve">☐</w:t>
+            </w:r>
+          </w:p>
+        </w:tc>
+        <w:tc>
+          <w:tcPr>
+            <w:tcW w:type="dxa" w:w="4600"/>
+          </w:tcPr>
+          <w:p>
+            <w:r>
+              <w:rPr>
+                <w:sz w:val="18"/>
+                <w:szCs w:val="18"/>
+              </w:rPr>
+              <w:t xml:space="preserve">El bot de Olympus tiene que saber responder sobre el tutor y sobre los $225</w:t>
+            </w:r>
+          </w:p>
+        </w:tc>
+        <w:tc>
+          <w:tcPr>
+            <w:tcW w:type="dxa" w:w="3800"/>
+          </w:tcPr>
+          <w:p>
+            <w:r>
+              <w:rPr>
+                <w:sz w:val="18"/>
+                <w:szCs w:val="18"/>
+              </w:rPr>
+              <w:t xml:space="preserve">Que el anuncio de ACERO pueda salir sin dejar preguntas sin respuesta en WhatsApp</w:t>
+            </w:r>
+          </w:p>
+        </w:tc>
+        <w:tc>
+          <w:tcPr>
+            <w:tcW w:type="dxa" w:w="2200"/>
+          </w:tcPr>
+          <w:p>
+            <w:r>
+              <w:rPr>
+                <w:sz w:val="18"/>
+                <w:szCs w:val="18"/>
+              </w:rPr>
+              <w:t xml:space="preserve">Antes del lunes 7</w:t>
             </w:r>
           </w:p>
         </w:tc>

--- a/matriz-viral/entregables/Matriz-Contenido-Septiembre-2026-DMA.docx
+++ b/matriz-viral/entregables/Matriz-Contenido-Septiembre-2026-DMA.docx
@@ -67,7 +67,7 @@
           <w:sz w:val="21"/>
           <w:szCs w:val="21"/>
         </w:rPr>
-        <w:t xml:space="preserve">Todo está construido sobre datos reales: la matriz viral de la cuenta (162 piezas analizadas, al 2026-09-01) y el rendimiento real de las campañas.</w:t>
+        <w:t xml:space="preserve">Todo está construido sobre datos reales: la matriz viral de la cuenta (164 piezas analizadas, al 2026-09-04) y el rendimiento real de las campañas.</w:t>
       </w:r>
     </w:p>
     <w:p>
@@ -1784,6 +1784,64 @@
           </w:p>
         </w:tc>
       </w:tr>
+      <w:tr>
+        <w:tc>
+          <w:tcPr>
+            <w:tcW w:type="dxa" w:w="500"/>
+          </w:tcPr>
+          <w:p>
+            <w:r>
+              <w:rPr>
+                <w:sz w:val="18"/>
+                <w:szCs w:val="18"/>
+              </w:rPr>
+              <w:t xml:space="preserve">☐</w:t>
+            </w:r>
+          </w:p>
+        </w:tc>
+        <w:tc>
+          <w:tcPr>
+            <w:tcW w:type="dxa" w:w="4600"/>
+          </w:tcPr>
+          <w:p>
+            <w:r>
+              <w:rPr>
+                <w:sz w:val="18"/>
+                <w:szCs w:val="18"/>
+              </w:rPr>
+              <w:t xml:space="preserve">Aprobar los nombres nuevos de curso y fijar un nombre oficial por producto</w:t>
+            </w:r>
+          </w:p>
+        </w:tc>
+        <w:tc>
+          <w:tcPr>
+            <w:tcW w:type="dxa" w:w="3800"/>
+          </w:tcPr>
+          <w:p>
+            <w:r>
+              <w:rPr>
+                <w:sz w:val="18"/>
+                <w:szCs w:val="18"/>
+              </w:rPr>
+              <w:t xml:space="preserve">Renombrar en GHL sin dejar sitios a medias — hoy el mismo Diplomado aparece con 4 nombres distintos en el repositorio</w:t>
+            </w:r>
+          </w:p>
+        </w:tc>
+        <w:tc>
+          <w:tcPr>
+            <w:tcW w:type="dxa" w:w="2200"/>
+          </w:tcPr>
+          <w:p>
+            <w:r>
+              <w:rPr>
+                <w:sz w:val="18"/>
+                <w:szCs w:val="18"/>
+              </w:rPr>
+              <w:t xml:space="preserve">Antes de renombrar nada</w:t>
+            </w:r>
+          </w:p>
+        </w:tc>
+      </w:tr>
     </w:tbl>
     <w:p>
       <w:pPr>
@@ -2018,6 +2076,91 @@
           <w:szCs w:val="21"/>
         </w:rPr>
         <w:t xml:space="preserve">Publicar tambien en Facebook, cuidado y no como auto-repost: mas de la mitad del alcance real viene de ahi.</w:t>
+      </w:r>
+    </w:p>
+    <w:p>
+      <w:pPr>
+        <w:pStyle w:val="ListParagraph"/>
+        <w:numPr>
+          <w:ilvl w:val="0"/>
+          <w:numId w:val="1"/>
+        </w:numPr>
+        <w:spacing w:after="50"/>
+      </w:pPr>
+      <w:r>
+        <w:rPr>
+          <w:sz w:val="21"/>
+          <w:szCs w:val="21"/>
+        </w:rPr>
+        <w:t xml:space="preserve">LEAD MAGNETS SEGMENTADOS POR PRODUCTO (reunion 4-sep): cada lead magnet se separa por producto (uno que alimente ACERO y otro que alimente MASTER). Quien interactua entra en una audiencia personalizada de Meta, y los anuncios del producto se muestran SOLO a esa audiencia. Esto sustituye al trafico al perfil, que traia publico ancho y equivocado (soldadores). Responsable: Patricio.</w:t>
+      </w:r>
+    </w:p>
+    <w:p>
+      <w:pPr>
+        <w:pStyle w:val="ListParagraph"/>
+        <w:numPr>
+          <w:ilvl w:val="0"/>
+          <w:numId w:val="1"/>
+        </w:numPr>
+        <w:spacing w:after="50"/>
+      </w:pPr>
+      <w:r>
+        <w:rPr>
+          <w:sz w:val="21"/>
+          <w:szCs w:val="21"/>
+        </w:rPr>
+        <w:t xml:space="preserve">El TEST DE NIVEL BIM lo manda el closer por WhatsApp DESPUES de que el lead agenda la llamada, no antes: 20 preguntas, 5 minutos. El resultado dice que modulo recomendar y abre la ruta de upsell. (Precision de la reunion del 4-sep sobre la regla 8.)</w:t>
+      </w:r>
+    </w:p>
+    <w:p>
+      <w:pPr>
+        <w:pStyle w:val="ListParagraph"/>
+        <w:numPr>
+          <w:ilvl w:val="0"/>
+          <w:numId w:val="1"/>
+        </w:numPr>
+        <w:spacing w:after="50"/>
+      </w:pPr>
+      <w:r>
+        <w:rPr>
+          <w:sz w:val="21"/>
+          <w:szCs w:val="21"/>
+        </w:rPr>
+        <w:t xml:space="preserve">RESERVAS DEL MASTER: valen 24-48 horas y NO son reembolsables. Se dice al reservar, no despues. (Reunion 4-sep, a raiz de las 8 «Reserva Curso Autodesk» que ensuciaron el conteo de agosto.)</w:t>
+      </w:r>
+    </w:p>
+    <w:p>
+      <w:pPr>
+        <w:pStyle w:val="ListParagraph"/>
+        <w:numPr>
+          <w:ilvl w:val="0"/>
+          <w:numId w:val="1"/>
+        </w:numPr>
+        <w:spacing w:after="50"/>
+      </w:pPr>
+      <w:r>
+        <w:rPr>
+          <w:sz w:val="21"/>
+          <w:szCs w:val="21"/>
+        </w:rPr>
+        <w:t xml:space="preserve">TODA venta se registra en el CRM con MONTO y FUENTE DE PAGO. Sin excepcion y sin «lo cargo despues». En agosto 12 cierres quedaron en $0 y 7 ventas ($1.151,98) sin fuente, y los 13 cobros recurrentes del Master ($2.080) no estaban en ningun registro: el 30% de la facturacion del mes era invisible.</w:t>
+      </w:r>
+    </w:p>
+    <w:p>
+      <w:pPr>
+        <w:pStyle w:val="ListParagraph"/>
+        <w:numPr>
+          <w:ilvl w:val="0"/>
+          <w:numId w:val="1"/>
+        </w:numPr>
+        <w:spacing w:after="50"/>
+      </w:pPr>
+      <w:r>
+        <w:rPr>
+          <w:sz w:val="21"/>
+          <w:szCs w:val="21"/>
+        </w:rPr>
+        <w:t xml:space="preserve">El tutor de IA suma un MODULO NUEVO de ~8 horas sobre aplicacion de IA en los cursos, que graba Gabriel. No se anuncia hasta que este grabado: el precio de $225 ya se justifica con el tutor.</w:t>
       </w:r>
     </w:p>
     <w:p>
@@ -2382,7 +2525,7 @@
           <w:sz w:val="21"/>
           <w:szCs w:val="21"/>
         </w:rPr>
-        <w:t xml:space="preserve">Cuenta publicitaria, ventana 2026-08-02 → 2026-08-31: $1190.43 invertidos · 1477 leads · CPL promedio $0.81.</w:t>
+        <w:t xml:space="preserve">Cuenta publicitaria, ventana 2026-08-05 → 2026-09-03: $1235.48 invertidos · 1496 leads · CPL promedio $0.83.</w:t>
       </w:r>
     </w:p>
     <w:tbl>
@@ -2510,7 +2653,7 @@
                 <w:sz w:val="18"/>
                 <w:szCs w:val="18"/>
               </w:rPr>
-              <w:t xml:space="preserve">🟡 [JUL] ESPE.1 ACERO - WSP SMS (geo-split)</w:t>
+              <w:t xml:space="preserve">🟡 [AGOSTO] ESPE.1 ACERO - FORM (geo-split)</w:t>
             </w:r>
           </w:p>
         </w:tc>
@@ -2524,7 +2667,7 @@
                 <w:sz w:val="18"/>
                 <w:szCs w:val="18"/>
               </w:rPr>
-              <w:t xml:space="preserve">$375.24</w:t>
+              <w:t xml:space="preserve">$376.48</w:t>
             </w:r>
           </w:p>
         </w:tc>
@@ -2538,7 +2681,7 @@
                 <w:sz w:val="18"/>
                 <w:szCs w:val="18"/>
               </w:rPr>
-              <w:t xml:space="preserve">481</w:t>
+              <w:t xml:space="preserve">803</w:t>
             </w:r>
           </w:p>
         </w:tc>
@@ -2552,7 +2695,7 @@
                 <w:sz w:val="18"/>
                 <w:szCs w:val="18"/>
               </w:rPr>
-              <w:t xml:space="preserve">WhatsApp</w:t>
+              <w:t xml:space="preserve">Formulario</w:t>
             </w:r>
           </w:p>
         </w:tc>
@@ -2566,7 +2709,7 @@
                 <w:sz w:val="18"/>
                 <w:szCs w:val="18"/>
               </w:rPr>
-              <w:t xml:space="preserve">$0.78</w:t>
+              <w:t xml:space="preserve">$0.47</w:t>
             </w:r>
           </w:p>
         </w:tc>
@@ -2582,7 +2725,7 @@
                 <w:sz w:val="18"/>
                 <w:szCs w:val="18"/>
               </w:rPr>
-              <w:t xml:space="preserve">🟡 [AGOSTO] ESPE.1 ACERO - FORM (geo-split)</w:t>
+              <w:t xml:space="preserve">🟡 [JUL] ESPE.1 ACERO - WSP SMS (geo-split)</w:t>
             </w:r>
           </w:p>
         </w:tc>
@@ -2596,7 +2739,7 @@
                 <w:sz w:val="18"/>
                 <w:szCs w:val="18"/>
               </w:rPr>
-              <w:t xml:space="preserve">$330.64</w:t>
+              <w:t xml:space="preserve">$314.94</w:t>
             </w:r>
           </w:p>
         </w:tc>
@@ -2610,7 +2753,7 @@
                 <w:sz w:val="18"/>
                 <w:szCs w:val="18"/>
               </w:rPr>
-              <w:t xml:space="preserve">713</w:t>
+              <w:t xml:space="preserve">380</w:t>
             </w:r>
           </w:p>
         </w:tc>
@@ -2624,7 +2767,7 @@
                 <w:sz w:val="18"/>
                 <w:szCs w:val="18"/>
               </w:rPr>
-              <w:t xml:space="preserve">Formulario</w:t>
+              <w:t xml:space="preserve">WhatsApp</w:t>
             </w:r>
           </w:p>
         </w:tc>
@@ -2638,7 +2781,7 @@
                 <w:sz w:val="18"/>
                 <w:szCs w:val="18"/>
               </w:rPr>
-              <w:t xml:space="preserve">$0.46</w:t>
+              <w:t xml:space="preserve">$0.83</w:t>
             </w:r>
           </w:p>
         </w:tc>
@@ -2668,7 +2811,7 @@
                 <w:sz w:val="18"/>
                 <w:szCs w:val="18"/>
               </w:rPr>
-              <w:t xml:space="preserve">$278.33</w:t>
+              <w:t xml:space="preserve">$293.62</w:t>
             </w:r>
           </w:p>
         </w:tc>
@@ -2682,7 +2825,7 @@
                 <w:sz w:val="18"/>
                 <w:szCs w:val="18"/>
               </w:rPr>
-              <w:t xml:space="preserve">159</w:t>
+              <w:t xml:space="preserve">164</w:t>
             </w:r>
           </w:p>
         </w:tc>
@@ -2710,7 +2853,7 @@
                 <w:sz w:val="18"/>
                 <w:szCs w:val="18"/>
               </w:rPr>
-              <w:t xml:space="preserve">$1.75</w:t>
+              <w:t xml:space="preserve">$1.79</w:t>
             </w:r>
           </w:p>
         </w:tc>
@@ -2740,7 +2883,7 @@
                 <w:sz w:val="18"/>
                 <w:szCs w:val="18"/>
               </w:rPr>
-              <w:t xml:space="preserve">$70.62</w:t>
+              <w:t xml:space="preserve">$115.06</w:t>
             </w:r>
           </w:p>
         </w:tc>
@@ -2754,7 +2897,7 @@
                 <w:sz w:val="18"/>
                 <w:szCs w:val="18"/>
               </w:rPr>
-              <w:t xml:space="preserve">61</w:t>
+              <w:t xml:space="preserve">84</w:t>
             </w:r>
           </w:p>
         </w:tc>
@@ -2782,7 +2925,7 @@
                 <w:sz w:val="18"/>
                 <w:szCs w:val="18"/>
               </w:rPr>
-              <w:t xml:space="preserve">$1.16</w:t>
+              <w:t xml:space="preserve">$1.37</w:t>
             </w:r>
           </w:p>
         </w:tc>
@@ -2884,7 +3027,7 @@
                 <w:sz w:val="18"/>
                 <w:szCs w:val="18"/>
               </w:rPr>
-              <w:t xml:space="preserve">$52.50</w:t>
+              <w:t xml:space="preserve">$43.69</w:t>
             </w:r>
           </w:p>
         </w:tc>
@@ -2926,7 +3069,7 @@
                 <w:sz w:val="18"/>
                 <w:szCs w:val="18"/>
               </w:rPr>
-              <w:t xml:space="preserve">$52.50</w:t>
+              <w:t xml:space="preserve">$43.69</w:t>
             </w:r>
           </w:p>
         </w:tc>
@@ -2956,7 +3099,7 @@
                 <w:sz w:val="18"/>
                 <w:szCs w:val="18"/>
               </w:rPr>
-              <w:t xml:space="preserve">$20.58</w:t>
+              <w:t xml:space="preserve">$29.17</w:t>
             </w:r>
           </w:p>
         </w:tc>
@@ -2970,7 +3113,7 @@
                 <w:sz w:val="18"/>
                 <w:szCs w:val="18"/>
               </w:rPr>
-              <w:t xml:space="preserve">3</w:t>
+              <w:t xml:space="preserve">5</w:t>
             </w:r>
           </w:p>
         </w:tc>
@@ -2998,7 +3141,7 @@
                 <w:sz w:val="18"/>
                 <w:szCs w:val="18"/>
               </w:rPr>
-              <w:t xml:space="preserve">$6.86</w:t>
+              <w:t xml:space="preserve">$5.83</w:t>
             </w:r>
           </w:p>
         </w:tc>
@@ -3100,7 +3243,7 @@
           <w:sz w:val="21"/>
           <w:szCs w:val="21"/>
         </w:rPr>
-        <w:t xml:space="preserve">Cobrado en el periodo: $10.317,91. Por cada dólar de pauta volvieron $8.67.</w:t>
+        <w:t xml:space="preserve">Cobrado en el periodo: $9824,89. Por cada dólar de pauta volvieron $7.95.</w:t>
       </w:r>
     </w:p>
     <w:p>
@@ -3150,7 +3293,7 @@
           <w:sz w:val="21"/>
           <w:szCs w:val="21"/>
         </w:rPr>
-        <w:t xml:space="preserve">162 piezas analizadas · 13.262.871 vistas · mediana 4867 · refrescado el 2026-09-01.</w:t>
+        <w:t xml:space="preserve">164 piezas analizadas · 13.268.038 vistas · mediana 4868 · refrescado el 2026-09-04.</w:t>
       </w:r>
     </w:p>
     <w:tbl>
@@ -3447,7 +3590,7 @@
                 <w:sz w:val="18"/>
                 <w:szCs w:val="18"/>
               </w:rPr>
-              <w:t xml:space="preserve">17</w:t>
+              <w:t xml:space="preserve">19</w:t>
             </w:r>
           </w:p>
         </w:tc>
@@ -3461,7 +3604,7 @@
                 <w:sz w:val="18"/>
                 <w:szCs w:val="18"/>
               </w:rPr>
-              <w:t xml:space="preserve">10%</w:t>
+              <w:t xml:space="preserve">12%</w:t>
             </w:r>
           </w:p>
         </w:tc>
@@ -3533,7 +3676,7 @@
                 <w:sz w:val="18"/>
                 <w:szCs w:val="18"/>
               </w:rPr>
-              <w:t xml:space="preserve">0.3%</w:t>
+              <w:t xml:space="preserve">0.4%</w:t>
             </w:r>
           </w:p>
         </w:tc>
@@ -4111,7 +4254,7 @@
           <w:sz w:val="20"/>
           <w:szCs w:val="20"/>
         </w:rPr>
-        <w:t xml:space="preserve">17 pieza(s) estan sin clasificar por eje. Hasta que se les ponga, no cuentan en el diagnostico de arriba.</w:t>
+        <w:t xml:space="preserve">19 pieza(s) estan sin clasificar por eje. Hasta que se les ponga, no cuentan en el diagnostico de arriba.</w:t>
       </w:r>
     </w:p>
     <w:p>
@@ -47411,6 +47554,23 @@
           <w:szCs w:val="21"/>
         </w:rPr>
         <w:t xml:space="preserve">Todo el detalle operativo esta en la seccion 0 (checklist de tareas del mes) — ClickUp ya no se usa para esto.</w:t>
+      </w:r>
+    </w:p>
+    <w:p>
+      <w:pPr>
+        <w:pStyle w:val="ListParagraph"/>
+        <w:numPr>
+          <w:ilvl w:val="0"/>
+          <w:numId w:val="1"/>
+        </w:numPr>
+        <w:spacing w:after="50"/>
+      </w:pPr>
+      <w:r>
+        <w:rPr>
+          <w:sz w:val="21"/>
+          <w:szCs w:val="21"/>
+        </w:rPr>
+        <w:t xml:space="preserve">Los pendientes que salieron de la reunion del 4-sep estan en la seccion «pendientes_reunion», con responsable y por que bloquea.</w:t>
       </w:r>
     </w:p>
     <w:p>

--- a/matriz-viral/entregables/Matriz-Contenido-Septiembre-2026-DMA.docx
+++ b/matriz-viral/entregables/Matriz-Contenido-Septiembre-2026-DMA.docx
@@ -1946,7 +1946,7 @@
           <w:sz w:val="21"/>
           <w:szCs w:val="21"/>
         </w:rPr>
-        <w:t xml:space="preserve">FEED PRINCIPAL: las 12 piezas BASE mantienen el 40/40/20 exacto — 5 reels, 5 carruseles y 2 posts planos, lunes / miercoles / viernes. Encima van 3 EXTRAS los martes 8, 22 y 29: el lanzamiento de cada recurso gratuito, y desde el 9-sep los tres son REEL. Total del mes: 15 piezas de feed (8 reels, 5 carruseles, 2 posts planos). CORREGIDO 9-sep: esta regla decia que los extras eran «los 5 reels ya grabados» — eran los de agosto, que se retiraron el 8-sep. Ninguno de los 5 reels de valor esta grabado: los cinco son nuevos y estan POR GRABAR.</w:t>
+        <w:t xml:space="preserve">FEED PRINCIPAL: las 12 piezas BASE mantienen el 40/40/20 exacto — 5 reels, 5 carruseles y 2 posts planos, lunes / miercoles / viernes. Todo lo de lead magnet va ENCIMA, sin tocar esas doce. Cada recurso gratuito lleva DOS piezas: el reel el martes (8, 22 y 29) y el carrusel o post plano el jueves siguiente (10, 24 y 1 oct). Seis extras en total. POR QUE DOS DIAS DE DISTANCIA y no el mismo dia: el reel trae alcance y el carrusel trae guardados, y publicados a la vez compiten entre ellos por la misma audiencia en las mismas horas. Separados, la palabra clave se pide DOS veces en la misma semana. Total del mes: 18 piezas de feed (8 reels, 7 carruseles, 3 posts planos). CORREGIDO 9-sep: esta regla decia que los extras eran «los 5 reels ya grabados» — eran los de agosto, que se retiraron el 8-sep. Ninguno de los 5 reels de valor esta grabado.</w:t>
       </w:r>
     </w:p>
     <w:p>
@@ -24454,6 +24454,798 @@
     </w:p>
     <w:p>
       <w:pPr>
+        <w:spacing w:after="80" w:before="200"/>
+      </w:pPr>
+      <w:r>
+        <w:rPr>
+          <w:b/>
+          <w:bCs/>
+          <w:color w:val="0E2438"/>
+          <w:sz w:val="22"/>
+          <w:szCs w:val="22"/>
+        </w:rPr>
+        <w:t xml:space="preserve">Post de lanzamiento · Jue 10 · CARRUSEL (7 slides) — EXTRA de lanzamiento</w:t>
+      </w:r>
+    </w:p>
+    <w:p>
+      <w:pPr>
+        <w:spacing w:after="80"/>
+        <w:rPr>
+          <w:i/>
+          <w:iCs/>
+          <w:color w:val="5A6B7B"/>
+        </w:rPr>
+      </w:pPr>
+      <w:r>
+        <w:rPr>
+          <w:i/>
+          <w:iCs/>
+          <w:color w:val="5A6B7B"/>
+          <w:sz w:val="21"/>
+          <w:szCs w:val="21"/>
+        </w:rPr>
+        <w:t xml:space="preserve">Redes: Instagram + Facebook + LinkedIn (PDF)</w:t>
+      </w:r>
+    </w:p>
+    <w:p>
+      <w:pPr>
+        <w:pBdr>
+          <w:left w:val="single" w:color="C96A1C" w:sz="18" w:space="8"/>
+        </w:pBdr>
+        <w:shd w:fill="F4F7FA" w:val="clear"/>
+        <w:spacing w:after="100"/>
+      </w:pPr>
+      <w:r>
+        <w:rPr>
+          <w:i/>
+          <w:iCs/>
+          <w:color w:val="5A6B7B"/>
+          <w:sz w:val="20"/>
+          <w:szCs w:val="20"/>
+        </w:rPr>
+        <w:t xml:space="preserve">Segunda pieza del mismo recurso, dos días después del reel. El reel da alcance y el carrusel da guardados, que es donde vive este contenido: un error de Revit se guarda para cuando vuelva a pasar. Y son dos ventanas de comentarios para la misma palabra en vez de una.</w:t>
+      </w:r>
+    </w:p>
+    <w:p>
+      <w:pPr>
+        <w:pBdr>
+          <w:left w:val="single" w:color="B9C6D3" w:sz="14" w:space="8"/>
+        </w:pBdr>
+        <w:shd w:fill="F7F9FB" w:val="clear"/>
+        <w:spacing w:after="140"/>
+      </w:pPr>
+      <w:r>
+        <w:rPr>
+          <w:rFonts w:ascii="Consolas" w:cs="Consolas" w:eastAsia="Consolas" w:hAnsi="Consolas"/>
+          <w:sz w:val="18"/>
+          <w:szCs w:val="18"/>
+        </w:rPr>
+        <w:t xml:space="preserve">El mensaje de error de Revit casi nunca dice cuál es el problema.</w:t>
+      </w:r>
+    </w:p>
+    <w:p>
+      <w:pPr>
+        <w:spacing w:after="80"/>
+        <w:rPr>
+          <w:b/>
+          <w:bCs/>
+          <w:color w:val="5A6B7B"/>
+          <w:sz w:val="16"/>
+          <w:szCs w:val="16"/>
+        </w:rPr>
+      </w:pPr>
+      <w:r>
+        <w:rPr>
+          <w:b/>
+          <w:bCs/>
+          <w:color w:val="5A6B7B"/>
+          <w:sz w:val="16"/>
+          <w:szCs w:val="16"/>
+        </w:rPr>
+        <w:t xml:space="preserve">DIAPOSITIVAS</w:t>
+      </w:r>
+    </w:p>
+    <w:tbl>
+      <w:tblPr>
+        <w:tblW w:type="dxa" w:w="9000"/>
+        <w:tblBorders>
+          <w:top w:val="single" w:color="auto" w:sz="4"/>
+          <w:left w:val="single" w:color="auto" w:sz="4"/>
+          <w:bottom w:val="single" w:color="auto" w:sz="4"/>
+          <w:right w:val="single" w:color="auto" w:sz="4"/>
+          <w:insideH w:val="single" w:color="auto" w:sz="4"/>
+          <w:insideV w:val="single" w:color="auto" w:sz="4"/>
+        </w:tblBorders>
+      </w:tblPr>
+      <w:tblGrid>
+        <w:gridCol w:w="600"/>
+        <w:gridCol w:w="8400"/>
+      </w:tblGrid>
+      <w:tr>
+        <w:trPr>
+          <w:tblHeader/>
+        </w:trPr>
+        <w:tc>
+          <w:tcPr>
+            <w:tcW w:type="dxa" w:w="600"/>
+            <w:shd w:fill="0E2438" w:val="clear"/>
+          </w:tcPr>
+          <w:p>
+            <w:r>
+              <w:rPr>
+                <w:b/>
+                <w:bCs/>
+                <w:color w:val="FFFFFF"/>
+                <w:sz w:val="18"/>
+                <w:szCs w:val="18"/>
+              </w:rPr>
+              <w:t xml:space="preserve">#</w:t>
+            </w:r>
+          </w:p>
+        </w:tc>
+        <w:tc>
+          <w:tcPr>
+            <w:tcW w:type="dxa" w:w="8400"/>
+            <w:shd w:fill="0E2438" w:val="clear"/>
+          </w:tcPr>
+          <w:p>
+            <w:r>
+              <w:rPr>
+                <w:b/>
+                <w:bCs/>
+                <w:color w:val="FFFFFF"/>
+                <w:sz w:val="18"/>
+                <w:szCs w:val="18"/>
+              </w:rPr>
+              <w:t xml:space="preserve">Qué va en la diapositiva</w:t>
+            </w:r>
+          </w:p>
+        </w:tc>
+      </w:tr>
+      <w:tr>
+        <w:tc>
+          <w:tcPr>
+            <w:tcW w:type="dxa" w:w="600"/>
+          </w:tcPr>
+          <w:p>
+            <w:r>
+              <w:rPr>
+                <w:sz w:val="18"/>
+                <w:szCs w:val="18"/>
+              </w:rPr>
+              <w:t xml:space="preserve">1</w:t>
+            </w:r>
+          </w:p>
+        </w:tc>
+        <w:tc>
+          <w:tcPr>
+            <w:tcW w:type="dxa" w:w="8400"/>
+          </w:tcPr>
+          <w:p>
+            <w:r>
+              <w:rPr>
+                <w:sz w:val="18"/>
+                <w:szCs w:val="18"/>
+              </w:rPr>
+              <w:t xml:space="preserve">1 · EL MENSAJE DE ERROR TE ESTÁ DICIENDO OTRA COSA. Cinco de los diez que más tiempo hacen perder, y qué significan de verdad.</w:t>
+            </w:r>
+          </w:p>
+        </w:tc>
+      </w:tr>
+      <w:tr>
+        <w:tc>
+          <w:tcPr>
+            <w:tcW w:type="dxa" w:w="600"/>
+          </w:tcPr>
+          <w:p>
+            <w:r>
+              <w:rPr>
+                <w:sz w:val="18"/>
+                <w:szCs w:val="18"/>
+              </w:rPr>
+              <w:t xml:space="preserve">2</w:t>
+            </w:r>
+          </w:p>
+        </w:tc>
+        <w:tc>
+          <w:tcPr>
+            <w:tcW w:type="dxa" w:w="8400"/>
+          </w:tcPr>
+          <w:p>
+            <w:r>
+              <w:rPr>
+                <w:sz w:val="18"/>
+                <w:szCs w:val="18"/>
+              </w:rPr>
+              <w:t xml:space="preserve">2 · «No aparece en la vista» — y el elemento SÍ está. Es el que más tiempo hace perder de toda la lista, y casi nunca es un error: el elemento existe, pero la vista está configurada para no mostrarlo.</w:t>
+            </w:r>
+          </w:p>
+        </w:tc>
+      </w:tr>
+      <w:tr>
+        <w:tc>
+          <w:tcPr>
+            <w:tcW w:type="dxa" w:w="600"/>
+          </w:tcPr>
+          <w:p>
+            <w:r>
+              <w:rPr>
+                <w:sz w:val="18"/>
+                <w:szCs w:val="18"/>
+              </w:rPr>
+              <w:t xml:space="preserve">3</w:t>
+            </w:r>
+          </w:p>
+        </w:tc>
+        <w:tc>
+          <w:tcPr>
+            <w:tcW w:type="dxa" w:w="8400"/>
+          </w:tcPr>
+          <w:p>
+            <w:r>
+              <w:rPr>
+                <w:sz w:val="18"/>
+                <w:szCs w:val="18"/>
+              </w:rPr>
+              <w:t xml:space="preserve">3 · «Highlighted walls overlap». Dos muros ocupando el mismo espacio. Revit sigue trabajando, pero al calcular áreas de habitación va a ignorar uno de los dos — y el cuadro de áreas sale mal SIN AVISAR.</w:t>
+            </w:r>
+          </w:p>
+        </w:tc>
+      </w:tr>
+      <w:tr>
+        <w:tc>
+          <w:tcPr>
+            <w:tcW w:type="dxa" w:w="600"/>
+          </w:tcPr>
+          <w:p>
+            <w:r>
+              <w:rPr>
+                <w:sz w:val="18"/>
+                <w:szCs w:val="18"/>
+              </w:rPr>
+              <w:t xml:space="preserve">4</w:t>
+            </w:r>
+          </w:p>
+        </w:tc>
+        <w:tc>
+          <w:tcPr>
+            <w:tcW w:type="dxa" w:w="8400"/>
+          </w:tcPr>
+          <w:p>
+            <w:r>
+              <w:rPr>
+                <w:sz w:val="18"/>
+                <w:szCs w:val="18"/>
+              </w:rPr>
+              <w:t xml:space="preserve">4 · «There are identical instances in the same place». Dos elementos idénticos, uno exactamente encima del otro. Los planos se ven bien. El cuadro de cantidades cuenta el doble.</w:t>
+            </w:r>
+          </w:p>
+        </w:tc>
+      </w:tr>
+      <w:tr>
+        <w:tc>
+          <w:tcPr>
+            <w:tcW w:type="dxa" w:w="600"/>
+          </w:tcPr>
+          <w:p>
+            <w:r>
+              <w:rPr>
+                <w:sz w:val="18"/>
+                <w:szCs w:val="18"/>
+              </w:rPr>
+              <w:t xml:space="preserve">5</w:t>
+            </w:r>
+          </w:p>
+        </w:tc>
+        <w:tc>
+          <w:tcPr>
+            <w:tcW w:type="dxa" w:w="8400"/>
+          </w:tcPr>
+          <w:p>
+            <w:r>
+              <w:rPr>
+                <w:sz w:val="18"/>
+                <w:szCs w:val="18"/>
+              </w:rPr>
+              <w:t xml:space="preserve">5 · «Elements are joined but do not intersect». Siguen unidos, pero ya no se tocan: normalmente porque uno se movió después.</w:t>
+            </w:r>
+          </w:p>
+        </w:tc>
+      </w:tr>
+      <w:tr>
+        <w:tc>
+          <w:tcPr>
+            <w:tcW w:type="dxa" w:w="600"/>
+          </w:tcPr>
+          <w:p>
+            <w:r>
+              <w:rPr>
+                <w:sz w:val="18"/>
+                <w:szCs w:val="18"/>
+              </w:rPr>
+              <w:t xml:space="preserve">6</w:t>
+            </w:r>
+          </w:p>
+        </w:tc>
+        <w:tc>
+          <w:tcPr>
+            <w:tcW w:type="dxa" w:w="8400"/>
+          </w:tcPr>
+          <w:p>
+            <w:r>
+              <w:rPr>
+                <w:sz w:val="18"/>
+                <w:szCs w:val="18"/>
+              </w:rPr>
+              <w:t xml:space="preserve">6 · «The linked file could not be found». El vínculo apunta a una ruta que ya no existe. Alguien movió, renombró o guardó en otra carpeta.</w:t>
+            </w:r>
+          </w:p>
+        </w:tc>
+      </w:tr>
+      <w:tr>
+        <w:tc>
+          <w:tcPr>
+            <w:tcW w:type="dxa" w:w="600"/>
+          </w:tcPr>
+          <w:p>
+            <w:r>
+              <w:rPr>
+                <w:sz w:val="18"/>
+                <w:szCs w:val="18"/>
+              </w:rPr>
+              <w:t xml:space="preserve">7</w:t>
+            </w:r>
+          </w:p>
+        </w:tc>
+        <w:tc>
+          <w:tcPr>
+            <w:tcW w:type="dxa" w:w="8400"/>
+          </w:tcPr>
+          <w:p>
+            <w:r>
+              <w:rPr>
+                <w:sz w:val="18"/>
+                <w:szCs w:val="18"/>
+              </w:rPr>
+              <w:t xml:space="preserve">7 · Los diez, cada uno con su prompt. Y la página que importa más que las otras diez: cómo comprobar la respuesta antes de aplicarla. COMENTA GUIA.</w:t>
+            </w:r>
+          </w:p>
+        </w:tc>
+      </w:tr>
+    </w:tbl>
+    <w:p>
+      <w:pPr>
+        <w:pBdr>
+          <w:left w:val="single" w:color="B9C6D3" w:sz="14" w:space="8"/>
+        </w:pBdr>
+        <w:shd w:fill="F7F9FB" w:val="clear"/>
+        <w:spacing w:after="0"/>
+      </w:pPr>
+      <w:r>
+        <w:rPr>
+          <w:rFonts w:ascii="Consolas" w:cs="Consolas" w:eastAsia="Consolas" w:hAnsi="Consolas"/>
+          <w:sz w:val="18"/>
+          <w:szCs w:val="18"/>
+        </w:rPr>
+        <w:t xml:space="preserve">El error que te frena la tarde casi siempre está mal explicado por el propio mensaje: dice una</w:t>
+      </w:r>
+    </w:p>
+    <w:p>
+      <w:pPr>
+        <w:pBdr>
+          <w:left w:val="single" w:color="B9C6D3" w:sz="14" w:space="8"/>
+        </w:pBdr>
+        <w:shd w:fill="F7F9FB" w:val="clear"/>
+        <w:spacing w:after="0"/>
+      </w:pPr>
+      <w:r>
+        <w:rPr>
+          <w:rFonts w:ascii="Consolas" w:cs="Consolas" w:eastAsia="Consolas" w:hAnsi="Consolas"/>
+          <w:sz w:val="18"/>
+          <w:szCs w:val="18"/>
+        </w:rPr>
+        <w:t xml:space="preserve">cosa y el problema es otra.</w:t>
+      </w:r>
+    </w:p>
+    <w:p>
+      <w:pPr>
+        <w:pBdr>
+          <w:left w:val="single" w:color="B9C6D3" w:sz="14" w:space="8"/>
+        </w:pBdr>
+        <w:shd w:fill="F7F9FB" w:val="clear"/>
+        <w:spacing w:after="0"/>
+      </w:pPr>
+      <w:r>
+        <w:rPr>
+          <w:rFonts w:ascii="Consolas" w:cs="Consolas" w:eastAsia="Consolas" w:hAnsi="Consolas"/>
+          <w:sz w:val="18"/>
+          <w:szCs w:val="18"/>
+        </w:rPr>
+        <w:t xml:space="preserve"> </w:t>
+      </w:r>
+    </w:p>
+    <w:p>
+      <w:pPr>
+        <w:pBdr>
+          <w:left w:val="single" w:color="B9C6D3" w:sz="14" w:space="8"/>
+        </w:pBdr>
+        <w:shd w:fill="F7F9FB" w:val="clear"/>
+        <w:spacing w:after="0"/>
+      </w:pPr>
+      <w:r>
+        <w:rPr>
+          <w:rFonts w:ascii="Consolas" w:cs="Consolas" w:eastAsia="Consolas" w:hAnsi="Consolas"/>
+          <w:sz w:val="18"/>
+          <w:szCs w:val="18"/>
+        </w:rPr>
+        <w:t xml:space="preserve">Los dos peores no dan ningún aviso. Dos muros superpuestos hacen que el cuadro de áreas salga</w:t>
+      </w:r>
+    </w:p>
+    <w:p>
+      <w:pPr>
+        <w:pBdr>
+          <w:left w:val="single" w:color="B9C6D3" w:sz="14" w:space="8"/>
+        </w:pBdr>
+        <w:shd w:fill="F7F9FB" w:val="clear"/>
+        <w:spacing w:after="0"/>
+      </w:pPr>
+      <w:r>
+        <w:rPr>
+          <w:rFonts w:ascii="Consolas" w:cs="Consolas" w:eastAsia="Consolas" w:hAnsi="Consolas"/>
+          <w:sz w:val="18"/>
+          <w:szCs w:val="18"/>
+        </w:rPr>
+        <w:t xml:space="preserve">mal sin decírtelo, y dos elementos idénticos encima hacen que el de cantidades cuente el doble.</w:t>
+      </w:r>
+    </w:p>
+    <w:p>
+      <w:pPr>
+        <w:pBdr>
+          <w:left w:val="single" w:color="B9C6D3" w:sz="14" w:space="8"/>
+        </w:pBdr>
+        <w:shd w:fill="F7F9FB" w:val="clear"/>
+        <w:spacing w:after="0"/>
+      </w:pPr>
+      <w:r>
+        <w:rPr>
+          <w:rFonts w:ascii="Consolas" w:cs="Consolas" w:eastAsia="Consolas" w:hAnsi="Consolas"/>
+          <w:sz w:val="18"/>
+          <w:szCs w:val="18"/>
+        </w:rPr>
+        <w:t xml:space="preserve">Los planos, mientras tanto, se ven perfectos.</w:t>
+      </w:r>
+    </w:p>
+    <w:p>
+      <w:pPr>
+        <w:pBdr>
+          <w:left w:val="single" w:color="B9C6D3" w:sz="14" w:space="8"/>
+        </w:pBdr>
+        <w:shd w:fill="F7F9FB" w:val="clear"/>
+        <w:spacing w:after="0"/>
+      </w:pPr>
+      <w:r>
+        <w:rPr>
+          <w:rFonts w:ascii="Consolas" w:cs="Consolas" w:eastAsia="Consolas" w:hAnsi="Consolas"/>
+          <w:sz w:val="18"/>
+          <w:szCs w:val="18"/>
+        </w:rPr>
+        <w:t xml:space="preserve"> </w:t>
+      </w:r>
+    </w:p>
+    <w:p>
+      <w:pPr>
+        <w:pBdr>
+          <w:left w:val="single" w:color="B9C6D3" w:sz="14" w:space="8"/>
+        </w:pBdr>
+        <w:shd w:fill="F7F9FB" w:val="clear"/>
+        <w:spacing w:after="0"/>
+      </w:pPr>
+      <w:r>
+        <w:rPr>
+          <w:rFonts w:ascii="Consolas" w:cs="Consolas" w:eastAsia="Consolas" w:hAnsi="Consolas"/>
+          <w:sz w:val="18"/>
+          <w:szCs w:val="18"/>
+        </w:rPr>
+        <w:t xml:space="preserve">Junté los 10 que más tiempo hacen perder, con el prompt exacto para cada uno y cómo verificar</w:t>
+      </w:r>
+    </w:p>
+    <w:p>
+      <w:pPr>
+        <w:pBdr>
+          <w:left w:val="single" w:color="B9C6D3" w:sz="14" w:space="8"/>
+        </w:pBdr>
+        <w:shd w:fill="F7F9FB" w:val="clear"/>
+        <w:spacing w:after="0"/>
+      </w:pPr>
+      <w:r>
+        <w:rPr>
+          <w:rFonts w:ascii="Consolas" w:cs="Consolas" w:eastAsia="Consolas" w:hAnsi="Consolas"/>
+          <w:sz w:val="18"/>
+          <w:szCs w:val="18"/>
+        </w:rPr>
+        <w:t xml:space="preserve">la respuesta antes de meterla en un modelo que vas a firmar.</w:t>
+      </w:r>
+    </w:p>
+    <w:p>
+      <w:pPr>
+        <w:pBdr>
+          <w:left w:val="single" w:color="B9C6D3" w:sz="14" w:space="8"/>
+        </w:pBdr>
+        <w:shd w:fill="F7F9FB" w:val="clear"/>
+        <w:spacing w:after="0"/>
+      </w:pPr>
+      <w:r>
+        <w:rPr>
+          <w:rFonts w:ascii="Consolas" w:cs="Consolas" w:eastAsia="Consolas" w:hAnsi="Consolas"/>
+          <w:sz w:val="18"/>
+          <w:szCs w:val="18"/>
+        </w:rPr>
+        <w:t xml:space="preserve"> </w:t>
+      </w:r>
+    </w:p>
+    <w:p>
+      <w:pPr>
+        <w:pBdr>
+          <w:left w:val="single" w:color="B9C6D3" w:sz="14" w:space="8"/>
+        </w:pBdr>
+        <w:shd w:fill="F7F9FB" w:val="clear"/>
+        <w:spacing w:after="0"/>
+      </w:pPr>
+      <w:r>
+        <w:rPr>
+          <w:rFonts w:ascii="Consolas" w:cs="Consolas" w:eastAsia="Consolas" w:hAnsi="Consolas"/>
+          <w:sz w:val="18"/>
+          <w:szCs w:val="18"/>
+        </w:rPr>
+        <w:t xml:space="preserve">Es gratis. Comenta GUIA y te llega.</w:t>
+      </w:r>
+    </w:p>
+    <w:p>
+      <w:pPr>
+        <w:pBdr>
+          <w:left w:val="single" w:color="B9C6D3" w:sz="14" w:space="8"/>
+        </w:pBdr>
+        <w:shd w:fill="F7F9FB" w:val="clear"/>
+        <w:spacing w:after="0"/>
+      </w:pPr>
+      <w:r>
+        <w:rPr>
+          <w:rFonts w:ascii="Consolas" w:cs="Consolas" w:eastAsia="Consolas" w:hAnsi="Consolas"/>
+          <w:sz w:val="18"/>
+          <w:szCs w:val="18"/>
+        </w:rPr>
+        <w:t xml:space="preserve"> </w:t>
+      </w:r>
+    </w:p>
+    <w:p>
+      <w:pPr>
+        <w:pBdr>
+          <w:left w:val="single" w:color="B9C6D3" w:sz="14" w:space="8"/>
+        </w:pBdr>
+        <w:shd w:fill="F7F9FB" w:val="clear"/>
+        <w:spacing w:after="140"/>
+      </w:pPr>
+      <w:r>
+        <w:rPr>
+          <w:rFonts w:ascii="Consolas" w:cs="Consolas" w:eastAsia="Consolas" w:hAnsi="Consolas"/>
+          <w:sz w:val="18"/>
+          <w:szCs w:val="18"/>
+        </w:rPr>
+        <w:t xml:space="preserve">¿Cuál de los cinco te ha tocado más veces?</w:t>
+      </w:r>
+    </w:p>
+    <w:p>
+      <w:pPr>
+        <w:spacing w:after="80"/>
+        <w:rPr>
+          <w:b/>
+          <w:bCs/>
+        </w:rPr>
+      </w:pPr>
+      <w:r>
+        <w:rPr>
+          <w:b/>
+          <w:bCs/>
+          <w:sz w:val="21"/>
+          <w:szCs w:val="21"/>
+        </w:rPr>
+        <w:t xml:space="preserve">CTA: Comenta GUIA</w:t>
+      </w:r>
+    </w:p>
+    <w:p>
+      <w:pPr>
+        <w:spacing w:after="80"/>
+        <w:rPr>
+          <w:b/>
+          <w:bCs/>
+          <w:color w:val="5A6B7B"/>
+          <w:sz w:val="16"/>
+          <w:szCs w:val="16"/>
+        </w:rPr>
+      </w:pPr>
+      <w:r>
+        <w:rPr>
+          <w:b/>
+          <w:bCs/>
+          <w:color w:val="5A6B7B"/>
+          <w:sz w:val="16"/>
+          <w:szCs w:val="16"/>
+        </w:rPr>
+        <w:t xml:space="preserve">PROMPT DE IMAGEN</w:t>
+      </w:r>
+    </w:p>
+    <w:p>
+      <w:pPr>
+        <w:pBdr>
+          <w:left w:val="single" w:color="B9C6D3" w:sz="14" w:space="8"/>
+        </w:pBdr>
+        <w:shd w:fill="F4F7FA" w:val="clear"/>
+        <w:spacing w:after="0"/>
+      </w:pPr>
+      <w:r>
+        <w:rPr>
+          <w:rFonts w:ascii="Consolas" w:cs="Consolas" w:eastAsia="Consolas" w:hAnsi="Consolas"/>
+          <w:sz w:val="18"/>
+          <w:szCs w:val="18"/>
+        </w:rPr>
+        <w:t xml:space="preserve">Siete imágenes de 1080x1080 px (1:1) de la misma familia, para carrusel. Fondo azul marino</w:t>
+      </w:r>
+    </w:p>
+    <w:p>
+      <w:pPr>
+        <w:pBdr>
+          <w:left w:val="single" w:color="B9C6D3" w:sz="14" w:space="8"/>
+        </w:pBdr>
+        <w:shd w:fill="F4F7FA" w:val="clear"/>
+        <w:spacing w:after="0"/>
+      </w:pPr>
+      <w:r>
+        <w:rPr>
+          <w:rFonts w:ascii="Consolas" w:cs="Consolas" w:eastAsia="Consolas" w:hAnsi="Consolas"/>
+          <w:sz w:val="18"/>
+          <w:szCs w:val="18"/>
+        </w:rPr>
+        <w:t xml:space="preserve">#0E2438. En cada una, un cuadro de diálogo de software dibujado en línea fina ámbar #E8A04A,</w:t>
+      </w:r>
+    </w:p>
+    <w:p>
+      <w:pPr>
+        <w:pBdr>
+          <w:left w:val="single" w:color="B9C6D3" w:sz="14" w:space="8"/>
+        </w:pBdr>
+        <w:shd w:fill="F4F7FA" w:val="clear"/>
+        <w:spacing w:after="0"/>
+      </w:pPr>
+      <w:r>
+        <w:rPr>
+          <w:rFonts w:ascii="Consolas" w:cs="Consolas" w:eastAsia="Consolas" w:hAnsi="Consolas"/>
+          <w:sz w:val="18"/>
+          <w:szCs w:val="18"/>
+        </w:rPr>
+        <w:t xml:space="preserve">siempre en la misma posición y a la misma escala, con el texto ilegible a propósito — solo se</w:t>
+      </w:r>
+    </w:p>
+    <w:p>
+      <w:pPr>
+        <w:pBdr>
+          <w:left w:val="single" w:color="B9C6D3" w:sz="14" w:space="8"/>
+        </w:pBdr>
+        <w:shd w:fill="F4F7FA" w:val="clear"/>
+        <w:spacing w:after="0"/>
+      </w:pPr>
+      <w:r>
+        <w:rPr>
+          <w:rFonts w:ascii="Consolas" w:cs="Consolas" w:eastAsia="Consolas" w:hAnsi="Consolas"/>
+          <w:sz w:val="18"/>
+          <w:szCs w:val="18"/>
+        </w:rPr>
+        <w:t xml:space="preserve">lee la forma de la ventana y su icono de advertencia. Lo que cambia de tarjeta a tarjeta es el</w:t>
+      </w:r>
+    </w:p>
+    <w:p>
+      <w:pPr>
+        <w:pBdr>
+          <w:left w:val="single" w:color="B9C6D3" w:sz="14" w:space="8"/>
+        </w:pBdr>
+        <w:shd w:fill="F4F7FA" w:val="clear"/>
+        <w:spacing w:after="0"/>
+      </w:pPr>
+      <w:r>
+        <w:rPr>
+          <w:rFonts w:ascii="Consolas" w:cs="Consolas" w:eastAsia="Consolas" w:hAnsi="Consolas"/>
+          <w:sz w:val="18"/>
+          <w:szCs w:val="18"/>
+        </w:rPr>
+        <w:t xml:space="preserve">fondo detrás del cuadro: una retícula de planta, dos muros solapados, dos objetos idénticos</w:t>
+      </w:r>
+    </w:p>
+    <w:p>
+      <w:pPr>
+        <w:pBdr>
+          <w:left w:val="single" w:color="B9C6D3" w:sz="14" w:space="8"/>
+        </w:pBdr>
+        <w:shd w:fill="F4F7FA" w:val="clear"/>
+        <w:spacing w:after="0"/>
+      </w:pPr>
+      <w:r>
+        <w:rPr>
+          <w:rFonts w:ascii="Consolas" w:cs="Consolas" w:eastAsia="Consolas" w:hAnsi="Consolas"/>
+          <w:sz w:val="18"/>
+          <w:szCs w:val="18"/>
+        </w:rPr>
+        <w:t xml:space="preserve">desfasados un milímetro, dos volúmenes que casi se tocan, y una carpeta vacía. Todo en línea</w:t>
+      </w:r>
+    </w:p>
+    <w:p>
+      <w:pPr>
+        <w:pBdr>
+          <w:left w:val="single" w:color="B9C6D3" w:sz="14" w:space="8"/>
+        </w:pBdr>
+        <w:shd w:fill="F4F7FA" w:val="clear"/>
+        <w:spacing w:after="0"/>
+      </w:pPr>
+      <w:r>
+        <w:rPr>
+          <w:rFonts w:ascii="Consolas" w:cs="Consolas" w:eastAsia="Consolas" w:hAnsi="Consolas"/>
+          <w:sz w:val="18"/>
+          <w:szCs w:val="18"/>
+        </w:rPr>
+        <w:t xml:space="preserve">blanca muy tenue. Sin texto legible en ninguna. Estilo Design Modeling Academy: fondo azul</w:t>
+      </w:r>
+    </w:p>
+    <w:p>
+      <w:pPr>
+        <w:pBdr>
+          <w:left w:val="single" w:color="B9C6D3" w:sz="14" w:space="8"/>
+        </w:pBdr>
+        <w:shd w:fill="F4F7FA" w:val="clear"/>
+        <w:spacing w:after="0"/>
+      </w:pPr>
+      <w:r>
+        <w:rPr>
+          <w:rFonts w:ascii="Consolas" w:cs="Consolas" w:eastAsia="Consolas" w:hAnsi="Consolas"/>
+          <w:sz w:val="18"/>
+          <w:szCs w:val="18"/>
+        </w:rPr>
+        <w:t xml:space="preserve">marino #0E2438, acentos en ámbar #E8A04A, tipografía sans-serif de palo seco muy gruesa,</w:t>
+      </w:r>
+    </w:p>
+    <w:p>
+      <w:pPr>
+        <w:pBdr>
+          <w:left w:val="single" w:color="B9C6D3" w:sz="14" w:space="8"/>
+        </w:pBdr>
+        <w:shd w:fill="F4F7FA" w:val="clear"/>
+        <w:spacing w:after="0"/>
+      </w:pPr>
+      <w:r>
+        <w:rPr>
+          <w:rFonts w:ascii="Consolas" w:cs="Consolas" w:eastAsia="Consolas" w:hAnsi="Consolas"/>
+          <w:sz w:val="18"/>
+          <w:szCs w:val="18"/>
+        </w:rPr>
+        <w:t xml:space="preserve">composición limpia y con aire, sin stock corporativo ni gente sonriendo a cámara. El texto</w:t>
+      </w:r>
+    </w:p>
+    <w:p>
+      <w:pPr>
+        <w:pBdr>
+          <w:left w:val="single" w:color="B9C6D3" w:sz="14" w:space="8"/>
+        </w:pBdr>
+        <w:shd w:fill="F4F7FA" w:val="clear"/>
+        <w:spacing w:after="140"/>
+      </w:pPr>
+      <w:r>
+        <w:rPr>
+          <w:rFonts w:ascii="Consolas" w:cs="Consolas" w:eastAsia="Consolas" w:hAnsi="Consolas"/>
+          <w:sz w:val="18"/>
+          <w:szCs w:val="18"/>
+        </w:rPr>
+        <w:t xml:space="preserve">final se monta en Canva: la IA entrega el fondo y los elementos, no las letras.</w:t>
+      </w:r>
+    </w:p>
+    <w:p>
+      <w:pPr>
         <w:spacing w:after="100" w:before="280"/>
       </w:pPr>
       <w:r>
@@ -25164,9 +25956,720 @@
           <w:sz w:val="18"/>
           <w:szCs w:val="18"/>
         </w:rPr>
+        <w:t xml:space="preserve">Abriste Dynamo una vez, no supiste por dónde seguir, y lo cerraste.</w:t>
+      </w:r>
+    </w:p>
+    <w:p>
+      <w:pPr>
+        <w:pBdr>
+          <w:left w:val="single" w:color="B9C6D3" w:sz="14" w:space="8"/>
+        </w:pBdr>
+        <w:shd w:fill="F7F9FB" w:val="clear"/>
+        <w:spacing w:after="0"/>
+      </w:pPr>
+      <w:r>
+        <w:rPr>
+          <w:rFonts w:ascii="Consolas" w:cs="Consolas" w:eastAsia="Consolas" w:hAnsi="Consolas"/>
+          <w:sz w:val="18"/>
+          <w:szCs w:val="18"/>
+        </w:rPr>
+        <w:t xml:space="preserve">La automatización en BIM no se atasca por falta de ideas. Se atasca en el primer script: el que</w:t>
+      </w:r>
+    </w:p>
+    <w:p>
+      <w:pPr>
+        <w:pBdr>
+          <w:left w:val="single" w:color="B9C6D3" w:sz="14" w:space="8"/>
+        </w:pBdr>
+        <w:shd w:fill="F7F9FB" w:val="clear"/>
+        <w:spacing w:after="0"/>
+      </w:pPr>
+      <w:r>
+        <w:rPr>
+          <w:rFonts w:ascii="Consolas" w:cs="Consolas" w:eastAsia="Consolas" w:hAnsi="Consolas"/>
+          <w:sz w:val="18"/>
+          <w:szCs w:val="18"/>
+        </w:rPr>
+        <w:t xml:space="preserve">tienes que escribir tú, sin saber todavía qué hace cada nodo.</w:t>
+      </w:r>
+    </w:p>
+    <w:p>
+      <w:pPr>
+        <w:pBdr>
+          <w:left w:val="single" w:color="B9C6D3" w:sz="14" w:space="8"/>
+        </w:pBdr>
+        <w:shd w:fill="F7F9FB" w:val="clear"/>
+        <w:spacing w:after="0"/>
+      </w:pPr>
+      <w:r>
+        <w:rPr>
+          <w:rFonts w:ascii="Consolas" w:cs="Consolas" w:eastAsia="Consolas" w:hAnsi="Consolas"/>
+          <w:sz w:val="18"/>
+          <w:szCs w:val="18"/>
+        </w:rPr>
+        <w:t xml:space="preserve"> </w:t>
+      </w:r>
+    </w:p>
+    <w:p>
+      <w:pPr>
+        <w:pBdr>
+          <w:left w:val="single" w:color="B9C6D3" w:sz="14" w:space="8"/>
+        </w:pBdr>
+        <w:shd w:fill="F7F9FB" w:val="clear"/>
+        <w:spacing w:after="0"/>
+      </w:pPr>
+      <w:r>
+        <w:rPr>
+          <w:rFonts w:ascii="Consolas" w:cs="Consolas" w:eastAsia="Consolas" w:hAnsi="Consolas"/>
+          <w:sz w:val="18"/>
+          <w:szCs w:val="18"/>
+        </w:rPr>
+        <w:t xml:space="preserve">Este pack es ese primer script hecho. Cinco, comentados línea por línea para que los cambies y</w:t>
+      </w:r>
+    </w:p>
+    <w:p>
+      <w:pPr>
+        <w:pBdr>
+          <w:left w:val="single" w:color="B9C6D3" w:sz="14" w:space="8"/>
+        </w:pBdr>
+        <w:shd w:fill="F7F9FB" w:val="clear"/>
+        <w:spacing w:after="0"/>
+      </w:pPr>
+      <w:r>
+        <w:rPr>
+          <w:rFonts w:ascii="Consolas" w:cs="Consolas" w:eastAsia="Consolas" w:hAnsi="Consolas"/>
+          <w:sz w:val="18"/>
+          <w:szCs w:val="18"/>
+        </w:rPr>
+        <w:t xml:space="preserve">no solo los ejecutes. Tres de ellos ni siquiera tocan tu modelo — solo leen — así que puedes</w:t>
+      </w:r>
+    </w:p>
+    <w:p>
+      <w:pPr>
+        <w:pBdr>
+          <w:left w:val="single" w:color="B9C6D3" w:sz="14" w:space="8"/>
+        </w:pBdr>
+        <w:shd w:fill="F7F9FB" w:val="clear"/>
+        <w:spacing w:after="0"/>
+      </w:pPr>
+      <w:r>
+        <w:rPr>
+          <w:rFonts w:ascii="Consolas" w:cs="Consolas" w:eastAsia="Consolas" w:hAnsi="Consolas"/>
+          <w:sz w:val="18"/>
+          <w:szCs w:val="18"/>
+        </w:rPr>
+        <w:t xml:space="preserve">correrlos hoy en un archivo vivo sin arriesgar nada.</w:t>
+      </w:r>
+    </w:p>
+    <w:p>
+      <w:pPr>
+        <w:pBdr>
+          <w:left w:val="single" w:color="B9C6D3" w:sz="14" w:space="8"/>
+        </w:pBdr>
+        <w:shd w:fill="F7F9FB" w:val="clear"/>
+        <w:spacing w:after="0"/>
+      </w:pPr>
+      <w:r>
+        <w:rPr>
+          <w:rFonts w:ascii="Consolas" w:cs="Consolas" w:eastAsia="Consolas" w:hAnsi="Consolas"/>
+          <w:sz w:val="18"/>
+          <w:szCs w:val="18"/>
+        </w:rPr>
+        <w:t xml:space="preserve"> </w:t>
+      </w:r>
+    </w:p>
+    <w:p>
+      <w:pPr>
+        <w:pBdr>
+          <w:left w:val="single" w:color="B9C6D3" w:sz="14" w:space="8"/>
+        </w:pBdr>
+        <w:shd w:fill="F7F9FB" w:val="clear"/>
+        <w:spacing w:after="0"/>
+      </w:pPr>
+      <w:r>
+        <w:rPr>
+          <w:rFonts w:ascii="Consolas" w:cs="Consolas" w:eastAsia="Consolas" w:hAnsi="Consolas"/>
+          <w:sz w:val="18"/>
+          <w:szCs w:val="18"/>
+        </w:rPr>
+        <w:t xml:space="preserve">Con el PDF de instalación y la versión exacta de Revit y Dynamo con la que los probamos.</w:t>
+      </w:r>
+    </w:p>
+    <w:p>
+      <w:pPr>
+        <w:pBdr>
+          <w:left w:val="single" w:color="B9C6D3" w:sz="14" w:space="8"/>
+        </w:pBdr>
+        <w:shd w:fill="F7F9FB" w:val="clear"/>
+        <w:spacing w:after="0"/>
+      </w:pPr>
+      <w:r>
+        <w:rPr>
+          <w:rFonts w:ascii="Consolas" w:cs="Consolas" w:eastAsia="Consolas" w:hAnsi="Consolas"/>
+          <w:sz w:val="18"/>
+          <w:szCs w:val="18"/>
+        </w:rPr>
+        <w:t xml:space="preserve"> </w:t>
+      </w:r>
+    </w:p>
+    <w:p>
+      <w:pPr>
+        <w:pBdr>
+          <w:left w:val="single" w:color="B9C6D3" w:sz="14" w:space="8"/>
+        </w:pBdr>
+        <w:shd w:fill="F7F9FB" w:val="clear"/>
+        <w:spacing w:after="0"/>
+      </w:pPr>
+      <w:r>
+        <w:rPr>
+          <w:rFonts w:ascii="Consolas" w:cs="Consolas" w:eastAsia="Consolas" w:hAnsi="Consolas"/>
+          <w:sz w:val="18"/>
+          <w:szCs w:val="18"/>
+        </w:rPr>
+        <w:t xml:space="preserve">Es gratis. Comenta DYNAMO y te llega.</w:t>
+      </w:r>
+    </w:p>
+    <w:p>
+      <w:pPr>
+        <w:pBdr>
+          <w:left w:val="single" w:color="B9C6D3" w:sz="14" w:space="8"/>
+        </w:pBdr>
+        <w:shd w:fill="F7F9FB" w:val="clear"/>
+        <w:spacing w:after="0"/>
+      </w:pPr>
+      <w:r>
+        <w:rPr>
+          <w:rFonts w:ascii="Consolas" w:cs="Consolas" w:eastAsia="Consolas" w:hAnsi="Consolas"/>
+          <w:sz w:val="18"/>
+          <w:szCs w:val="18"/>
+        </w:rPr>
+        <w:t xml:space="preserve"> </w:t>
+      </w:r>
+    </w:p>
+    <w:p>
+      <w:pPr>
+        <w:pBdr>
+          <w:left w:val="single" w:color="B9C6D3" w:sz="14" w:space="8"/>
+        </w:pBdr>
+        <w:shd w:fill="F7F9FB" w:val="clear"/>
+        <w:spacing w:after="140"/>
+      </w:pPr>
+      <w:r>
+        <w:rPr>
+          <w:rFonts w:ascii="Consolas" w:cs="Consolas" w:eastAsia="Consolas" w:hAnsi="Consolas"/>
+          <w:sz w:val="18"/>
+          <w:szCs w:val="18"/>
+        </w:rPr>
+        <w:t xml:space="preserve">¿Cuántas veces has abierto Dynamo y lo has vuelto a cerrar?</w:t>
+      </w:r>
+    </w:p>
+    <w:p>
+      <w:pPr>
+        <w:spacing w:after="80"/>
+        <w:rPr>
+          <w:b/>
+          <w:bCs/>
+        </w:rPr>
+      </w:pPr>
+      <w:r>
+        <w:rPr>
+          <w:b/>
+          <w:bCs/>
+          <w:sz w:val="21"/>
+          <w:szCs w:val="21"/>
+        </w:rPr>
+        <w:t xml:space="preserve">CTA: Comenta DYNAMO</w:t>
+      </w:r>
+    </w:p>
+    <w:p>
+      <w:pPr>
+        <w:spacing w:after="80"/>
+        <w:rPr>
+          <w:b/>
+          <w:bCs/>
+          <w:color w:val="5A6B7B"/>
+          <w:sz w:val="16"/>
+          <w:szCs w:val="16"/>
+        </w:rPr>
+      </w:pPr>
+      <w:r>
+        <w:rPr>
+          <w:b/>
+          <w:bCs/>
+          <w:color w:val="5A6B7B"/>
+          <w:sz w:val="16"/>
+          <w:szCs w:val="16"/>
+        </w:rPr>
+        <w:t xml:space="preserve">PROMPT DE IMAGEN</w:t>
+      </w:r>
+    </w:p>
+    <w:p>
+      <w:pPr>
+        <w:pBdr>
+          <w:left w:val="single" w:color="B9C6D3" w:sz="14" w:space="8"/>
+        </w:pBdr>
+        <w:shd w:fill="F4F7FA" w:val="clear"/>
+        <w:spacing w:after="0"/>
+      </w:pPr>
+      <w:r>
+        <w:rPr>
+          <w:rFonts w:ascii="Consolas" w:cs="Consolas" w:eastAsia="Consolas" w:hAnsi="Consolas"/>
+          <w:sz w:val="18"/>
+          <w:szCs w:val="18"/>
+        </w:rPr>
+        <w:t xml:space="preserve">Imagen 1080x1350 px (4:5) para la portada del reel. Fondo azul marino #0E2438. Un grafo de</w:t>
+      </w:r>
+    </w:p>
+    <w:p>
+      <w:pPr>
+        <w:pBdr>
+          <w:left w:val="single" w:color="B9C6D3" w:sz="14" w:space="8"/>
+        </w:pBdr>
+        <w:shd w:fill="F4F7FA" w:val="clear"/>
+        <w:spacing w:after="0"/>
+      </w:pPr>
+      <w:r>
+        <w:rPr>
+          <w:rFonts w:ascii="Consolas" w:cs="Consolas" w:eastAsia="Consolas" w:hAnsi="Consolas"/>
+          <w:sz w:val="18"/>
+          <w:szCs w:val="18"/>
+        </w:rPr>
+        <w:t xml:space="preserve">nodos tipo Dynamo dibujado en línea fina ámbar #E8A04A: dos cajas conectadas por un solo cable</w:t>
+      </w:r>
+    </w:p>
+    <w:p>
+      <w:pPr>
+        <w:pBdr>
+          <w:left w:val="single" w:color="B9C6D3" w:sz="14" w:space="8"/>
+        </w:pBdr>
+        <w:shd w:fill="F4F7FA" w:val="clear"/>
+        <w:spacing w:after="0"/>
+      </w:pPr>
+      <w:r>
+        <w:rPr>
+          <w:rFonts w:ascii="Consolas" w:cs="Consolas" w:eastAsia="Consolas" w:hAnsi="Consolas"/>
+          <w:sz w:val="18"/>
+          <w:szCs w:val="18"/>
+        </w:rPr>
+        <w:t xml:space="preserve">curvo y limpio, muy pocas, con mucho aire alrededor. La idea es «el primero», no «muchos».</w:t>
+      </w:r>
+    </w:p>
+    <w:p>
+      <w:pPr>
+        <w:pBdr>
+          <w:left w:val="single" w:color="B9C6D3" w:sz="14" w:space="8"/>
+        </w:pBdr>
+        <w:shd w:fill="F4F7FA" w:val="clear"/>
+        <w:spacing w:after="0"/>
+      </w:pPr>
+      <w:r>
+        <w:rPr>
+          <w:rFonts w:ascii="Consolas" w:cs="Consolas" w:eastAsia="Consolas" w:hAnsi="Consolas"/>
+          <w:sz w:val="18"/>
+          <w:szCs w:val="18"/>
+        </w:rPr>
+        <w:t xml:space="preserve">Detrás, muy tenue, una retícula de planta. Sin texto legible dentro de los nodos. Estilo Design</w:t>
+      </w:r>
+    </w:p>
+    <w:p>
+      <w:pPr>
+        <w:pBdr>
+          <w:left w:val="single" w:color="B9C6D3" w:sz="14" w:space="8"/>
+        </w:pBdr>
+        <w:shd w:fill="F4F7FA" w:val="clear"/>
+        <w:spacing w:after="0"/>
+      </w:pPr>
+      <w:r>
+        <w:rPr>
+          <w:rFonts w:ascii="Consolas" w:cs="Consolas" w:eastAsia="Consolas" w:hAnsi="Consolas"/>
+          <w:sz w:val="18"/>
+          <w:szCs w:val="18"/>
+        </w:rPr>
+        <w:t xml:space="preserve">Modeling Academy: fondo azul marino #0E2438, acentos en ámbar #E8A04A, tipografía sans-serif de</w:t>
+      </w:r>
+    </w:p>
+    <w:p>
+      <w:pPr>
+        <w:pBdr>
+          <w:left w:val="single" w:color="B9C6D3" w:sz="14" w:space="8"/>
+        </w:pBdr>
+        <w:shd w:fill="F4F7FA" w:val="clear"/>
+        <w:spacing w:after="0"/>
+      </w:pPr>
+      <w:r>
+        <w:rPr>
+          <w:rFonts w:ascii="Consolas" w:cs="Consolas" w:eastAsia="Consolas" w:hAnsi="Consolas"/>
+          <w:sz w:val="18"/>
+          <w:szCs w:val="18"/>
+        </w:rPr>
+        <w:t xml:space="preserve">palo seco muy gruesa, composición limpia y con aire, sin stock corporativo ni gente sonriendo a</w:t>
+      </w:r>
+    </w:p>
+    <w:p>
+      <w:pPr>
+        <w:pBdr>
+          <w:left w:val="single" w:color="B9C6D3" w:sz="14" w:space="8"/>
+        </w:pBdr>
+        <w:shd w:fill="F4F7FA" w:val="clear"/>
+        <w:spacing w:after="0"/>
+      </w:pPr>
+      <w:r>
+        <w:rPr>
+          <w:rFonts w:ascii="Consolas" w:cs="Consolas" w:eastAsia="Consolas" w:hAnsi="Consolas"/>
+          <w:sz w:val="18"/>
+          <w:szCs w:val="18"/>
+        </w:rPr>
+        <w:t xml:space="preserve">cámara. El texto final se monta en Canva: la IA entrega el fondo y los elementos, no las</w:t>
+      </w:r>
+    </w:p>
+    <w:p>
+      <w:pPr>
+        <w:pBdr>
+          <w:left w:val="single" w:color="B9C6D3" w:sz="14" w:space="8"/>
+        </w:pBdr>
+        <w:shd w:fill="F4F7FA" w:val="clear"/>
+        <w:spacing w:after="140"/>
+      </w:pPr>
+      <w:r>
+        <w:rPr>
+          <w:rFonts w:ascii="Consolas" w:cs="Consolas" w:eastAsia="Consolas" w:hAnsi="Consolas"/>
+          <w:sz w:val="18"/>
+          <w:szCs w:val="18"/>
+        </w:rPr>
+        <w:t xml:space="preserve">letras.</w:t>
+      </w:r>
+    </w:p>
+    <w:p>
+      <w:pPr>
+        <w:spacing w:after="80" w:before="200"/>
+      </w:pPr>
+      <w:r>
+        <w:rPr>
+          <w:b/>
+          <w:bCs/>
+          <w:color w:val="0E2438"/>
+          <w:sz w:val="22"/>
+          <w:szCs w:val="22"/>
+        </w:rPr>
+        <w:t xml:space="preserve">Post de lanzamiento · Jue 24 · CARRUSEL (6 slides) — EXTRA de lanzamiento</w:t>
+      </w:r>
+    </w:p>
+    <w:p>
+      <w:pPr>
+        <w:spacing w:after="80"/>
+        <w:rPr>
+          <w:i/>
+          <w:iCs/>
+          <w:color w:val="5A6B7B"/>
+        </w:rPr>
+      </w:pPr>
+      <w:r>
+        <w:rPr>
+          <w:i/>
+          <w:iCs/>
+          <w:color w:val="5A6B7B"/>
+          <w:sz w:val="21"/>
+          <w:szCs w:val="21"/>
+        </w:rPr>
+        <w:t xml:space="preserve">Redes: Instagram + Facebook + LinkedIn (PDF)</w:t>
+      </w:r>
+    </w:p>
+    <w:p>
+      <w:pPr>
+        <w:pBdr>
+          <w:left w:val="single" w:color="C96A1C" w:sz="18" w:space="8"/>
+        </w:pBdr>
+        <w:shd w:fill="F4F7FA" w:val="clear"/>
+        <w:spacing w:after="100"/>
+      </w:pPr>
+      <w:r>
+        <w:rPr>
+          <w:i/>
+          <w:iCs/>
+          <w:color w:val="5A6B7B"/>
+          <w:sz w:val="20"/>
+          <w:szCs w:val="20"/>
+        </w:rPr>
+        <w:t xml:space="preserve">Segunda pieza del mismo recurso, dos días después del reel. Dynamo es el tema de mejor guardado de la cuenta y el carrusel es el formato que más se guarda: el reel trae el alcance y este se queda archivado. Dos ventanas de comentarios para la misma palabra.</w:t>
+      </w:r>
+    </w:p>
+    <w:p>
+      <w:pPr>
+        <w:pBdr>
+          <w:left w:val="single" w:color="B9C6D3" w:sz="14" w:space="8"/>
+        </w:pBdr>
+        <w:shd w:fill="F7F9FB" w:val="clear"/>
+        <w:spacing w:after="140"/>
+      </w:pPr>
+      <w:r>
+        <w:rPr>
+          <w:rFonts w:ascii="Consolas" w:cs="Consolas" w:eastAsia="Consolas" w:hAnsi="Consolas"/>
+          <w:sz w:val="18"/>
+          <w:szCs w:val="18"/>
+        </w:rPr>
         <w:t xml:space="preserve">Cinco tareas de Revit que no deberías seguir haciendo a mano.</w:t>
       </w:r>
     </w:p>
+    <w:p>
+      <w:pPr>
+        <w:spacing w:after="80"/>
+        <w:rPr>
+          <w:b/>
+          <w:bCs/>
+          <w:color w:val="5A6B7B"/>
+          <w:sz w:val="16"/>
+          <w:szCs w:val="16"/>
+        </w:rPr>
+      </w:pPr>
+      <w:r>
+        <w:rPr>
+          <w:b/>
+          <w:bCs/>
+          <w:color w:val="5A6B7B"/>
+          <w:sz w:val="16"/>
+          <w:szCs w:val="16"/>
+        </w:rPr>
+        <w:t xml:space="preserve">DIAPOSITIVAS</w:t>
+      </w:r>
+    </w:p>
+    <w:tbl>
+      <w:tblPr>
+        <w:tblW w:type="dxa" w:w="9000"/>
+        <w:tblBorders>
+          <w:top w:val="single" w:color="auto" w:sz="4"/>
+          <w:left w:val="single" w:color="auto" w:sz="4"/>
+          <w:bottom w:val="single" w:color="auto" w:sz="4"/>
+          <w:right w:val="single" w:color="auto" w:sz="4"/>
+          <w:insideH w:val="single" w:color="auto" w:sz="4"/>
+          <w:insideV w:val="single" w:color="auto" w:sz="4"/>
+        </w:tblBorders>
+      </w:tblPr>
+      <w:tblGrid>
+        <w:gridCol w:w="600"/>
+        <w:gridCol w:w="8400"/>
+      </w:tblGrid>
+      <w:tr>
+        <w:trPr>
+          <w:tblHeader/>
+        </w:trPr>
+        <w:tc>
+          <w:tcPr>
+            <w:tcW w:type="dxa" w:w="600"/>
+            <w:shd w:fill="0E2438" w:val="clear"/>
+          </w:tcPr>
+          <w:p>
+            <w:r>
+              <w:rPr>
+                <w:b/>
+                <w:bCs/>
+                <w:color w:val="FFFFFF"/>
+                <w:sz w:val="18"/>
+                <w:szCs w:val="18"/>
+              </w:rPr>
+              <w:t xml:space="preserve">#</w:t>
+            </w:r>
+          </w:p>
+        </w:tc>
+        <w:tc>
+          <w:tcPr>
+            <w:tcW w:type="dxa" w:w="8400"/>
+            <w:shd w:fill="0E2438" w:val="clear"/>
+          </w:tcPr>
+          <w:p>
+            <w:r>
+              <w:rPr>
+                <w:b/>
+                <w:bCs/>
+                <w:color w:val="FFFFFF"/>
+                <w:sz w:val="18"/>
+                <w:szCs w:val="18"/>
+              </w:rPr>
+              <w:t xml:space="preserve">Qué va en la diapositiva</w:t>
+            </w:r>
+          </w:p>
+        </w:tc>
+      </w:tr>
+      <w:tr>
+        <w:tc>
+          <w:tcPr>
+            <w:tcW w:type="dxa" w:w="600"/>
+          </w:tcPr>
+          <w:p>
+            <w:r>
+              <w:rPr>
+                <w:sz w:val="18"/>
+                <w:szCs w:val="18"/>
+              </w:rPr>
+              <w:t xml:space="preserve">1</w:t>
+            </w:r>
+          </w:p>
+        </w:tc>
+        <w:tc>
+          <w:tcPr>
+            <w:tcW w:type="dxa" w:w="8400"/>
+          </w:tcPr>
+          <w:p>
+            <w:r>
+              <w:rPr>
+                <w:sz w:val="18"/>
+                <w:szCs w:val="18"/>
+              </w:rPr>
+              <w:t xml:space="preserve">1 · CINCO TAREAS DE REVIT QUE NO DEBERÍAS SEGUIR HACIENDO A MANO.</w:t>
+            </w:r>
+          </w:p>
+        </w:tc>
+      </w:tr>
+      <w:tr>
+        <w:tc>
+          <w:tcPr>
+            <w:tcW w:type="dxa" w:w="600"/>
+          </w:tcPr>
+          <w:p>
+            <w:r>
+              <w:rPr>
+                <w:sz w:val="18"/>
+                <w:szCs w:val="18"/>
+              </w:rPr>
+              <w:t xml:space="preserve">2</w:t>
+            </w:r>
+          </w:p>
+        </w:tc>
+        <w:tc>
+          <w:tcPr>
+            <w:tcW w:type="dxa" w:w="8400"/>
+          </w:tcPr>
+          <w:p>
+            <w:r>
+              <w:rPr>
+                <w:sz w:val="18"/>
+                <w:szCs w:val="18"/>
+              </w:rPr>
+              <w:t xml:space="preserve">2 · Renombrar vistas por norma, una por una. → Script 1: las renombra en lote.</w:t>
+            </w:r>
+          </w:p>
+        </w:tc>
+      </w:tr>
+      <w:tr>
+        <w:tc>
+          <w:tcPr>
+            <w:tcW w:type="dxa" w:w="600"/>
+          </w:tcPr>
+          <w:p>
+            <w:r>
+              <w:rPr>
+                <w:sz w:val="18"/>
+                <w:szCs w:val="18"/>
+              </w:rPr>
+              <w:t xml:space="preserve">3</w:t>
+            </w:r>
+          </w:p>
+        </w:tc>
+        <w:tc>
+          <w:tcPr>
+            <w:tcW w:type="dxa" w:w="8400"/>
+          </w:tcPr>
+          <w:p>
+            <w:r>
+              <w:rPr>
+                <w:sz w:val="18"/>
+                <w:szCs w:val="18"/>
+              </w:rPr>
+              <w:t xml:space="preserve">3 · Exportar planos abriendo el cuadro de diálogo cada vez. → Script 2: los exporta a PDF con el nombre correcto, sin tocar el diálogo.</w:t>
+            </w:r>
+          </w:p>
+        </w:tc>
+      </w:tr>
+      <w:tr>
+        <w:tc>
+          <w:tcPr>
+            <w:tcW w:type="dxa" w:w="600"/>
+          </w:tcPr>
+          <w:p>
+            <w:r>
+              <w:rPr>
+                <w:sz w:val="18"/>
+                <w:szCs w:val="18"/>
+              </w:rPr>
+              <w:t xml:space="preserve">4</w:t>
+            </w:r>
+          </w:p>
+        </w:tc>
+        <w:tc>
+          <w:tcPr>
+            <w:tcW w:type="dxa" w:w="8400"/>
+          </w:tcPr>
+          <w:p>
+            <w:r>
+              <w:rPr>
+                <w:sz w:val="18"/>
+                <w:szCs w:val="18"/>
+              </w:rPr>
+              <w:t xml:space="preserve">4 · Numerar elementos y que salgan por orden de creación en vez de por posición. → Script 3: los numera por dónde están.</w:t>
+            </w:r>
+          </w:p>
+        </w:tc>
+      </w:tr>
+      <w:tr>
+        <w:tc>
+          <w:tcPr>
+            <w:tcW w:type="dxa" w:w="600"/>
+          </w:tcPr>
+          <w:p>
+            <w:r>
+              <w:rPr>
+                <w:sz w:val="18"/>
+                <w:szCs w:val="18"/>
+              </w:rPr>
+              <w:t xml:space="preserve">5</w:t>
+            </w:r>
+          </w:p>
+        </w:tc>
+        <w:tc>
+          <w:tcPr>
+            <w:tcW w:type="dxa" w:w="8400"/>
+          </w:tcPr>
+          <w:p>
+            <w:r>
+              <w:rPr>
+                <w:sz w:val="18"/>
+                <w:szCs w:val="18"/>
+              </w:rPr>
+              <w:t xml:space="preserve">5 · Revisar parámetros vacíos a ojo antes de entregar. → Script 4: te los lista. Y el Script 5 compara dos modelos y te dice qué cambió.</w:t>
+            </w:r>
+          </w:p>
+        </w:tc>
+      </w:tr>
+      <w:tr>
+        <w:tc>
+          <w:tcPr>
+            <w:tcW w:type="dxa" w:w="600"/>
+          </w:tcPr>
+          <w:p>
+            <w:r>
+              <w:rPr>
+                <w:sz w:val="18"/>
+                <w:szCs w:val="18"/>
+              </w:rPr>
+              <w:t xml:space="preserve">6</w:t>
+            </w:r>
+          </w:p>
+        </w:tc>
+        <w:tc>
+          <w:tcPr>
+            <w:tcW w:type="dxa" w:w="8400"/>
+          </w:tcPr>
+          <w:p>
+            <w:r>
+              <w:rPr>
+                <w:sz w:val="18"/>
+                <w:szCs w:val="18"/>
+              </w:rPr>
+              <w:t xml:space="preserve">6 · Los cinco vienen comentados por dentro para que los cambies. TRES SOLO LEEN: los puedes correr hoy en un archivo vivo. COMENTA DYNAMO.</w:t>
+            </w:r>
+          </w:p>
+        </w:tc>
+      </w:tr>
+    </w:tbl>
     <w:p>
       <w:pPr>
         <w:pBdr>
@@ -25784,7 +27287,7 @@
           <w:sz w:val="21"/>
           <w:szCs w:val="21"/>
         </w:rPr>
-        <w:t xml:space="preserve">· Los cinco errores por los que devuelven una memoria — y cómo se ve cada uno corregido.</w:t>
+        <w:t xml:space="preserve">· Los SEIS errores por los que devuelven una memoria — y cómo se ve cada uno corregido. (Corregido 9-sep: aquí decía cinco; la guía publicada tiene seis y el reel también dice seis. El que mentía era este listado.)</w:t>
       </w:r>
     </w:p>
     <w:p>
@@ -26179,7 +27682,7 @@
           <w:sz w:val="21"/>
           <w:szCs w:val="21"/>
         </w:rPr>
-        <w:t xml:space="preserve">Redes: Instagram + Facebook</w:t>
+        <w:t xml:space="preserve">Redes: Instagram + Facebook + TikTok</w:t>
       </w:r>
     </w:p>
     <w:p>
@@ -26196,41 +27699,24 @@
           <w:sz w:val="18"/>
           <w:szCs w:val="18"/>
         </w:rPr>
-        <w:t xml:space="preserve">Una memoria de cálculo no se devuelve por los números. Se devuelve por lo que no está escrito.</w:t>
-      </w:r>
-    </w:p>
-    <w:p>
-      <w:pPr>
-        <w:pBdr>
-          <w:left w:val="single" w:color="B9C6D3" w:sz="14" w:space="8"/>
-        </w:pBdr>
-        <w:shd w:fill="F7F9FB" w:val="clear"/>
-        <w:spacing w:after="0"/>
-      </w:pPr>
-      <w:r>
-        <w:rPr>
-          <w:rFonts w:ascii="Consolas" w:cs="Consolas" w:eastAsia="Consolas" w:hAnsi="Consolas"/>
-          <w:sz w:val="18"/>
-          <w:szCs w:val="18"/>
-        </w:rPr>
-        <w:t xml:space="preserve">Hipótesis que no se declararon. Criterios que se adoptaron y no se justificaron. Normativa</w:t>
-      </w:r>
-    </w:p>
-    <w:p>
-      <w:pPr>
-        <w:pBdr>
-          <w:left w:val="single" w:color="B9C6D3" w:sz="14" w:space="8"/>
-        </w:pBdr>
-        <w:shd w:fill="F7F9FB" w:val="clear"/>
-        <w:spacing w:after="0"/>
-      </w:pPr>
-      <w:r>
-        <w:rPr>
-          <w:rFonts w:ascii="Consolas" w:cs="Consolas" w:eastAsia="Consolas" w:hAnsi="Consolas"/>
-          <w:sz w:val="18"/>
-          <w:szCs w:val="18"/>
-        </w:rPr>
-        <w:t xml:space="preserve">citada sin versión.</w:t>
+        <w:t xml:space="preserve">Te devolvieron la memoria y no era el cálculo.</w:t>
+      </w:r>
+    </w:p>
+    <w:p>
+      <w:pPr>
+        <w:pBdr>
+          <w:left w:val="single" w:color="B9C6D3" w:sz="14" w:space="8"/>
+        </w:pBdr>
+        <w:shd w:fill="F7F9FB" w:val="clear"/>
+        <w:spacing w:after="0"/>
+      </w:pPr>
+      <w:r>
+        <w:rPr>
+          <w:rFonts w:ascii="Consolas" w:cs="Consolas" w:eastAsia="Consolas" w:hAnsi="Consolas"/>
+          <w:sz w:val="18"/>
+          <w:szCs w:val="18"/>
+        </w:rPr>
+        <w:t xml:space="preserve">Se devuelve porque el revisor no puede comprobar que esté bien. No es lo mismo.</w:t>
       </w:r>
     </w:p>
     <w:p>
@@ -26264,7 +27750,24 @@
           <w:sz w:val="18"/>
           <w:szCs w:val="18"/>
         </w:rPr>
-        <w:t xml:space="preserve">El cálculo estaba bien. El documento no lo demostraba.</w:t>
+        <w:t xml:space="preserve">La guía trae las 12 secciones en orden y qué va en cada una, y los 6 errores por los que una</w:t>
+      </w:r>
+    </w:p>
+    <w:p>
+      <w:pPr>
+        <w:pBdr>
+          <w:left w:val="single" w:color="B9C6D3" w:sz="14" w:space="8"/>
+        </w:pBdr>
+        <w:shd w:fill="F7F9FB" w:val="clear"/>
+        <w:spacing w:after="0"/>
+      </w:pPr>
+      <w:r>
+        <w:rPr>
+          <w:rFonts w:ascii="Consolas" w:cs="Consolas" w:eastAsia="Consolas" w:hAnsi="Consolas"/>
+          <w:sz w:val="18"/>
+          <w:szCs w:val="18"/>
+        </w:rPr>
+        <w:t xml:space="preserve">memoria vuelve a tu escritorio. Los seis tienen algo en común, y está explicado.</w:t>
       </w:r>
     </w:p>
     <w:p>
@@ -26298,24 +27801,24 @@
           <w:sz w:val="18"/>
           <w:szCs w:val="18"/>
         </w:rPr>
-        <w:t xml:space="preserve">Armamos la guía con la estructura completa de una memoria que se sostiene ante revisión, y la</w:t>
-      </w:r>
-    </w:p>
-    <w:p>
-      <w:pPr>
-        <w:pBdr>
-          <w:left w:val="single" w:color="B9C6D3" w:sz="14" w:space="8"/>
-        </w:pBdr>
-        <w:shd w:fill="F7F9FB" w:val="clear"/>
-        <w:spacing w:after="0"/>
-      </w:pPr>
-      <w:r>
-        <w:rPr>
-          <w:rFonts w:ascii="Consolas" w:cs="Consolas" w:eastAsia="Consolas" w:hAnsi="Consolas"/>
-          <w:sz w:val="18"/>
-          <w:szCs w:val="18"/>
-        </w:rPr>
-        <w:t xml:space="preserve">plantilla editable para llenarla.</w:t>
+        <w:t xml:space="preserve">Con la plantilla en Word ya montada y la hoja de Excel para el resumen de verificaciones. Para</w:t>
+      </w:r>
+    </w:p>
+    <w:p>
+      <w:pPr>
+        <w:pBdr>
+          <w:left w:val="single" w:color="B9C6D3" w:sz="14" w:space="8"/>
+        </w:pBdr>
+        <w:shd w:fill="F7F9FB" w:val="clear"/>
+        <w:spacing w:after="0"/>
+      </w:pPr>
+      <w:r>
+        <w:rPr>
+          <w:rFonts w:ascii="Consolas" w:cs="Consolas" w:eastAsia="Consolas" w:hAnsi="Consolas"/>
+          <w:sz w:val="18"/>
+          <w:szCs w:val="18"/>
+        </w:rPr>
+        <w:t xml:space="preserve">no armarla nunca más desde cero.</w:t>
       </w:r>
     </w:p>
     <w:p>
@@ -26440,7 +27943,7 @@
           <w:sz w:val="18"/>
           <w:szCs w:val="18"/>
         </w:rPr>
-        <w:t xml:space="preserve">Imagen 1080x1350 px (4:5). Fondo azul marino #0E2438. Un documento técnico visto de frente y en</w:t>
+        <w:t xml:space="preserve">Imagen 1080x1350 px (4:5) para la portada del reel. Fondo azul marino #0E2438. Un índice de</w:t>
       </w:r>
     </w:p>
     <w:p>
@@ -26457,7 +27960,7 @@
           <w:sz w:val="18"/>
           <w:szCs w:val="18"/>
         </w:rPr>
-        <w:t xml:space="preserve">perspectiva muy leve, dibujado en línea fina ámbar #E8A04A, con la silueta de párrafos y una</w:t>
+        <w:t xml:space="preserve">documento técnico dibujado en línea fina ámbar #E8A04A: doce renglones numerados, alineados,</w:t>
       </w:r>
     </w:p>
     <w:p>
@@ -26474,7 +27977,7 @@
           <w:sz w:val="18"/>
           <w:szCs w:val="18"/>
         </w:rPr>
-        <w:t xml:space="preserve">tabla — el texto ilegible a propósito. Dos de sus secciones aparecen vacías, marcadas con un</w:t>
+        <w:t xml:space="preserve">con el texto ilegible a propósito. Seis de ellos llevan una marca ámbar más gruesa al margen.</w:t>
       </w:r>
     </w:p>
     <w:p>
@@ -26491,7 +27994,7 @@
           <w:sz w:val="18"/>
           <w:szCs w:val="18"/>
         </w:rPr>
-        <w:t xml:space="preserve">recuadro ámbar más grueso, como huecos. Sobrio, nada de sellos rojos ni de gestos de rechazo.</w:t>
+        <w:t xml:space="preserve">Sobrio y ordenado, nada de sellos rojos. Sin texto legible. Estilo Design Modeling Academy:</w:t>
       </w:r>
     </w:p>
     <w:p>
@@ -26508,7 +28011,7 @@
           <w:sz w:val="18"/>
           <w:szCs w:val="18"/>
         </w:rPr>
-        <w:t xml:space="preserve">Estilo Design Modeling Academy: fondo azul marino #0E2438, acentos en ámbar #E8A04A, tipografía</w:t>
+        <w:t xml:space="preserve">fondo azul marino #0E2438, acentos en ámbar #E8A04A, tipografía sans-serif de palo seco muy</w:t>
       </w:r>
     </w:p>
     <w:p>
@@ -26525,24 +28028,7 @@
           <w:sz w:val="18"/>
           <w:szCs w:val="18"/>
         </w:rPr>
-        <w:t xml:space="preserve">sans-serif de palo seco muy gruesa, composición limpia y con aire, sin stock corporativo ni</w:t>
-      </w:r>
-    </w:p>
-    <w:p>
-      <w:pPr>
-        <w:pBdr>
-          <w:left w:val="single" w:color="B9C6D3" w:sz="14" w:space="8"/>
-        </w:pBdr>
-        <w:shd w:fill="F4F7FA" w:val="clear"/>
-        <w:spacing w:after="0"/>
-      </w:pPr>
-      <w:r>
-        <w:rPr>
-          <w:rFonts w:ascii="Consolas" w:cs="Consolas" w:eastAsia="Consolas" w:hAnsi="Consolas"/>
-          <w:sz w:val="18"/>
-          <w:szCs w:val="18"/>
-        </w:rPr>
-        <w:t xml:space="preserve">gente sonriendo a cámara. El texto final se monta en Canva: la IA entrega el fondo y los</w:t>
+        <w:t xml:space="preserve">gruesa, composición limpia y con aire, sin stock corporativo ni gente sonriendo a cámara. El</w:t>
       </w:r>
     </w:p>
     <w:p>
@@ -26559,462 +28045,22 @@
           <w:sz w:val="18"/>
           <w:szCs w:val="18"/>
         </w:rPr>
-        <w:t xml:space="preserve">elementos, no las letras.</w:t>
-      </w:r>
-    </w:p>
-    <w:p>
-      <w:pPr>
-        <w:spacing w:after="100" w:before="280"/>
-      </w:pPr>
-      <w:r>
-        <w:rPr>
-          <w:b/>
-          <w:bCs/>
-          <w:color w:val="C96A1C"/>
-          <w:sz w:val="26"/>
-          <w:szCs w:val="26"/>
-        </w:rPr>
-        <w:t xml:space="preserve">El montaje en GoHighLevel — el mismo para los tres</w:t>
-      </w:r>
-    </w:p>
-    <w:p>
-      <w:pPr>
-        <w:spacing w:after="80"/>
-        <w:rPr>
-          <w:b/>
-          <w:bCs/>
-        </w:rPr>
-      </w:pPr>
-      <w:r>
-        <w:rPr>
-          <w:b/>
-          <w:bCs/>
-          <w:sz w:val="21"/>
-          <w:szCs w:val="21"/>
-        </w:rPr>
-        <w:t xml:space="preserve">1. El archivo, con URL propia y estable</w:t>
-      </w:r>
-    </w:p>
-    <w:p>
-      <w:pPr>
-        <w:spacing w:after="80"/>
-      </w:pPr>
-      <w:r>
-        <w:rPr>
-          <w:sz w:val="21"/>
-          <w:szCs w:val="21"/>
-        </w:rPr>
-        <w:t xml:space="preserve">El PDF o el ZIP se sube y queda con una URL fija que no cambie nunca. Si mañana se reemplaza el archivo, se reemplaza en esa misma URL — porque esa dirección va a quedar escrita en correos, en DMs y en comentarios que siguen vivos meses después.</w:t>
-      </w:r>
-    </w:p>
-    <w:p>
-      <w:pPr>
-        <w:spacing w:after="80"/>
-        <w:rPr>
-          <w:b/>
-          <w:bCs/>
-        </w:rPr>
-      </w:pPr>
-      <w:r>
-        <w:rPr>
-          <w:b/>
-          <w:bCs/>
-          <w:sz w:val="21"/>
-          <w:szCs w:val="21"/>
-        </w:rPr>
-        <w:t xml:space="preserve">2. Embudo de dos páginas</w:t>
-      </w:r>
-    </w:p>
-    <w:p>
-      <w:pPr>
-        <w:spacing w:after="80"/>
-      </w:pPr>
-      <w:r>
-        <w:rPr>
-          <w:sz w:val="21"/>
-          <w:szCs w:val="21"/>
-        </w:rPr>
-        <w:t xml:space="preserve">Página 1: la captura, con el formulario a la vista sin tener que bajar. Página 2: gracias, y ahí mismo el BOTÓN DE DESCARGA. El acceso es inmediato en pantalla. Nunca poner «te lo enviamos por correo» si no existe un workflow que lo envíe: es la promesa que más rápido se rompe.</w:t>
-      </w:r>
-    </w:p>
-    <w:p>
-      <w:pPr>
-        <w:spacing w:after="80"/>
-        <w:rPr>
-          <w:b/>
-          <w:bCs/>
-        </w:rPr>
-      </w:pPr>
-      <w:r>
-        <w:rPr>
-          <w:b/>
-          <w:bCs/>
-          <w:sz w:val="21"/>
-          <w:szCs w:val="21"/>
-        </w:rPr>
-        <w:t xml:space="preserve">3. Formulario nativo de GHL, no de terceros</w:t>
-      </w:r>
-    </w:p>
-    <w:p>
-      <w:pPr>
-        <w:spacing w:after="80"/>
-      </w:pPr>
-      <w:r>
-        <w:rPr>
-          <w:sz w:val="21"/>
-          <w:szCs w:val="21"/>
-        </w:rPr>
-        <w:t xml:space="preserve">Nombre, correo, WhatsApp y una pregunta de perfil («¿en qué trabajas hoy?»). El formulario nativo mete el contacto directo al CRM sin costo por ejecución; el Inbound Webhook es prémium y cobra por cada envío. Al terminar, redirección automática a la página 2.</w:t>
-      </w:r>
-    </w:p>
-    <w:p>
-      <w:pPr>
-        <w:spacing w:after="80"/>
-        <w:rPr>
-          <w:b/>
-          <w:bCs/>
-        </w:rPr>
-      </w:pPr>
-      <w:r>
-        <w:rPr>
-          <w:b/>
-          <w:bCs/>
-          <w:sz w:val="21"/>
-          <w:szCs w:val="21"/>
-        </w:rPr>
-        <w:t xml:space="preserve">4. Etiquetas desde el primer segundo</w:t>
-      </w:r>
-    </w:p>
-    <w:p>
-      <w:pPr>
-        <w:spacing w:after="80"/>
-      </w:pPr>
-      <w:r>
-        <w:rPr>
-          <w:sz w:val="21"/>
-          <w:szCs w:val="21"/>
-        </w:rPr>
-        <w:t xml:space="preserve">Cada contacto entra con dos etiquetas: una de tema (lead-revit-ia, lead-dynamo, lead-memoria-calculo) y una de origen (origen-bot-GUIA, origen-form, origen-comunidad). Sin la etiqueta de origen, a fin de mes no se puede decir qué recurso trajo a quién, y la pregunta de si el lead magnet sirvió se queda sin respuesta.</w:t>
-      </w:r>
-    </w:p>
-    <w:p>
-      <w:pPr>
-        <w:spacing w:after="80"/>
-        <w:rPr>
-          <w:b/>
-          <w:bCs/>
-        </w:rPr>
-      </w:pPr>
-      <w:r>
-        <w:rPr>
-          <w:b/>
-          <w:bCs/>
-          <w:sz w:val="21"/>
-          <w:szCs w:val="21"/>
-        </w:rPr>
-        <w:t xml:space="preserve">5. Bot de palabra clave en Instagram y Facebook — DOS ramas separadas</w:t>
-      </w:r>
-    </w:p>
-    <w:p>
-      <w:pPr>
-        <w:spacing w:after="80"/>
-      </w:pPr>
-      <w:r>
-        <w:rPr>
-          <w:sz w:val="21"/>
-          <w:szCs w:val="21"/>
-        </w:rPr>
-        <w:t xml:space="preserve">Disparador de comentario filtrado por la palabra clave → respuesta pública → DM con el enlace. La acción de envío se configura POR SEPARADO para cada red: rama Instagram con DM de Instagram, rama Facebook con DM de Messenger. Nunca una sola acción compartida.</w:t>
-      </w:r>
-    </w:p>
-    <w:p>
-      <w:pPr>
-        <w:spacing w:after="80"/>
-        <w:rPr>
-          <w:b/>
-          <w:bCs/>
-        </w:rPr>
-      </w:pPr>
-      <w:r>
-        <w:rPr>
-          <w:b/>
-          <w:bCs/>
-          <w:sz w:val="21"/>
-          <w:szCs w:val="21"/>
-        </w:rPr>
-        <w:t xml:space="preserve">6. La respuesta pública lleva SIEMPRE el enlace</w:t>
-      </w:r>
-    </w:p>
-    <w:p>
-      <w:pPr>
-        <w:spacing w:after="80"/>
-      </w:pPr>
-      <w:r>
-        <w:rPr>
-          <w:sz w:val="21"/>
-          <w:szCs w:val="21"/>
-        </w:rPr>
-        <w:t xml:space="preserve">No «te escribí al DM». El enlace visible en el comentario es la red de seguridad real: si el DM falla, la persona igual llega. Es gratis ponerlo y es lo único que salva la pieza cuando el canal falla en silencio.</w:t>
-      </w:r>
-    </w:p>
-    <w:p>
-      <w:pPr>
-        <w:spacing w:after="80"/>
-        <w:rPr>
-          <w:b/>
-          <w:bCs/>
-        </w:rPr>
-      </w:pPr>
-      <w:r>
-        <w:rPr>
-          <w:b/>
-          <w:bCs/>
-          <w:sz w:val="21"/>
-          <w:szCs w:val="21"/>
-        </w:rPr>
-        <w:t xml:space="preserve">7. Secuencia de correos, tres toques</w:t>
-      </w:r>
-    </w:p>
-    <w:p>
-      <w:pPr>
-        <w:spacing w:after="80"/>
-      </w:pPr>
-      <w:r>
-        <w:rPr>
-          <w:sz w:val="21"/>
-          <w:szCs w:val="21"/>
-        </w:rPr>
-        <w:t xml:space="preserve">Correo 1 inmediato con el enlace otra vez (la gente cierra la página de gracias sin descargar). Correo 2 a las 48 h con un uso concreto del recurso. Correo 3 al día 5 con el puente al programa que le corresponde. La secuencia se enciende con la etiqueta de tema, no a mano.</w:t>
-      </w:r>
-    </w:p>
-    <w:p>
-      <w:pPr>
-        <w:spacing w:after="80"/>
-        <w:rPr>
-          <w:b/>
-          <w:bCs/>
-        </w:rPr>
-      </w:pPr>
-      <w:r>
-        <w:rPr>
-          <w:b/>
-          <w:bCs/>
-          <w:sz w:val="21"/>
-          <w:szCs w:val="21"/>
-        </w:rPr>
-        <w:t xml:space="preserve">8. Notificación interna al equipo</w:t>
-      </w:r>
-    </w:p>
-    <w:p>
-      <w:pPr>
-        <w:spacing w:after="80"/>
-      </w:pPr>
-      <w:r>
-        <w:rPr>
-          <w:sz w:val="21"/>
-          <w:szCs w:val="21"/>
-        </w:rPr>
-        <w:t xml:space="preserve">Cada lead nuevo avisa al setter con el nombre del recurso y la respuesta de perfil. Un lead de memoria de cálculo no se trabaja igual que uno de Dynamo, y esa diferencia se pierde si todos caen en la misma bandeja sin etiqueta.</w:t>
-      </w:r>
-    </w:p>
-    <w:p>
-      <w:pPr>
-        <w:spacing w:after="80"/>
-        <w:rPr>
-          <w:b/>
-          <w:bCs/>
-        </w:rPr>
-      </w:pPr>
-      <w:r>
-        <w:rPr>
-          <w:b/>
-          <w:bCs/>
-          <w:sz w:val="21"/>
-          <w:szCs w:val="21"/>
-        </w:rPr>
-        <w:t xml:space="preserve">9. Prueba de punta a punta ANTES de publicar el post</w:t>
-      </w:r>
-    </w:p>
-    <w:p>
-      <w:pPr>
-        <w:spacing w:after="80"/>
-      </w:pPr>
-      <w:r>
-        <w:rPr>
-          <w:sz w:val="21"/>
-          <w:szCs w:val="21"/>
-        </w:rPr>
-        <w:t xml:space="preserve">La prueba se hace comentando la palabra en Instagram Y en la copia de Facebook del mismo post. Es la única forma de detectar la falla de abajo antes de que la vean 3.000 personas.</w:t>
-      </w:r>
-    </w:p>
-    <w:p>
-      <w:pPr>
-        <w:spacing w:after="80"/>
-        <w:rPr>
-          <w:color w:val="A33B2A"/>
-        </w:rPr>
-      </w:pPr>
-      <w:r>
-        <w:rPr>
-          <w:color w:val="A33B2A"/>
-          <w:sz w:val="21"/>
-          <w:szCs w:val="21"/>
-        </w:rPr>
-        <w:t xml:space="preserve">El DM que falla en silencio — julio de 2026, unos 35 leads perdidos. Cuando el post nace en Instagram y aparece también en Facebook, mucha gente comenta en la copia de Facebook. Si la acción «enviar DM» está atada solo al canal de Instagram, el envío falla y el workflow igual marca el paso como ejecutado: el ID de quien comentó es de Facebook, no de Instagram. La respuesta pública sí sale siempre, y por eso nadie se da cuenta. Se arregla con los pasos 5, 6 y 9 — los tres, no uno.</w:t>
-      </w:r>
-    </w:p>
-    <w:p>
-      <w:pPr>
-        <w:spacing w:after="100" w:before="280"/>
-      </w:pPr>
-      <w:r>
-        <w:rPr>
-          <w:b/>
-          <w:bCs/>
-          <w:color w:val="C96A1C"/>
-          <w:sz w:val="26"/>
-          <w:szCs w:val="26"/>
-        </w:rPr>
-        <w:t xml:space="preserve">Prueba de punta a punta antes de publicar</w:t>
-      </w:r>
-    </w:p>
-    <w:p>
-      <w:pPr>
-        <w:spacing w:after="80"/>
-      </w:pPr>
-      <w:r>
-        <w:rPr>
-          <w:sz w:val="21"/>
-          <w:szCs w:val="21"/>
-        </w:rPr>
-        <w:t xml:space="preserve">☐  Comentar la palabra clave en Instagram → llega el DM con el enlace.</w:t>
-      </w:r>
-    </w:p>
-    <w:p>
-      <w:pPr>
-        <w:spacing w:after="80"/>
-      </w:pPr>
-      <w:r>
-        <w:rPr>
-          <w:sz w:val="21"/>
-          <w:szCs w:val="21"/>
-        </w:rPr>
-        <w:t xml:space="preserve">☐  Comentar la palabra clave en la copia de Facebook → llega el DM por Messenger.</w:t>
-      </w:r>
-    </w:p>
-    <w:p>
-      <w:pPr>
-        <w:spacing w:after="80"/>
-      </w:pPr>
-      <w:r>
-        <w:rPr>
-          <w:sz w:val="21"/>
-          <w:szCs w:val="21"/>
-        </w:rPr>
-        <w:t xml:space="preserve">☐  La respuesta pública automática incluye el enlace visible.</w:t>
-      </w:r>
-    </w:p>
-    <w:p>
-      <w:pPr>
-        <w:spacing w:after="80"/>
-      </w:pPr>
-      <w:r>
-        <w:rPr>
-          <w:sz w:val="21"/>
-          <w:szCs w:val="21"/>
-        </w:rPr>
-        <w:t xml:space="preserve">☐  El enlace abre la página de captura en teléfono, no solo en computador.</w:t>
-      </w:r>
-    </w:p>
-    <w:p>
-      <w:pPr>
-        <w:spacing w:after="80"/>
-      </w:pPr>
-      <w:r>
-        <w:rPr>
-          <w:sz w:val="21"/>
-          <w:szCs w:val="21"/>
-        </w:rPr>
-        <w:t xml:space="preserve">☐  Enviar el formulario → redirige solo a la página de gracias.</w:t>
-      </w:r>
-    </w:p>
-    <w:p>
-      <w:pPr>
-        <w:spacing w:after="80"/>
-      </w:pPr>
-      <w:r>
-        <w:rPr>
-          <w:sz w:val="21"/>
-          <w:szCs w:val="21"/>
-        </w:rPr>
-        <w:t xml:space="preserve">☐  El botón de descarga de la página de gracias entrega el archivo correcto.</w:t>
-      </w:r>
-    </w:p>
-    <w:p>
-      <w:pPr>
-        <w:spacing w:after="80"/>
-      </w:pPr>
-      <w:r>
-        <w:rPr>
-          <w:sz w:val="21"/>
-          <w:szCs w:val="21"/>
-        </w:rPr>
-        <w:t xml:space="preserve">☐  El contacto aparece en el CRM con sus dos etiquetas.</w:t>
-      </w:r>
-    </w:p>
-    <w:p>
-      <w:pPr>
-        <w:spacing w:after="80"/>
-      </w:pPr>
-      <w:r>
-        <w:rPr>
-          <w:sz w:val="21"/>
-          <w:szCs w:val="21"/>
-        </w:rPr>
-        <w:t xml:space="preserve">☐  Llega el correo 1 con el enlace.</w:t>
-      </w:r>
-    </w:p>
-    <w:p>
-      <w:pPr>
-        <w:spacing w:after="80"/>
-      </w:pPr>
-      <w:r>
-        <w:rPr>
-          <w:sz w:val="21"/>
-          <w:szCs w:val="21"/>
-        </w:rPr>
-        <w:t xml:space="preserve">☐  El setter recibe la notificación con el nombre del recurso.</w:t>
-      </w:r>
-    </w:p>
-    <w:p>
-      <w:pPr>
-        <w:spacing w:after="80"/>
-      </w:pPr>
-      <w:r>
-        <w:rPr>
-          <w:sz w:val="21"/>
-          <w:szCs w:val="21"/>
-        </w:rPr>
-        <w:t xml:space="preserve">☐  Borrar los contactos de prueba antes de publicar.</w:t>
-      </w:r>
-    </w:p>
-    <w:p>
-      <w:r>
-        <w:br w:type="page"/>
-      </w:r>
-    </w:p>
-    <w:p>
-      <w:pPr>
-        <w:pStyle w:val="Heading1"/>
-        <w:spacing w:after="140" w:before="360"/>
+        <w:t xml:space="preserve">texto final se monta en Canva: la IA entrega el fondo y los elementos, no las letras.</w:t>
+      </w:r>
+    </w:p>
+    <w:p>
+      <w:pPr>
+        <w:spacing w:after="80" w:before="200"/>
       </w:pPr>
       <w:r>
         <w:rPr>
           <w:b/>
           <w:bCs/>
           <w:color w:val="0E2438"/>
-        </w:rPr>
-        <w:t xml:space="preserve">6 · GRUPO 1 · Feed principal — Instagram + Facebook + TikTok + YouTube Shorts</w:t>
+          <w:sz w:val="22"/>
+          <w:szCs w:val="22"/>
+        </w:rPr>
+        <w:t xml:space="preserve">Post de lanzamiento · Jue 1 oct · POST PLANO (1 imagen) — EXTRA de lanzamiento</w:t>
       </w:r>
     </w:p>
     <w:p>
@@ -27034,7 +28080,881 @@
           <w:sz w:val="21"/>
           <w:szCs w:val="21"/>
         </w:rPr>
-        <w:t xml:space="preserve">El mismo contenido adaptado a cada red del grupo (YouTube Shorts SOLO recibe los reels). Publicacion lunes, miercoles y viernes. TODO es contenido NUEVO: los reels grabados en agosto que nunca se publicaron quedan fuera (decision de Dayana, 2-sep). Mezcla: 40% reels · 40% carruseles · 20% post plano.</w:t>
+        <w:t xml:space="preserve">Redes: Instagram + Facebook</w:t>
+      </w:r>
+    </w:p>
+    <w:p>
+      <w:pPr>
+        <w:pBdr>
+          <w:left w:val="single" w:color="C96A1C" w:sz="18" w:space="8"/>
+        </w:pBdr>
+        <w:shd w:fill="F4F7FA" w:val="clear"/>
+        <w:spacing w:after="100"/>
+      </w:pPr>
+      <w:r>
+        <w:rPr>
+          <w:i/>
+          <w:iCs/>
+          <w:color w:val="5A6B7B"/>
+          <w:sz w:val="20"/>
+          <w:szCs w:val="20"/>
+        </w:rPr>
+        <w:t xml:space="preserve">Segunda pieza del mismo recurso, dos días después del reel. Va en post plano porque cumple la regla de la casa: lleva dato de cálculo verificable. Cierra el mes y deja la palabra MEMORIA pedida una vez más antes de octubre.</w:t>
+      </w:r>
+    </w:p>
+    <w:p>
+      <w:pPr>
+        <w:pBdr>
+          <w:left w:val="single" w:color="B9C6D3" w:sz="14" w:space="8"/>
+        </w:pBdr>
+        <w:shd w:fill="F7F9FB" w:val="clear"/>
+        <w:spacing w:after="140"/>
+      </w:pPr>
+      <w:r>
+        <w:rPr>
+          <w:rFonts w:ascii="Consolas" w:cs="Consolas" w:eastAsia="Consolas" w:hAnsi="Consolas"/>
+          <w:sz w:val="18"/>
+          <w:szCs w:val="18"/>
+        </w:rPr>
+        <w:t xml:space="preserve">Una memoria de cálculo no se devuelve por los números. Se devuelve por lo que no está escrito.</w:t>
+      </w:r>
+    </w:p>
+    <w:p>
+      <w:pPr>
+        <w:pBdr>
+          <w:left w:val="single" w:color="B9C6D3" w:sz="14" w:space="8"/>
+        </w:pBdr>
+        <w:shd w:fill="F7F9FB" w:val="clear"/>
+        <w:spacing w:after="0"/>
+      </w:pPr>
+      <w:r>
+        <w:rPr>
+          <w:rFonts w:ascii="Consolas" w:cs="Consolas" w:eastAsia="Consolas" w:hAnsi="Consolas"/>
+          <w:sz w:val="18"/>
+          <w:szCs w:val="18"/>
+        </w:rPr>
+        <w:t xml:space="preserve">Hipótesis que no se declararon. Criterios que se adoptaron y no se justificaron. Normativa</w:t>
+      </w:r>
+    </w:p>
+    <w:p>
+      <w:pPr>
+        <w:pBdr>
+          <w:left w:val="single" w:color="B9C6D3" w:sz="14" w:space="8"/>
+        </w:pBdr>
+        <w:shd w:fill="F7F9FB" w:val="clear"/>
+        <w:spacing w:after="0"/>
+      </w:pPr>
+      <w:r>
+        <w:rPr>
+          <w:rFonts w:ascii="Consolas" w:cs="Consolas" w:eastAsia="Consolas" w:hAnsi="Consolas"/>
+          <w:sz w:val="18"/>
+          <w:szCs w:val="18"/>
+        </w:rPr>
+        <w:t xml:space="preserve">citada sin versión.</w:t>
+      </w:r>
+    </w:p>
+    <w:p>
+      <w:pPr>
+        <w:pBdr>
+          <w:left w:val="single" w:color="B9C6D3" w:sz="14" w:space="8"/>
+        </w:pBdr>
+        <w:shd w:fill="F7F9FB" w:val="clear"/>
+        <w:spacing w:after="0"/>
+      </w:pPr>
+      <w:r>
+        <w:rPr>
+          <w:rFonts w:ascii="Consolas" w:cs="Consolas" w:eastAsia="Consolas" w:hAnsi="Consolas"/>
+          <w:sz w:val="18"/>
+          <w:szCs w:val="18"/>
+        </w:rPr>
+        <w:t xml:space="preserve"> </w:t>
+      </w:r>
+    </w:p>
+    <w:p>
+      <w:pPr>
+        <w:pBdr>
+          <w:left w:val="single" w:color="B9C6D3" w:sz="14" w:space="8"/>
+        </w:pBdr>
+        <w:shd w:fill="F7F9FB" w:val="clear"/>
+        <w:spacing w:after="0"/>
+      </w:pPr>
+      <w:r>
+        <w:rPr>
+          <w:rFonts w:ascii="Consolas" w:cs="Consolas" w:eastAsia="Consolas" w:hAnsi="Consolas"/>
+          <w:sz w:val="18"/>
+          <w:szCs w:val="18"/>
+        </w:rPr>
+        <w:t xml:space="preserve">El cálculo estaba bien. El documento no lo demostraba.</w:t>
+      </w:r>
+    </w:p>
+    <w:p>
+      <w:pPr>
+        <w:pBdr>
+          <w:left w:val="single" w:color="B9C6D3" w:sz="14" w:space="8"/>
+        </w:pBdr>
+        <w:shd w:fill="F7F9FB" w:val="clear"/>
+        <w:spacing w:after="0"/>
+      </w:pPr>
+      <w:r>
+        <w:rPr>
+          <w:rFonts w:ascii="Consolas" w:cs="Consolas" w:eastAsia="Consolas" w:hAnsi="Consolas"/>
+          <w:sz w:val="18"/>
+          <w:szCs w:val="18"/>
+        </w:rPr>
+        <w:t xml:space="preserve"> </w:t>
+      </w:r>
+    </w:p>
+    <w:p>
+      <w:pPr>
+        <w:pBdr>
+          <w:left w:val="single" w:color="B9C6D3" w:sz="14" w:space="8"/>
+        </w:pBdr>
+        <w:shd w:fill="F7F9FB" w:val="clear"/>
+        <w:spacing w:after="0"/>
+      </w:pPr>
+      <w:r>
+        <w:rPr>
+          <w:rFonts w:ascii="Consolas" w:cs="Consolas" w:eastAsia="Consolas" w:hAnsi="Consolas"/>
+          <w:sz w:val="18"/>
+          <w:szCs w:val="18"/>
+        </w:rPr>
+        <w:t xml:space="preserve">Armamos la guía con la estructura completa de una memoria que se sostiene ante revisión, y la</w:t>
+      </w:r>
+    </w:p>
+    <w:p>
+      <w:pPr>
+        <w:pBdr>
+          <w:left w:val="single" w:color="B9C6D3" w:sz="14" w:space="8"/>
+        </w:pBdr>
+        <w:shd w:fill="F7F9FB" w:val="clear"/>
+        <w:spacing w:after="0"/>
+      </w:pPr>
+      <w:r>
+        <w:rPr>
+          <w:rFonts w:ascii="Consolas" w:cs="Consolas" w:eastAsia="Consolas" w:hAnsi="Consolas"/>
+          <w:sz w:val="18"/>
+          <w:szCs w:val="18"/>
+        </w:rPr>
+        <w:t xml:space="preserve">plantilla editable para llenarla.</w:t>
+      </w:r>
+    </w:p>
+    <w:p>
+      <w:pPr>
+        <w:pBdr>
+          <w:left w:val="single" w:color="B9C6D3" w:sz="14" w:space="8"/>
+        </w:pBdr>
+        <w:shd w:fill="F7F9FB" w:val="clear"/>
+        <w:spacing w:after="0"/>
+      </w:pPr>
+      <w:r>
+        <w:rPr>
+          <w:rFonts w:ascii="Consolas" w:cs="Consolas" w:eastAsia="Consolas" w:hAnsi="Consolas"/>
+          <w:sz w:val="18"/>
+          <w:szCs w:val="18"/>
+        </w:rPr>
+        <w:t xml:space="preserve"> </w:t>
+      </w:r>
+    </w:p>
+    <w:p>
+      <w:pPr>
+        <w:pBdr>
+          <w:left w:val="single" w:color="B9C6D3" w:sz="14" w:space="8"/>
+        </w:pBdr>
+        <w:shd w:fill="F7F9FB" w:val="clear"/>
+        <w:spacing w:after="0"/>
+      </w:pPr>
+      <w:r>
+        <w:rPr>
+          <w:rFonts w:ascii="Consolas" w:cs="Consolas" w:eastAsia="Consolas" w:hAnsi="Consolas"/>
+          <w:sz w:val="18"/>
+          <w:szCs w:val="18"/>
+        </w:rPr>
+        <w:t xml:space="preserve">Es gratis. Comenta MEMORIA y te llega.</w:t>
+      </w:r>
+    </w:p>
+    <w:p>
+      <w:pPr>
+        <w:pBdr>
+          <w:left w:val="single" w:color="B9C6D3" w:sz="14" w:space="8"/>
+        </w:pBdr>
+        <w:shd w:fill="F7F9FB" w:val="clear"/>
+        <w:spacing w:after="0"/>
+      </w:pPr>
+      <w:r>
+        <w:rPr>
+          <w:rFonts w:ascii="Consolas" w:cs="Consolas" w:eastAsia="Consolas" w:hAnsi="Consolas"/>
+          <w:sz w:val="18"/>
+          <w:szCs w:val="18"/>
+        </w:rPr>
+        <w:t xml:space="preserve"> </w:t>
+      </w:r>
+    </w:p>
+    <w:p>
+      <w:pPr>
+        <w:pBdr>
+          <w:left w:val="single" w:color="B9C6D3" w:sz="14" w:space="8"/>
+        </w:pBdr>
+        <w:shd w:fill="F7F9FB" w:val="clear"/>
+        <w:spacing w:after="140"/>
+      </w:pPr>
+      <w:r>
+        <w:rPr>
+          <w:rFonts w:ascii="Consolas" w:cs="Consolas" w:eastAsia="Consolas" w:hAnsi="Consolas"/>
+          <w:sz w:val="18"/>
+          <w:szCs w:val="18"/>
+        </w:rPr>
+        <w:t xml:space="preserve">¿Por qué te devolvieron la última que entregaste?</w:t>
+      </w:r>
+    </w:p>
+    <w:p>
+      <w:pPr>
+        <w:spacing w:after="80"/>
+        <w:rPr>
+          <w:b/>
+          <w:bCs/>
+        </w:rPr>
+      </w:pPr>
+      <w:r>
+        <w:rPr>
+          <w:b/>
+          <w:bCs/>
+          <w:sz w:val="21"/>
+          <w:szCs w:val="21"/>
+        </w:rPr>
+        <w:t xml:space="preserve">CTA: Comenta MEMORIA</w:t>
+      </w:r>
+    </w:p>
+    <w:p>
+      <w:pPr>
+        <w:spacing w:after="80"/>
+        <w:rPr>
+          <w:b/>
+          <w:bCs/>
+          <w:color w:val="5A6B7B"/>
+          <w:sz w:val="16"/>
+          <w:szCs w:val="16"/>
+        </w:rPr>
+      </w:pPr>
+      <w:r>
+        <w:rPr>
+          <w:b/>
+          <w:bCs/>
+          <w:color w:val="5A6B7B"/>
+          <w:sz w:val="16"/>
+          <w:szCs w:val="16"/>
+        </w:rPr>
+        <w:t xml:space="preserve">PROMPT DE IMAGEN</w:t>
+      </w:r>
+    </w:p>
+    <w:p>
+      <w:pPr>
+        <w:pBdr>
+          <w:left w:val="single" w:color="B9C6D3" w:sz="14" w:space="8"/>
+        </w:pBdr>
+        <w:shd w:fill="F4F7FA" w:val="clear"/>
+        <w:spacing w:after="0"/>
+      </w:pPr>
+      <w:r>
+        <w:rPr>
+          <w:rFonts w:ascii="Consolas" w:cs="Consolas" w:eastAsia="Consolas" w:hAnsi="Consolas"/>
+          <w:sz w:val="18"/>
+          <w:szCs w:val="18"/>
+        </w:rPr>
+        <w:t xml:space="preserve">Imagen 1080x1350 px (4:5). Fondo azul marino #0E2438. Un documento técnico visto de frente y en</w:t>
+      </w:r>
+    </w:p>
+    <w:p>
+      <w:pPr>
+        <w:pBdr>
+          <w:left w:val="single" w:color="B9C6D3" w:sz="14" w:space="8"/>
+        </w:pBdr>
+        <w:shd w:fill="F4F7FA" w:val="clear"/>
+        <w:spacing w:after="0"/>
+      </w:pPr>
+      <w:r>
+        <w:rPr>
+          <w:rFonts w:ascii="Consolas" w:cs="Consolas" w:eastAsia="Consolas" w:hAnsi="Consolas"/>
+          <w:sz w:val="18"/>
+          <w:szCs w:val="18"/>
+        </w:rPr>
+        <w:t xml:space="preserve">perspectiva muy leve, dibujado en línea fina ámbar #E8A04A, con la silueta de párrafos y una</w:t>
+      </w:r>
+    </w:p>
+    <w:p>
+      <w:pPr>
+        <w:pBdr>
+          <w:left w:val="single" w:color="B9C6D3" w:sz="14" w:space="8"/>
+        </w:pBdr>
+        <w:shd w:fill="F4F7FA" w:val="clear"/>
+        <w:spacing w:after="0"/>
+      </w:pPr>
+      <w:r>
+        <w:rPr>
+          <w:rFonts w:ascii="Consolas" w:cs="Consolas" w:eastAsia="Consolas" w:hAnsi="Consolas"/>
+          <w:sz w:val="18"/>
+          <w:szCs w:val="18"/>
+        </w:rPr>
+        <w:t xml:space="preserve">tabla — el texto ilegible a propósito. Dos de sus secciones aparecen vacías, marcadas con un</w:t>
+      </w:r>
+    </w:p>
+    <w:p>
+      <w:pPr>
+        <w:pBdr>
+          <w:left w:val="single" w:color="B9C6D3" w:sz="14" w:space="8"/>
+        </w:pBdr>
+        <w:shd w:fill="F4F7FA" w:val="clear"/>
+        <w:spacing w:after="0"/>
+      </w:pPr>
+      <w:r>
+        <w:rPr>
+          <w:rFonts w:ascii="Consolas" w:cs="Consolas" w:eastAsia="Consolas" w:hAnsi="Consolas"/>
+          <w:sz w:val="18"/>
+          <w:szCs w:val="18"/>
+        </w:rPr>
+        <w:t xml:space="preserve">recuadro ámbar más grueso, como huecos. Sobrio, nada de sellos rojos ni de gestos de rechazo.</w:t>
+      </w:r>
+    </w:p>
+    <w:p>
+      <w:pPr>
+        <w:pBdr>
+          <w:left w:val="single" w:color="B9C6D3" w:sz="14" w:space="8"/>
+        </w:pBdr>
+        <w:shd w:fill="F4F7FA" w:val="clear"/>
+        <w:spacing w:after="0"/>
+      </w:pPr>
+      <w:r>
+        <w:rPr>
+          <w:rFonts w:ascii="Consolas" w:cs="Consolas" w:eastAsia="Consolas" w:hAnsi="Consolas"/>
+          <w:sz w:val="18"/>
+          <w:szCs w:val="18"/>
+        </w:rPr>
+        <w:t xml:space="preserve">Estilo Design Modeling Academy: fondo azul marino #0E2438, acentos en ámbar #E8A04A, tipografía</w:t>
+      </w:r>
+    </w:p>
+    <w:p>
+      <w:pPr>
+        <w:pBdr>
+          <w:left w:val="single" w:color="B9C6D3" w:sz="14" w:space="8"/>
+        </w:pBdr>
+        <w:shd w:fill="F4F7FA" w:val="clear"/>
+        <w:spacing w:after="0"/>
+      </w:pPr>
+      <w:r>
+        <w:rPr>
+          <w:rFonts w:ascii="Consolas" w:cs="Consolas" w:eastAsia="Consolas" w:hAnsi="Consolas"/>
+          <w:sz w:val="18"/>
+          <w:szCs w:val="18"/>
+        </w:rPr>
+        <w:t xml:space="preserve">sans-serif de palo seco muy gruesa, composición limpia y con aire, sin stock corporativo ni</w:t>
+      </w:r>
+    </w:p>
+    <w:p>
+      <w:pPr>
+        <w:pBdr>
+          <w:left w:val="single" w:color="B9C6D3" w:sz="14" w:space="8"/>
+        </w:pBdr>
+        <w:shd w:fill="F4F7FA" w:val="clear"/>
+        <w:spacing w:after="0"/>
+      </w:pPr>
+      <w:r>
+        <w:rPr>
+          <w:rFonts w:ascii="Consolas" w:cs="Consolas" w:eastAsia="Consolas" w:hAnsi="Consolas"/>
+          <w:sz w:val="18"/>
+          <w:szCs w:val="18"/>
+        </w:rPr>
+        <w:t xml:space="preserve">gente sonriendo a cámara. El texto final se monta en Canva: la IA entrega el fondo y los</w:t>
+      </w:r>
+    </w:p>
+    <w:p>
+      <w:pPr>
+        <w:pBdr>
+          <w:left w:val="single" w:color="B9C6D3" w:sz="14" w:space="8"/>
+        </w:pBdr>
+        <w:shd w:fill="F4F7FA" w:val="clear"/>
+        <w:spacing w:after="140"/>
+      </w:pPr>
+      <w:r>
+        <w:rPr>
+          <w:rFonts w:ascii="Consolas" w:cs="Consolas" w:eastAsia="Consolas" w:hAnsi="Consolas"/>
+          <w:sz w:val="18"/>
+          <w:szCs w:val="18"/>
+        </w:rPr>
+        <w:t xml:space="preserve">elementos, no las letras.</w:t>
+      </w:r>
+    </w:p>
+    <w:p>
+      <w:pPr>
+        <w:spacing w:after="100" w:before="280"/>
+      </w:pPr>
+      <w:r>
+        <w:rPr>
+          <w:b/>
+          <w:bCs/>
+          <w:color w:val="C96A1C"/>
+          <w:sz w:val="26"/>
+          <w:szCs w:val="26"/>
+        </w:rPr>
+        <w:t xml:space="preserve">El montaje en GoHighLevel — el mismo para los tres</w:t>
+      </w:r>
+    </w:p>
+    <w:p>
+      <w:pPr>
+        <w:spacing w:after="80"/>
+        <w:rPr>
+          <w:b/>
+          <w:bCs/>
+        </w:rPr>
+      </w:pPr>
+      <w:r>
+        <w:rPr>
+          <w:b/>
+          <w:bCs/>
+          <w:sz w:val="21"/>
+          <w:szCs w:val="21"/>
+        </w:rPr>
+        <w:t xml:space="preserve">1. El archivo, con URL propia y estable</w:t>
+      </w:r>
+    </w:p>
+    <w:p>
+      <w:pPr>
+        <w:spacing w:after="80"/>
+      </w:pPr>
+      <w:r>
+        <w:rPr>
+          <w:sz w:val="21"/>
+          <w:szCs w:val="21"/>
+        </w:rPr>
+        <w:t xml:space="preserve">El PDF o el ZIP se sube y queda con una URL fija que no cambie nunca. Si mañana se reemplaza el archivo, se reemplaza en esa misma URL — porque esa dirección va a quedar escrita en correos, en DMs y en comentarios que siguen vivos meses después.</w:t>
+      </w:r>
+    </w:p>
+    <w:p>
+      <w:pPr>
+        <w:spacing w:after="80"/>
+        <w:rPr>
+          <w:b/>
+          <w:bCs/>
+        </w:rPr>
+      </w:pPr>
+      <w:r>
+        <w:rPr>
+          <w:b/>
+          <w:bCs/>
+          <w:sz w:val="21"/>
+          <w:szCs w:val="21"/>
+        </w:rPr>
+        <w:t xml:space="preserve">2. Embudo de dos páginas</w:t>
+      </w:r>
+    </w:p>
+    <w:p>
+      <w:pPr>
+        <w:spacing w:after="80"/>
+      </w:pPr>
+      <w:r>
+        <w:rPr>
+          <w:sz w:val="21"/>
+          <w:szCs w:val="21"/>
+        </w:rPr>
+        <w:t xml:space="preserve">Página 1: la captura, con el formulario a la vista sin tener que bajar. Página 2: gracias, y ahí mismo el BOTÓN DE DESCARGA. El acceso es inmediato en pantalla. Nunca poner «te lo enviamos por correo» si no existe un workflow que lo envíe: es la promesa que más rápido se rompe.</w:t>
+      </w:r>
+    </w:p>
+    <w:p>
+      <w:pPr>
+        <w:spacing w:after="80"/>
+        <w:rPr>
+          <w:b/>
+          <w:bCs/>
+        </w:rPr>
+      </w:pPr>
+      <w:r>
+        <w:rPr>
+          <w:b/>
+          <w:bCs/>
+          <w:sz w:val="21"/>
+          <w:szCs w:val="21"/>
+        </w:rPr>
+        <w:t xml:space="preserve">3. Formulario nativo de GHL, no de terceros</w:t>
+      </w:r>
+    </w:p>
+    <w:p>
+      <w:pPr>
+        <w:spacing w:after="80"/>
+      </w:pPr>
+      <w:r>
+        <w:rPr>
+          <w:sz w:val="21"/>
+          <w:szCs w:val="21"/>
+        </w:rPr>
+        <w:t xml:space="preserve">Nombre, correo, WhatsApp y una pregunta de perfil («¿en qué trabajas hoy?»). El formulario nativo mete el contacto directo al CRM sin costo por ejecución; el Inbound Webhook es prémium y cobra por cada envío. Al terminar, redirección automática a la página 2.</w:t>
+      </w:r>
+    </w:p>
+    <w:p>
+      <w:pPr>
+        <w:spacing w:after="80"/>
+        <w:rPr>
+          <w:b/>
+          <w:bCs/>
+        </w:rPr>
+      </w:pPr>
+      <w:r>
+        <w:rPr>
+          <w:b/>
+          <w:bCs/>
+          <w:sz w:val="21"/>
+          <w:szCs w:val="21"/>
+        </w:rPr>
+        <w:t xml:space="preserve">4. Etiquetas desde el primer segundo</w:t>
+      </w:r>
+    </w:p>
+    <w:p>
+      <w:pPr>
+        <w:spacing w:after="80"/>
+      </w:pPr>
+      <w:r>
+        <w:rPr>
+          <w:sz w:val="21"/>
+          <w:szCs w:val="21"/>
+        </w:rPr>
+        <w:t xml:space="preserve">Cada contacto entra con dos etiquetas: una de tema (lead-revit-ia, lead-dynamo, lead-memoria-calculo) y una de origen (origen-bot-GUIA, origen-form, origen-comunidad). Sin la etiqueta de origen, a fin de mes no se puede decir qué recurso trajo a quién, y la pregunta de si el lead magnet sirvió se queda sin respuesta.</w:t>
+      </w:r>
+    </w:p>
+    <w:p>
+      <w:pPr>
+        <w:spacing w:after="80"/>
+        <w:rPr>
+          <w:b/>
+          <w:bCs/>
+        </w:rPr>
+      </w:pPr>
+      <w:r>
+        <w:rPr>
+          <w:b/>
+          <w:bCs/>
+          <w:sz w:val="21"/>
+          <w:szCs w:val="21"/>
+        </w:rPr>
+        <w:t xml:space="preserve">5. Bot de palabra clave en Instagram y Facebook — DOS ramas separadas</w:t>
+      </w:r>
+    </w:p>
+    <w:p>
+      <w:pPr>
+        <w:spacing w:after="80"/>
+      </w:pPr>
+      <w:r>
+        <w:rPr>
+          <w:sz w:val="21"/>
+          <w:szCs w:val="21"/>
+        </w:rPr>
+        <w:t xml:space="preserve">Disparador de comentario filtrado por la palabra clave → respuesta pública → DM con el enlace. La acción de envío se configura POR SEPARADO para cada red: rama Instagram con DM de Instagram, rama Facebook con DM de Messenger. Nunca una sola acción compartida.</w:t>
+      </w:r>
+    </w:p>
+    <w:p>
+      <w:pPr>
+        <w:spacing w:after="80"/>
+        <w:rPr>
+          <w:b/>
+          <w:bCs/>
+        </w:rPr>
+      </w:pPr>
+      <w:r>
+        <w:rPr>
+          <w:b/>
+          <w:bCs/>
+          <w:sz w:val="21"/>
+          <w:szCs w:val="21"/>
+        </w:rPr>
+        <w:t xml:space="preserve">6. La respuesta pública lleva SIEMPRE el enlace</w:t>
+      </w:r>
+    </w:p>
+    <w:p>
+      <w:pPr>
+        <w:spacing w:after="80"/>
+      </w:pPr>
+      <w:r>
+        <w:rPr>
+          <w:sz w:val="21"/>
+          <w:szCs w:val="21"/>
+        </w:rPr>
+        <w:t xml:space="preserve">No «te escribí al DM». El enlace visible en el comentario es la red de seguridad real: si el DM falla, la persona igual llega. Es gratis ponerlo y es lo único que salva la pieza cuando el canal falla en silencio.</w:t>
+      </w:r>
+    </w:p>
+    <w:p>
+      <w:pPr>
+        <w:spacing w:after="80"/>
+        <w:rPr>
+          <w:b/>
+          <w:bCs/>
+        </w:rPr>
+      </w:pPr>
+      <w:r>
+        <w:rPr>
+          <w:b/>
+          <w:bCs/>
+          <w:sz w:val="21"/>
+          <w:szCs w:val="21"/>
+        </w:rPr>
+        <w:t xml:space="preserve">7. Secuencia de correos, tres toques</w:t>
+      </w:r>
+    </w:p>
+    <w:p>
+      <w:pPr>
+        <w:spacing w:after="80"/>
+      </w:pPr>
+      <w:r>
+        <w:rPr>
+          <w:sz w:val="21"/>
+          <w:szCs w:val="21"/>
+        </w:rPr>
+        <w:t xml:space="preserve">Correo 1 inmediato con el enlace otra vez (la gente cierra la página de gracias sin descargar). Correo 2 a las 48 h con un uso concreto del recurso. Correo 3 al día 5 con el puente al programa que le corresponde. La secuencia se enciende con la etiqueta de tema, no a mano.</w:t>
+      </w:r>
+    </w:p>
+    <w:p>
+      <w:pPr>
+        <w:spacing w:after="80"/>
+        <w:rPr>
+          <w:b/>
+          <w:bCs/>
+        </w:rPr>
+      </w:pPr>
+      <w:r>
+        <w:rPr>
+          <w:b/>
+          <w:bCs/>
+          <w:sz w:val="21"/>
+          <w:szCs w:val="21"/>
+        </w:rPr>
+        <w:t xml:space="preserve">8. Notificación interna al equipo</w:t>
+      </w:r>
+    </w:p>
+    <w:p>
+      <w:pPr>
+        <w:spacing w:after="80"/>
+      </w:pPr>
+      <w:r>
+        <w:rPr>
+          <w:sz w:val="21"/>
+          <w:szCs w:val="21"/>
+        </w:rPr>
+        <w:t xml:space="preserve">Cada lead nuevo avisa al setter con el nombre del recurso y la respuesta de perfil. Un lead de memoria de cálculo no se trabaja igual que uno de Dynamo, y esa diferencia se pierde si todos caen en la misma bandeja sin etiqueta.</w:t>
+      </w:r>
+    </w:p>
+    <w:p>
+      <w:pPr>
+        <w:spacing w:after="80"/>
+        <w:rPr>
+          <w:b/>
+          <w:bCs/>
+        </w:rPr>
+      </w:pPr>
+      <w:r>
+        <w:rPr>
+          <w:b/>
+          <w:bCs/>
+          <w:sz w:val="21"/>
+          <w:szCs w:val="21"/>
+        </w:rPr>
+        <w:t xml:space="preserve">9. Prueba de punta a punta ANTES de publicar el post</w:t>
+      </w:r>
+    </w:p>
+    <w:p>
+      <w:pPr>
+        <w:spacing w:after="80"/>
+      </w:pPr>
+      <w:r>
+        <w:rPr>
+          <w:sz w:val="21"/>
+          <w:szCs w:val="21"/>
+        </w:rPr>
+        <w:t xml:space="preserve">La prueba se hace comentando la palabra en Instagram Y en la copia de Facebook del mismo post. Es la única forma de detectar la falla de abajo antes de que la vean 3.000 personas.</w:t>
+      </w:r>
+    </w:p>
+    <w:p>
+      <w:pPr>
+        <w:spacing w:after="80"/>
+        <w:rPr>
+          <w:color w:val="A33B2A"/>
+        </w:rPr>
+      </w:pPr>
+      <w:r>
+        <w:rPr>
+          <w:color w:val="A33B2A"/>
+          <w:sz w:val="21"/>
+          <w:szCs w:val="21"/>
+        </w:rPr>
+        <w:t xml:space="preserve">El DM que falla en silencio — julio de 2026, unos 35 leads perdidos. Cuando el post nace en Instagram y aparece también en Facebook, mucha gente comenta en la copia de Facebook. Si la acción «enviar DM» está atada solo al canal de Instagram, el envío falla y el workflow igual marca el paso como ejecutado: el ID de quien comentó es de Facebook, no de Instagram. La respuesta pública sí sale siempre, y por eso nadie se da cuenta. Se arregla con los pasos 5, 6 y 9 — los tres, no uno.</w:t>
+      </w:r>
+    </w:p>
+    <w:p>
+      <w:pPr>
+        <w:spacing w:after="100" w:before="280"/>
+      </w:pPr>
+      <w:r>
+        <w:rPr>
+          <w:b/>
+          <w:bCs/>
+          <w:color w:val="C96A1C"/>
+          <w:sz w:val="26"/>
+          <w:szCs w:val="26"/>
+        </w:rPr>
+        <w:t xml:space="preserve">Prueba de punta a punta antes de publicar</w:t>
+      </w:r>
+    </w:p>
+    <w:p>
+      <w:pPr>
+        <w:spacing w:after="80"/>
+      </w:pPr>
+      <w:r>
+        <w:rPr>
+          <w:sz w:val="21"/>
+          <w:szCs w:val="21"/>
+        </w:rPr>
+        <w:t xml:space="preserve">☐  Comentar la palabra clave en Instagram → llega el DM con el enlace.</w:t>
+      </w:r>
+    </w:p>
+    <w:p>
+      <w:pPr>
+        <w:spacing w:after="80"/>
+      </w:pPr>
+      <w:r>
+        <w:rPr>
+          <w:sz w:val="21"/>
+          <w:szCs w:val="21"/>
+        </w:rPr>
+        <w:t xml:space="preserve">☐  Comentar la palabra clave en la copia de Facebook → llega el DM por Messenger.</w:t>
+      </w:r>
+    </w:p>
+    <w:p>
+      <w:pPr>
+        <w:spacing w:after="80"/>
+      </w:pPr>
+      <w:r>
+        <w:rPr>
+          <w:sz w:val="21"/>
+          <w:szCs w:val="21"/>
+        </w:rPr>
+        <w:t xml:space="preserve">☐  La respuesta pública automática incluye el enlace visible.</w:t>
+      </w:r>
+    </w:p>
+    <w:p>
+      <w:pPr>
+        <w:spacing w:after="80"/>
+      </w:pPr>
+      <w:r>
+        <w:rPr>
+          <w:sz w:val="21"/>
+          <w:szCs w:val="21"/>
+        </w:rPr>
+        <w:t xml:space="preserve">☐  El enlace abre la página de captura en teléfono, no solo en computador.</w:t>
+      </w:r>
+    </w:p>
+    <w:p>
+      <w:pPr>
+        <w:spacing w:after="80"/>
+      </w:pPr>
+      <w:r>
+        <w:rPr>
+          <w:sz w:val="21"/>
+          <w:szCs w:val="21"/>
+        </w:rPr>
+        <w:t xml:space="preserve">☐  Enviar el formulario → redirige solo a la página de gracias.</w:t>
+      </w:r>
+    </w:p>
+    <w:p>
+      <w:pPr>
+        <w:spacing w:after="80"/>
+      </w:pPr>
+      <w:r>
+        <w:rPr>
+          <w:sz w:val="21"/>
+          <w:szCs w:val="21"/>
+        </w:rPr>
+        <w:t xml:space="preserve">☐  El botón de descarga de la página de gracias entrega el archivo correcto.</w:t>
+      </w:r>
+    </w:p>
+    <w:p>
+      <w:pPr>
+        <w:spacing w:after="80"/>
+      </w:pPr>
+      <w:r>
+        <w:rPr>
+          <w:sz w:val="21"/>
+          <w:szCs w:val="21"/>
+        </w:rPr>
+        <w:t xml:space="preserve">☐  El contacto aparece en el CRM con sus dos etiquetas.</w:t>
+      </w:r>
+    </w:p>
+    <w:p>
+      <w:pPr>
+        <w:spacing w:after="80"/>
+      </w:pPr>
+      <w:r>
+        <w:rPr>
+          <w:sz w:val="21"/>
+          <w:szCs w:val="21"/>
+        </w:rPr>
+        <w:t xml:space="preserve">☐  Llega el correo 1 con el enlace.</w:t>
+      </w:r>
+    </w:p>
+    <w:p>
+      <w:pPr>
+        <w:spacing w:after="80"/>
+      </w:pPr>
+      <w:r>
+        <w:rPr>
+          <w:sz w:val="21"/>
+          <w:szCs w:val="21"/>
+        </w:rPr>
+        <w:t xml:space="preserve">☐  El setter recibe la notificación con el nombre del recurso.</w:t>
+      </w:r>
+    </w:p>
+    <w:p>
+      <w:pPr>
+        <w:spacing w:after="80"/>
+      </w:pPr>
+      <w:r>
+        <w:rPr>
+          <w:sz w:val="21"/>
+          <w:szCs w:val="21"/>
+        </w:rPr>
+        <w:t xml:space="preserve">☐  Borrar los contactos de prueba antes de publicar.</w:t>
+      </w:r>
+    </w:p>
+    <w:p>
+      <w:r>
+        <w:br w:type="page"/>
+      </w:r>
+    </w:p>
+    <w:p>
+      <w:pPr>
+        <w:pStyle w:val="Heading1"/>
+        <w:spacing w:after="140" w:before="360"/>
+      </w:pPr>
+      <w:r>
+        <w:rPr>
+          <w:b/>
+          <w:bCs/>
+          <w:color w:val="0E2438"/>
+        </w:rPr>
+        <w:t xml:space="preserve">6 · GRUPO 1 · Feed principal — Instagram + Facebook + TikTok + YouTube Shorts</w:t>
+      </w:r>
+    </w:p>
+    <w:p>
+      <w:pPr>
+        <w:spacing w:after="80"/>
+        <w:rPr>
+          <w:i/>
+          <w:iCs/>
+          <w:color w:val="5A6B7B"/>
+        </w:rPr>
+      </w:pPr>
+      <w:r>
+        <w:rPr>
+          <w:i/>
+          <w:iCs/>
+          <w:color w:val="5A6B7B"/>
+          <w:sz w:val="21"/>
+          <w:szCs w:val="21"/>
+        </w:rPr>
+        <w:t xml:space="preserve">El mismo contenido adaptado a cada red del grupo (YouTube Shorts SOLO recibe los reels). Publicacion base lunes, miercoles y viernes. Encima van las 6 piezas de lead magnet: el reel los martes 8, 22 y 29 y el carrusel o post plano los jueves 10, 24 y 1 de octubre. Esas seis son ADICIONALES: no ocupan ninguno de los doce huecos base. TODO es contenido NUEVO: los reels grabados en agosto que nunca se publicaron quedan fuera (decision de Dayana, 2-sep). Mezcla: 40% reels · 40% carruseles · 20% post plano.</w:t>
       </w:r>
     </w:p>
     <w:p>
@@ -27400,7 +29320,7 @@
                 <w:sz w:val="18"/>
                 <w:szCs w:val="18"/>
               </w:rPr>
-              <w:t xml:space="preserve">Vie 11</w:t>
+              <w:t xml:space="preserve">Jue 10</w:t>
             </w:r>
           </w:p>
         </w:tc>
@@ -27414,7 +29334,7 @@
                 <w:sz w:val="18"/>
                 <w:szCs w:val="18"/>
               </w:rPr>
-              <w:t xml:space="preserve">POST PLANO (1 imagen)</w:t>
+              <w:t xml:space="preserve">CARRUSEL (7 slides) — EXTRA lanzamiento de recurso</w:t>
             </w:r>
           </w:p>
         </w:tc>
@@ -27428,7 +29348,7 @@
                 <w:sz w:val="18"/>
                 <w:szCs w:val="18"/>
               </w:rPr>
-              <w:t xml:space="preserve">🎯 valor</w:t>
+              <w:t xml:space="preserve">lanzamiento-recurso</w:t>
             </w:r>
           </w:p>
         </w:tc>
@@ -27442,7 +29362,7 @@
                 <w:sz w:val="18"/>
                 <w:szCs w:val="18"/>
               </w:rPr>
-              <w:t xml:space="preserve">Dato de cálculo: la cuantía mínima de una columna</w:t>
+              <w:t xml:space="preserve">⚠️ SIN GUION: lm-revit-chatgpt-feed</w:t>
             </w:r>
           </w:p>
         </w:tc>
@@ -27458,7 +29378,7 @@
                 <w:sz w:val="18"/>
                 <w:szCs w:val="18"/>
               </w:rPr>
-              <w:t xml:space="preserve">Lun 14</w:t>
+              <w:t xml:space="preserve">Vie 11</w:t>
             </w:r>
           </w:p>
         </w:tc>
@@ -27472,7 +29392,7 @@
                 <w:sz w:val="18"/>
                 <w:szCs w:val="18"/>
               </w:rPr>
-              <w:t xml:space="preserve">CARRUSEL (7 slides)</w:t>
+              <w:t xml:space="preserve">POST PLANO (1 imagen)</w:t>
             </w:r>
           </w:p>
         </w:tc>
@@ -27500,7 +29420,7 @@
                 <w:sz w:val="18"/>
                 <w:szCs w:val="18"/>
               </w:rPr>
-              <w:t xml:space="preserve">Mejores prácticas para la coordinación en Navisworks</w:t>
+              <w:t xml:space="preserve">Dato de cálculo: la cuantía mínima de una columna</w:t>
             </w:r>
           </w:p>
         </w:tc>
@@ -27516,7 +29436,7 @@
                 <w:sz w:val="18"/>
                 <w:szCs w:val="18"/>
               </w:rPr>
-              <w:t xml:space="preserve">Mie 16</w:t>
+              <w:t xml:space="preserve">Lun 14</w:t>
             </w:r>
           </w:p>
         </w:tc>
@@ -27530,7 +29450,7 @@
                 <w:sz w:val="18"/>
                 <w:szCs w:val="18"/>
               </w:rPr>
-              <w:t xml:space="preserve">REEL (grabar)</w:t>
+              <w:t xml:space="preserve">CARRUSEL (7 slides)</w:t>
             </w:r>
           </w:p>
         </w:tc>
@@ -27558,7 +29478,7 @@
                 <w:sz w:val="18"/>
                 <w:szCs w:val="18"/>
               </w:rPr>
-              <w:t xml:space="preserve">⚠️ SIN GUION: reel-duplicados</w:t>
+              <w:t xml:space="preserve">Mejores prácticas para la coordinación en Navisworks</w:t>
             </w:r>
           </w:p>
         </w:tc>
@@ -27574,7 +29494,7 @@
                 <w:sz w:val="18"/>
                 <w:szCs w:val="18"/>
               </w:rPr>
-              <w:t xml:space="preserve">Vie 18</w:t>
+              <w:t xml:space="preserve">Mie 16</w:t>
             </w:r>
           </w:p>
         </w:tc>
@@ -27616,7 +29536,7 @@
                 <w:sz w:val="18"/>
                 <w:szCs w:val="18"/>
               </w:rPr>
-              <w:t xml:space="preserve">⚠️ SIN GUION: reel-advertencias</w:t>
+              <w:t xml:space="preserve">⚠️ SIN GUION: reel-duplicados</w:t>
             </w:r>
           </w:p>
         </w:tc>
@@ -27632,7 +29552,7 @@
                 <w:sz w:val="18"/>
                 <w:szCs w:val="18"/>
               </w:rPr>
-              <w:t xml:space="preserve">Lun 21</w:t>
+              <w:t xml:space="preserve">Vie 18</w:t>
             </w:r>
           </w:p>
         </w:tc>
@@ -27646,7 +29566,7 @@
                 <w:sz w:val="18"/>
                 <w:szCs w:val="18"/>
               </w:rPr>
-              <w:t xml:space="preserve">CARRUSEL (8 slides)</w:t>
+              <w:t xml:space="preserve">REEL (grabar)</w:t>
             </w:r>
           </w:p>
         </w:tc>
@@ -27674,7 +29594,7 @@
                 <w:sz w:val="18"/>
                 <w:szCs w:val="18"/>
               </w:rPr>
-              <w:t xml:space="preserve">Errores comunes al modelar en Revit y cómo evitarlos</w:t>
+              <w:t xml:space="preserve">⚠️ SIN GUION: reel-advertencias</w:t>
             </w:r>
           </w:p>
         </w:tc>
@@ -27690,7 +29610,7 @@
                 <w:sz w:val="18"/>
                 <w:szCs w:val="18"/>
               </w:rPr>
-              <w:t xml:space="preserve">Mar 22</w:t>
+              <w:t xml:space="preserve">Lun 21</w:t>
             </w:r>
           </w:p>
         </w:tc>
@@ -27704,7 +29624,7 @@
                 <w:sz w:val="18"/>
                 <w:szCs w:val="18"/>
               </w:rPr>
-              <w:t xml:space="preserve">REEL (grabar) — EXTRA lanzamiento de recurso</w:t>
+              <w:t xml:space="preserve">CARRUSEL (8 slides)</w:t>
             </w:r>
           </w:p>
         </w:tc>
@@ -27718,7 +29638,7 @@
                 <w:sz w:val="18"/>
                 <w:szCs w:val="18"/>
               </w:rPr>
-              <w:t xml:space="preserve">lanzamiento-recurso</w:t>
+              <w:t xml:space="preserve">🎯 valor</w:t>
             </w:r>
           </w:p>
         </w:tc>
@@ -27732,7 +29652,7 @@
                 <w:sz w:val="18"/>
                 <w:szCs w:val="18"/>
               </w:rPr>
-              <w:t xml:space="preserve">⚠️ SIN GUION: pauta-dynamo</w:t>
+              <w:t xml:space="preserve">Errores comunes al modelar en Revit y cómo evitarlos</w:t>
             </w:r>
           </w:p>
         </w:tc>
@@ -27748,7 +29668,7 @@
                 <w:sz w:val="18"/>
                 <w:szCs w:val="18"/>
               </w:rPr>
-              <w:t xml:space="preserve">Mie 23</w:t>
+              <w:t xml:space="preserve">Mar 22</w:t>
             </w:r>
           </w:p>
         </w:tc>
@@ -27762,7 +29682,7 @@
                 <w:sz w:val="18"/>
                 <w:szCs w:val="18"/>
               </w:rPr>
-              <w:t xml:space="preserve">CARRUSEL (8 slides)</w:t>
+              <w:t xml:space="preserve">REEL (grabar) — EXTRA lanzamiento de recurso</w:t>
             </w:r>
           </w:p>
         </w:tc>
@@ -27776,7 +29696,7 @@
                 <w:sz w:val="18"/>
                 <w:szCs w:val="18"/>
               </w:rPr>
-              <w:t xml:space="preserve">💰 venta</w:t>
+              <w:t xml:space="preserve">lanzamiento-recurso</w:t>
             </w:r>
           </w:p>
         </w:tc>
@@ -27790,7 +29710,7 @@
                 <w:sz w:val="18"/>
                 <w:szCs w:val="18"/>
               </w:rPr>
-              <w:t xml:space="preserve">Las 4 puertas: ¿en qué etapa BIM estás?</w:t>
+              <w:t xml:space="preserve">⚠️ SIN GUION: pauta-dynamo</w:t>
             </w:r>
           </w:p>
         </w:tc>
@@ -27806,7 +29726,7 @@
                 <w:sz w:val="18"/>
                 <w:szCs w:val="18"/>
               </w:rPr>
-              <w:t xml:space="preserve">Vie 25</w:t>
+              <w:t xml:space="preserve">Mie 23</w:t>
             </w:r>
           </w:p>
         </w:tc>
@@ -27820,7 +29740,7 @@
                 <w:sz w:val="18"/>
                 <w:szCs w:val="18"/>
               </w:rPr>
-              <w:t xml:space="preserve">REEL (grabar)</w:t>
+              <w:t xml:space="preserve">CARRUSEL (8 slides)</w:t>
             </w:r>
           </w:p>
         </w:tc>
@@ -27834,7 +29754,7 @@
                 <w:sz w:val="18"/>
                 <w:szCs w:val="18"/>
               </w:rPr>
-              <w:t xml:space="preserve">🎯 valor</w:t>
+              <w:t xml:space="preserve">💰 venta</w:t>
             </w:r>
           </w:p>
         </w:tc>
@@ -27848,7 +29768,7 @@
                 <w:sz w:val="18"/>
                 <w:szCs w:val="18"/>
               </w:rPr>
-              <w:t xml:space="preserve">⚠️ SIN GUION: reel-cita-norma</w:t>
+              <w:t xml:space="preserve">Las 4 puertas: ¿en qué etapa BIM estás?</w:t>
             </w:r>
           </w:p>
         </w:tc>
@@ -27864,7 +29784,7 @@
                 <w:sz w:val="18"/>
                 <w:szCs w:val="18"/>
               </w:rPr>
-              <w:t xml:space="preserve">Lun 28</w:t>
+              <w:t xml:space="preserve">Jue 24</w:t>
             </w:r>
           </w:p>
         </w:tc>
@@ -27878,7 +29798,7 @@
                 <w:sz w:val="18"/>
                 <w:szCs w:val="18"/>
               </w:rPr>
-              <w:t xml:space="preserve">CARRUSEL (6 slides)</w:t>
+              <w:t xml:space="preserve">CARRUSEL (6 slides) — EXTRA lanzamiento de recurso</w:t>
             </w:r>
           </w:p>
         </w:tc>
@@ -27892,7 +29812,7 @@
                 <w:sz w:val="18"/>
                 <w:szCs w:val="18"/>
               </w:rPr>
-              <w:t xml:space="preserve">💰 venta</w:t>
+              <w:t xml:space="preserve">lanzamiento-recurso</w:t>
             </w:r>
           </w:p>
         </w:tc>
@@ -27906,7 +29826,7 @@
                 <w:sz w:val="18"/>
                 <w:szCs w:val="18"/>
               </w:rPr>
-              <w:t xml:space="preserve">ACERO ahora responde: el tutor de IA de la Especialización</w:t>
+              <w:t xml:space="preserve">⚠️ SIN GUION: lm-dynamo-python-feed</w:t>
             </w:r>
           </w:p>
         </w:tc>
@@ -27922,7 +29842,7 @@
                 <w:sz w:val="18"/>
                 <w:szCs w:val="18"/>
               </w:rPr>
-              <w:t xml:space="preserve">Mar 29</w:t>
+              <w:t xml:space="preserve">Vie 25</w:t>
             </w:r>
           </w:p>
         </w:tc>
@@ -27936,7 +29856,7 @@
                 <w:sz w:val="18"/>
                 <w:szCs w:val="18"/>
               </w:rPr>
-              <w:t xml:space="preserve">REEL (grabar) — EXTRA lanzamiento de recurso</w:t>
+              <w:t xml:space="preserve">REEL (grabar)</w:t>
             </w:r>
           </w:p>
         </w:tc>
@@ -27950,7 +29870,7 @@
                 <w:sz w:val="18"/>
                 <w:szCs w:val="18"/>
               </w:rPr>
-              <w:t xml:space="preserve">lanzamiento-recurso</w:t>
+              <w:t xml:space="preserve">🎯 valor</w:t>
             </w:r>
           </w:p>
         </w:tc>
@@ -27964,7 +29884,7 @@
                 <w:sz w:val="18"/>
                 <w:szCs w:val="18"/>
               </w:rPr>
-              <w:t xml:space="preserve">⚠️ SIN GUION: pauta-memoria</w:t>
+              <w:t xml:space="preserve">⚠️ SIN GUION: reel-cita-norma</w:t>
             </w:r>
           </w:p>
         </w:tc>
@@ -27980,6 +29900,122 @@
                 <w:sz w:val="18"/>
                 <w:szCs w:val="18"/>
               </w:rPr>
+              <w:t xml:space="preserve">Lun 28</w:t>
+            </w:r>
+          </w:p>
+        </w:tc>
+        <w:tc>
+          <w:tcPr>
+            <w:tcW w:type="dxa" w:w="2300"/>
+          </w:tcPr>
+          <w:p>
+            <w:r>
+              <w:rPr>
+                <w:sz w:val="18"/>
+                <w:szCs w:val="18"/>
+              </w:rPr>
+              <w:t xml:space="preserve">CARRUSEL (6 slides)</w:t>
+            </w:r>
+          </w:p>
+        </w:tc>
+        <w:tc>
+          <w:tcPr>
+            <w:tcW w:type="dxa" w:w="1400"/>
+          </w:tcPr>
+          <w:p>
+            <w:r>
+              <w:rPr>
+                <w:sz w:val="18"/>
+                <w:szCs w:val="18"/>
+              </w:rPr>
+              <w:t xml:space="preserve">💰 venta</w:t>
+            </w:r>
+          </w:p>
+        </w:tc>
+        <w:tc>
+          <w:tcPr>
+            <w:tcW w:type="dxa" w:w="6100"/>
+          </w:tcPr>
+          <w:p>
+            <w:r>
+              <w:rPr>
+                <w:sz w:val="18"/>
+                <w:szCs w:val="18"/>
+              </w:rPr>
+              <w:t xml:space="preserve">ACERO ahora responde: el tutor de IA de la Especialización</w:t>
+            </w:r>
+          </w:p>
+        </w:tc>
+      </w:tr>
+      <w:tr>
+        <w:tc>
+          <w:tcPr>
+            <w:tcW w:type="dxa" w:w="1600"/>
+          </w:tcPr>
+          <w:p>
+            <w:r>
+              <w:rPr>
+                <w:sz w:val="18"/>
+                <w:szCs w:val="18"/>
+              </w:rPr>
+              <w:t xml:space="preserve">Mar 29</w:t>
+            </w:r>
+          </w:p>
+        </w:tc>
+        <w:tc>
+          <w:tcPr>
+            <w:tcW w:type="dxa" w:w="2300"/>
+          </w:tcPr>
+          <w:p>
+            <w:r>
+              <w:rPr>
+                <w:sz w:val="18"/>
+                <w:szCs w:val="18"/>
+              </w:rPr>
+              <w:t xml:space="preserve">REEL (grabar) — EXTRA lanzamiento de recurso</w:t>
+            </w:r>
+          </w:p>
+        </w:tc>
+        <w:tc>
+          <w:tcPr>
+            <w:tcW w:type="dxa" w:w="1400"/>
+          </w:tcPr>
+          <w:p>
+            <w:r>
+              <w:rPr>
+                <w:sz w:val="18"/>
+                <w:szCs w:val="18"/>
+              </w:rPr>
+              <w:t xml:space="preserve">lanzamiento-recurso</w:t>
+            </w:r>
+          </w:p>
+        </w:tc>
+        <w:tc>
+          <w:tcPr>
+            <w:tcW w:type="dxa" w:w="6100"/>
+          </w:tcPr>
+          <w:p>
+            <w:r>
+              <w:rPr>
+                <w:sz w:val="18"/>
+                <w:szCs w:val="18"/>
+              </w:rPr>
+              <w:t xml:space="preserve">⚠️ SIN GUION: pauta-memoria</w:t>
+            </w:r>
+          </w:p>
+        </w:tc>
+      </w:tr>
+      <w:tr>
+        <w:tc>
+          <w:tcPr>
+            <w:tcW w:type="dxa" w:w="1600"/>
+          </w:tcPr>
+          <w:p>
+            <w:r>
+              <w:rPr>
+                <w:sz w:val="18"/>
+                <w:szCs w:val="18"/>
+              </w:rPr>
               <w:t xml:space="preserve">Mie 30</w:t>
             </w:r>
           </w:p>
@@ -28023,6 +30059,64 @@
                 <w:szCs w:val="18"/>
               </w:rPr>
               <w:t xml:space="preserve">⚠️ SIN GUION: reel-limite-ia</w:t>
+            </w:r>
+          </w:p>
+        </w:tc>
+      </w:tr>
+      <w:tr>
+        <w:tc>
+          <w:tcPr>
+            <w:tcW w:type="dxa" w:w="1600"/>
+          </w:tcPr>
+          <w:p>
+            <w:r>
+              <w:rPr>
+                <w:sz w:val="18"/>
+                <w:szCs w:val="18"/>
+              </w:rPr>
+              <w:t xml:space="preserve">Jue 1 oct</w:t>
+            </w:r>
+          </w:p>
+        </w:tc>
+        <w:tc>
+          <w:tcPr>
+            <w:tcW w:type="dxa" w:w="2300"/>
+          </w:tcPr>
+          <w:p>
+            <w:r>
+              <w:rPr>
+                <w:sz w:val="18"/>
+                <w:szCs w:val="18"/>
+              </w:rPr>
+              <w:t xml:space="preserve">POST PLANO (1 imagen) — EXTRA lanzamiento de recurso</w:t>
+            </w:r>
+          </w:p>
+        </w:tc>
+        <w:tc>
+          <w:tcPr>
+            <w:tcW w:type="dxa" w:w="1400"/>
+          </w:tcPr>
+          <w:p>
+            <w:r>
+              <w:rPr>
+                <w:sz w:val="18"/>
+                <w:szCs w:val="18"/>
+              </w:rPr>
+              <w:t xml:space="preserve">lanzamiento-recurso</w:t>
+            </w:r>
+          </w:p>
+        </w:tc>
+        <w:tc>
+          <w:tcPr>
+            <w:tcW w:type="dxa" w:w="6100"/>
+          </w:tcPr>
+          <w:p>
+            <w:r>
+              <w:rPr>
+                <w:sz w:val="18"/>
+                <w:szCs w:val="18"/>
+              </w:rPr>
+              <w:t xml:space="preserve">⚠️ SIN GUION: lm-memoria-calculo-feed</w:t>
             </w:r>
           </w:p>
         </w:tc>
@@ -29273,6 +31367,65 @@
           <w:szCs w:val="21"/>
         </w:rPr>
         <w:t xml:space="preserve">Formato previsto: REEL (grabar) · Redes: (las del grupo)</w:t>
+      </w:r>
+    </w:p>
+    <w:p>
+      <w:pPr>
+        <w:pBdr>
+          <w:bottom w:val="single" w:color="C96A1C" w:sz="12" w:space="6"/>
+        </w:pBdr>
+        <w:spacing w:after="60" w:before="340"/>
+      </w:pPr>
+      <w:r>
+        <w:rPr>
+          <w:b/>
+          <w:bCs/>
+          <w:color w:val="C96A1C"/>
+          <w:sz w:val="24"/>
+          <w:szCs w:val="24"/>
+        </w:rPr>
+        <w:t xml:space="preserve">Jue 10  ·  </w:t>
+      </w:r>
+      <w:r>
+        <w:rPr>
+          <w:b/>
+          <w:bCs/>
+          <w:color w:val="0E2438"/>
+          <w:sz w:val="24"/>
+          <w:szCs w:val="24"/>
+        </w:rPr>
+        <w:t xml:space="preserve">(pendiente de definir)</w:t>
+      </w:r>
+    </w:p>
+    <w:p>
+      <w:pPr>
+        <w:pBdr>
+          <w:left w:val="single" w:color="C96A1C" w:sz="18" w:space="8"/>
+        </w:pBdr>
+        <w:shd w:fill="F4F7FA" w:val="clear"/>
+        <w:spacing w:after="100"/>
+      </w:pPr>
+      <w:r>
+        <w:rPr>
+          <w:i/>
+          <w:iCs/>
+          <w:color w:val="5A6B7B"/>
+          <w:sz w:val="20"/>
+          <w:szCs w:val="20"/>
+        </w:rPr>
+        <w:t xml:space="preserve">Segunda pieza del mismo recurso, dos dias despues del reel del Mar 8. El reel da alcance y el carrusel da guardados: un error de Revit se guarda para cuando vuelva a pasar. Los cinco que salen estan sacados de la guia YA PUBLICADA, no inventados. Desarrollo, slides y prompt en la pestaña Lead magnets.</w:t>
+      </w:r>
+    </w:p>
+    <w:p>
+      <w:pPr>
+        <w:spacing w:after="80"/>
+      </w:pPr>
+      <w:r>
+        <w:rPr>
+          <w:sz w:val="21"/>
+          <w:szCs w:val="21"/>
+        </w:rPr>
+        <w:t xml:space="preserve">Formato previsto: CARRUSEL (7 slides) — EXTRA lanzamiento de recurso · Redes: (las del grupo)</w:t>
       </w:r>
     </w:p>
     <w:p>
@@ -34484,6 +36637,65 @@
           <w:sz w:val="24"/>
           <w:szCs w:val="24"/>
         </w:rPr>
+        <w:t xml:space="preserve">Jue 24  ·  </w:t>
+      </w:r>
+      <w:r>
+        <w:rPr>
+          <w:b/>
+          <w:bCs/>
+          <w:color w:val="0E2438"/>
+          <w:sz w:val="24"/>
+          <w:szCs w:val="24"/>
+        </w:rPr>
+        <w:t xml:space="preserve">(pendiente de definir)</w:t>
+      </w:r>
+    </w:p>
+    <w:p>
+      <w:pPr>
+        <w:pBdr>
+          <w:left w:val="single" w:color="C96A1C" w:sz="18" w:space="8"/>
+        </w:pBdr>
+        <w:shd w:fill="F4F7FA" w:val="clear"/>
+        <w:spacing w:after="100"/>
+      </w:pPr>
+      <w:r>
+        <w:rPr>
+          <w:i/>
+          <w:iCs/>
+          <w:color w:val="5A6B7B"/>
+          <w:sz w:val="20"/>
+          <w:szCs w:val="20"/>
+        </w:rPr>
+        <w:t xml:space="preserve">Segunda pieza del mismo recurso, dos dias despues del reel del Mar 22. Dynamo es el tema de mejor guardado de la cuenta y el carrusel es el formato que mas se guarda. Cada slide es uno de los 5 scripts del pack. Desarrollo, slides y prompt en la pestaña Lead magnets.</w:t>
+      </w:r>
+    </w:p>
+    <w:p>
+      <w:pPr>
+        <w:spacing w:after="80"/>
+      </w:pPr>
+      <w:r>
+        <w:rPr>
+          <w:sz w:val="21"/>
+          <w:szCs w:val="21"/>
+        </w:rPr>
+        <w:t xml:space="preserve">Formato previsto: CARRUSEL (6 slides) — EXTRA lanzamiento de recurso · Redes: (las del grupo)</w:t>
+      </w:r>
+    </w:p>
+    <w:p>
+      <w:pPr>
+        <w:pBdr>
+          <w:bottom w:val="single" w:color="C96A1C" w:sz="12" w:space="6"/>
+        </w:pBdr>
+        <w:spacing w:after="60" w:before="340"/>
+      </w:pPr>
+      <w:r>
+        <w:rPr>
+          <w:b/>
+          <w:bCs/>
+          <w:color w:val="C96A1C"/>
+          <w:sz w:val="24"/>
+          <w:szCs w:val="24"/>
+        </w:rPr>
         <w:t xml:space="preserve">Vie 25  ·  </w:t>
       </w:r>
       <w:r>
@@ -36699,6 +38911,65 @@
           <w:szCs w:val="21"/>
         </w:rPr>
         <w:t xml:space="preserve">Formato previsto: REEL (grabar) · Redes: (las del grupo)</w:t>
+      </w:r>
+    </w:p>
+    <w:p>
+      <w:pPr>
+        <w:pBdr>
+          <w:bottom w:val="single" w:color="C96A1C" w:sz="12" w:space="6"/>
+        </w:pBdr>
+        <w:spacing w:after="60" w:before="340"/>
+      </w:pPr>
+      <w:r>
+        <w:rPr>
+          <w:b/>
+          <w:bCs/>
+          <w:color w:val="C96A1C"/>
+          <w:sz w:val="24"/>
+          <w:szCs w:val="24"/>
+        </w:rPr>
+        <w:t xml:space="preserve">Jue 1 oct  ·  </w:t>
+      </w:r>
+      <w:r>
+        <w:rPr>
+          <w:b/>
+          <w:bCs/>
+          <w:color w:val="0E2438"/>
+          <w:sz w:val="24"/>
+          <w:szCs w:val="24"/>
+        </w:rPr>
+        <w:t xml:space="preserve">(pendiente de definir)</w:t>
+      </w:r>
+    </w:p>
+    <w:p>
+      <w:pPr>
+        <w:pBdr>
+          <w:left w:val="single" w:color="C96A1C" w:sz="18" w:space="8"/>
+        </w:pBdr>
+        <w:shd w:fill="F4F7FA" w:val="clear"/>
+        <w:spacing w:after="100"/>
+      </w:pPr>
+      <w:r>
+        <w:rPr>
+          <w:i/>
+          <w:iCs/>
+          <w:color w:val="5A6B7B"/>
+          <w:sz w:val="20"/>
+          <w:szCs w:val="20"/>
+        </w:rPr>
+        <w:t xml:space="preserve">Segunda pieza del mismo recurso, dos dias despues del reel del Mar 29. Va en post plano porque cumple la regla de la casa: lleva dato de calculo verificable. Cierra el mes pidiendo MEMORIA una vez mas. Desarrollo y prompt en la pestaña Lead magnets.</w:t>
+      </w:r>
+    </w:p>
+    <w:p>
+      <w:pPr>
+        <w:spacing w:after="80"/>
+      </w:pPr>
+      <w:r>
+        <w:rPr>
+          <w:sz w:val="21"/>
+          <w:szCs w:val="21"/>
+        </w:rPr>
+        <w:t xml:space="preserve">Formato previsto: POST PLANO (1 imagen) — EXTRA lanzamiento de recurso · Redes: (las del grupo)</w:t>
       </w:r>
     </w:p>
     <w:p>
@@ -52045,7 +54316,7 @@
                 <w:sz w:val="18"/>
                 <w:szCs w:val="18"/>
               </w:rPr>
-              <w:t xml:space="preserve">5</w:t>
+              <w:t xml:space="preserve">7</w:t>
             </w:r>
           </w:p>
         </w:tc>
@@ -52105,7 +54376,7 @@
                 <w:sz w:val="18"/>
                 <w:szCs w:val="18"/>
               </w:rPr>
-              <w:t xml:space="preserve">2</w:t>
+              <w:t xml:space="preserve">3</w:t>
             </w:r>
           </w:p>
         </w:tc>
@@ -52120,10 +54391,10 @@
           <w:sz w:val="21"/>
           <w:szCs w:val="21"/>
         </w:rPr>
-        <w:t xml:space="preserve">El mes por grupos: 12 piezas base de feed (5 reels · 5 carruseles · 2 posts planos = 40/40/20) + 3 reels EXTRA de lanzamiento de recurso los martes 8, 22 y 29 + 12 mensajes de comunidades (Ma-Ju-Vi) + 4 blogs de sabado + 20 publicaciones de LinkedIn (L-V, 3 paginas) + historias diarias L-V con la venta los jueves + 4 correos + el paquete de publicidad de las 2 campañas que se sube completo el 7-sep. Todos los grupos cuentan la misma historia semanal adaptada a su canal.
-EL MES TIENE 14 REELS EN TOTAL: 5 de valor + 3 de lead magnet + 6 de venta (4 del Master y 2 de ACERO). Ocho salen en el feed; los seis de venta son creativos de campaña y no se publican en organico.
+        <w:t xml:space="preserve">El mes por grupos: 12 piezas base de feed (5 reels · 5 carruseles · 2 posts planos = 40/40/20) + 6 piezas EXTRA de lead magnet (un reel el martes y un carrusel o post plano el jueves, por cada uno de los tres recursos) + 12 mensajes de comunidades (Ma-Ju-Vi) + 4 blogs de sabado + 20 publicaciones de LinkedIn (L-V, 3 paginas) + historias diarias L-V con la venta los jueves + 4 correos + el paquete de publicidad de las 2 campañas que se sube completo el 7-sep. En total 18 piezas de feed. Todos los grupos cuentan la misma historia semanal adaptada a su canal.
+EL MES TIENE 14 REELS: 5 de valor + 3 de lead magnet + 6 de venta (4 del Master y 2 de ACERO). Ocho salen en el feed; los seis de venta son creativos de campaña y no se publican en organico.
 CAMBIO DEL 1-SEP: la campaña del Master pasa a venta POR MODULOS (4 anuncios nuevos con precio y formulario, mas el de diagnostico y el de la ruta). El BIM Level Test es ahora el calificador del setter. ACERO suma el tutor de IA en pauta y en el bot de Olympus.
-CAMBIO DEL 9-SEP: se completo el inventario de reels a 14. Los 4 del Master ya existian con guion pero solo se veian dentro de la pestaña de publicidad; de ACERO habia uno y se escribio el segundo. Los 3 lanzamientos de recurso pasaron a reel.</w:t>
+CAMBIO DEL 9-SEP: inventario de reels completado a 14, y cada lead magnet pasa a llevar DOS piezas de feed en vez de una — el reel y el carrusel o post plano — las dos adicionales a las 12 base.</w:t>
       </w:r>
     </w:p>
     <w:p>
